--- a/taniguchi/api/Fix/API設計書_ユーザー管理.docx
+++ b/taniguchi/api/Fix/API設計書_ユーザー管理.docx
@@ -228,11 +228,11 @@
   <Template>Normal.dotm</Template>
   <TotalTime>98</TotalTime>
   <Pages>61</Pages>
-  <Words>8682</Words>
-  <Characters>49490</Characters>
+  <Words>8698</Words>
+  <Characters>49585</Characters>
   <Application>Microsoft Office Word</Application>
   <DocSecurity>0</DocSecurity>
-  <Lines>412</Lines>
+  <Lines>413</Lines>
   <Paragraphs>116</Paragraphs>
   <ScaleCrop>false</ScaleCrop>
   <HeadingPairs>
@@ -252,7 +252,7 @@
   </TitlesOfParts>
   <Company/>
   <LinksUpToDate>false</LinksUpToDate>
-  <CharactersWithSpaces>58056</CharactersWithSpaces>
+  <CharactersWithSpaces>58167</CharactersWithSpaces>
   <SharedDoc>false</SharedDoc>
   <HyperlinksChanged>false</HyperlinksChanged>
   <AppVersion>16.0000</AppVersion>
@@ -266,7 +266,7 @@
   <cp:lastModifiedBy>緑 谷口</cp:lastModifiedBy>
   <cp:revision>54</cp:revision>
   <dcterms:created xsi:type="dcterms:W3CDTF">2026-03-01T00:24:00Z</dcterms:created>
-  <dcterms:modified xsi:type="dcterms:W3CDTF">2026-04-27T05:54:00Z</dcterms:modified>
+  <dcterms:modified xsi:type="dcterms:W3CDTF">2026-05-07T11:06:00Z</dcterms:modified>
 </cp:coreProperties>
 </file>
 
@@ -503,7 +503,7 @@
                                     <w:sz w:val="28"/>
                                     <w:szCs w:val="28"/>
                                   </w:rPr>
-                                  <w:t>2026年4月27日</w:t>
+                                  <w:t>2026年5月7日</w:t>
                                 </w:r>
                               </w:p>
                               <w:p>
@@ -701,7 +701,7 @@
                               <w:sz w:val="28"/>
                               <w:szCs w:val="28"/>
                             </w:rPr>
-                            <w:t>2026年4月27日</w:t>
+                            <w:t>2026年5月7日</w:t>
                           </w:r>
                         </w:p>
                         <w:p>
@@ -948,7 +948,7 @@
                   <w:spacing w:line="240" w:lineRule="auto"/>
                 </w:pPr>
                 <w:r>
-                  <w:t>2026/4/27</w:t>
+                  <w:t>2026/5/7</w:t>
                 </w:r>
               </w:p>
             </w:tc>
@@ -1330,7 +1330,7 @@
         <w:rPr>
           <w:noProof/>
         </w:rPr>
-        <w:instrText xml:space="preserve"> PAGEREF _Toc228194147 \h </w:instrText>
+        <w:instrText xml:space="preserve"> PAGEREF _Toc229076846 \h </w:instrText>
       </w:r>
       <w:r>
         <w:rPr>
@@ -1395,7 +1395,7 @@
         <w:rPr>
           <w:noProof/>
         </w:rPr>
-        <w:instrText xml:space="preserve"> PAGEREF _Toc228194148 \h </w:instrText>
+        <w:instrText xml:space="preserve"> PAGEREF _Toc229076847 \h </w:instrText>
       </w:r>
       <w:r>
         <w:rPr>
@@ -1460,7 +1460,7 @@
         <w:rPr>
           <w:noProof/>
         </w:rPr>
-        <w:instrText xml:space="preserve"> PAGEREF _Toc228194149 \h </w:instrText>
+        <w:instrText xml:space="preserve"> PAGEREF _Toc229076848 \h </w:instrText>
       </w:r>
       <w:r>
         <w:rPr>
@@ -1525,7 +1525,7 @@
         <w:rPr>
           <w:noProof/>
         </w:rPr>
-        <w:instrText xml:space="preserve"> PAGEREF _Toc228194150 \h </w:instrText>
+        <w:instrText xml:space="preserve"> PAGEREF _Toc229076849 \h </w:instrText>
       </w:r>
       <w:r>
         <w:rPr>
@@ -1590,7 +1590,7 @@
         <w:rPr>
           <w:noProof/>
         </w:rPr>
-        <w:instrText xml:space="preserve"> PAGEREF _Toc228194151 \h </w:instrText>
+        <w:instrText xml:space="preserve"> PAGEREF _Toc229076850 \h </w:instrText>
       </w:r>
       <w:r>
         <w:rPr>
@@ -1656,7 +1656,7 @@
         <w:rPr>
           <w:noProof/>
         </w:rPr>
-        <w:instrText xml:space="preserve"> PAGEREF _Toc228194152 \h </w:instrText>
+        <w:instrText xml:space="preserve"> PAGEREF _Toc229076851 \h </w:instrText>
       </w:r>
       <w:r>
         <w:rPr>
@@ -1721,7 +1721,7 @@
         <w:rPr>
           <w:noProof/>
         </w:rPr>
-        <w:instrText xml:space="preserve"> PAGEREF _Toc228194153 \h </w:instrText>
+        <w:instrText xml:space="preserve"> PAGEREF _Toc229076852 \h </w:instrText>
       </w:r>
       <w:r>
         <w:rPr>
@@ -1786,7 +1786,7 @@
         <w:rPr>
           <w:noProof/>
         </w:rPr>
-        <w:instrText xml:space="preserve"> PAGEREF _Toc228194154 \h </w:instrText>
+        <w:instrText xml:space="preserve"> PAGEREF _Toc229076853 \h </w:instrText>
       </w:r>
       <w:r>
         <w:rPr>
@@ -1851,7 +1851,7 @@
         <w:rPr>
           <w:noProof/>
         </w:rPr>
-        <w:instrText xml:space="preserve"> PAGEREF _Toc228194155 \h </w:instrText>
+        <w:instrText xml:space="preserve"> PAGEREF _Toc229076854 \h </w:instrText>
       </w:r>
       <w:r>
         <w:rPr>
@@ -1917,7 +1917,7 @@
         <w:rPr>
           <w:noProof/>
         </w:rPr>
-        <w:instrText xml:space="preserve"> PAGEREF _Toc228194156 \h </w:instrText>
+        <w:instrText xml:space="preserve"> PAGEREF _Toc229076855 \h </w:instrText>
       </w:r>
       <w:r>
         <w:rPr>
@@ -1982,7 +1982,7 @@
         <w:rPr>
           <w:noProof/>
         </w:rPr>
-        <w:instrText xml:space="preserve"> PAGEREF _Toc228194157 \h </w:instrText>
+        <w:instrText xml:space="preserve"> PAGEREF _Toc229076856 \h </w:instrText>
       </w:r>
       <w:r>
         <w:rPr>
@@ -2047,7 +2047,7 @@
         <w:rPr>
           <w:noProof/>
         </w:rPr>
-        <w:instrText xml:space="preserve"> PAGEREF _Toc228194158 \h </w:instrText>
+        <w:instrText xml:space="preserve"> PAGEREF _Toc229076857 \h </w:instrText>
       </w:r>
       <w:r>
         <w:rPr>
@@ -2112,7 +2112,7 @@
         <w:rPr>
           <w:noProof/>
         </w:rPr>
-        <w:instrText xml:space="preserve"> PAGEREF _Toc228194159 \h </w:instrText>
+        <w:instrText xml:space="preserve"> PAGEREF _Toc229076858 \h </w:instrText>
       </w:r>
       <w:r>
         <w:rPr>
@@ -2177,7 +2177,7 @@
         <w:rPr>
           <w:noProof/>
         </w:rPr>
-        <w:instrText xml:space="preserve"> PAGEREF _Toc228194160 \h </w:instrText>
+        <w:instrText xml:space="preserve"> PAGEREF _Toc229076859 \h </w:instrText>
       </w:r>
       <w:r>
         <w:rPr>
@@ -2242,7 +2242,7 @@
         <w:rPr>
           <w:noProof/>
         </w:rPr>
-        <w:instrText xml:space="preserve"> PAGEREF _Toc228194161 \h </w:instrText>
+        <w:instrText xml:space="preserve"> PAGEREF _Toc229076860 \h </w:instrText>
       </w:r>
       <w:r>
         <w:rPr>
@@ -2307,7 +2307,7 @@
         <w:rPr>
           <w:noProof/>
         </w:rPr>
-        <w:instrText xml:space="preserve"> PAGEREF _Toc228194162 \h </w:instrText>
+        <w:instrText xml:space="preserve"> PAGEREF _Toc229076861 \h </w:instrText>
       </w:r>
       <w:r>
         <w:rPr>
@@ -2372,7 +2372,7 @@
         <w:rPr>
           <w:noProof/>
         </w:rPr>
-        <w:instrText xml:space="preserve"> PAGEREF _Toc228194163 \h </w:instrText>
+        <w:instrText xml:space="preserve"> PAGEREF _Toc229076862 \h </w:instrText>
       </w:r>
       <w:r>
         <w:rPr>
@@ -2437,7 +2437,7 @@
         <w:rPr>
           <w:noProof/>
         </w:rPr>
-        <w:instrText xml:space="preserve"> PAGEREF _Toc228194164 \h </w:instrText>
+        <w:instrText xml:space="preserve"> PAGEREF _Toc229076863 \h </w:instrText>
       </w:r>
       <w:r>
         <w:rPr>
@@ -2502,7 +2502,7 @@
         <w:rPr>
           <w:noProof/>
         </w:rPr>
-        <w:instrText xml:space="preserve"> PAGEREF _Toc228194165 \h </w:instrText>
+        <w:instrText xml:space="preserve"> PAGEREF _Toc229076864 \h </w:instrText>
       </w:r>
       <w:r>
         <w:rPr>
@@ -2567,7 +2567,7 @@
         <w:rPr>
           <w:noProof/>
         </w:rPr>
-        <w:instrText xml:space="preserve"> PAGEREF _Toc228194166 \h </w:instrText>
+        <w:instrText xml:space="preserve"> PAGEREF _Toc229076865 \h </w:instrText>
       </w:r>
       <w:r>
         <w:rPr>
@@ -2632,7 +2632,7 @@
         <w:rPr>
           <w:noProof/>
         </w:rPr>
-        <w:instrText xml:space="preserve"> PAGEREF _Toc228194167 \h </w:instrText>
+        <w:instrText xml:space="preserve"> PAGEREF _Toc229076866 \h </w:instrText>
       </w:r>
       <w:r>
         <w:rPr>
@@ -2695,7 +2695,7 @@
         <w:rPr>
           <w:noProof/>
         </w:rPr>
-        <w:instrText xml:space="preserve"> PAGEREF _Toc228194168 \h </w:instrText>
+        <w:instrText xml:space="preserve"> PAGEREF _Toc229076867 \h </w:instrText>
       </w:r>
       <w:r>
         <w:rPr>
@@ -2761,7 +2761,7 @@
         <w:rPr>
           <w:noProof/>
         </w:rPr>
-        <w:instrText xml:space="preserve"> PAGEREF _Toc228194169 \h </w:instrText>
+        <w:instrText xml:space="preserve"> PAGEREF _Toc229076868 \h </w:instrText>
       </w:r>
       <w:r>
         <w:rPr>
@@ -2827,7 +2827,7 @@
         <w:rPr>
           <w:noProof/>
         </w:rPr>
-        <w:instrText xml:space="preserve"> PAGEREF _Toc228194170 \h </w:instrText>
+        <w:instrText xml:space="preserve"> PAGEREF _Toc229076869 \h </w:instrText>
       </w:r>
       <w:r>
         <w:rPr>
@@ -2892,7 +2892,7 @@
         <w:rPr>
           <w:noProof/>
         </w:rPr>
-        <w:instrText xml:space="preserve"> PAGEREF _Toc228194171 \h </w:instrText>
+        <w:instrText xml:space="preserve"> PAGEREF _Toc229076870 \h </w:instrText>
       </w:r>
       <w:r>
         <w:rPr>
@@ -2955,7 +2955,7 @@
         <w:rPr>
           <w:noProof/>
         </w:rPr>
-        <w:instrText xml:space="preserve"> PAGEREF _Toc228194172 \h </w:instrText>
+        <w:instrText xml:space="preserve"> PAGEREF _Toc229076871 \h </w:instrText>
       </w:r>
       <w:r>
         <w:rPr>
@@ -3018,7 +3018,7 @@
         <w:rPr>
           <w:noProof/>
         </w:rPr>
-        <w:instrText xml:space="preserve"> PAGEREF _Toc228194173 \h </w:instrText>
+        <w:instrText xml:space="preserve"> PAGEREF _Toc229076872 \h </w:instrText>
       </w:r>
       <w:r>
         <w:rPr>
@@ -3083,7 +3083,7 @@
         <w:rPr>
           <w:noProof/>
         </w:rPr>
-        <w:instrText xml:space="preserve"> PAGEREF _Toc228194174 \h </w:instrText>
+        <w:instrText xml:space="preserve"> PAGEREF _Toc229076873 \h </w:instrText>
       </w:r>
       <w:r>
         <w:rPr>
@@ -3146,7 +3146,7 @@
         <w:rPr>
           <w:noProof/>
         </w:rPr>
-        <w:instrText xml:space="preserve"> PAGEREF _Toc228194175 \h </w:instrText>
+        <w:instrText xml:space="preserve"> PAGEREF _Toc229076874 \h </w:instrText>
       </w:r>
       <w:r>
         <w:rPr>
@@ -3209,7 +3209,7 @@
         <w:rPr>
           <w:noProof/>
         </w:rPr>
-        <w:instrText xml:space="preserve"> PAGEREF _Toc228194176 \h </w:instrText>
+        <w:instrText xml:space="preserve"> PAGEREF _Toc229076875 \h </w:instrText>
       </w:r>
       <w:r>
         <w:rPr>
@@ -3272,7 +3272,7 @@
         <w:rPr>
           <w:noProof/>
         </w:rPr>
-        <w:instrText xml:space="preserve"> PAGEREF _Toc228194177 \h </w:instrText>
+        <w:instrText xml:space="preserve"> PAGEREF _Toc229076876 \h </w:instrText>
       </w:r>
       <w:r>
         <w:rPr>
@@ -3338,7 +3338,7 @@
         <w:rPr>
           <w:noProof/>
         </w:rPr>
-        <w:instrText xml:space="preserve"> PAGEREF _Toc228194178 \h </w:instrText>
+        <w:instrText xml:space="preserve"> PAGEREF _Toc229076877 \h </w:instrText>
       </w:r>
       <w:r>
         <w:rPr>
@@ -3401,7 +3401,7 @@
         <w:rPr>
           <w:noProof/>
         </w:rPr>
-        <w:instrText xml:space="preserve"> PAGEREF _Toc228194179 \h </w:instrText>
+        <w:instrText xml:space="preserve"> PAGEREF _Toc229076878 \h </w:instrText>
       </w:r>
       <w:r>
         <w:rPr>
@@ -3464,7 +3464,7 @@
         <w:rPr>
           <w:noProof/>
         </w:rPr>
-        <w:instrText xml:space="preserve"> PAGEREF _Toc228194180 \h </w:instrText>
+        <w:instrText xml:space="preserve"> PAGEREF _Toc229076879 \h </w:instrText>
       </w:r>
       <w:r>
         <w:rPr>
@@ -3527,7 +3527,7 @@
         <w:rPr>
           <w:noProof/>
         </w:rPr>
-        <w:instrText xml:space="preserve"> PAGEREF _Toc228194181 \h </w:instrText>
+        <w:instrText xml:space="preserve"> PAGEREF _Toc229076880 \h </w:instrText>
       </w:r>
       <w:r>
         <w:rPr>
@@ -3592,7 +3592,7 @@
         <w:rPr>
           <w:noProof/>
         </w:rPr>
-        <w:instrText xml:space="preserve"> PAGEREF _Toc228194182 \h </w:instrText>
+        <w:instrText xml:space="preserve"> PAGEREF _Toc229076881 \h </w:instrText>
       </w:r>
       <w:r>
         <w:rPr>
@@ -3655,7 +3655,7 @@
         <w:rPr>
           <w:noProof/>
         </w:rPr>
-        <w:instrText xml:space="preserve"> PAGEREF _Toc228194183 \h </w:instrText>
+        <w:instrText xml:space="preserve"> PAGEREF _Toc229076882 \h </w:instrText>
       </w:r>
       <w:r>
         <w:rPr>
@@ -3718,7 +3718,7 @@
         <w:rPr>
           <w:noProof/>
         </w:rPr>
-        <w:instrText xml:space="preserve"> PAGEREF _Toc228194184 \h </w:instrText>
+        <w:instrText xml:space="preserve"> PAGEREF _Toc229076883 \h </w:instrText>
       </w:r>
       <w:r>
         <w:rPr>
@@ -3781,7 +3781,7 @@
         <w:rPr>
           <w:noProof/>
         </w:rPr>
-        <w:instrText xml:space="preserve"> PAGEREF _Toc228194185 \h </w:instrText>
+        <w:instrText xml:space="preserve"> PAGEREF _Toc229076884 \h </w:instrText>
       </w:r>
       <w:r>
         <w:rPr>
@@ -3846,7 +3846,7 @@
         <w:rPr>
           <w:noProof/>
         </w:rPr>
-        <w:instrText xml:space="preserve"> PAGEREF _Toc228194186 \h </w:instrText>
+        <w:instrText xml:space="preserve"> PAGEREF _Toc229076885 \h </w:instrText>
       </w:r>
       <w:r>
         <w:rPr>
@@ -3909,7 +3909,7 @@
         <w:rPr>
           <w:noProof/>
         </w:rPr>
-        <w:instrText xml:space="preserve"> PAGEREF _Toc228194187 \h </w:instrText>
+        <w:instrText xml:space="preserve"> PAGEREF _Toc229076886 \h </w:instrText>
       </w:r>
       <w:r>
         <w:rPr>
@@ -3972,7 +3972,7 @@
         <w:rPr>
           <w:noProof/>
         </w:rPr>
-        <w:instrText xml:space="preserve"> PAGEREF _Toc228194188 \h </w:instrText>
+        <w:instrText xml:space="preserve"> PAGEREF _Toc229076887 \h </w:instrText>
       </w:r>
       <w:r>
         <w:rPr>
@@ -4035,7 +4035,7 @@
         <w:rPr>
           <w:noProof/>
         </w:rPr>
-        <w:instrText xml:space="preserve"> PAGEREF _Toc228194189 \h </w:instrText>
+        <w:instrText xml:space="preserve"> PAGEREF _Toc229076888 \h </w:instrText>
       </w:r>
       <w:r>
         <w:rPr>
@@ -4100,7 +4100,7 @@
         <w:rPr>
           <w:noProof/>
         </w:rPr>
-        <w:instrText xml:space="preserve"> PAGEREF _Toc228194190 \h </w:instrText>
+        <w:instrText xml:space="preserve"> PAGEREF _Toc229076889 \h </w:instrText>
       </w:r>
       <w:r>
         <w:rPr>
@@ -4163,7 +4163,7 @@
         <w:rPr>
           <w:noProof/>
         </w:rPr>
-        <w:instrText xml:space="preserve"> PAGEREF _Toc228194191 \h </w:instrText>
+        <w:instrText xml:space="preserve"> PAGEREF _Toc229076890 \h </w:instrText>
       </w:r>
       <w:r>
         <w:rPr>
@@ -4226,7 +4226,7 @@
         <w:rPr>
           <w:noProof/>
         </w:rPr>
-        <w:instrText xml:space="preserve"> PAGEREF _Toc228194192 \h </w:instrText>
+        <w:instrText xml:space="preserve"> PAGEREF _Toc229076891 \h </w:instrText>
       </w:r>
       <w:r>
         <w:rPr>
@@ -4289,7 +4289,7 @@
         <w:rPr>
           <w:noProof/>
         </w:rPr>
-        <w:instrText xml:space="preserve"> PAGEREF _Toc228194193 \h </w:instrText>
+        <w:instrText xml:space="preserve"> PAGEREF _Toc229076892 \h </w:instrText>
       </w:r>
       <w:r>
         <w:rPr>
@@ -4354,7 +4354,7 @@
         <w:rPr>
           <w:noProof/>
         </w:rPr>
-        <w:instrText xml:space="preserve"> PAGEREF _Toc228194194 \h </w:instrText>
+        <w:instrText xml:space="preserve"> PAGEREF _Toc229076893 \h </w:instrText>
       </w:r>
       <w:r>
         <w:rPr>
@@ -4417,7 +4417,7 @@
         <w:rPr>
           <w:noProof/>
         </w:rPr>
-        <w:instrText xml:space="preserve"> PAGEREF _Toc228194195 \h </w:instrText>
+        <w:instrText xml:space="preserve"> PAGEREF _Toc229076894 \h </w:instrText>
       </w:r>
       <w:r>
         <w:rPr>
@@ -4480,7 +4480,7 @@
         <w:rPr>
           <w:noProof/>
         </w:rPr>
-        <w:instrText xml:space="preserve"> PAGEREF _Toc228194196 \h </w:instrText>
+        <w:instrText xml:space="preserve"> PAGEREF _Toc229076895 \h </w:instrText>
       </w:r>
       <w:r>
         <w:rPr>
@@ -4543,7 +4543,7 @@
         <w:rPr>
           <w:noProof/>
         </w:rPr>
-        <w:instrText xml:space="preserve"> PAGEREF _Toc228194197 \h </w:instrText>
+        <w:instrText xml:space="preserve"> PAGEREF _Toc229076896 \h </w:instrText>
       </w:r>
       <w:r>
         <w:rPr>
@@ -4606,7 +4606,7 @@
         <w:rPr>
           <w:noProof/>
         </w:rPr>
-        <w:instrText xml:space="preserve"> PAGEREF _Toc228194198 \h </w:instrText>
+        <w:instrText xml:space="preserve"> PAGEREF _Toc229076897 \h </w:instrText>
       </w:r>
       <w:r>
         <w:rPr>
@@ -4671,7 +4671,7 @@
         <w:rPr>
           <w:noProof/>
         </w:rPr>
-        <w:instrText xml:space="preserve"> PAGEREF _Toc228194199 \h </w:instrText>
+        <w:instrText xml:space="preserve"> PAGEREF _Toc229076898 \h </w:instrText>
       </w:r>
       <w:r>
         <w:rPr>
@@ -4734,7 +4734,7 @@
         <w:rPr>
           <w:noProof/>
         </w:rPr>
-        <w:instrText xml:space="preserve"> PAGEREF _Toc228194200 \h </w:instrText>
+        <w:instrText xml:space="preserve"> PAGEREF _Toc229076899 \h </w:instrText>
       </w:r>
       <w:r>
         <w:rPr>
@@ -4797,7 +4797,7 @@
         <w:rPr>
           <w:noProof/>
         </w:rPr>
-        <w:instrText xml:space="preserve"> PAGEREF _Toc228194201 \h </w:instrText>
+        <w:instrText xml:space="preserve"> PAGEREF _Toc229076900 \h </w:instrText>
       </w:r>
       <w:r>
         <w:rPr>
@@ -4860,7 +4860,7 @@
         <w:rPr>
           <w:noProof/>
         </w:rPr>
-        <w:instrText xml:space="preserve"> PAGEREF _Toc228194202 \h </w:instrText>
+        <w:instrText xml:space="preserve"> PAGEREF _Toc229076901 \h </w:instrText>
       </w:r>
       <w:r>
         <w:rPr>
@@ -4923,7 +4923,7 @@
         <w:rPr>
           <w:noProof/>
         </w:rPr>
-        <w:instrText xml:space="preserve"> PAGEREF _Toc228194203 \h </w:instrText>
+        <w:instrText xml:space="preserve"> PAGEREF _Toc229076902 \h </w:instrText>
       </w:r>
       <w:r>
         <w:rPr>
@@ -4988,7 +4988,7 @@
         <w:rPr>
           <w:noProof/>
         </w:rPr>
-        <w:instrText xml:space="preserve"> PAGEREF _Toc228194204 \h </w:instrText>
+        <w:instrText xml:space="preserve"> PAGEREF _Toc229076903 \h </w:instrText>
       </w:r>
       <w:r>
         <w:rPr>
@@ -5051,7 +5051,7 @@
         <w:rPr>
           <w:noProof/>
         </w:rPr>
-        <w:instrText xml:space="preserve"> PAGEREF _Toc228194205 \h </w:instrText>
+        <w:instrText xml:space="preserve"> PAGEREF _Toc229076904 \h </w:instrText>
       </w:r>
       <w:r>
         <w:rPr>
@@ -5114,7 +5114,7 @@
         <w:rPr>
           <w:noProof/>
         </w:rPr>
-        <w:instrText xml:space="preserve"> PAGEREF _Toc228194206 \h </w:instrText>
+        <w:instrText xml:space="preserve"> PAGEREF _Toc229076905 \h </w:instrText>
       </w:r>
       <w:r>
         <w:rPr>
@@ -5177,7 +5177,7 @@
         <w:rPr>
           <w:noProof/>
         </w:rPr>
-        <w:instrText xml:space="preserve"> PAGEREF _Toc228194207 \h </w:instrText>
+        <w:instrText xml:space="preserve"> PAGEREF _Toc229076906 \h </w:instrText>
       </w:r>
       <w:r>
         <w:rPr>
@@ -5242,7 +5242,7 @@
         <w:rPr>
           <w:noProof/>
         </w:rPr>
-        <w:instrText xml:space="preserve"> PAGEREF _Toc228194208 \h </w:instrText>
+        <w:instrText xml:space="preserve"> PAGEREF _Toc229076907 \h </w:instrText>
       </w:r>
       <w:r>
         <w:rPr>
@@ -5305,7 +5305,7 @@
         <w:rPr>
           <w:noProof/>
         </w:rPr>
-        <w:instrText xml:space="preserve"> PAGEREF _Toc228194209 \h </w:instrText>
+        <w:instrText xml:space="preserve"> PAGEREF _Toc229076908 \h </w:instrText>
       </w:r>
       <w:r>
         <w:rPr>
@@ -5368,7 +5368,7 @@
         <w:rPr>
           <w:noProof/>
         </w:rPr>
-        <w:instrText xml:space="preserve"> PAGEREF _Toc228194210 \h </w:instrText>
+        <w:instrText xml:space="preserve"> PAGEREF _Toc229076909 \h </w:instrText>
       </w:r>
       <w:r>
         <w:rPr>
@@ -5431,7 +5431,7 @@
         <w:rPr>
           <w:noProof/>
         </w:rPr>
-        <w:instrText xml:space="preserve"> PAGEREF _Toc228194211 \h </w:instrText>
+        <w:instrText xml:space="preserve"> PAGEREF _Toc229076910 \h </w:instrText>
       </w:r>
       <w:r>
         <w:rPr>
@@ -5496,7 +5496,7 @@
         <w:rPr>
           <w:noProof/>
         </w:rPr>
-        <w:instrText xml:space="preserve"> PAGEREF _Toc228194212 \h </w:instrText>
+        <w:instrText xml:space="preserve"> PAGEREF _Toc229076911 \h </w:instrText>
       </w:r>
       <w:r>
         <w:rPr>
@@ -5559,7 +5559,7 @@
         <w:rPr>
           <w:noProof/>
         </w:rPr>
-        <w:instrText xml:space="preserve"> PAGEREF _Toc228194213 \h </w:instrText>
+        <w:instrText xml:space="preserve"> PAGEREF _Toc229076912 \h </w:instrText>
       </w:r>
       <w:r>
         <w:rPr>
@@ -5622,7 +5622,7 @@
         <w:rPr>
           <w:noProof/>
         </w:rPr>
-        <w:instrText xml:space="preserve"> PAGEREF _Toc228194214 \h </w:instrText>
+        <w:instrText xml:space="preserve"> PAGEREF _Toc229076913 \h </w:instrText>
       </w:r>
       <w:r>
         <w:rPr>
@@ -5687,7 +5687,7 @@
         <w:rPr>
           <w:noProof/>
         </w:rPr>
-        <w:instrText xml:space="preserve"> PAGEREF _Toc228194215 \h </w:instrText>
+        <w:instrText xml:space="preserve"> PAGEREF _Toc229076914 \h </w:instrText>
       </w:r>
       <w:r>
         <w:rPr>
@@ -5750,7 +5750,7 @@
         <w:rPr>
           <w:noProof/>
         </w:rPr>
-        <w:instrText xml:space="preserve"> PAGEREF _Toc228194216 \h </w:instrText>
+        <w:instrText xml:space="preserve"> PAGEREF _Toc229076915 \h </w:instrText>
       </w:r>
       <w:r>
         <w:rPr>
@@ -5813,7 +5813,7 @@
         <w:rPr>
           <w:noProof/>
         </w:rPr>
-        <w:instrText xml:space="preserve"> PAGEREF _Toc228194217 \h </w:instrText>
+        <w:instrText xml:space="preserve"> PAGEREF _Toc229076916 \h </w:instrText>
       </w:r>
       <w:r>
         <w:rPr>
@@ -5876,7 +5876,7 @@
         <w:rPr>
           <w:noProof/>
         </w:rPr>
-        <w:instrText xml:space="preserve"> PAGEREF _Toc228194218 \h </w:instrText>
+        <w:instrText xml:space="preserve"> PAGEREF _Toc229076917 \h </w:instrText>
       </w:r>
       <w:r>
         <w:rPr>
@@ -5942,7 +5942,7 @@
         <w:rPr>
           <w:noProof/>
         </w:rPr>
-        <w:instrText xml:space="preserve"> PAGEREF _Toc228194219 \h </w:instrText>
+        <w:instrText xml:space="preserve"> PAGEREF _Toc229076918 \h </w:instrText>
       </w:r>
       <w:r>
         <w:rPr>
@@ -6005,7 +6005,7 @@
         <w:rPr>
           <w:noProof/>
         </w:rPr>
-        <w:instrText xml:space="preserve"> PAGEREF _Toc228194220 \h </w:instrText>
+        <w:instrText xml:space="preserve"> PAGEREF _Toc229076919 \h </w:instrText>
       </w:r>
       <w:r>
         <w:rPr>
@@ -6068,7 +6068,7 @@
         <w:rPr>
           <w:noProof/>
         </w:rPr>
-        <w:instrText xml:space="preserve"> PAGEREF _Toc228194221 \h </w:instrText>
+        <w:instrText xml:space="preserve"> PAGEREF _Toc229076920 \h </w:instrText>
       </w:r>
       <w:r>
         <w:rPr>
@@ -6131,7 +6131,7 @@
         <w:rPr>
           <w:noProof/>
         </w:rPr>
-        <w:instrText xml:space="preserve"> PAGEREF _Toc228194222 \h </w:instrText>
+        <w:instrText xml:space="preserve"> PAGEREF _Toc229076921 \h </w:instrText>
       </w:r>
       <w:r>
         <w:rPr>
@@ -6196,7 +6196,7 @@
         <w:rPr>
           <w:noProof/>
         </w:rPr>
-        <w:instrText xml:space="preserve"> PAGEREF _Toc228194223 \h </w:instrText>
+        <w:instrText xml:space="preserve"> PAGEREF _Toc229076922 \h </w:instrText>
       </w:r>
       <w:r>
         <w:rPr>
@@ -6259,7 +6259,7 @@
         <w:rPr>
           <w:noProof/>
         </w:rPr>
-        <w:instrText xml:space="preserve"> PAGEREF _Toc228194224 \h </w:instrText>
+        <w:instrText xml:space="preserve"> PAGEREF _Toc229076923 \h </w:instrText>
       </w:r>
       <w:r>
         <w:rPr>
@@ -6276,7 +6276,7 @@
         <w:rPr>
           <w:noProof/>
         </w:rPr>
-        <w:t>51</w:t>
+        <w:t>52</w:t>
       </w:r>
       <w:r>
         <w:rPr>
@@ -6322,7 +6322,7 @@
         <w:rPr>
           <w:noProof/>
         </w:rPr>
-        <w:instrText xml:space="preserve"> PAGEREF _Toc228194225 \h </w:instrText>
+        <w:instrText xml:space="preserve"> PAGEREF _Toc229076924 \h </w:instrText>
       </w:r>
       <w:r>
         <w:rPr>
@@ -6385,7 +6385,7 @@
         <w:rPr>
           <w:noProof/>
         </w:rPr>
-        <w:instrText xml:space="preserve"> PAGEREF _Toc228194226 \h </w:instrText>
+        <w:instrText xml:space="preserve"> PAGEREF _Toc229076925 \h </w:instrText>
       </w:r>
       <w:r>
         <w:rPr>
@@ -6450,7 +6450,7 @@
         <w:rPr>
           <w:noProof/>
         </w:rPr>
-        <w:instrText xml:space="preserve"> PAGEREF _Toc228194227 \h </w:instrText>
+        <w:instrText xml:space="preserve"> PAGEREF _Toc229076926 \h </w:instrText>
       </w:r>
       <w:r>
         <w:rPr>
@@ -6467,7 +6467,7 @@
         <w:rPr>
           <w:noProof/>
         </w:rPr>
-        <w:t>52</w:t>
+        <w:t>53</w:t>
       </w:r>
       <w:r>
         <w:rPr>
@@ -6513,7 +6513,7 @@
         <w:rPr>
           <w:noProof/>
         </w:rPr>
-        <w:instrText xml:space="preserve"> PAGEREF _Toc228194228 \h </w:instrText>
+        <w:instrText xml:space="preserve"> PAGEREF _Toc229076927 \h </w:instrText>
       </w:r>
       <w:r>
         <w:rPr>
@@ -6576,7 +6576,7 @@
         <w:rPr>
           <w:noProof/>
         </w:rPr>
-        <w:instrText xml:space="preserve"> PAGEREF _Toc228194229 \h </w:instrText>
+        <w:instrText xml:space="preserve"> PAGEREF _Toc229076928 \h </w:instrText>
       </w:r>
       <w:r>
         <w:rPr>
@@ -6639,7 +6639,7 @@
         <w:rPr>
           <w:noProof/>
         </w:rPr>
-        <w:instrText xml:space="preserve"> PAGEREF _Toc228194230 \h </w:instrText>
+        <w:instrText xml:space="preserve"> PAGEREF _Toc229076929 \h </w:instrText>
       </w:r>
       <w:r>
         <w:rPr>
@@ -6702,7 +6702,7 @@
         <w:rPr>
           <w:noProof/>
         </w:rPr>
-        <w:instrText xml:space="preserve"> PAGEREF _Toc228194231 \h </w:instrText>
+        <w:instrText xml:space="preserve"> PAGEREF _Toc229076930 \h </w:instrText>
       </w:r>
       <w:r>
         <w:rPr>
@@ -6767,7 +6767,7 @@
         <w:rPr>
           <w:noProof/>
         </w:rPr>
-        <w:instrText xml:space="preserve"> PAGEREF _Toc228194232 \h </w:instrText>
+        <w:instrText xml:space="preserve"> PAGEREF _Toc229076931 \h </w:instrText>
       </w:r>
       <w:r>
         <w:rPr>
@@ -6784,7 +6784,7 @@
         <w:rPr>
           <w:noProof/>
         </w:rPr>
-        <w:t>54</w:t>
+        <w:t>55</w:t>
       </w:r>
       <w:r>
         <w:rPr>
@@ -6830,7 +6830,7 @@
         <w:rPr>
           <w:noProof/>
         </w:rPr>
-        <w:instrText xml:space="preserve"> PAGEREF _Toc228194233 \h </w:instrText>
+        <w:instrText xml:space="preserve"> PAGEREF _Toc229076932 \h </w:instrText>
       </w:r>
       <w:r>
         <w:rPr>
@@ -6893,7 +6893,7 @@
         <w:rPr>
           <w:noProof/>
         </w:rPr>
-        <w:instrText xml:space="preserve"> PAGEREF _Toc228194234 \h </w:instrText>
+        <w:instrText xml:space="preserve"> PAGEREF _Toc229076933 \h </w:instrText>
       </w:r>
       <w:r>
         <w:rPr>
@@ -6956,7 +6956,7 @@
         <w:rPr>
           <w:noProof/>
         </w:rPr>
-        <w:instrText xml:space="preserve"> PAGEREF _Toc228194235 \h </w:instrText>
+        <w:instrText xml:space="preserve"> PAGEREF _Toc229076934 \h </w:instrText>
       </w:r>
       <w:r>
         <w:rPr>
@@ -7022,7 +7022,7 @@
         <w:rPr>
           <w:noProof/>
         </w:rPr>
-        <w:instrText xml:space="preserve"> PAGEREF _Toc228194236 \h </w:instrText>
+        <w:instrText xml:space="preserve"> PAGEREF _Toc229076935 \h </w:instrText>
       </w:r>
       <w:r>
         <w:rPr>
@@ -7087,7 +7087,7 @@
         <w:rPr>
           <w:noProof/>
         </w:rPr>
-        <w:instrText xml:space="preserve"> PAGEREF _Toc228194237 \h </w:instrText>
+        <w:instrText xml:space="preserve"> PAGEREF _Toc229076936 \h </w:instrText>
       </w:r>
       <w:r>
         <w:rPr>
@@ -7152,7 +7152,7 @@
         <w:rPr>
           <w:noProof/>
         </w:rPr>
-        <w:instrText xml:space="preserve"> PAGEREF _Toc228194238 \h </w:instrText>
+        <w:instrText xml:space="preserve"> PAGEREF _Toc229076937 \h </w:instrText>
       </w:r>
       <w:r>
         <w:rPr>
@@ -7169,7 +7169,7 @@
         <w:rPr>
           <w:noProof/>
         </w:rPr>
-        <w:t>56</w:t>
+        <w:t>57</w:t>
       </w:r>
       <w:r>
         <w:rPr>
@@ -7217,7 +7217,7 @@
         <w:rPr>
           <w:noProof/>
         </w:rPr>
-        <w:instrText xml:space="preserve"> PAGEREF _Toc228194239 \h </w:instrText>
+        <w:instrText xml:space="preserve"> PAGEREF _Toc229076938 \h </w:instrText>
       </w:r>
       <w:r>
         <w:rPr>
@@ -7282,7 +7282,7 @@
         <w:rPr>
           <w:noProof/>
         </w:rPr>
-        <w:instrText xml:space="preserve"> PAGEREF _Toc228194240 \h </w:instrText>
+        <w:instrText xml:space="preserve"> PAGEREF _Toc229076939 \h </w:instrText>
       </w:r>
       <w:r>
         <w:rPr>
@@ -7299,7 +7299,7 @@
         <w:rPr>
           <w:noProof/>
         </w:rPr>
-        <w:t>57</w:t>
+        <w:t>58</w:t>
       </w:r>
       <w:r>
         <w:rPr>
@@ -7348,7 +7348,7 @@
         <w:rPr>
           <w:noProof/>
         </w:rPr>
-        <w:instrText xml:space="preserve"> PAGEREF _Toc228194241 \h </w:instrText>
+        <w:instrText xml:space="preserve"> PAGEREF _Toc229076940 \h </w:instrText>
       </w:r>
       <w:r>
         <w:rPr>
@@ -7414,7 +7414,7 @@
         <w:rPr>
           <w:noProof/>
         </w:rPr>
-        <w:instrText xml:space="preserve"> PAGEREF _Toc228194242 \h </w:instrText>
+        <w:instrText xml:space="preserve"> PAGEREF _Toc229076941 \h </w:instrText>
       </w:r>
       <w:r>
         <w:rPr>
@@ -7431,7 +7431,7 @@
         <w:rPr>
           <w:noProof/>
         </w:rPr>
-        <w:t>59</w:t>
+        <w:t>60</w:t>
       </w:r>
       <w:r>
         <w:rPr>
@@ -7479,7 +7479,7 @@
         <w:rPr>
           <w:noProof/>
         </w:rPr>
-        <w:instrText xml:space="preserve"> PAGEREF _Toc228194243 \h </w:instrText>
+        <w:instrText xml:space="preserve"> PAGEREF _Toc229076942 \h </w:instrText>
       </w:r>
       <w:r>
         <w:rPr>
@@ -7496,7 +7496,7 @@
         <w:rPr>
           <w:noProof/>
         </w:rPr>
-        <w:t>59</w:t>
+        <w:t>60</w:t>
       </w:r>
       <w:r>
         <w:rPr>
@@ -7544,7 +7544,7 @@
         <w:rPr>
           <w:noProof/>
         </w:rPr>
-        <w:instrText xml:space="preserve"> PAGEREF _Toc228194244 \h </w:instrText>
+        <w:instrText xml:space="preserve"> PAGEREF _Toc229076943 \h </w:instrText>
       </w:r>
       <w:r>
         <w:rPr>
@@ -7591,7 +7591,7 @@
         <w:rPr>
           <w:noProof/>
         </w:rPr>
-        <w:t>今後拡張時の留意点</w:t>
+        <w:t>運用上の留意点</w:t>
       </w:r>
       <w:r>
         <w:rPr>
@@ -7609,7 +7609,7 @@
         <w:rPr>
           <w:noProof/>
         </w:rPr>
-        <w:instrText xml:space="preserve"> PAGEREF _Toc228194245 \h </w:instrText>
+        <w:instrText xml:space="preserve"> PAGEREF _Toc229076944 \h </w:instrText>
       </w:r>
       <w:r>
         <w:rPr>
@@ -7645,7 +7645,7 @@
       <w:r>
         <w:fldChar w:fldCharType="end"/>
       </w:r>
-      <w:bookmarkStart w:id="1" w:name="_Toc228194147"/>
+      <w:bookmarkStart w:id="1" w:name="_Toc229076846"/>
       <w:r>
         <w:rPr>
           <w:rFonts w:hint="eastAsia"/>
@@ -7661,7 +7661,7 @@
           <w:rFonts w:hint="eastAsia"/>
         </w:rPr>
       </w:pPr>
-      <w:bookmarkStart w:id="2" w:name="_Toc228194148"/>
+      <w:bookmarkStart w:id="2" w:name="_Toc229076847"/>
       <w:r>
         <w:rPr>
           <w:rFonts w:hint="eastAsia"/>
@@ -7799,7 +7799,7 @@
           <w:rFonts w:hint="eastAsia"/>
         </w:rPr>
       </w:pPr>
-      <w:bookmarkStart w:id="3" w:name="_Toc228194149"/>
+      <w:bookmarkStart w:id="3" w:name="_Toc229076848"/>
       <w:r>
         <w:rPr>
           <w:rFonts w:hint="eastAsia"/>
@@ -7841,7 +7841,7 @@
           <w:rFonts w:hint="eastAsia"/>
         </w:rPr>
       </w:pPr>
-      <w:bookmarkStart w:id="4" w:name="_Toc228194150"/>
+      <w:bookmarkStart w:id="4" w:name="_Toc229076849"/>
       <w:r>
         <w:rPr>
           <w:rFonts w:hint="eastAsia"/>
@@ -8172,7 +8172,7 @@
           <w:rFonts w:hint="eastAsia"/>
         </w:rPr>
       </w:pPr>
-      <w:bookmarkStart w:id="5" w:name="_Toc228194151"/>
+      <w:bookmarkStart w:id="5" w:name="_Toc229076850"/>
       <w:r>
         <w:rPr>
           <w:rFonts w:hint="eastAsia"/>
@@ -8347,7 +8347,7 @@
           <w:rFonts w:hint="eastAsia"/>
         </w:rPr>
       </w:pPr>
-      <w:bookmarkStart w:id="6" w:name="_Toc228194152"/>
+      <w:bookmarkStart w:id="6" w:name="_Toc229076851"/>
       <w:r>
         <w:rPr>
           <w:rFonts w:hint="eastAsia"/>
@@ -8363,7 +8363,7 @@
           <w:rFonts w:hint="eastAsia"/>
         </w:rPr>
       </w:pPr>
-      <w:bookmarkStart w:id="7" w:name="_Toc228194153"/>
+      <w:bookmarkStart w:id="7" w:name="_Toc229076852"/>
       <w:r>
         <w:rPr>
           <w:rFonts w:hint="eastAsia"/>
@@ -8405,7 +8405,7 @@
           <w:rFonts w:hint="eastAsia"/>
         </w:rPr>
       </w:pPr>
-      <w:bookmarkStart w:id="8" w:name="_Toc228194154"/>
+      <w:bookmarkStart w:id="8" w:name="_Toc229076853"/>
       <w:r>
         <w:rPr>
           <w:rFonts w:hint="eastAsia"/>
@@ -8578,7 +8578,7 @@
           <w:rFonts w:hint="eastAsia"/>
         </w:rPr>
       </w:pPr>
-      <w:bookmarkStart w:id="9" w:name="_Toc228194155"/>
+      <w:bookmarkStart w:id="9" w:name="_Toc229076854"/>
       <w:r>
         <w:rPr>
           <w:rFonts w:hint="eastAsia"/>
@@ -9063,7 +9063,7 @@
           <w:rFonts w:hint="eastAsia"/>
         </w:rPr>
       </w:pPr>
-      <w:bookmarkStart w:id="10" w:name="_Toc228194156"/>
+      <w:bookmarkStart w:id="10" w:name="_Toc229076855"/>
       <w:r>
         <w:rPr>
           <w:rFonts w:hint="eastAsia"/>
@@ -9079,7 +9079,7 @@
           <w:rFonts w:hint="eastAsia"/>
         </w:rPr>
       </w:pPr>
-      <w:bookmarkStart w:id="11" w:name="_Toc228194157"/>
+      <w:bookmarkStart w:id="11" w:name="_Toc229076856"/>
       <w:r>
         <w:rPr>
           <w:rFonts w:hint="eastAsia"/>
@@ -9247,7 +9247,7 @@
           <w:rFonts w:hint="eastAsia"/>
         </w:rPr>
       </w:pPr>
-      <w:bookmarkStart w:id="12" w:name="_Toc228194158"/>
+      <w:bookmarkStart w:id="12" w:name="_Toc229076857"/>
       <w:r>
         <w:rPr>
           <w:rFonts w:hint="eastAsia"/>
@@ -9276,7 +9276,7 @@
           <w:rFonts w:hint="eastAsia"/>
         </w:rPr>
       </w:pPr>
-      <w:bookmarkStart w:id="13" w:name="_Toc228194159"/>
+      <w:bookmarkStart w:id="13" w:name="_Toc229076858"/>
       <w:r>
         <w:rPr>
           <w:rFonts w:hint="eastAsia"/>
@@ -9295,14 +9295,14 @@
         <w:rPr>
           <w:rFonts w:hint="eastAsia"/>
         </w:rPr>
-        <w:t xml:space="preserve">本API群で使用する `feature_code` は以下の通りとする。業務 API は `/auth/context` の返却値だけを信頼せず、Bearer トークン上の作業対象施設に対して `user_facility_assignments` の有効割当、`facility_feature_settings` の施設提供設定、`user_facility_feature_settings` のユーザー施設別設定を毎回再判定する。ユーザー管理APIの `availableFeatureCodes` / `enabledFeatureCodes` は `config_scope='FACILITY_USER'` の機能を対象とし、`normal_ship_request` / `lending_in_use_used` も候補に含める。PII を含む基本情報詳細は `user_edit` を前提とし、施設グループ API は `facility_group_list` / </w:t>
+        <w:t>本API群で使用する `feature_code` は以下の通りとする。業務 API は `/auth/context` の返却値だけを信頼せず、Bearer トークン上の作業対象施設に対して `user_facility_assignments` の有効割当、`facility_feature_settings` の施設提供設定、`user_facility_feature_settings` のユーザー施設別設定を毎回再判定する。ユーザー管理APIの `availableFeatureCodes` / `enabledFeatureCodes` は `config_scope='FACILITY_USER'` の機能を対象とし、`normal_ship_request` / `lending_in_use_used` も候補に含める。`availableColumnCodes` / `enabledColumnCodes` は施設提供カラムを対象とする。PII を含む基本情</w:t>
       </w:r>
       <w:r>
         <w:rPr>
           <w:rFonts w:hint="eastAsia"/>
         </w:rPr>
         <w:lastRenderedPageBreak/>
-        <w:t>`facility_group_edit` を前提とする。共有データ種別に対応する external 専用 `feature_code` / `column_code` は現行カタログ未採用のため、本書では施設グループ構成の保守までを対象にする。</w:t>
+        <w:t>報詳細は `user_edit` を前提とし、施設グループ API は `facility_group_list` / `facility_group_edit` を前提とする。公開元施設側の `facility_external_view_settings` / `facility_external_column_settings` は施設グループ構成とは別の公開設定であり、本 API 群では更新しない。</w:t>
       </w:r>
     </w:p>
     <w:tbl>
@@ -9980,7 +9980,7 @@
           <w:rFonts w:hint="eastAsia"/>
         </w:rPr>
       </w:pPr>
-      <w:bookmarkStart w:id="14" w:name="_Toc228194160"/>
+      <w:bookmarkStart w:id="14" w:name="_Toc229076859"/>
       <w:r>
         <w:rPr>
           <w:rFonts w:hint="eastAsia"/>
@@ -10210,7 +10210,7 @@
           <w:rFonts w:hint="eastAsia"/>
         </w:rPr>
       </w:pPr>
-      <w:bookmarkStart w:id="15" w:name="_Toc228194161"/>
+      <w:bookmarkStart w:id="15" w:name="_Toc229076860"/>
       <w:r>
         <w:rPr>
           <w:rFonts w:hint="eastAsia"/>
@@ -10229,7 +10229,7 @@
         <w:rPr>
           <w:rFonts w:hint="eastAsia"/>
         </w:rPr>
-        <w:t>`facility_group_list` と `facility_group_edit` は施設グループ管理 API 群を実行するための権限である。現行の `権限管理単位一覧` には external 専用 `feature_code` / `column_code` が含まれないため、本書で扱う施設グループ更新は `facility_collaboration_groups` と `facility_collaboration_group_facilities` の保守を対象とし、共有データ種別 UI に対応する他施設公開データ・カラム設定は予約仕様として別追補で定義する。</w:t>
+        <w:t>`facility_group_list` と `facility_group_edit` は施設グループ管理 API 群を実行するための権限である。本書で扱う施設グループ更新は `facility_collaboration_groups` と `facility_collaboration_group_facilities` の保守を対象とする。公開元施設側の `facility_external_view_settings` / `facility_external_column_settings` は施設グループ構成とは別の公開設定であり、本 API 群では参照・更新しない。</w:t>
       </w:r>
     </w:p>
     <w:tbl>
@@ -10452,7 +10452,7 @@
           <w:rFonts w:hint="eastAsia"/>
         </w:rPr>
       </w:pPr>
-      <w:bookmarkStart w:id="16" w:name="_Toc228194162"/>
+      <w:bookmarkStart w:id="16" w:name="_Toc229076861"/>
       <w:r>
         <w:rPr>
           <w:rFonts w:hint="eastAsia"/>
@@ -10620,7 +10620,7 @@
           <w:rFonts w:hint="eastAsia"/>
         </w:rPr>
       </w:pPr>
-      <w:bookmarkStart w:id="17" w:name="_Toc228194163"/>
+      <w:bookmarkStart w:id="17" w:name="_Toc229076862"/>
       <w:r>
         <w:rPr>
           <w:rFonts w:hint="eastAsia"/>
@@ -10751,7 +10751,7 @@
           <w:rFonts w:hint="eastAsia"/>
         </w:rPr>
       </w:pPr>
-      <w:bookmarkStart w:id="18" w:name="_Toc228194164"/>
+      <w:bookmarkStart w:id="18" w:name="_Toc229076863"/>
       <w:r>
         <w:rPr>
           <w:rFonts w:hint="eastAsia"/>
@@ -10976,7 +10976,7 @@
           <w:rFonts w:hint="eastAsia"/>
         </w:rPr>
       </w:pPr>
-      <w:bookmarkStart w:id="19" w:name="_Toc228194165"/>
+      <w:bookmarkStart w:id="19" w:name="_Toc229076864"/>
       <w:r>
         <w:rPr>
           <w:rFonts w:hint="eastAsia"/>
@@ -11078,7 +11078,7 @@
         <w:rPr>
           <w:rFonts w:hint="eastAsia"/>
         </w:rPr>
-        <w:t>`facility_group_list` と `facility_group_edit` は `feature_catalogs` 上の `COMMON / FACILITY_USER` コードとして扱い、施設グループ API では external 専用コードを要求しない</w:t>
+        <w:t>`facility_group_list` と `facility_group_edit` は `feature_catalogs` 上の `COMMON / FACILITY_USER` コードとして扱い、施設グループ API では施設グループ管理権限だけを要求する</w:t>
       </w:r>
     </w:p>
     <w:p>
@@ -11107,7 +11107,7 @@
           <w:rFonts w:hint="eastAsia"/>
         </w:rPr>
       </w:pPr>
-      <w:bookmarkStart w:id="20" w:name="_Toc228194166"/>
+      <w:bookmarkStart w:id="20" w:name="_Toc229076865"/>
       <w:r>
         <w:rPr>
           <w:rFonts w:hint="eastAsia"/>
@@ -11218,7 +11218,7 @@
           <w:rFonts w:hint="eastAsia"/>
         </w:rPr>
       </w:pPr>
-      <w:bookmarkStart w:id="21" w:name="_Toc228194167"/>
+      <w:bookmarkStart w:id="21" w:name="_Toc229076866"/>
       <w:r>
         <w:rPr>
           <w:rFonts w:hint="eastAsia"/>
@@ -11234,7 +11234,7 @@
           <w:rFonts w:hint="eastAsia"/>
         </w:rPr>
       </w:pPr>
-      <w:bookmarkStart w:id="22" w:name="_Toc228194168"/>
+      <w:bookmarkStart w:id="22" w:name="_Toc229076867"/>
       <w:r>
         <w:rPr>
           <w:rFonts w:hint="eastAsia"/>
@@ -11489,7 +11489,7 @@
           <w:rFonts w:hint="eastAsia"/>
         </w:rPr>
       </w:pPr>
-      <w:bookmarkStart w:id="23" w:name="_Toc228194169"/>
+      <w:bookmarkStart w:id="23" w:name="_Toc229076868"/>
       <w:r>
         <w:rPr>
           <w:rFonts w:hint="eastAsia"/>
@@ -12738,7 +12738,7 @@
           <w:rFonts w:hint="eastAsia"/>
         </w:rPr>
       </w:pPr>
-      <w:bookmarkStart w:id="24" w:name="_Toc228194170"/>
+      <w:bookmarkStart w:id="24" w:name="_Toc229076869"/>
       <w:r>
         <w:rPr>
           <w:rFonts w:hint="eastAsia"/>
@@ -12754,7 +12754,7 @@
           <w:rFonts w:hint="eastAsia"/>
         </w:rPr>
       </w:pPr>
-      <w:bookmarkStart w:id="25" w:name="_Toc228194171"/>
+      <w:bookmarkStart w:id="25" w:name="_Toc229076870"/>
       <w:r>
         <w:rPr>
           <w:rFonts w:hint="eastAsia"/>
@@ -12953,7 +12953,7 @@
           <w:rFonts w:hint="eastAsia"/>
         </w:rPr>
       </w:pPr>
-      <w:bookmarkStart w:id="26" w:name="_Toc228194172"/>
+      <w:bookmarkStart w:id="26" w:name="_Toc229076871"/>
       <w:r>
         <w:rPr>
           <w:rFonts w:hint="eastAsia"/>
@@ -15105,7 +15105,7 @@
           <w:rFonts w:hint="eastAsia"/>
         </w:rPr>
       </w:pPr>
-      <w:bookmarkStart w:id="27" w:name="_Toc228194173"/>
+      <w:bookmarkStart w:id="27" w:name="_Toc229076872"/>
       <w:r>
         <w:rPr>
           <w:rFonts w:hint="eastAsia"/>
@@ -15343,7 +15343,7 @@
           <w:rFonts w:hint="eastAsia"/>
         </w:rPr>
       </w:pPr>
-      <w:bookmarkStart w:id="28" w:name="_Toc228194174"/>
+      <w:bookmarkStart w:id="28" w:name="_Toc229076873"/>
       <w:r>
         <w:rPr>
           <w:rFonts w:hint="eastAsia"/>
@@ -15409,7 +15409,7 @@
           <w:rFonts w:hint="eastAsia"/>
         </w:rPr>
       </w:pPr>
-      <w:bookmarkStart w:id="29" w:name="_Toc228194175"/>
+      <w:bookmarkStart w:id="29" w:name="_Toc229076874"/>
       <w:r>
         <w:rPr>
           <w:rFonts w:hint="eastAsia"/>
@@ -16096,7 +16096,7 @@
           <w:rFonts w:hint="eastAsia"/>
         </w:rPr>
       </w:pPr>
-      <w:bookmarkStart w:id="30" w:name="_Toc228194176"/>
+      <w:bookmarkStart w:id="30" w:name="_Toc229076875"/>
       <w:r>
         <w:rPr>
           <w:rFonts w:hint="eastAsia"/>
@@ -16875,7 +16875,7 @@
           <w:rFonts w:hint="eastAsia"/>
         </w:rPr>
       </w:pPr>
-      <w:bookmarkStart w:id="31" w:name="_Toc228194177"/>
+      <w:bookmarkStart w:id="31" w:name="_Toc229076876"/>
       <w:r>
         <w:rPr>
           <w:rFonts w:hint="eastAsia"/>
@@ -17148,7 +17148,7 @@
           <w:rFonts w:hint="eastAsia"/>
         </w:rPr>
       </w:pPr>
-      <w:bookmarkStart w:id="32" w:name="_Toc228194178"/>
+      <w:bookmarkStart w:id="32" w:name="_Toc229076877"/>
       <w:r>
         <w:rPr>
           <w:rFonts w:hint="eastAsia"/>
@@ -17215,7 +17215,7 @@
           <w:rFonts w:hint="eastAsia"/>
         </w:rPr>
       </w:pPr>
-      <w:bookmarkStart w:id="33" w:name="_Toc228194179"/>
+      <w:bookmarkStart w:id="33" w:name="_Toc229076878"/>
       <w:r>
         <w:rPr>
           <w:rFonts w:hint="eastAsia"/>
@@ -17503,7 +17503,7 @@
           <w:rFonts w:hint="eastAsia"/>
         </w:rPr>
       </w:pPr>
-      <w:bookmarkStart w:id="34" w:name="_Toc228194180"/>
+      <w:bookmarkStart w:id="34" w:name="_Toc229076879"/>
       <w:r>
         <w:rPr>
           <w:rFonts w:hint="eastAsia"/>
@@ -18417,7 +18417,7 @@
           <w:rFonts w:hint="eastAsia"/>
         </w:rPr>
       </w:pPr>
-      <w:bookmarkStart w:id="35" w:name="_Toc228194181"/>
+      <w:bookmarkStart w:id="35" w:name="_Toc229076880"/>
       <w:r>
         <w:rPr>
           <w:rFonts w:hint="eastAsia"/>
@@ -18690,7 +18690,7 @@
           <w:rFonts w:hint="eastAsia"/>
         </w:rPr>
       </w:pPr>
-      <w:bookmarkStart w:id="36" w:name="_Toc228194182"/>
+      <w:bookmarkStart w:id="36" w:name="_Toc229076881"/>
       <w:r>
         <w:rPr>
           <w:rFonts w:hint="eastAsia"/>
@@ -18756,7 +18756,7 @@
           <w:rFonts w:hint="eastAsia"/>
         </w:rPr>
       </w:pPr>
-      <w:bookmarkStart w:id="37" w:name="_Toc228194183"/>
+      <w:bookmarkStart w:id="37" w:name="_Toc229076882"/>
       <w:r>
         <w:rPr>
           <w:rFonts w:hint="eastAsia"/>
@@ -19071,7 +19071,7 @@
           <w:rFonts w:hint="eastAsia"/>
         </w:rPr>
       </w:pPr>
-      <w:bookmarkStart w:id="38" w:name="_Toc228194184"/>
+      <w:bookmarkStart w:id="38" w:name="_Toc229076883"/>
       <w:r>
         <w:rPr>
           <w:rFonts w:hint="eastAsia"/>
@@ -19895,7 +19895,7 @@
           <w:rFonts w:hint="eastAsia"/>
         </w:rPr>
       </w:pPr>
-      <w:bookmarkStart w:id="39" w:name="_Toc228194185"/>
+      <w:bookmarkStart w:id="39" w:name="_Toc229076884"/>
       <w:r>
         <w:rPr>
           <w:rFonts w:hint="eastAsia"/>
@@ -20168,7 +20168,7 @@
           <w:rFonts w:hint="eastAsia"/>
         </w:rPr>
       </w:pPr>
-      <w:bookmarkStart w:id="40" w:name="_Toc228194186"/>
+      <w:bookmarkStart w:id="40" w:name="_Toc229076885"/>
       <w:r>
         <w:rPr>
           <w:rFonts w:hint="eastAsia"/>
@@ -20235,7 +20235,7 @@
           <w:rFonts w:hint="eastAsia"/>
         </w:rPr>
       </w:pPr>
-      <w:bookmarkStart w:id="41" w:name="_Toc228194187"/>
+      <w:bookmarkStart w:id="41" w:name="_Toc229076886"/>
       <w:r>
         <w:rPr>
           <w:rFonts w:hint="eastAsia"/>
@@ -20633,7 +20633,7 @@
           <w:rFonts w:hint="eastAsia"/>
         </w:rPr>
       </w:pPr>
-      <w:bookmarkStart w:id="42" w:name="_Toc228194188"/>
+      <w:bookmarkStart w:id="42" w:name="_Toc229076887"/>
       <w:r>
         <w:rPr>
           <w:rFonts w:hint="eastAsia"/>
@@ -21367,7 +21367,7 @@
           <w:rFonts w:hint="eastAsia"/>
         </w:rPr>
       </w:pPr>
-      <w:bookmarkStart w:id="43" w:name="_Toc228194189"/>
+      <w:bookmarkStart w:id="43" w:name="_Toc229076888"/>
       <w:r>
         <w:rPr>
           <w:rFonts w:hint="eastAsia"/>
@@ -21640,7 +21640,7 @@
           <w:rFonts w:hint="eastAsia"/>
         </w:rPr>
       </w:pPr>
-      <w:bookmarkStart w:id="44" w:name="_Toc228194190"/>
+      <w:bookmarkStart w:id="44" w:name="_Toc229076889"/>
       <w:r>
         <w:rPr>
           <w:rFonts w:hint="eastAsia"/>
@@ -21713,7 +21713,7 @@
           <w:rFonts w:hint="eastAsia"/>
         </w:rPr>
       </w:pPr>
-      <w:bookmarkStart w:id="45" w:name="_Toc228194191"/>
+      <w:bookmarkStart w:id="45" w:name="_Toc229076890"/>
       <w:r>
         <w:rPr>
           <w:rFonts w:hint="eastAsia"/>
@@ -23929,7 +23929,7 @@
           <w:rFonts w:hint="eastAsia"/>
         </w:rPr>
       </w:pPr>
-      <w:bookmarkStart w:id="46" w:name="_Toc228194192"/>
+      <w:bookmarkStart w:id="46" w:name="_Toc229076891"/>
       <w:r>
         <w:rPr>
           <w:rFonts w:hint="eastAsia"/>
@@ -24843,7 +24843,7 @@
           <w:rFonts w:hint="eastAsia"/>
         </w:rPr>
       </w:pPr>
-      <w:bookmarkStart w:id="47" w:name="_Toc228194193"/>
+      <w:bookmarkStart w:id="47" w:name="_Toc229076892"/>
       <w:r>
         <w:rPr>
           <w:rFonts w:hint="eastAsia"/>
@@ -25187,7 +25187,7 @@
           <w:rFonts w:hint="eastAsia"/>
         </w:rPr>
       </w:pPr>
-      <w:bookmarkStart w:id="48" w:name="_Toc228194194"/>
+      <w:bookmarkStart w:id="48" w:name="_Toc229076893"/>
       <w:r>
         <w:rPr>
           <w:rFonts w:hint="eastAsia"/>
@@ -25253,7 +25253,7 @@
           <w:rFonts w:hint="eastAsia"/>
         </w:rPr>
       </w:pPr>
-      <w:bookmarkStart w:id="49" w:name="_Toc228194195"/>
+      <w:bookmarkStart w:id="49" w:name="_Toc229076894"/>
       <w:r>
         <w:rPr>
           <w:rFonts w:hint="eastAsia"/>
@@ -25448,7 +25448,7 @@
           <w:rFonts w:hint="eastAsia"/>
         </w:rPr>
       </w:pPr>
-      <w:bookmarkStart w:id="50" w:name="_Toc228194196"/>
+      <w:bookmarkStart w:id="50" w:name="_Toc229076895"/>
       <w:r>
         <w:rPr>
           <w:rFonts w:hint="eastAsia"/>
@@ -26431,7 +26431,7 @@
           <w:rFonts w:hint="eastAsia"/>
         </w:rPr>
       </w:pPr>
-      <w:bookmarkStart w:id="51" w:name="_Toc228194197"/>
+      <w:bookmarkStart w:id="51" w:name="_Toc229076896"/>
       <w:r>
         <w:rPr>
           <w:rFonts w:hint="eastAsia"/>
@@ -27344,7 +27344,7 @@
           <w:rFonts w:hint="eastAsia"/>
         </w:rPr>
       </w:pPr>
-      <w:bookmarkStart w:id="52" w:name="_Toc228194198"/>
+      <w:bookmarkStart w:id="52" w:name="_Toc229076897"/>
       <w:r>
         <w:rPr>
           <w:rFonts w:hint="eastAsia"/>
@@ -27688,7 +27688,7 @@
           <w:rFonts w:hint="eastAsia"/>
         </w:rPr>
       </w:pPr>
-      <w:bookmarkStart w:id="53" w:name="_Toc228194199"/>
+      <w:bookmarkStart w:id="53" w:name="_Toc229076898"/>
       <w:r>
         <w:rPr>
           <w:rFonts w:hint="eastAsia"/>
@@ -27754,7 +27754,7 @@
           <w:rFonts w:hint="eastAsia"/>
         </w:rPr>
       </w:pPr>
-      <w:bookmarkStart w:id="54" w:name="_Toc228194200"/>
+      <w:bookmarkStart w:id="54" w:name="_Toc229076899"/>
       <w:r>
         <w:rPr>
           <w:rFonts w:hint="eastAsia"/>
@@ -27949,7 +27949,7 @@
           <w:rFonts w:hint="eastAsia"/>
         </w:rPr>
       </w:pPr>
-      <w:bookmarkStart w:id="55" w:name="_Toc228194201"/>
+      <w:bookmarkStart w:id="55" w:name="_Toc229076900"/>
       <w:r>
         <w:rPr>
           <w:rFonts w:hint="eastAsia"/>
@@ -29538,7 +29538,7 @@
           <w:rFonts w:hint="eastAsia"/>
         </w:rPr>
       </w:pPr>
-      <w:bookmarkStart w:id="56" w:name="_Toc228194202"/>
+      <w:bookmarkStart w:id="56" w:name="_Toc229076901"/>
       <w:r>
         <w:rPr>
           <w:rFonts w:hint="eastAsia"/>
@@ -30362,7 +30362,7 @@
           <w:rFonts w:hint="eastAsia"/>
         </w:rPr>
       </w:pPr>
-      <w:bookmarkStart w:id="57" w:name="_Toc228194203"/>
+      <w:bookmarkStart w:id="57" w:name="_Toc229076902"/>
       <w:r>
         <w:rPr>
           <w:rFonts w:hint="eastAsia"/>
@@ -30706,7 +30706,7 @@
           <w:rFonts w:hint="eastAsia"/>
         </w:rPr>
       </w:pPr>
-      <w:bookmarkStart w:id="58" w:name="_Toc228194204"/>
+      <w:bookmarkStart w:id="58" w:name="_Toc229076903"/>
       <w:r>
         <w:rPr>
           <w:rFonts w:hint="eastAsia"/>
@@ -30772,7 +30772,7 @@
           <w:rFonts w:hint="eastAsia"/>
         </w:rPr>
       </w:pPr>
-      <w:bookmarkStart w:id="59" w:name="_Toc228194205"/>
+      <w:bookmarkStart w:id="59" w:name="_Toc229076904"/>
       <w:r>
         <w:rPr>
           <w:rFonts w:hint="eastAsia"/>
@@ -31073,7 +31073,7 @@
           <w:rFonts w:hint="eastAsia"/>
         </w:rPr>
       </w:pPr>
-      <w:bookmarkStart w:id="60" w:name="_Toc228194206"/>
+      <w:bookmarkStart w:id="60" w:name="_Toc229076905"/>
       <w:r>
         <w:rPr>
           <w:rFonts w:hint="eastAsia"/>
@@ -31284,7 +31284,7 @@
           <w:rFonts w:hint="eastAsia"/>
         </w:rPr>
       </w:pPr>
-      <w:bookmarkStart w:id="61" w:name="_Toc228194207"/>
+      <w:bookmarkStart w:id="61" w:name="_Toc229076906"/>
       <w:r>
         <w:rPr>
           <w:rFonts w:hint="eastAsia"/>
@@ -31592,7 +31592,7 @@
           <w:rFonts w:hint="eastAsia"/>
         </w:rPr>
       </w:pPr>
-      <w:bookmarkStart w:id="62" w:name="_Toc228194208"/>
+      <w:bookmarkStart w:id="62" w:name="_Toc229076907"/>
       <w:r>
         <w:rPr>
           <w:rFonts w:hint="eastAsia"/>
@@ -31658,7 +31658,7 @@
           <w:rFonts w:hint="eastAsia"/>
         </w:rPr>
       </w:pPr>
-      <w:bookmarkStart w:id="63" w:name="_Toc228194209"/>
+      <w:bookmarkStart w:id="63" w:name="_Toc229076908"/>
       <w:r>
         <w:rPr>
           <w:rFonts w:hint="eastAsia"/>
@@ -32474,7 +32474,7 @@
           <w:rFonts w:hint="eastAsia"/>
         </w:rPr>
       </w:pPr>
-      <w:bookmarkStart w:id="64" w:name="_Toc228194210"/>
+      <w:bookmarkStart w:id="64" w:name="_Toc229076909"/>
       <w:r>
         <w:rPr>
           <w:rFonts w:hint="eastAsia"/>
@@ -32503,7 +32503,7 @@
           <w:rFonts w:hint="eastAsia"/>
         </w:rPr>
       </w:pPr>
-      <w:bookmarkStart w:id="65" w:name="_Toc228194211"/>
+      <w:bookmarkStart w:id="65" w:name="_Toc229076910"/>
       <w:r>
         <w:rPr>
           <w:rFonts w:hint="eastAsia"/>
@@ -32811,7 +32811,7 @@
           <w:rFonts w:hint="eastAsia"/>
         </w:rPr>
       </w:pPr>
-      <w:bookmarkStart w:id="66" w:name="_Toc228194212"/>
+      <w:bookmarkStart w:id="66" w:name="_Toc229076911"/>
       <w:r>
         <w:rPr>
           <w:rFonts w:hint="eastAsia"/>
@@ -32961,7 +32961,7 @@
         <w:rPr>
           <w:rFonts w:hint="eastAsia"/>
         </w:rPr>
-        <w:t>共有データ種別 UI に対応する external 向け `feature_code` / `column_code` は現行カタログ未採用のため、本レスポンスでは返却しない</w:t>
+        <w:t>共有データ種別 UI に対応する公開元施設側の `facility_external_view_settings` / `facility_external_column_settings` は本 API の対象外のため、本レスポンスでは返却しない。公開対象コードは認証認可 API の既存コードカタログを正本とする</w:t>
       </w:r>
     </w:p>
     <w:p>
@@ -32984,7 +32984,7 @@
           <w:rFonts w:hint="eastAsia"/>
         </w:rPr>
       </w:pPr>
-      <w:bookmarkStart w:id="67" w:name="_Toc228194213"/>
+      <w:bookmarkStart w:id="67" w:name="_Toc229076912"/>
       <w:r>
         <w:rPr>
           <w:rFonts w:hint="eastAsia"/>
@@ -33445,6 +33445,7 @@
           </w:tcPr>
           <w:p>
             <w:r>
+              <w:lastRenderedPageBreak/>
               <w:t>facilityName</w:t>
             </w:r>
           </w:p>
@@ -33490,7 +33491,6 @@
           </w:tcPr>
           <w:p>
             <w:r>
-              <w:lastRenderedPageBreak/>
               <w:t>establishmentId</w:t>
             </w:r>
           </w:p>
@@ -33836,7 +33836,7 @@
           <w:rFonts w:hint="eastAsia"/>
         </w:rPr>
       </w:pPr>
-      <w:bookmarkStart w:id="68" w:name="_Toc228194214"/>
+      <w:bookmarkStart w:id="68" w:name="_Toc229076913"/>
       <w:r>
         <w:rPr>
           <w:rFonts w:hint="eastAsia"/>
@@ -34074,7 +34074,7 @@
           <w:rFonts w:hint="eastAsia"/>
         </w:rPr>
       </w:pPr>
-      <w:bookmarkStart w:id="69" w:name="_Toc228194215"/>
+      <w:bookmarkStart w:id="69" w:name="_Toc229076914"/>
       <w:r>
         <w:rPr>
           <w:rFonts w:hint="eastAsia"/>
@@ -34140,7 +34140,7 @@
           <w:rFonts w:hint="eastAsia"/>
         </w:rPr>
       </w:pPr>
-      <w:bookmarkStart w:id="70" w:name="_Toc228194216"/>
+      <w:bookmarkStart w:id="70" w:name="_Toc229076915"/>
       <w:r>
         <w:rPr>
           <w:rFonts w:hint="eastAsia"/>
@@ -34333,6 +34333,7 @@
           </w:tcPr>
           <w:p>
             <w:r>
+              <w:lastRenderedPageBreak/>
               <w:t>page</w:t>
             </w:r>
           </w:p>
@@ -34388,7 +34389,6 @@
           </w:tcPr>
           <w:p>
             <w:r>
-              <w:lastRenderedPageBreak/>
               <w:t>pageSize</w:t>
             </w:r>
           </w:p>
@@ -34539,7 +34539,7 @@
           <w:rFonts w:hint="eastAsia"/>
         </w:rPr>
       </w:pPr>
-      <w:bookmarkStart w:id="71" w:name="_Toc228194217"/>
+      <w:bookmarkStart w:id="71" w:name="_Toc229076916"/>
       <w:r>
         <w:rPr>
           <w:rFonts w:hint="eastAsia"/>
@@ -35137,7 +35137,7 @@
           <w:rFonts w:hint="eastAsia"/>
         </w:rPr>
       </w:pPr>
-      <w:bookmarkStart w:id="72" w:name="_Toc228194218"/>
+      <w:bookmarkStart w:id="72" w:name="_Toc229076917"/>
       <w:r>
         <w:rPr>
           <w:rFonts w:hint="eastAsia"/>
@@ -35233,6 +35233,7 @@
           </w:tcPr>
           <w:p>
             <w:r>
+              <w:lastRenderedPageBreak/>
               <w:t>200</w:t>
             </w:r>
           </w:p>
@@ -35303,7 +35304,6 @@
           </w:tcPr>
           <w:p>
             <w:r>
-              <w:lastRenderedPageBreak/>
               <w:t>403</w:t>
             </w:r>
           </w:p>
@@ -35376,7 +35376,7 @@
           <w:rFonts w:hint="eastAsia"/>
         </w:rPr>
       </w:pPr>
-      <w:bookmarkStart w:id="73" w:name="_Toc228194219"/>
+      <w:bookmarkStart w:id="73" w:name="_Toc229076918"/>
       <w:r>
         <w:rPr>
           <w:rFonts w:hint="eastAsia"/>
@@ -35442,7 +35442,7 @@
           <w:rFonts w:hint="eastAsia"/>
         </w:rPr>
       </w:pPr>
-      <w:bookmarkStart w:id="74" w:name="_Toc228194220"/>
+      <w:bookmarkStart w:id="74" w:name="_Toc229076919"/>
       <w:r>
         <w:rPr>
           <w:rFonts w:hint="eastAsia"/>
@@ -35720,7 +35720,7 @@
         <w:rPr>
           <w:rFonts w:hint="eastAsia"/>
         </w:rPr>
-        <w:t>共有データ種別 UI は予約仕様のため、本 API では返却しない</w:t>
+        <w:t>共有データ種別 UI に対応する公開元施設側の `facility_external_view_settings` / `facility_external_column_settings` は本 API の対象外のため返却しない</w:t>
       </w:r>
     </w:p>
     <w:p>
@@ -35730,7 +35730,7 @@
           <w:rFonts w:hint="eastAsia"/>
         </w:rPr>
       </w:pPr>
-      <w:bookmarkStart w:id="75" w:name="_Toc228194221"/>
+      <w:bookmarkStart w:id="75" w:name="_Toc229076920"/>
       <w:r>
         <w:rPr>
           <w:rFonts w:hint="eastAsia"/>
@@ -35938,6 +35938,7 @@
           </w:tcPr>
           <w:p>
             <w:r>
+              <w:lastRenderedPageBreak/>
               <w:t>memberFacilities</w:t>
             </w:r>
           </w:p>
@@ -35983,7 +35984,6 @@
           </w:tcPr>
           <w:p>
             <w:r>
-              <w:lastRenderedPageBreak/>
               <w:t>updatedAt</w:t>
             </w:r>
           </w:p>
@@ -36374,7 +36374,7 @@
           <w:rFonts w:hint="eastAsia"/>
         </w:rPr>
       </w:pPr>
-      <w:bookmarkStart w:id="76" w:name="_Toc228194222"/>
+      <w:bookmarkStart w:id="76" w:name="_Toc229076921"/>
       <w:r>
         <w:rPr>
           <w:rFonts w:hint="eastAsia"/>
@@ -36647,7 +36647,7 @@
           <w:rFonts w:hint="eastAsia"/>
         </w:rPr>
       </w:pPr>
-      <w:bookmarkStart w:id="77" w:name="_Toc228194223"/>
+      <w:bookmarkStart w:id="77" w:name="_Toc229076922"/>
       <w:r>
         <w:rPr>
           <w:rFonts w:hint="eastAsia"/>
@@ -36713,11 +36713,12 @@
           <w:rFonts w:hint="eastAsia"/>
         </w:rPr>
       </w:pPr>
-      <w:bookmarkStart w:id="78" w:name="_Toc228194224"/>
-      <w:r>
-        <w:rPr>
-          <w:rFonts w:hint="eastAsia"/>
-        </w:rPr>
+      <w:bookmarkStart w:id="78" w:name="_Toc229076923"/>
+      <w:r>
+        <w:rPr>
+          <w:rFonts w:hint="eastAsia"/>
+        </w:rPr>
+        <w:lastRenderedPageBreak/>
         <w:t>リクエスト（JSON）</w:t>
       </w:r>
       <w:bookmarkEnd w:id="78"/>
@@ -36831,7 +36832,6 @@
           </w:tcPr>
           <w:p>
             <w:r>
-              <w:lastRenderedPageBreak/>
               <w:t>groupName</w:t>
             </w:r>
           </w:p>
@@ -36962,7 +36962,7 @@
         <w:rPr>
           <w:rFonts w:hint="eastAsia"/>
         </w:rPr>
-        <w:t>共有データ種別 UI に対応する設定値は本 API では初期化対象に含めない</w:t>
+        <w:t>共有データ種別 UI に対応する公開元施設側の `facility_external_view_settings` / `facility_external_column_settings` は本 API では初期化対象に含めない</w:t>
       </w:r>
     </w:p>
     <w:p>
@@ -36972,7 +36972,7 @@
           <w:rFonts w:hint="eastAsia"/>
         </w:rPr>
       </w:pPr>
-      <w:bookmarkStart w:id="79" w:name="_Toc228194225"/>
+      <w:bookmarkStart w:id="79" w:name="_Toc229076924"/>
       <w:r>
         <w:rPr>
           <w:rFonts w:hint="eastAsia"/>
@@ -37272,7 +37272,7 @@
           <w:rFonts w:hint="eastAsia"/>
         </w:rPr>
       </w:pPr>
-      <w:bookmarkStart w:id="80" w:name="_Toc228194226"/>
+      <w:bookmarkStart w:id="80" w:name="_Toc229076925"/>
       <w:r>
         <w:rPr>
           <w:rFonts w:hint="eastAsia"/>
@@ -37545,11 +37545,12 @@
           <w:rFonts w:hint="eastAsia"/>
         </w:rPr>
       </w:pPr>
-      <w:bookmarkStart w:id="81" w:name="_Toc228194227"/>
-      <w:r>
-        <w:rPr>
-          <w:rFonts w:hint="eastAsia"/>
-        </w:rPr>
+      <w:bookmarkStart w:id="81" w:name="_Toc229076926"/>
+      <w:r>
+        <w:rPr>
+          <w:rFonts w:hint="eastAsia"/>
+        </w:rPr>
+        <w:lastRenderedPageBreak/>
         <w:t>施設グループ更新（/facility-group-management/groups/{groupId}）</w:t>
       </w:r>
       <w:bookmarkEnd w:id="81"/>
@@ -37578,7 +37579,6 @@
         <w:rPr>
           <w:rFonts w:hint="eastAsia"/>
         </w:rPr>
-        <w:lastRenderedPageBreak/>
         <w:t>エンドポイント</w:t>
       </w:r>
     </w:p>
@@ -37612,7 +37612,7 @@
           <w:rFonts w:hint="eastAsia"/>
         </w:rPr>
       </w:pPr>
-      <w:bookmarkStart w:id="82" w:name="_Toc228194228"/>
+      <w:bookmarkStart w:id="82" w:name="_Toc229076927"/>
       <w:r>
         <w:rPr>
           <w:rFonts w:hint="eastAsia"/>
@@ -37807,7 +37807,7 @@
           <w:rFonts w:hint="eastAsia"/>
         </w:rPr>
       </w:pPr>
-      <w:bookmarkStart w:id="83" w:name="_Toc228194229"/>
+      <w:bookmarkStart w:id="83" w:name="_Toc229076928"/>
       <w:r>
         <w:rPr>
           <w:rFonts w:hint="eastAsia"/>
@@ -38145,6 +38145,7 @@
         <w:rPr>
           <w:rFonts w:hint="eastAsia"/>
         </w:rPr>
+        <w:lastRenderedPageBreak/>
         <w:t>指定施設がすべて `facilities.deleted_at IS NULL` かつ `system_contract_status='ACTIVE'` であることを検証する</w:t>
       </w:r>
     </w:p>
@@ -38171,7 +38172,7 @@
         <w:rPr>
           <w:rFonts w:hint="eastAsia"/>
         </w:rPr>
-        <w:t>共有データ種別 UI に対応する設定値は本 API の対象外とし、external 専用コード追加時に別 API で拡張する</w:t>
+        <w:t>共有データ種別 UI に対応する公開元施設側の `facility_external_view_settings` / `facility_external_column_settings` は本 API の対象外とし、施設グループ名・所属施設の更新では変更しない</w:t>
       </w:r>
     </w:p>
     <w:p>
@@ -38181,12 +38182,11 @@
           <w:rFonts w:hint="eastAsia"/>
         </w:rPr>
       </w:pPr>
-      <w:bookmarkStart w:id="84" w:name="_Toc228194230"/>
-      <w:r>
-        <w:rPr>
-          <w:rFonts w:hint="eastAsia"/>
-        </w:rPr>
-        <w:lastRenderedPageBreak/>
+      <w:bookmarkStart w:id="84" w:name="_Toc229076929"/>
+      <w:r>
+        <w:rPr>
+          <w:rFonts w:hint="eastAsia"/>
+        </w:rPr>
         <w:t>レスポンス（200：FacilityGroupDetailResponse）</w:t>
       </w:r>
       <w:bookmarkEnd w:id="84"/>
@@ -38482,7 +38482,7 @@
           <w:rFonts w:hint="eastAsia"/>
         </w:rPr>
       </w:pPr>
-      <w:bookmarkStart w:id="85" w:name="_Toc228194231"/>
+      <w:bookmarkStart w:id="85" w:name="_Toc229076930"/>
       <w:r>
         <w:rPr>
           <w:rFonts w:hint="eastAsia"/>
@@ -38825,11 +38825,12 @@
           <w:rFonts w:hint="eastAsia"/>
         </w:rPr>
       </w:pPr>
-      <w:bookmarkStart w:id="86" w:name="_Toc228194232"/>
-      <w:r>
-        <w:rPr>
-          <w:rFonts w:hint="eastAsia"/>
-        </w:rPr>
+      <w:bookmarkStart w:id="86" w:name="_Toc229076931"/>
+      <w:r>
+        <w:rPr>
+          <w:rFonts w:hint="eastAsia"/>
+        </w:rPr>
+        <w:lastRenderedPageBreak/>
         <w:t>施設グループ削除（/facility-group-management/groups/{groupId}）</w:t>
       </w:r>
       <w:bookmarkEnd w:id="86"/>
@@ -38891,12 +38892,11 @@
           <w:rFonts w:hint="eastAsia"/>
         </w:rPr>
       </w:pPr>
-      <w:bookmarkStart w:id="87" w:name="_Toc228194233"/>
-      <w:r>
-        <w:rPr>
-          <w:rFonts w:hint="eastAsia"/>
-        </w:rPr>
-        <w:lastRenderedPageBreak/>
+      <w:bookmarkStart w:id="87" w:name="_Toc229076932"/>
+      <w:r>
+        <w:rPr>
+          <w:rFonts w:hint="eastAsia"/>
+        </w:rPr>
         <w:t>リクエストパラメータ</w:t>
       </w:r>
       <w:bookmarkEnd w:id="87"/>
@@ -39248,7 +39248,7 @@
           <w:rFonts w:hint="eastAsia"/>
         </w:rPr>
       </w:pPr>
-      <w:bookmarkStart w:id="88" w:name="_Toc228194234"/>
+      <w:bookmarkStart w:id="88" w:name="_Toc229076933"/>
       <w:r>
         <w:rPr>
           <w:rFonts w:hint="eastAsia"/>
@@ -39277,7 +39277,7 @@
           <w:rFonts w:hint="eastAsia"/>
         </w:rPr>
       </w:pPr>
-      <w:bookmarkStart w:id="89" w:name="_Toc228194235"/>
+      <w:bookmarkStart w:id="89" w:name="_Toc229076934"/>
       <w:r>
         <w:rPr>
           <w:rFonts w:hint="eastAsia"/>
@@ -39408,6 +39408,7 @@
           </w:tcPr>
           <w:p>
             <w:r>
+              <w:lastRenderedPageBreak/>
               <w:t>401</w:t>
             </w:r>
           </w:p>
@@ -39585,12 +39586,11 @@
           <w:rFonts w:hint="eastAsia"/>
         </w:rPr>
       </w:pPr>
-      <w:bookmarkStart w:id="90" w:name="_Toc228194236"/>
-      <w:r>
-        <w:rPr>
-          <w:rFonts w:hint="eastAsia"/>
-        </w:rPr>
-        <w:lastRenderedPageBreak/>
+      <w:bookmarkStart w:id="90" w:name="_Toc229076935"/>
+      <w:r>
+        <w:rPr>
+          <w:rFonts w:hint="eastAsia"/>
+        </w:rPr>
         <w:t>第6章 権限・業務ルール</w:t>
       </w:r>
       <w:bookmarkEnd w:id="90"/>
@@ -39602,7 +39602,7 @@
           <w:rFonts w:hint="eastAsia"/>
         </w:rPr>
       </w:pPr>
-      <w:bookmarkStart w:id="91" w:name="_Toc228194237"/>
+      <w:bookmarkStart w:id="91" w:name="_Toc229076936"/>
       <w:r>
         <w:rPr>
           <w:rFonts w:hint="eastAsia"/>
@@ -39981,6 +39981,7 @@
               <w:rPr>
                 <w:rFonts w:hint="eastAsia"/>
               </w:rPr>
+              <w:lastRenderedPageBreak/>
               <w:t>施設グループ新規作成 / 更新 / 削除</w:t>
             </w:r>
           </w:p>
@@ -40031,7 +40032,7 @@
           <w:rFonts w:hint="eastAsia"/>
         </w:rPr>
       </w:pPr>
-      <w:bookmarkStart w:id="92" w:name="_Toc228194238"/>
+      <w:bookmarkStart w:id="92" w:name="_Toc229076937"/>
       <w:r>
         <w:rPr>
           <w:rFonts w:hint="eastAsia"/>
@@ -40113,7 +40114,6 @@
         <w:rPr>
           <w:rFonts w:hint="eastAsia"/>
         </w:rPr>
-        <w:lastRenderedPageBreak/>
         <w:t>担当施設候補は、実行ユーザーが直接割当を持ち、作業対象施設と同一 `establishment_id` に属し、かつ当該施設で実効 `user_facility_assignment_edit` を持つ未削除施設に限る</w:t>
       </w:r>
     </w:p>
@@ -40333,7 +40333,7 @@
           <w:rFonts w:hint="eastAsia"/>
         </w:rPr>
       </w:pPr>
-      <w:bookmarkStart w:id="93" w:name="_Toc228194239"/>
+      <w:bookmarkStart w:id="93" w:name="_Toc229076938"/>
       <w:r>
         <w:rPr>
           <w:rFonts w:hint="eastAsia"/>
@@ -40434,6 +40434,7 @@
         <w:rPr>
           <w:rFonts w:hint="eastAsia"/>
         </w:rPr>
+        <w:lastRenderedPageBreak/>
         <w:t>施設グループ削除は物理削除ではなく `facility_collaboration_groups.is_active=false` による無効化で扱う</w:t>
       </w:r>
     </w:p>
@@ -40444,7 +40445,7 @@
           <w:rFonts w:hint="eastAsia"/>
         </w:rPr>
       </w:pPr>
-      <w:bookmarkStart w:id="94" w:name="_Toc228194240"/>
+      <w:bookmarkStart w:id="94" w:name="_Toc229076939"/>
       <w:r>
         <w:rPr>
           <w:rFonts w:hint="eastAsia"/>
@@ -40526,7 +40527,6 @@
         <w:rPr>
           <w:rFonts w:hint="eastAsia"/>
         </w:rPr>
-        <w:lastRenderedPageBreak/>
         <w:t>担当施設候補 API は、管理可能な直接担当施設だけを返し、協業グループ経由の他施設閲覧候補は返さない</w:t>
       </w:r>
     </w:p>
@@ -40584,7 +40584,7 @@
         <w:rPr>
           <w:rFonts w:hint="eastAsia"/>
         </w:rPr>
-        <w:t>共有データ種別 UI に対応する他施設公開データ・カラム設定は、external 専用 `feature_code` / `column_code` 採用後の別追補とし、本 API では施設グループ構成だけを扱う</w:t>
+        <w:t>共有データ種別 UI に対応する他施設公開データ・カラム設定は、公開元施設側の `facility_external_view_settings` / `facility_external_column_settings` として扱い、本 API では施設グループ構成だけを扱う</w:t>
       </w:r>
     </w:p>
     <w:p>
@@ -40632,7 +40632,7 @@
           <w:rFonts w:hint="eastAsia"/>
         </w:rPr>
       </w:pPr>
-      <w:bookmarkStart w:id="95" w:name="_Toc228194241"/>
+      <w:bookmarkStart w:id="95" w:name="_Toc229076940"/>
       <w:r>
         <w:rPr>
           <w:rFonts w:hint="eastAsia"/>
@@ -40903,6 +40903,7 @@
           </w:tcPr>
           <w:p>
             <w:r>
+              <w:lastRenderedPageBreak/>
               <w:t>AUTH_403_USER_FACILITY_ASSIGNMENT_EDIT_DENIED</w:t>
             </w:r>
           </w:p>
@@ -41043,7 +41044,6 @@
           </w:tcPr>
           <w:p>
             <w:r>
-              <w:lastRenderedPageBreak/>
               <w:t>FACILITY_GROUP_NOT_FOUND</w:t>
             </w:r>
           </w:p>
@@ -41394,6 +41394,7 @@
           </w:tcPr>
           <w:p>
             <w:r>
+              <w:lastRenderedPageBreak/>
               <w:t>INVITATION_DISPATCH_FAILED</w:t>
             </w:r>
           </w:p>
@@ -41466,7 +41467,7 @@
           <w:rFonts w:hint="eastAsia"/>
         </w:rPr>
       </w:pPr>
-      <w:bookmarkStart w:id="96" w:name="_Toc228194242"/>
+      <w:bookmarkStart w:id="96" w:name="_Toc229076941"/>
       <w:r>
         <w:rPr>
           <w:rFonts w:hint="eastAsia"/>
@@ -41482,7 +41483,7 @@
           <w:rFonts w:hint="eastAsia"/>
         </w:rPr>
       </w:pPr>
-      <w:bookmarkStart w:id="97" w:name="_Toc228194243"/>
+      <w:bookmarkStart w:id="97" w:name="_Toc229076942"/>
       <w:r>
         <w:rPr>
           <w:rFonts w:hint="eastAsia"/>
@@ -41526,7 +41527,6 @@
         <w:rPr>
           <w:rFonts w:hint="eastAsia"/>
         </w:rPr>
-        <w:lastRenderedPageBreak/>
         <w:t>担当施設および施設別権限設定は削除ユーザーへ不要となるため、削除時に関連テーブルから除去する</w:t>
       </w:r>
     </w:p>
@@ -41575,7 +41575,7 @@
           <w:rFonts w:hint="eastAsia"/>
         </w:rPr>
       </w:pPr>
-      <w:bookmarkStart w:id="98" w:name="_Toc228194244"/>
+      <w:bookmarkStart w:id="98" w:name="_Toc229076943"/>
       <w:r>
         <w:rPr>
           <w:rFonts w:hint="eastAsia"/>
@@ -41648,12 +41648,12 @@
           <w:rFonts w:hint="eastAsia"/>
         </w:rPr>
       </w:pPr>
-      <w:bookmarkStart w:id="99" w:name="_Toc228194245"/>
-      <w:r>
-        <w:rPr>
-          <w:rFonts w:hint="eastAsia"/>
-        </w:rPr>
-        <w:t>今後拡張時の留意点</w:t>
+      <w:bookmarkStart w:id="99" w:name="_Toc229076944"/>
+      <w:r>
+        <w:rPr>
+          <w:rFonts w:hint="eastAsia"/>
+        </w:rPr>
+        <w:t>運用上の留意点</w:t>
       </w:r>
       <w:bookmarkEnd w:id="99"/>
     </w:p>
@@ -41712,44 +41712,6 @@
           <w:rFonts w:hint="eastAsia"/>
         </w:rPr>
         <w:t>初回設定案内の再送履歴や配信状態を可視化する場合は、認証基盤または通知基盤側に監査テーブルを追加する</w:t>
-      </w:r>
-    </w:p>
-    <w:p>
-      <w:pPr>
-        <w:pStyle w:val="afffffff8"/>
-        <w:numPr>
-          <w:ilvl w:val="0"/>
-          <w:numId w:val="132"/>
-        </w:numPr>
-        <w:ind w:leftChars="0"/>
-        <w:rPr>
-          <w:rFonts w:hint="eastAsia"/>
-        </w:rPr>
-      </w:pPr>
-      <w:r>
-        <w:rPr>
-          <w:rFonts w:hint="eastAsia"/>
-        </w:rPr>
-        <w:t>共有データ種別 UI を API 化する場合は、external 専用 `feature_code` / `column_code` カタログを別追補で確定し、`facility_external_view_settings` / `facility_external_column_settings` を連動させる</w:t>
-      </w:r>
-    </w:p>
-    <w:p>
-      <w:pPr>
-        <w:pStyle w:val="afffffff8"/>
-        <w:numPr>
-          <w:ilvl w:val="0"/>
-          <w:numId w:val="132"/>
-        </w:numPr>
-        <w:ind w:leftChars="0"/>
-        <w:rPr>
-          <w:rFonts w:hint="eastAsia"/>
-        </w:rPr>
-      </w:pPr>
-      <w:r>
-        <w:rPr>
-          <w:rFonts w:hint="eastAsia"/>
-        </w:rPr>
-        <w:t>施設グループ単位で公開可否を変える要件が出た場合は、`facility_external_view_settings` / `facility_external_column_settings` へ `facility_collaboration_group_id` を追加する</w:t>
       </w:r>
     </w:p>
     <w:p/>
@@ -41849,9 +41811,9 @@
     <w:family w:val="modern"/>
     <w:pitch w:val="variable"/>
     <w:sig w:usb0="E00002FF" w:usb1="6AC7FFFF" w:usb2="08000012" w:usb3="00000000" w:csb0="0002009F" w:csb1="00000000"/>
-    <w:embedRegular r:id="rId1" w:subsetted="1" w:fontKey="{3356FBC4-96CA-4232-86DA-E7CF21588459}"/>
-    <w:embedBold r:id="rId2" w:subsetted="1" w:fontKey="{D8C0AA8E-C715-4D0D-8224-486D8F6B70E2}"/>
-    <w:embedItalic r:id="rId3" w:subsetted="1" w:fontKey="{10745B65-023B-4961-8CA9-127E677886BE}"/>
+    <w:embedRegular r:id="rId1" w:subsetted="1" w:fontKey="{BF25A3B5-F940-4517-99E3-8CFA528424F0}"/>
+    <w:embedBold r:id="rId2" w:subsetted="1" w:fontKey="{DAE8569D-2386-44F3-BD56-522F8DEF481D}"/>
+    <w:embedItalic r:id="rId3" w:subsetted="1" w:fontKey="{051EA4B1-C1F6-4323-8F0F-A9EB68A3BA5A}"/>
   </w:font>
   <w:font w:name="Cambria">
     <w:panose1 w:val="02040503050406030204"/>
@@ -41859,7 +41821,7 @@
     <w:family w:val="roman"/>
     <w:pitch w:val="variable"/>
     <w:sig w:usb0="E00006FF" w:usb1="420024FF" w:usb2="02000000" w:usb3="00000000" w:csb0="0000019F" w:csb1="00000000"/>
-    <w:embedRegular r:id="rId4" w:fontKey="{912D6560-C24B-4CDA-A30B-BEEF316A2182}"/>
+    <w:embedRegular r:id="rId4" w:fontKey="{6F137859-13E2-42B4-9DF9-6B4129AEB12A}"/>
   </w:font>
   <w:font w:name="ＭＳ Ｐゴシック">
     <w:altName w:val="MS PGothic"/>
@@ -41875,7 +41837,7 @@
     <w:family w:val="swiss"/>
     <w:pitch w:val="variable"/>
     <w:sig w:usb0="E4002EFF" w:usb1="C200247B" w:usb2="00000009" w:usb3="00000000" w:csb0="000001FF" w:csb1="00000000"/>
-    <w:embedRegular r:id="rId5" w:fontKey="{B0934FF9-2372-4EB3-81BC-8DA634DA968F}"/>
+    <w:embedRegular r:id="rId5" w:fontKey="{DC04B55A-267A-45A3-B00B-277AB26B1698}"/>
   </w:font>
 </w:fonts>
 </file>
@@ -42701,6 +42663,93 @@
     </w:lvl>
   </w:abstractNum>
   <w:abstractNum w:abstractNumId="7" w15:restartNumberingAfterBreak="0">
+    <w:nsid w:val="08763A22"/>
+    <w:multiLevelType w:val="hybridMultilevel"/>
+    <w:tmpl w:val="C4BCD582"/>
+    <w:name w:val="__API_DOC_SQUARE_BULLET__22222222"/>
+    <w:lvl w:ilvl="0" w:tplc="0409000F">
+      <w:start w:val="1"/>
+      <w:numFmt w:val="decimal"/>
+      <w:lvlText w:val="%1."/>
+      <w:lvlJc w:val="left"/>
+      <w:pPr>
+        <w:ind w:left="440" w:hanging="440"/>
+      </w:pPr>
+    </w:lvl>
+    <w:lvl w:ilvl="1" w:tplc="04090017" w:tentative="1">
+      <w:start w:val="1"/>
+      <w:numFmt w:val="aiueoFullWidth"/>
+      <w:lvlText w:val="(%2)"/>
+      <w:lvlJc w:val="left"/>
+      <w:pPr>
+        <w:ind w:left="880" w:hanging="440"/>
+      </w:pPr>
+    </w:lvl>
+    <w:lvl w:ilvl="2" w:tplc="04090011" w:tentative="1">
+      <w:start w:val="1"/>
+      <w:numFmt w:val="decimalEnclosedCircle"/>
+      <w:lvlText w:val="%3"/>
+      <w:lvlJc w:val="left"/>
+      <w:pPr>
+        <w:ind w:left="1320" w:hanging="440"/>
+      </w:pPr>
+    </w:lvl>
+    <w:lvl w:ilvl="3" w:tplc="0409000F" w:tentative="1">
+      <w:start w:val="1"/>
+      <w:numFmt w:val="decimal"/>
+      <w:lvlText w:val="%4."/>
+      <w:lvlJc w:val="left"/>
+      <w:pPr>
+        <w:ind w:left="1760" w:hanging="440"/>
+      </w:pPr>
+    </w:lvl>
+    <w:lvl w:ilvl="4" w:tplc="04090017" w:tentative="1">
+      <w:start w:val="1"/>
+      <w:numFmt w:val="aiueoFullWidth"/>
+      <w:lvlText w:val="(%5)"/>
+      <w:lvlJc w:val="left"/>
+      <w:pPr>
+        <w:ind w:left="2200" w:hanging="440"/>
+      </w:pPr>
+    </w:lvl>
+    <w:lvl w:ilvl="5" w:tplc="04090011" w:tentative="1">
+      <w:start w:val="1"/>
+      <w:numFmt w:val="decimalEnclosedCircle"/>
+      <w:lvlText w:val="%6"/>
+      <w:lvlJc w:val="left"/>
+      <w:pPr>
+        <w:ind w:left="2640" w:hanging="440"/>
+      </w:pPr>
+    </w:lvl>
+    <w:lvl w:ilvl="6" w:tplc="0409000F" w:tentative="1">
+      <w:start w:val="1"/>
+      <w:numFmt w:val="decimal"/>
+      <w:lvlText w:val="%7."/>
+      <w:lvlJc w:val="left"/>
+      <w:pPr>
+        <w:ind w:left="3080" w:hanging="440"/>
+      </w:pPr>
+    </w:lvl>
+    <w:lvl w:ilvl="7" w:tplc="04090017" w:tentative="1">
+      <w:start w:val="1"/>
+      <w:numFmt w:val="aiueoFullWidth"/>
+      <w:lvlText w:val="(%8)"/>
+      <w:lvlJc w:val="left"/>
+      <w:pPr>
+        <w:ind w:left="3520" w:hanging="440"/>
+      </w:pPr>
+    </w:lvl>
+    <w:lvl w:ilvl="8" w:tplc="04090011" w:tentative="1">
+      <w:start w:val="1"/>
+      <w:numFmt w:val="decimalEnclosedCircle"/>
+      <w:lvlText w:val="%9"/>
+      <w:lvlJc w:val="left"/>
+      <w:pPr>
+        <w:ind w:left="3960" w:hanging="440"/>
+      </w:pPr>
+    </w:lvl>
+  </w:abstractNum>
+  <w:abstractNum w:abstractNumId="8" w15:restartNumberingAfterBreak="0">
     <w:nsid w:val="09203DB8"/>
     <w:multiLevelType w:val="hybridMultilevel"/>
     <w:tmpl w:val="00D8CDE0"/>
@@ -42813,7 +42862,7 @@
       </w:rPr>
     </w:lvl>
   </w:abstractNum>
-  <w:abstractNum w:abstractNumId="8" w15:restartNumberingAfterBreak="0">
+  <w:abstractNum w:abstractNumId="9" w15:restartNumberingAfterBreak="0">
     <w:nsid w:val="09E70C1B"/>
     <w:multiLevelType w:val="multilevel"/>
     <w:tmpl w:val="4DECA9DA"/>
@@ -42925,93 +42974,6 @@
       <w:rPr>
         <w:u w:val="none"/>
       </w:rPr>
-    </w:lvl>
-  </w:abstractNum>
-  <w:abstractNum w:abstractNumId="9" w15:restartNumberingAfterBreak="0">
-    <w:nsid w:val="09F810A5"/>
-    <w:multiLevelType w:val="hybridMultilevel"/>
-    <w:tmpl w:val="5A1EA5CE"/>
-    <w:name w:val="__API_DOC_SQUARE_BULLET__22222222"/>
-    <w:lvl w:ilvl="0" w:tplc="0409000F">
-      <w:start w:val="1"/>
-      <w:numFmt w:val="decimal"/>
-      <w:lvlText w:val="%1."/>
-      <w:lvlJc w:val="left"/>
-      <w:pPr>
-        <w:ind w:left="440" w:hanging="440"/>
-      </w:pPr>
-    </w:lvl>
-    <w:lvl w:ilvl="1" w:tplc="04090017" w:tentative="1">
-      <w:start w:val="1"/>
-      <w:numFmt w:val="aiueoFullWidth"/>
-      <w:lvlText w:val="(%2)"/>
-      <w:lvlJc w:val="left"/>
-      <w:pPr>
-        <w:ind w:left="880" w:hanging="440"/>
-      </w:pPr>
-    </w:lvl>
-    <w:lvl w:ilvl="2" w:tplc="04090011" w:tentative="1">
-      <w:start w:val="1"/>
-      <w:numFmt w:val="decimalEnclosedCircle"/>
-      <w:lvlText w:val="%3"/>
-      <w:lvlJc w:val="left"/>
-      <w:pPr>
-        <w:ind w:left="1320" w:hanging="440"/>
-      </w:pPr>
-    </w:lvl>
-    <w:lvl w:ilvl="3" w:tplc="0409000F" w:tentative="1">
-      <w:start w:val="1"/>
-      <w:numFmt w:val="decimal"/>
-      <w:lvlText w:val="%4."/>
-      <w:lvlJc w:val="left"/>
-      <w:pPr>
-        <w:ind w:left="1760" w:hanging="440"/>
-      </w:pPr>
-    </w:lvl>
-    <w:lvl w:ilvl="4" w:tplc="04090017" w:tentative="1">
-      <w:start w:val="1"/>
-      <w:numFmt w:val="aiueoFullWidth"/>
-      <w:lvlText w:val="(%5)"/>
-      <w:lvlJc w:val="left"/>
-      <w:pPr>
-        <w:ind w:left="2200" w:hanging="440"/>
-      </w:pPr>
-    </w:lvl>
-    <w:lvl w:ilvl="5" w:tplc="04090011" w:tentative="1">
-      <w:start w:val="1"/>
-      <w:numFmt w:val="decimalEnclosedCircle"/>
-      <w:lvlText w:val="%6"/>
-      <w:lvlJc w:val="left"/>
-      <w:pPr>
-        <w:ind w:left="2640" w:hanging="440"/>
-      </w:pPr>
-    </w:lvl>
-    <w:lvl w:ilvl="6" w:tplc="0409000F" w:tentative="1">
-      <w:start w:val="1"/>
-      <w:numFmt w:val="decimal"/>
-      <w:lvlText w:val="%7."/>
-      <w:lvlJc w:val="left"/>
-      <w:pPr>
-        <w:ind w:left="3080" w:hanging="440"/>
-      </w:pPr>
-    </w:lvl>
-    <w:lvl w:ilvl="7" w:tplc="04090017" w:tentative="1">
-      <w:start w:val="1"/>
-      <w:numFmt w:val="aiueoFullWidth"/>
-      <w:lvlText w:val="(%8)"/>
-      <w:lvlJc w:val="left"/>
-      <w:pPr>
-        <w:ind w:left="3520" w:hanging="440"/>
-      </w:pPr>
-    </w:lvl>
-    <w:lvl w:ilvl="8" w:tplc="04090011" w:tentative="1">
-      <w:start w:val="1"/>
-      <w:numFmt w:val="decimalEnclosedCircle"/>
-      <w:lvlText w:val="%9"/>
-      <w:lvlJc w:val="left"/>
-      <w:pPr>
-        <w:ind w:left="3960" w:hanging="440"/>
-      </w:pPr>
     </w:lvl>
   </w:abstractNum>
   <w:abstractNum w:abstractNumId="10" w15:restartNumberingAfterBreak="0">
@@ -43582,6 +43544,93 @@
     </w:lvl>
   </w:abstractNum>
   <w:abstractNum w:abstractNumId="15" w15:restartNumberingAfterBreak="0">
+    <w:nsid w:val="0E737732"/>
+    <w:multiLevelType w:val="hybridMultilevel"/>
+    <w:tmpl w:val="0EFE96FC"/>
+    <w:name w:val="__API_DOC_SQUARE_BULLET__222222"/>
+    <w:lvl w:ilvl="0" w:tplc="0409000F">
+      <w:start w:val="1"/>
+      <w:numFmt w:val="decimal"/>
+      <w:lvlText w:val="%1."/>
+      <w:lvlJc w:val="left"/>
+      <w:pPr>
+        <w:ind w:left="440" w:hanging="440"/>
+      </w:pPr>
+    </w:lvl>
+    <w:lvl w:ilvl="1" w:tplc="04090017" w:tentative="1">
+      <w:start w:val="1"/>
+      <w:numFmt w:val="aiueoFullWidth"/>
+      <w:lvlText w:val="(%2)"/>
+      <w:lvlJc w:val="left"/>
+      <w:pPr>
+        <w:ind w:left="880" w:hanging="440"/>
+      </w:pPr>
+    </w:lvl>
+    <w:lvl w:ilvl="2" w:tplc="04090011" w:tentative="1">
+      <w:start w:val="1"/>
+      <w:numFmt w:val="decimalEnclosedCircle"/>
+      <w:lvlText w:val="%3"/>
+      <w:lvlJc w:val="left"/>
+      <w:pPr>
+        <w:ind w:left="1320" w:hanging="440"/>
+      </w:pPr>
+    </w:lvl>
+    <w:lvl w:ilvl="3" w:tplc="0409000F" w:tentative="1">
+      <w:start w:val="1"/>
+      <w:numFmt w:val="decimal"/>
+      <w:lvlText w:val="%4."/>
+      <w:lvlJc w:val="left"/>
+      <w:pPr>
+        <w:ind w:left="1760" w:hanging="440"/>
+      </w:pPr>
+    </w:lvl>
+    <w:lvl w:ilvl="4" w:tplc="04090017" w:tentative="1">
+      <w:start w:val="1"/>
+      <w:numFmt w:val="aiueoFullWidth"/>
+      <w:lvlText w:val="(%5)"/>
+      <w:lvlJc w:val="left"/>
+      <w:pPr>
+        <w:ind w:left="2200" w:hanging="440"/>
+      </w:pPr>
+    </w:lvl>
+    <w:lvl w:ilvl="5" w:tplc="04090011" w:tentative="1">
+      <w:start w:val="1"/>
+      <w:numFmt w:val="decimalEnclosedCircle"/>
+      <w:lvlText w:val="%6"/>
+      <w:lvlJc w:val="left"/>
+      <w:pPr>
+        <w:ind w:left="2640" w:hanging="440"/>
+      </w:pPr>
+    </w:lvl>
+    <w:lvl w:ilvl="6" w:tplc="0409000F" w:tentative="1">
+      <w:start w:val="1"/>
+      <w:numFmt w:val="decimal"/>
+      <w:lvlText w:val="%7."/>
+      <w:lvlJc w:val="left"/>
+      <w:pPr>
+        <w:ind w:left="3080" w:hanging="440"/>
+      </w:pPr>
+    </w:lvl>
+    <w:lvl w:ilvl="7" w:tplc="04090017" w:tentative="1">
+      <w:start w:val="1"/>
+      <w:numFmt w:val="aiueoFullWidth"/>
+      <w:lvlText w:val="(%8)"/>
+      <w:lvlJc w:val="left"/>
+      <w:pPr>
+        <w:ind w:left="3520" w:hanging="440"/>
+      </w:pPr>
+    </w:lvl>
+    <w:lvl w:ilvl="8" w:tplc="04090011" w:tentative="1">
+      <w:start w:val="1"/>
+      <w:numFmt w:val="decimalEnclosedCircle"/>
+      <w:lvlText w:val="%9"/>
+      <w:lvlJc w:val="left"/>
+      <w:pPr>
+        <w:ind w:left="3960" w:hanging="440"/>
+      </w:pPr>
+    </w:lvl>
+  </w:abstractNum>
+  <w:abstractNum w:abstractNumId="16" w15:restartNumberingAfterBreak="0">
     <w:nsid w:val="0EA343D8"/>
     <w:multiLevelType w:val="hybridMultilevel"/>
     <w:tmpl w:val="FE7A45C2"/>
@@ -43694,7 +43743,7 @@
       </w:rPr>
     </w:lvl>
   </w:abstractNum>
-  <w:abstractNum w:abstractNumId="16" w15:restartNumberingAfterBreak="0">
+  <w:abstractNum w:abstractNumId="17" w15:restartNumberingAfterBreak="0">
     <w:nsid w:val="0EBE48AD"/>
     <w:multiLevelType w:val="multilevel"/>
     <w:tmpl w:val="60143FE2"/>
@@ -43806,93 +43855,6 @@
       <w:rPr>
         <w:u w:val="none"/>
       </w:rPr>
-    </w:lvl>
-  </w:abstractNum>
-  <w:abstractNum w:abstractNumId="17" w15:restartNumberingAfterBreak="0">
-    <w:nsid w:val="0F612EE4"/>
-    <w:multiLevelType w:val="hybridMultilevel"/>
-    <w:tmpl w:val="297ABC12"/>
-    <w:name w:val="__API_DOC_SQUARE_BULLET__22"/>
-    <w:lvl w:ilvl="0" w:tplc="0409000F">
-      <w:start w:val="1"/>
-      <w:numFmt w:val="decimal"/>
-      <w:lvlText w:val="%1."/>
-      <w:lvlJc w:val="left"/>
-      <w:pPr>
-        <w:ind w:left="440" w:hanging="440"/>
-      </w:pPr>
-    </w:lvl>
-    <w:lvl w:ilvl="1" w:tplc="04090017" w:tentative="1">
-      <w:start w:val="1"/>
-      <w:numFmt w:val="aiueoFullWidth"/>
-      <w:lvlText w:val="(%2)"/>
-      <w:lvlJc w:val="left"/>
-      <w:pPr>
-        <w:ind w:left="880" w:hanging="440"/>
-      </w:pPr>
-    </w:lvl>
-    <w:lvl w:ilvl="2" w:tplc="04090011" w:tentative="1">
-      <w:start w:val="1"/>
-      <w:numFmt w:val="decimalEnclosedCircle"/>
-      <w:lvlText w:val="%3"/>
-      <w:lvlJc w:val="left"/>
-      <w:pPr>
-        <w:ind w:left="1320" w:hanging="440"/>
-      </w:pPr>
-    </w:lvl>
-    <w:lvl w:ilvl="3" w:tplc="0409000F" w:tentative="1">
-      <w:start w:val="1"/>
-      <w:numFmt w:val="decimal"/>
-      <w:lvlText w:val="%4."/>
-      <w:lvlJc w:val="left"/>
-      <w:pPr>
-        <w:ind w:left="1760" w:hanging="440"/>
-      </w:pPr>
-    </w:lvl>
-    <w:lvl w:ilvl="4" w:tplc="04090017" w:tentative="1">
-      <w:start w:val="1"/>
-      <w:numFmt w:val="aiueoFullWidth"/>
-      <w:lvlText w:val="(%5)"/>
-      <w:lvlJc w:val="left"/>
-      <w:pPr>
-        <w:ind w:left="2200" w:hanging="440"/>
-      </w:pPr>
-    </w:lvl>
-    <w:lvl w:ilvl="5" w:tplc="04090011" w:tentative="1">
-      <w:start w:val="1"/>
-      <w:numFmt w:val="decimalEnclosedCircle"/>
-      <w:lvlText w:val="%6"/>
-      <w:lvlJc w:val="left"/>
-      <w:pPr>
-        <w:ind w:left="2640" w:hanging="440"/>
-      </w:pPr>
-    </w:lvl>
-    <w:lvl w:ilvl="6" w:tplc="0409000F" w:tentative="1">
-      <w:start w:val="1"/>
-      <w:numFmt w:val="decimal"/>
-      <w:lvlText w:val="%7."/>
-      <w:lvlJc w:val="left"/>
-      <w:pPr>
-        <w:ind w:left="3080" w:hanging="440"/>
-      </w:pPr>
-    </w:lvl>
-    <w:lvl w:ilvl="7" w:tplc="04090017" w:tentative="1">
-      <w:start w:val="1"/>
-      <w:numFmt w:val="aiueoFullWidth"/>
-      <w:lvlText w:val="(%8)"/>
-      <w:lvlJc w:val="left"/>
-      <w:pPr>
-        <w:ind w:left="3520" w:hanging="440"/>
-      </w:pPr>
-    </w:lvl>
-    <w:lvl w:ilvl="8" w:tplc="04090011" w:tentative="1">
-      <w:start w:val="1"/>
-      <w:numFmt w:val="decimalEnclosedCircle"/>
-      <w:lvlText w:val="%9"/>
-      <w:lvlJc w:val="left"/>
-      <w:pPr>
-        <w:ind w:left="3960" w:hanging="440"/>
-      </w:pPr>
     </w:lvl>
   </w:abstractNum>
   <w:abstractNum w:abstractNumId="18" w15:restartNumberingAfterBreak="0">
@@ -45483,93 +45445,6 @@
     </w:lvl>
   </w:abstractNum>
   <w:abstractNum w:abstractNumId="32" w15:restartNumberingAfterBreak="0">
-    <w:nsid w:val="1F40025C"/>
-    <w:multiLevelType w:val="hybridMultilevel"/>
-    <w:tmpl w:val="86B41CE0"/>
-    <w:name w:val="__API_DOC_SQUARE_BULLET__222222"/>
-    <w:lvl w:ilvl="0" w:tplc="0409000F">
-      <w:start w:val="1"/>
-      <w:numFmt w:val="decimal"/>
-      <w:lvlText w:val="%1."/>
-      <w:lvlJc w:val="left"/>
-      <w:pPr>
-        <w:ind w:left="440" w:hanging="440"/>
-      </w:pPr>
-    </w:lvl>
-    <w:lvl w:ilvl="1" w:tplc="04090017" w:tentative="1">
-      <w:start w:val="1"/>
-      <w:numFmt w:val="aiueoFullWidth"/>
-      <w:lvlText w:val="(%2)"/>
-      <w:lvlJc w:val="left"/>
-      <w:pPr>
-        <w:ind w:left="880" w:hanging="440"/>
-      </w:pPr>
-    </w:lvl>
-    <w:lvl w:ilvl="2" w:tplc="04090011" w:tentative="1">
-      <w:start w:val="1"/>
-      <w:numFmt w:val="decimalEnclosedCircle"/>
-      <w:lvlText w:val="%3"/>
-      <w:lvlJc w:val="left"/>
-      <w:pPr>
-        <w:ind w:left="1320" w:hanging="440"/>
-      </w:pPr>
-    </w:lvl>
-    <w:lvl w:ilvl="3" w:tplc="0409000F" w:tentative="1">
-      <w:start w:val="1"/>
-      <w:numFmt w:val="decimal"/>
-      <w:lvlText w:val="%4."/>
-      <w:lvlJc w:val="left"/>
-      <w:pPr>
-        <w:ind w:left="1760" w:hanging="440"/>
-      </w:pPr>
-    </w:lvl>
-    <w:lvl w:ilvl="4" w:tplc="04090017" w:tentative="1">
-      <w:start w:val="1"/>
-      <w:numFmt w:val="aiueoFullWidth"/>
-      <w:lvlText w:val="(%5)"/>
-      <w:lvlJc w:val="left"/>
-      <w:pPr>
-        <w:ind w:left="2200" w:hanging="440"/>
-      </w:pPr>
-    </w:lvl>
-    <w:lvl w:ilvl="5" w:tplc="04090011" w:tentative="1">
-      <w:start w:val="1"/>
-      <w:numFmt w:val="decimalEnclosedCircle"/>
-      <w:lvlText w:val="%6"/>
-      <w:lvlJc w:val="left"/>
-      <w:pPr>
-        <w:ind w:left="2640" w:hanging="440"/>
-      </w:pPr>
-    </w:lvl>
-    <w:lvl w:ilvl="6" w:tplc="0409000F" w:tentative="1">
-      <w:start w:val="1"/>
-      <w:numFmt w:val="decimal"/>
-      <w:lvlText w:val="%7."/>
-      <w:lvlJc w:val="left"/>
-      <w:pPr>
-        <w:ind w:left="3080" w:hanging="440"/>
-      </w:pPr>
-    </w:lvl>
-    <w:lvl w:ilvl="7" w:tplc="04090017" w:tentative="1">
-      <w:start w:val="1"/>
-      <w:numFmt w:val="aiueoFullWidth"/>
-      <w:lvlText w:val="(%8)"/>
-      <w:lvlJc w:val="left"/>
-      <w:pPr>
-        <w:ind w:left="3520" w:hanging="440"/>
-      </w:pPr>
-    </w:lvl>
-    <w:lvl w:ilvl="8" w:tplc="04090011" w:tentative="1">
-      <w:start w:val="1"/>
-      <w:numFmt w:val="decimalEnclosedCircle"/>
-      <w:lvlText w:val="%9"/>
-      <w:lvlJc w:val="left"/>
-      <w:pPr>
-        <w:ind w:left="3960" w:hanging="440"/>
-      </w:pPr>
-    </w:lvl>
-  </w:abstractNum>
-  <w:abstractNum w:abstractNumId="33" w15:restartNumberingAfterBreak="0">
     <w:nsid w:val="1F5529E3"/>
     <w:multiLevelType w:val="multilevel"/>
     <w:tmpl w:val="304E6B04"/>
@@ -45718,7 +45593,7 @@
       </w:rPr>
     </w:lvl>
   </w:abstractNum>
-  <w:abstractNum w:abstractNumId="34" w15:restartNumberingAfterBreak="0">
+  <w:abstractNum w:abstractNumId="33" w15:restartNumberingAfterBreak="0">
     <w:nsid w:val="1FB92F7A"/>
     <w:multiLevelType w:val="hybridMultilevel"/>
     <w:tmpl w:val="BAFCEED6"/>
@@ -45831,7 +45706,7 @@
       </w:rPr>
     </w:lvl>
   </w:abstractNum>
-  <w:abstractNum w:abstractNumId="35" w15:restartNumberingAfterBreak="0">
+  <w:abstractNum w:abstractNumId="34" w15:restartNumberingAfterBreak="0">
     <w:nsid w:val="207A0E23"/>
     <w:multiLevelType w:val="multilevel"/>
     <w:tmpl w:val="861C7544"/>
@@ -45944,7 +45819,7 @@
       </w:pPr>
     </w:lvl>
   </w:abstractNum>
-  <w:abstractNum w:abstractNumId="36" w15:restartNumberingAfterBreak="0">
+  <w:abstractNum w:abstractNumId="35" w15:restartNumberingAfterBreak="0">
     <w:nsid w:val="20E6427A"/>
     <w:multiLevelType w:val="multilevel"/>
     <w:tmpl w:val="680CF008"/>
@@ -46058,7 +45933,7 @@
       </w:rPr>
     </w:lvl>
   </w:abstractNum>
-  <w:abstractNum w:abstractNumId="37" w15:restartNumberingAfterBreak="0">
+  <w:abstractNum w:abstractNumId="36" w15:restartNumberingAfterBreak="0">
     <w:nsid w:val="21D803D0"/>
     <w:multiLevelType w:val="hybridMultilevel"/>
     <w:tmpl w:val="FE828A06"/>
@@ -46171,7 +46046,7 @@
       </w:rPr>
     </w:lvl>
   </w:abstractNum>
-  <w:abstractNum w:abstractNumId="38" w15:restartNumberingAfterBreak="0">
+  <w:abstractNum w:abstractNumId="37" w15:restartNumberingAfterBreak="0">
     <w:nsid w:val="21FA3E5F"/>
     <w:multiLevelType w:val="multilevel"/>
     <w:tmpl w:val="7E2489B4"/>
@@ -46285,7 +46160,7 @@
       </w:rPr>
     </w:lvl>
   </w:abstractNum>
-  <w:abstractNum w:abstractNumId="39" w15:restartNumberingAfterBreak="0">
+  <w:abstractNum w:abstractNumId="38" w15:restartNumberingAfterBreak="0">
     <w:nsid w:val="22A12C20"/>
     <w:multiLevelType w:val="hybridMultilevel"/>
     <w:tmpl w:val="08CCCE2E"/>
@@ -46398,7 +46273,7 @@
       </w:rPr>
     </w:lvl>
   </w:abstractNum>
-  <w:abstractNum w:abstractNumId="40" w15:restartNumberingAfterBreak="0">
+  <w:abstractNum w:abstractNumId="39" w15:restartNumberingAfterBreak="0">
     <w:nsid w:val="22F07F74"/>
     <w:multiLevelType w:val="multilevel"/>
     <w:tmpl w:val="BD8AF998"/>
@@ -46512,7 +46387,7 @@
       </w:rPr>
     </w:lvl>
   </w:abstractNum>
-  <w:abstractNum w:abstractNumId="41" w15:restartNumberingAfterBreak="0">
+  <w:abstractNum w:abstractNumId="40" w15:restartNumberingAfterBreak="0">
     <w:nsid w:val="22FD72CB"/>
     <w:multiLevelType w:val="multilevel"/>
     <w:tmpl w:val="839A303C"/>
@@ -46625,7 +46500,7 @@
       </w:pPr>
     </w:lvl>
   </w:abstractNum>
-  <w:abstractNum w:abstractNumId="42" w15:restartNumberingAfterBreak="0">
+  <w:abstractNum w:abstractNumId="41" w15:restartNumberingAfterBreak="0">
     <w:nsid w:val="23937D16"/>
     <w:multiLevelType w:val="multilevel"/>
     <w:tmpl w:val="C0AE5AF8"/>
@@ -46739,7 +46614,7 @@
       </w:rPr>
     </w:lvl>
   </w:abstractNum>
-  <w:abstractNum w:abstractNumId="43" w15:restartNumberingAfterBreak="0">
+  <w:abstractNum w:abstractNumId="42" w15:restartNumberingAfterBreak="0">
     <w:nsid w:val="23BE74EF"/>
     <w:multiLevelType w:val="hybridMultilevel"/>
     <w:tmpl w:val="8C762C7C"/>
@@ -46850,6 +46725,93 @@
       <w:rPr>
         <w:rFonts w:ascii="Meiryo UI" w:hAnsi="Meiryo UI" w:eastAsia="Meiryo UI" w:cs="Meiryo UI" w:hint="default"/>
       </w:rPr>
+    </w:lvl>
+  </w:abstractNum>
+  <w:abstractNum w:abstractNumId="43" w15:restartNumberingAfterBreak="0">
+    <w:nsid w:val="24161AF9"/>
+    <w:multiLevelType w:val="hybridMultilevel"/>
+    <w:tmpl w:val="0252715C"/>
+    <w:name w:val="__API_DOC_SQUARE_BULLET__2222222222"/>
+    <w:lvl w:ilvl="0" w:tplc="0409000F">
+      <w:start w:val="1"/>
+      <w:numFmt w:val="decimal"/>
+      <w:lvlText w:val="%1."/>
+      <w:lvlJc w:val="left"/>
+      <w:pPr>
+        <w:ind w:left="440" w:hanging="440"/>
+      </w:pPr>
+    </w:lvl>
+    <w:lvl w:ilvl="1" w:tplc="04090017" w:tentative="1">
+      <w:start w:val="1"/>
+      <w:numFmt w:val="aiueoFullWidth"/>
+      <w:lvlText w:val="(%2)"/>
+      <w:lvlJc w:val="left"/>
+      <w:pPr>
+        <w:ind w:left="880" w:hanging="440"/>
+      </w:pPr>
+    </w:lvl>
+    <w:lvl w:ilvl="2" w:tplc="04090011" w:tentative="1">
+      <w:start w:val="1"/>
+      <w:numFmt w:val="decimalEnclosedCircle"/>
+      <w:lvlText w:val="%3"/>
+      <w:lvlJc w:val="left"/>
+      <w:pPr>
+        <w:ind w:left="1320" w:hanging="440"/>
+      </w:pPr>
+    </w:lvl>
+    <w:lvl w:ilvl="3" w:tplc="0409000F" w:tentative="1">
+      <w:start w:val="1"/>
+      <w:numFmt w:val="decimal"/>
+      <w:lvlText w:val="%4."/>
+      <w:lvlJc w:val="left"/>
+      <w:pPr>
+        <w:ind w:left="1760" w:hanging="440"/>
+      </w:pPr>
+    </w:lvl>
+    <w:lvl w:ilvl="4" w:tplc="04090017" w:tentative="1">
+      <w:start w:val="1"/>
+      <w:numFmt w:val="aiueoFullWidth"/>
+      <w:lvlText w:val="(%5)"/>
+      <w:lvlJc w:val="left"/>
+      <w:pPr>
+        <w:ind w:left="2200" w:hanging="440"/>
+      </w:pPr>
+    </w:lvl>
+    <w:lvl w:ilvl="5" w:tplc="04090011" w:tentative="1">
+      <w:start w:val="1"/>
+      <w:numFmt w:val="decimalEnclosedCircle"/>
+      <w:lvlText w:val="%6"/>
+      <w:lvlJc w:val="left"/>
+      <w:pPr>
+        <w:ind w:left="2640" w:hanging="440"/>
+      </w:pPr>
+    </w:lvl>
+    <w:lvl w:ilvl="6" w:tplc="0409000F" w:tentative="1">
+      <w:start w:val="1"/>
+      <w:numFmt w:val="decimal"/>
+      <w:lvlText w:val="%7."/>
+      <w:lvlJc w:val="left"/>
+      <w:pPr>
+        <w:ind w:left="3080" w:hanging="440"/>
+      </w:pPr>
+    </w:lvl>
+    <w:lvl w:ilvl="7" w:tplc="04090017" w:tentative="1">
+      <w:start w:val="1"/>
+      <w:numFmt w:val="aiueoFullWidth"/>
+      <w:lvlText w:val="(%8)"/>
+      <w:lvlJc w:val="left"/>
+      <w:pPr>
+        <w:ind w:left="3520" w:hanging="440"/>
+      </w:pPr>
+    </w:lvl>
+    <w:lvl w:ilvl="8" w:tplc="04090011" w:tentative="1">
+      <w:start w:val="1"/>
+      <w:numFmt w:val="decimalEnclosedCircle"/>
+      <w:lvlText w:val="%9"/>
+      <w:lvlJc w:val="left"/>
+      <w:pPr>
+        <w:ind w:left="3960" w:hanging="440"/>
+      </w:pPr>
     </w:lvl>
   </w:abstractNum>
   <w:abstractNum w:abstractNumId="44" w15:restartNumberingAfterBreak="0">
@@ -47645,93 +47607,6 @@
     </w:lvl>
   </w:abstractNum>
   <w:abstractNum w:abstractNumId="51" w15:restartNumberingAfterBreak="0">
-    <w:nsid w:val="28A02B1C"/>
-    <w:multiLevelType w:val="hybridMultilevel"/>
-    <w:tmpl w:val="320690E0"/>
-    <w:name w:val="__API_DOC_SQUARE_BULLET__222"/>
-    <w:lvl w:ilvl="0" w:tplc="0409000F">
-      <w:start w:val="1"/>
-      <w:numFmt w:val="decimal"/>
-      <w:lvlText w:val="%1."/>
-      <w:lvlJc w:val="left"/>
-      <w:pPr>
-        <w:ind w:left="440" w:hanging="440"/>
-      </w:pPr>
-    </w:lvl>
-    <w:lvl w:ilvl="1" w:tplc="04090017" w:tentative="1">
-      <w:start w:val="1"/>
-      <w:numFmt w:val="aiueoFullWidth"/>
-      <w:lvlText w:val="(%2)"/>
-      <w:lvlJc w:val="left"/>
-      <w:pPr>
-        <w:ind w:left="880" w:hanging="440"/>
-      </w:pPr>
-    </w:lvl>
-    <w:lvl w:ilvl="2" w:tplc="04090011" w:tentative="1">
-      <w:start w:val="1"/>
-      <w:numFmt w:val="decimalEnclosedCircle"/>
-      <w:lvlText w:val="%3"/>
-      <w:lvlJc w:val="left"/>
-      <w:pPr>
-        <w:ind w:left="1320" w:hanging="440"/>
-      </w:pPr>
-    </w:lvl>
-    <w:lvl w:ilvl="3" w:tplc="0409000F" w:tentative="1">
-      <w:start w:val="1"/>
-      <w:numFmt w:val="decimal"/>
-      <w:lvlText w:val="%4."/>
-      <w:lvlJc w:val="left"/>
-      <w:pPr>
-        <w:ind w:left="1760" w:hanging="440"/>
-      </w:pPr>
-    </w:lvl>
-    <w:lvl w:ilvl="4" w:tplc="04090017" w:tentative="1">
-      <w:start w:val="1"/>
-      <w:numFmt w:val="aiueoFullWidth"/>
-      <w:lvlText w:val="(%5)"/>
-      <w:lvlJc w:val="left"/>
-      <w:pPr>
-        <w:ind w:left="2200" w:hanging="440"/>
-      </w:pPr>
-    </w:lvl>
-    <w:lvl w:ilvl="5" w:tplc="04090011" w:tentative="1">
-      <w:start w:val="1"/>
-      <w:numFmt w:val="decimalEnclosedCircle"/>
-      <w:lvlText w:val="%6"/>
-      <w:lvlJc w:val="left"/>
-      <w:pPr>
-        <w:ind w:left="2640" w:hanging="440"/>
-      </w:pPr>
-    </w:lvl>
-    <w:lvl w:ilvl="6" w:tplc="0409000F" w:tentative="1">
-      <w:start w:val="1"/>
-      <w:numFmt w:val="decimal"/>
-      <w:lvlText w:val="%7."/>
-      <w:lvlJc w:val="left"/>
-      <w:pPr>
-        <w:ind w:left="3080" w:hanging="440"/>
-      </w:pPr>
-    </w:lvl>
-    <w:lvl w:ilvl="7" w:tplc="04090017" w:tentative="1">
-      <w:start w:val="1"/>
-      <w:numFmt w:val="aiueoFullWidth"/>
-      <w:lvlText w:val="(%8)"/>
-      <w:lvlJc w:val="left"/>
-      <w:pPr>
-        <w:ind w:left="3520" w:hanging="440"/>
-      </w:pPr>
-    </w:lvl>
-    <w:lvl w:ilvl="8" w:tplc="04090011" w:tentative="1">
-      <w:start w:val="1"/>
-      <w:numFmt w:val="decimalEnclosedCircle"/>
-      <w:lvlText w:val="%9"/>
-      <w:lvlJc w:val="left"/>
-      <w:pPr>
-        <w:ind w:left="3960" w:hanging="440"/>
-      </w:pPr>
-    </w:lvl>
-  </w:abstractNum>
-  <w:abstractNum w:abstractNumId="52" w15:restartNumberingAfterBreak="0">
     <w:nsid w:val="29DF02CB"/>
     <w:multiLevelType w:val="hybridMultilevel"/>
     <w:tmpl w:val="CBFE8CFA"/>
@@ -47844,7 +47719,7 @@
       </w:rPr>
     </w:lvl>
   </w:abstractNum>
-  <w:abstractNum w:abstractNumId="53" w15:restartNumberingAfterBreak="0">
+  <w:abstractNum w:abstractNumId="52" w15:restartNumberingAfterBreak="0">
     <w:nsid w:val="2A386E3B"/>
     <w:multiLevelType w:val="hybridMultilevel"/>
     <w:tmpl w:val="B6FEBDD4"/>
@@ -47957,7 +47832,7 @@
       </w:rPr>
     </w:lvl>
   </w:abstractNum>
-  <w:abstractNum w:abstractNumId="54" w15:restartNumberingAfterBreak="0">
+  <w:abstractNum w:abstractNumId="53" w15:restartNumberingAfterBreak="0">
     <w:nsid w:val="2B285FF9"/>
     <w:multiLevelType w:val="multilevel"/>
     <w:tmpl w:val="BD8AF998"/>
@@ -48071,7 +47946,7 @@
       </w:rPr>
     </w:lvl>
   </w:abstractNum>
-  <w:abstractNum w:abstractNumId="55" w15:restartNumberingAfterBreak="0">
+  <w:abstractNum w:abstractNumId="54" w15:restartNumberingAfterBreak="0">
     <w:nsid w:val="2B7B3F4F"/>
     <w:multiLevelType w:val="hybridMultilevel"/>
     <w:tmpl w:val="E3C0CB1C"/>
@@ -48184,7 +48059,7 @@
       </w:rPr>
     </w:lvl>
   </w:abstractNum>
-  <w:abstractNum w:abstractNumId="56" w15:restartNumberingAfterBreak="0">
+  <w:abstractNum w:abstractNumId="55" w15:restartNumberingAfterBreak="0">
     <w:nsid w:val="2B9F1EE2"/>
     <w:multiLevelType w:val="multilevel"/>
     <w:tmpl w:val="1BF047B2"/>
@@ -48298,7 +48173,7 @@
       </w:rPr>
     </w:lvl>
   </w:abstractNum>
-  <w:abstractNum w:abstractNumId="57" w15:restartNumberingAfterBreak="0">
+  <w:abstractNum w:abstractNumId="56" w15:restartNumberingAfterBreak="0">
     <w:nsid w:val="2D861744"/>
     <w:multiLevelType w:val="multilevel"/>
     <w:tmpl w:val="FA14934C"/>
@@ -48412,24 +48287,7 @@
       </w:rPr>
     </w:lvl>
   </w:abstractNum>
-  <w:abstractNum w:abstractNumId="58" w15:restartNumberingAfterBreak="0">
-    <w:nsid w:val="2EB04DBB"/>
-    <w:multiLevelType w:val="singleLevel"/>
-    <w:tmpl w:val="04090001"/>
-    <w:lvl w:ilvl="0">
-      <w:start w:val="1"/>
-      <w:numFmt w:val="bullet"/>
-      <w:lvlText w:val="■"/>
-      <w:lvlJc w:val="left"/>
-      <w:pPr>
-        <w:ind w:left="440" w:hanging="440"/>
-      </w:pPr>
-      <w:rPr>
-        <w:rFonts w:ascii="Meiryo UI" w:hAnsi="Meiryo UI" w:eastAsia="Meiryo UI" w:cs="Meiryo UI" w:hint="default"/>
-      </w:rPr>
-    </w:lvl>
-  </w:abstractNum>
-  <w:abstractNum w:abstractNumId="59" w15:restartNumberingAfterBreak="0">
+  <w:abstractNum w:abstractNumId="57" w15:restartNumberingAfterBreak="0">
     <w:nsid w:val="3403041A"/>
     <w:multiLevelType w:val="hybridMultilevel"/>
     <w:tmpl w:val="20EAF8A0"/>
@@ -48542,7 +48400,7 @@
       </w:rPr>
     </w:lvl>
   </w:abstractNum>
-  <w:abstractNum w:abstractNumId="60" w15:restartNumberingAfterBreak="0">
+  <w:abstractNum w:abstractNumId="58" w15:restartNumberingAfterBreak="0">
     <w:nsid w:val="3413029B"/>
     <w:multiLevelType w:val="multilevel"/>
     <w:tmpl w:val="BD8AF998"/>
@@ -48656,7 +48514,7 @@
       </w:rPr>
     </w:lvl>
   </w:abstractNum>
-  <w:abstractNum w:abstractNumId="61" w15:restartNumberingAfterBreak="0">
+  <w:abstractNum w:abstractNumId="59" w15:restartNumberingAfterBreak="0">
     <w:nsid w:val="34671E8B"/>
     <w:multiLevelType w:val="hybridMultilevel"/>
     <w:tmpl w:val="ECCCE8BC"/>
@@ -48769,7 +48627,7 @@
       </w:rPr>
     </w:lvl>
   </w:abstractNum>
-  <w:abstractNum w:abstractNumId="62" w15:restartNumberingAfterBreak="0">
+  <w:abstractNum w:abstractNumId="60" w15:restartNumberingAfterBreak="0">
     <w:nsid w:val="36B1707B"/>
     <w:multiLevelType w:val="multilevel"/>
     <w:tmpl w:val="BD8AF998"/>
@@ -48883,7 +48741,7 @@
       </w:rPr>
     </w:lvl>
   </w:abstractNum>
-  <w:abstractNum w:abstractNumId="63" w15:restartNumberingAfterBreak="0">
+  <w:abstractNum w:abstractNumId="61" w15:restartNumberingAfterBreak="0">
     <w:nsid w:val="373A57D1"/>
     <w:multiLevelType w:val="multilevel"/>
     <w:tmpl w:val="BD8AF998"/>
@@ -48997,7 +48855,7 @@
       </w:rPr>
     </w:lvl>
   </w:abstractNum>
-  <w:abstractNum w:abstractNumId="64" w15:restartNumberingAfterBreak="0">
+  <w:abstractNum w:abstractNumId="62" w15:restartNumberingAfterBreak="0">
     <w:nsid w:val="39024A4D"/>
     <w:multiLevelType w:val="hybridMultilevel"/>
     <w:tmpl w:val="75FA6968"/>
@@ -49110,7 +48968,7 @@
       </w:rPr>
     </w:lvl>
   </w:abstractNum>
-  <w:abstractNum w:abstractNumId="65" w15:restartNumberingAfterBreak="0">
+  <w:abstractNum w:abstractNumId="63" w15:restartNumberingAfterBreak="0">
     <w:nsid w:val="399F36E9"/>
     <w:multiLevelType w:val="multilevel"/>
     <w:tmpl w:val="F3E2A73E"/>
@@ -49224,7 +49082,7 @@
       </w:rPr>
     </w:lvl>
   </w:abstractNum>
-  <w:abstractNum w:abstractNumId="66" w15:restartNumberingAfterBreak="0">
+  <w:abstractNum w:abstractNumId="64" w15:restartNumberingAfterBreak="0">
     <w:nsid w:val="3A9A5308"/>
     <w:multiLevelType w:val="multilevel"/>
     <w:tmpl w:val="FD32EB1E"/>
@@ -49338,7 +49196,7 @@
       </w:rPr>
     </w:lvl>
   </w:abstractNum>
-  <w:abstractNum w:abstractNumId="67" w15:restartNumberingAfterBreak="0">
+  <w:abstractNum w:abstractNumId="65" w15:restartNumberingAfterBreak="0">
     <w:nsid w:val="3B904ECE"/>
     <w:multiLevelType w:val="hybridMultilevel"/>
     <w:tmpl w:val="D78498DA"/>
@@ -49451,7 +49309,7 @@
       </w:rPr>
     </w:lvl>
   </w:abstractNum>
-  <w:abstractNum w:abstractNumId="68" w15:restartNumberingAfterBreak="0">
+  <w:abstractNum w:abstractNumId="66" w15:restartNumberingAfterBreak="0">
     <w:nsid w:val="3CAC6515"/>
     <w:multiLevelType w:val="hybridMultilevel"/>
     <w:tmpl w:val="388E1798"/>
@@ -49564,7 +49422,7 @@
       </w:rPr>
     </w:lvl>
   </w:abstractNum>
-  <w:abstractNum w:abstractNumId="69" w15:restartNumberingAfterBreak="0">
+  <w:abstractNum w:abstractNumId="67" w15:restartNumberingAfterBreak="0">
     <w:nsid w:val="3DE24C63"/>
     <w:multiLevelType w:val="multilevel"/>
     <w:tmpl w:val="4E1E5628"/>
@@ -49677,7 +49535,7 @@
       </w:rPr>
     </w:lvl>
   </w:abstractNum>
-  <w:abstractNum w:abstractNumId="70" w15:restartNumberingAfterBreak="0">
+  <w:abstractNum w:abstractNumId="68" w15:restartNumberingAfterBreak="0">
     <w:nsid w:val="3EA039FB"/>
     <w:multiLevelType w:val="multilevel"/>
     <w:tmpl w:val="1C4ACA26"/>
@@ -49826,7 +49684,7 @@
       </w:rPr>
     </w:lvl>
   </w:abstractNum>
-  <w:abstractNum w:abstractNumId="71" w15:restartNumberingAfterBreak="0">
+  <w:abstractNum w:abstractNumId="69" w15:restartNumberingAfterBreak="0">
     <w:nsid w:val="40B05E3C"/>
     <w:multiLevelType w:val="multilevel"/>
     <w:tmpl w:val="DE4241D0"/>
@@ -49975,7 +49833,24 @@
       </w:rPr>
     </w:lvl>
   </w:abstractNum>
-  <w:abstractNum w:abstractNumId="72" w15:restartNumberingAfterBreak="0">
+  <w:abstractNum w:abstractNumId="70" w15:restartNumberingAfterBreak="0">
+    <w:nsid w:val="421F506E"/>
+    <w:multiLevelType w:val="singleLevel"/>
+    <w:tmpl w:val="04090001"/>
+    <w:lvl w:ilvl="0">
+      <w:start w:val="1"/>
+      <w:numFmt w:val="bullet"/>
+      <w:lvlText w:val="■"/>
+      <w:lvlJc w:val="left"/>
+      <w:pPr>
+        <w:ind w:left="440" w:hanging="440"/>
+      </w:pPr>
+      <w:rPr>
+        <w:rFonts w:ascii="Meiryo UI" w:hAnsi="Meiryo UI" w:eastAsia="Meiryo UI" w:cs="Meiryo UI" w:hint="default"/>
+      </w:rPr>
+    </w:lvl>
+  </w:abstractNum>
+  <w:abstractNum w:abstractNumId="71" w15:restartNumberingAfterBreak="0">
     <w:nsid w:val="44621AD5"/>
     <w:multiLevelType w:val="hybridMultilevel"/>
     <w:tmpl w:val="158028C4"/>
@@ -50088,7 +49963,7 @@
       </w:rPr>
     </w:lvl>
   </w:abstractNum>
-  <w:abstractNum w:abstractNumId="73" w15:restartNumberingAfterBreak="0">
+  <w:abstractNum w:abstractNumId="72" w15:restartNumberingAfterBreak="0">
     <w:nsid w:val="452C5C68"/>
     <w:multiLevelType w:val="multilevel"/>
     <w:tmpl w:val="7A6261AE"/>
@@ -50237,7 +50112,7 @@
       </w:rPr>
     </w:lvl>
   </w:abstractNum>
-  <w:abstractNum w:abstractNumId="74" w15:restartNumberingAfterBreak="0">
+  <w:abstractNum w:abstractNumId="73" w15:restartNumberingAfterBreak="0">
     <w:nsid w:val="4565660E"/>
     <w:multiLevelType w:val="multilevel"/>
     <w:tmpl w:val="E9004332"/>
@@ -50350,11 +50225,11 @@
       </w:pPr>
     </w:lvl>
   </w:abstractNum>
-  <w:abstractNum w:abstractNumId="75" w15:restartNumberingAfterBreak="0">
-    <w:nsid w:val="459F22AD"/>
+  <w:abstractNum w:abstractNumId="74" w15:restartNumberingAfterBreak="0">
+    <w:nsid w:val="48B17569"/>
     <w:multiLevelType w:val="hybridMultilevel"/>
-    <w:tmpl w:val="0846E394"/>
-    <w:name w:val="__API_DOC_SQUARE_BULLET__2"/>
+    <w:tmpl w:val="016CCEE6"/>
+    <w:name w:val="__API_DOC_SQUARE_BULLET__222222222"/>
     <w:lvl w:ilvl="0" w:tplc="0409000F">
       <w:start w:val="1"/>
       <w:numFmt w:val="decimal"/>
@@ -50437,181 +50312,7 @@
       </w:pPr>
     </w:lvl>
   </w:abstractNum>
-  <w:abstractNum w:abstractNumId="76" w15:restartNumberingAfterBreak="0">
-    <w:nsid w:val="46723F8D"/>
-    <w:multiLevelType w:val="hybridMultilevel"/>
-    <w:tmpl w:val="697E909A"/>
-    <w:name w:val="__API_DOC_SQUARE_BULLET__22222222222"/>
-    <w:lvl w:ilvl="0" w:tplc="0409000F">
-      <w:start w:val="1"/>
-      <w:numFmt w:val="decimal"/>
-      <w:lvlText w:val="%1."/>
-      <w:lvlJc w:val="left"/>
-      <w:pPr>
-        <w:ind w:left="440" w:hanging="440"/>
-      </w:pPr>
-    </w:lvl>
-    <w:lvl w:ilvl="1" w:tplc="04090017" w:tentative="1">
-      <w:start w:val="1"/>
-      <w:numFmt w:val="aiueoFullWidth"/>
-      <w:lvlText w:val="(%2)"/>
-      <w:lvlJc w:val="left"/>
-      <w:pPr>
-        <w:ind w:left="880" w:hanging="440"/>
-      </w:pPr>
-    </w:lvl>
-    <w:lvl w:ilvl="2" w:tplc="04090011" w:tentative="1">
-      <w:start w:val="1"/>
-      <w:numFmt w:val="decimalEnclosedCircle"/>
-      <w:lvlText w:val="%3"/>
-      <w:lvlJc w:val="left"/>
-      <w:pPr>
-        <w:ind w:left="1320" w:hanging="440"/>
-      </w:pPr>
-    </w:lvl>
-    <w:lvl w:ilvl="3" w:tplc="0409000F" w:tentative="1">
-      <w:start w:val="1"/>
-      <w:numFmt w:val="decimal"/>
-      <w:lvlText w:val="%4."/>
-      <w:lvlJc w:val="left"/>
-      <w:pPr>
-        <w:ind w:left="1760" w:hanging="440"/>
-      </w:pPr>
-    </w:lvl>
-    <w:lvl w:ilvl="4" w:tplc="04090017" w:tentative="1">
-      <w:start w:val="1"/>
-      <w:numFmt w:val="aiueoFullWidth"/>
-      <w:lvlText w:val="(%5)"/>
-      <w:lvlJc w:val="left"/>
-      <w:pPr>
-        <w:ind w:left="2200" w:hanging="440"/>
-      </w:pPr>
-    </w:lvl>
-    <w:lvl w:ilvl="5" w:tplc="04090011" w:tentative="1">
-      <w:start w:val="1"/>
-      <w:numFmt w:val="decimalEnclosedCircle"/>
-      <w:lvlText w:val="%6"/>
-      <w:lvlJc w:val="left"/>
-      <w:pPr>
-        <w:ind w:left="2640" w:hanging="440"/>
-      </w:pPr>
-    </w:lvl>
-    <w:lvl w:ilvl="6" w:tplc="0409000F" w:tentative="1">
-      <w:start w:val="1"/>
-      <w:numFmt w:val="decimal"/>
-      <w:lvlText w:val="%7."/>
-      <w:lvlJc w:val="left"/>
-      <w:pPr>
-        <w:ind w:left="3080" w:hanging="440"/>
-      </w:pPr>
-    </w:lvl>
-    <w:lvl w:ilvl="7" w:tplc="04090017" w:tentative="1">
-      <w:start w:val="1"/>
-      <w:numFmt w:val="aiueoFullWidth"/>
-      <w:lvlText w:val="(%8)"/>
-      <w:lvlJc w:val="left"/>
-      <w:pPr>
-        <w:ind w:left="3520" w:hanging="440"/>
-      </w:pPr>
-    </w:lvl>
-    <w:lvl w:ilvl="8" w:tplc="04090011" w:tentative="1">
-      <w:start w:val="1"/>
-      <w:numFmt w:val="decimalEnclosedCircle"/>
-      <w:lvlText w:val="%9"/>
-      <w:lvlJc w:val="left"/>
-      <w:pPr>
-        <w:ind w:left="3960" w:hanging="440"/>
-      </w:pPr>
-    </w:lvl>
-  </w:abstractNum>
-  <w:abstractNum w:abstractNumId="77" w15:restartNumberingAfterBreak="0">
-    <w:nsid w:val="48CE4DF1"/>
-    <w:multiLevelType w:val="hybridMultilevel"/>
-    <w:tmpl w:val="A56C8DCC"/>
-    <w:name w:val="__API_DOC_SQUARE_BULLET__2222222222"/>
-    <w:lvl w:ilvl="0" w:tplc="0409000F">
-      <w:start w:val="1"/>
-      <w:numFmt w:val="decimal"/>
-      <w:lvlText w:val="%1."/>
-      <w:lvlJc w:val="left"/>
-      <w:pPr>
-        <w:ind w:left="440" w:hanging="440"/>
-      </w:pPr>
-    </w:lvl>
-    <w:lvl w:ilvl="1" w:tplc="04090017" w:tentative="1">
-      <w:start w:val="1"/>
-      <w:numFmt w:val="aiueoFullWidth"/>
-      <w:lvlText w:val="(%2)"/>
-      <w:lvlJc w:val="left"/>
-      <w:pPr>
-        <w:ind w:left="880" w:hanging="440"/>
-      </w:pPr>
-    </w:lvl>
-    <w:lvl w:ilvl="2" w:tplc="04090011" w:tentative="1">
-      <w:start w:val="1"/>
-      <w:numFmt w:val="decimalEnclosedCircle"/>
-      <w:lvlText w:val="%3"/>
-      <w:lvlJc w:val="left"/>
-      <w:pPr>
-        <w:ind w:left="1320" w:hanging="440"/>
-      </w:pPr>
-    </w:lvl>
-    <w:lvl w:ilvl="3" w:tplc="0409000F" w:tentative="1">
-      <w:start w:val="1"/>
-      <w:numFmt w:val="decimal"/>
-      <w:lvlText w:val="%4."/>
-      <w:lvlJc w:val="left"/>
-      <w:pPr>
-        <w:ind w:left="1760" w:hanging="440"/>
-      </w:pPr>
-    </w:lvl>
-    <w:lvl w:ilvl="4" w:tplc="04090017" w:tentative="1">
-      <w:start w:val="1"/>
-      <w:numFmt w:val="aiueoFullWidth"/>
-      <w:lvlText w:val="(%5)"/>
-      <w:lvlJc w:val="left"/>
-      <w:pPr>
-        <w:ind w:left="2200" w:hanging="440"/>
-      </w:pPr>
-    </w:lvl>
-    <w:lvl w:ilvl="5" w:tplc="04090011" w:tentative="1">
-      <w:start w:val="1"/>
-      <w:numFmt w:val="decimalEnclosedCircle"/>
-      <w:lvlText w:val="%6"/>
-      <w:lvlJc w:val="left"/>
-      <w:pPr>
-        <w:ind w:left="2640" w:hanging="440"/>
-      </w:pPr>
-    </w:lvl>
-    <w:lvl w:ilvl="6" w:tplc="0409000F" w:tentative="1">
-      <w:start w:val="1"/>
-      <w:numFmt w:val="decimal"/>
-      <w:lvlText w:val="%7."/>
-      <w:lvlJc w:val="left"/>
-      <w:pPr>
-        <w:ind w:left="3080" w:hanging="440"/>
-      </w:pPr>
-    </w:lvl>
-    <w:lvl w:ilvl="7" w:tplc="04090017" w:tentative="1">
-      <w:start w:val="1"/>
-      <w:numFmt w:val="aiueoFullWidth"/>
-      <w:lvlText w:val="(%8)"/>
-      <w:lvlJc w:val="left"/>
-      <w:pPr>
-        <w:ind w:left="3520" w:hanging="440"/>
-      </w:pPr>
-    </w:lvl>
-    <w:lvl w:ilvl="8" w:tplc="04090011" w:tentative="1">
-      <w:start w:val="1"/>
-      <w:numFmt w:val="decimalEnclosedCircle"/>
-      <w:lvlText w:val="%9"/>
-      <w:lvlJc w:val="left"/>
-      <w:pPr>
-        <w:ind w:left="3960" w:hanging="440"/>
-      </w:pPr>
-    </w:lvl>
-  </w:abstractNum>
-  <w:abstractNum w:abstractNumId="78" w15:restartNumberingAfterBreak="0">
+  <w:abstractNum w:abstractNumId="75" w15:restartNumberingAfterBreak="0">
     <w:nsid w:val="48E1188C"/>
     <w:multiLevelType w:val="hybridMultilevel"/>
     <w:tmpl w:val="F0FEE114"/>
@@ -50703,7 +50404,7 @@
       </w:pPr>
     </w:lvl>
   </w:abstractNum>
-  <w:abstractNum w:abstractNumId="79" w15:restartNumberingAfterBreak="0">
+  <w:abstractNum w:abstractNumId="76" w15:restartNumberingAfterBreak="0">
     <w:nsid w:val="49B01F11"/>
     <w:multiLevelType w:val="multilevel"/>
     <w:tmpl w:val="14E29A24"/>
@@ -50852,7 +50553,7 @@
       </w:rPr>
     </w:lvl>
   </w:abstractNum>
-  <w:abstractNum w:abstractNumId="80" w15:restartNumberingAfterBreak="0">
+  <w:abstractNum w:abstractNumId="77" w15:restartNumberingAfterBreak="0">
     <w:nsid w:val="49D95C06"/>
     <w:multiLevelType w:val="hybridMultilevel"/>
     <w:tmpl w:val="BBC4E07A"/>
@@ -50965,7 +50666,7 @@
       </w:rPr>
     </w:lvl>
   </w:abstractNum>
-  <w:abstractNum w:abstractNumId="81" w15:restartNumberingAfterBreak="0">
+  <w:abstractNum w:abstractNumId="78" w15:restartNumberingAfterBreak="0">
     <w:nsid w:val="4ACA7AD8"/>
     <w:multiLevelType w:val="multilevel"/>
     <w:tmpl w:val="E50C8A80"/>
@@ -51078,7 +50779,7 @@
       </w:rPr>
     </w:lvl>
   </w:abstractNum>
-  <w:abstractNum w:abstractNumId="82" w15:restartNumberingAfterBreak="0">
+  <w:abstractNum w:abstractNumId="79" w15:restartNumberingAfterBreak="0">
     <w:nsid w:val="4BF95523"/>
     <w:multiLevelType w:val="multilevel"/>
     <w:tmpl w:val="BD8AF998"/>
@@ -51192,7 +50893,7 @@
       </w:rPr>
     </w:lvl>
   </w:abstractNum>
-  <w:abstractNum w:abstractNumId="83" w15:restartNumberingAfterBreak="0">
+  <w:abstractNum w:abstractNumId="80" w15:restartNumberingAfterBreak="0">
     <w:nsid w:val="4C410C97"/>
     <w:multiLevelType w:val="hybridMultilevel"/>
     <w:tmpl w:val="5FA0182E"/>
@@ -51305,7 +51006,7 @@
       </w:rPr>
     </w:lvl>
   </w:abstractNum>
-  <w:abstractNum w:abstractNumId="84" w15:restartNumberingAfterBreak="0">
+  <w:abstractNum w:abstractNumId="81" w15:restartNumberingAfterBreak="0">
     <w:nsid w:val="4C6E50A5"/>
     <w:multiLevelType w:val="multilevel"/>
     <w:tmpl w:val="4988599A"/>
@@ -51419,94 +51120,7 @@
       </w:rPr>
     </w:lvl>
   </w:abstractNum>
-  <w:abstractNum w:abstractNumId="85" w15:restartNumberingAfterBreak="0">
-    <w:nsid w:val="4D9B77F6"/>
-    <w:multiLevelType w:val="hybridMultilevel"/>
-    <w:tmpl w:val="ED9C2AF8"/>
-    <w:name w:val="__API_DOC_SQUARE_BULLET__2222"/>
-    <w:lvl w:ilvl="0" w:tplc="0409000F">
-      <w:start w:val="1"/>
-      <w:numFmt w:val="decimal"/>
-      <w:lvlText w:val="%1."/>
-      <w:lvlJc w:val="left"/>
-      <w:pPr>
-        <w:ind w:left="440" w:hanging="440"/>
-      </w:pPr>
-    </w:lvl>
-    <w:lvl w:ilvl="1" w:tplc="04090017" w:tentative="1">
-      <w:start w:val="1"/>
-      <w:numFmt w:val="aiueoFullWidth"/>
-      <w:lvlText w:val="(%2)"/>
-      <w:lvlJc w:val="left"/>
-      <w:pPr>
-        <w:ind w:left="880" w:hanging="440"/>
-      </w:pPr>
-    </w:lvl>
-    <w:lvl w:ilvl="2" w:tplc="04090011" w:tentative="1">
-      <w:start w:val="1"/>
-      <w:numFmt w:val="decimalEnclosedCircle"/>
-      <w:lvlText w:val="%3"/>
-      <w:lvlJc w:val="left"/>
-      <w:pPr>
-        <w:ind w:left="1320" w:hanging="440"/>
-      </w:pPr>
-    </w:lvl>
-    <w:lvl w:ilvl="3" w:tplc="0409000F" w:tentative="1">
-      <w:start w:val="1"/>
-      <w:numFmt w:val="decimal"/>
-      <w:lvlText w:val="%4."/>
-      <w:lvlJc w:val="left"/>
-      <w:pPr>
-        <w:ind w:left="1760" w:hanging="440"/>
-      </w:pPr>
-    </w:lvl>
-    <w:lvl w:ilvl="4" w:tplc="04090017" w:tentative="1">
-      <w:start w:val="1"/>
-      <w:numFmt w:val="aiueoFullWidth"/>
-      <w:lvlText w:val="(%5)"/>
-      <w:lvlJc w:val="left"/>
-      <w:pPr>
-        <w:ind w:left="2200" w:hanging="440"/>
-      </w:pPr>
-    </w:lvl>
-    <w:lvl w:ilvl="5" w:tplc="04090011" w:tentative="1">
-      <w:start w:val="1"/>
-      <w:numFmt w:val="decimalEnclosedCircle"/>
-      <w:lvlText w:val="%6"/>
-      <w:lvlJc w:val="left"/>
-      <w:pPr>
-        <w:ind w:left="2640" w:hanging="440"/>
-      </w:pPr>
-    </w:lvl>
-    <w:lvl w:ilvl="6" w:tplc="0409000F" w:tentative="1">
-      <w:start w:val="1"/>
-      <w:numFmt w:val="decimal"/>
-      <w:lvlText w:val="%7."/>
-      <w:lvlJc w:val="left"/>
-      <w:pPr>
-        <w:ind w:left="3080" w:hanging="440"/>
-      </w:pPr>
-    </w:lvl>
-    <w:lvl w:ilvl="7" w:tplc="04090017" w:tentative="1">
-      <w:start w:val="1"/>
-      <w:numFmt w:val="aiueoFullWidth"/>
-      <w:lvlText w:val="(%8)"/>
-      <w:lvlJc w:val="left"/>
-      <w:pPr>
-        <w:ind w:left="3520" w:hanging="440"/>
-      </w:pPr>
-    </w:lvl>
-    <w:lvl w:ilvl="8" w:tplc="04090011" w:tentative="1">
-      <w:start w:val="1"/>
-      <w:numFmt w:val="decimalEnclosedCircle"/>
-      <w:lvlText w:val="%9"/>
-      <w:lvlJc w:val="left"/>
-      <w:pPr>
-        <w:ind w:left="3960" w:hanging="440"/>
-      </w:pPr>
-    </w:lvl>
-  </w:abstractNum>
-  <w:abstractNum w:abstractNumId="86" w15:restartNumberingAfterBreak="0">
+  <w:abstractNum w:abstractNumId="82" w15:restartNumberingAfterBreak="0">
     <w:nsid w:val="4DD35AC5"/>
     <w:multiLevelType w:val="multilevel"/>
     <w:tmpl w:val="BD8AF998"/>
@@ -51620,7 +51234,7 @@
       </w:rPr>
     </w:lvl>
   </w:abstractNum>
-  <w:abstractNum w:abstractNumId="87" w15:restartNumberingAfterBreak="0">
+  <w:abstractNum w:abstractNumId="83" w15:restartNumberingAfterBreak="0">
     <w:nsid w:val="4E5D1EA2"/>
     <w:multiLevelType w:val="multilevel"/>
     <w:tmpl w:val="BD8AF998"/>
@@ -51734,7 +51348,94 @@
       </w:rPr>
     </w:lvl>
   </w:abstractNum>
-  <w:abstractNum w:abstractNumId="88" w15:restartNumberingAfterBreak="0">
+  <w:abstractNum w:abstractNumId="84" w15:restartNumberingAfterBreak="0">
+    <w:nsid w:val="4ED44F5F"/>
+    <w:multiLevelType w:val="hybridMultilevel"/>
+    <w:tmpl w:val="8C5043A2"/>
+    <w:name w:val="__API_DOC_SQUARE_BULLET__22222"/>
+    <w:lvl w:ilvl="0" w:tplc="0409000F">
+      <w:start w:val="1"/>
+      <w:numFmt w:val="decimal"/>
+      <w:lvlText w:val="%1."/>
+      <w:lvlJc w:val="left"/>
+      <w:pPr>
+        <w:ind w:left="440" w:hanging="440"/>
+      </w:pPr>
+    </w:lvl>
+    <w:lvl w:ilvl="1" w:tplc="04090017" w:tentative="1">
+      <w:start w:val="1"/>
+      <w:numFmt w:val="aiueoFullWidth"/>
+      <w:lvlText w:val="(%2)"/>
+      <w:lvlJc w:val="left"/>
+      <w:pPr>
+        <w:ind w:left="880" w:hanging="440"/>
+      </w:pPr>
+    </w:lvl>
+    <w:lvl w:ilvl="2" w:tplc="04090011" w:tentative="1">
+      <w:start w:val="1"/>
+      <w:numFmt w:val="decimalEnclosedCircle"/>
+      <w:lvlText w:val="%3"/>
+      <w:lvlJc w:val="left"/>
+      <w:pPr>
+        <w:ind w:left="1320" w:hanging="440"/>
+      </w:pPr>
+    </w:lvl>
+    <w:lvl w:ilvl="3" w:tplc="0409000F" w:tentative="1">
+      <w:start w:val="1"/>
+      <w:numFmt w:val="decimal"/>
+      <w:lvlText w:val="%4."/>
+      <w:lvlJc w:val="left"/>
+      <w:pPr>
+        <w:ind w:left="1760" w:hanging="440"/>
+      </w:pPr>
+    </w:lvl>
+    <w:lvl w:ilvl="4" w:tplc="04090017" w:tentative="1">
+      <w:start w:val="1"/>
+      <w:numFmt w:val="aiueoFullWidth"/>
+      <w:lvlText w:val="(%5)"/>
+      <w:lvlJc w:val="left"/>
+      <w:pPr>
+        <w:ind w:left="2200" w:hanging="440"/>
+      </w:pPr>
+    </w:lvl>
+    <w:lvl w:ilvl="5" w:tplc="04090011" w:tentative="1">
+      <w:start w:val="1"/>
+      <w:numFmt w:val="decimalEnclosedCircle"/>
+      <w:lvlText w:val="%6"/>
+      <w:lvlJc w:val="left"/>
+      <w:pPr>
+        <w:ind w:left="2640" w:hanging="440"/>
+      </w:pPr>
+    </w:lvl>
+    <w:lvl w:ilvl="6" w:tplc="0409000F" w:tentative="1">
+      <w:start w:val="1"/>
+      <w:numFmt w:val="decimal"/>
+      <w:lvlText w:val="%7."/>
+      <w:lvlJc w:val="left"/>
+      <w:pPr>
+        <w:ind w:left="3080" w:hanging="440"/>
+      </w:pPr>
+    </w:lvl>
+    <w:lvl w:ilvl="7" w:tplc="04090017" w:tentative="1">
+      <w:start w:val="1"/>
+      <w:numFmt w:val="aiueoFullWidth"/>
+      <w:lvlText w:val="(%8)"/>
+      <w:lvlJc w:val="left"/>
+      <w:pPr>
+        <w:ind w:left="3520" w:hanging="440"/>
+      </w:pPr>
+    </w:lvl>
+    <w:lvl w:ilvl="8" w:tplc="04090011" w:tentative="1">
+      <w:start w:val="1"/>
+      <w:numFmt w:val="decimalEnclosedCircle"/>
+      <w:lvlText w:val="%9"/>
+      <w:lvlJc w:val="left"/>
+      <w:pPr>
+        <w:ind w:left="3960" w:hanging="440"/>
+      </w:pPr>
+    </w:lvl>
+  </w:abstractNum>
+  <w:abstractNum w:abstractNumId="85" w15:restartNumberingAfterBreak="0">
     <w:nsid w:val="4F5E1FF6"/>
     <w:multiLevelType w:val="hybridMultilevel"/>
     <w:tmpl w:val="C15C80F2"/>
@@ -51847,7 +51548,7 @@
       </w:rPr>
     </w:lvl>
   </w:abstractNum>
-  <w:abstractNum w:abstractNumId="89" w15:restartNumberingAfterBreak="0">
+  <w:abstractNum w:abstractNumId="86" w15:restartNumberingAfterBreak="0">
     <w:nsid w:val="4FAE10FC"/>
     <w:multiLevelType w:val="multilevel"/>
     <w:tmpl w:val="AF2260C8"/>
@@ -51960,7 +51661,7 @@
       </w:rPr>
     </w:lvl>
   </w:abstractNum>
-  <w:abstractNum w:abstractNumId="90" w15:restartNumberingAfterBreak="0">
+  <w:abstractNum w:abstractNumId="87" w15:restartNumberingAfterBreak="0">
     <w:nsid w:val="50B3342D"/>
     <w:multiLevelType w:val="hybridMultilevel"/>
     <w:tmpl w:val="BCC6A66E"/>
@@ -52073,7 +51774,94 @@
       </w:rPr>
     </w:lvl>
   </w:abstractNum>
-  <w:abstractNum w:abstractNumId="91" w15:restartNumberingAfterBreak="0">
+  <w:abstractNum w:abstractNumId="88" w15:restartNumberingAfterBreak="0">
+    <w:nsid w:val="50CF48D5"/>
+    <w:multiLevelType w:val="hybridMultilevel"/>
+    <w:tmpl w:val="9C7226FE"/>
+    <w:name w:val="__API_DOC_SQUARE_BULLET__222"/>
+    <w:lvl w:ilvl="0" w:tplc="0409000F">
+      <w:start w:val="1"/>
+      <w:numFmt w:val="decimal"/>
+      <w:lvlText w:val="%1."/>
+      <w:lvlJc w:val="left"/>
+      <w:pPr>
+        <w:ind w:left="440" w:hanging="440"/>
+      </w:pPr>
+    </w:lvl>
+    <w:lvl w:ilvl="1" w:tplc="04090017" w:tentative="1">
+      <w:start w:val="1"/>
+      <w:numFmt w:val="aiueoFullWidth"/>
+      <w:lvlText w:val="(%2)"/>
+      <w:lvlJc w:val="left"/>
+      <w:pPr>
+        <w:ind w:left="880" w:hanging="440"/>
+      </w:pPr>
+    </w:lvl>
+    <w:lvl w:ilvl="2" w:tplc="04090011" w:tentative="1">
+      <w:start w:val="1"/>
+      <w:numFmt w:val="decimalEnclosedCircle"/>
+      <w:lvlText w:val="%3"/>
+      <w:lvlJc w:val="left"/>
+      <w:pPr>
+        <w:ind w:left="1320" w:hanging="440"/>
+      </w:pPr>
+    </w:lvl>
+    <w:lvl w:ilvl="3" w:tplc="0409000F" w:tentative="1">
+      <w:start w:val="1"/>
+      <w:numFmt w:val="decimal"/>
+      <w:lvlText w:val="%4."/>
+      <w:lvlJc w:val="left"/>
+      <w:pPr>
+        <w:ind w:left="1760" w:hanging="440"/>
+      </w:pPr>
+    </w:lvl>
+    <w:lvl w:ilvl="4" w:tplc="04090017" w:tentative="1">
+      <w:start w:val="1"/>
+      <w:numFmt w:val="aiueoFullWidth"/>
+      <w:lvlText w:val="(%5)"/>
+      <w:lvlJc w:val="left"/>
+      <w:pPr>
+        <w:ind w:left="2200" w:hanging="440"/>
+      </w:pPr>
+    </w:lvl>
+    <w:lvl w:ilvl="5" w:tplc="04090011" w:tentative="1">
+      <w:start w:val="1"/>
+      <w:numFmt w:val="decimalEnclosedCircle"/>
+      <w:lvlText w:val="%6"/>
+      <w:lvlJc w:val="left"/>
+      <w:pPr>
+        <w:ind w:left="2640" w:hanging="440"/>
+      </w:pPr>
+    </w:lvl>
+    <w:lvl w:ilvl="6" w:tplc="0409000F" w:tentative="1">
+      <w:start w:val="1"/>
+      <w:numFmt w:val="decimal"/>
+      <w:lvlText w:val="%7."/>
+      <w:lvlJc w:val="left"/>
+      <w:pPr>
+        <w:ind w:left="3080" w:hanging="440"/>
+      </w:pPr>
+    </w:lvl>
+    <w:lvl w:ilvl="7" w:tplc="04090017" w:tentative="1">
+      <w:start w:val="1"/>
+      <w:numFmt w:val="aiueoFullWidth"/>
+      <w:lvlText w:val="(%8)"/>
+      <w:lvlJc w:val="left"/>
+      <w:pPr>
+        <w:ind w:left="3520" w:hanging="440"/>
+      </w:pPr>
+    </w:lvl>
+    <w:lvl w:ilvl="8" w:tplc="04090011" w:tentative="1">
+      <w:start w:val="1"/>
+      <w:numFmt w:val="decimalEnclosedCircle"/>
+      <w:lvlText w:val="%9"/>
+      <w:lvlJc w:val="left"/>
+      <w:pPr>
+        <w:ind w:left="3960" w:hanging="440"/>
+      </w:pPr>
+    </w:lvl>
+  </w:abstractNum>
+  <w:abstractNum w:abstractNumId="89" w15:restartNumberingAfterBreak="0">
     <w:nsid w:val="544A63CF"/>
     <w:multiLevelType w:val="hybridMultilevel"/>
     <w:tmpl w:val="7D50F8D0"/>
@@ -52165,7 +51953,7 @@
       </w:pPr>
     </w:lvl>
   </w:abstractNum>
-  <w:abstractNum w:abstractNumId="92" w15:restartNumberingAfterBreak="0">
+  <w:abstractNum w:abstractNumId="90" w15:restartNumberingAfterBreak="0">
     <w:nsid w:val="54B27B66"/>
     <w:multiLevelType w:val="multilevel"/>
     <w:tmpl w:val="C188F960"/>
@@ -52279,7 +52067,7 @@
       </w:rPr>
     </w:lvl>
   </w:abstractNum>
-  <w:abstractNum w:abstractNumId="93" w15:restartNumberingAfterBreak="0">
+  <w:abstractNum w:abstractNumId="91" w15:restartNumberingAfterBreak="0">
     <w:nsid w:val="54D81CE0"/>
     <w:multiLevelType w:val="multilevel"/>
     <w:tmpl w:val="BD8AF998"/>
@@ -52393,181 +52181,7 @@
       </w:rPr>
     </w:lvl>
   </w:abstractNum>
-  <w:abstractNum w:abstractNumId="94" w15:restartNumberingAfterBreak="0">
-    <w:nsid w:val="55BA0EE6"/>
-    <w:multiLevelType w:val="hybridMultilevel"/>
-    <w:tmpl w:val="68F046E0"/>
-    <w:name w:val="__API_DOC_SQUARE_BULLET__2222222"/>
-    <w:lvl w:ilvl="0" w:tplc="0409000F">
-      <w:start w:val="1"/>
-      <w:numFmt w:val="decimal"/>
-      <w:lvlText w:val="%1."/>
-      <w:lvlJc w:val="left"/>
-      <w:pPr>
-        <w:ind w:left="440" w:hanging="440"/>
-      </w:pPr>
-    </w:lvl>
-    <w:lvl w:ilvl="1" w:tplc="04090017" w:tentative="1">
-      <w:start w:val="1"/>
-      <w:numFmt w:val="aiueoFullWidth"/>
-      <w:lvlText w:val="(%2)"/>
-      <w:lvlJc w:val="left"/>
-      <w:pPr>
-        <w:ind w:left="880" w:hanging="440"/>
-      </w:pPr>
-    </w:lvl>
-    <w:lvl w:ilvl="2" w:tplc="04090011" w:tentative="1">
-      <w:start w:val="1"/>
-      <w:numFmt w:val="decimalEnclosedCircle"/>
-      <w:lvlText w:val="%3"/>
-      <w:lvlJc w:val="left"/>
-      <w:pPr>
-        <w:ind w:left="1320" w:hanging="440"/>
-      </w:pPr>
-    </w:lvl>
-    <w:lvl w:ilvl="3" w:tplc="0409000F" w:tentative="1">
-      <w:start w:val="1"/>
-      <w:numFmt w:val="decimal"/>
-      <w:lvlText w:val="%4."/>
-      <w:lvlJc w:val="left"/>
-      <w:pPr>
-        <w:ind w:left="1760" w:hanging="440"/>
-      </w:pPr>
-    </w:lvl>
-    <w:lvl w:ilvl="4" w:tplc="04090017" w:tentative="1">
-      <w:start w:val="1"/>
-      <w:numFmt w:val="aiueoFullWidth"/>
-      <w:lvlText w:val="(%5)"/>
-      <w:lvlJc w:val="left"/>
-      <w:pPr>
-        <w:ind w:left="2200" w:hanging="440"/>
-      </w:pPr>
-    </w:lvl>
-    <w:lvl w:ilvl="5" w:tplc="04090011" w:tentative="1">
-      <w:start w:val="1"/>
-      <w:numFmt w:val="decimalEnclosedCircle"/>
-      <w:lvlText w:val="%6"/>
-      <w:lvlJc w:val="left"/>
-      <w:pPr>
-        <w:ind w:left="2640" w:hanging="440"/>
-      </w:pPr>
-    </w:lvl>
-    <w:lvl w:ilvl="6" w:tplc="0409000F" w:tentative="1">
-      <w:start w:val="1"/>
-      <w:numFmt w:val="decimal"/>
-      <w:lvlText w:val="%7."/>
-      <w:lvlJc w:val="left"/>
-      <w:pPr>
-        <w:ind w:left="3080" w:hanging="440"/>
-      </w:pPr>
-    </w:lvl>
-    <w:lvl w:ilvl="7" w:tplc="04090017" w:tentative="1">
-      <w:start w:val="1"/>
-      <w:numFmt w:val="aiueoFullWidth"/>
-      <w:lvlText w:val="(%8)"/>
-      <w:lvlJc w:val="left"/>
-      <w:pPr>
-        <w:ind w:left="3520" w:hanging="440"/>
-      </w:pPr>
-    </w:lvl>
-    <w:lvl w:ilvl="8" w:tplc="04090011" w:tentative="1">
-      <w:start w:val="1"/>
-      <w:numFmt w:val="decimalEnclosedCircle"/>
-      <w:lvlText w:val="%9"/>
-      <w:lvlJc w:val="left"/>
-      <w:pPr>
-        <w:ind w:left="3960" w:hanging="440"/>
-      </w:pPr>
-    </w:lvl>
-  </w:abstractNum>
-  <w:abstractNum w:abstractNumId="95" w15:restartNumberingAfterBreak="0">
-    <w:nsid w:val="56082F1F"/>
-    <w:multiLevelType w:val="hybridMultilevel"/>
-    <w:tmpl w:val="D7045CD0"/>
-    <w:name w:val="__API_DOC_SQUARE_BULLET__22222"/>
-    <w:lvl w:ilvl="0" w:tplc="0409000F">
-      <w:start w:val="1"/>
-      <w:numFmt w:val="decimal"/>
-      <w:lvlText w:val="%1."/>
-      <w:lvlJc w:val="left"/>
-      <w:pPr>
-        <w:ind w:left="440" w:hanging="440"/>
-      </w:pPr>
-    </w:lvl>
-    <w:lvl w:ilvl="1" w:tplc="04090017" w:tentative="1">
-      <w:start w:val="1"/>
-      <w:numFmt w:val="aiueoFullWidth"/>
-      <w:lvlText w:val="(%2)"/>
-      <w:lvlJc w:val="left"/>
-      <w:pPr>
-        <w:ind w:left="880" w:hanging="440"/>
-      </w:pPr>
-    </w:lvl>
-    <w:lvl w:ilvl="2" w:tplc="04090011" w:tentative="1">
-      <w:start w:val="1"/>
-      <w:numFmt w:val="decimalEnclosedCircle"/>
-      <w:lvlText w:val="%3"/>
-      <w:lvlJc w:val="left"/>
-      <w:pPr>
-        <w:ind w:left="1320" w:hanging="440"/>
-      </w:pPr>
-    </w:lvl>
-    <w:lvl w:ilvl="3" w:tplc="0409000F" w:tentative="1">
-      <w:start w:val="1"/>
-      <w:numFmt w:val="decimal"/>
-      <w:lvlText w:val="%4."/>
-      <w:lvlJc w:val="left"/>
-      <w:pPr>
-        <w:ind w:left="1760" w:hanging="440"/>
-      </w:pPr>
-    </w:lvl>
-    <w:lvl w:ilvl="4" w:tplc="04090017" w:tentative="1">
-      <w:start w:val="1"/>
-      <w:numFmt w:val="aiueoFullWidth"/>
-      <w:lvlText w:val="(%5)"/>
-      <w:lvlJc w:val="left"/>
-      <w:pPr>
-        <w:ind w:left="2200" w:hanging="440"/>
-      </w:pPr>
-    </w:lvl>
-    <w:lvl w:ilvl="5" w:tplc="04090011" w:tentative="1">
-      <w:start w:val="1"/>
-      <w:numFmt w:val="decimalEnclosedCircle"/>
-      <w:lvlText w:val="%6"/>
-      <w:lvlJc w:val="left"/>
-      <w:pPr>
-        <w:ind w:left="2640" w:hanging="440"/>
-      </w:pPr>
-    </w:lvl>
-    <w:lvl w:ilvl="6" w:tplc="0409000F" w:tentative="1">
-      <w:start w:val="1"/>
-      <w:numFmt w:val="decimal"/>
-      <w:lvlText w:val="%7."/>
-      <w:lvlJc w:val="left"/>
-      <w:pPr>
-        <w:ind w:left="3080" w:hanging="440"/>
-      </w:pPr>
-    </w:lvl>
-    <w:lvl w:ilvl="7" w:tplc="04090017" w:tentative="1">
-      <w:start w:val="1"/>
-      <w:numFmt w:val="aiueoFullWidth"/>
-      <w:lvlText w:val="(%8)"/>
-      <w:lvlJc w:val="left"/>
-      <w:pPr>
-        <w:ind w:left="3520" w:hanging="440"/>
-      </w:pPr>
-    </w:lvl>
-    <w:lvl w:ilvl="8" w:tplc="04090011" w:tentative="1">
-      <w:start w:val="1"/>
-      <w:numFmt w:val="decimalEnclosedCircle"/>
-      <w:lvlText w:val="%9"/>
-      <w:lvlJc w:val="left"/>
-      <w:pPr>
-        <w:ind w:left="3960" w:hanging="440"/>
-      </w:pPr>
-    </w:lvl>
-  </w:abstractNum>
-  <w:abstractNum w:abstractNumId="96" w15:restartNumberingAfterBreak="0">
+  <w:abstractNum w:abstractNumId="92" w15:restartNumberingAfterBreak="0">
     <w:nsid w:val="56D50314"/>
     <w:multiLevelType w:val="hybridMultilevel"/>
     <w:tmpl w:val="56207F00"/>
@@ -52680,7 +52294,94 @@
       </w:rPr>
     </w:lvl>
   </w:abstractNum>
-  <w:abstractNum w:abstractNumId="97" w15:restartNumberingAfterBreak="0">
+  <w:abstractNum w:abstractNumId="93" w15:restartNumberingAfterBreak="0">
+    <w:nsid w:val="58806BB0"/>
+    <w:multiLevelType w:val="hybridMultilevel"/>
+    <w:tmpl w:val="0A6C52A6"/>
+    <w:name w:val="__API_DOC_SQUARE_BULLET__2222222"/>
+    <w:lvl w:ilvl="0" w:tplc="0409000F">
+      <w:start w:val="1"/>
+      <w:numFmt w:val="decimal"/>
+      <w:lvlText w:val="%1."/>
+      <w:lvlJc w:val="left"/>
+      <w:pPr>
+        <w:ind w:left="440" w:hanging="440"/>
+      </w:pPr>
+    </w:lvl>
+    <w:lvl w:ilvl="1" w:tplc="04090017" w:tentative="1">
+      <w:start w:val="1"/>
+      <w:numFmt w:val="aiueoFullWidth"/>
+      <w:lvlText w:val="(%2)"/>
+      <w:lvlJc w:val="left"/>
+      <w:pPr>
+        <w:ind w:left="880" w:hanging="440"/>
+      </w:pPr>
+    </w:lvl>
+    <w:lvl w:ilvl="2" w:tplc="04090011" w:tentative="1">
+      <w:start w:val="1"/>
+      <w:numFmt w:val="decimalEnclosedCircle"/>
+      <w:lvlText w:val="%3"/>
+      <w:lvlJc w:val="left"/>
+      <w:pPr>
+        <w:ind w:left="1320" w:hanging="440"/>
+      </w:pPr>
+    </w:lvl>
+    <w:lvl w:ilvl="3" w:tplc="0409000F" w:tentative="1">
+      <w:start w:val="1"/>
+      <w:numFmt w:val="decimal"/>
+      <w:lvlText w:val="%4."/>
+      <w:lvlJc w:val="left"/>
+      <w:pPr>
+        <w:ind w:left="1760" w:hanging="440"/>
+      </w:pPr>
+    </w:lvl>
+    <w:lvl w:ilvl="4" w:tplc="04090017" w:tentative="1">
+      <w:start w:val="1"/>
+      <w:numFmt w:val="aiueoFullWidth"/>
+      <w:lvlText w:val="(%5)"/>
+      <w:lvlJc w:val="left"/>
+      <w:pPr>
+        <w:ind w:left="2200" w:hanging="440"/>
+      </w:pPr>
+    </w:lvl>
+    <w:lvl w:ilvl="5" w:tplc="04090011" w:tentative="1">
+      <w:start w:val="1"/>
+      <w:numFmt w:val="decimalEnclosedCircle"/>
+      <w:lvlText w:val="%6"/>
+      <w:lvlJc w:val="left"/>
+      <w:pPr>
+        <w:ind w:left="2640" w:hanging="440"/>
+      </w:pPr>
+    </w:lvl>
+    <w:lvl w:ilvl="6" w:tplc="0409000F" w:tentative="1">
+      <w:start w:val="1"/>
+      <w:numFmt w:val="decimal"/>
+      <w:lvlText w:val="%7."/>
+      <w:lvlJc w:val="left"/>
+      <w:pPr>
+        <w:ind w:left="3080" w:hanging="440"/>
+      </w:pPr>
+    </w:lvl>
+    <w:lvl w:ilvl="7" w:tplc="04090017" w:tentative="1">
+      <w:start w:val="1"/>
+      <w:numFmt w:val="aiueoFullWidth"/>
+      <w:lvlText w:val="(%8)"/>
+      <w:lvlJc w:val="left"/>
+      <w:pPr>
+        <w:ind w:left="3520" w:hanging="440"/>
+      </w:pPr>
+    </w:lvl>
+    <w:lvl w:ilvl="8" w:tplc="04090011" w:tentative="1">
+      <w:start w:val="1"/>
+      <w:numFmt w:val="decimalEnclosedCircle"/>
+      <w:lvlText w:val="%9"/>
+      <w:lvlJc w:val="left"/>
+      <w:pPr>
+        <w:ind w:left="3960" w:hanging="440"/>
+      </w:pPr>
+    </w:lvl>
+  </w:abstractNum>
+  <w:abstractNum w:abstractNumId="94" w15:restartNumberingAfterBreak="0">
     <w:nsid w:val="58CD00FF"/>
     <w:multiLevelType w:val="hybridMultilevel"/>
     <w:tmpl w:val="D70C9DFE"/>
@@ -52793,7 +52494,7 @@
       </w:rPr>
     </w:lvl>
   </w:abstractNum>
-  <w:abstractNum w:abstractNumId="98" w15:restartNumberingAfterBreak="0">
+  <w:abstractNum w:abstractNumId="95" w15:restartNumberingAfterBreak="0">
     <w:nsid w:val="5A5525DA"/>
     <w:multiLevelType w:val="hybridMultilevel"/>
     <w:tmpl w:val="44F01D84"/>
@@ -52906,7 +52607,7 @@
       </w:rPr>
     </w:lvl>
   </w:abstractNum>
-  <w:abstractNum w:abstractNumId="99" w15:restartNumberingAfterBreak="0">
+  <w:abstractNum w:abstractNumId="96" w15:restartNumberingAfterBreak="0">
     <w:nsid w:val="5BF57D0E"/>
     <w:multiLevelType w:val="hybridMultilevel"/>
     <w:tmpl w:val="A894E476"/>
@@ -53019,7 +52720,94 @@
       </w:rPr>
     </w:lvl>
   </w:abstractNum>
-  <w:abstractNum w:abstractNumId="100" w15:restartNumberingAfterBreak="0">
+  <w:abstractNum w:abstractNumId="97" w15:restartNumberingAfterBreak="0">
+    <w:nsid w:val="5C8B16C3"/>
+    <w:multiLevelType w:val="hybridMultilevel"/>
+    <w:tmpl w:val="E1AAC1D6"/>
+    <w:name w:val="__API_DOC_SQUARE_BULLET__2"/>
+    <w:lvl w:ilvl="0" w:tplc="0409000F">
+      <w:start w:val="1"/>
+      <w:numFmt w:val="decimal"/>
+      <w:lvlText w:val="%1."/>
+      <w:lvlJc w:val="left"/>
+      <w:pPr>
+        <w:ind w:left="440" w:hanging="440"/>
+      </w:pPr>
+    </w:lvl>
+    <w:lvl w:ilvl="1" w:tplc="04090017" w:tentative="1">
+      <w:start w:val="1"/>
+      <w:numFmt w:val="aiueoFullWidth"/>
+      <w:lvlText w:val="(%2)"/>
+      <w:lvlJc w:val="left"/>
+      <w:pPr>
+        <w:ind w:left="880" w:hanging="440"/>
+      </w:pPr>
+    </w:lvl>
+    <w:lvl w:ilvl="2" w:tplc="04090011" w:tentative="1">
+      <w:start w:val="1"/>
+      <w:numFmt w:val="decimalEnclosedCircle"/>
+      <w:lvlText w:val="%3"/>
+      <w:lvlJc w:val="left"/>
+      <w:pPr>
+        <w:ind w:left="1320" w:hanging="440"/>
+      </w:pPr>
+    </w:lvl>
+    <w:lvl w:ilvl="3" w:tplc="0409000F" w:tentative="1">
+      <w:start w:val="1"/>
+      <w:numFmt w:val="decimal"/>
+      <w:lvlText w:val="%4."/>
+      <w:lvlJc w:val="left"/>
+      <w:pPr>
+        <w:ind w:left="1760" w:hanging="440"/>
+      </w:pPr>
+    </w:lvl>
+    <w:lvl w:ilvl="4" w:tplc="04090017" w:tentative="1">
+      <w:start w:val="1"/>
+      <w:numFmt w:val="aiueoFullWidth"/>
+      <w:lvlText w:val="(%5)"/>
+      <w:lvlJc w:val="left"/>
+      <w:pPr>
+        <w:ind w:left="2200" w:hanging="440"/>
+      </w:pPr>
+    </w:lvl>
+    <w:lvl w:ilvl="5" w:tplc="04090011" w:tentative="1">
+      <w:start w:val="1"/>
+      <w:numFmt w:val="decimalEnclosedCircle"/>
+      <w:lvlText w:val="%6"/>
+      <w:lvlJc w:val="left"/>
+      <w:pPr>
+        <w:ind w:left="2640" w:hanging="440"/>
+      </w:pPr>
+    </w:lvl>
+    <w:lvl w:ilvl="6" w:tplc="0409000F" w:tentative="1">
+      <w:start w:val="1"/>
+      <w:numFmt w:val="decimal"/>
+      <w:lvlText w:val="%7."/>
+      <w:lvlJc w:val="left"/>
+      <w:pPr>
+        <w:ind w:left="3080" w:hanging="440"/>
+      </w:pPr>
+    </w:lvl>
+    <w:lvl w:ilvl="7" w:tplc="04090017" w:tentative="1">
+      <w:start w:val="1"/>
+      <w:numFmt w:val="aiueoFullWidth"/>
+      <w:lvlText w:val="(%8)"/>
+      <w:lvlJc w:val="left"/>
+      <w:pPr>
+        <w:ind w:left="3520" w:hanging="440"/>
+      </w:pPr>
+    </w:lvl>
+    <w:lvl w:ilvl="8" w:tplc="04090011" w:tentative="1">
+      <w:start w:val="1"/>
+      <w:numFmt w:val="decimalEnclosedCircle"/>
+      <w:lvlText w:val="%9"/>
+      <w:lvlJc w:val="left"/>
+      <w:pPr>
+        <w:ind w:left="3960" w:hanging="440"/>
+      </w:pPr>
+    </w:lvl>
+  </w:abstractNum>
+  <w:abstractNum w:abstractNumId="98" w15:restartNumberingAfterBreak="0">
     <w:nsid w:val="5DCA614C"/>
     <w:multiLevelType w:val="hybridMultilevel"/>
     <w:tmpl w:val="0E925240"/>
@@ -53132,7 +52920,7 @@
       </w:rPr>
     </w:lvl>
   </w:abstractNum>
-  <w:abstractNum w:abstractNumId="101" w15:restartNumberingAfterBreak="0">
+  <w:abstractNum w:abstractNumId="99" w15:restartNumberingAfterBreak="0">
     <w:nsid w:val="5DF3041A"/>
     <w:multiLevelType w:val="hybridMultilevel"/>
     <w:tmpl w:val="2818AE68"/>
@@ -53245,7 +53033,7 @@
       </w:rPr>
     </w:lvl>
   </w:abstractNum>
-  <w:abstractNum w:abstractNumId="102" w15:restartNumberingAfterBreak="0">
+  <w:abstractNum w:abstractNumId="100" w15:restartNumberingAfterBreak="0">
     <w:nsid w:val="5EB168C1"/>
     <w:multiLevelType w:val="hybridMultilevel"/>
     <w:tmpl w:val="253A726E"/>
@@ -53358,7 +53146,7 @@
       </w:rPr>
     </w:lvl>
   </w:abstractNum>
-  <w:abstractNum w:abstractNumId="103" w15:restartNumberingAfterBreak="0">
+  <w:abstractNum w:abstractNumId="101" w15:restartNumberingAfterBreak="0">
     <w:nsid w:val="609F050F"/>
     <w:multiLevelType w:val="hybridMultilevel"/>
     <w:tmpl w:val="A0BCC050"/>
@@ -53469,6 +53257,108 @@
       <w:rPr>
         <w:rFonts w:ascii="Meiryo UI" w:hAnsi="Meiryo UI" w:eastAsia="Meiryo UI" w:cs="Meiryo UI" w:hint="default"/>
       </w:rPr>
+    </w:lvl>
+  </w:abstractNum>
+  <w:abstractNum w:abstractNumId="102" w15:restartNumberingAfterBreak="0">
+    <w:nsid w:val="61152977"/>
+    <w:multiLevelType w:val="hybridMultilevel"/>
+    <w:tmpl w:val="DBAC0488"/>
+    <w:name w:val="__API_DOC_SQUARE_BULLET__22222222222"/>
+    <w:lvl w:ilvl="0" w:tplc="0409000F">
+      <w:start w:val="1"/>
+      <w:numFmt w:val="decimal"/>
+      <w:lvlText w:val="%1."/>
+      <w:lvlJc w:val="left"/>
+      <w:pPr>
+        <w:ind w:left="440" w:hanging="440"/>
+      </w:pPr>
+    </w:lvl>
+    <w:lvl w:ilvl="1" w:tplc="04090017" w:tentative="1">
+      <w:start w:val="1"/>
+      <w:numFmt w:val="aiueoFullWidth"/>
+      <w:lvlText w:val="(%2)"/>
+      <w:lvlJc w:val="left"/>
+      <w:pPr>
+        <w:ind w:left="880" w:hanging="440"/>
+      </w:pPr>
+    </w:lvl>
+    <w:lvl w:ilvl="2" w:tplc="04090011" w:tentative="1">
+      <w:start w:val="1"/>
+      <w:numFmt w:val="decimalEnclosedCircle"/>
+      <w:lvlText w:val="%3"/>
+      <w:lvlJc w:val="left"/>
+      <w:pPr>
+        <w:ind w:left="1320" w:hanging="440"/>
+      </w:pPr>
+    </w:lvl>
+    <w:lvl w:ilvl="3" w:tplc="0409000F" w:tentative="1">
+      <w:start w:val="1"/>
+      <w:numFmt w:val="decimal"/>
+      <w:lvlText w:val="%4."/>
+      <w:lvlJc w:val="left"/>
+      <w:pPr>
+        <w:ind w:left="1760" w:hanging="440"/>
+      </w:pPr>
+    </w:lvl>
+    <w:lvl w:ilvl="4" w:tplc="04090017" w:tentative="1">
+      <w:start w:val="1"/>
+      <w:numFmt w:val="aiueoFullWidth"/>
+      <w:lvlText w:val="(%5)"/>
+      <w:lvlJc w:val="left"/>
+      <w:pPr>
+        <w:ind w:left="2200" w:hanging="440"/>
+      </w:pPr>
+    </w:lvl>
+    <w:lvl w:ilvl="5" w:tplc="04090011" w:tentative="1">
+      <w:start w:val="1"/>
+      <w:numFmt w:val="decimalEnclosedCircle"/>
+      <w:lvlText w:val="%6"/>
+      <w:lvlJc w:val="left"/>
+      <w:pPr>
+        <w:ind w:left="2640" w:hanging="440"/>
+      </w:pPr>
+    </w:lvl>
+    <w:lvl w:ilvl="6" w:tplc="0409000F" w:tentative="1">
+      <w:start w:val="1"/>
+      <w:numFmt w:val="decimal"/>
+      <w:lvlText w:val="%7."/>
+      <w:lvlJc w:val="left"/>
+      <w:pPr>
+        <w:ind w:left="3080" w:hanging="440"/>
+      </w:pPr>
+    </w:lvl>
+    <w:lvl w:ilvl="7" w:tplc="04090017" w:tentative="1">
+      <w:start w:val="1"/>
+      <w:numFmt w:val="aiueoFullWidth"/>
+      <w:lvlText w:val="(%8)"/>
+      <w:lvlJc w:val="left"/>
+      <w:pPr>
+        <w:ind w:left="3520" w:hanging="440"/>
+      </w:pPr>
+    </w:lvl>
+    <w:lvl w:ilvl="8" w:tplc="04090011" w:tentative="1">
+      <w:start w:val="1"/>
+      <w:numFmt w:val="decimalEnclosedCircle"/>
+      <w:lvlText w:val="%9"/>
+      <w:lvlJc w:val="left"/>
+      <w:pPr>
+        <w:ind w:left="3960" w:hanging="440"/>
+      </w:pPr>
+    </w:lvl>
+  </w:abstractNum>
+  <w:abstractNum w:abstractNumId="103" w15:restartNumberingAfterBreak="0">
+    <w:nsid w:val="616B1602"/>
+    <w:multiLevelType w:val="singleLevel"/>
+    <w:tmpl w:val="0409000F"/>
+    <w:name w:val="__API_DOC_SQUARE_BULLET__"/>
+    <w:lvl w:ilvl="0">
+      <w:start w:val="1"/>
+      <w:numFmt w:val="decimal"/>
+      <w:lvlText w:val="%1."/>
+      <w:lvlJc w:val="left"/>
+      <w:pPr>
+        <w:ind w:left="440" w:hanging="440"/>
+      </w:pPr>
     </w:lvl>
   </w:abstractNum>
   <w:abstractNum w:abstractNumId="104" w15:restartNumberingAfterBreak="0">
@@ -54265,93 +54155,6 @@
     </w:lvl>
   </w:abstractNum>
   <w:abstractNum w:abstractNumId="111" w15:restartNumberingAfterBreak="0">
-    <w:nsid w:val="6B9622E3"/>
-    <w:multiLevelType w:val="hybridMultilevel"/>
-    <w:tmpl w:val="3028E070"/>
-    <w:name w:val="__API_DOC_SQUARE_BULLET__222222222"/>
-    <w:lvl w:ilvl="0" w:tplc="0409000F">
-      <w:start w:val="1"/>
-      <w:numFmt w:val="decimal"/>
-      <w:lvlText w:val="%1."/>
-      <w:lvlJc w:val="left"/>
-      <w:pPr>
-        <w:ind w:left="440" w:hanging="440"/>
-      </w:pPr>
-    </w:lvl>
-    <w:lvl w:ilvl="1" w:tplc="04090017" w:tentative="1">
-      <w:start w:val="1"/>
-      <w:numFmt w:val="aiueoFullWidth"/>
-      <w:lvlText w:val="(%2)"/>
-      <w:lvlJc w:val="left"/>
-      <w:pPr>
-        <w:ind w:left="880" w:hanging="440"/>
-      </w:pPr>
-    </w:lvl>
-    <w:lvl w:ilvl="2" w:tplc="04090011" w:tentative="1">
-      <w:start w:val="1"/>
-      <w:numFmt w:val="decimalEnclosedCircle"/>
-      <w:lvlText w:val="%3"/>
-      <w:lvlJc w:val="left"/>
-      <w:pPr>
-        <w:ind w:left="1320" w:hanging="440"/>
-      </w:pPr>
-    </w:lvl>
-    <w:lvl w:ilvl="3" w:tplc="0409000F" w:tentative="1">
-      <w:start w:val="1"/>
-      <w:numFmt w:val="decimal"/>
-      <w:lvlText w:val="%4."/>
-      <w:lvlJc w:val="left"/>
-      <w:pPr>
-        <w:ind w:left="1760" w:hanging="440"/>
-      </w:pPr>
-    </w:lvl>
-    <w:lvl w:ilvl="4" w:tplc="04090017" w:tentative="1">
-      <w:start w:val="1"/>
-      <w:numFmt w:val="aiueoFullWidth"/>
-      <w:lvlText w:val="(%5)"/>
-      <w:lvlJc w:val="left"/>
-      <w:pPr>
-        <w:ind w:left="2200" w:hanging="440"/>
-      </w:pPr>
-    </w:lvl>
-    <w:lvl w:ilvl="5" w:tplc="04090011" w:tentative="1">
-      <w:start w:val="1"/>
-      <w:numFmt w:val="decimalEnclosedCircle"/>
-      <w:lvlText w:val="%6"/>
-      <w:lvlJc w:val="left"/>
-      <w:pPr>
-        <w:ind w:left="2640" w:hanging="440"/>
-      </w:pPr>
-    </w:lvl>
-    <w:lvl w:ilvl="6" w:tplc="0409000F" w:tentative="1">
-      <w:start w:val="1"/>
-      <w:numFmt w:val="decimal"/>
-      <w:lvlText w:val="%7."/>
-      <w:lvlJc w:val="left"/>
-      <w:pPr>
-        <w:ind w:left="3080" w:hanging="440"/>
-      </w:pPr>
-    </w:lvl>
-    <w:lvl w:ilvl="7" w:tplc="04090017" w:tentative="1">
-      <w:start w:val="1"/>
-      <w:numFmt w:val="aiueoFullWidth"/>
-      <w:lvlText w:val="(%8)"/>
-      <w:lvlJc w:val="left"/>
-      <w:pPr>
-        <w:ind w:left="3520" w:hanging="440"/>
-      </w:pPr>
-    </w:lvl>
-    <w:lvl w:ilvl="8" w:tplc="04090011" w:tentative="1">
-      <w:start w:val="1"/>
-      <w:numFmt w:val="decimalEnclosedCircle"/>
-      <w:lvlText w:val="%9"/>
-      <w:lvlJc w:val="left"/>
-      <w:pPr>
-        <w:ind w:left="3960" w:hanging="440"/>
-      </w:pPr>
-    </w:lvl>
-  </w:abstractNum>
-  <w:abstractNum w:abstractNumId="112" w15:restartNumberingAfterBreak="0">
     <w:nsid w:val="6E6E5378"/>
     <w:multiLevelType w:val="hybridMultilevel"/>
     <w:tmpl w:val="7D50F8D0"/>
@@ -54443,7 +54246,7 @@
       </w:pPr>
     </w:lvl>
   </w:abstractNum>
-  <w:abstractNum w:abstractNumId="113" w15:restartNumberingAfterBreak="0">
+  <w:abstractNum w:abstractNumId="112" w15:restartNumberingAfterBreak="0">
     <w:nsid w:val="6EB97E33"/>
     <w:multiLevelType w:val="hybridMultilevel"/>
     <w:tmpl w:val="B6C8A472"/>
@@ -54556,7 +54359,7 @@
       </w:rPr>
     </w:lvl>
   </w:abstractNum>
-  <w:abstractNum w:abstractNumId="114" w15:restartNumberingAfterBreak="0">
+  <w:abstractNum w:abstractNumId="113" w15:restartNumberingAfterBreak="0">
     <w:nsid w:val="6F4D1CAB"/>
     <w:multiLevelType w:val="hybridMultilevel"/>
     <w:tmpl w:val="1012BE32"/>
@@ -54667,6 +54470,93 @@
       <w:rPr>
         <w:rFonts w:ascii="Meiryo UI" w:hAnsi="Meiryo UI" w:eastAsia="Meiryo UI" w:cs="Meiryo UI" w:hint="default"/>
       </w:rPr>
+    </w:lvl>
+  </w:abstractNum>
+  <w:abstractNum w:abstractNumId="114" w15:restartNumberingAfterBreak="0">
+    <w:nsid w:val="6FC812F0"/>
+    <w:multiLevelType w:val="hybridMultilevel"/>
+    <w:tmpl w:val="7FDC8F56"/>
+    <w:name w:val="__API_DOC_SQUARE_BULLET__22"/>
+    <w:lvl w:ilvl="0" w:tplc="0409000F">
+      <w:start w:val="1"/>
+      <w:numFmt w:val="decimal"/>
+      <w:lvlText w:val="%1."/>
+      <w:lvlJc w:val="left"/>
+      <w:pPr>
+        <w:ind w:left="440" w:hanging="440"/>
+      </w:pPr>
+    </w:lvl>
+    <w:lvl w:ilvl="1" w:tplc="04090017" w:tentative="1">
+      <w:start w:val="1"/>
+      <w:numFmt w:val="aiueoFullWidth"/>
+      <w:lvlText w:val="(%2)"/>
+      <w:lvlJc w:val="left"/>
+      <w:pPr>
+        <w:ind w:left="880" w:hanging="440"/>
+      </w:pPr>
+    </w:lvl>
+    <w:lvl w:ilvl="2" w:tplc="04090011" w:tentative="1">
+      <w:start w:val="1"/>
+      <w:numFmt w:val="decimalEnclosedCircle"/>
+      <w:lvlText w:val="%3"/>
+      <w:lvlJc w:val="left"/>
+      <w:pPr>
+        <w:ind w:left="1320" w:hanging="440"/>
+      </w:pPr>
+    </w:lvl>
+    <w:lvl w:ilvl="3" w:tplc="0409000F" w:tentative="1">
+      <w:start w:val="1"/>
+      <w:numFmt w:val="decimal"/>
+      <w:lvlText w:val="%4."/>
+      <w:lvlJc w:val="left"/>
+      <w:pPr>
+        <w:ind w:left="1760" w:hanging="440"/>
+      </w:pPr>
+    </w:lvl>
+    <w:lvl w:ilvl="4" w:tplc="04090017" w:tentative="1">
+      <w:start w:val="1"/>
+      <w:numFmt w:val="aiueoFullWidth"/>
+      <w:lvlText w:val="(%5)"/>
+      <w:lvlJc w:val="left"/>
+      <w:pPr>
+        <w:ind w:left="2200" w:hanging="440"/>
+      </w:pPr>
+    </w:lvl>
+    <w:lvl w:ilvl="5" w:tplc="04090011" w:tentative="1">
+      <w:start w:val="1"/>
+      <w:numFmt w:val="decimalEnclosedCircle"/>
+      <w:lvlText w:val="%6"/>
+      <w:lvlJc w:val="left"/>
+      <w:pPr>
+        <w:ind w:left="2640" w:hanging="440"/>
+      </w:pPr>
+    </w:lvl>
+    <w:lvl w:ilvl="6" w:tplc="0409000F" w:tentative="1">
+      <w:start w:val="1"/>
+      <w:numFmt w:val="decimal"/>
+      <w:lvlText w:val="%7."/>
+      <w:lvlJc w:val="left"/>
+      <w:pPr>
+        <w:ind w:left="3080" w:hanging="440"/>
+      </w:pPr>
+    </w:lvl>
+    <w:lvl w:ilvl="7" w:tplc="04090017" w:tentative="1">
+      <w:start w:val="1"/>
+      <w:numFmt w:val="aiueoFullWidth"/>
+      <w:lvlText w:val="(%8)"/>
+      <w:lvlJc w:val="left"/>
+      <w:pPr>
+        <w:ind w:left="3520" w:hanging="440"/>
+      </w:pPr>
+    </w:lvl>
+    <w:lvl w:ilvl="8" w:tplc="04090011" w:tentative="1">
+      <w:start w:val="1"/>
+      <w:numFmt w:val="decimalEnclosedCircle"/>
+      <w:lvlText w:val="%9"/>
+      <w:lvlJc w:val="left"/>
+      <w:pPr>
+        <w:ind w:left="3960" w:hanging="440"/>
+      </w:pPr>
     </w:lvl>
   </w:abstractNum>
   <w:abstractNum w:abstractNumId="115" w15:restartNumberingAfterBreak="0">
@@ -56038,6 +55928,93 @@
     </w:lvl>
   </w:abstractNum>
   <w:abstractNum w:abstractNumId="127" w15:restartNumberingAfterBreak="0">
+    <w:nsid w:val="7C6B7A35"/>
+    <w:multiLevelType w:val="hybridMultilevel"/>
+    <w:tmpl w:val="40845C32"/>
+    <w:name w:val="__API_DOC_SQUARE_BULLET__2222"/>
+    <w:lvl w:ilvl="0" w:tplc="0409000F">
+      <w:start w:val="1"/>
+      <w:numFmt w:val="decimal"/>
+      <w:lvlText w:val="%1."/>
+      <w:lvlJc w:val="left"/>
+      <w:pPr>
+        <w:ind w:left="440" w:hanging="440"/>
+      </w:pPr>
+    </w:lvl>
+    <w:lvl w:ilvl="1" w:tplc="04090017" w:tentative="1">
+      <w:start w:val="1"/>
+      <w:numFmt w:val="aiueoFullWidth"/>
+      <w:lvlText w:val="(%2)"/>
+      <w:lvlJc w:val="left"/>
+      <w:pPr>
+        <w:ind w:left="880" w:hanging="440"/>
+      </w:pPr>
+    </w:lvl>
+    <w:lvl w:ilvl="2" w:tplc="04090011" w:tentative="1">
+      <w:start w:val="1"/>
+      <w:numFmt w:val="decimalEnclosedCircle"/>
+      <w:lvlText w:val="%3"/>
+      <w:lvlJc w:val="left"/>
+      <w:pPr>
+        <w:ind w:left="1320" w:hanging="440"/>
+      </w:pPr>
+    </w:lvl>
+    <w:lvl w:ilvl="3" w:tplc="0409000F" w:tentative="1">
+      <w:start w:val="1"/>
+      <w:numFmt w:val="decimal"/>
+      <w:lvlText w:val="%4."/>
+      <w:lvlJc w:val="left"/>
+      <w:pPr>
+        <w:ind w:left="1760" w:hanging="440"/>
+      </w:pPr>
+    </w:lvl>
+    <w:lvl w:ilvl="4" w:tplc="04090017" w:tentative="1">
+      <w:start w:val="1"/>
+      <w:numFmt w:val="aiueoFullWidth"/>
+      <w:lvlText w:val="(%5)"/>
+      <w:lvlJc w:val="left"/>
+      <w:pPr>
+        <w:ind w:left="2200" w:hanging="440"/>
+      </w:pPr>
+    </w:lvl>
+    <w:lvl w:ilvl="5" w:tplc="04090011" w:tentative="1">
+      <w:start w:val="1"/>
+      <w:numFmt w:val="decimalEnclosedCircle"/>
+      <w:lvlText w:val="%6"/>
+      <w:lvlJc w:val="left"/>
+      <w:pPr>
+        <w:ind w:left="2640" w:hanging="440"/>
+      </w:pPr>
+    </w:lvl>
+    <w:lvl w:ilvl="6" w:tplc="0409000F" w:tentative="1">
+      <w:start w:val="1"/>
+      <w:numFmt w:val="decimal"/>
+      <w:lvlText w:val="%7."/>
+      <w:lvlJc w:val="left"/>
+      <w:pPr>
+        <w:ind w:left="3080" w:hanging="440"/>
+      </w:pPr>
+    </w:lvl>
+    <w:lvl w:ilvl="7" w:tplc="04090017" w:tentative="1">
+      <w:start w:val="1"/>
+      <w:numFmt w:val="aiueoFullWidth"/>
+      <w:lvlText w:val="(%8)"/>
+      <w:lvlJc w:val="left"/>
+      <w:pPr>
+        <w:ind w:left="3520" w:hanging="440"/>
+      </w:pPr>
+    </w:lvl>
+    <w:lvl w:ilvl="8" w:tplc="04090011" w:tentative="1">
+      <w:start w:val="1"/>
+      <w:numFmt w:val="decimalEnclosedCircle"/>
+      <w:lvlText w:val="%9"/>
+      <w:lvlJc w:val="left"/>
+      <w:pPr>
+        <w:ind w:left="3960" w:hanging="440"/>
+      </w:pPr>
+    </w:lvl>
+  </w:abstractNum>
+  <w:abstractNum w:abstractNumId="128" w15:restartNumberingAfterBreak="0">
     <w:nsid w:val="7D2E1DAF"/>
     <w:multiLevelType w:val="multilevel"/>
     <w:tmpl w:val="55283960"/>
@@ -56151,7 +56128,7 @@
       </w:rPr>
     </w:lvl>
   </w:abstractNum>
-  <w:abstractNum w:abstractNumId="128" w15:restartNumberingAfterBreak="0">
+  <w:abstractNum w:abstractNumId="129" w15:restartNumberingAfterBreak="0">
     <w:nsid w:val="7E9621D7"/>
     <w:multiLevelType w:val="multilevel"/>
     <w:tmpl w:val="B2D63CD8"/>
@@ -56263,21 +56240,6 @@
       <w:rPr>
         <w:u w:val="none"/>
       </w:rPr>
-    </w:lvl>
-  </w:abstractNum>
-  <w:abstractNum w:abstractNumId="129" w15:restartNumberingAfterBreak="0">
-    <w:nsid w:val="7EF12961"/>
-    <w:multiLevelType w:val="singleLevel"/>
-    <w:tmpl w:val="0409000F"/>
-    <w:name w:val="__API_DOC_SQUARE_BULLET__"/>
-    <w:lvl w:ilvl="0">
-      <w:start w:val="1"/>
-      <w:numFmt w:val="decimal"/>
-      <w:lvlText w:val="%1."/>
-      <w:lvlJc w:val="left"/>
-      <w:pPr>
-        <w:ind w:left="440" w:hanging="440"/>
-      </w:pPr>
     </w:lvl>
   </w:abstractNum>
   <w:abstractNum w:abstractNumId="130" w15:restartNumberingAfterBreak="0">
@@ -56507,13 +56469,13 @@
     </w:lvl>
   </w:abstractNum>
   <w:num w:numId="1" w16cid:durableId="1895119920">
-    <w:abstractNumId w:val="92"/>
+    <w:abstractNumId w:val="90"/>
   </w:num>
   <w:num w:numId="2" w16cid:durableId="1721661053">
     <w:abstractNumId w:val="29"/>
   </w:num>
   <w:num w:numId="3" w16cid:durableId="629214803">
-    <w:abstractNumId w:val="56"/>
+    <w:abstractNumId w:val="55"/>
   </w:num>
   <w:num w:numId="4" w16cid:durableId="613826659">
     <w:abstractNumId w:val="14"/>
@@ -56522,22 +56484,22 @@
     <w:abstractNumId w:val="21"/>
   </w:num>
   <w:num w:numId="6" w16cid:durableId="871307222">
-    <w:abstractNumId w:val="65"/>
+    <w:abstractNumId w:val="63"/>
   </w:num>
   <w:num w:numId="7" w16cid:durableId="1948467586">
-    <w:abstractNumId w:val="127"/>
+    <w:abstractNumId w:val="128"/>
   </w:num>
   <w:num w:numId="8" w16cid:durableId="1488398625">
-    <w:abstractNumId w:val="16"/>
+    <w:abstractNumId w:val="17"/>
   </w:num>
   <w:num w:numId="9" w16cid:durableId="1977947383">
     <w:abstractNumId w:val="46"/>
   </w:num>
   <w:num w:numId="10" w16cid:durableId="567813234">
-    <w:abstractNumId w:val="89"/>
+    <w:abstractNumId w:val="86"/>
   </w:num>
   <w:num w:numId="11" w16cid:durableId="751706831">
-    <w:abstractNumId w:val="36"/>
+    <w:abstractNumId w:val="35"/>
   </w:num>
   <w:num w:numId="12" w16cid:durableId="1299842437">
     <w:abstractNumId w:val="3"/>
@@ -56546,13 +56508,13 @@
     <w:abstractNumId w:val="4"/>
   </w:num>
   <w:num w:numId="14" w16cid:durableId="1155754182">
-    <w:abstractNumId w:val="84"/>
+    <w:abstractNumId w:val="81"/>
   </w:num>
   <w:num w:numId="15" w16cid:durableId="802577955">
     <w:abstractNumId w:val="1"/>
   </w:num>
   <w:num w:numId="16" w16cid:durableId="796678581">
-    <w:abstractNumId w:val="66"/>
+    <w:abstractNumId w:val="64"/>
   </w:num>
   <w:num w:numId="17" w16cid:durableId="1139297235">
     <w:abstractNumId w:val="24"/>
@@ -56561,31 +56523,31 @@
     <w:abstractNumId w:val="6"/>
   </w:num>
   <w:num w:numId="19" w16cid:durableId="399442700">
-    <w:abstractNumId w:val="57"/>
+    <w:abstractNumId w:val="56"/>
   </w:num>
   <w:num w:numId="20" w16cid:durableId="540439852">
-    <w:abstractNumId w:val="42"/>
+    <w:abstractNumId w:val="41"/>
   </w:num>
   <w:num w:numId="21" w16cid:durableId="599416316">
-    <w:abstractNumId w:val="81"/>
+    <w:abstractNumId w:val="78"/>
   </w:num>
   <w:num w:numId="22" w16cid:durableId="268123330">
-    <w:abstractNumId w:val="128"/>
+    <w:abstractNumId w:val="129"/>
   </w:num>
   <w:num w:numId="23" w16cid:durableId="2020039216">
-    <w:abstractNumId w:val="8"/>
+    <w:abstractNumId w:val="9"/>
   </w:num>
   <w:num w:numId="24" w16cid:durableId="1902325943">
-    <w:abstractNumId w:val="40"/>
+    <w:abstractNumId w:val="39"/>
   </w:num>
   <w:num w:numId="25" w16cid:durableId="890503816">
     <w:abstractNumId w:val="12"/>
   </w:num>
   <w:num w:numId="26" w16cid:durableId="1179537648">
-    <w:abstractNumId w:val="38"/>
+    <w:abstractNumId w:val="37"/>
   </w:num>
   <w:num w:numId="27" w16cid:durableId="1009914689">
-    <w:abstractNumId w:val="69"/>
+    <w:abstractNumId w:val="67"/>
   </w:num>
   <w:num w:numId="28" w16cid:durableId="2006276014">
     <w:abstractNumId w:val="44"/>
@@ -56600,28 +56562,28 @@
     <w:abstractNumId w:val="49"/>
   </w:num>
   <w:num w:numId="32" w16cid:durableId="633025239">
-    <w:abstractNumId w:val="15"/>
+    <w:abstractNumId w:val="16"/>
   </w:num>
   <w:num w:numId="33" w16cid:durableId="1226987589">
     <w:abstractNumId w:val="30"/>
   </w:num>
   <w:num w:numId="34" w16cid:durableId="1593858252">
-    <w:abstractNumId w:val="90"/>
+    <w:abstractNumId w:val="87"/>
   </w:num>
   <w:num w:numId="35" w16cid:durableId="1817641731">
     <w:abstractNumId w:val="50"/>
   </w:num>
   <w:num w:numId="36" w16cid:durableId="1220291253">
-    <w:abstractNumId w:val="37"/>
+    <w:abstractNumId w:val="36"/>
   </w:num>
   <w:num w:numId="37" w16cid:durableId="2021812239">
-    <w:abstractNumId w:val="99"/>
+    <w:abstractNumId w:val="96"/>
   </w:num>
   <w:num w:numId="38" w16cid:durableId="936403793">
-    <w:abstractNumId w:val="102"/>
+    <w:abstractNumId w:val="100"/>
   </w:num>
   <w:num w:numId="39" w16cid:durableId="1020475569">
-    <w:abstractNumId w:val="39"/>
+    <w:abstractNumId w:val="38"/>
   </w:num>
   <w:num w:numId="40" w16cid:durableId="1441149847">
     <w:abstractNumId w:val="106"/>
@@ -56636,7 +56598,7 @@
     <w:abstractNumId w:val="10"/>
   </w:num>
   <w:num w:numId="44" w16cid:durableId="344594421">
-    <w:abstractNumId w:val="74"/>
+    <w:abstractNumId w:val="73"/>
   </w:num>
   <w:num w:numId="45" w16cid:durableId="1001473824">
     <w:abstractNumId w:val="108"/>
@@ -56645,10 +56607,10 @@
     <w:abstractNumId w:val="121"/>
   </w:num>
   <w:num w:numId="47" w16cid:durableId="824278799">
-    <w:abstractNumId w:val="41"/>
+    <w:abstractNumId w:val="40"/>
   </w:num>
   <w:num w:numId="48" w16cid:durableId="211773052">
-    <w:abstractNumId w:val="35"/>
+    <w:abstractNumId w:val="34"/>
   </w:num>
   <w:num w:numId="49" w16cid:durableId="2060322769">
     <w:abstractNumId w:val="22"/>
@@ -56657,25 +56619,25 @@
     <w:abstractNumId w:val="107"/>
   </w:num>
   <w:num w:numId="51" w16cid:durableId="430054766">
-    <w:abstractNumId w:val="72"/>
+    <w:abstractNumId w:val="71"/>
   </w:num>
   <w:num w:numId="52" w16cid:durableId="1493258782">
     <w:abstractNumId w:val="2"/>
   </w:num>
   <w:num w:numId="53" w16cid:durableId="1356689606">
-    <w:abstractNumId w:val="59"/>
+    <w:abstractNumId w:val="57"/>
   </w:num>
   <w:num w:numId="54" w16cid:durableId="1310599660">
-    <w:abstractNumId w:val="113"/>
+    <w:abstractNumId w:val="112"/>
   </w:num>
   <w:num w:numId="55" w16cid:durableId="2017686679">
     <w:abstractNumId w:val="47"/>
   </w:num>
   <w:num w:numId="56" w16cid:durableId="1792165896">
-    <w:abstractNumId w:val="55"/>
+    <w:abstractNumId w:val="54"/>
   </w:num>
   <w:num w:numId="57" w16cid:durableId="1084956861">
-    <w:abstractNumId w:val="52"/>
+    <w:abstractNumId w:val="51"/>
   </w:num>
   <w:num w:numId="58" w16cid:durableId="1192956315">
     <w:abstractNumId w:val="48"/>
@@ -56684,22 +56646,22 @@
     <w:abstractNumId w:val="0"/>
   </w:num>
   <w:num w:numId="60" w16cid:durableId="678579156">
-    <w:abstractNumId w:val="64"/>
+    <w:abstractNumId w:val="62"/>
   </w:num>
   <w:num w:numId="61" w16cid:durableId="930889899">
-    <w:abstractNumId w:val="43"/>
+    <w:abstractNumId w:val="42"/>
   </w:num>
   <w:num w:numId="62" w16cid:durableId="998728586">
     <w:abstractNumId w:val="5"/>
   </w:num>
   <w:num w:numId="63" w16cid:durableId="1433746151">
-    <w:abstractNumId w:val="114"/>
+    <w:abstractNumId w:val="113"/>
   </w:num>
   <w:num w:numId="64" w16cid:durableId="1535269810">
     <w:abstractNumId w:val="20"/>
   </w:num>
   <w:num w:numId="65" w16cid:durableId="873078971">
-    <w:abstractNumId w:val="103"/>
+    <w:abstractNumId w:val="101"/>
   </w:num>
   <w:num w:numId="66" w16cid:durableId="1238856018">
     <w:abstractNumId w:val="26"/>
@@ -56708,22 +56670,22 @@
     <w:abstractNumId w:val="122"/>
   </w:num>
   <w:num w:numId="68" w16cid:durableId="1463427849">
-    <w:abstractNumId w:val="73"/>
+    <w:abstractNumId w:val="72"/>
   </w:num>
   <w:num w:numId="69" w16cid:durableId="1602225572">
-    <w:abstractNumId w:val="70"/>
+    <w:abstractNumId w:val="68"/>
   </w:num>
   <w:num w:numId="70" w16cid:durableId="6296985">
-    <w:abstractNumId w:val="33"/>
+    <w:abstractNumId w:val="32"/>
   </w:num>
   <w:num w:numId="71" w16cid:durableId="643432889">
-    <w:abstractNumId w:val="71"/>
+    <w:abstractNumId w:val="69"/>
   </w:num>
   <w:num w:numId="72" w16cid:durableId="1970089783">
-    <w:abstractNumId w:val="79"/>
+    <w:abstractNumId w:val="76"/>
   </w:num>
   <w:num w:numId="73" w16cid:durableId="429395771">
-    <w:abstractNumId w:val="53"/>
+    <w:abstractNumId w:val="52"/>
   </w:num>
   <w:num w:numId="74" w16cid:durableId="431363947">
     <w:abstractNumId w:val="18"/>
@@ -56744,10 +56706,10 @@
     <w:abstractNumId w:val="116"/>
   </w:num>
   <w:num w:numId="80" w16cid:durableId="287246247">
-    <w:abstractNumId w:val="91"/>
+    <w:abstractNumId w:val="89"/>
   </w:num>
   <w:num w:numId="81" w16cid:durableId="1582329285">
-    <w:abstractNumId w:val="78"/>
+    <w:abstractNumId w:val="75"/>
   </w:num>
   <w:num w:numId="82" w16cid:durableId="2006931237">
     <w:abstractNumId w:val="130"/>
@@ -56756,31 +56718,31 @@
     <w:abstractNumId w:val="45"/>
   </w:num>
   <w:num w:numId="84" w16cid:durableId="1619557906">
-    <w:abstractNumId w:val="83"/>
+    <w:abstractNumId w:val="80"/>
   </w:num>
   <w:num w:numId="85" w16cid:durableId="1390687812">
-    <w:abstractNumId w:val="7"/>
+    <w:abstractNumId w:val="8"/>
   </w:num>
   <w:num w:numId="86" w16cid:durableId="1145119553">
     <w:abstractNumId w:val="31"/>
   </w:num>
   <w:num w:numId="87" w16cid:durableId="1789471430">
-    <w:abstractNumId w:val="60"/>
+    <w:abstractNumId w:val="58"/>
   </w:num>
   <w:num w:numId="88" w16cid:durableId="1693263746">
     <w:abstractNumId w:val="110"/>
   </w:num>
   <w:num w:numId="89" w16cid:durableId="1677657953">
-    <w:abstractNumId w:val="62"/>
+    <w:abstractNumId w:val="60"/>
   </w:num>
   <w:num w:numId="90" w16cid:durableId="1539732009">
-    <w:abstractNumId w:val="93"/>
+    <w:abstractNumId w:val="91"/>
   </w:num>
   <w:num w:numId="91" w16cid:durableId="1928297778">
-    <w:abstractNumId w:val="54"/>
+    <w:abstractNumId w:val="53"/>
   </w:num>
   <w:num w:numId="92" w16cid:durableId="1540125761">
-    <w:abstractNumId w:val="63"/>
+    <w:abstractNumId w:val="61"/>
   </w:num>
   <w:num w:numId="93" w16cid:durableId="891310916">
     <w:abstractNumId w:val="11"/>
@@ -56789,16 +56751,16 @@
     <w:abstractNumId w:val="126"/>
   </w:num>
   <w:num w:numId="95" w16cid:durableId="304235926">
-    <w:abstractNumId w:val="87"/>
+    <w:abstractNumId w:val="83"/>
   </w:num>
   <w:num w:numId="96" w16cid:durableId="425461381">
-    <w:abstractNumId w:val="82"/>
+    <w:abstractNumId w:val="79"/>
   </w:num>
   <w:num w:numId="97" w16cid:durableId="1020933590">
     <w:abstractNumId w:val="27"/>
   </w:num>
   <w:num w:numId="98" w16cid:durableId="1860436262">
-    <w:abstractNumId w:val="86"/>
+    <w:abstractNumId w:val="82"/>
   </w:num>
   <w:num w:numId="99" w16cid:durableId="6370190">
     <w:abstractNumId w:val="119"/>
@@ -56807,13 +56769,13 @@
     <w:abstractNumId w:val="13"/>
   </w:num>
   <w:num w:numId="101" w16cid:durableId="1917785151">
-    <w:abstractNumId w:val="97"/>
+    <w:abstractNumId w:val="94"/>
   </w:num>
   <w:num w:numId="102" w16cid:durableId="1850830540">
-    <w:abstractNumId w:val="112"/>
+    <w:abstractNumId w:val="111"/>
   </w:num>
   <w:num w:numId="103" w16cid:durableId="997148865">
-    <w:abstractNumId w:val="101"/>
+    <w:abstractNumId w:val="99"/>
   </w:num>
   <w:num w:numId="104" w16cid:durableId="236282673">
     <w:abstractNumId w:val="19"/>
@@ -56822,85 +56784,85 @@
     <w:abstractNumId w:val="131"/>
   </w:num>
   <w:num w:numId="106" w16cid:durableId="886988089">
-    <w:abstractNumId w:val="34"/>
+    <w:abstractNumId w:val="33"/>
   </w:num>
   <w:num w:numId="107" w16cid:durableId="451753529">
     <w:abstractNumId w:val="118"/>
   </w:num>
   <w:num w:numId="108" w16cid:durableId="522593190">
-    <w:abstractNumId w:val="80"/>
+    <w:abstractNumId w:val="77"/>
   </w:num>
   <w:num w:numId="109" w16cid:durableId="156459451">
     <w:abstractNumId w:val="125"/>
   </w:num>
   <w:num w:numId="110" w16cid:durableId="1174343616">
-    <w:abstractNumId w:val="100"/>
+    <w:abstractNumId w:val="98"/>
   </w:num>
   <w:num w:numId="111" w16cid:durableId="941184089">
     <w:abstractNumId w:val="28"/>
   </w:num>
   <w:num w:numId="112" w16cid:durableId="984898614">
-    <w:abstractNumId w:val="98"/>
+    <w:abstractNumId w:val="95"/>
   </w:num>
   <w:num w:numId="113" w16cid:durableId="1071464520">
-    <w:abstractNumId w:val="68"/>
+    <w:abstractNumId w:val="66"/>
   </w:num>
   <w:num w:numId="114" w16cid:durableId="403185376">
-    <w:abstractNumId w:val="67"/>
+    <w:abstractNumId w:val="65"/>
   </w:num>
   <w:num w:numId="115" w16cid:durableId="579606141">
     <w:abstractNumId w:val="105"/>
   </w:num>
   <w:num w:numId="116" w16cid:durableId="994721550">
-    <w:abstractNumId w:val="88"/>
+    <w:abstractNumId w:val="85"/>
   </w:num>
   <w:num w:numId="117" w16cid:durableId="1773434258">
-    <w:abstractNumId w:val="61"/>
+    <w:abstractNumId w:val="59"/>
   </w:num>
   <w:num w:numId="118" w16cid:durableId="572663242">
     <w:abstractNumId w:val="109"/>
   </w:num>
   <w:num w:numId="119" w16cid:durableId="2108308058">
-    <w:abstractNumId w:val="96"/>
+    <w:abstractNumId w:val="92"/>
   </w:num>
-  <w:num w:numId="120" w16cid:durableId="1054891882">
-    <w:abstractNumId w:val="58"/>
+  <w:num w:numId="120" w16cid:durableId="78910413">
+    <w:abstractNumId w:val="70"/>
   </w:num>
-  <w:num w:numId="121" w16cid:durableId="184054880">
-    <w:abstractNumId w:val="129"/>
+  <w:num w:numId="121" w16cid:durableId="1650524376">
+    <w:abstractNumId w:val="103"/>
   </w:num>
-  <w:num w:numId="122" w16cid:durableId="2076000832">
-    <w:abstractNumId w:val="75"/>
+  <w:num w:numId="122" w16cid:durableId="1430808017">
+    <w:abstractNumId w:val="97"/>
   </w:num>
-  <w:num w:numId="123" w16cid:durableId="2125078349">
-    <w:abstractNumId w:val="17"/>
+  <w:num w:numId="123" w16cid:durableId="1321226868">
+    <w:abstractNumId w:val="114"/>
   </w:num>
-  <w:num w:numId="124" w16cid:durableId="1340887759">
-    <w:abstractNumId w:val="51"/>
+  <w:num w:numId="124" w16cid:durableId="1838694936">
+    <w:abstractNumId w:val="88"/>
   </w:num>
-  <w:num w:numId="125" w16cid:durableId="237517769">
-    <w:abstractNumId w:val="85"/>
+  <w:num w:numId="125" w16cid:durableId="286548364">
+    <w:abstractNumId w:val="127"/>
   </w:num>
-  <w:num w:numId="126" w16cid:durableId="837770758">
-    <w:abstractNumId w:val="95"/>
+  <w:num w:numId="126" w16cid:durableId="288636510">
+    <w:abstractNumId w:val="84"/>
   </w:num>
-  <w:num w:numId="127" w16cid:durableId="412748133">
-    <w:abstractNumId w:val="32"/>
+  <w:num w:numId="127" w16cid:durableId="1448504847">
+    <w:abstractNumId w:val="15"/>
   </w:num>
-  <w:num w:numId="128" w16cid:durableId="2141143643">
-    <w:abstractNumId w:val="94"/>
+  <w:num w:numId="128" w16cid:durableId="2089569577">
+    <w:abstractNumId w:val="93"/>
   </w:num>
-  <w:num w:numId="129" w16cid:durableId="1946884083">
-    <w:abstractNumId w:val="9"/>
+  <w:num w:numId="129" w16cid:durableId="10885541">
+    <w:abstractNumId w:val="7"/>
   </w:num>
-  <w:num w:numId="130" w16cid:durableId="557129422">
-    <w:abstractNumId w:val="111"/>
+  <w:num w:numId="130" w16cid:durableId="2131318981">
+    <w:abstractNumId w:val="74"/>
   </w:num>
-  <w:num w:numId="131" w16cid:durableId="450436542">
-    <w:abstractNumId w:val="77"/>
+  <w:num w:numId="131" w16cid:durableId="1119911451">
+    <w:abstractNumId w:val="43"/>
   </w:num>
-  <w:num w:numId="132" w16cid:durableId="1780489329">
-    <w:abstractNumId w:val="76"/>
+  <w:num w:numId="132" w16cid:durableId="1010063394">
+    <w:abstractNumId w:val="102"/>
   </w:num>
   <w:numIdMacAtCleanup w:val="66"/>
 </w:numbering>
@@ -57002,6 +56964,7 @@
     <w:rsid w:val="007B57F4"/>
     <w:rsid w:val="007F37F4"/>
     <w:rsid w:val="008012B0"/>
+    <w:rsid w:val="00801833"/>
     <w:rsid w:val="00815A3D"/>
     <w:rsid w:val="00816E4B"/>
     <w:rsid w:val="0083046C"/>
@@ -57011,11 +56974,9 @@
     <w:rsid w:val="008D0597"/>
     <w:rsid w:val="008D3254"/>
     <w:rsid w:val="008E7E41"/>
-    <w:rsid w:val="009508EA"/>
     <w:rsid w:val="00973907"/>
     <w:rsid w:val="009C4AF2"/>
     <w:rsid w:val="009F21DC"/>
-    <w:rsid w:val="00A32B37"/>
     <w:rsid w:val="00A37E0A"/>
     <w:rsid w:val="00A56967"/>
     <w:rsid w:val="00A82468"/>
@@ -57025,6 +56986,7 @@
     <w:rsid w:val="00AA2A26"/>
     <w:rsid w:val="00AD00DE"/>
     <w:rsid w:val="00AD1A6D"/>
+    <w:rsid w:val="00AD2EF2"/>
     <w:rsid w:val="00B062DD"/>
     <w:rsid w:val="00B4718C"/>
     <w:rsid w:val="00B61951"/>
@@ -57034,11 +56996,11 @@
     <w:rsid w:val="00BA211C"/>
     <w:rsid w:val="00BC50B1"/>
     <w:rsid w:val="00BD4808"/>
+    <w:rsid w:val="00BE754E"/>
     <w:rsid w:val="00BF0479"/>
     <w:rsid w:val="00BF45AA"/>
     <w:rsid w:val="00C12405"/>
     <w:rsid w:val="00C21E10"/>
-    <w:rsid w:val="00C228B5"/>
     <w:rsid w:val="00C278CF"/>
     <w:rsid w:val="00C41D36"/>
     <w:rsid w:val="00CA078D"/>
@@ -57052,12 +57014,12 @@
     <w:rsid w:val="00D85470"/>
     <w:rsid w:val="00DA08E2"/>
     <w:rsid w:val="00DB7AA5"/>
+    <w:rsid w:val="00DC3C5D"/>
     <w:rsid w:val="00E06378"/>
     <w:rsid w:val="00E42728"/>
     <w:rsid w:val="00E63B1D"/>
     <w:rsid w:val="00EA7566"/>
     <w:rsid w:val="00EC5BAF"/>
-    <w:rsid w:val="00ED2CB6"/>
     <w:rsid w:val="00EE18FD"/>
     <w:rsid w:val="00EF7715"/>
     <w:rsid w:val="00F0429F"/>

--- a/taniguchi/api/Fix/API設計書_ユーザー管理.docx
+++ b/taniguchi/api/Fix/API設計書_ユーザー管理.docx
@@ -1029,7 +1029,7 @@
       <w:r>
         <w:fldChar w:fldCharType="separate"/>
       </w:r>
-      <w:hyperlink w:anchor="_Toc229927500" w:history="1">
+      <w:hyperlink w:anchor="_Toc230013868" w:history="1">
         <w:r>
           <w:rPr>
             <w:rStyle w:val="afffffff5"/>
@@ -1056,7 +1056,7 @@
             <w:noProof/>
             <w:webHidden/>
           </w:rPr>
-          <w:instrText xml:space="preserve"> PAGEREF _Toc229927500 \h </w:instrText>
+          <w:instrText xml:space="preserve"> PAGEREF _Toc230013868 \h </w:instrText>
         </w:r>
         <w:r>
           <w:rPr>
@@ -1104,7 +1104,7 @@
           <w14:ligatures w14:val="standardContextual"/>
         </w:rPr>
       </w:pPr>
-      <w:hyperlink w:anchor="_Toc229927501" w:history="1">
+      <w:hyperlink w:anchor="_Toc230013869" w:history="1">
         <w:r>
           <w:rPr>
             <w:rStyle w:val="afffffff5"/>
@@ -1131,7 +1131,7 @@
             <w:noProof/>
             <w:webHidden/>
           </w:rPr>
-          <w:instrText xml:space="preserve"> PAGEREF _Toc229927501 \h </w:instrText>
+          <w:instrText xml:space="preserve"> PAGEREF _Toc230013869 \h </w:instrText>
         </w:r>
         <w:r>
           <w:rPr>
@@ -1179,7 +1179,7 @@
           <w14:ligatures w14:val="standardContextual"/>
         </w:rPr>
       </w:pPr>
-      <w:hyperlink w:anchor="_Toc229927502" w:history="1">
+      <w:hyperlink w:anchor="_Toc230013870" w:history="1">
         <w:r>
           <w:rPr>
             <w:rStyle w:val="afffffff5"/>
@@ -1206,7 +1206,7 @@
             <w:noProof/>
             <w:webHidden/>
           </w:rPr>
-          <w:instrText xml:space="preserve"> PAGEREF _Toc229927502 \h </w:instrText>
+          <w:instrText xml:space="preserve"> PAGEREF _Toc230013870 \h </w:instrText>
         </w:r>
         <w:r>
           <w:rPr>
@@ -1254,7 +1254,7 @@
           <w14:ligatures w14:val="standardContextual"/>
         </w:rPr>
       </w:pPr>
-      <w:hyperlink w:anchor="_Toc229927503" w:history="1">
+      <w:hyperlink w:anchor="_Toc230013871" w:history="1">
         <w:r>
           <w:rPr>
             <w:rStyle w:val="afffffff5"/>
@@ -1281,7 +1281,7 @@
             <w:noProof/>
             <w:webHidden/>
           </w:rPr>
-          <w:instrText xml:space="preserve"> PAGEREF _Toc229927503 \h </w:instrText>
+          <w:instrText xml:space="preserve"> PAGEREF _Toc230013871 \h </w:instrText>
         </w:r>
         <w:r>
           <w:rPr>
@@ -1329,7 +1329,7 @@
           <w14:ligatures w14:val="standardContextual"/>
         </w:rPr>
       </w:pPr>
-      <w:hyperlink w:anchor="_Toc229927504" w:history="1">
+      <w:hyperlink w:anchor="_Toc230013872" w:history="1">
         <w:r>
           <w:rPr>
             <w:rStyle w:val="afffffff5"/>
@@ -1356,7 +1356,7 @@
             <w:noProof/>
             <w:webHidden/>
           </w:rPr>
-          <w:instrText xml:space="preserve"> PAGEREF _Toc229927504 \h </w:instrText>
+          <w:instrText xml:space="preserve"> PAGEREF _Toc230013872 \h </w:instrText>
         </w:r>
         <w:r>
           <w:rPr>
@@ -1405,7 +1405,7 @@
           <w14:ligatures w14:val="standardContextual"/>
         </w:rPr>
       </w:pPr>
-      <w:hyperlink w:anchor="_Toc229927505" w:history="1">
+      <w:hyperlink w:anchor="_Toc230013873" w:history="1">
         <w:r>
           <w:rPr>
             <w:rStyle w:val="afffffff5"/>
@@ -1432,7 +1432,7 @@
             <w:noProof/>
             <w:webHidden/>
           </w:rPr>
-          <w:instrText xml:space="preserve"> PAGEREF _Toc229927505 \h </w:instrText>
+          <w:instrText xml:space="preserve"> PAGEREF _Toc230013873 \h </w:instrText>
         </w:r>
         <w:r>
           <w:rPr>
@@ -1480,7 +1480,7 @@
           <w14:ligatures w14:val="standardContextual"/>
         </w:rPr>
       </w:pPr>
-      <w:hyperlink w:anchor="_Toc229927506" w:history="1">
+      <w:hyperlink w:anchor="_Toc230013874" w:history="1">
         <w:r>
           <w:rPr>
             <w:rStyle w:val="afffffff5"/>
@@ -1507,7 +1507,7 @@
             <w:noProof/>
             <w:webHidden/>
           </w:rPr>
-          <w:instrText xml:space="preserve"> PAGEREF _Toc229927506 \h </w:instrText>
+          <w:instrText xml:space="preserve"> PAGEREF _Toc230013874 \h </w:instrText>
         </w:r>
         <w:r>
           <w:rPr>
@@ -1555,7 +1555,7 @@
           <w14:ligatures w14:val="standardContextual"/>
         </w:rPr>
       </w:pPr>
-      <w:hyperlink w:anchor="_Toc229927507" w:history="1">
+      <w:hyperlink w:anchor="_Toc230013875" w:history="1">
         <w:r>
           <w:rPr>
             <w:rStyle w:val="afffffff5"/>
@@ -1582,7 +1582,7 @@
             <w:noProof/>
             <w:webHidden/>
           </w:rPr>
-          <w:instrText xml:space="preserve"> PAGEREF _Toc229927507 \h </w:instrText>
+          <w:instrText xml:space="preserve"> PAGEREF _Toc230013875 \h </w:instrText>
         </w:r>
         <w:r>
           <w:rPr>
@@ -1602,7 +1602,7 @@
             <w:noProof/>
             <w:webHidden/>
           </w:rPr>
-          <w:t>6</w:t>
+          <w:t>7</w:t>
         </w:r>
         <w:r>
           <w:rPr>
@@ -1630,7 +1630,7 @@
           <w14:ligatures w14:val="standardContextual"/>
         </w:rPr>
       </w:pPr>
-      <w:hyperlink w:anchor="_Toc229927508" w:history="1">
+      <w:hyperlink w:anchor="_Toc230013876" w:history="1">
         <w:r>
           <w:rPr>
             <w:rStyle w:val="afffffff5"/>
@@ -1657,7 +1657,7 @@
             <w:noProof/>
             <w:webHidden/>
           </w:rPr>
-          <w:instrText xml:space="preserve"> PAGEREF _Toc229927508 \h </w:instrText>
+          <w:instrText xml:space="preserve"> PAGEREF _Toc230013876 \h </w:instrText>
         </w:r>
         <w:r>
           <w:rPr>
@@ -1706,7 +1706,7 @@
           <w14:ligatures w14:val="standardContextual"/>
         </w:rPr>
       </w:pPr>
-      <w:hyperlink w:anchor="_Toc229927509" w:history="1">
+      <w:hyperlink w:anchor="_Toc230013877" w:history="1">
         <w:r>
           <w:rPr>
             <w:rStyle w:val="afffffff5"/>
@@ -1733,7 +1733,7 @@
             <w:noProof/>
             <w:webHidden/>
           </w:rPr>
-          <w:instrText xml:space="preserve"> PAGEREF _Toc229927509 \h </w:instrText>
+          <w:instrText xml:space="preserve"> PAGEREF _Toc230013877 \h </w:instrText>
         </w:r>
         <w:r>
           <w:rPr>
@@ -1781,7 +1781,7 @@
           <w14:ligatures w14:val="standardContextual"/>
         </w:rPr>
       </w:pPr>
-      <w:hyperlink w:anchor="_Toc229927510" w:history="1">
+      <w:hyperlink w:anchor="_Toc230013878" w:history="1">
         <w:r>
           <w:rPr>
             <w:rStyle w:val="afffffff5"/>
@@ -1808,7 +1808,7 @@
             <w:noProof/>
             <w:webHidden/>
           </w:rPr>
-          <w:instrText xml:space="preserve"> PAGEREF _Toc229927510 \h </w:instrText>
+          <w:instrText xml:space="preserve"> PAGEREF _Toc230013878 \h </w:instrText>
         </w:r>
         <w:r>
           <w:rPr>
@@ -1856,7 +1856,7 @@
           <w14:ligatures w14:val="standardContextual"/>
         </w:rPr>
       </w:pPr>
-      <w:hyperlink w:anchor="_Toc229927511" w:history="1">
+      <w:hyperlink w:anchor="_Toc230013879" w:history="1">
         <w:r>
           <w:rPr>
             <w:rStyle w:val="afffffff5"/>
@@ -1883,7 +1883,7 @@
             <w:noProof/>
             <w:webHidden/>
           </w:rPr>
-          <w:instrText xml:space="preserve"> PAGEREF _Toc229927511 \h </w:instrText>
+          <w:instrText xml:space="preserve"> PAGEREF _Toc230013879 \h </w:instrText>
         </w:r>
         <w:r>
           <w:rPr>
@@ -1931,7 +1931,7 @@
           <w14:ligatures w14:val="standardContextual"/>
         </w:rPr>
       </w:pPr>
-      <w:hyperlink w:anchor="_Toc229927512" w:history="1">
+      <w:hyperlink w:anchor="_Toc230013880" w:history="1">
         <w:r>
           <w:rPr>
             <w:rStyle w:val="afffffff5"/>
@@ -1958,7 +1958,7 @@
             <w:noProof/>
             <w:webHidden/>
           </w:rPr>
-          <w:instrText xml:space="preserve"> PAGEREF _Toc229927512 \h </w:instrText>
+          <w:instrText xml:space="preserve"> PAGEREF _Toc230013880 \h </w:instrText>
         </w:r>
         <w:r>
           <w:rPr>
@@ -1978,7 +1978,7 @@
             <w:noProof/>
             <w:webHidden/>
           </w:rPr>
-          <w:t>8</w:t>
+          <w:t>9</w:t>
         </w:r>
         <w:r>
           <w:rPr>
@@ -2006,7 +2006,7 @@
           <w14:ligatures w14:val="standardContextual"/>
         </w:rPr>
       </w:pPr>
-      <w:hyperlink w:anchor="_Toc229927513" w:history="1">
+      <w:hyperlink w:anchor="_Toc230013881" w:history="1">
         <w:r>
           <w:rPr>
             <w:rStyle w:val="afffffff5"/>
@@ -2033,7 +2033,7 @@
             <w:noProof/>
             <w:webHidden/>
           </w:rPr>
-          <w:instrText xml:space="preserve"> PAGEREF _Toc229927513 \h </w:instrText>
+          <w:instrText xml:space="preserve"> PAGEREF _Toc230013881 \h </w:instrText>
         </w:r>
         <w:r>
           <w:rPr>
@@ -2081,7 +2081,7 @@
           <w14:ligatures w14:val="standardContextual"/>
         </w:rPr>
       </w:pPr>
-      <w:hyperlink w:anchor="_Toc229927514" w:history="1">
+      <w:hyperlink w:anchor="_Toc230013882" w:history="1">
         <w:r>
           <w:rPr>
             <w:rStyle w:val="afffffff5"/>
@@ -2108,7 +2108,7 @@
             <w:noProof/>
             <w:webHidden/>
           </w:rPr>
-          <w:instrText xml:space="preserve"> PAGEREF _Toc229927514 \h </w:instrText>
+          <w:instrText xml:space="preserve"> PAGEREF _Toc230013882 \h </w:instrText>
         </w:r>
         <w:r>
           <w:rPr>
@@ -2156,7 +2156,7 @@
           <w14:ligatures w14:val="standardContextual"/>
         </w:rPr>
       </w:pPr>
-      <w:hyperlink w:anchor="_Toc229927515" w:history="1">
+      <w:hyperlink w:anchor="_Toc230013883" w:history="1">
         <w:r>
           <w:rPr>
             <w:rStyle w:val="afffffff5"/>
@@ -2183,7 +2183,7 @@
             <w:noProof/>
             <w:webHidden/>
           </w:rPr>
-          <w:instrText xml:space="preserve"> PAGEREF _Toc229927515 \h </w:instrText>
+          <w:instrText xml:space="preserve"> PAGEREF _Toc230013883 \h </w:instrText>
         </w:r>
         <w:r>
           <w:rPr>
@@ -2203,7 +2203,7 @@
             <w:noProof/>
             <w:webHidden/>
           </w:rPr>
-          <w:t>11</w:t>
+          <w:t>12</w:t>
         </w:r>
         <w:r>
           <w:rPr>
@@ -2231,7 +2231,7 @@
           <w14:ligatures w14:val="standardContextual"/>
         </w:rPr>
       </w:pPr>
-      <w:hyperlink w:anchor="_Toc229927516" w:history="1">
+      <w:hyperlink w:anchor="_Toc230013884" w:history="1">
         <w:r>
           <w:rPr>
             <w:rStyle w:val="afffffff5"/>
@@ -2258,7 +2258,7 @@
             <w:noProof/>
             <w:webHidden/>
           </w:rPr>
-          <w:instrText xml:space="preserve"> PAGEREF _Toc229927516 \h </w:instrText>
+          <w:instrText xml:space="preserve"> PAGEREF _Toc230013884 \h </w:instrText>
         </w:r>
         <w:r>
           <w:rPr>
@@ -2306,7 +2306,7 @@
           <w14:ligatures w14:val="standardContextual"/>
         </w:rPr>
       </w:pPr>
-      <w:hyperlink w:anchor="_Toc229927517" w:history="1">
+      <w:hyperlink w:anchor="_Toc230013885" w:history="1">
         <w:r>
           <w:rPr>
             <w:rStyle w:val="afffffff5"/>
@@ -2333,7 +2333,7 @@
             <w:noProof/>
             <w:webHidden/>
           </w:rPr>
-          <w:instrText xml:space="preserve"> PAGEREF _Toc229927517 \h </w:instrText>
+          <w:instrText xml:space="preserve"> PAGEREF _Toc230013885 \h </w:instrText>
         </w:r>
         <w:r>
           <w:rPr>
@@ -2353,7 +2353,7 @@
             <w:noProof/>
             <w:webHidden/>
           </w:rPr>
-          <w:t>12</w:t>
+          <w:t>13</w:t>
         </w:r>
         <w:r>
           <w:rPr>
@@ -2381,7 +2381,7 @@
           <w14:ligatures w14:val="standardContextual"/>
         </w:rPr>
       </w:pPr>
-      <w:hyperlink w:anchor="_Toc229927518" w:history="1">
+      <w:hyperlink w:anchor="_Toc230013886" w:history="1">
         <w:r>
           <w:rPr>
             <w:rStyle w:val="afffffff5"/>
@@ -2408,7 +2408,7 @@
             <w:noProof/>
             <w:webHidden/>
           </w:rPr>
-          <w:instrText xml:space="preserve"> PAGEREF _Toc229927518 \h </w:instrText>
+          <w:instrText xml:space="preserve"> PAGEREF _Toc230013886 \h </w:instrText>
         </w:r>
         <w:r>
           <w:rPr>
@@ -2456,7 +2456,7 @@
           <w14:ligatures w14:val="standardContextual"/>
         </w:rPr>
       </w:pPr>
-      <w:hyperlink w:anchor="_Toc229927519" w:history="1">
+      <w:hyperlink w:anchor="_Toc230013887" w:history="1">
         <w:r>
           <w:rPr>
             <w:rStyle w:val="afffffff5"/>
@@ -2483,7 +2483,7 @@
             <w:noProof/>
             <w:webHidden/>
           </w:rPr>
-          <w:instrText xml:space="preserve"> PAGEREF _Toc229927519 \h </w:instrText>
+          <w:instrText xml:space="preserve"> PAGEREF _Toc230013887 \h </w:instrText>
         </w:r>
         <w:r>
           <w:rPr>
@@ -2503,7 +2503,7 @@
             <w:noProof/>
             <w:webHidden/>
           </w:rPr>
-          <w:t>13</w:t>
+          <w:t>14</w:t>
         </w:r>
         <w:r>
           <w:rPr>
@@ -2530,7 +2530,7 @@
           <w14:ligatures w14:val="standardContextual"/>
         </w:rPr>
       </w:pPr>
-      <w:hyperlink w:anchor="_Toc229927520" w:history="1">
+      <w:hyperlink w:anchor="_Toc230013888" w:history="1">
         <w:r>
           <w:rPr>
             <w:rStyle w:val="afffffff5"/>
@@ -2557,7 +2557,7 @@
             <w:noProof/>
             <w:webHidden/>
           </w:rPr>
-          <w:instrText xml:space="preserve"> PAGEREF _Toc229927520 \h </w:instrText>
+          <w:instrText xml:space="preserve"> PAGEREF _Toc230013888 \h </w:instrText>
         </w:r>
         <w:r>
           <w:rPr>
@@ -2577,7 +2577,7 @@
             <w:noProof/>
             <w:webHidden/>
           </w:rPr>
-          <w:t>13</w:t>
+          <w:t>14</w:t>
         </w:r>
         <w:r>
           <w:rPr>
@@ -2606,7 +2606,7 @@
           <w14:ligatures w14:val="standardContextual"/>
         </w:rPr>
       </w:pPr>
-      <w:hyperlink w:anchor="_Toc229927521" w:history="1">
+      <w:hyperlink w:anchor="_Toc230013889" w:history="1">
         <w:r>
           <w:rPr>
             <w:rStyle w:val="afffffff5"/>
@@ -2633,7 +2633,7 @@
             <w:noProof/>
             <w:webHidden/>
           </w:rPr>
-          <w:instrText xml:space="preserve"> PAGEREF _Toc229927521 \h </w:instrText>
+          <w:instrText xml:space="preserve"> PAGEREF _Toc230013889 \h </w:instrText>
         </w:r>
         <w:r>
           <w:rPr>
@@ -2653,7 +2653,7 @@
             <w:noProof/>
             <w:webHidden/>
           </w:rPr>
-          <w:t>13</w:t>
+          <w:t>14</w:t>
         </w:r>
         <w:r>
           <w:rPr>
@@ -2682,7 +2682,7 @@
           <w14:ligatures w14:val="standardContextual"/>
         </w:rPr>
       </w:pPr>
-      <w:hyperlink w:anchor="_Toc229927522" w:history="1">
+      <w:hyperlink w:anchor="_Toc230013890" w:history="1">
         <w:r>
           <w:rPr>
             <w:rStyle w:val="afffffff5"/>
@@ -2709,7 +2709,7 @@
             <w:noProof/>
             <w:webHidden/>
           </w:rPr>
-          <w:instrText xml:space="preserve"> PAGEREF _Toc229927522 \h </w:instrText>
+          <w:instrText xml:space="preserve"> PAGEREF _Toc230013890 \h </w:instrText>
         </w:r>
         <w:r>
           <w:rPr>
@@ -2757,7 +2757,7 @@
           <w14:ligatures w14:val="standardContextual"/>
         </w:rPr>
       </w:pPr>
-      <w:hyperlink w:anchor="_Toc229927523" w:history="1">
+      <w:hyperlink w:anchor="_Toc230013891" w:history="1">
         <w:r>
           <w:rPr>
             <w:rStyle w:val="afffffff5"/>
@@ -2784,7 +2784,7 @@
             <w:noProof/>
             <w:webHidden/>
           </w:rPr>
-          <w:instrText xml:space="preserve"> PAGEREF _Toc229927523 \h </w:instrText>
+          <w:instrText xml:space="preserve"> PAGEREF _Toc230013891 \h </w:instrText>
         </w:r>
         <w:r>
           <w:rPr>
@@ -2831,7 +2831,7 @@
           <w14:ligatures w14:val="standardContextual"/>
         </w:rPr>
       </w:pPr>
-      <w:hyperlink w:anchor="_Toc229927524" w:history="1">
+      <w:hyperlink w:anchor="_Toc230013892" w:history="1">
         <w:r>
           <w:rPr>
             <w:rStyle w:val="afffffff5"/>
@@ -2858,7 +2858,7 @@
             <w:noProof/>
             <w:webHidden/>
           </w:rPr>
-          <w:instrText xml:space="preserve"> PAGEREF _Toc229927524 \h </w:instrText>
+          <w:instrText xml:space="preserve"> PAGEREF _Toc230013892 \h </w:instrText>
         </w:r>
         <w:r>
           <w:rPr>
@@ -2878,7 +2878,7 @@
             <w:noProof/>
             <w:webHidden/>
           </w:rPr>
-          <w:t>15</w:t>
+          <w:t>16</w:t>
         </w:r>
         <w:r>
           <w:rPr>
@@ -2905,7 +2905,7 @@
           <w14:ligatures w14:val="standardContextual"/>
         </w:rPr>
       </w:pPr>
-      <w:hyperlink w:anchor="_Toc229927525" w:history="1">
+      <w:hyperlink w:anchor="_Toc230013893" w:history="1">
         <w:r>
           <w:rPr>
             <w:rStyle w:val="afffffff5"/>
@@ -2932,7 +2932,7 @@
             <w:noProof/>
             <w:webHidden/>
           </w:rPr>
-          <w:instrText xml:space="preserve"> PAGEREF _Toc229927525 \h </w:instrText>
+          <w:instrText xml:space="preserve"> PAGEREF _Toc230013893 \h </w:instrText>
         </w:r>
         <w:r>
           <w:rPr>
@@ -2980,7 +2980,7 @@
           <w14:ligatures w14:val="standardContextual"/>
         </w:rPr>
       </w:pPr>
-      <w:hyperlink w:anchor="_Toc229927526" w:history="1">
+      <w:hyperlink w:anchor="_Toc230013894" w:history="1">
         <w:r>
           <w:rPr>
             <w:rStyle w:val="afffffff5"/>
@@ -3007,7 +3007,7 @@
             <w:noProof/>
             <w:webHidden/>
           </w:rPr>
-          <w:instrText xml:space="preserve"> PAGEREF _Toc229927526 \h </w:instrText>
+          <w:instrText xml:space="preserve"> PAGEREF _Toc230013894 \h </w:instrText>
         </w:r>
         <w:r>
           <w:rPr>
@@ -3027,7 +3027,7 @@
             <w:noProof/>
             <w:webHidden/>
           </w:rPr>
-          <w:t>18</w:t>
+          <w:t>19</w:t>
         </w:r>
         <w:r>
           <w:rPr>
@@ -3054,7 +3054,7 @@
           <w14:ligatures w14:val="standardContextual"/>
         </w:rPr>
       </w:pPr>
-      <w:hyperlink w:anchor="_Toc229927527" w:history="1">
+      <w:hyperlink w:anchor="_Toc230013895" w:history="1">
         <w:r>
           <w:rPr>
             <w:rStyle w:val="afffffff5"/>
@@ -3081,7 +3081,7 @@
             <w:noProof/>
             <w:webHidden/>
           </w:rPr>
-          <w:instrText xml:space="preserve"> PAGEREF _Toc229927527 \h </w:instrText>
+          <w:instrText xml:space="preserve"> PAGEREF _Toc230013895 \h </w:instrText>
         </w:r>
         <w:r>
           <w:rPr>
@@ -3101,7 +3101,7 @@
             <w:noProof/>
             <w:webHidden/>
           </w:rPr>
-          <w:t>18</w:t>
+          <w:t>19</w:t>
         </w:r>
         <w:r>
           <w:rPr>
@@ -3128,7 +3128,7 @@
           <w14:ligatures w14:val="standardContextual"/>
         </w:rPr>
       </w:pPr>
-      <w:hyperlink w:anchor="_Toc229927528" w:history="1">
+      <w:hyperlink w:anchor="_Toc230013896" w:history="1">
         <w:r>
           <w:rPr>
             <w:rStyle w:val="afffffff5"/>
@@ -3155,7 +3155,7 @@
             <w:noProof/>
             <w:webHidden/>
           </w:rPr>
-          <w:instrText xml:space="preserve"> PAGEREF _Toc229927528 \h </w:instrText>
+          <w:instrText xml:space="preserve"> PAGEREF _Toc230013896 \h </w:instrText>
         </w:r>
         <w:r>
           <w:rPr>
@@ -3175,7 +3175,7 @@
             <w:noProof/>
             <w:webHidden/>
           </w:rPr>
-          <w:t>19</w:t>
+          <w:t>20</w:t>
         </w:r>
         <w:r>
           <w:rPr>
@@ -3202,7 +3202,7 @@
           <w14:ligatures w14:val="standardContextual"/>
         </w:rPr>
       </w:pPr>
-      <w:hyperlink w:anchor="_Toc229927529" w:history="1">
+      <w:hyperlink w:anchor="_Toc230013897" w:history="1">
         <w:r>
           <w:rPr>
             <w:rStyle w:val="afffffff5"/>
@@ -3229,7 +3229,7 @@
             <w:noProof/>
             <w:webHidden/>
           </w:rPr>
-          <w:instrText xml:space="preserve"> PAGEREF _Toc229927529 \h </w:instrText>
+          <w:instrText xml:space="preserve"> PAGEREF _Toc230013897 \h </w:instrText>
         </w:r>
         <w:r>
           <w:rPr>
@@ -3249,7 +3249,7 @@
             <w:noProof/>
             <w:webHidden/>
           </w:rPr>
-          <w:t>20</w:t>
+          <w:t>21</w:t>
         </w:r>
         <w:r>
           <w:rPr>
@@ -3277,7 +3277,7 @@
           <w14:ligatures w14:val="standardContextual"/>
         </w:rPr>
       </w:pPr>
-      <w:hyperlink w:anchor="_Toc229927530" w:history="1">
+      <w:hyperlink w:anchor="_Toc230013898" w:history="1">
         <w:r>
           <w:rPr>
             <w:rStyle w:val="afffffff5"/>
@@ -3304,7 +3304,7 @@
             <w:noProof/>
             <w:webHidden/>
           </w:rPr>
-          <w:instrText xml:space="preserve"> PAGEREF _Toc229927530 \h </w:instrText>
+          <w:instrText xml:space="preserve"> PAGEREF _Toc230013898 \h </w:instrText>
         </w:r>
         <w:r>
           <w:rPr>
@@ -3324,7 +3324,7 @@
             <w:noProof/>
             <w:webHidden/>
           </w:rPr>
-          <w:t>20</w:t>
+          <w:t>21</w:t>
         </w:r>
         <w:r>
           <w:rPr>
@@ -3351,7 +3351,7 @@
           <w14:ligatures w14:val="standardContextual"/>
         </w:rPr>
       </w:pPr>
-      <w:hyperlink w:anchor="_Toc229927531" w:history="1">
+      <w:hyperlink w:anchor="_Toc230013899" w:history="1">
         <w:r>
           <w:rPr>
             <w:rStyle w:val="afffffff5"/>
@@ -3378,7 +3378,7 @@
             <w:noProof/>
             <w:webHidden/>
           </w:rPr>
-          <w:instrText xml:space="preserve"> PAGEREF _Toc229927531 \h </w:instrText>
+          <w:instrText xml:space="preserve"> PAGEREF _Toc230013899 \h </w:instrText>
         </w:r>
         <w:r>
           <w:rPr>
@@ -3425,7 +3425,7 @@
           <w14:ligatures w14:val="standardContextual"/>
         </w:rPr>
       </w:pPr>
-      <w:hyperlink w:anchor="_Toc229927532" w:history="1">
+      <w:hyperlink w:anchor="_Toc230013900" w:history="1">
         <w:r>
           <w:rPr>
             <w:rStyle w:val="afffffff5"/>
@@ -3452,7 +3452,7 @@
             <w:noProof/>
             <w:webHidden/>
           </w:rPr>
-          <w:instrText xml:space="preserve"> PAGEREF _Toc229927532 \h </w:instrText>
+          <w:instrText xml:space="preserve"> PAGEREF _Toc230013900 \h </w:instrText>
         </w:r>
         <w:r>
           <w:rPr>
@@ -3472,7 +3472,7 @@
             <w:noProof/>
             <w:webHidden/>
           </w:rPr>
-          <w:t>21</w:t>
+          <w:t>22</w:t>
         </w:r>
         <w:r>
           <w:rPr>
@@ -3499,7 +3499,7 @@
           <w14:ligatures w14:val="standardContextual"/>
         </w:rPr>
       </w:pPr>
-      <w:hyperlink w:anchor="_Toc229927533" w:history="1">
+      <w:hyperlink w:anchor="_Toc230013901" w:history="1">
         <w:r>
           <w:rPr>
             <w:rStyle w:val="afffffff5"/>
@@ -3526,7 +3526,7 @@
             <w:noProof/>
             <w:webHidden/>
           </w:rPr>
-          <w:instrText xml:space="preserve"> PAGEREF _Toc229927533 \h </w:instrText>
+          <w:instrText xml:space="preserve"> PAGEREF _Toc230013901 \h </w:instrText>
         </w:r>
         <w:r>
           <w:rPr>
@@ -3546,7 +3546,7 @@
             <w:noProof/>
             <w:webHidden/>
           </w:rPr>
-          <w:t>22</w:t>
+          <w:t>23</w:t>
         </w:r>
         <w:r>
           <w:rPr>
@@ -3574,7 +3574,7 @@
           <w14:ligatures w14:val="standardContextual"/>
         </w:rPr>
       </w:pPr>
-      <w:hyperlink w:anchor="_Toc229927534" w:history="1">
+      <w:hyperlink w:anchor="_Toc230013902" w:history="1">
         <w:r>
           <w:rPr>
             <w:rStyle w:val="afffffff5"/>
@@ -3601,7 +3601,7 @@
             <w:noProof/>
             <w:webHidden/>
           </w:rPr>
-          <w:instrText xml:space="preserve"> PAGEREF _Toc229927534 \h </w:instrText>
+          <w:instrText xml:space="preserve"> PAGEREF _Toc230013902 \h </w:instrText>
         </w:r>
         <w:r>
           <w:rPr>
@@ -3621,7 +3621,7 @@
             <w:noProof/>
             <w:webHidden/>
           </w:rPr>
-          <w:t>22</w:t>
+          <w:t>23</w:t>
         </w:r>
         <w:r>
           <w:rPr>
@@ -3648,7 +3648,7 @@
           <w14:ligatures w14:val="standardContextual"/>
         </w:rPr>
       </w:pPr>
-      <w:hyperlink w:anchor="_Toc229927535" w:history="1">
+      <w:hyperlink w:anchor="_Toc230013903" w:history="1">
         <w:r>
           <w:rPr>
             <w:rStyle w:val="afffffff5"/>
@@ -3675,7 +3675,7 @@
             <w:noProof/>
             <w:webHidden/>
           </w:rPr>
-          <w:instrText xml:space="preserve"> PAGEREF _Toc229927535 \h </w:instrText>
+          <w:instrText xml:space="preserve"> PAGEREF _Toc230013903 \h </w:instrText>
         </w:r>
         <w:r>
           <w:rPr>
@@ -3722,7 +3722,7 @@
           <w14:ligatures w14:val="standardContextual"/>
         </w:rPr>
       </w:pPr>
-      <w:hyperlink w:anchor="_Toc229927536" w:history="1">
+      <w:hyperlink w:anchor="_Toc230013904" w:history="1">
         <w:r>
           <w:rPr>
             <w:rStyle w:val="afffffff5"/>
@@ -3749,7 +3749,7 @@
             <w:noProof/>
             <w:webHidden/>
           </w:rPr>
-          <w:instrText xml:space="preserve"> PAGEREF _Toc229927536 \h </w:instrText>
+          <w:instrText xml:space="preserve"> PAGEREF _Toc230013904 \h </w:instrText>
         </w:r>
         <w:r>
           <w:rPr>
@@ -3769,7 +3769,7 @@
             <w:noProof/>
             <w:webHidden/>
           </w:rPr>
-          <w:t>23</w:t>
+          <w:t>24</w:t>
         </w:r>
         <w:r>
           <w:rPr>
@@ -3796,7 +3796,7 @@
           <w14:ligatures w14:val="standardContextual"/>
         </w:rPr>
       </w:pPr>
-      <w:hyperlink w:anchor="_Toc229927537" w:history="1">
+      <w:hyperlink w:anchor="_Toc230013905" w:history="1">
         <w:r>
           <w:rPr>
             <w:rStyle w:val="afffffff5"/>
@@ -3823,7 +3823,7 @@
             <w:noProof/>
             <w:webHidden/>
           </w:rPr>
-          <w:instrText xml:space="preserve"> PAGEREF _Toc229927537 \h </w:instrText>
+          <w:instrText xml:space="preserve"> PAGEREF _Toc230013905 \h </w:instrText>
         </w:r>
         <w:r>
           <w:rPr>
@@ -3843,7 +3843,7 @@
             <w:noProof/>
             <w:webHidden/>
           </w:rPr>
-          <w:t>24</w:t>
+          <w:t>25</w:t>
         </w:r>
         <w:r>
           <w:rPr>
@@ -3871,7 +3871,7 @@
           <w14:ligatures w14:val="standardContextual"/>
         </w:rPr>
       </w:pPr>
-      <w:hyperlink w:anchor="_Toc229927538" w:history="1">
+      <w:hyperlink w:anchor="_Toc230013906" w:history="1">
         <w:r>
           <w:rPr>
             <w:rStyle w:val="afffffff5"/>
@@ -3898,7 +3898,7 @@
             <w:noProof/>
             <w:webHidden/>
           </w:rPr>
-          <w:instrText xml:space="preserve"> PAGEREF _Toc229927538 \h </w:instrText>
+          <w:instrText xml:space="preserve"> PAGEREF _Toc230013906 \h </w:instrText>
         </w:r>
         <w:r>
           <w:rPr>
@@ -3918,7 +3918,7 @@
             <w:noProof/>
             <w:webHidden/>
           </w:rPr>
-          <w:t>25</w:t>
+          <w:t>26</w:t>
         </w:r>
         <w:r>
           <w:rPr>
@@ -3945,7 +3945,7 @@
           <w14:ligatures w14:val="standardContextual"/>
         </w:rPr>
       </w:pPr>
-      <w:hyperlink w:anchor="_Toc229927539" w:history="1">
+      <w:hyperlink w:anchor="_Toc230013907" w:history="1">
         <w:r>
           <w:rPr>
             <w:rStyle w:val="afffffff5"/>
@@ -3972,7 +3972,7 @@
             <w:noProof/>
             <w:webHidden/>
           </w:rPr>
-          <w:instrText xml:space="preserve"> PAGEREF _Toc229927539 \h </w:instrText>
+          <w:instrText xml:space="preserve"> PAGEREF _Toc230013907 \h </w:instrText>
         </w:r>
         <w:r>
           <w:rPr>
@@ -3992,7 +3992,7 @@
             <w:noProof/>
             <w:webHidden/>
           </w:rPr>
-          <w:t>25</w:t>
+          <w:t>26</w:t>
         </w:r>
         <w:r>
           <w:rPr>
@@ -4019,7 +4019,7 @@
           <w14:ligatures w14:val="standardContextual"/>
         </w:rPr>
       </w:pPr>
-      <w:hyperlink w:anchor="_Toc229927540" w:history="1">
+      <w:hyperlink w:anchor="_Toc230013908" w:history="1">
         <w:r>
           <w:rPr>
             <w:rStyle w:val="afffffff5"/>
@@ -4046,7 +4046,7 @@
             <w:noProof/>
             <w:webHidden/>
           </w:rPr>
-          <w:instrText xml:space="preserve"> PAGEREF _Toc229927540 \h </w:instrText>
+          <w:instrText xml:space="preserve"> PAGEREF _Toc230013908 \h </w:instrText>
         </w:r>
         <w:r>
           <w:rPr>
@@ -4066,7 +4066,7 @@
             <w:noProof/>
             <w:webHidden/>
           </w:rPr>
-          <w:t>26</w:t>
+          <w:t>27</w:t>
         </w:r>
         <w:r>
           <w:rPr>
@@ -4093,7 +4093,7 @@
           <w14:ligatures w14:val="standardContextual"/>
         </w:rPr>
       </w:pPr>
-      <w:hyperlink w:anchor="_Toc229927541" w:history="1">
+      <w:hyperlink w:anchor="_Toc230013909" w:history="1">
         <w:r>
           <w:rPr>
             <w:rStyle w:val="afffffff5"/>
@@ -4120,7 +4120,7 @@
             <w:noProof/>
             <w:webHidden/>
           </w:rPr>
-          <w:instrText xml:space="preserve"> PAGEREF _Toc229927541 \h </w:instrText>
+          <w:instrText xml:space="preserve"> PAGEREF _Toc230013909 \h </w:instrText>
         </w:r>
         <w:r>
           <w:rPr>
@@ -4140,7 +4140,7 @@
             <w:noProof/>
             <w:webHidden/>
           </w:rPr>
-          <w:t>27</w:t>
+          <w:t>28</w:t>
         </w:r>
         <w:r>
           <w:rPr>
@@ -4168,7 +4168,7 @@
           <w14:ligatures w14:val="standardContextual"/>
         </w:rPr>
       </w:pPr>
-      <w:hyperlink w:anchor="_Toc229927542" w:history="1">
+      <w:hyperlink w:anchor="_Toc230013910" w:history="1">
         <w:r>
           <w:rPr>
             <w:rStyle w:val="afffffff5"/>
@@ -4195,7 +4195,7 @@
             <w:noProof/>
             <w:webHidden/>
           </w:rPr>
-          <w:instrText xml:space="preserve"> PAGEREF _Toc229927542 \h </w:instrText>
+          <w:instrText xml:space="preserve"> PAGEREF _Toc230013910 \h </w:instrText>
         </w:r>
         <w:r>
           <w:rPr>
@@ -4215,7 +4215,7 @@
             <w:noProof/>
             <w:webHidden/>
           </w:rPr>
-          <w:t>27</w:t>
+          <w:t>28</w:t>
         </w:r>
         <w:r>
           <w:rPr>
@@ -4242,7 +4242,7 @@
           <w14:ligatures w14:val="standardContextual"/>
         </w:rPr>
       </w:pPr>
-      <w:hyperlink w:anchor="_Toc229927543" w:history="1">
+      <w:hyperlink w:anchor="_Toc230013911" w:history="1">
         <w:r>
           <w:rPr>
             <w:rStyle w:val="afffffff5"/>
@@ -4269,7 +4269,7 @@
             <w:noProof/>
             <w:webHidden/>
           </w:rPr>
-          <w:instrText xml:space="preserve"> PAGEREF _Toc229927543 \h </w:instrText>
+          <w:instrText xml:space="preserve"> PAGEREF _Toc230013911 \h </w:instrText>
         </w:r>
         <w:r>
           <w:rPr>
@@ -4289,7 +4289,7 @@
             <w:noProof/>
             <w:webHidden/>
           </w:rPr>
-          <w:t>27</w:t>
+          <w:t>28</w:t>
         </w:r>
         <w:r>
           <w:rPr>
@@ -4316,7 +4316,7 @@
           <w14:ligatures w14:val="standardContextual"/>
         </w:rPr>
       </w:pPr>
-      <w:hyperlink w:anchor="_Toc229927544" w:history="1">
+      <w:hyperlink w:anchor="_Toc230013912" w:history="1">
         <w:r>
           <w:rPr>
             <w:rStyle w:val="afffffff5"/>
@@ -4343,7 +4343,7 @@
             <w:noProof/>
             <w:webHidden/>
           </w:rPr>
-          <w:instrText xml:space="preserve"> PAGEREF _Toc229927544 \h </w:instrText>
+          <w:instrText xml:space="preserve"> PAGEREF _Toc230013912 \h </w:instrText>
         </w:r>
         <w:r>
           <w:rPr>
@@ -4363,7 +4363,7 @@
             <w:noProof/>
             <w:webHidden/>
           </w:rPr>
-          <w:t>32</w:t>
+          <w:t>33</w:t>
         </w:r>
         <w:r>
           <w:rPr>
@@ -4390,7 +4390,7 @@
           <w14:ligatures w14:val="standardContextual"/>
         </w:rPr>
       </w:pPr>
-      <w:hyperlink w:anchor="_Toc229927545" w:history="1">
+      <w:hyperlink w:anchor="_Toc230013913" w:history="1">
         <w:r>
           <w:rPr>
             <w:rStyle w:val="afffffff5"/>
@@ -4417,7 +4417,7 @@
             <w:noProof/>
             <w:webHidden/>
           </w:rPr>
-          <w:instrText xml:space="preserve"> PAGEREF _Toc229927545 \h </w:instrText>
+          <w:instrText xml:space="preserve"> PAGEREF _Toc230013913 \h </w:instrText>
         </w:r>
         <w:r>
           <w:rPr>
@@ -4437,7 +4437,7 @@
             <w:noProof/>
             <w:webHidden/>
           </w:rPr>
-          <w:t>33</w:t>
+          <w:t>34</w:t>
         </w:r>
         <w:r>
           <w:rPr>
@@ -4465,7 +4465,7 @@
           <w14:ligatures w14:val="standardContextual"/>
         </w:rPr>
       </w:pPr>
-      <w:hyperlink w:anchor="_Toc229927546" w:history="1">
+      <w:hyperlink w:anchor="_Toc230013914" w:history="1">
         <w:r>
           <w:rPr>
             <w:rStyle w:val="afffffff5"/>
@@ -4492,7 +4492,7 @@
             <w:noProof/>
             <w:webHidden/>
           </w:rPr>
-          <w:instrText xml:space="preserve"> PAGEREF _Toc229927546 \h </w:instrText>
+          <w:instrText xml:space="preserve"> PAGEREF _Toc230013914 \h </w:instrText>
         </w:r>
         <w:r>
           <w:rPr>
@@ -4512,7 +4512,7 @@
             <w:noProof/>
             <w:webHidden/>
           </w:rPr>
-          <w:t>34</w:t>
+          <w:t>35</w:t>
         </w:r>
         <w:r>
           <w:rPr>
@@ -4539,7 +4539,7 @@
           <w14:ligatures w14:val="standardContextual"/>
         </w:rPr>
       </w:pPr>
-      <w:hyperlink w:anchor="_Toc229927547" w:history="1">
+      <w:hyperlink w:anchor="_Toc230013915" w:history="1">
         <w:r>
           <w:rPr>
             <w:rStyle w:val="afffffff5"/>
@@ -4566,7 +4566,7 @@
             <w:noProof/>
             <w:webHidden/>
           </w:rPr>
-          <w:instrText xml:space="preserve"> PAGEREF _Toc229927547 \h </w:instrText>
+          <w:instrText xml:space="preserve"> PAGEREF _Toc230013915 \h </w:instrText>
         </w:r>
         <w:r>
           <w:rPr>
@@ -4586,7 +4586,7 @@
             <w:noProof/>
             <w:webHidden/>
           </w:rPr>
-          <w:t>34</w:t>
+          <w:t>35</w:t>
         </w:r>
         <w:r>
           <w:rPr>
@@ -4613,7 +4613,7 @@
           <w14:ligatures w14:val="standardContextual"/>
         </w:rPr>
       </w:pPr>
-      <w:hyperlink w:anchor="_Toc229927548" w:history="1">
+      <w:hyperlink w:anchor="_Toc230013916" w:history="1">
         <w:r>
           <w:rPr>
             <w:rStyle w:val="afffffff5"/>
@@ -4640,7 +4640,7 @@
             <w:noProof/>
             <w:webHidden/>
           </w:rPr>
-          <w:instrText xml:space="preserve"> PAGEREF _Toc229927548 \h </w:instrText>
+          <w:instrText xml:space="preserve"> PAGEREF _Toc230013916 \h </w:instrText>
         </w:r>
         <w:r>
           <w:rPr>
@@ -4660,7 +4660,7 @@
             <w:noProof/>
             <w:webHidden/>
           </w:rPr>
-          <w:t>34</w:t>
+          <w:t>35</w:t>
         </w:r>
         <w:r>
           <w:rPr>
@@ -4687,7 +4687,7 @@
           <w14:ligatures w14:val="standardContextual"/>
         </w:rPr>
       </w:pPr>
-      <w:hyperlink w:anchor="_Toc229927549" w:history="1">
+      <w:hyperlink w:anchor="_Toc230013917" w:history="1">
         <w:r>
           <w:rPr>
             <w:rStyle w:val="afffffff5"/>
@@ -4714,7 +4714,7 @@
             <w:noProof/>
             <w:webHidden/>
           </w:rPr>
-          <w:instrText xml:space="preserve"> PAGEREF _Toc229927549 \h </w:instrText>
+          <w:instrText xml:space="preserve"> PAGEREF _Toc230013917 \h </w:instrText>
         </w:r>
         <w:r>
           <w:rPr>
@@ -4734,7 +4734,7 @@
             <w:noProof/>
             <w:webHidden/>
           </w:rPr>
-          <w:t>36</w:t>
+          <w:t>37</w:t>
         </w:r>
         <w:r>
           <w:rPr>
@@ -4761,7 +4761,7 @@
           <w14:ligatures w14:val="standardContextual"/>
         </w:rPr>
       </w:pPr>
-      <w:hyperlink w:anchor="_Toc229927550" w:history="1">
+      <w:hyperlink w:anchor="_Toc230013918" w:history="1">
         <w:r>
           <w:rPr>
             <w:rStyle w:val="afffffff5"/>
@@ -4788,7 +4788,7 @@
             <w:noProof/>
             <w:webHidden/>
           </w:rPr>
-          <w:instrText xml:space="preserve"> PAGEREF _Toc229927550 \h </w:instrText>
+          <w:instrText xml:space="preserve"> PAGEREF _Toc230013918 \h </w:instrText>
         </w:r>
         <w:r>
           <w:rPr>
@@ -4808,7 +4808,7 @@
             <w:noProof/>
             <w:webHidden/>
           </w:rPr>
-          <w:t>37</w:t>
+          <w:t>38</w:t>
         </w:r>
         <w:r>
           <w:rPr>
@@ -4836,7 +4836,7 @@
           <w14:ligatures w14:val="standardContextual"/>
         </w:rPr>
       </w:pPr>
-      <w:hyperlink w:anchor="_Toc229927551" w:history="1">
+      <w:hyperlink w:anchor="_Toc230013919" w:history="1">
         <w:r>
           <w:rPr>
             <w:rStyle w:val="afffffff5"/>
@@ -4863,7 +4863,7 @@
             <w:noProof/>
             <w:webHidden/>
           </w:rPr>
-          <w:instrText xml:space="preserve"> PAGEREF _Toc229927551 \h </w:instrText>
+          <w:instrText xml:space="preserve"> PAGEREF _Toc230013919 \h </w:instrText>
         </w:r>
         <w:r>
           <w:rPr>
@@ -4883,7 +4883,7 @@
             <w:noProof/>
             <w:webHidden/>
           </w:rPr>
-          <w:t>37</w:t>
+          <w:t>39</w:t>
         </w:r>
         <w:r>
           <w:rPr>
@@ -4910,7 +4910,7 @@
           <w14:ligatures w14:val="standardContextual"/>
         </w:rPr>
       </w:pPr>
-      <w:hyperlink w:anchor="_Toc229927552" w:history="1">
+      <w:hyperlink w:anchor="_Toc230013920" w:history="1">
         <w:r>
           <w:rPr>
             <w:rStyle w:val="afffffff5"/>
@@ -4937,7 +4937,7 @@
             <w:noProof/>
             <w:webHidden/>
           </w:rPr>
-          <w:instrText xml:space="preserve"> PAGEREF _Toc229927552 \h </w:instrText>
+          <w:instrText xml:space="preserve"> PAGEREF _Toc230013920 \h </w:instrText>
         </w:r>
         <w:r>
           <w:rPr>
@@ -4957,7 +4957,7 @@
             <w:noProof/>
             <w:webHidden/>
           </w:rPr>
-          <w:t>37</w:t>
+          <w:t>39</w:t>
         </w:r>
         <w:r>
           <w:rPr>
@@ -4984,7 +4984,7 @@
           <w14:ligatures w14:val="standardContextual"/>
         </w:rPr>
       </w:pPr>
-      <w:hyperlink w:anchor="_Toc229927553" w:history="1">
+      <w:hyperlink w:anchor="_Toc230013921" w:history="1">
         <w:r>
           <w:rPr>
             <w:rStyle w:val="afffffff5"/>
@@ -5011,7 +5011,7 @@
             <w:noProof/>
             <w:webHidden/>
           </w:rPr>
-          <w:instrText xml:space="preserve"> PAGEREF _Toc229927553 \h </w:instrText>
+          <w:instrText xml:space="preserve"> PAGEREF _Toc230013921 \h </w:instrText>
         </w:r>
         <w:r>
           <w:rPr>
@@ -5031,7 +5031,7 @@
             <w:noProof/>
             <w:webHidden/>
           </w:rPr>
-          <w:t>38</w:t>
+          <w:t>39</w:t>
         </w:r>
         <w:r>
           <w:rPr>
@@ -5058,7 +5058,7 @@
           <w14:ligatures w14:val="standardContextual"/>
         </w:rPr>
       </w:pPr>
-      <w:hyperlink w:anchor="_Toc229927554" w:history="1">
+      <w:hyperlink w:anchor="_Toc230013922" w:history="1">
         <w:r>
           <w:rPr>
             <w:rStyle w:val="afffffff5"/>
@@ -5085,7 +5085,7 @@
             <w:noProof/>
             <w:webHidden/>
           </w:rPr>
-          <w:instrText xml:space="preserve"> PAGEREF _Toc229927554 \h </w:instrText>
+          <w:instrText xml:space="preserve"> PAGEREF _Toc230013922 \h </w:instrText>
         </w:r>
         <w:r>
           <w:rPr>
@@ -5105,7 +5105,7 @@
             <w:noProof/>
             <w:webHidden/>
           </w:rPr>
-          <w:t>42</w:t>
+          <w:t>43</w:t>
         </w:r>
         <w:r>
           <w:rPr>
@@ -5132,7 +5132,7 @@
           <w14:ligatures w14:val="standardContextual"/>
         </w:rPr>
       </w:pPr>
-      <w:hyperlink w:anchor="_Toc229927555" w:history="1">
+      <w:hyperlink w:anchor="_Toc230013923" w:history="1">
         <w:r>
           <w:rPr>
             <w:rStyle w:val="afffffff5"/>
@@ -5159,7 +5159,7 @@
             <w:noProof/>
             <w:webHidden/>
           </w:rPr>
-          <w:instrText xml:space="preserve"> PAGEREF _Toc229927555 \h </w:instrText>
+          <w:instrText xml:space="preserve"> PAGEREF _Toc230013923 \h </w:instrText>
         </w:r>
         <w:r>
           <w:rPr>
@@ -5179,7 +5179,7 @@
             <w:noProof/>
             <w:webHidden/>
           </w:rPr>
-          <w:t>43</w:t>
+          <w:t>44</w:t>
         </w:r>
         <w:r>
           <w:rPr>
@@ -5207,7 +5207,7 @@
           <w14:ligatures w14:val="standardContextual"/>
         </w:rPr>
       </w:pPr>
-      <w:hyperlink w:anchor="_Toc229927556" w:history="1">
+      <w:hyperlink w:anchor="_Toc230013924" w:history="1">
         <w:r>
           <w:rPr>
             <w:rStyle w:val="afffffff5"/>
@@ -5234,7 +5234,7 @@
             <w:noProof/>
             <w:webHidden/>
           </w:rPr>
-          <w:instrText xml:space="preserve"> PAGEREF _Toc229927556 \h </w:instrText>
+          <w:instrText xml:space="preserve"> PAGEREF _Toc230013924 \h </w:instrText>
         </w:r>
         <w:r>
           <w:rPr>
@@ -5254,7 +5254,7 @@
             <w:noProof/>
             <w:webHidden/>
           </w:rPr>
-          <w:t>44</w:t>
+          <w:t>45</w:t>
         </w:r>
         <w:r>
           <w:rPr>
@@ -5281,7 +5281,7 @@
           <w14:ligatures w14:val="standardContextual"/>
         </w:rPr>
       </w:pPr>
-      <w:hyperlink w:anchor="_Toc229927557" w:history="1">
+      <w:hyperlink w:anchor="_Toc230013925" w:history="1">
         <w:r>
           <w:rPr>
             <w:rStyle w:val="afffffff5"/>
@@ -5308,7 +5308,7 @@
             <w:noProof/>
             <w:webHidden/>
           </w:rPr>
-          <w:instrText xml:space="preserve"> PAGEREF _Toc229927557 \h </w:instrText>
+          <w:instrText xml:space="preserve"> PAGEREF _Toc230013925 \h </w:instrText>
         </w:r>
         <w:r>
           <w:rPr>
@@ -5328,7 +5328,7 @@
             <w:noProof/>
             <w:webHidden/>
           </w:rPr>
-          <w:t>44</w:t>
+          <w:t>45</w:t>
         </w:r>
         <w:r>
           <w:rPr>
@@ -5355,7 +5355,7 @@
           <w14:ligatures w14:val="standardContextual"/>
         </w:rPr>
       </w:pPr>
-      <w:hyperlink w:anchor="_Toc229927558" w:history="1">
+      <w:hyperlink w:anchor="_Toc230013926" w:history="1">
         <w:r>
           <w:rPr>
             <w:rStyle w:val="afffffff5"/>
@@ -5382,7 +5382,7 @@
             <w:noProof/>
             <w:webHidden/>
           </w:rPr>
-          <w:instrText xml:space="preserve"> PAGEREF _Toc229927558 \h </w:instrText>
+          <w:instrText xml:space="preserve"> PAGEREF _Toc230013926 \h </w:instrText>
         </w:r>
         <w:r>
           <w:rPr>
@@ -5402,7 +5402,7 @@
             <w:noProof/>
             <w:webHidden/>
           </w:rPr>
-          <w:t>44</w:t>
+          <w:t>46</w:t>
         </w:r>
         <w:r>
           <w:rPr>
@@ -5429,7 +5429,7 @@
           <w14:ligatures w14:val="standardContextual"/>
         </w:rPr>
       </w:pPr>
-      <w:hyperlink w:anchor="_Toc229927559" w:history="1">
+      <w:hyperlink w:anchor="_Toc230013927" w:history="1">
         <w:r>
           <w:rPr>
             <w:rStyle w:val="afffffff5"/>
@@ -5456,7 +5456,7 @@
             <w:noProof/>
             <w:webHidden/>
           </w:rPr>
-          <w:instrText xml:space="preserve"> PAGEREF _Toc229927559 \h </w:instrText>
+          <w:instrText xml:space="preserve"> PAGEREF _Toc230013927 \h </w:instrText>
         </w:r>
         <w:r>
           <w:rPr>
@@ -5476,7 +5476,7 @@
             <w:noProof/>
             <w:webHidden/>
           </w:rPr>
-          <w:t>45</w:t>
+          <w:t>46</w:t>
         </w:r>
         <w:r>
           <w:rPr>
@@ -5504,7 +5504,7 @@
           <w14:ligatures w14:val="standardContextual"/>
         </w:rPr>
       </w:pPr>
-      <w:hyperlink w:anchor="_Toc229927560" w:history="1">
+      <w:hyperlink w:anchor="_Toc230013928" w:history="1">
         <w:r>
           <w:rPr>
             <w:rStyle w:val="afffffff5"/>
@@ -5531,7 +5531,7 @@
             <w:noProof/>
             <w:webHidden/>
           </w:rPr>
-          <w:instrText xml:space="preserve"> PAGEREF _Toc229927560 \h </w:instrText>
+          <w:instrText xml:space="preserve"> PAGEREF _Toc230013928 \h </w:instrText>
         </w:r>
         <w:r>
           <w:rPr>
@@ -5551,7 +5551,7 @@
             <w:noProof/>
             <w:webHidden/>
           </w:rPr>
-          <w:t>45</w:t>
+          <w:t>47</w:t>
         </w:r>
         <w:r>
           <w:rPr>
@@ -5578,7 +5578,7 @@
           <w14:ligatures w14:val="standardContextual"/>
         </w:rPr>
       </w:pPr>
-      <w:hyperlink w:anchor="_Toc229927561" w:history="1">
+      <w:hyperlink w:anchor="_Toc230013929" w:history="1">
         <w:r>
           <w:rPr>
             <w:rStyle w:val="afffffff5"/>
@@ -5605,7 +5605,7 @@
             <w:noProof/>
             <w:webHidden/>
           </w:rPr>
-          <w:instrText xml:space="preserve"> PAGEREF _Toc229927561 \h </w:instrText>
+          <w:instrText xml:space="preserve"> PAGEREF _Toc230013929 \h </w:instrText>
         </w:r>
         <w:r>
           <w:rPr>
@@ -5625,7 +5625,7 @@
             <w:noProof/>
             <w:webHidden/>
           </w:rPr>
-          <w:t>45</w:t>
+          <w:t>47</w:t>
         </w:r>
         <w:r>
           <w:rPr>
@@ -5652,7 +5652,7 @@
           <w14:ligatures w14:val="standardContextual"/>
         </w:rPr>
       </w:pPr>
-      <w:hyperlink w:anchor="_Toc229927562" w:history="1">
+      <w:hyperlink w:anchor="_Toc230013930" w:history="1">
         <w:r>
           <w:rPr>
             <w:rStyle w:val="afffffff5"/>
@@ -5679,7 +5679,7 @@
             <w:noProof/>
             <w:webHidden/>
           </w:rPr>
-          <w:instrText xml:space="preserve"> PAGEREF _Toc229927562 \h </w:instrText>
+          <w:instrText xml:space="preserve"> PAGEREF _Toc230013930 \h </w:instrText>
         </w:r>
         <w:r>
           <w:rPr>
@@ -5699,7 +5699,7 @@
             <w:noProof/>
             <w:webHidden/>
           </w:rPr>
-          <w:t>47</w:t>
+          <w:t>49</w:t>
         </w:r>
         <w:r>
           <w:rPr>
@@ -5726,7 +5726,7 @@
           <w14:ligatures w14:val="standardContextual"/>
         </w:rPr>
       </w:pPr>
-      <w:hyperlink w:anchor="_Toc229927563" w:history="1">
+      <w:hyperlink w:anchor="_Toc230013931" w:history="1">
         <w:r>
           <w:rPr>
             <w:rStyle w:val="afffffff5"/>
@@ -5753,7 +5753,7 @@
             <w:noProof/>
             <w:webHidden/>
           </w:rPr>
-          <w:instrText xml:space="preserve"> PAGEREF _Toc229927563 \h </w:instrText>
+          <w:instrText xml:space="preserve"> PAGEREF _Toc230013931 \h </w:instrText>
         </w:r>
         <w:r>
           <w:rPr>
@@ -5773,7 +5773,7 @@
             <w:noProof/>
             <w:webHidden/>
           </w:rPr>
-          <w:t>47</w:t>
+          <w:t>49</w:t>
         </w:r>
         <w:r>
           <w:rPr>
@@ -5802,7 +5802,7 @@
           <w14:ligatures w14:val="standardContextual"/>
         </w:rPr>
       </w:pPr>
-      <w:hyperlink w:anchor="_Toc229927564" w:history="1">
+      <w:hyperlink w:anchor="_Toc230013932" w:history="1">
         <w:r>
           <w:rPr>
             <w:rStyle w:val="afffffff5"/>
@@ -5829,7 +5829,7 @@
             <w:noProof/>
             <w:webHidden/>
           </w:rPr>
-          <w:instrText xml:space="preserve"> PAGEREF _Toc229927564 \h </w:instrText>
+          <w:instrText xml:space="preserve"> PAGEREF _Toc230013932 \h </w:instrText>
         </w:r>
         <w:r>
           <w:rPr>
@@ -5849,7 +5849,7 @@
             <w:noProof/>
             <w:webHidden/>
           </w:rPr>
-          <w:t>48</w:t>
+          <w:t>50</w:t>
         </w:r>
         <w:r>
           <w:rPr>
@@ -5877,7 +5877,7 @@
           <w14:ligatures w14:val="standardContextual"/>
         </w:rPr>
       </w:pPr>
-      <w:hyperlink w:anchor="_Toc229927565" w:history="1">
+      <w:hyperlink w:anchor="_Toc230013933" w:history="1">
         <w:r>
           <w:rPr>
             <w:rStyle w:val="afffffff5"/>
@@ -5904,7 +5904,7 @@
             <w:noProof/>
             <w:webHidden/>
           </w:rPr>
-          <w:instrText xml:space="preserve"> PAGEREF _Toc229927565 \h </w:instrText>
+          <w:instrText xml:space="preserve"> PAGEREF _Toc230013933 \h </w:instrText>
         </w:r>
         <w:r>
           <w:rPr>
@@ -5924,7 +5924,7 @@
             <w:noProof/>
             <w:webHidden/>
           </w:rPr>
-          <w:t>48</w:t>
+          <w:t>50</w:t>
         </w:r>
         <w:r>
           <w:rPr>
@@ -5952,7 +5952,7 @@
           <w14:ligatures w14:val="standardContextual"/>
         </w:rPr>
       </w:pPr>
-      <w:hyperlink w:anchor="_Toc229927566" w:history="1">
+      <w:hyperlink w:anchor="_Toc230013934" w:history="1">
         <w:r>
           <w:rPr>
             <w:rStyle w:val="afffffff5"/>
@@ -5979,7 +5979,7 @@
             <w:noProof/>
             <w:webHidden/>
           </w:rPr>
-          <w:instrText xml:space="preserve"> PAGEREF _Toc229927566 \h </w:instrText>
+          <w:instrText xml:space="preserve"> PAGEREF _Toc230013934 \h </w:instrText>
         </w:r>
         <w:r>
           <w:rPr>
@@ -5999,7 +5999,7 @@
             <w:noProof/>
             <w:webHidden/>
           </w:rPr>
-          <w:t>48</w:t>
+          <w:t>50</w:t>
         </w:r>
         <w:r>
           <w:rPr>
@@ -6027,7 +6027,7 @@
           <w14:ligatures w14:val="standardContextual"/>
         </w:rPr>
       </w:pPr>
-      <w:hyperlink w:anchor="_Toc229927567" w:history="1">
+      <w:hyperlink w:anchor="_Toc230013935" w:history="1">
         <w:r>
           <w:rPr>
             <w:rStyle w:val="afffffff5"/>
@@ -6054,7 +6054,7 @@
             <w:noProof/>
             <w:webHidden/>
           </w:rPr>
-          <w:instrText xml:space="preserve"> PAGEREF _Toc229927567 \h </w:instrText>
+          <w:instrText xml:space="preserve"> PAGEREF _Toc230013935 \h </w:instrText>
         </w:r>
         <w:r>
           <w:rPr>
@@ -6074,7 +6074,7 @@
             <w:noProof/>
             <w:webHidden/>
           </w:rPr>
-          <w:t>49</w:t>
+          <w:t>51</w:t>
         </w:r>
         <w:r>
           <w:rPr>
@@ -6102,7 +6102,7 @@
           <w14:ligatures w14:val="standardContextual"/>
         </w:rPr>
       </w:pPr>
-      <w:hyperlink w:anchor="_Toc229927568" w:history="1">
+      <w:hyperlink w:anchor="_Toc230013936" w:history="1">
         <w:r>
           <w:rPr>
             <w:rStyle w:val="afffffff5"/>
@@ -6129,7 +6129,7 @@
             <w:noProof/>
             <w:webHidden/>
           </w:rPr>
-          <w:instrText xml:space="preserve"> PAGEREF _Toc229927568 \h </w:instrText>
+          <w:instrText xml:space="preserve"> PAGEREF _Toc230013936 \h </w:instrText>
         </w:r>
         <w:r>
           <w:rPr>
@@ -6149,7 +6149,7 @@
             <w:noProof/>
             <w:webHidden/>
           </w:rPr>
-          <w:t>49</w:t>
+          <w:t>51</w:t>
         </w:r>
         <w:r>
           <w:rPr>
@@ -6178,7 +6178,7 @@
           <w14:ligatures w14:val="standardContextual"/>
         </w:rPr>
       </w:pPr>
-      <w:hyperlink w:anchor="_Toc229927569" w:history="1">
+      <w:hyperlink w:anchor="_Toc230013937" w:history="1">
         <w:r>
           <w:rPr>
             <w:rStyle w:val="afffffff5"/>
@@ -6205,7 +6205,7 @@
             <w:noProof/>
             <w:webHidden/>
           </w:rPr>
-          <w:instrText xml:space="preserve"> PAGEREF _Toc229927569 \h </w:instrText>
+          <w:instrText xml:space="preserve"> PAGEREF _Toc230013937 \h </w:instrText>
         </w:r>
         <w:r>
           <w:rPr>
@@ -6225,7 +6225,7 @@
             <w:noProof/>
             <w:webHidden/>
           </w:rPr>
-          <w:t>50</w:t>
+          <w:t>52</w:t>
         </w:r>
         <w:r>
           <w:rPr>
@@ -6254,7 +6254,7 @@
           <w14:ligatures w14:val="standardContextual"/>
         </w:rPr>
       </w:pPr>
-      <w:hyperlink w:anchor="_Toc229927570" w:history="1">
+      <w:hyperlink w:anchor="_Toc230013938" w:history="1">
         <w:r>
           <w:rPr>
             <w:rStyle w:val="afffffff5"/>
@@ -6281,7 +6281,7 @@
             <w:noProof/>
             <w:webHidden/>
           </w:rPr>
-          <w:instrText xml:space="preserve"> PAGEREF _Toc229927570 \h </w:instrText>
+          <w:instrText xml:space="preserve"> PAGEREF _Toc230013938 \h </w:instrText>
         </w:r>
         <w:r>
           <w:rPr>
@@ -6301,7 +6301,7 @@
             <w:noProof/>
             <w:webHidden/>
           </w:rPr>
-          <w:t>51</w:t>
+          <w:t>53</w:t>
         </w:r>
         <w:r>
           <w:rPr>
@@ -6329,7 +6329,7 @@
           <w14:ligatures w14:val="standardContextual"/>
         </w:rPr>
       </w:pPr>
-      <w:hyperlink w:anchor="_Toc229927571" w:history="1">
+      <w:hyperlink w:anchor="_Toc230013939" w:history="1">
         <w:r>
           <w:rPr>
             <w:rStyle w:val="afffffff5"/>
@@ -6356,7 +6356,7 @@
             <w:noProof/>
             <w:webHidden/>
           </w:rPr>
-          <w:instrText xml:space="preserve"> PAGEREF _Toc229927571 \h </w:instrText>
+          <w:instrText xml:space="preserve"> PAGEREF _Toc230013939 \h </w:instrText>
         </w:r>
         <w:r>
           <w:rPr>
@@ -6376,7 +6376,7 @@
             <w:noProof/>
             <w:webHidden/>
           </w:rPr>
-          <w:t>51</w:t>
+          <w:t>53</w:t>
         </w:r>
         <w:r>
           <w:rPr>
@@ -6404,7 +6404,7 @@
           <w14:ligatures w14:val="standardContextual"/>
         </w:rPr>
       </w:pPr>
-      <w:hyperlink w:anchor="_Toc229927572" w:history="1">
+      <w:hyperlink w:anchor="_Toc230013940" w:history="1">
         <w:r>
           <w:rPr>
             <w:rStyle w:val="afffffff5"/>
@@ -6431,7 +6431,7 @@
             <w:noProof/>
             <w:webHidden/>
           </w:rPr>
-          <w:instrText xml:space="preserve"> PAGEREF _Toc229927572 \h </w:instrText>
+          <w:instrText xml:space="preserve"> PAGEREF _Toc230013940 \h </w:instrText>
         </w:r>
         <w:r>
           <w:rPr>
@@ -6451,7 +6451,7 @@
             <w:noProof/>
             <w:webHidden/>
           </w:rPr>
-          <w:t>51</w:t>
+          <w:t>53</w:t>
         </w:r>
         <w:r>
           <w:rPr>
@@ -6472,7 +6472,7 @@
       <w:r>
         <w:fldChar w:fldCharType="end"/>
       </w:r>
-      <w:bookmarkStart w:id="1" w:name="_Toc229927500"/>
+      <w:bookmarkStart w:id="1" w:name="_Toc230013868"/>
       <w:r>
         <w:rPr>
           <w:rFonts w:hint="eastAsia"/>
@@ -6488,7 +6488,7 @@
           <w:rFonts w:hint="eastAsia"/>
         </w:rPr>
       </w:pPr>
-      <w:bookmarkStart w:id="2" w:name="_Toc229927501"/>
+      <w:bookmarkStart w:id="2" w:name="_Toc230013869"/>
       <w:r>
         <w:rPr>
           <w:rFonts w:hint="eastAsia"/>
@@ -6578,7 +6578,7 @@
         <w:rPr>
           <w:rFonts w:hint="eastAsia"/>
         </w:rPr>
-        <w:t>複数テーブル更新時のトランザクション、競合検知、削除ガード</w:t>
+        <w:t>共有システム管理者アカウント（`users.account_type='SYSTEM_ADMIN'`）を通常ユーザー管理の作成・編集・削除対象から除外するルール</w:t>
       </w:r>
     </w:p>
     <w:p>
@@ -6597,6 +6597,25 @@
         <w:rPr>
           <w:rFonts w:hint="eastAsia"/>
         </w:rPr>
+        <w:t>複数テーブル更新時のトランザクション、競合検知、削除ガード</w:t>
+      </w:r>
+    </w:p>
+    <w:p>
+      <w:pPr>
+        <w:pStyle w:val="afffffff8"/>
+        <w:numPr>
+          <w:ilvl w:val="0"/>
+          <w:numId w:val="2"/>
+        </w:numPr>
+        <w:ind w:leftChars="0"/>
+        <w:rPr>
+          <w:rFonts w:hint="eastAsia"/>
+        </w:rPr>
+      </w:pPr>
+      <w:r>
+        <w:rPr>
+          <w:rFonts w:hint="eastAsia"/>
+        </w:rPr>
         <w:t>初回パスワード設定案内を認証基盤へ委譲する連携方式</w:t>
       </w:r>
     </w:p>
@@ -6607,7 +6626,7 @@
           <w:rFonts w:hint="eastAsia"/>
         </w:rPr>
       </w:pPr>
-      <w:bookmarkStart w:id="3" w:name="_Toc229927502"/>
+      <w:bookmarkStart w:id="3" w:name="_Toc230013870"/>
       <w:r>
         <w:rPr>
           <w:rFonts w:hint="eastAsia"/>
@@ -6644,12 +6663,25 @@
     </w:p>
     <w:p>
       <w:pPr>
+        <w:rPr>
+          <w:rFonts w:hint="eastAsia"/>
+        </w:rPr>
+      </w:pPr>
+      <w:r>
+        <w:rPr>
+          <w:rFonts w:hint="eastAsia"/>
+        </w:rPr>
+        <w:t>共有システム管理者アカウントは通常ユーザーへ付与するロールではなく、`users.account_type='SYSTEM_ADMIN'` の共有アカウント1件として初期データまたは運用設定で用意する。本画面/APIでは `SYSTEM_ADMIN` をアカウント種別候補に含めず、新規作成、基本情報更新、担当施設更新、初回設定案内送信、削除の対象にしない。</w:t>
+      </w:r>
+    </w:p>
+    <w:p>
+      <w:pPr>
         <w:pStyle w:val="2"/>
         <w:rPr>
           <w:rFonts w:hint="eastAsia"/>
         </w:rPr>
       </w:pPr>
-      <w:bookmarkStart w:id="4" w:name="_Toc229927503"/>
+      <w:bookmarkStart w:id="4" w:name="_Toc230013871"/>
       <w:r>
         <w:rPr>
           <w:rFonts w:hint="eastAsia"/>
@@ -6759,6 +6791,34 @@
               <w:rPr>
                 <w:rFonts w:hint="eastAsia"/>
               </w:rPr>
+              <w:t>共有システム管理者アカウント</w:t>
+            </w:r>
+          </w:p>
+        </w:tc>
+        <w:tc>
+          <w:tcPr>
+            <w:tcW w:w="2500" w:type="pct"/>
+          </w:tcPr>
+          <w:p>
+            <w:r>
+              <w:rPr>
+                <w:rFonts w:hint="eastAsia"/>
+              </w:rPr>
+              <w:t>`users.account_type='SYSTEM_ADMIN'` の共有アカウント。全施設・全機能利用の例外として認証／認可 API が扱い、ユーザー管理 API では通常ユーザー管理対象外とする</w:t>
+            </w:r>
+          </w:p>
+        </w:tc>
+      </w:tr>
+      <w:tr>
+        <w:tc>
+          <w:tcPr>
+            <w:tcW w:w="2500" w:type="pct"/>
+          </w:tcPr>
+          <w:p>
+            <w:r>
+              <w:rPr>
+                <w:rFonts w:hint="eastAsia"/>
+              </w:rPr>
               <w:t>担当施設設定</w:t>
             </w:r>
           </w:p>
@@ -6787,6 +6847,7 @@
               <w:rPr>
                 <w:rFonts w:hint="eastAsia"/>
               </w:rPr>
+              <w:lastRenderedPageBreak/>
               <w:t>既定施設</w:t>
             </w:r>
           </w:p>
@@ -6899,7 +6960,6 @@
               <w:rPr>
                 <w:rFonts w:hint="eastAsia"/>
               </w:rPr>
-              <w:lastRenderedPageBreak/>
               <w:t>ユーザー施設別カラム</w:t>
             </w:r>
           </w:p>
@@ -6955,7 +7015,7 @@
           <w:rFonts w:hint="eastAsia"/>
         </w:rPr>
       </w:pPr>
-      <w:bookmarkStart w:id="5" w:name="_Toc229927504"/>
+      <w:bookmarkStart w:id="5" w:name="_Toc230013872"/>
       <w:r>
         <w:rPr>
           <w:rFonts w:hint="eastAsia"/>
@@ -7095,7 +7155,7 @@
           <w:rFonts w:hint="eastAsia"/>
         </w:rPr>
       </w:pPr>
-      <w:bookmarkStart w:id="6" w:name="_Toc229927505"/>
+      <w:bookmarkStart w:id="6" w:name="_Toc230013873"/>
       <w:r>
         <w:rPr>
           <w:rFonts w:hint="eastAsia"/>
@@ -7111,7 +7171,7 @@
           <w:rFonts w:hint="eastAsia"/>
         </w:rPr>
       </w:pPr>
-      <w:bookmarkStart w:id="7" w:name="_Toc229927506"/>
+      <w:bookmarkStart w:id="7" w:name="_Toc230013874"/>
       <w:r>
         <w:rPr>
           <w:rFonts w:hint="eastAsia"/>
@@ -7143,6 +7203,7 @@
         <w:rPr>
           <w:rFonts w:hint="eastAsia"/>
         </w:rPr>
+        <w:lastRenderedPageBreak/>
         <w:t>認証そのものやパスワード再設定トークンの発行・消費は認証 API 群が担い、本書ではユーザー管理画面から認証基盤へ初回設定案内を依頼する連携までを対象とする。認証内部テーブルの CRUD 契約は本 API に露出しない。</w:t>
       </w:r>
     </w:p>
@@ -7153,7 +7214,7 @@
           <w:rFonts w:hint="eastAsia"/>
         </w:rPr>
       </w:pPr>
-      <w:bookmarkStart w:id="8" w:name="_Toc229927507"/>
+      <w:bookmarkStart w:id="8" w:name="_Toc230013875"/>
       <w:r>
         <w:rPr>
           <w:rFonts w:hint="eastAsia"/>
@@ -7198,7 +7259,6 @@
         <w:rPr>
           <w:rFonts w:hint="eastAsia"/>
         </w:rPr>
-        <w:lastRenderedPageBreak/>
         <w:t>3. 編集モーダルで基本情報タブを開く時に `GET /user-management/users/{userId}` を呼び出す</w:t>
       </w:r>
     </w:p>
@@ -7274,7 +7334,7 @@
           <w:rFonts w:hint="eastAsia"/>
         </w:rPr>
       </w:pPr>
-      <w:bookmarkStart w:id="9" w:name="_Toc229927508"/>
+      <w:bookmarkStart w:id="9" w:name="_Toc230013876"/>
       <w:r>
         <w:rPr>
           <w:rFonts w:hint="eastAsia"/>
@@ -7397,7 +7457,7 @@
               <w:rPr>
                 <w:rFonts w:hint="eastAsia"/>
               </w:rPr>
-              <w:t>ユーザー基本情報の参照、登録、更新、論理削除、集約更新トークン管理</w:t>
+              <w:t>通常ユーザー基本情報の参照、登録、更新、論理削除、集約更新トークン管理。`account_type='SYSTEM_ADMIN'` は通常ユーザー管理対象外</w:t>
             </w:r>
           </w:p>
         </w:tc>
@@ -7479,6 +7539,7 @@
           </w:tcPr>
           <w:p>
             <w:r>
+              <w:lastRenderedPageBreak/>
               <w:t>column_catalogs</w:t>
             </w:r>
           </w:p>
@@ -7654,7 +7715,6 @@
           </w:tcPr>
           <w:p>
             <w:r>
-              <w:lastRenderedPageBreak/>
               <w:t>user_facility_column_settings</w:t>
             </w:r>
           </w:p>
@@ -7692,7 +7752,7 @@
           <w:rFonts w:hint="eastAsia"/>
         </w:rPr>
       </w:pPr>
-      <w:bookmarkStart w:id="10" w:name="_Toc229927509"/>
+      <w:bookmarkStart w:id="10" w:name="_Toc230013877"/>
       <w:r>
         <w:rPr>
           <w:rFonts w:hint="eastAsia"/>
@@ -7708,7 +7768,7 @@
           <w:rFonts w:hint="eastAsia"/>
         </w:rPr>
       </w:pPr>
-      <w:bookmarkStart w:id="11" w:name="_Toc229927510"/>
+      <w:bookmarkStart w:id="11" w:name="_Toc230013878"/>
       <w:r>
         <w:rPr>
           <w:rFonts w:hint="eastAsia"/>
@@ -7857,7 +7917,7 @@
           <w:rFonts w:hint="eastAsia"/>
         </w:rPr>
       </w:pPr>
-      <w:bookmarkStart w:id="12" w:name="_Toc229927511"/>
+      <w:bookmarkStart w:id="12" w:name="_Toc230013879"/>
       <w:r>
         <w:rPr>
           <w:rFonts w:hint="eastAsia"/>
@@ -7886,11 +7946,12 @@
           <w:rFonts w:hint="eastAsia"/>
         </w:rPr>
       </w:pPr>
-      <w:bookmarkStart w:id="13" w:name="_Toc229927512"/>
-      <w:r>
-        <w:rPr>
-          <w:rFonts w:hint="eastAsia"/>
-        </w:rPr>
+      <w:bookmarkStart w:id="13" w:name="_Toc230013880"/>
+      <w:r>
+        <w:rPr>
+          <w:rFonts w:hint="eastAsia"/>
+        </w:rPr>
+        <w:lastRenderedPageBreak/>
         <w:t>権限モデル</w:t>
       </w:r>
       <w:bookmarkEnd w:id="13"/>
@@ -7905,7 +7966,7 @@
         <w:rPr>
           <w:rFonts w:hint="eastAsia"/>
         </w:rPr>
-        <w:t>本API群で使用する `feature_code` は以下の通りとする。業務 API は `/auth/context` の返却値だけを信頼せず、Bearer トークン上の作業対象施設に対して `user_facility_assignments` の有効割当、`facility_feature_settings` の施設提供設定、`user_facility_feature_settings` のユーザー施設別設定を毎回再判定する。ユーザー管理APIの `availableFeatureCodes` / `enabledFeatureCodes` は `config_scope='FACILITY_USER'` の機能を対象とし、Phase1では `normal_ship_request` / `lending_in_use_used` も候補に含める。`availableColumnCodes` / `enabledColumnCodes` は施設提供カラムを対象とする。PII を含む基本情報詳細は `user_edit` を前提とする。</w:t>
+        <w:t>本API群で使用する `feature_code` は以下の通りとする。業務 API は `/auth/context` の返却値だけを信頼せず、Bearer トークン上の作業対象施設に対して `user_facility_assignments` の有効割当、`facility_feature_settings` の施設提供設定、`user_facility_feature_settings` のユーザー施設別設定を毎回再判定する。ユーザー管理APIの `availableFeatureCodes` / `enabledFeatureCodes` は `config_scope='FACILITY_USER'` の機能を対象とし、Phase1では `normal_ship_request` / `lending_in_use_used` も候補に含める。`availableColumnCodes` / `enabledColumnCodes` は施設提供カラムを対象とする。PII を含む基本情報詳細は `user_edit` を前提とする。実行ユーザーが共有システム管理者アカウント（`account_type='SYSTEM_ADMIN'`）の場合は、認証／認可 API の例外規定により、作業対象施設が未削除である限り必要 feature を満たすものとして扱う。</w:t>
       </w:r>
     </w:p>
     <w:tbl>
@@ -7947,7 +8008,6 @@
                 <w:rFonts w:hint="eastAsia"/>
                 <w:b/>
               </w:rPr>
-              <w:lastRenderedPageBreak/>
               <w:t>管理単位名</w:t>
             </w:r>
           </w:p>
@@ -8319,6 +8379,7 @@
               <w:rPr>
                 <w:rFonts w:hint="eastAsia"/>
               </w:rPr>
+              <w:lastRenderedPageBreak/>
               <w:t>ユーザー担当施設詳細取得 / 施設候補取得 / 担当施設更新</w:t>
             </w:r>
           </w:p>
@@ -8417,12 +8478,11 @@
           <w:rFonts w:hint="eastAsia"/>
         </w:rPr>
       </w:pPr>
-      <w:bookmarkStart w:id="14" w:name="_Toc229927513"/>
-      <w:r>
-        <w:rPr>
-          <w:rFonts w:hint="eastAsia"/>
-        </w:rPr>
-        <w:lastRenderedPageBreak/>
+      <w:bookmarkStart w:id="14" w:name="_Toc230013881"/>
+      <w:r>
+        <w:rPr>
+          <w:rFonts w:hint="eastAsia"/>
+        </w:rPr>
         <w:t>権限設定データの保存方針</w:t>
       </w:r>
       <w:bookmarkEnd w:id="14"/>
@@ -8565,16 +8625,24 @@
               <w:rPr>
                 <w:rFonts w:hint="eastAsia"/>
               </w:rPr>
-              <w:t>`feature_catalogs.config_scope='FACILITY_USER'` かつ対象施設の `facility_feature_settings.is_enabled=true` の `feature_code`。`auth_login` / `facility_select` は候補に含めない。Phase1では `normal_ship_request` / `lending_in_use_used` は候補に含める</w:t>
-            </w:r>
-          </w:p>
-        </w:tc>
-        <w:tc>
-          <w:tcPr>
-            <w:tcW w:w="1250" w:type="pct"/>
-          </w:tcPr>
-          <w:p>
-            <w:r>
+              <w:t>`feature_catalogs.config_scope='FACILITY_USER'` かつ対象施設の `facility_feature_settings.is_enabled=true` の `feature_code`。`auth_login` / `facility_select` は</w:t>
+            </w:r>
+            <w:r>
+              <w:rPr>
+                <w:rFonts w:hint="eastAsia"/>
+              </w:rPr>
+              <w:lastRenderedPageBreak/>
+              <w:t>候補に含めない。Phase1では `normal_ship_request` / `lending_in_use_used` は候補に含める</w:t>
+            </w:r>
+          </w:p>
+        </w:tc>
+        <w:tc>
+          <w:tcPr>
+            <w:tcW w:w="1250" w:type="pct"/>
+          </w:tcPr>
+          <w:p>
+            <w:r>
+              <w:lastRenderedPageBreak/>
               <w:t>`user_facility_feature_settings`</w:t>
             </w:r>
           </w:p>
@@ -8588,18 +8656,26 @@
               <w:rPr>
                 <w:rFonts w:hint="eastAsia"/>
               </w:rPr>
-              <w:t>候補集合の各 `feature_code` を現在値として管理し、リクエストに含むコードを `is_enabled=true`、含まないコードを `false` として作成・更新する。`lending_in_use_used` を ON にする場合は同じ担当施設の `lending_checkout` も ON にする</w:t>
-            </w:r>
-          </w:p>
-        </w:tc>
-      </w:tr>
-      <w:tr>
-        <w:tc>
-          <w:tcPr>
-            <w:tcW w:w="1250" w:type="pct"/>
-          </w:tcPr>
-          <w:p>
-            <w:r>
+              <w:t>候補集合の各 `feature_code` を現在値として管理し、リクエストに含むコードを `is_enabled=true`、含まないコードを `false` として作成・更新する。`lending_in_use_used` を ON にする場</w:t>
+            </w:r>
+            <w:r>
+              <w:rPr>
+                <w:rFonts w:hint="eastAsia"/>
+              </w:rPr>
+              <w:lastRenderedPageBreak/>
+              <w:t>合は同じ担当施設の `lending_checkout` も ON にする</w:t>
+            </w:r>
+          </w:p>
+        </w:tc>
+      </w:tr>
+      <w:tr>
+        <w:tc>
+          <w:tcPr>
+            <w:tcW w:w="1250" w:type="pct"/>
+          </w:tcPr>
+          <w:p>
+            <w:r>
+              <w:lastRenderedPageBreak/>
               <w:t>`facilityAssignments[*].enabledColumnCodes`</w:t>
             </w:r>
           </w:p>
@@ -8636,14 +8712,7 @@
               <w:rPr>
                 <w:rFonts w:hint="eastAsia"/>
               </w:rPr>
-              <w:t xml:space="preserve">候補集合の各 `column_code` を現在値として管理し、リクエストに含み、かつ対応機能が `enabledFeatureCodes` に含まれるコードを `is_enabled=true`、それ以外を </w:t>
-            </w:r>
-            <w:r>
-              <w:rPr>
-                <w:rFonts w:hint="eastAsia"/>
-              </w:rPr>
-              <w:lastRenderedPageBreak/>
-              <w:t>`false` として作成・更新する</w:t>
+              <w:t>候補集合の各 `column_code` を現在値として管理し、リクエストに含み、かつ対応機能が `enabledFeatureCodes` に含まれるコードを `is_enabled=true`、それ以外を `false` として作成・更新する</w:t>
             </w:r>
           </w:p>
         </w:tc>
@@ -8657,7 +8726,7 @@
           <w:rFonts w:hint="eastAsia"/>
         </w:rPr>
       </w:pPr>
-      <w:bookmarkStart w:id="15" w:name="_Toc229927514"/>
+      <w:bookmarkStart w:id="15" w:name="_Toc230013882"/>
       <w:r>
         <w:rPr>
           <w:rFonts w:hint="eastAsia"/>
@@ -8768,11 +8837,12 @@
           <w:rFonts w:hint="eastAsia"/>
         </w:rPr>
       </w:pPr>
-      <w:bookmarkStart w:id="16" w:name="_Toc229927515"/>
-      <w:r>
-        <w:rPr>
-          <w:rFonts w:hint="eastAsia"/>
-        </w:rPr>
+      <w:bookmarkStart w:id="16" w:name="_Toc230013883"/>
+      <w:r>
+        <w:rPr>
+          <w:rFonts w:hint="eastAsia"/>
+        </w:rPr>
+        <w:lastRenderedPageBreak/>
         <w:t>管理対象スコープ</w:t>
       </w:r>
       <w:bookmarkEnd w:id="16"/>
@@ -8793,7 +8863,7 @@
         <w:rPr>
           <w:rFonts w:hint="eastAsia"/>
         </w:rPr>
-        <w:t>管理対象ユーザーは、Bearer トークン上の作業対象施設に対して `user_facility_assignments.is_active=true` の有効割当を持ち、かつ当該施設が `facilities.deleted_at IS NULL` のユーザーに限る</w:t>
+        <w:t>管理対象ユーザーは、`users.account_type &lt;&gt; 'SYSTEM_ADMIN'` で、Bearer トークン上の作業対象施設に対して `user_facility_assignments.is_active=true` の有効割当を持ち、かつ当該施設が `facilities.deleted_at IS NULL` のユーザーに限る</w:t>
       </w:r>
     </w:p>
     <w:p>
@@ -8812,7 +8882,7 @@
         <w:rPr>
           <w:rFonts w:hint="eastAsia"/>
         </w:rPr>
-        <w:t>一覧 API は上記条件を満たすユーザーだけを返却する</w:t>
+        <w:t>共有システム管理者アカウント自体は、一覧、詳細、基本情報更新、担当施設更新、初回設定案内送信、削除の対象外とする</w:t>
       </w:r>
     </w:p>
     <w:p>
@@ -8831,7 +8901,7 @@
         <w:rPr>
           <w:rFonts w:hint="eastAsia"/>
         </w:rPr>
-        <w:t>新規作成および担当施設更新では、更新後の `facilityAssignments` に作業対象施設を必ず含める</w:t>
+        <w:t>実行ユーザーが共有システム管理者アカウントの場合は、作業対象施設が未削除であれば本 API 群の呼び出しを許可し、通常アカウント向けの担当施設割当・施設提供設定・ユーザー施設別設定による実行可否制限は受けない</w:t>
       </w:r>
     </w:p>
     <w:p>
@@ -8850,6 +8920,44 @@
         <w:rPr>
           <w:rFonts w:hint="eastAsia"/>
         </w:rPr>
+        <w:t>一覧 API は上記条件を満たすユーザーだけを返却する</w:t>
+      </w:r>
+    </w:p>
+    <w:p>
+      <w:pPr>
+        <w:pStyle w:val="afffffff8"/>
+        <w:numPr>
+          <w:ilvl w:val="0"/>
+          <w:numId w:val="5"/>
+        </w:numPr>
+        <w:ind w:leftChars="0"/>
+        <w:rPr>
+          <w:rFonts w:hint="eastAsia"/>
+        </w:rPr>
+      </w:pPr>
+      <w:r>
+        <w:rPr>
+          <w:rFonts w:hint="eastAsia"/>
+        </w:rPr>
+        <w:t>新規作成および担当施設更新では、更新後の `facilityAssignments` に作業対象施設を必ず含める</w:t>
+      </w:r>
+    </w:p>
+    <w:p>
+      <w:pPr>
+        <w:pStyle w:val="afffffff8"/>
+        <w:numPr>
+          <w:ilvl w:val="0"/>
+          <w:numId w:val="5"/>
+        </w:numPr>
+        <w:ind w:leftChars="0"/>
+        <w:rPr>
+          <w:rFonts w:hint="eastAsia"/>
+        </w:rPr>
+      </w:pPr>
+      <w:r>
+        <w:rPr>
+          <w:rFonts w:hint="eastAsia"/>
+        </w:rPr>
         <w:t>詳細取得、更新、初回設定案内送信、削除で管理対象外ユーザーが指定された場合は、存在隠蔽のため 404 (`USER_NOT_FOUND`) を返却する</w:t>
       </w:r>
     </w:p>
@@ -8860,12 +8968,11 @@
           <w:rFonts w:hint="eastAsia"/>
         </w:rPr>
       </w:pPr>
-      <w:bookmarkStart w:id="17" w:name="_Toc229927516"/>
-      <w:r>
-        <w:rPr>
-          <w:rFonts w:hint="eastAsia"/>
-        </w:rPr>
-        <w:lastRenderedPageBreak/>
+      <w:bookmarkStart w:id="17" w:name="_Toc230013884"/>
+      <w:r>
+        <w:rPr>
+          <w:rFonts w:hint="eastAsia"/>
+        </w:rPr>
         <w:t>施設・担当施設整合ルール</w:t>
       </w:r>
       <w:bookmarkEnd w:id="17"/>
@@ -8886,7 +8993,7 @@
         <w:rPr>
           <w:rFonts w:hint="eastAsia"/>
         </w:rPr>
-        <w:t>担当施設候補は、実行ユーザー自身が `user_facility_assignments.is_active=true` の直接割当を持ち、Bearer トークン上の作業対象施設と同一 `establishment_id` に属する未削除施設に限る</w:t>
+        <w:t>通常アカウントの担当施設候補は、実行ユーザー自身が `user_facility_assignments.is_active=true` の直接割当を持ち、Bearer トークン上の作業対象施設と同一 `establishment_id` に属する未削除施設に限る</w:t>
       </w:r>
     </w:p>
     <w:p>
@@ -8905,7 +9012,7 @@
         <w:rPr>
           <w:rFonts w:hint="eastAsia"/>
         </w:rPr>
-        <w:t>上記候補のうち、実行ユーザーが当該施設に対して実効 `user_facility_assignment_edit` を持つ施設だけを `/user-management/context` と `/user-management/facilities` で返却する</w:t>
+        <w:t>共有システム管理者アカウントの担当施設候補は、`facilities.deleted_at IS NULL` の全施設とする</w:t>
       </w:r>
     </w:p>
     <w:p>
@@ -8924,7 +9031,7 @@
         <w:rPr>
           <w:rFonts w:hint="eastAsia"/>
         </w:rPr>
-        <w:t>他施設閲覧候補は担当施設候補へ含めない</w:t>
+        <w:t>通常アカウントでは、上記候補のうち実行ユーザーが当該施設に対して実効 `user_facility_assignment_edit` を持つ施設だけを `/user-management/context` と `/user-management/facilities` で返却する</w:t>
       </w:r>
     </w:p>
     <w:p>
@@ -8943,7 +9050,7 @@
         <w:rPr>
           <w:rFonts w:hint="eastAsia"/>
         </w:rPr>
-        <w:t>新規割当・更新対象とする施設は、管理可能な担当施設候補に含まれる施設のみとする</w:t>
+        <w:t>他施設閲覧候補は担当施設候補へ含めない</w:t>
       </w:r>
     </w:p>
     <w:p>
@@ -8962,7 +9069,7 @@
         <w:rPr>
           <w:rFonts w:hint="eastAsia"/>
         </w:rPr>
-        <w:t>既定施設は担当施設配列に必ず含め、登録時・担当施設更新時に `users.facility_id` と `user_facility_assignments.is_default=true` を同期する</w:t>
+        <w:t>新規割当・更新対象とする施設は、管理可能な担当施設候補に含まれる施設のみとする</w:t>
       </w:r>
     </w:p>
     <w:p>
@@ -8981,7 +9088,7 @@
         <w:rPr>
           <w:rFonts w:hint="eastAsia"/>
         </w:rPr>
-        <w:t>`users.establishment_id` は既定施設の `establishment_id` から導出する</w:t>
+        <w:t>既定施設は担当施設配列に必ず含め、登録時・担当施設更新時に `users.facility_id` と `user_facility_assignments.is_default=true` を同期する</w:t>
       </w:r>
     </w:p>
     <w:p>
@@ -9000,7 +9107,7 @@
         <w:rPr>
           <w:rFonts w:hint="eastAsia"/>
         </w:rPr>
-        <w:t>`user_facility_assignments.assignment_type` は公開 API から受け取らず、既定施設を `PRIMARY`、それ以外を `SECONDARY` として内部導出する</w:t>
+        <w:t>`users.establishment_id` は既定施設の `establishment_id` から導出する</w:t>
       </w:r>
     </w:p>
     <w:p>
@@ -9019,6 +9126,26 @@
         <w:rPr>
           <w:rFonts w:hint="eastAsia"/>
         </w:rPr>
+        <w:t>`user_facility_assignments.assignment_type` は公開 API から受け取らず、既定施設を `PRIMARY`、それ以外を `SECONDARY` として内部導出する</w:t>
+      </w:r>
+    </w:p>
+    <w:p>
+      <w:pPr>
+        <w:pStyle w:val="afffffff8"/>
+        <w:numPr>
+          <w:ilvl w:val="0"/>
+          <w:numId w:val="6"/>
+        </w:numPr>
+        <w:ind w:leftChars="0"/>
+        <w:rPr>
+          <w:rFonts w:hint="eastAsia"/>
+        </w:rPr>
+      </w:pPr>
+      <w:r>
+        <w:rPr>
+          <w:rFonts w:hint="eastAsia"/>
+        </w:rPr>
+        <w:lastRenderedPageBreak/>
         <w:t>論理削除済み施設に紐づく既存割当行は履歴として残り得るが、本 API の新規設定候補や返却候補には含めない</w:t>
       </w:r>
     </w:p>
@@ -9029,7 +9156,7 @@
           <w:rFonts w:hint="eastAsia"/>
         </w:rPr>
       </w:pPr>
-      <w:bookmarkStart w:id="18" w:name="_Toc229927517"/>
+      <w:bookmarkStart w:id="18" w:name="_Toc230013885"/>
       <w:r>
         <w:rPr>
           <w:rFonts w:hint="eastAsia"/>
@@ -9130,7 +9257,7 @@
         <w:rPr>
           <w:rFonts w:hint="eastAsia"/>
         </w:rPr>
-        <w:t>`users.account_type` は原則として表示分類・入力制御用途で扱う</w:t>
+        <w:t>`users.account_type` は通常アカウントでは表示分類・入力制御用途で扱う。`SYSTEM_ADMIN` は共有システム管理者アカウントを表す特別値であり、本 API の作成・更新入力としては受け付けない</w:t>
       </w:r>
     </w:p>
     <w:p>
@@ -9140,12 +9267,11 @@
           <w:rFonts w:hint="eastAsia"/>
         </w:rPr>
       </w:pPr>
-      <w:bookmarkStart w:id="19" w:name="_Toc229927518"/>
-      <w:r>
-        <w:rPr>
-          <w:rFonts w:hint="eastAsia"/>
-        </w:rPr>
-        <w:lastRenderedPageBreak/>
+      <w:bookmarkStart w:id="19" w:name="_Toc230013886"/>
+      <w:r>
+        <w:rPr>
+          <w:rFonts w:hint="eastAsia"/>
+        </w:rPr>
         <w:t>初回設定案内の責務分担</w:t>
       </w:r>
       <w:bookmarkEnd w:id="19"/>
@@ -9252,11 +9378,12 @@
           <w:rFonts w:hint="eastAsia"/>
         </w:rPr>
       </w:pPr>
-      <w:bookmarkStart w:id="20" w:name="_Toc229927519"/>
-      <w:r>
-        <w:rPr>
-          <w:rFonts w:hint="eastAsia"/>
-        </w:rPr>
+      <w:bookmarkStart w:id="20" w:name="_Toc230013887"/>
+      <w:r>
+        <w:rPr>
+          <w:rFonts w:hint="eastAsia"/>
+        </w:rPr>
+        <w:lastRenderedPageBreak/>
         <w:t>エラーレスポンス仕様</w:t>
       </w:r>
       <w:bookmarkEnd w:id="20"/>
@@ -9268,7 +9395,7 @@
           <w:rFonts w:hint="eastAsia"/>
         </w:rPr>
       </w:pPr>
-      <w:bookmarkStart w:id="21" w:name="_Toc229927520"/>
+      <w:bookmarkStart w:id="21" w:name="_Toc230013888"/>
       <w:r>
         <w:rPr>
           <w:rFonts w:hint="eastAsia"/>
@@ -9526,7 +9653,7 @@
           <w:rFonts w:hint="eastAsia"/>
         </w:rPr>
       </w:pPr>
-      <w:bookmarkStart w:id="22" w:name="_Toc229927521"/>
+      <w:bookmarkStart w:id="22" w:name="_Toc230013889"/>
       <w:r>
         <w:rPr>
           <w:rFonts w:hint="eastAsia"/>
@@ -9890,8 +10017,196 @@
           </w:tcPr>
           <w:p>
             <w:r>
+              <w:t>4</w:t>
+            </w:r>
+          </w:p>
+        </w:tc>
+        <w:tc>
+          <w:tcPr>
+            <w:tcW w:w="833" w:type="pct"/>
+          </w:tcPr>
+          <w:p>
+            <w:r>
+              <w:rPr>
+                <w:rFonts w:hint="eastAsia"/>
+              </w:rPr>
+              <w:t>ユーザー担当施設詳細取得</w:t>
+            </w:r>
+          </w:p>
+        </w:tc>
+        <w:tc>
+          <w:tcPr>
+            <w:tcW w:w="833" w:type="pct"/>
+          </w:tcPr>
+          <w:p>
+            <w:r>
+              <w:t>GET</w:t>
+            </w:r>
+          </w:p>
+        </w:tc>
+        <w:tc>
+          <w:tcPr>
+            <w:tcW w:w="833" w:type="pct"/>
+          </w:tcPr>
+          <w:p>
+            <w:r>
+              <w:t>/user-management/users/{userId}/facility-assignments</w:t>
+            </w:r>
+          </w:p>
+        </w:tc>
+        <w:tc>
+          <w:tcPr>
+            <w:tcW w:w="833" w:type="pct"/>
+          </w:tcPr>
+          <w:p>
+            <w:r>
+              <w:rPr>
+                <w:rFonts w:hint="eastAsia"/>
+              </w:rPr>
+              <w:t>担当施設と施設別権限設定の詳細を取得する</w:t>
+            </w:r>
+          </w:p>
+        </w:tc>
+        <w:tc>
+          <w:tcPr>
+            <w:tcW w:w="833" w:type="pct"/>
+          </w:tcPr>
+          <w:p>
+            <w:r>
+              <w:t>`user_facility_assignment_edit`</w:t>
+            </w:r>
+          </w:p>
+        </w:tc>
+      </w:tr>
+      <w:tr>
+        <w:tc>
+          <w:tcPr>
+            <w:tcW w:w="833" w:type="pct"/>
+          </w:tcPr>
+          <w:p>
+            <w:r>
+              <w:t>5</w:t>
+            </w:r>
+          </w:p>
+        </w:tc>
+        <w:tc>
+          <w:tcPr>
+            <w:tcW w:w="833" w:type="pct"/>
+          </w:tcPr>
+          <w:p>
+            <w:r>
+              <w:rPr>
+                <w:rFonts w:hint="eastAsia"/>
+              </w:rPr>
+              <w:t>施設候補取得</w:t>
+            </w:r>
+          </w:p>
+        </w:tc>
+        <w:tc>
+          <w:tcPr>
+            <w:tcW w:w="833" w:type="pct"/>
+          </w:tcPr>
+          <w:p>
+            <w:r>
+              <w:t>GET</w:t>
+            </w:r>
+          </w:p>
+        </w:tc>
+        <w:tc>
+          <w:tcPr>
+            <w:tcW w:w="833" w:type="pct"/>
+          </w:tcPr>
+          <w:p>
+            <w:r>
+              <w:t>/user-management/facilities</w:t>
+            </w:r>
+          </w:p>
+        </w:tc>
+        <w:tc>
+          <w:tcPr>
+            <w:tcW w:w="833" w:type="pct"/>
+          </w:tcPr>
+          <w:p>
+            <w:r>
+              <w:rPr>
+                <w:rFonts w:hint="eastAsia"/>
+              </w:rPr>
+              <w:t>担当施設候補と施設提供機能・カラムを取得する</w:t>
+            </w:r>
+          </w:p>
+        </w:tc>
+        <w:tc>
+          <w:tcPr>
+            <w:tcW w:w="833" w:type="pct"/>
+          </w:tcPr>
+          <w:p>
+            <w:r>
+              <w:t>`user_facility_assignment_edit`</w:t>
+            </w:r>
+          </w:p>
+        </w:tc>
+      </w:tr>
+      <w:tr>
+        <w:tc>
+          <w:tcPr>
+            <w:tcW w:w="833" w:type="pct"/>
+          </w:tcPr>
+          <w:p>
+            <w:r>
+              <w:t>6</w:t>
+            </w:r>
+          </w:p>
+        </w:tc>
+        <w:tc>
+          <w:tcPr>
+            <w:tcW w:w="833" w:type="pct"/>
+          </w:tcPr>
+          <w:p>
+            <w:r>
+              <w:rPr>
+                <w:rFonts w:hint="eastAsia"/>
+              </w:rPr>
+              <w:t>ユーザー新規作成</w:t>
+            </w:r>
+          </w:p>
+        </w:tc>
+        <w:tc>
+          <w:tcPr>
+            <w:tcW w:w="833" w:type="pct"/>
+          </w:tcPr>
+          <w:p>
+            <w:r>
+              <w:t>POST</w:t>
+            </w:r>
+          </w:p>
+        </w:tc>
+        <w:tc>
+          <w:tcPr>
+            <w:tcW w:w="833" w:type="pct"/>
+          </w:tcPr>
+          <w:p>
+            <w:r>
+              <w:t>/user-management/users</w:t>
+            </w:r>
+          </w:p>
+        </w:tc>
+        <w:tc>
+          <w:tcPr>
+            <w:tcW w:w="833" w:type="pct"/>
+          </w:tcPr>
+          <w:p>
+            <w:r>
+              <w:rPr>
+                <w:rFonts w:hint="eastAsia"/>
+              </w:rPr>
+              <w:t>ユーザー基本情報と担当施</w:t>
+            </w:r>
+            <w:r>
+              <w:rPr>
+                <w:rFonts w:hint="eastAsia"/>
+              </w:rPr>
               <w:lastRenderedPageBreak/>
-              <w:t>4</w:t>
+              <w:t>設設定を登録する</w:t>
             </w:r>
           </w:p>
         </w:tc>
@@ -9901,200 +10216,24 @@
           </w:tcPr>
           <w:p>
             <w:r>
-              <w:rPr>
-                <w:rFonts w:hint="eastAsia"/>
-              </w:rPr>
-              <w:t>ユーザー担当施設詳細取得</w:t>
-            </w:r>
-          </w:p>
-        </w:tc>
+              <w:lastRenderedPageBreak/>
+              <w:t>`user_edit` + `user_facility_assig</w:t>
+            </w:r>
+            <w:r>
+              <w:lastRenderedPageBreak/>
+              <w:t>nment_edit`</w:t>
+            </w:r>
+          </w:p>
+        </w:tc>
+      </w:tr>
+      <w:tr>
         <w:tc>
           <w:tcPr>
             <w:tcW w:w="833" w:type="pct"/>
           </w:tcPr>
           <w:p>
             <w:r>
-              <w:t>GET</w:t>
-            </w:r>
-          </w:p>
-        </w:tc>
-        <w:tc>
-          <w:tcPr>
-            <w:tcW w:w="833" w:type="pct"/>
-          </w:tcPr>
-          <w:p>
-            <w:r>
-              <w:t>/user-management/users/{userId}/facility-assignments</w:t>
-            </w:r>
-          </w:p>
-        </w:tc>
-        <w:tc>
-          <w:tcPr>
-            <w:tcW w:w="833" w:type="pct"/>
-          </w:tcPr>
-          <w:p>
-            <w:r>
-              <w:rPr>
-                <w:rFonts w:hint="eastAsia"/>
-              </w:rPr>
-              <w:t>担当施設と施設別権限設定の詳細を取得する</w:t>
-            </w:r>
-          </w:p>
-        </w:tc>
-        <w:tc>
-          <w:tcPr>
-            <w:tcW w:w="833" w:type="pct"/>
-          </w:tcPr>
-          <w:p>
-            <w:r>
-              <w:t>`user_facility_assignment_edit`</w:t>
-            </w:r>
-          </w:p>
-        </w:tc>
-      </w:tr>
-      <w:tr>
-        <w:tc>
-          <w:tcPr>
-            <w:tcW w:w="833" w:type="pct"/>
-          </w:tcPr>
-          <w:p>
-            <w:r>
-              <w:t>5</w:t>
-            </w:r>
-          </w:p>
-        </w:tc>
-        <w:tc>
-          <w:tcPr>
-            <w:tcW w:w="833" w:type="pct"/>
-          </w:tcPr>
-          <w:p>
-            <w:r>
-              <w:rPr>
-                <w:rFonts w:hint="eastAsia"/>
-              </w:rPr>
-              <w:t>施設候補取得</w:t>
-            </w:r>
-          </w:p>
-        </w:tc>
-        <w:tc>
-          <w:tcPr>
-            <w:tcW w:w="833" w:type="pct"/>
-          </w:tcPr>
-          <w:p>
-            <w:r>
-              <w:t>GET</w:t>
-            </w:r>
-          </w:p>
-        </w:tc>
-        <w:tc>
-          <w:tcPr>
-            <w:tcW w:w="833" w:type="pct"/>
-          </w:tcPr>
-          <w:p>
-            <w:r>
-              <w:t>/user-management/facilities</w:t>
-            </w:r>
-          </w:p>
-        </w:tc>
-        <w:tc>
-          <w:tcPr>
-            <w:tcW w:w="833" w:type="pct"/>
-          </w:tcPr>
-          <w:p>
-            <w:r>
-              <w:rPr>
-                <w:rFonts w:hint="eastAsia"/>
-              </w:rPr>
-              <w:t>担当施設候補と施設提供機能・カラムを取得する</w:t>
-            </w:r>
-          </w:p>
-        </w:tc>
-        <w:tc>
-          <w:tcPr>
-            <w:tcW w:w="833" w:type="pct"/>
-          </w:tcPr>
-          <w:p>
-            <w:r>
-              <w:t>`user_facility_assignment_edit`</w:t>
-            </w:r>
-          </w:p>
-        </w:tc>
-      </w:tr>
-      <w:tr>
-        <w:tc>
-          <w:tcPr>
-            <w:tcW w:w="833" w:type="pct"/>
-          </w:tcPr>
-          <w:p>
-            <w:r>
-              <w:t>6</w:t>
-            </w:r>
-          </w:p>
-        </w:tc>
-        <w:tc>
-          <w:tcPr>
-            <w:tcW w:w="833" w:type="pct"/>
-          </w:tcPr>
-          <w:p>
-            <w:r>
-              <w:rPr>
-                <w:rFonts w:hint="eastAsia"/>
-              </w:rPr>
-              <w:t>ユーザー新規作成</w:t>
-            </w:r>
-          </w:p>
-        </w:tc>
-        <w:tc>
-          <w:tcPr>
-            <w:tcW w:w="833" w:type="pct"/>
-          </w:tcPr>
-          <w:p>
-            <w:r>
-              <w:t>POST</w:t>
-            </w:r>
-          </w:p>
-        </w:tc>
-        <w:tc>
-          <w:tcPr>
-            <w:tcW w:w="833" w:type="pct"/>
-          </w:tcPr>
-          <w:p>
-            <w:r>
-              <w:t>/user-management/users</w:t>
-            </w:r>
-          </w:p>
-        </w:tc>
-        <w:tc>
-          <w:tcPr>
-            <w:tcW w:w="833" w:type="pct"/>
-          </w:tcPr>
-          <w:p>
-            <w:r>
-              <w:rPr>
-                <w:rFonts w:hint="eastAsia"/>
-              </w:rPr>
-              <w:t>ユーザー基本情報と担当施設設定を登録する</w:t>
-            </w:r>
-          </w:p>
-        </w:tc>
-        <w:tc>
-          <w:tcPr>
-            <w:tcW w:w="833" w:type="pct"/>
-          </w:tcPr>
-          <w:p>
-            <w:r>
-              <w:t>`user_edit` + `user_facility_assignment_edit`</w:t>
-            </w:r>
-          </w:p>
-        </w:tc>
-      </w:tr>
-      <w:tr>
-        <w:tc>
-          <w:tcPr>
-            <w:tcW w:w="833" w:type="pct"/>
-          </w:tcPr>
-          <w:p>
-            <w:r>
+              <w:lastRenderedPageBreak/>
               <w:t>7</w:t>
             </w:r>
           </w:p>
@@ -10369,43 +10508,133 @@
           <w:rFonts w:hint="eastAsia"/>
         </w:rPr>
       </w:pPr>
-      <w:bookmarkStart w:id="23" w:name="_Toc229927522"/>
+      <w:bookmarkStart w:id="23" w:name="_Toc230013890"/>
+      <w:r>
+        <w:rPr>
+          <w:rFonts w:hint="eastAsia"/>
+        </w:rPr>
+        <w:t>第5章 ユーザー管理機能設計</w:t>
+      </w:r>
+      <w:bookmarkEnd w:id="23"/>
+    </w:p>
+    <w:p>
+      <w:pPr>
+        <w:pStyle w:val="2"/>
+        <w:rPr>
+          <w:rFonts w:hint="eastAsia"/>
+        </w:rPr>
+      </w:pPr>
+      <w:bookmarkStart w:id="24" w:name="_Toc230013891"/>
+      <w:r>
+        <w:rPr>
+          <w:rFonts w:hint="eastAsia"/>
+        </w:rPr>
+        <w:t>画面コンテキスト取得（/user-management/context）</w:t>
+      </w:r>
+      <w:bookmarkEnd w:id="24"/>
+    </w:p>
+    <w:p>
+      <w:pPr>
+        <w:rPr>
+          <w:rFonts w:hint="eastAsia"/>
+        </w:rPr>
+      </w:pPr>
+      <w:r>
+        <w:rPr>
+          <w:rFonts w:hint="eastAsia"/>
+        </w:rPr>
+        <w:t>ユーザー管理画面の初期表示に必要なアカウント種別候補、管理可能な初期施設候補、機能カタログ、カラムカタログ、ログインユーザーの操作制約を取得する。</w:t>
+      </w:r>
+    </w:p>
+    <w:p>
+      <w:pPr>
+        <w:pStyle w:val="4"/>
+        <w:rPr>
+          <w:rFonts w:hint="eastAsia"/>
+        </w:rPr>
+      </w:pPr>
+      <w:r>
+        <w:rPr>
+          <w:rFonts w:hint="eastAsia"/>
+        </w:rPr>
+        <w:t>エンドポイント</w:t>
+      </w:r>
+    </w:p>
+    <w:p>
+      <w:r>
+        <w:t>Method: GET</w:t>
+      </w:r>
+    </w:p>
+    <w:p>
+      <w:r>
+        <w:t>Path: /user-management/context</w:t>
+      </w:r>
+    </w:p>
+    <w:p>
+      <w:pPr>
+        <w:rPr>
+          <w:rFonts w:hint="eastAsia"/>
+        </w:rPr>
+      </w:pPr>
+      <w:r>
+        <w:rPr>
+          <w:rFonts w:hint="eastAsia"/>
+        </w:rPr>
+        <w:t>認証: 要（Bearer）</w:t>
+      </w:r>
+    </w:p>
+    <w:p>
+      <w:pPr>
+        <w:pStyle w:val="4"/>
+        <w:rPr>
+          <w:rFonts w:hint="eastAsia"/>
+        </w:rPr>
+      </w:pPr>
       <w:r>
         <w:rPr>
           <w:rFonts w:hint="eastAsia"/>
         </w:rPr>
         <w:lastRenderedPageBreak/>
-        <w:t>第5章 ユーザー管理機能設計</w:t>
-      </w:r>
-      <w:bookmarkEnd w:id="23"/>
-    </w:p>
-    <w:p>
-      <w:pPr>
-        <w:pStyle w:val="2"/>
-        <w:rPr>
-          <w:rFonts w:hint="eastAsia"/>
-        </w:rPr>
-      </w:pPr>
-      <w:bookmarkStart w:id="24" w:name="_Toc229927523"/>
-      <w:r>
-        <w:rPr>
-          <w:rFonts w:hint="eastAsia"/>
-        </w:rPr>
-        <w:t>画面コンテキスト取得（/user-management/context）</w:t>
-      </w:r>
-      <w:bookmarkEnd w:id="24"/>
-    </w:p>
-    <w:p>
-      <w:pPr>
-        <w:rPr>
-          <w:rFonts w:hint="eastAsia"/>
-        </w:rPr>
-      </w:pPr>
-      <w:r>
-        <w:rPr>
-          <w:rFonts w:hint="eastAsia"/>
-        </w:rPr>
-        <w:t>ユーザー管理画面の初期表示に必要なアカウント種別候補、管理可能な初期施設候補、機能カタログ、カラムカタログ、ログインユーザーの操作制約を取得する。</w:t>
+        <w:t>権限チェック</w:t>
+      </w:r>
+    </w:p>
+    <w:p>
+      <w:pPr>
+        <w:rPr>
+          <w:rFonts w:hint="eastAsia"/>
+        </w:rPr>
+      </w:pPr>
+      <w:r>
+        <w:rPr>
+          <w:rFonts w:hint="eastAsia"/>
+        </w:rPr>
+        <w:t>認可条件: 通常アカウントでは Bearer トークン上の作業対象施設について `user_list_view` が有効であること</w:t>
+      </w:r>
+    </w:p>
+    <w:p>
+      <w:pPr>
+        <w:rPr>
+          <w:rFonts w:hint="eastAsia"/>
+        </w:rPr>
+      </w:pPr>
+      <w:r>
+        <w:rPr>
+          <w:rFonts w:hint="eastAsia"/>
+        </w:rPr>
+        <w:t>認可条件: 共有システム管理者アカウントでは作業対象施設が未削除であること</w:t>
+      </w:r>
+    </w:p>
+    <w:p>
+      <w:pPr>
+        <w:rPr>
+          <w:rFonts w:hint="eastAsia"/>
+        </w:rPr>
+      </w:pPr>
+      <w:r>
+        <w:rPr>
+          <w:rFonts w:hint="eastAsia"/>
+        </w:rPr>
+        <w:t>レスポンス内の操作可否は同一作業対象施設に対する `user_edit` と `user_facility_assignment_edit` の実効有無から導出する</w:t>
       </w:r>
     </w:p>
     <w:p>
@@ -10419,83 +10648,6 @@
         <w:rPr>
           <w:rFonts w:hint="eastAsia"/>
         </w:rPr>
-        <w:t>エンドポイント</w:t>
-      </w:r>
-    </w:p>
-    <w:p>
-      <w:r>
-        <w:t>Method: GET</w:t>
-      </w:r>
-    </w:p>
-    <w:p>
-      <w:r>
-        <w:t>Path: /user-management/context</w:t>
-      </w:r>
-    </w:p>
-    <w:p>
-      <w:pPr>
-        <w:rPr>
-          <w:rFonts w:hint="eastAsia"/>
-        </w:rPr>
-      </w:pPr>
-      <w:r>
-        <w:rPr>
-          <w:rFonts w:hint="eastAsia"/>
-        </w:rPr>
-        <w:t>認証: 要（Bearer）</w:t>
-      </w:r>
-    </w:p>
-    <w:p>
-      <w:pPr>
-        <w:pStyle w:val="4"/>
-        <w:rPr>
-          <w:rFonts w:hint="eastAsia"/>
-        </w:rPr>
-      </w:pPr>
-      <w:r>
-        <w:rPr>
-          <w:rFonts w:hint="eastAsia"/>
-        </w:rPr>
-        <w:t>権限チェック</w:t>
-      </w:r>
-    </w:p>
-    <w:p>
-      <w:pPr>
-        <w:rPr>
-          <w:rFonts w:hint="eastAsia"/>
-        </w:rPr>
-      </w:pPr>
-      <w:r>
-        <w:rPr>
-          <w:rFonts w:hint="eastAsia"/>
-        </w:rPr>
-        <w:t>認可条件: Bearer トークン上の作業対象施設について `user_list_view` が有効であること</w:t>
-      </w:r>
-    </w:p>
-    <w:p>
-      <w:pPr>
-        <w:rPr>
-          <w:rFonts w:hint="eastAsia"/>
-        </w:rPr>
-      </w:pPr>
-      <w:r>
-        <w:rPr>
-          <w:rFonts w:hint="eastAsia"/>
-        </w:rPr>
-        <w:t>レスポンス内の操作可否は同一作業対象施設に対する `user_edit` と `user_facility_assignment_edit` の実効有無から導出する</w:t>
-      </w:r>
-    </w:p>
-    <w:p>
-      <w:pPr>
-        <w:pStyle w:val="4"/>
-        <w:rPr>
-          <w:rFonts w:hint="eastAsia"/>
-        </w:rPr>
-      </w:pPr>
-      <w:r>
-        <w:rPr>
-          <w:rFonts w:hint="eastAsia"/>
-        </w:rPr>
         <w:t>処理仕様</w:t>
       </w:r>
     </w:p>
@@ -10535,7 +10687,20 @@
         <w:rPr>
           <w:rFonts w:hint="eastAsia"/>
         </w:rPr>
-        <w:t>実行ユーザー自身が有効な直接担当施設割当を持ち、Bearer トークン上の作業対象施設と同一 `establishment_id` に属し、かつ当該施設に対して実効 `user_facility_assignment_edit` を持つ未削除施設を施設名昇順で先頭 20 件取得し、初期候補として返却する</w:t>
+        <w:t>通常アカウントでは、実行ユーザー自身が有効な直接担当施設割当を持ち、Bearer トークン上の作業対象施設と同一 `establishment_id` に属し、かつ当該施設に対して実効 `user_facility_assignment_edit` を持つ未削除施設を施設名昇順で先頭 20 件取得し、初期候補として返却する</w:t>
+      </w:r>
+    </w:p>
+    <w:p>
+      <w:pPr>
+        <w:rPr>
+          <w:rFonts w:hint="eastAsia"/>
+        </w:rPr>
+      </w:pPr>
+      <w:r>
+        <w:rPr>
+          <w:rFonts w:hint="eastAsia"/>
+        </w:rPr>
+        <w:t>共有システム管理者アカウントでは、`facilities.deleted_at IS NULL` の全施設を施設名昇順で先頭 20 件取得し、初期候補として返却する</w:t>
       </w:r>
     </w:p>
     <w:p>
@@ -10561,7 +10726,7 @@
         <w:rPr>
           <w:rFonts w:hint="eastAsia"/>
         </w:rPr>
-        <w:t>アカウント種別候補は `SHIP`、`SHRC`、`HOSPITAL` を固定値として返却する</w:t>
+        <w:t>アカウント種別候補は `SHIP`、`SHRC`、`HOSPITAL` を固定値として返却し、`SYSTEM_ADMIN` は含めない</w:t>
       </w:r>
     </w:p>
     <w:p>
@@ -10584,7 +10749,7 @@
           <w:rFonts w:hint="eastAsia"/>
         </w:rPr>
       </w:pPr>
-      <w:bookmarkStart w:id="25" w:name="_Toc229927524"/>
+      <w:bookmarkStart w:id="25" w:name="_Toc230013892"/>
       <w:r>
         <w:rPr>
           <w:rFonts w:hint="eastAsia"/>
@@ -10750,187 +10915,187 @@
           </w:tcPr>
           <w:p>
             <w:r>
+              <w:t>initialFacilities</w:t>
+            </w:r>
+          </w:p>
+        </w:tc>
+        <w:tc>
+          <w:tcPr>
+            <w:tcW w:w="1250" w:type="pct"/>
+          </w:tcPr>
+          <w:p>
+            <w:r>
+              <w:t>FacilityCandidate[]</w:t>
+            </w:r>
+          </w:p>
+        </w:tc>
+        <w:tc>
+          <w:tcPr>
+            <w:tcW w:w="1250" w:type="pct"/>
+          </w:tcPr>
+          <w:p>
+            <w:r>
+              <w:t>✓</w:t>
+            </w:r>
+          </w:p>
+        </w:tc>
+        <w:tc>
+          <w:tcPr>
+            <w:tcW w:w="1250" w:type="pct"/>
+          </w:tcPr>
+          <w:p>
+            <w:r>
+              <w:rPr>
+                <w:rFonts w:hint="eastAsia"/>
+              </w:rPr>
+              <w:t>初期表示用の管理可能施設候補</w:t>
+            </w:r>
+          </w:p>
+        </w:tc>
+      </w:tr>
+      <w:tr>
+        <w:tc>
+          <w:tcPr>
+            <w:tcW w:w="1250" w:type="pct"/>
+          </w:tcPr>
+          <w:p>
+            <w:r>
+              <w:t>accountTypes</w:t>
+            </w:r>
+          </w:p>
+        </w:tc>
+        <w:tc>
+          <w:tcPr>
+            <w:tcW w:w="1250" w:type="pct"/>
+          </w:tcPr>
+          <w:p>
+            <w:r>
+              <w:t>AccountTypeOption[]</w:t>
+            </w:r>
+          </w:p>
+        </w:tc>
+        <w:tc>
+          <w:tcPr>
+            <w:tcW w:w="1250" w:type="pct"/>
+          </w:tcPr>
+          <w:p>
+            <w:r>
+              <w:t>✓</w:t>
+            </w:r>
+          </w:p>
+        </w:tc>
+        <w:tc>
+          <w:tcPr>
+            <w:tcW w:w="1250" w:type="pct"/>
+          </w:tcPr>
+          <w:p>
+            <w:r>
+              <w:rPr>
+                <w:rFonts w:hint="eastAsia"/>
+              </w:rPr>
+              <w:t>アカウント種別候補</w:t>
+            </w:r>
+          </w:p>
+        </w:tc>
+      </w:tr>
+      <w:tr>
+        <w:tc>
+          <w:tcPr>
+            <w:tcW w:w="1250" w:type="pct"/>
+          </w:tcPr>
+          <w:p>
+            <w:r>
+              <w:t>featureCatalogs</w:t>
+            </w:r>
+          </w:p>
+        </w:tc>
+        <w:tc>
+          <w:tcPr>
+            <w:tcW w:w="1250" w:type="pct"/>
+          </w:tcPr>
+          <w:p>
+            <w:r>
+              <w:t>FeatureCatalogItem[]</w:t>
+            </w:r>
+          </w:p>
+        </w:tc>
+        <w:tc>
+          <w:tcPr>
+            <w:tcW w:w="1250" w:type="pct"/>
+          </w:tcPr>
+          <w:p>
+            <w:r>
+              <w:t>✓</w:t>
+            </w:r>
+          </w:p>
+        </w:tc>
+        <w:tc>
+          <w:tcPr>
+            <w:tcW w:w="1250" w:type="pct"/>
+          </w:tcPr>
+          <w:p>
+            <w:r>
+              <w:rPr>
+                <w:rFonts w:hint="eastAsia"/>
+              </w:rPr>
+              <w:t>担当施設設定で利用する機能カタログ</w:t>
+            </w:r>
+          </w:p>
+        </w:tc>
+      </w:tr>
+      <w:tr>
+        <w:tc>
+          <w:tcPr>
+            <w:tcW w:w="1250" w:type="pct"/>
+          </w:tcPr>
+          <w:p>
+            <w:r>
+              <w:t>columnCatalogs</w:t>
+            </w:r>
+          </w:p>
+        </w:tc>
+        <w:tc>
+          <w:tcPr>
+            <w:tcW w:w="1250" w:type="pct"/>
+          </w:tcPr>
+          <w:p>
+            <w:r>
+              <w:t>ColumnCatalogItem[]</w:t>
+            </w:r>
+          </w:p>
+        </w:tc>
+        <w:tc>
+          <w:tcPr>
+            <w:tcW w:w="1250" w:type="pct"/>
+          </w:tcPr>
+          <w:p>
+            <w:r>
+              <w:t>✓</w:t>
+            </w:r>
+          </w:p>
+        </w:tc>
+        <w:tc>
+          <w:tcPr>
+            <w:tcW w:w="1250" w:type="pct"/>
+          </w:tcPr>
+          <w:p>
+            <w:r>
+              <w:rPr>
+                <w:rFonts w:hint="eastAsia"/>
+              </w:rPr>
+              <w:t>担当施設設定で利用するカラムカタログ</w:t>
+            </w:r>
+          </w:p>
+        </w:tc>
+      </w:tr>
+      <w:tr>
+        <w:tc>
+          <w:tcPr>
+            <w:tcW w:w="1250" w:type="pct"/>
+          </w:tcPr>
+          <w:p>
+            <w:r>
               <w:lastRenderedPageBreak/>
-              <w:t>initialFacilities</w:t>
-            </w:r>
-          </w:p>
-        </w:tc>
-        <w:tc>
-          <w:tcPr>
-            <w:tcW w:w="1250" w:type="pct"/>
-          </w:tcPr>
-          <w:p>
-            <w:r>
-              <w:t>FacilityCandidate[]</w:t>
-            </w:r>
-          </w:p>
-        </w:tc>
-        <w:tc>
-          <w:tcPr>
-            <w:tcW w:w="1250" w:type="pct"/>
-          </w:tcPr>
-          <w:p>
-            <w:r>
-              <w:t>✓</w:t>
-            </w:r>
-          </w:p>
-        </w:tc>
-        <w:tc>
-          <w:tcPr>
-            <w:tcW w:w="1250" w:type="pct"/>
-          </w:tcPr>
-          <w:p>
-            <w:r>
-              <w:rPr>
-                <w:rFonts w:hint="eastAsia"/>
-              </w:rPr>
-              <w:t>初期表示用の管理可能施設候補</w:t>
-            </w:r>
-          </w:p>
-        </w:tc>
-      </w:tr>
-      <w:tr>
-        <w:tc>
-          <w:tcPr>
-            <w:tcW w:w="1250" w:type="pct"/>
-          </w:tcPr>
-          <w:p>
-            <w:r>
-              <w:t>accountTypes</w:t>
-            </w:r>
-          </w:p>
-        </w:tc>
-        <w:tc>
-          <w:tcPr>
-            <w:tcW w:w="1250" w:type="pct"/>
-          </w:tcPr>
-          <w:p>
-            <w:r>
-              <w:t>AccountTypeOption[]</w:t>
-            </w:r>
-          </w:p>
-        </w:tc>
-        <w:tc>
-          <w:tcPr>
-            <w:tcW w:w="1250" w:type="pct"/>
-          </w:tcPr>
-          <w:p>
-            <w:r>
-              <w:t>✓</w:t>
-            </w:r>
-          </w:p>
-        </w:tc>
-        <w:tc>
-          <w:tcPr>
-            <w:tcW w:w="1250" w:type="pct"/>
-          </w:tcPr>
-          <w:p>
-            <w:r>
-              <w:rPr>
-                <w:rFonts w:hint="eastAsia"/>
-              </w:rPr>
-              <w:t>アカウント種別候補</w:t>
-            </w:r>
-          </w:p>
-        </w:tc>
-      </w:tr>
-      <w:tr>
-        <w:tc>
-          <w:tcPr>
-            <w:tcW w:w="1250" w:type="pct"/>
-          </w:tcPr>
-          <w:p>
-            <w:r>
-              <w:t>featureCatalogs</w:t>
-            </w:r>
-          </w:p>
-        </w:tc>
-        <w:tc>
-          <w:tcPr>
-            <w:tcW w:w="1250" w:type="pct"/>
-          </w:tcPr>
-          <w:p>
-            <w:r>
-              <w:t>FeatureCatalogItem[]</w:t>
-            </w:r>
-          </w:p>
-        </w:tc>
-        <w:tc>
-          <w:tcPr>
-            <w:tcW w:w="1250" w:type="pct"/>
-          </w:tcPr>
-          <w:p>
-            <w:r>
-              <w:t>✓</w:t>
-            </w:r>
-          </w:p>
-        </w:tc>
-        <w:tc>
-          <w:tcPr>
-            <w:tcW w:w="1250" w:type="pct"/>
-          </w:tcPr>
-          <w:p>
-            <w:r>
-              <w:rPr>
-                <w:rFonts w:hint="eastAsia"/>
-              </w:rPr>
-              <w:t>担当施設設定で利用する機能カタログ</w:t>
-            </w:r>
-          </w:p>
-        </w:tc>
-      </w:tr>
-      <w:tr>
-        <w:tc>
-          <w:tcPr>
-            <w:tcW w:w="1250" w:type="pct"/>
-          </w:tcPr>
-          <w:p>
-            <w:r>
-              <w:t>columnCatalogs</w:t>
-            </w:r>
-          </w:p>
-        </w:tc>
-        <w:tc>
-          <w:tcPr>
-            <w:tcW w:w="1250" w:type="pct"/>
-          </w:tcPr>
-          <w:p>
-            <w:r>
-              <w:t>ColumnCatalogItem[]</w:t>
-            </w:r>
-          </w:p>
-        </w:tc>
-        <w:tc>
-          <w:tcPr>
-            <w:tcW w:w="1250" w:type="pct"/>
-          </w:tcPr>
-          <w:p>
-            <w:r>
-              <w:t>✓</w:t>
-            </w:r>
-          </w:p>
-        </w:tc>
-        <w:tc>
-          <w:tcPr>
-            <w:tcW w:w="1250" w:type="pct"/>
-          </w:tcPr>
-          <w:p>
-            <w:r>
-              <w:rPr>
-                <w:rFonts w:hint="eastAsia"/>
-              </w:rPr>
-              <w:t>担当施設設定で利用するカラムカタログ</w:t>
-            </w:r>
-          </w:p>
-        </w:tc>
-      </w:tr>
-      <w:tr>
-        <w:tc>
-          <w:tcPr>
-            <w:tcW w:w="1250" w:type="pct"/>
-          </w:tcPr>
-          <w:p>
-            <w:r>
               <w:t>permissions</w:t>
             </w:r>
           </w:p>
@@ -11476,7 +11641,7 @@
               <w:rPr>
                 <w:rFonts w:hint="eastAsia"/>
               </w:rPr>
-              <w:t>アカウント種別コード。`SHIP` / `SHRC` / `HOSPITAL`</w:t>
+              <w:t>アカウント種別コード。`SHIP` / `SHRC` / `HOSPITAL`。`SYSTEM_ADMIN` は返却しない</w:t>
             </w:r>
           </w:p>
         </w:tc>
@@ -11789,7 +11954,6 @@
           </w:tcPr>
           <w:p>
             <w:r>
-              <w:lastRenderedPageBreak/>
               <w:t>menuGroupCode</w:t>
             </w:r>
           </w:p>
@@ -11976,6 +12140,7 @@
         <w:rPr>
           <w:rFonts w:hint="eastAsia"/>
         </w:rPr>
+        <w:lastRenderedPageBreak/>
         <w:t>columnCatalogs要素（ColumnCatalogItem）</w:t>
       </w:r>
     </w:p>
@@ -12754,12 +12919,11 @@
           <w:rFonts w:hint="eastAsia"/>
         </w:rPr>
       </w:pPr>
-      <w:bookmarkStart w:id="26" w:name="_Toc229927525"/>
-      <w:r>
-        <w:rPr>
-          <w:rFonts w:hint="eastAsia"/>
-        </w:rPr>
-        <w:lastRenderedPageBreak/>
+      <w:bookmarkStart w:id="26" w:name="_Toc230013893"/>
+      <w:r>
+        <w:rPr>
+          <w:rFonts w:hint="eastAsia"/>
+        </w:rPr>
         <w:t>ステータスコード</w:t>
       </w:r>
       <w:bookmarkEnd w:id="26"/>
@@ -12996,11 +13160,12 @@
           <w:rFonts w:hint="eastAsia"/>
         </w:rPr>
       </w:pPr>
-      <w:bookmarkStart w:id="27" w:name="_Toc229927526"/>
-      <w:r>
-        <w:rPr>
-          <w:rFonts w:hint="eastAsia"/>
-        </w:rPr>
+      <w:bookmarkStart w:id="27" w:name="_Toc230013894"/>
+      <w:r>
+        <w:rPr>
+          <w:rFonts w:hint="eastAsia"/>
+        </w:rPr>
+        <w:lastRenderedPageBreak/>
         <w:t>ユーザー一覧取得（/user-management/users）</w:t>
       </w:r>
       <w:bookmarkEnd w:id="27"/>
@@ -13062,7 +13227,7 @@
           <w:rFonts w:hint="eastAsia"/>
         </w:rPr>
       </w:pPr>
-      <w:bookmarkStart w:id="28" w:name="_Toc229927527"/>
+      <w:bookmarkStart w:id="28" w:name="_Toc230013895"/>
       <w:r>
         <w:rPr>
           <w:rFonts w:hint="eastAsia"/>
@@ -13533,7 +13698,6 @@
           </w:tcPr>
           <w:p>
             <w:r>
-              <w:lastRenderedPageBreak/>
               <w:t>sortBy</w:t>
             </w:r>
           </w:p>
@@ -13650,6 +13814,7 @@
         <w:rPr>
           <w:rFonts w:hint="eastAsia"/>
         </w:rPr>
+        <w:lastRenderedPageBreak/>
         <w:t>権限チェック</w:t>
       </w:r>
     </w:p>
@@ -13663,7 +13828,20 @@
         <w:rPr>
           <w:rFonts w:hint="eastAsia"/>
         </w:rPr>
-        <w:t>認可条件: Bearer トークン上の作業対象施設について `user_list_view` が有効であること</w:t>
+        <w:t>認可条件: 通常アカウントでは Bearer トークン上の作業対象施設について `user_list_view` が有効であること</w:t>
+      </w:r>
+    </w:p>
+    <w:p>
+      <w:pPr>
+        <w:rPr>
+          <w:rFonts w:hint="eastAsia"/>
+        </w:rPr>
+      </w:pPr>
+      <w:r>
+        <w:rPr>
+          <w:rFonts w:hint="eastAsia"/>
+        </w:rPr>
+        <w:t>認可条件: 共有システム管理者アカウントでは作業対象施設が未削除であること</w:t>
       </w:r>
     </w:p>
     <w:p>
@@ -13690,20 +13868,20 @@
         <w:rPr>
           <w:rFonts w:hint="eastAsia"/>
         </w:rPr>
-        <w:t>`users.deleted_at IS NULL` かつ Bearer トークン上の作業対象施設に有効な担当施設割当を持つユーザーを対象とする</w:t>
-      </w:r>
-    </w:p>
-    <w:p>
-      <w:pPr>
-        <w:rPr>
-          <w:rFonts w:hint="eastAsia"/>
-        </w:rPr>
-      </w:pPr>
-      <w:r>
-        <w:rPr>
-          <w:rFonts w:hint="eastAsia"/>
-        </w:rPr>
-        <w:t>ユーザー名、メールアドレス、既定施設、アカウント種別で AND 条件検索する</w:t>
+        <w:t>`users.deleted_at IS NULL`、`users.account_type &lt;&gt; 'SYSTEM_ADMIN'`、かつ Bearer トークン上の作業対象施設に有効な担当施設割当を持つユーザーを対象とする</w:t>
+      </w:r>
+    </w:p>
+    <w:p>
+      <w:pPr>
+        <w:rPr>
+          <w:rFonts w:hint="eastAsia"/>
+        </w:rPr>
+      </w:pPr>
+      <w:r>
+        <w:rPr>
+          <w:rFonts w:hint="eastAsia"/>
+        </w:rPr>
+        <w:t>ユーザー名、メールアドレス、既定施設、アカウント種別で AND 条件検索する。`accountType=SYSTEM_ADMIN` は検索条件として受け付けない</w:t>
       </w:r>
     </w:p>
     <w:p>
@@ -13752,7 +13930,7 @@
           <w:rFonts w:hint="eastAsia"/>
         </w:rPr>
       </w:pPr>
-      <w:bookmarkStart w:id="29" w:name="_Toc229927528"/>
+      <w:bookmarkStart w:id="29" w:name="_Toc230013896"/>
       <w:r>
         <w:rPr>
           <w:rFonts w:hint="eastAsia"/>
@@ -14059,7 +14237,6 @@
         <w:rPr>
           <w:rFonts w:hint="eastAsia"/>
         </w:rPr>
-        <w:lastRenderedPageBreak/>
         <w:t>items要素（UserManagementUserSummary）</w:t>
       </w:r>
     </w:p>
@@ -14445,6 +14622,7 @@
           </w:tcPr>
           <w:p>
             <w:r>
+              <w:lastRenderedPageBreak/>
               <w:t>assignedFacilityCount</w:t>
             </w:r>
           </w:p>
@@ -14537,7 +14715,7 @@
           <w:rFonts w:hint="eastAsia"/>
         </w:rPr>
       </w:pPr>
-      <w:bookmarkStart w:id="30" w:name="_Toc229927529"/>
+      <w:bookmarkStart w:id="30" w:name="_Toc230013897"/>
       <w:r>
         <w:rPr>
           <w:rFonts w:hint="eastAsia"/>
@@ -14813,7 +14991,7 @@
           <w:rFonts w:hint="eastAsia"/>
         </w:rPr>
       </w:pPr>
-      <w:bookmarkStart w:id="31" w:name="_Toc229927530"/>
+      <w:bookmarkStart w:id="31" w:name="_Toc230013898"/>
       <w:r>
         <w:rPr>
           <w:rFonts w:hint="eastAsia"/>
@@ -14869,7 +15047,6 @@
         <w:rPr>
           <w:rFonts w:hint="eastAsia"/>
         </w:rPr>
-        <w:lastRenderedPageBreak/>
         <w:t>認証: 要（Bearer）</w:t>
       </w:r>
     </w:p>
@@ -14880,7 +15057,7 @@
           <w:rFonts w:hint="eastAsia"/>
         </w:rPr>
       </w:pPr>
-      <w:bookmarkStart w:id="32" w:name="_Toc229927531"/>
+      <w:bookmarkStart w:id="32" w:name="_Toc230013899"/>
       <w:r>
         <w:rPr>
           <w:rFonts w:hint="eastAsia"/>
@@ -15082,6 +15259,7 @@
         <w:rPr>
           <w:rFonts w:hint="eastAsia"/>
         </w:rPr>
+        <w:lastRenderedPageBreak/>
         <w:t>権限チェック</w:t>
       </w:r>
     </w:p>
@@ -15095,7 +15273,20 @@
         <w:rPr>
           <w:rFonts w:hint="eastAsia"/>
         </w:rPr>
-        <w:t>認可条件: Bearer トークン上の作業対象施設について `user_edit` が有効であること</w:t>
+        <w:t>認可条件: 通常アカウントでは Bearer トークン上の作業対象施設について `user_edit` が有効であること</w:t>
+      </w:r>
+    </w:p>
+    <w:p>
+      <w:pPr>
+        <w:rPr>
+          <w:rFonts w:hint="eastAsia"/>
+        </w:rPr>
+      </w:pPr>
+      <w:r>
+        <w:rPr>
+          <w:rFonts w:hint="eastAsia"/>
+        </w:rPr>
+        <w:t>認可条件: 共有システム管理者アカウントでは作業対象施設が未削除であること</w:t>
       </w:r>
     </w:p>
     <w:p>
@@ -15122,7 +15313,7 @@
         <w:rPr>
           <w:rFonts w:hint="eastAsia"/>
         </w:rPr>
-        <w:t>対象 `users` が `deleted_at IS NULL` で存在することを確認する</w:t>
+        <w:t>対象 `users` が `deleted_at IS NULL` かつ `account_type &lt;&gt; 'SYSTEM_ADMIN'` で存在することを確認する</w:t>
       </w:r>
     </w:p>
     <w:p>
@@ -15171,7 +15362,7 @@
           <w:rFonts w:hint="eastAsia"/>
         </w:rPr>
       </w:pPr>
-      <w:bookmarkStart w:id="33" w:name="_Toc229927532"/>
+      <w:bookmarkStart w:id="33" w:name="_Toc230013900"/>
       <w:r>
         <w:rPr>
           <w:rFonts w:hint="eastAsia"/>
@@ -15818,142 +16009,142 @@
           </w:tcPr>
           <w:p>
             <w:r>
+              <w:t>positionName</w:t>
+            </w:r>
+          </w:p>
+        </w:tc>
+        <w:tc>
+          <w:tcPr>
+            <w:tcW w:w="1250" w:type="pct"/>
+          </w:tcPr>
+          <w:p>
+            <w:r>
+              <w:t>string</w:t>
+            </w:r>
+          </w:p>
+        </w:tc>
+        <w:tc>
+          <w:tcPr>
+            <w:tcW w:w="1250" w:type="pct"/>
+          </w:tcPr>
+          <w:p>
+            <w:r>
+              <w:t>-</w:t>
+            </w:r>
+          </w:p>
+        </w:tc>
+        <w:tc>
+          <w:tcPr>
+            <w:tcW w:w="1250" w:type="pct"/>
+          </w:tcPr>
+          <w:p>
+            <w:r>
+              <w:rPr>
+                <w:rFonts w:hint="eastAsia"/>
+              </w:rPr>
+              <w:t>役職</w:t>
+            </w:r>
+          </w:p>
+        </w:tc>
+      </w:tr>
+      <w:tr>
+        <w:tc>
+          <w:tcPr>
+            <w:tcW w:w="1250" w:type="pct"/>
+          </w:tcPr>
+          <w:p>
+            <w:r>
+              <w:t>contactPersonName</w:t>
+            </w:r>
+          </w:p>
+        </w:tc>
+        <w:tc>
+          <w:tcPr>
+            <w:tcW w:w="1250" w:type="pct"/>
+          </w:tcPr>
+          <w:p>
+            <w:r>
+              <w:t>string</w:t>
+            </w:r>
+          </w:p>
+        </w:tc>
+        <w:tc>
+          <w:tcPr>
+            <w:tcW w:w="1250" w:type="pct"/>
+          </w:tcPr>
+          <w:p>
+            <w:r>
+              <w:t>-</w:t>
+            </w:r>
+          </w:p>
+        </w:tc>
+        <w:tc>
+          <w:tcPr>
+            <w:tcW w:w="1250" w:type="pct"/>
+          </w:tcPr>
+          <w:p>
+            <w:r>
+              <w:rPr>
+                <w:rFonts w:hint="eastAsia"/>
+              </w:rPr>
+              <w:t>連絡担当者名</w:t>
+            </w:r>
+          </w:p>
+        </w:tc>
+      </w:tr>
+      <w:tr>
+        <w:tc>
+          <w:tcPr>
+            <w:tcW w:w="1250" w:type="pct"/>
+          </w:tcPr>
+          <w:p>
+            <w:r>
+              <w:t>phoneNumber</w:t>
+            </w:r>
+          </w:p>
+        </w:tc>
+        <w:tc>
+          <w:tcPr>
+            <w:tcW w:w="1250" w:type="pct"/>
+          </w:tcPr>
+          <w:p>
+            <w:r>
+              <w:t>string</w:t>
+            </w:r>
+          </w:p>
+        </w:tc>
+        <w:tc>
+          <w:tcPr>
+            <w:tcW w:w="1250" w:type="pct"/>
+          </w:tcPr>
+          <w:p>
+            <w:r>
+              <w:t>-</w:t>
+            </w:r>
+          </w:p>
+        </w:tc>
+        <w:tc>
+          <w:tcPr>
+            <w:tcW w:w="1250" w:type="pct"/>
+          </w:tcPr>
+          <w:p>
+            <w:r>
+              <w:rPr>
+                <w:rFonts w:hint="eastAsia"/>
+              </w:rPr>
+              <w:t>電話番号</w:t>
+            </w:r>
+          </w:p>
+        </w:tc>
+      </w:tr>
+      <w:tr>
+        <w:tc>
+          <w:tcPr>
+            <w:tcW w:w="1250" w:type="pct"/>
+          </w:tcPr>
+          <w:p>
+            <w:r>
               <w:lastRenderedPageBreak/>
-              <w:t>positionName</w:t>
-            </w:r>
-          </w:p>
-        </w:tc>
-        <w:tc>
-          <w:tcPr>
-            <w:tcW w:w="1250" w:type="pct"/>
-          </w:tcPr>
-          <w:p>
-            <w:r>
-              <w:t>string</w:t>
-            </w:r>
-          </w:p>
-        </w:tc>
-        <w:tc>
-          <w:tcPr>
-            <w:tcW w:w="1250" w:type="pct"/>
-          </w:tcPr>
-          <w:p>
-            <w:r>
-              <w:t>-</w:t>
-            </w:r>
-          </w:p>
-        </w:tc>
-        <w:tc>
-          <w:tcPr>
-            <w:tcW w:w="1250" w:type="pct"/>
-          </w:tcPr>
-          <w:p>
-            <w:r>
-              <w:rPr>
-                <w:rFonts w:hint="eastAsia"/>
-              </w:rPr>
-              <w:t>役職</w:t>
-            </w:r>
-          </w:p>
-        </w:tc>
-      </w:tr>
-      <w:tr>
-        <w:tc>
-          <w:tcPr>
-            <w:tcW w:w="1250" w:type="pct"/>
-          </w:tcPr>
-          <w:p>
-            <w:r>
-              <w:t>contactPersonName</w:t>
-            </w:r>
-          </w:p>
-        </w:tc>
-        <w:tc>
-          <w:tcPr>
-            <w:tcW w:w="1250" w:type="pct"/>
-          </w:tcPr>
-          <w:p>
-            <w:r>
-              <w:t>string</w:t>
-            </w:r>
-          </w:p>
-        </w:tc>
-        <w:tc>
-          <w:tcPr>
-            <w:tcW w:w="1250" w:type="pct"/>
-          </w:tcPr>
-          <w:p>
-            <w:r>
-              <w:t>-</w:t>
-            </w:r>
-          </w:p>
-        </w:tc>
-        <w:tc>
-          <w:tcPr>
-            <w:tcW w:w="1250" w:type="pct"/>
-          </w:tcPr>
-          <w:p>
-            <w:r>
-              <w:rPr>
-                <w:rFonts w:hint="eastAsia"/>
-              </w:rPr>
-              <w:t>連絡担当者名</w:t>
-            </w:r>
-          </w:p>
-        </w:tc>
-      </w:tr>
-      <w:tr>
-        <w:tc>
-          <w:tcPr>
-            <w:tcW w:w="1250" w:type="pct"/>
-          </w:tcPr>
-          <w:p>
-            <w:r>
-              <w:t>phoneNumber</w:t>
-            </w:r>
-          </w:p>
-        </w:tc>
-        <w:tc>
-          <w:tcPr>
-            <w:tcW w:w="1250" w:type="pct"/>
-          </w:tcPr>
-          <w:p>
-            <w:r>
-              <w:t>string</w:t>
-            </w:r>
-          </w:p>
-        </w:tc>
-        <w:tc>
-          <w:tcPr>
-            <w:tcW w:w="1250" w:type="pct"/>
-          </w:tcPr>
-          <w:p>
-            <w:r>
-              <w:t>-</w:t>
-            </w:r>
-          </w:p>
-        </w:tc>
-        <w:tc>
-          <w:tcPr>
-            <w:tcW w:w="1250" w:type="pct"/>
-          </w:tcPr>
-          <w:p>
-            <w:r>
-              <w:rPr>
-                <w:rFonts w:hint="eastAsia"/>
-              </w:rPr>
-              <w:t>電話番号</w:t>
-            </w:r>
-          </w:p>
-        </w:tc>
-      </w:tr>
-      <w:tr>
-        <w:tc>
-          <w:tcPr>
-            <w:tcW w:w="1250" w:type="pct"/>
-          </w:tcPr>
-          <w:p>
-            <w:r>
               <w:t>lastLoginAt</w:t>
             </w:r>
           </w:p>
@@ -16091,7 +16282,7 @@
           <w:rFonts w:hint="eastAsia"/>
         </w:rPr>
       </w:pPr>
-      <w:bookmarkStart w:id="34" w:name="_Toc229927533"/>
+      <w:bookmarkStart w:id="34" w:name="_Toc230013901"/>
       <w:r>
         <w:rPr>
           <w:rFonts w:hint="eastAsia"/>
@@ -16367,7 +16558,7 @@
           <w:rFonts w:hint="eastAsia"/>
         </w:rPr>
       </w:pPr>
-      <w:bookmarkStart w:id="35" w:name="_Toc229927534"/>
+      <w:bookmarkStart w:id="35" w:name="_Toc230013902"/>
       <w:r>
         <w:rPr>
           <w:rFonts w:hint="eastAsia"/>
@@ -16433,12 +16624,11 @@
           <w:rFonts w:hint="eastAsia"/>
         </w:rPr>
       </w:pPr>
-      <w:bookmarkStart w:id="36" w:name="_Toc229927535"/>
-      <w:r>
-        <w:rPr>
-          <w:rFonts w:hint="eastAsia"/>
-        </w:rPr>
-        <w:lastRenderedPageBreak/>
+      <w:bookmarkStart w:id="36" w:name="_Toc230013903"/>
+      <w:r>
+        <w:rPr>
+          <w:rFonts w:hint="eastAsia"/>
+        </w:rPr>
         <w:t>リクエストパラメータ</w:t>
       </w:r>
       <w:bookmarkEnd w:id="36"/>
@@ -16649,7 +16839,20 @@
         <w:rPr>
           <w:rFonts w:hint="eastAsia"/>
         </w:rPr>
-        <w:t>認可条件: Bearer トークン上の作業対象施設について `user_facility_assignment_edit` が有効であること</w:t>
+        <w:t>認可条件: 通常アカウントでは Bearer トークン上の作業対象施設について `user_facility_assignment_edit` が有効であること</w:t>
+      </w:r>
+    </w:p>
+    <w:p>
+      <w:pPr>
+        <w:rPr>
+          <w:rFonts w:hint="eastAsia"/>
+        </w:rPr>
+      </w:pPr>
+      <w:r>
+        <w:rPr>
+          <w:rFonts w:hint="eastAsia"/>
+        </w:rPr>
+        <w:t>認可条件: 共有システム管理者アカウントでは作業対象施設が未削除であること</w:t>
       </w:r>
     </w:p>
     <w:p>
@@ -16676,7 +16879,7 @@
         <w:rPr>
           <w:rFonts w:hint="eastAsia"/>
         </w:rPr>
-        <w:t>対象 `users` が `deleted_at IS NULL` で存在することを確認する</w:t>
+        <w:t>対象 `users` が `deleted_at IS NULL` かつ `account_type &lt;&gt; 'SYSTEM_ADMIN'` で存在することを確認する</w:t>
       </w:r>
     </w:p>
     <w:p>
@@ -16751,7 +16954,7 @@
           <w:rFonts w:hint="eastAsia"/>
         </w:rPr>
       </w:pPr>
-      <w:bookmarkStart w:id="37" w:name="_Toc229927536"/>
+      <w:bookmarkStart w:id="37" w:name="_Toc230013904"/>
       <w:r>
         <w:rPr>
           <w:rFonts w:hint="eastAsia"/>
@@ -17581,7 +17784,7 @@
           <w:rFonts w:hint="eastAsia"/>
         </w:rPr>
       </w:pPr>
-      <w:bookmarkStart w:id="38" w:name="_Toc229927537"/>
+      <w:bookmarkStart w:id="38" w:name="_Toc230013905"/>
       <w:r>
         <w:rPr>
           <w:rFonts w:hint="eastAsia"/>
@@ -17857,7 +18060,7 @@
           <w:rFonts w:hint="eastAsia"/>
         </w:rPr>
       </w:pPr>
-      <w:bookmarkStart w:id="39" w:name="_Toc229927538"/>
+      <w:bookmarkStart w:id="39" w:name="_Toc230013906"/>
       <w:r>
         <w:rPr>
           <w:rFonts w:hint="eastAsia"/>
@@ -17923,7 +18126,7 @@
           <w:rFonts w:hint="eastAsia"/>
         </w:rPr>
       </w:pPr>
-      <w:bookmarkStart w:id="40" w:name="_Toc229927539"/>
+      <w:bookmarkStart w:id="40" w:name="_Toc230013907"/>
       <w:r>
         <w:rPr>
           <w:rFonts w:hint="eastAsia"/>
@@ -18248,7 +18451,20 @@
         <w:rPr>
           <w:rFonts w:hint="eastAsia"/>
         </w:rPr>
-        <w:t>認可条件: Bearer トークン上の作業対象施設について `user_facility_assignment_edit` が有効であること</w:t>
+        <w:t>認可条件: 通常アカウントでは Bearer トークン上の作業対象施設について `user_facility_assignment_edit` が有効であること</w:t>
+      </w:r>
+    </w:p>
+    <w:p>
+      <w:pPr>
+        <w:rPr>
+          <w:rFonts w:hint="eastAsia"/>
+        </w:rPr>
+      </w:pPr>
+      <w:r>
+        <w:rPr>
+          <w:rFonts w:hint="eastAsia"/>
+        </w:rPr>
+        <w:t>認可条件: 共有システム管理者アカウントでは作業対象施設が未削除であること</w:t>
       </w:r>
     </w:p>
     <w:p>
@@ -18275,7 +18491,21 @@
         <w:rPr>
           <w:rFonts w:hint="eastAsia"/>
         </w:rPr>
-        <w:t>候補施設は、実行ユーザー自身が `user_facility_assignments.is_active=true` の直接割当を持ち、Bearer トークン上の作業対象施設と同一 `establishment_id` に属し、かつ当該施設に対して実効 `user_facility_assignment_edit` を持つ `facilities.deleted_at IS NULL` の施設に限る</w:t>
+        <w:t>通常アカウントの候補施設は、実行ユーザー自身が `user_facility_assignments.is_active=true` の直接割当を持ち、Bearer トークン上の作業対象施設と同一 `establishment_id` に属し、かつ当該施設に対して実効 `user_facility_assignment_edit` を持つ `facilities.deleted_at IS NULL` の施設に限る</w:t>
+      </w:r>
+    </w:p>
+    <w:p>
+      <w:pPr>
+        <w:rPr>
+          <w:rFonts w:hint="eastAsia"/>
+        </w:rPr>
+      </w:pPr>
+      <w:r>
+        <w:rPr>
+          <w:rFonts w:hint="eastAsia"/>
+        </w:rPr>
+        <w:lastRenderedPageBreak/>
+        <w:t>共有システム管理者アカウントの候補施設は、`facilities.deleted_at IS NULL` の全施設とする</w:t>
       </w:r>
     </w:p>
     <w:p>
@@ -18301,7 +18531,6 @@
         <w:rPr>
           <w:rFonts w:hint="eastAsia"/>
         </w:rPr>
-        <w:lastRenderedPageBreak/>
         <w:t>各施設について `feature_catalogs.config_scope='FACILITY_USER'` かつ `facility_feature_settings.is_enabled=true` の機能コード一覧を返却する。`auth_login` / `facility_select` は含めない。Phase1では `normal_ship_request` / `lending_in_use_used` を候補に含める</w:t>
       </w:r>
     </w:p>
@@ -18325,7 +18554,7 @@
           <w:rFonts w:hint="eastAsia"/>
         </w:rPr>
       </w:pPr>
-      <w:bookmarkStart w:id="41" w:name="_Toc229927540"/>
+      <w:bookmarkStart w:id="41" w:name="_Toc230013908"/>
       <w:r>
         <w:rPr>
           <w:rFonts w:hint="eastAsia"/>
@@ -19064,7 +19293,7 @@
           <w:rFonts w:hint="eastAsia"/>
         </w:rPr>
       </w:pPr>
-      <w:bookmarkStart w:id="42" w:name="_Toc229927541"/>
+      <w:bookmarkStart w:id="42" w:name="_Toc230013909"/>
       <w:r>
         <w:rPr>
           <w:rFonts w:hint="eastAsia"/>
@@ -19341,7 +19570,7 @@
           <w:rFonts w:hint="eastAsia"/>
         </w:rPr>
       </w:pPr>
-      <w:bookmarkStart w:id="43" w:name="_Toc229927542"/>
+      <w:bookmarkStart w:id="43" w:name="_Toc230013910"/>
       <w:r>
         <w:rPr>
           <w:rFonts w:hint="eastAsia"/>
@@ -19407,7 +19636,7 @@
           <w:rFonts w:hint="eastAsia"/>
         </w:rPr>
       </w:pPr>
-      <w:bookmarkStart w:id="44" w:name="_Toc229927543"/>
+      <w:bookmarkStart w:id="44" w:name="_Toc230013911"/>
       <w:r>
         <w:rPr>
           <w:rFonts w:hint="eastAsia"/>
@@ -19651,7 +19880,7 @@
               <w:rPr>
                 <w:rFonts w:hint="eastAsia"/>
               </w:rPr>
-              <w:t>アカウント種別。`SHIP` / `SHRC` / `HOSPITAL`</w:t>
+              <w:t>アカウント種別。`SHIP` / `SHRC` / `HOSPITAL`。`SYSTEM_ADMIN` は指定不可</w:t>
             </w:r>
           </w:p>
         </w:tc>
@@ -19753,6 +19982,7 @@
           </w:tcPr>
           <w:p>
             <w:r>
+              <w:lastRenderedPageBreak/>
               <w:t>sectionName</w:t>
             </w:r>
           </w:p>
@@ -19843,7 +20073,6 @@
           </w:tcPr>
           <w:p>
             <w:r>
-              <w:lastRenderedPageBreak/>
               <w:t>contactPersonName</w:t>
             </w:r>
           </w:p>
@@ -20254,20 +20483,33 @@
         <w:rPr>
           <w:rFonts w:hint="eastAsia"/>
         </w:rPr>
-        <w:t>認可条件: Bearer トークン上の作業対象施設について `user_edit` が有効であること</w:t>
-      </w:r>
-    </w:p>
-    <w:p>
-      <w:pPr>
-        <w:rPr>
-          <w:rFonts w:hint="eastAsia"/>
-        </w:rPr>
-      </w:pPr>
-      <w:r>
-        <w:rPr>
-          <w:rFonts w:hint="eastAsia"/>
-        </w:rPr>
-        <w:t>認可条件: Bearer トークン上の作業対象施設について `user_facility_assignment_edit` が有効であること</w:t>
+        <w:t>認可条件: 通常アカウントでは Bearer トークン上の作業対象施設について `user_edit` が有効であること</w:t>
+      </w:r>
+    </w:p>
+    <w:p>
+      <w:pPr>
+        <w:rPr>
+          <w:rFonts w:hint="eastAsia"/>
+        </w:rPr>
+      </w:pPr>
+      <w:r>
+        <w:rPr>
+          <w:rFonts w:hint="eastAsia"/>
+        </w:rPr>
+        <w:t>認可条件: 通常アカウントでは Bearer トークン上の作業対象施設について `user_facility_assignment_edit` が有効であること</w:t>
+      </w:r>
+    </w:p>
+    <w:p>
+      <w:pPr>
+        <w:rPr>
+          <w:rFonts w:hint="eastAsia"/>
+        </w:rPr>
+      </w:pPr>
+      <w:r>
+        <w:rPr>
+          <w:rFonts w:hint="eastAsia"/>
+        </w:rPr>
+        <w:t>認可条件: 共有システム管理者アカウントでは作業対象施設が未削除であること</w:t>
       </w:r>
     </w:p>
     <w:p>
@@ -20307,6 +20549,20 @@
         <w:rPr>
           <w:rFonts w:hint="eastAsia"/>
         </w:rPr>
+        <w:t>リクエスト `accountType` は `SHIP` / `SHRC` / `HOSPITAL` のみ受け付け、`SYSTEM_ADMIN` は 400 とする</w:t>
+      </w:r>
+    </w:p>
+    <w:p>
+      <w:pPr>
+        <w:rPr>
+          <w:rFonts w:hint="eastAsia"/>
+        </w:rPr>
+      </w:pPr>
+      <w:r>
+        <w:rPr>
+          <w:rFonts w:hint="eastAsia"/>
+        </w:rPr>
+        <w:lastRenderedPageBreak/>
         <w:t>作業対象施設が `facilityAssignments.facilityId` に含まれていることを確認し、含まれない場合は 400 を返却する</w:t>
       </w:r>
     </w:p>
@@ -20346,150 +20602,150 @@
         <w:rPr>
           <w:rFonts w:hint="eastAsia"/>
         </w:rPr>
+        <w:t>すべての担当施設が `defaultFacilityId` と同一 `establishment_id` に属することを確認し、満たさない場合は 400 を返却する</w:t>
+      </w:r>
+    </w:p>
+    <w:p>
+      <w:pPr>
+        <w:rPr>
+          <w:rFonts w:hint="eastAsia"/>
+        </w:rPr>
+      </w:pPr>
+      <w:r>
+        <w:rPr>
+          <w:rFonts w:hint="eastAsia"/>
+        </w:rPr>
+        <w:t>`users.establishment_id` は `defaultFacilityId` に紐づく `facilities.establishment_id` から導出する</w:t>
+      </w:r>
+    </w:p>
+    <w:p>
+      <w:pPr>
+        <w:rPr>
+          <w:rFonts w:hint="eastAsia"/>
+        </w:rPr>
+      </w:pPr>
+      <w:r>
+        <w:rPr>
+          <w:rFonts w:hint="eastAsia"/>
+        </w:rPr>
+        <w:t>`users.facility_id` には `defaultFacilityId` を保存する</w:t>
+      </w:r>
+    </w:p>
+    <w:p>
+      <w:pPr>
+        <w:rPr>
+          <w:rFonts w:hint="eastAsia"/>
+        </w:rPr>
+      </w:pPr>
+      <w:r>
+        <w:rPr>
+          <w:rFonts w:hint="eastAsia"/>
+        </w:rPr>
+        <w:t>`users.password_hash` は認証基盤内部のユーザー作成処理でランダム初期ハッシュを設定し、平文パスワードは発行しない</w:t>
+      </w:r>
+    </w:p>
+    <w:p>
+      <w:pPr>
+        <w:rPr>
+          <w:rFonts w:hint="eastAsia"/>
+        </w:rPr>
+      </w:pPr>
+      <w:r>
+        <w:rPr>
+          <w:rFonts w:hint="eastAsia"/>
+        </w:rPr>
+        <w:t>`user_facility_assignments` を作成し、`defaultFacilityId` のみ `is_default=true`、それ以外は `false` とする</w:t>
+      </w:r>
+    </w:p>
+    <w:p>
+      <w:pPr>
+        <w:rPr>
+          <w:rFonts w:hint="eastAsia"/>
+        </w:rPr>
+      </w:pPr>
+      <w:r>
+        <w:rPr>
+          <w:rFonts w:hint="eastAsia"/>
+        </w:rPr>
+        <w:t>`user_facility_assignments.assignment_type` は `defaultFacilityId` の施設を `PRIMARY`、それ以外を `SECONDARY` として内部導出する</w:t>
+      </w:r>
+    </w:p>
+    <w:p>
+      <w:pPr>
+        <w:rPr>
+          <w:rFonts w:hint="eastAsia"/>
+        </w:rPr>
+      </w:pPr>
+      <w:r>
+        <w:rPr>
+          <w:rFonts w:hint="eastAsia"/>
+        </w:rPr>
+        <w:t>`enabledFeatureCodes` は、対象施設の `availableFeatureCodes`（`feature_catalogs.config_scope='FACILITY_USER'` かつ `facility_feature_settings.is_enabled=true` の `feature_code`）の部分集合でなければならない。`auth_login` と `facility_select` を含む `config_scope='SYSTEM_FIXED'` の `feature_code` は受け付けない。Phase1では `normal_ship_request` / `lending_in_use_used` を `FACILITY_USER` として受け付ける</w:t>
+      </w:r>
+    </w:p>
+    <w:p>
+      <w:pPr>
+        <w:rPr>
+          <w:rFonts w:hint="eastAsia"/>
+        </w:rPr>
+      </w:pPr>
+      <w:r>
+        <w:rPr>
+          <w:rFonts w:hint="eastAsia"/>
+        </w:rPr>
+        <w:t>`enabledFeatureCodes` に `lending_in_use_used` を含める場合は、同じ担当施設の `enabledFeatureCodes` に `lending_checkout` も含めなければならない。含まれない場合は 409 (`FACILITY_PERMISSION_SCOPE_CONFLICT`) とする</w:t>
+      </w:r>
+    </w:p>
+    <w:p>
+      <w:pPr>
+        <w:rPr>
+          <w:rFonts w:hint="eastAsia"/>
+        </w:rPr>
+      </w:pPr>
+      <w:r>
+        <w:rPr>
+          <w:rFonts w:hint="eastAsia"/>
+        </w:rPr>
+        <w:t>`user_facility_feature_settings` は、前述の候補集合の各 `feature_code` を現在値として管理し、`enabledFeatureCodes` に含むコードを `is_enabled=true`、含まないコードを `false` として作成する</w:t>
+      </w:r>
+    </w:p>
+    <w:p>
+      <w:pPr>
+        <w:rPr>
+          <w:rFonts w:hint="eastAsia"/>
+        </w:rPr>
+      </w:pPr>
+      <w:r>
+        <w:rPr>
+          <w:rFonts w:hint="eastAsia"/>
+        </w:rPr>
+        <w:t>`enabledColumnCodes` は、対象施設の `availableColumnCodes`（`facility_column_settings.is_enabled=true` かつ関連機能が施設提供されている `column_code`）の部分集合でなければならない</w:t>
+      </w:r>
+    </w:p>
+    <w:p>
+      <w:pPr>
+        <w:rPr>
+          <w:rFonts w:hint="eastAsia"/>
+        </w:rPr>
+      </w:pPr>
+      <w:r>
+        <w:rPr>
+          <w:rFonts w:hint="eastAsia"/>
+        </w:rPr>
+        <w:t>`user_facility_column_settings` は、前述の候補集合の各 `column_code` を現在値として管理し、`enabledColumnCodes` に含み、かつ対応機能が `enabledFeatureCodes` に含まれるコードを `is_enabled=true`、それ以外を `false` として作成する</w:t>
+      </w:r>
+    </w:p>
+    <w:p>
+      <w:pPr>
+        <w:rPr>
+          <w:rFonts w:hint="eastAsia"/>
+        </w:rPr>
+      </w:pPr>
+      <w:r>
+        <w:rPr>
+          <w:rFonts w:hint="eastAsia"/>
+        </w:rPr>
         <w:lastRenderedPageBreak/>
-        <w:t>すべての担当施設が `defaultFacilityId` と同一 `establishment_id` に属することを確認し、満たさない場合は 400 を返却する</w:t>
-      </w:r>
-    </w:p>
-    <w:p>
-      <w:pPr>
-        <w:rPr>
-          <w:rFonts w:hint="eastAsia"/>
-        </w:rPr>
-      </w:pPr>
-      <w:r>
-        <w:rPr>
-          <w:rFonts w:hint="eastAsia"/>
-        </w:rPr>
-        <w:t>`users.establishment_id` は `defaultFacilityId` に紐づく `facilities.establishment_id` から導出する</w:t>
-      </w:r>
-    </w:p>
-    <w:p>
-      <w:pPr>
-        <w:rPr>
-          <w:rFonts w:hint="eastAsia"/>
-        </w:rPr>
-      </w:pPr>
-      <w:r>
-        <w:rPr>
-          <w:rFonts w:hint="eastAsia"/>
-        </w:rPr>
-        <w:t>`users.facility_id` には `defaultFacilityId` を保存する</w:t>
-      </w:r>
-    </w:p>
-    <w:p>
-      <w:pPr>
-        <w:rPr>
-          <w:rFonts w:hint="eastAsia"/>
-        </w:rPr>
-      </w:pPr>
-      <w:r>
-        <w:rPr>
-          <w:rFonts w:hint="eastAsia"/>
-        </w:rPr>
-        <w:t>`users.password_hash` は認証基盤内部のユーザー作成処理でランダム初期ハッシュを設定し、平文パスワードは発行しない</w:t>
-      </w:r>
-    </w:p>
-    <w:p>
-      <w:pPr>
-        <w:rPr>
-          <w:rFonts w:hint="eastAsia"/>
-        </w:rPr>
-      </w:pPr>
-      <w:r>
-        <w:rPr>
-          <w:rFonts w:hint="eastAsia"/>
-        </w:rPr>
-        <w:t>`user_facility_assignments` を作成し、`defaultFacilityId` のみ `is_default=true`、それ以外は `false` とする</w:t>
-      </w:r>
-    </w:p>
-    <w:p>
-      <w:pPr>
-        <w:rPr>
-          <w:rFonts w:hint="eastAsia"/>
-        </w:rPr>
-      </w:pPr>
-      <w:r>
-        <w:rPr>
-          <w:rFonts w:hint="eastAsia"/>
-        </w:rPr>
-        <w:t>`user_facility_assignments.assignment_type` は `defaultFacilityId` の施設を `PRIMARY`、それ以外を `SECONDARY` として内部導出する</w:t>
-      </w:r>
-    </w:p>
-    <w:p>
-      <w:pPr>
-        <w:rPr>
-          <w:rFonts w:hint="eastAsia"/>
-        </w:rPr>
-      </w:pPr>
-      <w:r>
-        <w:rPr>
-          <w:rFonts w:hint="eastAsia"/>
-        </w:rPr>
-        <w:t>`enabledFeatureCodes` は、対象施設の `availableFeatureCodes`（`feature_catalogs.config_scope='FACILITY_USER'` かつ `facility_feature_settings.is_enabled=true` の `feature_code`）の部分集合でなければならない。`auth_login` と `facility_select` を含む `config_scope='SYSTEM_FIXED'` の `feature_code` は受け付けない。Phase1では `normal_ship_request` / `lending_in_use_used` を `FACILITY_USER` として受け付ける</w:t>
-      </w:r>
-    </w:p>
-    <w:p>
-      <w:pPr>
-        <w:rPr>
-          <w:rFonts w:hint="eastAsia"/>
-        </w:rPr>
-      </w:pPr>
-      <w:r>
-        <w:rPr>
-          <w:rFonts w:hint="eastAsia"/>
-        </w:rPr>
-        <w:t>`enabledFeatureCodes` に `lending_in_use_used` を含める場合は、同じ担当施設の `enabledFeatureCodes` に `lending_checkout` も含めなければならない。含まれない場合は 409 (`FACILITY_PERMISSION_SCOPE_CONFLICT`) とする</w:t>
-      </w:r>
-    </w:p>
-    <w:p>
-      <w:pPr>
-        <w:rPr>
-          <w:rFonts w:hint="eastAsia"/>
-        </w:rPr>
-      </w:pPr>
-      <w:r>
-        <w:rPr>
-          <w:rFonts w:hint="eastAsia"/>
-        </w:rPr>
-        <w:t>`user_facility_feature_settings` は、前述の候補集合の各 `feature_code` を現在値として管理し、`enabledFeatureCodes` に含むコードを `is_enabled=true`、含まないコードを `false` として作成する</w:t>
-      </w:r>
-    </w:p>
-    <w:p>
-      <w:pPr>
-        <w:rPr>
-          <w:rFonts w:hint="eastAsia"/>
-        </w:rPr>
-      </w:pPr>
-      <w:r>
-        <w:rPr>
-          <w:rFonts w:hint="eastAsia"/>
-        </w:rPr>
-        <w:t>`enabledColumnCodes` は、対象施設の `availableColumnCodes`（`facility_column_settings.is_enabled=true` かつ関連機能が施設提供されている `column_code`）の部分集合でなければならない</w:t>
-      </w:r>
-    </w:p>
-    <w:p>
-      <w:pPr>
-        <w:rPr>
-          <w:rFonts w:hint="eastAsia"/>
-        </w:rPr>
-      </w:pPr>
-      <w:r>
-        <w:rPr>
-          <w:rFonts w:hint="eastAsia"/>
-        </w:rPr>
-        <w:t>`user_facility_column_settings` は、前述の候補集合の各 `column_code` を現在値として管理し、`enabledColumnCodes` に含み、かつ対応機能が `enabledFeatureCodes` に含まれるコードを `is_enabled=true`、それ以外を `false` として作成する</w:t>
-      </w:r>
-    </w:p>
-    <w:p>
-      <w:pPr>
-        <w:rPr>
-          <w:rFonts w:hint="eastAsia"/>
-        </w:rPr>
-      </w:pPr>
-      <w:r>
-        <w:rPr>
-          <w:rFonts w:hint="eastAsia"/>
-        </w:rPr>
         <w:t>作成処理は 1 トランザクションで実行する</w:t>
       </w:r>
     </w:p>
@@ -20504,7 +20760,6 @@
         <w:rPr>
           <w:rFonts w:hint="eastAsia"/>
         </w:rPr>
-        <w:lastRenderedPageBreak/>
         <w:t>永続化マッピング</w:t>
       </w:r>
     </w:p>
@@ -20794,7 +21049,10 @@
           </w:tcPr>
           <w:p>
             <w:r>
-              <w:t>`SHIP` / `SHRC` / `HOSPITAL`</w:t>
+              <w:rPr>
+                <w:rFonts w:hint="eastAsia"/>
+              </w:rPr>
+              <w:t>`SHIP` / `SHRC` / `HOSPITAL` のみ。`SYSTEM_ADMIN` は保存しない</w:t>
             </w:r>
           </w:p>
         </w:tc>
@@ -21046,6 +21304,7 @@
           </w:tcPr>
           <w:p>
             <w:r>
+              <w:lastRenderedPageBreak/>
               <w:t>`users`</w:t>
             </w:r>
           </w:p>
@@ -21094,222 +21353,370 @@
           </w:tcPr>
           <w:p>
             <w:r>
+              <w:t>`user_facility_assignments`</w:t>
+            </w:r>
+          </w:p>
+        </w:tc>
+        <w:tc>
+          <w:tcPr>
+            <w:tcW w:w="1250" w:type="pct"/>
+          </w:tcPr>
+          <w:p>
+            <w:r>
+              <w:t>`user_facility_assignment_id`</w:t>
+            </w:r>
+          </w:p>
+        </w:tc>
+        <w:tc>
+          <w:tcPr>
+            <w:tcW w:w="1250" w:type="pct"/>
+          </w:tcPr>
+          <w:p>
+            <w:r>
+              <w:rPr>
+                <w:rFonts w:hint="eastAsia"/>
+              </w:rPr>
+              <w:t>担当施設ごとに新規採番する</w:t>
+            </w:r>
+          </w:p>
+        </w:tc>
+        <w:tc>
+          <w:tcPr>
+            <w:tcW w:w="1250" w:type="pct"/>
+          </w:tcPr>
+          <w:p>
+            <w:r>
+              <w:rPr>
+                <w:rFonts w:hint="eastAsia"/>
+              </w:rPr>
+              <w:t>1 施設につき 1 行作成する</w:t>
+            </w:r>
+          </w:p>
+        </w:tc>
+      </w:tr>
+      <w:tr>
+        <w:tc>
+          <w:tcPr>
+            <w:tcW w:w="1250" w:type="pct"/>
+          </w:tcPr>
+          <w:p>
+            <w:r>
+              <w:t>`user_facility_assignments`</w:t>
+            </w:r>
+          </w:p>
+        </w:tc>
+        <w:tc>
+          <w:tcPr>
+            <w:tcW w:w="1250" w:type="pct"/>
+          </w:tcPr>
+          <w:p>
+            <w:r>
+              <w:t>`user_id` / `facility_id`</w:t>
+            </w:r>
+          </w:p>
+        </w:tc>
+        <w:tc>
+          <w:tcPr>
+            <w:tcW w:w="1250" w:type="pct"/>
+          </w:tcPr>
+          <w:p>
+            <w:r>
+              <w:rPr>
+                <w:rFonts w:hint="eastAsia"/>
+              </w:rPr>
+              <w:t>新規作成した `users.user_id` と `facilityAssignments[*].facilityId` を保存する</w:t>
+            </w:r>
+          </w:p>
+        </w:tc>
+        <w:tc>
+          <w:tcPr>
+            <w:tcW w:w="1250" w:type="pct"/>
+          </w:tcPr>
+          <w:p>
+            <w:r>
+              <w:rPr>
+                <w:rFonts w:hint="eastAsia"/>
+              </w:rPr>
+              <w:t>`(user_id, facility_id)` は一意に保つ</w:t>
+            </w:r>
+          </w:p>
+        </w:tc>
+      </w:tr>
+      <w:tr>
+        <w:tc>
+          <w:tcPr>
+            <w:tcW w:w="1250" w:type="pct"/>
+          </w:tcPr>
+          <w:p>
+            <w:r>
+              <w:t>`user_facility_assignments`</w:t>
+            </w:r>
+          </w:p>
+        </w:tc>
+        <w:tc>
+          <w:tcPr>
+            <w:tcW w:w="1250" w:type="pct"/>
+          </w:tcPr>
+          <w:p>
+            <w:r>
+              <w:t>`assignment_type` / `is_default`</w:t>
+            </w:r>
+          </w:p>
+        </w:tc>
+        <w:tc>
+          <w:tcPr>
+            <w:tcW w:w="1250" w:type="pct"/>
+          </w:tcPr>
+          <w:p>
+            <w:r>
+              <w:rPr>
+                <w:rFonts w:hint="eastAsia"/>
+              </w:rPr>
+              <w:t>`defaultFacilityId` の施設を `PRIMARY` / `true`、それ以外を `SECONDARY` / `false` として保存する</w:t>
+            </w:r>
+          </w:p>
+        </w:tc>
+        <w:tc>
+          <w:tcPr>
+            <w:tcW w:w="1250" w:type="pct"/>
+          </w:tcPr>
+          <w:p>
+            <w:r>
+              <w:rPr>
+                <w:rFonts w:hint="eastAsia"/>
+              </w:rPr>
+              <w:t>公開 API からは受け取らず内部導出する</w:t>
+            </w:r>
+          </w:p>
+        </w:tc>
+      </w:tr>
+      <w:tr>
+        <w:tc>
+          <w:tcPr>
+            <w:tcW w:w="1250" w:type="pct"/>
+          </w:tcPr>
+          <w:p>
+            <w:r>
+              <w:t>`user_facility_assignments`</w:t>
+            </w:r>
+          </w:p>
+        </w:tc>
+        <w:tc>
+          <w:tcPr>
+            <w:tcW w:w="1250" w:type="pct"/>
+          </w:tcPr>
+          <w:p>
+            <w:r>
+              <w:t>`is_active` / `valid_from` / `valid_to`</w:t>
+            </w:r>
+          </w:p>
+        </w:tc>
+        <w:tc>
+          <w:tcPr>
+            <w:tcW w:w="1250" w:type="pct"/>
+          </w:tcPr>
+          <w:p>
+            <w:r>
+              <w:rPr>
+                <w:rFonts w:hint="eastAsia"/>
+              </w:rPr>
+              <w:t>`true` / `NULL` / `NULL` で作成する</w:t>
+            </w:r>
+          </w:p>
+        </w:tc>
+        <w:tc>
+          <w:tcPr>
+            <w:tcW w:w="1250" w:type="pct"/>
+          </w:tcPr>
+          <w:p>
+            <w:r>
+              <w:rPr>
+                <w:rFonts w:hint="eastAsia"/>
+              </w:rPr>
+              <w:t>失効期間指定は本 API では受け付けない</w:t>
+            </w:r>
+          </w:p>
+        </w:tc>
+      </w:tr>
+      <w:tr>
+        <w:tc>
+          <w:tcPr>
+            <w:tcW w:w="1250" w:type="pct"/>
+          </w:tcPr>
+          <w:p>
+            <w:r>
+              <w:t>`user_facility_assignments`</w:t>
+            </w:r>
+          </w:p>
+        </w:tc>
+        <w:tc>
+          <w:tcPr>
+            <w:tcW w:w="1250" w:type="pct"/>
+          </w:tcPr>
+          <w:p>
+            <w:r>
+              <w:t>`created_by` / `updated_by` / `created_at` / `updated_at`</w:t>
+            </w:r>
+          </w:p>
+        </w:tc>
+        <w:tc>
+          <w:tcPr>
+            <w:tcW w:w="1250" w:type="pct"/>
+          </w:tcPr>
+          <w:p>
+            <w:r>
+              <w:rPr>
+                <w:rFonts w:hint="eastAsia"/>
+              </w:rPr>
+              <w:t>実行ユーザー ID と作成時点の日時を設定する</w:t>
+            </w:r>
+          </w:p>
+        </w:tc>
+        <w:tc>
+          <w:tcPr>
+            <w:tcW w:w="1250" w:type="pct"/>
+          </w:tcPr>
+          <w:p>
+            <w:r>
+              <w:rPr>
+                <w:rFonts w:hint="eastAsia"/>
+              </w:rPr>
+              <w:t>監査用</w:t>
+            </w:r>
+          </w:p>
+        </w:tc>
+      </w:tr>
+      <w:tr>
+        <w:tc>
+          <w:tcPr>
+            <w:tcW w:w="1250" w:type="pct"/>
+          </w:tcPr>
+          <w:p>
+            <w:r>
+              <w:t>`user_facility_feature_settings`</w:t>
+            </w:r>
+          </w:p>
+        </w:tc>
+        <w:tc>
+          <w:tcPr>
+            <w:tcW w:w="1250" w:type="pct"/>
+          </w:tcPr>
+          <w:p>
+            <w:r>
+              <w:t>`user_facility_feature_setting_id`</w:t>
+            </w:r>
+          </w:p>
+        </w:tc>
+        <w:tc>
+          <w:tcPr>
+            <w:tcW w:w="1250" w:type="pct"/>
+          </w:tcPr>
+          <w:p>
+            <w:r>
+              <w:rPr>
+                <w:rFonts w:hint="eastAsia"/>
+              </w:rPr>
+              <w:t>候補 `feature_code` ごとの行に対して新規採番する</w:t>
+            </w:r>
+          </w:p>
+        </w:tc>
+        <w:tc>
+          <w:tcPr>
+            <w:tcW w:w="1250" w:type="pct"/>
+          </w:tcPr>
+          <w:p>
+            <w:r>
+              <w:rPr>
+                <w:rFonts w:hint="eastAsia"/>
+              </w:rPr>
+              <w:t>1 施設内で候補機能ごとに 1 行作成する</w:t>
+            </w:r>
+          </w:p>
+        </w:tc>
+      </w:tr>
+      <w:tr>
+        <w:tc>
+          <w:tcPr>
+            <w:tcW w:w="1250" w:type="pct"/>
+          </w:tcPr>
+          <w:p>
+            <w:r>
+              <w:t>`user_facility_feature_settings`</w:t>
+            </w:r>
+          </w:p>
+        </w:tc>
+        <w:tc>
+          <w:tcPr>
+            <w:tcW w:w="1250" w:type="pct"/>
+          </w:tcPr>
+          <w:p>
+            <w:r>
+              <w:t>`user_facility_assignment_id` / `feature_code` / `is_enabled`</w:t>
+            </w:r>
+          </w:p>
+        </w:tc>
+        <w:tc>
+          <w:tcPr>
+            <w:tcW w:w="1250" w:type="pct"/>
+          </w:tcPr>
+          <w:p>
+            <w:r>
+              <w:rPr>
+                <w:rFonts w:hint="eastAsia"/>
+              </w:rPr>
+              <w:t>各担当施設の候補集合 `availableFeatureCodes` ごとに 1 行作成し、`enabledFeatureCodes` に含むコードを `true`、含まないコードを `false` で保存する</w:t>
+            </w:r>
+          </w:p>
+        </w:tc>
+        <w:tc>
+          <w:tcPr>
+            <w:tcW w:w="1250" w:type="pct"/>
+          </w:tcPr>
+          <w:p>
+            <w:r>
+              <w:rPr>
+                <w:rFonts w:hint="eastAsia"/>
+              </w:rPr>
+              <w:t>`config_scope='FACILITY_USER'` かつ施設提供中の機能のみ対象</w:t>
+            </w:r>
+          </w:p>
+        </w:tc>
+      </w:tr>
+      <w:tr>
+        <w:tc>
+          <w:tcPr>
+            <w:tcW w:w="1250" w:type="pct"/>
+          </w:tcPr>
+          <w:p>
+            <w:r>
+              <w:t>`user_facility_feature_settings`</w:t>
+            </w:r>
+          </w:p>
+        </w:tc>
+        <w:tc>
+          <w:tcPr>
+            <w:tcW w:w="1250" w:type="pct"/>
+          </w:tcPr>
+          <w:p>
+            <w:r>
+              <w:t>`created_by` / `updated_by` / `cre</w:t>
+            </w:r>
+            <w:r>
               <w:lastRenderedPageBreak/>
-              <w:t>`user_facility_assignments`</w:t>
-            </w:r>
-          </w:p>
-        </w:tc>
-        <w:tc>
-          <w:tcPr>
-            <w:tcW w:w="1250" w:type="pct"/>
-          </w:tcPr>
-          <w:p>
-            <w:r>
-              <w:t>`user_facility_assignment_id`</w:t>
-            </w:r>
-          </w:p>
-        </w:tc>
-        <w:tc>
-          <w:tcPr>
-            <w:tcW w:w="1250" w:type="pct"/>
-          </w:tcPr>
-          <w:p>
-            <w:r>
-              <w:rPr>
-                <w:rFonts w:hint="eastAsia"/>
-              </w:rPr>
-              <w:t>担当施設ごとに新規採番する</w:t>
-            </w:r>
-          </w:p>
-        </w:tc>
-        <w:tc>
-          <w:tcPr>
-            <w:tcW w:w="1250" w:type="pct"/>
-          </w:tcPr>
-          <w:p>
-            <w:r>
-              <w:rPr>
-                <w:rFonts w:hint="eastAsia"/>
-              </w:rPr>
-              <w:t>1 施設につき 1 行作成する</w:t>
-            </w:r>
-          </w:p>
-        </w:tc>
-      </w:tr>
-      <w:tr>
-        <w:tc>
-          <w:tcPr>
-            <w:tcW w:w="1250" w:type="pct"/>
-          </w:tcPr>
-          <w:p>
-            <w:r>
-              <w:t>`user_facility_assignments`</w:t>
-            </w:r>
-          </w:p>
-        </w:tc>
-        <w:tc>
-          <w:tcPr>
-            <w:tcW w:w="1250" w:type="pct"/>
-          </w:tcPr>
-          <w:p>
-            <w:r>
-              <w:t>`user_id` / `facility_id`</w:t>
-            </w:r>
-          </w:p>
-        </w:tc>
-        <w:tc>
-          <w:tcPr>
-            <w:tcW w:w="1250" w:type="pct"/>
-          </w:tcPr>
-          <w:p>
-            <w:r>
-              <w:rPr>
-                <w:rFonts w:hint="eastAsia"/>
-              </w:rPr>
-              <w:t>新規作成した `users.user_id` と `facilityAssignments[*].facilityId` を保存する</w:t>
-            </w:r>
-          </w:p>
-        </w:tc>
-        <w:tc>
-          <w:tcPr>
-            <w:tcW w:w="1250" w:type="pct"/>
-          </w:tcPr>
-          <w:p>
-            <w:r>
-              <w:rPr>
-                <w:rFonts w:hint="eastAsia"/>
-              </w:rPr>
-              <w:t>`(user_id, facility_id)` は一意に保つ</w:t>
-            </w:r>
-          </w:p>
-        </w:tc>
-      </w:tr>
-      <w:tr>
-        <w:tc>
-          <w:tcPr>
-            <w:tcW w:w="1250" w:type="pct"/>
-          </w:tcPr>
-          <w:p>
-            <w:r>
-              <w:t>`user_facility_assignments`</w:t>
-            </w:r>
-          </w:p>
-        </w:tc>
-        <w:tc>
-          <w:tcPr>
-            <w:tcW w:w="1250" w:type="pct"/>
-          </w:tcPr>
-          <w:p>
-            <w:r>
-              <w:t>`assignment_type` / `is_default`</w:t>
-            </w:r>
-          </w:p>
-        </w:tc>
-        <w:tc>
-          <w:tcPr>
-            <w:tcW w:w="1250" w:type="pct"/>
-          </w:tcPr>
-          <w:p>
-            <w:r>
-              <w:rPr>
-                <w:rFonts w:hint="eastAsia"/>
-              </w:rPr>
-              <w:t>`defaultFacilityId` の施設を `PRIMARY` / `true`、それ以外を `SECONDARY` / `false` として保存する</w:t>
-            </w:r>
-          </w:p>
-        </w:tc>
-        <w:tc>
-          <w:tcPr>
-            <w:tcW w:w="1250" w:type="pct"/>
-          </w:tcPr>
-          <w:p>
-            <w:r>
-              <w:rPr>
-                <w:rFonts w:hint="eastAsia"/>
-              </w:rPr>
-              <w:t>公開 API からは受け取らず内部導出する</w:t>
-            </w:r>
-          </w:p>
-        </w:tc>
-      </w:tr>
-      <w:tr>
-        <w:tc>
-          <w:tcPr>
-            <w:tcW w:w="1250" w:type="pct"/>
-          </w:tcPr>
-          <w:p>
-            <w:r>
-              <w:t>`user_facility_assignments`</w:t>
-            </w:r>
-          </w:p>
-        </w:tc>
-        <w:tc>
-          <w:tcPr>
-            <w:tcW w:w="1250" w:type="pct"/>
-          </w:tcPr>
-          <w:p>
-            <w:r>
-              <w:t>`is_active` / `valid_from` / `valid_to`</w:t>
-            </w:r>
-          </w:p>
-        </w:tc>
-        <w:tc>
-          <w:tcPr>
-            <w:tcW w:w="1250" w:type="pct"/>
-          </w:tcPr>
-          <w:p>
-            <w:r>
-              <w:rPr>
-                <w:rFonts w:hint="eastAsia"/>
-              </w:rPr>
-              <w:t>`true` / `NULL` / `NULL` で作成する</w:t>
-            </w:r>
-          </w:p>
-        </w:tc>
-        <w:tc>
-          <w:tcPr>
-            <w:tcW w:w="1250" w:type="pct"/>
-          </w:tcPr>
-          <w:p>
-            <w:r>
-              <w:rPr>
-                <w:rFonts w:hint="eastAsia"/>
-              </w:rPr>
-              <w:t>失効期間指定は本 API では受け付けない</w:t>
-            </w:r>
-          </w:p>
-        </w:tc>
-      </w:tr>
-      <w:tr>
-        <w:tc>
-          <w:tcPr>
-            <w:tcW w:w="1250" w:type="pct"/>
-          </w:tcPr>
-          <w:p>
-            <w:r>
-              <w:t>`user_facility_assignments`</w:t>
-            </w:r>
-          </w:p>
-        </w:tc>
-        <w:tc>
-          <w:tcPr>
-            <w:tcW w:w="1250" w:type="pct"/>
-          </w:tcPr>
-          <w:p>
-            <w:r>
-              <w:t>`created_by` / `updated_by` / `created_at` / `updated_at`</w:t>
-            </w:r>
-          </w:p>
-        </w:tc>
-        <w:tc>
-          <w:tcPr>
-            <w:tcW w:w="1250" w:type="pct"/>
-          </w:tcPr>
-          <w:p>
-            <w:r>
-              <w:rPr>
-                <w:rFonts w:hint="eastAsia"/>
-              </w:rPr>
+              <w:t>ated_at` / `updated_at`</w:t>
+            </w:r>
+          </w:p>
+        </w:tc>
+        <w:tc>
+          <w:tcPr>
+            <w:tcW w:w="1250" w:type="pct"/>
+          </w:tcPr>
+          <w:p>
+            <w:r>
+              <w:rPr>
+                <w:rFonts w:hint="eastAsia"/>
+              </w:rPr>
+              <w:lastRenderedPageBreak/>
               <w:t>実行ユーザー ID と作成時点の日時を設定する</w:t>
             </w:r>
           </w:p>
@@ -21335,151 +21742,6 @@
           </w:tcPr>
           <w:p>
             <w:r>
-              <w:t>`user_facility_feature_settings`</w:t>
-            </w:r>
-          </w:p>
-        </w:tc>
-        <w:tc>
-          <w:tcPr>
-            <w:tcW w:w="1250" w:type="pct"/>
-          </w:tcPr>
-          <w:p>
-            <w:r>
-              <w:t>`user_facility_feature_setting_id`</w:t>
-            </w:r>
-          </w:p>
-        </w:tc>
-        <w:tc>
-          <w:tcPr>
-            <w:tcW w:w="1250" w:type="pct"/>
-          </w:tcPr>
-          <w:p>
-            <w:r>
-              <w:rPr>
-                <w:rFonts w:hint="eastAsia"/>
-              </w:rPr>
-              <w:t>候補 `feature_code` ごとの行に対して新規採番する</w:t>
-            </w:r>
-          </w:p>
-        </w:tc>
-        <w:tc>
-          <w:tcPr>
-            <w:tcW w:w="1250" w:type="pct"/>
-          </w:tcPr>
-          <w:p>
-            <w:r>
-              <w:rPr>
-                <w:rFonts w:hint="eastAsia"/>
-              </w:rPr>
-              <w:t>1 施設内で候補機能ごとに 1 行作成する</w:t>
-            </w:r>
-          </w:p>
-        </w:tc>
-      </w:tr>
-      <w:tr>
-        <w:tc>
-          <w:tcPr>
-            <w:tcW w:w="1250" w:type="pct"/>
-          </w:tcPr>
-          <w:p>
-            <w:r>
-              <w:t>`user_facility_feature_settings`</w:t>
-            </w:r>
-          </w:p>
-        </w:tc>
-        <w:tc>
-          <w:tcPr>
-            <w:tcW w:w="1250" w:type="pct"/>
-          </w:tcPr>
-          <w:p>
-            <w:r>
-              <w:t>`user_facility_assignment_id` / `feature_code` / `is_enabled`</w:t>
-            </w:r>
-          </w:p>
-        </w:tc>
-        <w:tc>
-          <w:tcPr>
-            <w:tcW w:w="1250" w:type="pct"/>
-          </w:tcPr>
-          <w:p>
-            <w:r>
-              <w:rPr>
-                <w:rFonts w:hint="eastAsia"/>
-              </w:rPr>
-              <w:t>各担当施設の候補集合 `availableFeatureCodes` ごとに 1 行作成し、`enabledFeatureCodes` に含むコードを `true`、含まないコードを `false` で保存する</w:t>
-            </w:r>
-          </w:p>
-        </w:tc>
-        <w:tc>
-          <w:tcPr>
-            <w:tcW w:w="1250" w:type="pct"/>
-          </w:tcPr>
-          <w:p>
-            <w:r>
-              <w:rPr>
-                <w:rFonts w:hint="eastAsia"/>
-              </w:rPr>
-              <w:t>`config_scope='FACILITY_USER'` かつ施設提供中の機能のみ対象</w:t>
-            </w:r>
-          </w:p>
-        </w:tc>
-      </w:tr>
-      <w:tr>
-        <w:tc>
-          <w:tcPr>
-            <w:tcW w:w="1250" w:type="pct"/>
-          </w:tcPr>
-          <w:p>
-            <w:r>
-              <w:t>`user_facility_feature_settings`</w:t>
-            </w:r>
-          </w:p>
-        </w:tc>
-        <w:tc>
-          <w:tcPr>
-            <w:tcW w:w="1250" w:type="pct"/>
-          </w:tcPr>
-          <w:p>
-            <w:r>
-              <w:t>`created_by` / `updated_by` / `created_at` / `updated_at`</w:t>
-            </w:r>
-          </w:p>
-        </w:tc>
-        <w:tc>
-          <w:tcPr>
-            <w:tcW w:w="1250" w:type="pct"/>
-          </w:tcPr>
-          <w:p>
-            <w:r>
-              <w:rPr>
-                <w:rFonts w:hint="eastAsia"/>
-              </w:rPr>
-              <w:t>実行ユーザー ID と作成時点の日時を設定する</w:t>
-            </w:r>
-          </w:p>
-        </w:tc>
-        <w:tc>
-          <w:tcPr>
-            <w:tcW w:w="1250" w:type="pct"/>
-          </w:tcPr>
-          <w:p>
-            <w:r>
-              <w:rPr>
-                <w:rFonts w:hint="eastAsia"/>
-              </w:rPr>
-              <w:t>監査用</w:t>
-            </w:r>
-          </w:p>
-        </w:tc>
-      </w:tr>
-      <w:tr>
-        <w:tc>
-          <w:tcPr>
-            <w:tcW w:w="1250" w:type="pct"/>
-          </w:tcPr>
-          <w:p>
-            <w:r>
-              <w:lastRenderedPageBreak/>
               <w:t>`user_facility_column_settings`</w:t>
             </w:r>
           </w:p>
@@ -21626,7 +21888,7 @@
           <w:rFonts w:hint="eastAsia"/>
         </w:rPr>
       </w:pPr>
-      <w:bookmarkStart w:id="45" w:name="_Toc229927544"/>
+      <w:bookmarkStart w:id="45" w:name="_Toc230013912"/>
       <w:r>
         <w:rPr>
           <w:rFonts w:hint="eastAsia"/>
@@ -22138,6 +22400,7 @@
           </w:tcPr>
           <w:p>
             <w:r>
+              <w:lastRenderedPageBreak/>
               <w:t>defaultFacilityName</w:t>
             </w:r>
           </w:p>
@@ -22183,7 +22446,6 @@
           </w:tcPr>
           <w:p>
             <w:r>
-              <w:lastRenderedPageBreak/>
               <w:t>departmentName</w:t>
             </w:r>
           </w:p>
@@ -22546,7 +22808,7 @@
           <w:rFonts w:hint="eastAsia"/>
         </w:rPr>
       </w:pPr>
-      <w:bookmarkStart w:id="46" w:name="_Toc229927545"/>
+      <w:bookmarkStart w:id="46" w:name="_Toc230013913"/>
       <w:r>
         <w:rPr>
           <w:rFonts w:hint="eastAsia"/>
@@ -22855,6 +23117,7 @@
           </w:tcPr>
           <w:p>
             <w:r>
+              <w:lastRenderedPageBreak/>
               <w:t>500</w:t>
             </w:r>
           </w:p>
@@ -22892,12 +23155,11 @@
           <w:rFonts w:hint="eastAsia"/>
         </w:rPr>
       </w:pPr>
-      <w:bookmarkStart w:id="47" w:name="_Toc229927546"/>
-      <w:r>
-        <w:rPr>
-          <w:rFonts w:hint="eastAsia"/>
-        </w:rPr>
-        <w:lastRenderedPageBreak/>
+      <w:bookmarkStart w:id="47" w:name="_Toc230013914"/>
+      <w:r>
+        <w:rPr>
+          <w:rFonts w:hint="eastAsia"/>
+        </w:rPr>
         <w:t>ユーザー基本情報更新（/user-management/users/{userId}/profile）</w:t>
       </w:r>
       <w:bookmarkEnd w:id="47"/>
@@ -22959,7 +23221,7 @@
           <w:rFonts w:hint="eastAsia"/>
         </w:rPr>
       </w:pPr>
-      <w:bookmarkStart w:id="48" w:name="_Toc229927547"/>
+      <w:bookmarkStart w:id="48" w:name="_Toc230013915"/>
       <w:r>
         <w:rPr>
           <w:rFonts w:hint="eastAsia"/>
@@ -23157,7 +23419,7 @@
           <w:rFonts w:hint="eastAsia"/>
         </w:rPr>
       </w:pPr>
-      <w:bookmarkStart w:id="49" w:name="_Toc229927548"/>
+      <w:bookmarkStart w:id="49" w:name="_Toc230013916"/>
       <w:r>
         <w:rPr>
           <w:rFonts w:hint="eastAsia"/>
@@ -23446,7 +23708,7 @@
               <w:rPr>
                 <w:rFonts w:hint="eastAsia"/>
               </w:rPr>
-              <w:t>アカウント種別</w:t>
+              <w:t>アカウント種別。`SHIP` / `SHRC` / `HOSPITAL`。`SYSTEM_ADMIN` は指定不可</w:t>
             </w:r>
           </w:p>
         </w:tc>
@@ -23503,6 +23765,7 @@
           </w:tcPr>
           <w:p>
             <w:r>
+              <w:lastRenderedPageBreak/>
               <w:t>sectionName</w:t>
             </w:r>
           </w:p>
@@ -23689,7 +23952,6 @@
         <w:rPr>
           <w:rFonts w:hint="eastAsia"/>
         </w:rPr>
-        <w:lastRenderedPageBreak/>
         <w:t>権限チェック</w:t>
       </w:r>
     </w:p>
@@ -23703,7 +23965,20 @@
         <w:rPr>
           <w:rFonts w:hint="eastAsia"/>
         </w:rPr>
-        <w:t>認可条件: Bearer トークン上の作業対象施設について `user_edit` が有効であること</w:t>
+        <w:t>認可条件: 通常アカウントでは Bearer トークン上の作業対象施設について `user_edit` が有効であること</w:t>
+      </w:r>
+    </w:p>
+    <w:p>
+      <w:pPr>
+        <w:rPr>
+          <w:rFonts w:hint="eastAsia"/>
+        </w:rPr>
+      </w:pPr>
+      <w:r>
+        <w:rPr>
+          <w:rFonts w:hint="eastAsia"/>
+        </w:rPr>
+        <w:t>認可条件: 共有システム管理者アカウントでは作業対象施設が未削除であること</w:t>
       </w:r>
     </w:p>
     <w:p>
@@ -23730,7 +24005,7 @@
         <w:rPr>
           <w:rFonts w:hint="eastAsia"/>
         </w:rPr>
-        <w:t>対象 `users` が `deleted_at IS NULL` で存在することを確認する</w:t>
+        <w:t>対象 `users` が `deleted_at IS NULL` かつ `account_type &lt;&gt; 'SYSTEM_ADMIN'` で存在することを確認する</w:t>
       </w:r>
     </w:p>
     <w:p>
@@ -23757,6 +24032,19 @@
           <w:rFonts w:hint="eastAsia"/>
         </w:rPr>
         <w:t>`lastKnownUpdatedAt` と `users.updated_at` を比較し、不一致時は 409 (`USER_CONFLICT`) を返却する</w:t>
+      </w:r>
+    </w:p>
+    <w:p>
+      <w:pPr>
+        <w:rPr>
+          <w:rFonts w:hint="eastAsia"/>
+        </w:rPr>
+      </w:pPr>
+      <w:r>
+        <w:rPr>
+          <w:rFonts w:hint="eastAsia"/>
+        </w:rPr>
+        <w:t>リクエスト `accountType` は `SHIP` / `SHRC` / `HOSPITAL` のみ受け付け、`SYSTEM_ADMIN` は 400 とする</w:t>
       </w:r>
     </w:p>
     <w:p>
@@ -23947,19 +24235,24 @@
           </w:tcPr>
           <w:p>
             <w:r>
-              <w:t>`name` / `email_address` / `account_type` / `department_name` / `section_name` / `position_name` / `contact_person_name` / `phone_number`</w:t>
-            </w:r>
-          </w:p>
-        </w:tc>
-        <w:tc>
-          <w:tcPr>
-            <w:tcW w:w="1250" w:type="pct"/>
-          </w:tcPr>
-          <w:p>
-            <w:r>
-              <w:rPr>
-                <w:rFonts w:hint="eastAsia"/>
-              </w:rPr>
+              <w:t>`name` / `email_address` / `account_type` / `department_name` / `section_name` / `position_name` / `</w:t>
+            </w:r>
+            <w:r>
+              <w:lastRenderedPageBreak/>
+              <w:t>contact_person_name` / `phone_number`</w:t>
+            </w:r>
+          </w:p>
+        </w:tc>
+        <w:tc>
+          <w:tcPr>
+            <w:tcW w:w="1250" w:type="pct"/>
+          </w:tcPr>
+          <w:p>
+            <w:r>
+              <w:rPr>
+                <w:rFonts w:hint="eastAsia"/>
+              </w:rPr>
+              <w:lastRenderedPageBreak/>
               <w:t>対応するリクエスト項目で上書き更新する</w:t>
             </w:r>
           </w:p>
@@ -23973,7 +24266,7 @@
               <w:rPr>
                 <w:rFonts w:hint="eastAsia"/>
               </w:rPr>
-              <w:t>未指定可の項目は `NULL` を許容する</w:t>
+              <w:t>`account_type` は `SHIP` / `SHRC` / `HOSPITAL` のみ。`SYSTEM_ADMIN` への変更は不可</w:t>
             </w:r>
           </w:p>
         </w:tc>
@@ -24043,24 +24336,19 @@
           </w:tcPr>
           <w:p>
             <w:r>
-              <w:t>`establishment_id` / `facility_id` / `password_hash` / `is_active` / `locked_at` / `lock_reason` / `last_log</w:t>
-            </w:r>
-            <w:r>
-              <w:lastRenderedPageBreak/>
-              <w:t>in_at` / `created_at` / `deleted_at`</w:t>
-            </w:r>
-          </w:p>
-        </w:tc>
-        <w:tc>
-          <w:tcPr>
-            <w:tcW w:w="1250" w:type="pct"/>
-          </w:tcPr>
-          <w:p>
-            <w:r>
-              <w:rPr>
-                <w:rFonts w:hint="eastAsia"/>
-              </w:rPr>
-              <w:lastRenderedPageBreak/>
+              <w:t>`establishment_id` / `facility_id` / `password_hash` / `is_active` / `locked_at` / `lock_reason` / `last_login_at` / `created_at` / `deleted_at`</w:t>
+            </w:r>
+          </w:p>
+        </w:tc>
+        <w:tc>
+          <w:tcPr>
+            <w:tcW w:w="1250" w:type="pct"/>
+          </w:tcPr>
+          <w:p>
+            <w:r>
+              <w:rPr>
+                <w:rFonts w:hint="eastAsia"/>
+              </w:rPr>
               <w:t>変更しない</w:t>
             </w:r>
           </w:p>
@@ -24139,7 +24427,7 @@
           <w:rFonts w:hint="eastAsia"/>
         </w:rPr>
       </w:pPr>
-      <w:bookmarkStart w:id="50" w:name="_Toc229927549"/>
+      <w:bookmarkStart w:id="50" w:name="_Toc230013917"/>
       <w:r>
         <w:rPr>
           <w:rFonts w:hint="eastAsia"/>
@@ -24651,6 +24939,7 @@
           </w:tcPr>
           <w:p>
             <w:r>
+              <w:lastRenderedPageBreak/>
               <w:t>defaultFacilityName</w:t>
             </w:r>
           </w:p>
@@ -25058,7 +25347,7 @@
           <w:rFonts w:hint="eastAsia"/>
         </w:rPr>
       </w:pPr>
-      <w:bookmarkStart w:id="51" w:name="_Toc229927550"/>
+      <w:bookmarkStart w:id="51" w:name="_Toc230013918"/>
       <w:r>
         <w:rPr>
           <w:rFonts w:hint="eastAsia"/>
@@ -25404,11 +25693,12 @@
           <w:rFonts w:hint="eastAsia"/>
         </w:rPr>
       </w:pPr>
-      <w:bookmarkStart w:id="52" w:name="_Toc229927551"/>
-      <w:r>
-        <w:rPr>
-          <w:rFonts w:hint="eastAsia"/>
-        </w:rPr>
+      <w:bookmarkStart w:id="52" w:name="_Toc230013919"/>
+      <w:r>
+        <w:rPr>
+          <w:rFonts w:hint="eastAsia"/>
+        </w:rPr>
+        <w:lastRenderedPageBreak/>
         <w:t>ユーザー担当施設更新（/user-management/users/{userId}/facility-assignments）</w:t>
       </w:r>
       <w:bookmarkEnd w:id="52"/>
@@ -25470,7 +25760,7 @@
           <w:rFonts w:hint="eastAsia"/>
         </w:rPr>
       </w:pPr>
-      <w:bookmarkStart w:id="53" w:name="_Toc229927552"/>
+      <w:bookmarkStart w:id="53" w:name="_Toc230013920"/>
       <w:r>
         <w:rPr>
           <w:rFonts w:hint="eastAsia"/>
@@ -25668,7 +25958,7 @@
           <w:rFonts w:hint="eastAsia"/>
         </w:rPr>
       </w:pPr>
-      <w:bookmarkStart w:id="54" w:name="_Toc229927553"/>
+      <w:bookmarkStart w:id="54" w:name="_Toc230013921"/>
       <w:r>
         <w:rPr>
           <w:rFonts w:hint="eastAsia"/>
@@ -26135,6 +26425,7 @@
           </w:tcPr>
           <w:p>
             <w:r>
+              <w:lastRenderedPageBreak/>
               <w:t>enabledColumnCodes</w:t>
             </w:r>
           </w:p>
@@ -26199,7 +26490,20 @@
         <w:rPr>
           <w:rFonts w:hint="eastAsia"/>
         </w:rPr>
-        <w:t>認可条件: Bearer トークン上の作業対象施設について `user_facility_assignment_edit` が有効であること</w:t>
+        <w:t>認可条件: 通常アカウントでは Bearer トークン上の作業対象施設について `user_facility_assignment_edit` が有効であること</w:t>
+      </w:r>
+    </w:p>
+    <w:p>
+      <w:pPr>
+        <w:rPr>
+          <w:rFonts w:hint="eastAsia"/>
+        </w:rPr>
+      </w:pPr>
+      <w:r>
+        <w:rPr>
+          <w:rFonts w:hint="eastAsia"/>
+        </w:rPr>
+        <w:t>認可条件: 共有システム管理者アカウントでは作業対象施設が未削除であること</w:t>
       </w:r>
     </w:p>
     <w:p>
@@ -26226,7 +26530,7 @@
         <w:rPr>
           <w:rFonts w:hint="eastAsia"/>
         </w:rPr>
-        <w:t>対象 `users` が `deleted_at IS NULL` で存在することを確認する</w:t>
+        <w:t>対象 `users` が `deleted_at IS NULL` かつ `account_type &lt;&gt; 'SYSTEM_ADMIN'` で存在することを確認する</w:t>
       </w:r>
     </w:p>
     <w:p>
@@ -26278,111 +26582,111 @@
         <w:rPr>
           <w:rFonts w:hint="eastAsia"/>
         </w:rPr>
+        <w:t>`defaultFacilityId` は `facilityAssignments.facilityId` のいずれかと一致しなければならない</w:t>
+      </w:r>
+    </w:p>
+    <w:p>
+      <w:pPr>
+        <w:rPr>
+          <w:rFonts w:hint="eastAsia"/>
+        </w:rPr>
+      </w:pPr>
+      <w:r>
+        <w:rPr>
+          <w:rFonts w:hint="eastAsia"/>
+        </w:rPr>
+        <w:t>担当施設は重複不可とし、すべて実行ユーザーにとって管理可能な担当施設候補に含まれることを確認する。候補外施設が含まれる場合は 404 (`FACILITY_NOT_FOUND`) を返却する</w:t>
+      </w:r>
+    </w:p>
+    <w:p>
+      <w:pPr>
+        <w:rPr>
+          <w:rFonts w:hint="eastAsia"/>
+        </w:rPr>
+      </w:pPr>
+      <w:r>
+        <w:rPr>
+          <w:rFonts w:hint="eastAsia"/>
+        </w:rPr>
+        <w:t>すべての担当施設が `defaultFacilityId` と同一 `establishment_id` に属することを確認し、満たさない場合は 400 を返却する</w:t>
+      </w:r>
+    </w:p>
+    <w:p>
+      <w:pPr>
+        <w:rPr>
+          <w:rFonts w:hint="eastAsia"/>
+        </w:rPr>
+      </w:pPr>
+      <w:r>
+        <w:rPr>
+          <w:rFonts w:hint="eastAsia"/>
+        </w:rPr>
+        <w:t>`users.establishment_id` は `defaultFacilityId` に紐づく `facilities.establishment_id` から導出する</w:t>
+      </w:r>
+    </w:p>
+    <w:p>
+      <w:pPr>
+        <w:rPr>
+          <w:rFonts w:hint="eastAsia"/>
+        </w:rPr>
+      </w:pPr>
+      <w:r>
+        <w:rPr>
+          <w:rFonts w:hint="eastAsia"/>
+        </w:rPr>
+        <w:t>`users.facility_id` を `defaultFacilityId` へ更新する</w:t>
+      </w:r>
+    </w:p>
+    <w:p>
+      <w:pPr>
+        <w:rPr>
+          <w:rFonts w:hint="eastAsia"/>
+        </w:rPr>
+      </w:pPr>
+      <w:r>
+        <w:rPr>
+          <w:rFonts w:hint="eastAsia"/>
+        </w:rPr>
+        <w:t>既存担当施設との差分を比較し、削除された施設の `user_facility_feature_settings`、`user_facility_column_settings`、`user_facility_assignments` を削除する</w:t>
+      </w:r>
+    </w:p>
+    <w:p>
+      <w:pPr>
+        <w:rPr>
+          <w:rFonts w:hint="eastAsia"/>
+        </w:rPr>
+      </w:pPr>
+      <w:r>
+        <w:rPr>
+          <w:rFonts w:hint="eastAsia"/>
+        </w:rPr>
+        <w:t>残存・追加施設について `user_facility_assignments` を更新または追加し、`defaultFacilityId` のみ `is_default=true`、それ以外は `false` とする</w:t>
+      </w:r>
+    </w:p>
+    <w:p>
+      <w:pPr>
+        <w:rPr>
+          <w:rFonts w:hint="eastAsia"/>
+        </w:rPr>
+      </w:pPr>
+      <w:r>
+        <w:rPr>
+          <w:rFonts w:hint="eastAsia"/>
+        </w:rPr>
+        <w:t>`user_facility_assignments.assignment_type` は `defaultFacilityId` の施設を `PRIMARY`、それ以外を `SECONDARY` として内部導出する</w:t>
+      </w:r>
+    </w:p>
+    <w:p>
+      <w:pPr>
+        <w:rPr>
+          <w:rFonts w:hint="eastAsia"/>
+        </w:rPr>
+      </w:pPr>
+      <w:r>
+        <w:rPr>
+          <w:rFonts w:hint="eastAsia"/>
+        </w:rPr>
         <w:lastRenderedPageBreak/>
-        <w:t>`defaultFacilityId` は `facilityAssignments.facilityId` のいずれかと一致しなければならない</w:t>
-      </w:r>
-    </w:p>
-    <w:p>
-      <w:pPr>
-        <w:rPr>
-          <w:rFonts w:hint="eastAsia"/>
-        </w:rPr>
-      </w:pPr>
-      <w:r>
-        <w:rPr>
-          <w:rFonts w:hint="eastAsia"/>
-        </w:rPr>
-        <w:t>担当施設は重複不可とし、すべて実行ユーザーにとって管理可能な担当施設候補に含まれることを確認する。候補外施設が含まれる場合は 404 (`FACILITY_NOT_FOUND`) を返却する</w:t>
-      </w:r>
-    </w:p>
-    <w:p>
-      <w:pPr>
-        <w:rPr>
-          <w:rFonts w:hint="eastAsia"/>
-        </w:rPr>
-      </w:pPr>
-      <w:r>
-        <w:rPr>
-          <w:rFonts w:hint="eastAsia"/>
-        </w:rPr>
-        <w:t>すべての担当施設が `defaultFacilityId` と同一 `establishment_id` に属することを確認し、満たさない場合は 400 を返却する</w:t>
-      </w:r>
-    </w:p>
-    <w:p>
-      <w:pPr>
-        <w:rPr>
-          <w:rFonts w:hint="eastAsia"/>
-        </w:rPr>
-      </w:pPr>
-      <w:r>
-        <w:rPr>
-          <w:rFonts w:hint="eastAsia"/>
-        </w:rPr>
-        <w:t>`users.establishment_id` は `defaultFacilityId` に紐づく `facilities.establishment_id` から導出する</w:t>
-      </w:r>
-    </w:p>
-    <w:p>
-      <w:pPr>
-        <w:rPr>
-          <w:rFonts w:hint="eastAsia"/>
-        </w:rPr>
-      </w:pPr>
-      <w:r>
-        <w:rPr>
-          <w:rFonts w:hint="eastAsia"/>
-        </w:rPr>
-        <w:t>`users.facility_id` を `defaultFacilityId` へ更新する</w:t>
-      </w:r>
-    </w:p>
-    <w:p>
-      <w:pPr>
-        <w:rPr>
-          <w:rFonts w:hint="eastAsia"/>
-        </w:rPr>
-      </w:pPr>
-      <w:r>
-        <w:rPr>
-          <w:rFonts w:hint="eastAsia"/>
-        </w:rPr>
-        <w:t>既存担当施設との差分を比較し、削除された施設の `user_facility_feature_settings`、`user_facility_column_settings`、`user_facility_assignments` を削除する</w:t>
-      </w:r>
-    </w:p>
-    <w:p>
-      <w:pPr>
-        <w:rPr>
-          <w:rFonts w:hint="eastAsia"/>
-        </w:rPr>
-      </w:pPr>
-      <w:r>
-        <w:rPr>
-          <w:rFonts w:hint="eastAsia"/>
-        </w:rPr>
-        <w:t>残存・追加施設について `user_facility_assignments` を更新または追加し、`defaultFacilityId` のみ `is_default=true`、それ以外は `false` とする</w:t>
-      </w:r>
-    </w:p>
-    <w:p>
-      <w:pPr>
-        <w:rPr>
-          <w:rFonts w:hint="eastAsia"/>
-        </w:rPr>
-      </w:pPr>
-      <w:r>
-        <w:rPr>
-          <w:rFonts w:hint="eastAsia"/>
-        </w:rPr>
-        <w:t>`user_facility_assignments.assignment_type` は `defaultFacilityId` の施設を `PRIMARY`、それ以外を `SECONDARY` として内部導出する</w:t>
-      </w:r>
-    </w:p>
-    <w:p>
-      <w:pPr>
-        <w:rPr>
-          <w:rFonts w:hint="eastAsia"/>
-        </w:rPr>
-      </w:pPr>
-      <w:r>
-        <w:rPr>
-          <w:rFonts w:hint="eastAsia"/>
-        </w:rPr>
         <w:t>`enabledFeatureCodes` は、対象施設の `availableFeatureCodes` の部分集合でなければならず、`auth_login` と `facility_select` を含む `config_scope='SYSTEM_FIXED'` の `feature_code` は受け付けない。Phase1では `normal_ship_request` / `lending_in_use_used` を `FACILITY_USER` として受け付ける</w:t>
       </w:r>
     </w:p>
@@ -26475,7 +26779,6 @@
         <w:rPr>
           <w:rFonts w:hint="eastAsia"/>
         </w:rPr>
-        <w:lastRenderedPageBreak/>
         <w:t>永続化マッピング</w:t>
       </w:r>
     </w:p>
@@ -26697,19 +27000,24 @@
           </w:tcPr>
           <w:p>
             <w:r>
-              <w:t>`name` / `email_address` / `account_type` / `department_name` / `section_name` / `position_name` / `contact_person_name` / `phone_number` / `password_hash` / `is_active` / `locked_at` / `lock_reason` / `last_login_at` / `created_at` / `deleted_at`</w:t>
-            </w:r>
-          </w:p>
-        </w:tc>
-        <w:tc>
-          <w:tcPr>
-            <w:tcW w:w="1250" w:type="pct"/>
-          </w:tcPr>
-          <w:p>
-            <w:r>
-              <w:rPr>
-                <w:rFonts w:hint="eastAsia"/>
-              </w:rPr>
+              <w:t>`name` / `email_address` / `account_type` / `department_name` / `section_name` / `position_name` / `contact_person_name` / `phone_n</w:t>
+            </w:r>
+            <w:r>
+              <w:lastRenderedPageBreak/>
+              <w:t>umber` / `password_hash` / `is_active` / `locked_at` / `lock_reason` / `last_login_at` / `created_at` / `deleted_at`</w:t>
+            </w:r>
+          </w:p>
+        </w:tc>
+        <w:tc>
+          <w:tcPr>
+            <w:tcW w:w="1250" w:type="pct"/>
+          </w:tcPr>
+          <w:p>
+            <w:r>
+              <w:rPr>
+                <w:rFonts w:hint="eastAsia"/>
+              </w:rPr>
+              <w:lastRenderedPageBreak/>
               <w:t>変更しない</w:t>
             </w:r>
           </w:p>
@@ -26863,14 +27171,154 @@
               <w:rPr>
                 <w:rFonts w:hint="eastAsia"/>
               </w:rPr>
-              <w:t>対象ユーザー ID と `facilityAssignments</w:t>
+              <w:t>対象ユーザー ID と `facilityAssignments[*].facilityId` で更新または追加する</w:t>
+            </w:r>
+          </w:p>
+        </w:tc>
+        <w:tc>
+          <w:tcPr>
+            <w:tcW w:w="1250" w:type="pct"/>
+          </w:tcPr>
+          <w:p>
+            <w:r>
+              <w:rPr>
+                <w:rFonts w:hint="eastAsia"/>
+              </w:rPr>
+              <w:t>追加時は 1 行作成する</w:t>
+            </w:r>
+          </w:p>
+        </w:tc>
+      </w:tr>
+      <w:tr>
+        <w:tc>
+          <w:tcPr>
+            <w:tcW w:w="1250" w:type="pct"/>
+          </w:tcPr>
+          <w:p>
+            <w:r>
+              <w:t>`user_facility_assignments`</w:t>
+            </w:r>
+          </w:p>
+        </w:tc>
+        <w:tc>
+          <w:tcPr>
+            <w:tcW w:w="1250" w:type="pct"/>
+          </w:tcPr>
+          <w:p>
+            <w:r>
+              <w:rPr>
+                <w:rFonts w:hint="eastAsia"/>
+              </w:rPr>
+              <w:t>残存・追加施設の `assignment_type` / `is_default`</w:t>
+            </w:r>
+          </w:p>
+        </w:tc>
+        <w:tc>
+          <w:tcPr>
+            <w:tcW w:w="1250" w:type="pct"/>
+          </w:tcPr>
+          <w:p>
+            <w:r>
+              <w:rPr>
+                <w:rFonts w:hint="eastAsia"/>
+              </w:rPr>
+              <w:t>`defaultFacilityId` の施設を `PRIMARY` / `true`、それ以外を `SECONDARY` / `false` へ更新する</w:t>
+            </w:r>
+          </w:p>
+        </w:tc>
+        <w:tc>
+          <w:tcPr>
+            <w:tcW w:w="1250" w:type="pct"/>
+          </w:tcPr>
+          <w:p>
+            <w:r>
+              <w:rPr>
+                <w:rFonts w:hint="eastAsia"/>
+              </w:rPr>
+              <w:t>公開 API からは受け取らない</w:t>
+            </w:r>
+          </w:p>
+        </w:tc>
+      </w:tr>
+      <w:tr>
+        <w:tc>
+          <w:tcPr>
+            <w:tcW w:w="1250" w:type="pct"/>
+          </w:tcPr>
+          <w:p>
+            <w:r>
+              <w:t>`user_facility_assignments`</w:t>
+            </w:r>
+          </w:p>
+        </w:tc>
+        <w:tc>
+          <w:tcPr>
+            <w:tcW w:w="1250" w:type="pct"/>
+          </w:tcPr>
+          <w:p>
+            <w:r>
+              <w:rPr>
+                <w:rFonts w:hint="eastAsia"/>
+              </w:rPr>
+              <w:t>残存・追加施設の `is_active` / `valid_from` / `valid_to`</w:t>
+            </w:r>
+          </w:p>
+        </w:tc>
+        <w:tc>
+          <w:tcPr>
+            <w:tcW w:w="1250" w:type="pct"/>
+          </w:tcPr>
+          <w:p>
+            <w:r>
+              <w:rPr>
+                <w:rFonts w:hint="eastAsia"/>
+              </w:rPr>
+              <w:t>`is_active=true` を維持し、期間項目は本 API では更新しない。追加行は `true` / `NULL` / `NULL` で作成する</w:t>
+            </w:r>
+          </w:p>
+        </w:tc>
+        <w:tc>
+          <w:tcPr>
+            <w:tcW w:w="1250" w:type="pct"/>
+          </w:tcPr>
+          <w:p>
+            <w:r>
+              <w:rPr>
+                <w:rFonts w:hint="eastAsia"/>
+              </w:rPr>
+              <w:t>失効期間指定は本 API の対象外</w:t>
+            </w:r>
+          </w:p>
+        </w:tc>
+      </w:tr>
+      <w:tr>
+        <w:tc>
+          <w:tcPr>
+            <w:tcW w:w="1250" w:type="pct"/>
+          </w:tcPr>
+          <w:p>
+            <w:r>
+              <w:t>`user_facility_assignments`</w:t>
+            </w:r>
+          </w:p>
+        </w:tc>
+        <w:tc>
+          <w:tcPr>
+            <w:tcW w:w="1250" w:type="pct"/>
+          </w:tcPr>
+          <w:p>
+            <w:r>
+              <w:rPr>
+                <w:rFonts w:hint="eastAsia"/>
+              </w:rPr>
+              <w:t>残存・追加施設の `updated_by` / `updated_at`、追加行</w:t>
             </w:r>
             <w:r>
               <w:rPr>
                 <w:rFonts w:hint="eastAsia"/>
               </w:rPr>
               <w:lastRenderedPageBreak/>
-              <w:t>[*].facilityId` で更新または追加する</w:t>
+              <w:t>の `created_by` / `created_at`</w:t>
             </w:r>
           </w:p>
         </w:tc>
@@ -26884,146 +27332,6 @@
                 <w:rFonts w:hint="eastAsia"/>
               </w:rPr>
               <w:lastRenderedPageBreak/>
-              <w:t>追加時は 1 行作成する</w:t>
-            </w:r>
-          </w:p>
-        </w:tc>
-      </w:tr>
-      <w:tr>
-        <w:tc>
-          <w:tcPr>
-            <w:tcW w:w="1250" w:type="pct"/>
-          </w:tcPr>
-          <w:p>
-            <w:r>
-              <w:t>`user_facility_assignments`</w:t>
-            </w:r>
-          </w:p>
-        </w:tc>
-        <w:tc>
-          <w:tcPr>
-            <w:tcW w:w="1250" w:type="pct"/>
-          </w:tcPr>
-          <w:p>
-            <w:r>
-              <w:rPr>
-                <w:rFonts w:hint="eastAsia"/>
-              </w:rPr>
-              <w:t>残存・追加施設の `assignment_type` / `is_default`</w:t>
-            </w:r>
-          </w:p>
-        </w:tc>
-        <w:tc>
-          <w:tcPr>
-            <w:tcW w:w="1250" w:type="pct"/>
-          </w:tcPr>
-          <w:p>
-            <w:r>
-              <w:rPr>
-                <w:rFonts w:hint="eastAsia"/>
-              </w:rPr>
-              <w:t>`defaultFacilityId` の施設を `PRIMARY` / `true`、それ以外を `SECONDARY` / `false` へ更新する</w:t>
-            </w:r>
-          </w:p>
-        </w:tc>
-        <w:tc>
-          <w:tcPr>
-            <w:tcW w:w="1250" w:type="pct"/>
-          </w:tcPr>
-          <w:p>
-            <w:r>
-              <w:rPr>
-                <w:rFonts w:hint="eastAsia"/>
-              </w:rPr>
-              <w:t>公開 API からは受け取らない</w:t>
-            </w:r>
-          </w:p>
-        </w:tc>
-      </w:tr>
-      <w:tr>
-        <w:tc>
-          <w:tcPr>
-            <w:tcW w:w="1250" w:type="pct"/>
-          </w:tcPr>
-          <w:p>
-            <w:r>
-              <w:t>`user_facility_assignments`</w:t>
-            </w:r>
-          </w:p>
-        </w:tc>
-        <w:tc>
-          <w:tcPr>
-            <w:tcW w:w="1250" w:type="pct"/>
-          </w:tcPr>
-          <w:p>
-            <w:r>
-              <w:rPr>
-                <w:rFonts w:hint="eastAsia"/>
-              </w:rPr>
-              <w:t>残存・追加施設の `is_active` / `valid_from` / `valid_to`</w:t>
-            </w:r>
-          </w:p>
-        </w:tc>
-        <w:tc>
-          <w:tcPr>
-            <w:tcW w:w="1250" w:type="pct"/>
-          </w:tcPr>
-          <w:p>
-            <w:r>
-              <w:rPr>
-                <w:rFonts w:hint="eastAsia"/>
-              </w:rPr>
-              <w:t>`is_active=true` を維持し、期間項目は本 API では更新しない。追加行は `true` / `NULL` / `NULL` で作成する</w:t>
-            </w:r>
-          </w:p>
-        </w:tc>
-        <w:tc>
-          <w:tcPr>
-            <w:tcW w:w="1250" w:type="pct"/>
-          </w:tcPr>
-          <w:p>
-            <w:r>
-              <w:rPr>
-                <w:rFonts w:hint="eastAsia"/>
-              </w:rPr>
-              <w:t>失効期間指定は本 API の対象外</w:t>
-            </w:r>
-          </w:p>
-        </w:tc>
-      </w:tr>
-      <w:tr>
-        <w:tc>
-          <w:tcPr>
-            <w:tcW w:w="1250" w:type="pct"/>
-          </w:tcPr>
-          <w:p>
-            <w:r>
-              <w:t>`user_facility_assignments`</w:t>
-            </w:r>
-          </w:p>
-        </w:tc>
-        <w:tc>
-          <w:tcPr>
-            <w:tcW w:w="1250" w:type="pct"/>
-          </w:tcPr>
-          <w:p>
-            <w:r>
-              <w:rPr>
-                <w:rFonts w:hint="eastAsia"/>
-              </w:rPr>
-              <w:t>残存・追加施設の `updated_by` / `updated_at`、追加行の `created_by` / `created_at`</w:t>
-            </w:r>
-          </w:p>
-        </w:tc>
-        <w:tc>
-          <w:tcPr>
-            <w:tcW w:w="1250" w:type="pct"/>
-          </w:tcPr>
-          <w:p>
-            <w:r>
-              <w:rPr>
-                <w:rFonts w:hint="eastAsia"/>
-              </w:rPr>
               <w:t>実行ユーザー ID と更新時点の日時を設定する</w:t>
             </w:r>
           </w:p>
@@ -27177,27 +27485,19 @@
               <w:rPr>
                 <w:rFonts w:hint="eastAsia"/>
               </w:rPr>
-              <w:t>候補集合に対する現在値として総入れ替えし、`enabledColumnCodes` に含み、かつ対応機能が有効なコードを `true`、それ以</w:t>
-            </w:r>
-            <w:r>
-              <w:rPr>
-                <w:rFonts w:hint="eastAsia"/>
-              </w:rPr>
-              <w:lastRenderedPageBreak/>
-              <w:t>外を `false` へ更新する</w:t>
-            </w:r>
-          </w:p>
-        </w:tc>
-        <w:tc>
-          <w:tcPr>
-            <w:tcW w:w="1250" w:type="pct"/>
-          </w:tcPr>
-          <w:p>
-            <w:r>
-              <w:rPr>
-                <w:rFonts w:hint="eastAsia"/>
-              </w:rPr>
-              <w:lastRenderedPageBreak/>
+              <w:t>候補集合に対する現在値として総入れ替えし、`enabledColumnCodes` に含み、かつ対応機能が有効なコードを `true`、それ以外を `false` へ更新する</w:t>
+            </w:r>
+          </w:p>
+        </w:tc>
+        <w:tc>
+          <w:tcPr>
+            <w:tcW w:w="1250" w:type="pct"/>
+          </w:tcPr>
+          <w:p>
+            <w:r>
+              <w:rPr>
+                <w:rFonts w:hint="eastAsia"/>
+              </w:rPr>
               <w:t>削除施設分の行は物理削除する</w:t>
             </w:r>
           </w:p>
@@ -27263,7 +27563,7 @@
           <w:rFonts w:hint="eastAsia"/>
         </w:rPr>
       </w:pPr>
-      <w:bookmarkStart w:id="55" w:name="_Toc229927554"/>
+      <w:bookmarkStart w:id="55" w:name="_Toc230013922"/>
       <w:r>
         <w:rPr>
           <w:rFonts w:hint="eastAsia"/>
@@ -27519,6 +27819,7 @@
           </w:tcPr>
           <w:p>
             <w:r>
+              <w:lastRenderedPageBreak/>
               <w:t>items</w:t>
             </w:r>
           </w:p>
@@ -28000,7 +28301,6 @@
           </w:tcPr>
           <w:p>
             <w:r>
-              <w:lastRenderedPageBreak/>
               <w:t>enabledFeatureCodes</w:t>
             </w:r>
           </w:p>
@@ -28093,7 +28393,7 @@
           <w:rFonts w:hint="eastAsia"/>
         </w:rPr>
       </w:pPr>
-      <w:bookmarkStart w:id="56" w:name="_Toc229927555"/>
+      <w:bookmarkStart w:id="56" w:name="_Toc230013923"/>
       <w:r>
         <w:rPr>
           <w:rFonts w:hint="eastAsia"/>
@@ -28240,7 +28540,14 @@
               <w:rPr>
                 <w:rFonts w:hint="eastAsia"/>
               </w:rPr>
-              <w:t>入力不正、作業対象施設または既定施設が担当施設に含まれない、担当施設重複、同一設立母体違反</w:t>
+              <w:t>入力不正、作業対象施設または既定施設が担当施設に含ま</w:t>
+            </w:r>
+            <w:r>
+              <w:rPr>
+                <w:rFonts w:hint="eastAsia"/>
+              </w:rPr>
+              <w:lastRenderedPageBreak/>
+              <w:t>れない、担当施設重複、同一設立母体違反</w:t>
             </w:r>
           </w:p>
         </w:tc>
@@ -28250,6 +28557,7 @@
           </w:tcPr>
           <w:p>
             <w:r>
+              <w:lastRenderedPageBreak/>
               <w:t>ErrorResponse</w:t>
             </w:r>
           </w:p>
@@ -28439,12 +28747,11 @@
           <w:rFonts w:hint="eastAsia"/>
         </w:rPr>
       </w:pPr>
-      <w:bookmarkStart w:id="57" w:name="_Toc229927556"/>
-      <w:r>
-        <w:rPr>
-          <w:rFonts w:hint="eastAsia"/>
-        </w:rPr>
-        <w:lastRenderedPageBreak/>
+      <w:bookmarkStart w:id="57" w:name="_Toc230013924"/>
+      <w:r>
+        <w:rPr>
+          <w:rFonts w:hint="eastAsia"/>
+        </w:rPr>
         <w:t>初回設定案内送信（/user-management/users/{userId}/setup-invitation）</w:t>
       </w:r>
       <w:bookmarkEnd w:id="57"/>
@@ -28506,7 +28813,7 @@
           <w:rFonts w:hint="eastAsia"/>
         </w:rPr>
       </w:pPr>
-      <w:bookmarkStart w:id="58" w:name="_Toc229927557"/>
+      <w:bookmarkStart w:id="58" w:name="_Toc230013925"/>
       <w:r>
         <w:rPr>
           <w:rFonts w:hint="eastAsia"/>
@@ -28721,7 +29028,20 @@
         <w:rPr>
           <w:rFonts w:hint="eastAsia"/>
         </w:rPr>
-        <w:t>認可条件: Bearer トークン上の作業対象施設について `user_edit` が有効であること</w:t>
+        <w:t>認可条件: 通常アカウントでは Bearer トークン上の作業対象施設について `user_edit` が有効であること</w:t>
+      </w:r>
+    </w:p>
+    <w:p>
+      <w:pPr>
+        <w:rPr>
+          <w:rFonts w:hint="eastAsia"/>
+        </w:rPr>
+      </w:pPr>
+      <w:r>
+        <w:rPr>
+          <w:rFonts w:hint="eastAsia"/>
+        </w:rPr>
+        <w:t>認可条件: 共有システム管理者アカウントでは作業対象施設が未削除であること</w:t>
       </w:r>
     </w:p>
     <w:p>
@@ -28748,7 +29068,7 @@
         <w:rPr>
           <w:rFonts w:hint="eastAsia"/>
         </w:rPr>
-        <w:t>対象 `users` が `deleted_at IS NULL` で存在することを確認する</w:t>
+        <w:t>対象 `users` が `deleted_at IS NULL` かつ `account_type &lt;&gt; 'SYSTEM_ADMIN'` で存在することを確認する</w:t>
       </w:r>
     </w:p>
     <w:p>
@@ -28810,7 +29130,7 @@
           <w:rFonts w:hint="eastAsia"/>
         </w:rPr>
       </w:pPr>
-      <w:bookmarkStart w:id="59" w:name="_Toc229927558"/>
+      <w:bookmarkStart w:id="59" w:name="_Toc230013926"/>
       <w:r>
         <w:rPr>
           <w:rFonts w:hint="eastAsia"/>
@@ -28976,7 +29296,6 @@
           </w:tcPr>
           <w:p>
             <w:r>
-              <w:lastRenderedPageBreak/>
               <w:t>targetEmailAddress</w:t>
             </w:r>
           </w:p>
@@ -29024,7 +29343,7 @@
           <w:rFonts w:hint="eastAsia"/>
         </w:rPr>
       </w:pPr>
-      <w:bookmarkStart w:id="60" w:name="_Toc229927559"/>
+      <w:bookmarkStart w:id="60" w:name="_Toc230013927"/>
       <w:r>
         <w:rPr>
           <w:rFonts w:hint="eastAsia"/>
@@ -29228,6 +29547,7 @@
           </w:tcPr>
           <w:p>
             <w:r>
+              <w:lastRenderedPageBreak/>
               <w:t>404</w:t>
             </w:r>
           </w:p>
@@ -29335,7 +29655,7 @@
           <w:rFonts w:hint="eastAsia"/>
         </w:rPr>
       </w:pPr>
-      <w:bookmarkStart w:id="61" w:name="_Toc229927560"/>
+      <w:bookmarkStart w:id="61" w:name="_Toc230013928"/>
       <w:r>
         <w:rPr>
           <w:rFonts w:hint="eastAsia"/>
@@ -29401,7 +29721,7 @@
           <w:rFonts w:hint="eastAsia"/>
         </w:rPr>
       </w:pPr>
-      <w:bookmarkStart w:id="62" w:name="_Toc229927561"/>
+      <w:bookmarkStart w:id="62" w:name="_Toc230013929"/>
       <w:r>
         <w:rPr>
           <w:rFonts w:hint="eastAsia"/>
@@ -29597,7 +29917,6 @@
           </w:tcPr>
           <w:p>
             <w:r>
-              <w:lastRenderedPageBreak/>
               <w:t>lastKnownUpdatedAt</w:t>
             </w:r>
           </w:p>
@@ -29672,7 +29991,20 @@
         <w:rPr>
           <w:rFonts w:hint="eastAsia"/>
         </w:rPr>
-        <w:t>認可条件: Bearer トークン上の作業対象施設について `user_edit` が有効であること</w:t>
+        <w:t>認可条件: 通常アカウントでは Bearer トークン上の作業対象施設について `user_edit` が有効であること</w:t>
+      </w:r>
+    </w:p>
+    <w:p>
+      <w:pPr>
+        <w:rPr>
+          <w:rFonts w:hint="eastAsia"/>
+        </w:rPr>
+      </w:pPr>
+      <w:r>
+        <w:rPr>
+          <w:rFonts w:hint="eastAsia"/>
+        </w:rPr>
+        <w:t>認可条件: 共有システム管理者アカウントでは作業対象施設が未削除であること</w:t>
       </w:r>
     </w:p>
     <w:p>
@@ -29686,6 +30018,7 @@
         <w:rPr>
           <w:rFonts w:hint="eastAsia"/>
         </w:rPr>
+        <w:lastRenderedPageBreak/>
         <w:t>処理仕様</w:t>
       </w:r>
     </w:p>
@@ -29699,7 +30032,7 @@
         <w:rPr>
           <w:rFonts w:hint="eastAsia"/>
         </w:rPr>
-        <w:t>対象 `users` が `deleted_at IS NULL` で存在することを確認する</w:t>
+        <w:t>対象 `users` が `deleted_at IS NULL` かつ `account_type &lt;&gt; 'SYSTEM_ADMIN'` で存在することを確認する</w:t>
       </w:r>
     </w:p>
     <w:p>
@@ -30025,11 +30358,11 @@
           </w:tcPr>
           <w:p>
             <w:r>
-              <w:t>`name` / `email_address` / `establishment_id` / `facility_id` / `account_type` / `department_name` / `s</w:t>
+              <w:t>`name` / `email_address` / `establishment_id` / `facility_id` / `account_type` / `department_name` / `section_name` / `position_name` / `contact_person_name` / `phone_number` / `password_hash` / `locked_at` / `lock_reas</w:t>
             </w:r>
             <w:r>
               <w:lastRenderedPageBreak/>
-              <w:t>ection_name` / `position_name` / `contact_person_name` / `phone_number` / `password_hash` / `locked_at` / `lock_reason` / `last_login_at` / `created_at`</w:t>
+              <w:t>on` / `last_login_at` / `created_at`</w:t>
             </w:r>
           </w:p>
         </w:tc>
@@ -30223,7 +30556,7 @@
           <w:rFonts w:hint="eastAsia"/>
         </w:rPr>
       </w:pPr>
-      <w:bookmarkStart w:id="63" w:name="_Toc229927562"/>
+      <w:bookmarkStart w:id="63" w:name="_Toc230013930"/>
       <w:r>
         <w:rPr>
           <w:rFonts w:hint="eastAsia"/>
@@ -30252,7 +30585,7 @@
           <w:rFonts w:hint="eastAsia"/>
         </w:rPr>
       </w:pPr>
-      <w:bookmarkStart w:id="64" w:name="_Toc229927563"/>
+      <w:bookmarkStart w:id="64" w:name="_Toc230013931"/>
       <w:r>
         <w:rPr>
           <w:rFonts w:hint="eastAsia"/>
@@ -30491,7 +30824,6 @@
           </w:tcPr>
           <w:p>
             <w:r>
-              <w:lastRenderedPageBreak/>
               <w:t>409</w:t>
             </w:r>
           </w:p>
@@ -30564,11 +30896,12 @@
           <w:rFonts w:hint="eastAsia"/>
         </w:rPr>
       </w:pPr>
-      <w:bookmarkStart w:id="65" w:name="_Toc229927564"/>
-      <w:r>
-        <w:rPr>
-          <w:rFonts w:hint="eastAsia"/>
-        </w:rPr>
+      <w:bookmarkStart w:id="65" w:name="_Toc230013932"/>
+      <w:r>
+        <w:rPr>
+          <w:rFonts w:hint="eastAsia"/>
+        </w:rPr>
+        <w:lastRenderedPageBreak/>
         <w:t>第6章 権限・業務ルール</w:t>
       </w:r>
       <w:bookmarkEnd w:id="65"/>
@@ -30580,7 +30913,7 @@
           <w:rFonts w:hint="eastAsia"/>
         </w:rPr>
       </w:pPr>
-      <w:bookmarkStart w:id="66" w:name="_Toc229927565"/>
+      <w:bookmarkStart w:id="66" w:name="_Toc230013933"/>
       <w:r>
         <w:rPr>
           <w:rFonts w:hint="eastAsia"/>
@@ -30910,7 +31243,7 @@
           <w:rFonts w:hint="eastAsia"/>
         </w:rPr>
       </w:pPr>
-      <w:bookmarkStart w:id="67" w:name="_Toc229927566"/>
+      <w:bookmarkStart w:id="67" w:name="_Toc230013934"/>
       <w:r>
         <w:rPr>
           <w:rFonts w:hint="eastAsia"/>
@@ -30935,7 +31268,7 @@
         <w:rPr>
           <w:rFonts w:hint="eastAsia"/>
         </w:rPr>
-        <w:t>管理対象ユーザーは作業対象施設に有効な担当施設割当を持つユーザーに限る</w:t>
+        <w:t>管理対象ユーザーは `users.account_type &lt;&gt; 'SYSTEM_ADMIN'` で、作業対象施設に有効な担当施設割当を持つ通常ユーザーに限る</w:t>
       </w:r>
     </w:p>
     <w:p>
@@ -30954,7 +31287,7 @@
         <w:rPr>
           <w:rFonts w:hint="eastAsia"/>
         </w:rPr>
-        <w:t>`users.email_address` は未削除ユーザー間で一意に保つ</w:t>
+        <w:t>共有システム管理者アカウント自体は通常ユーザー管理の作成・編集・削除・初回設定案内対象に含めない</w:t>
       </w:r>
     </w:p>
     <w:p>
@@ -30973,7 +31306,7 @@
         <w:rPr>
           <w:rFonts w:hint="eastAsia"/>
         </w:rPr>
-        <w:t>`user_facility_assignments` は `(user_id, facility_id)` を一意に保つ</w:t>
+        <w:t>`users.email_address` は未削除ユーザー間で一意に保つ</w:t>
       </w:r>
     </w:p>
     <w:p>
@@ -30992,8 +31325,7 @@
         <w:rPr>
           <w:rFonts w:hint="eastAsia"/>
         </w:rPr>
-        <w:lastRenderedPageBreak/>
-        <w:t>担当施設候補は、実行ユーザーが直接割当を持ち、作業対象施設と同一 `establishment_id` に属し、かつ当該施設で実効 `user_facility_assignment_edit` を持つ未削除施設に限る</w:t>
+        <w:t>`user_facility_assignments` は `(user_id, facility_id)` を一意に保つ</w:t>
       </w:r>
     </w:p>
     <w:p>
@@ -31012,7 +31344,7 @@
         <w:rPr>
           <w:rFonts w:hint="eastAsia"/>
         </w:rPr>
-        <w:t>他施設閲覧候補は担当施設候補へ含めない</w:t>
+        <w:t>通常アカウントの担当施設候補は、実行ユーザーが直接割当を持ち、作業対象施設と同一 `establishment_id` に属し、かつ当該施設で実効 `user_facility_assignment_edit` を持つ未削除施設に限る</w:t>
       </w:r>
     </w:p>
     <w:p>
@@ -31031,7 +31363,8 @@
         <w:rPr>
           <w:rFonts w:hint="eastAsia"/>
         </w:rPr>
-        <w:t>新規作成および担当施設更新では、更新後の担当施設に作業対象施設を必ず含める</w:t>
+        <w:lastRenderedPageBreak/>
+        <w:t>共有システム管理者アカウントで実行する場合、担当施設候補は未削除の全施設とする</w:t>
       </w:r>
     </w:p>
     <w:p>
@@ -31050,7 +31383,7 @@
         <w:rPr>
           <w:rFonts w:hint="eastAsia"/>
         </w:rPr>
-        <w:t>既定施設は担当施設に必ず含め、`users.facility_id` と `is_default=true` の担当施設を一致させる</w:t>
+        <w:t>他施設閲覧候補は担当施設候補へ含めない</w:t>
       </w:r>
     </w:p>
     <w:p>
@@ -31069,7 +31402,7 @@
         <w:rPr>
           <w:rFonts w:hint="eastAsia"/>
         </w:rPr>
-        <w:t>公開 API では `assignmentType` を受け取らず、既定施設を `PRIMARY`、それ以外を `SECONDARY` として内部導出する</w:t>
+        <w:t>新規作成および担当施設更新では、更新後の担当施設に作業対象施設を必ず含める</w:t>
       </w:r>
     </w:p>
     <w:p>
@@ -31088,7 +31421,7 @@
         <w:rPr>
           <w:rFonts w:hint="eastAsia"/>
         </w:rPr>
-        <w:t>担当施設ごとの機能設定は施設提供機能の有効範囲内だけ登録できる</w:t>
+        <w:t>既定施設は担当施設に必ず含め、`users.facility_id` と `is_default=true` の担当施設を一致させる</w:t>
       </w:r>
     </w:p>
     <w:p>
@@ -31107,7 +31440,7 @@
         <w:rPr>
           <w:rFonts w:hint="eastAsia"/>
         </w:rPr>
-        <w:t>担当施設ごとのカラム設定は施設提供カラムの有効範囲内、かつ対応機能がユーザー側でも有効な場合だけ登録できる</w:t>
+        <w:t>公開 API では `assignmentType` を受け取らず、既定施設を `PRIMARY`、それ以外を `SECONDARY` として内部導出する</w:t>
       </w:r>
     </w:p>
     <w:p>
@@ -31126,6 +31459,44 @@
         <w:rPr>
           <w:rFonts w:hint="eastAsia"/>
         </w:rPr>
+        <w:t>担当施設ごとの機能設定は施設提供機能の有効範囲内だけ登録できる</w:t>
+      </w:r>
+    </w:p>
+    <w:p>
+      <w:pPr>
+        <w:pStyle w:val="afffffff8"/>
+        <w:numPr>
+          <w:ilvl w:val="0"/>
+          <w:numId w:val="9"/>
+        </w:numPr>
+        <w:ind w:leftChars="0"/>
+        <w:rPr>
+          <w:rFonts w:hint="eastAsia"/>
+        </w:rPr>
+      </w:pPr>
+      <w:r>
+        <w:rPr>
+          <w:rFonts w:hint="eastAsia"/>
+        </w:rPr>
+        <w:t>担当施設ごとのカラム設定は施設提供カラムの有効範囲内、かつ対応機能がユーザー側でも有効な場合だけ登録できる</w:t>
+      </w:r>
+    </w:p>
+    <w:p>
+      <w:pPr>
+        <w:pStyle w:val="afffffff8"/>
+        <w:numPr>
+          <w:ilvl w:val="0"/>
+          <w:numId w:val="9"/>
+        </w:numPr>
+        <w:ind w:leftChars="0"/>
+        <w:rPr>
+          <w:rFonts w:hint="eastAsia"/>
+        </w:rPr>
+      </w:pPr>
+      <w:r>
+        <w:rPr>
+          <w:rFonts w:hint="eastAsia"/>
+        </w:rPr>
         <w:t>担当施設更新成功時は `users.updated_at` も更新し、プロフィール更新との競合検知に使う</w:t>
       </w:r>
     </w:p>
@@ -31136,7 +31507,7 @@
           <w:rFonts w:hint="eastAsia"/>
         </w:rPr>
       </w:pPr>
-      <w:bookmarkStart w:id="68" w:name="_Toc229927567"/>
+      <w:bookmarkStart w:id="68" w:name="_Toc230013935"/>
       <w:r>
         <w:rPr>
           <w:rFonts w:hint="eastAsia"/>
@@ -31228,7 +31599,7 @@
           <w:rFonts w:hint="eastAsia"/>
         </w:rPr>
       </w:pPr>
-      <w:bookmarkStart w:id="69" w:name="_Toc229927568"/>
+      <w:bookmarkStart w:id="69" w:name="_Toc230013936"/>
       <w:r>
         <w:rPr>
           <w:rFonts w:hint="eastAsia"/>
@@ -31310,7 +31681,7 @@
         <w:rPr>
           <w:rFonts w:hint="eastAsia"/>
         </w:rPr>
-        <w:t>担当施設候補 API は、管理可能な直接担当施設だけを返し、他施設閲覧用の間接参照候補は返さない</w:t>
+        <w:t>担当施設候補 API は、通常アカウントでは管理可能な直接担当施設だけを返し、共有システム管理者アカウントでは未削除の全施設を返す。いずれも他施設閲覧用の間接参照候補は返さない</w:t>
       </w:r>
     </w:p>
     <w:p>
@@ -31329,7 +31700,6 @@
         <w:rPr>
           <w:rFonts w:hint="eastAsia"/>
         </w:rPr>
-        <w:lastRenderedPageBreak/>
         <w:t>新規作成は利用可能な担当施設が存在しないと意味を持たないため、作成時だけは両権限を必須とする</w:t>
       </w:r>
     </w:p>
@@ -31368,6 +31738,7 @@
         <w:rPr>
           <w:rFonts w:hint="eastAsia"/>
         </w:rPr>
+        <w:lastRenderedPageBreak/>
         <w:t>競合検知は `users.updated_at` を集約更新トークンとして扱う方式を採用し、HTTP 条件付き更新ヘッダーは採用しない</w:t>
       </w:r>
     </w:p>
@@ -31378,7 +31749,7 @@
           <w:rFonts w:hint="eastAsia"/>
         </w:rPr>
       </w:pPr>
-      <w:bookmarkStart w:id="70" w:name="_Toc229927569"/>
+      <w:bookmarkStart w:id="70" w:name="_Toc230013937"/>
       <w:r>
         <w:rPr>
           <w:rFonts w:hint="eastAsia"/>
@@ -31862,42 +32233,42 @@
           </w:tcPr>
           <w:p>
             <w:r>
+              <w:t>FACILITY_PERMISSION_SCOPE_CONFLICT</w:t>
+            </w:r>
+          </w:p>
+        </w:tc>
+        <w:tc>
+          <w:tcPr>
+            <w:tcW w:w="1667" w:type="pct"/>
+          </w:tcPr>
+          <w:p>
+            <w:r>
+              <w:t>409</w:t>
+            </w:r>
+          </w:p>
+        </w:tc>
+        <w:tc>
+          <w:tcPr>
+            <w:tcW w:w="1667" w:type="pct"/>
+          </w:tcPr>
+          <w:p>
+            <w:r>
+              <w:rPr>
+                <w:rFonts w:hint="eastAsia"/>
+              </w:rPr>
+              <w:t>施設提供設定または親子機能条件と矛盾する機能・カラム指定である</w:t>
+            </w:r>
+          </w:p>
+        </w:tc>
+      </w:tr>
+      <w:tr>
+        <w:tc>
+          <w:tcPr>
+            <w:tcW w:w="1666" w:type="pct"/>
+          </w:tcPr>
+          <w:p>
+            <w:r>
               <w:lastRenderedPageBreak/>
-              <w:t>FACILITY_PERMISSION_SCOPE_CONFLICT</w:t>
-            </w:r>
-          </w:p>
-        </w:tc>
-        <w:tc>
-          <w:tcPr>
-            <w:tcW w:w="1667" w:type="pct"/>
-          </w:tcPr>
-          <w:p>
-            <w:r>
-              <w:t>409</w:t>
-            </w:r>
-          </w:p>
-        </w:tc>
-        <w:tc>
-          <w:tcPr>
-            <w:tcW w:w="1667" w:type="pct"/>
-          </w:tcPr>
-          <w:p>
-            <w:r>
-              <w:rPr>
-                <w:rFonts w:hint="eastAsia"/>
-              </w:rPr>
-              <w:t>施設提供設定または親子機能条件と矛盾する機能・カラム指定である</w:t>
-            </w:r>
-          </w:p>
-        </w:tc>
-      </w:tr>
-      <w:tr>
-        <w:tc>
-          <w:tcPr>
-            <w:tcW w:w="1666" w:type="pct"/>
-          </w:tcPr>
-          <w:p>
-            <w:r>
               <w:t>USER_SELF_DELETE_FORBIDDEN</w:t>
             </w:r>
           </w:p>
@@ -32075,7 +32446,7 @@
           <w:rFonts w:hint="eastAsia"/>
         </w:rPr>
       </w:pPr>
-      <w:bookmarkStart w:id="71" w:name="_Toc229927570"/>
+      <w:bookmarkStart w:id="71" w:name="_Toc230013938"/>
       <w:r>
         <w:rPr>
           <w:rFonts w:hint="eastAsia"/>
@@ -32091,7 +32462,7 @@
           <w:rFonts w:hint="eastAsia"/>
         </w:rPr>
       </w:pPr>
-      <w:bookmarkStart w:id="72" w:name="_Toc229927571"/>
+      <w:bookmarkStart w:id="72" w:name="_Toc230013939"/>
       <w:r>
         <w:rPr>
           <w:rFonts w:hint="eastAsia"/>
@@ -32183,7 +32554,7 @@
           <w:rFonts w:hint="eastAsia"/>
         </w:rPr>
       </w:pPr>
-      <w:bookmarkStart w:id="73" w:name="_Toc229927572"/>
+      <w:bookmarkStart w:id="73" w:name="_Toc230013940"/>
       <w:r>
         <w:rPr>
           <w:rFonts w:hint="eastAsia"/>
@@ -32296,9 +32667,287 @@
 <file path=word/numbering.xml><?xml version="1.0" encoding="utf-8"?>
 <w:numbering xmlns:wpc="http://schemas.microsoft.com/office/word/2010/wordprocessingCanvas" xmlns:cx="http://schemas.microsoft.com/office/drawing/2014/chartex" xmlns:cx1="http://schemas.microsoft.com/office/drawing/2015/9/8/chartex" xmlns:cx2="http://schemas.microsoft.com/office/drawing/2015/10/21/chartex" xmlns:cx3="http://schemas.microsoft.com/office/drawing/2016/5/9/chartex" xmlns:cx4="http://schemas.microsoft.com/office/drawing/2016/5/10/chartex" xmlns:cx5="http://schemas.microsoft.com/office/drawing/2016/5/11/chartex" xmlns:cx6="http://schemas.microsoft.com/office/drawing/2016/5/12/chartex" xmlns:cx7="http://schemas.microsoft.com/office/drawing/2016/5/13/chartex" xmlns:cx8="http://schemas.microsoft.com/office/drawing/2016/5/14/chartex" xmlns:mc="http://schemas.openxmlformats.org/markup-compatibility/2006" xmlns:aink="http://schemas.microsoft.com/office/drawing/2016/ink" xmlns:am3d="http://schemas.microsoft.com/office/drawing/2017/model3d" xmlns:o="urn:schemas-microsoft-com:office:office" xmlns:oel="http://schemas.microsoft.com/office/2019/extlst" xmlns:r="http://schemas.openxmlformats.org/officeDocument/2006/relationships" xmlns:m="http://schemas.openxmlformats.org/officeDocument/2006/math" xmlns:v="urn:schemas-microsoft-com:vml" xmlns:wp14="http://schemas.microsoft.com/office/word/2010/wordprocessingDrawing" xmlns:wp="http://schemas.openxmlformats.org/drawingml/2006/wordprocessingDrawing" xmlns:w10="urn:schemas-microsoft-com:office:word" xmlns:w="http://schemas.openxmlformats.org/wordprocessingml/2006/main" xmlns:w14="http://schemas.microsoft.com/office/word/2010/wordml" xmlns:w15="http://schemas.microsoft.com/office/word/2012/wordml" xmlns:w16cex="http://schemas.microsoft.com/office/word/2018/wordml/cex" xmlns:w16cid="http://schemas.microsoft.com/office/word/2016/wordml/cid" xmlns:w16="http://schemas.microsoft.com/office/word/2018/wordml" xmlns:w16du="http://schemas.microsoft.com/office/word/2023/wordml/word16du" xmlns:w16sdtdh="http://schemas.microsoft.com/office/word/2020/wordml/sdtdatahash" xmlns:w16sdtfl="http://schemas.microsoft.com/office/word/2024/wordml/sdtformatlock" xmlns:w16se="http://schemas.microsoft.com/office/word/2015/wordml/symex" xmlns:wpg="http://schemas.microsoft.com/office/word/2010/wordprocessingGroup" xmlns:wpi="http://schemas.microsoft.com/office/word/2010/wordprocessingInk" xmlns:wne="http://schemas.microsoft.com/office/word/2006/wordml" xmlns:wps="http://schemas.microsoft.com/office/word/2010/wordprocessingShape" mc:Ignorable="w14 w15 w16se w16cid w16 w16cex w16sdtdh w16sdtfl w16du wp14">
   <w:abstractNum w:abstractNumId="0" w15:restartNumberingAfterBreak="0">
-    <w:nsid w:val="1BB22105"/>
+    <w:nsid w:val="037D7D93"/>
+    <w:multiLevelType w:val="singleLevel"/>
+    <w:tmpl w:val="04090001"/>
+    <w:lvl w:ilvl="0">
+      <w:start w:val="1"/>
+      <w:numFmt w:val="bullet"/>
+      <w:lvlText w:val="■"/>
+      <w:lvlJc w:val="left"/>
+      <w:pPr>
+        <w:ind w:left="440" w:hanging="440"/>
+      </w:pPr>
+      <w:rPr>
+        <w:rFonts w:ascii="Meiryo UI" w:hAnsi="Meiryo UI" w:eastAsia="Meiryo UI" w:cs="Meiryo UI" w:hint="default"/>
+      </w:rPr>
+    </w:lvl>
+  </w:abstractNum>
+  <w:abstractNum w:abstractNumId="1" w15:restartNumberingAfterBreak="0">
+    <w:nsid w:val="0F8F1EB8"/>
     <w:multiLevelType w:val="hybridMultilevel"/>
-    <w:tmpl w:val="FDF09702"/>
+    <w:tmpl w:val="65B0AC9A"/>
+    <w:name w:val="__API_DOC_SQUARE_BULLET__222222"/>
+    <w:lvl w:ilvl="0" w:tplc="0409000F">
+      <w:start w:val="1"/>
+      <w:numFmt w:val="decimal"/>
+      <w:lvlText w:val="%1."/>
+      <w:lvlJc w:val="left"/>
+      <w:pPr>
+        <w:ind w:left="440" w:hanging="440"/>
+      </w:pPr>
+    </w:lvl>
+    <w:lvl w:ilvl="1" w:tplc="04090017" w:tentative="1">
+      <w:start w:val="1"/>
+      <w:numFmt w:val="aiueoFullWidth"/>
+      <w:lvlText w:val="(%2)"/>
+      <w:lvlJc w:val="left"/>
+      <w:pPr>
+        <w:ind w:left="880" w:hanging="440"/>
+      </w:pPr>
+    </w:lvl>
+    <w:lvl w:ilvl="2" w:tplc="04090011" w:tentative="1">
+      <w:start w:val="1"/>
+      <w:numFmt w:val="decimalEnclosedCircle"/>
+      <w:lvlText w:val="%3"/>
+      <w:lvlJc w:val="left"/>
+      <w:pPr>
+        <w:ind w:left="1320" w:hanging="440"/>
+      </w:pPr>
+    </w:lvl>
+    <w:lvl w:ilvl="3" w:tplc="0409000F" w:tentative="1">
+      <w:start w:val="1"/>
+      <w:numFmt w:val="decimal"/>
+      <w:lvlText w:val="%4."/>
+      <w:lvlJc w:val="left"/>
+      <w:pPr>
+        <w:ind w:left="1760" w:hanging="440"/>
+      </w:pPr>
+    </w:lvl>
+    <w:lvl w:ilvl="4" w:tplc="04090017" w:tentative="1">
+      <w:start w:val="1"/>
+      <w:numFmt w:val="aiueoFullWidth"/>
+      <w:lvlText w:val="(%5)"/>
+      <w:lvlJc w:val="left"/>
+      <w:pPr>
+        <w:ind w:left="2200" w:hanging="440"/>
+      </w:pPr>
+    </w:lvl>
+    <w:lvl w:ilvl="5" w:tplc="04090011" w:tentative="1">
+      <w:start w:val="1"/>
+      <w:numFmt w:val="decimalEnclosedCircle"/>
+      <w:lvlText w:val="%6"/>
+      <w:lvlJc w:val="left"/>
+      <w:pPr>
+        <w:ind w:left="2640" w:hanging="440"/>
+      </w:pPr>
+    </w:lvl>
+    <w:lvl w:ilvl="6" w:tplc="0409000F" w:tentative="1">
+      <w:start w:val="1"/>
+      <w:numFmt w:val="decimal"/>
+      <w:lvlText w:val="%7."/>
+      <w:lvlJc w:val="left"/>
+      <w:pPr>
+        <w:ind w:left="3080" w:hanging="440"/>
+      </w:pPr>
+    </w:lvl>
+    <w:lvl w:ilvl="7" w:tplc="04090017" w:tentative="1">
+      <w:start w:val="1"/>
+      <w:numFmt w:val="aiueoFullWidth"/>
+      <w:lvlText w:val="(%8)"/>
+      <w:lvlJc w:val="left"/>
+      <w:pPr>
+        <w:ind w:left="3520" w:hanging="440"/>
+      </w:pPr>
+    </w:lvl>
+    <w:lvl w:ilvl="8" w:tplc="04090011" w:tentative="1">
+      <w:start w:val="1"/>
+      <w:numFmt w:val="decimalEnclosedCircle"/>
+      <w:lvlText w:val="%9"/>
+      <w:lvlJc w:val="left"/>
+      <w:pPr>
+        <w:ind w:left="3960" w:hanging="440"/>
+      </w:pPr>
+    </w:lvl>
+  </w:abstractNum>
+  <w:abstractNum w:abstractNumId="2" w15:restartNumberingAfterBreak="0">
+    <w:nsid w:val="15ED6B5E"/>
+    <w:multiLevelType w:val="hybridMultilevel"/>
+    <w:tmpl w:val="802804EA"/>
+    <w:name w:val="__API_DOC_SQUARE_BULLET__2222"/>
+    <w:lvl w:ilvl="0" w:tplc="0409000F">
+      <w:start w:val="1"/>
+      <w:numFmt w:val="decimal"/>
+      <w:lvlText w:val="%1."/>
+      <w:lvlJc w:val="left"/>
+      <w:pPr>
+        <w:ind w:left="440" w:hanging="440"/>
+      </w:pPr>
+    </w:lvl>
+    <w:lvl w:ilvl="1" w:tplc="04090017" w:tentative="1">
+      <w:start w:val="1"/>
+      <w:numFmt w:val="aiueoFullWidth"/>
+      <w:lvlText w:val="(%2)"/>
+      <w:lvlJc w:val="left"/>
+      <w:pPr>
+        <w:ind w:left="880" w:hanging="440"/>
+      </w:pPr>
+    </w:lvl>
+    <w:lvl w:ilvl="2" w:tplc="04090011" w:tentative="1">
+      <w:start w:val="1"/>
+      <w:numFmt w:val="decimalEnclosedCircle"/>
+      <w:lvlText w:val="%3"/>
+      <w:lvlJc w:val="left"/>
+      <w:pPr>
+        <w:ind w:left="1320" w:hanging="440"/>
+      </w:pPr>
+    </w:lvl>
+    <w:lvl w:ilvl="3" w:tplc="0409000F" w:tentative="1">
+      <w:start w:val="1"/>
+      <w:numFmt w:val="decimal"/>
+      <w:lvlText w:val="%4."/>
+      <w:lvlJc w:val="left"/>
+      <w:pPr>
+        <w:ind w:left="1760" w:hanging="440"/>
+      </w:pPr>
+    </w:lvl>
+    <w:lvl w:ilvl="4" w:tplc="04090017" w:tentative="1">
+      <w:start w:val="1"/>
+      <w:numFmt w:val="aiueoFullWidth"/>
+      <w:lvlText w:val="(%5)"/>
+      <w:lvlJc w:val="left"/>
+      <w:pPr>
+        <w:ind w:left="2200" w:hanging="440"/>
+      </w:pPr>
+    </w:lvl>
+    <w:lvl w:ilvl="5" w:tplc="04090011" w:tentative="1">
+      <w:start w:val="1"/>
+      <w:numFmt w:val="decimalEnclosedCircle"/>
+      <w:lvlText w:val="%6"/>
+      <w:lvlJc w:val="left"/>
+      <w:pPr>
+        <w:ind w:left="2640" w:hanging="440"/>
+      </w:pPr>
+    </w:lvl>
+    <w:lvl w:ilvl="6" w:tplc="0409000F" w:tentative="1">
+      <w:start w:val="1"/>
+      <w:numFmt w:val="decimal"/>
+      <w:lvlText w:val="%7."/>
+      <w:lvlJc w:val="left"/>
+      <w:pPr>
+        <w:ind w:left="3080" w:hanging="440"/>
+      </w:pPr>
+    </w:lvl>
+    <w:lvl w:ilvl="7" w:tplc="04090017" w:tentative="1">
+      <w:start w:val="1"/>
+      <w:numFmt w:val="aiueoFullWidth"/>
+      <w:lvlText w:val="(%8)"/>
+      <w:lvlJc w:val="left"/>
+      <w:pPr>
+        <w:ind w:left="3520" w:hanging="440"/>
+      </w:pPr>
+    </w:lvl>
+    <w:lvl w:ilvl="8" w:tplc="04090011" w:tentative="1">
+      <w:start w:val="1"/>
+      <w:numFmt w:val="decimalEnclosedCircle"/>
+      <w:lvlText w:val="%9"/>
+      <w:lvlJc w:val="left"/>
+      <w:pPr>
+        <w:ind w:left="3960" w:hanging="440"/>
+      </w:pPr>
+    </w:lvl>
+  </w:abstractNum>
+  <w:abstractNum w:abstractNumId="3" w15:restartNumberingAfterBreak="0">
+    <w:nsid w:val="18C033AE"/>
+    <w:multiLevelType w:val="hybridMultilevel"/>
+    <w:tmpl w:val="D60E5986"/>
+    <w:name w:val="__API_DOC_SQUARE_BULLET__2222222222"/>
+    <w:lvl w:ilvl="0" w:tplc="0409000F">
+      <w:start w:val="1"/>
+      <w:numFmt w:val="decimal"/>
+      <w:lvlText w:val="%1."/>
+      <w:lvlJc w:val="left"/>
+      <w:pPr>
+        <w:ind w:left="440" w:hanging="440"/>
+      </w:pPr>
+    </w:lvl>
+    <w:lvl w:ilvl="1" w:tplc="04090017" w:tentative="1">
+      <w:start w:val="1"/>
+      <w:numFmt w:val="aiueoFullWidth"/>
+      <w:lvlText w:val="(%2)"/>
+      <w:lvlJc w:val="left"/>
+      <w:pPr>
+        <w:ind w:left="880" w:hanging="440"/>
+      </w:pPr>
+    </w:lvl>
+    <w:lvl w:ilvl="2" w:tplc="04090011" w:tentative="1">
+      <w:start w:val="1"/>
+      <w:numFmt w:val="decimalEnclosedCircle"/>
+      <w:lvlText w:val="%3"/>
+      <w:lvlJc w:val="left"/>
+      <w:pPr>
+        <w:ind w:left="1320" w:hanging="440"/>
+      </w:pPr>
+    </w:lvl>
+    <w:lvl w:ilvl="3" w:tplc="0409000F" w:tentative="1">
+      <w:start w:val="1"/>
+      <w:numFmt w:val="decimal"/>
+      <w:lvlText w:val="%4."/>
+      <w:lvlJc w:val="left"/>
+      <w:pPr>
+        <w:ind w:left="1760" w:hanging="440"/>
+      </w:pPr>
+    </w:lvl>
+    <w:lvl w:ilvl="4" w:tplc="04090017" w:tentative="1">
+      <w:start w:val="1"/>
+      <w:numFmt w:val="aiueoFullWidth"/>
+      <w:lvlText w:val="(%5)"/>
+      <w:lvlJc w:val="left"/>
+      <w:pPr>
+        <w:ind w:left="2200" w:hanging="440"/>
+      </w:pPr>
+    </w:lvl>
+    <w:lvl w:ilvl="5" w:tplc="04090011" w:tentative="1">
+      <w:start w:val="1"/>
+      <w:numFmt w:val="decimalEnclosedCircle"/>
+      <w:lvlText w:val="%6"/>
+      <w:lvlJc w:val="left"/>
+      <w:pPr>
+        <w:ind w:left="2640" w:hanging="440"/>
+      </w:pPr>
+    </w:lvl>
+    <w:lvl w:ilvl="6" w:tplc="0409000F" w:tentative="1">
+      <w:start w:val="1"/>
+      <w:numFmt w:val="decimal"/>
+      <w:lvlText w:val="%7."/>
+      <w:lvlJc w:val="left"/>
+      <w:pPr>
+        <w:ind w:left="3080" w:hanging="440"/>
+      </w:pPr>
+    </w:lvl>
+    <w:lvl w:ilvl="7" w:tplc="04090017" w:tentative="1">
+      <w:start w:val="1"/>
+      <w:numFmt w:val="aiueoFullWidth"/>
+      <w:lvlText w:val="(%8)"/>
+      <w:lvlJc w:val="left"/>
+      <w:pPr>
+        <w:ind w:left="3520" w:hanging="440"/>
+      </w:pPr>
+    </w:lvl>
+    <w:lvl w:ilvl="8" w:tplc="04090011" w:tentative="1">
+      <w:start w:val="1"/>
+      <w:numFmt w:val="decimalEnclosedCircle"/>
+      <w:lvlText w:val="%9"/>
+      <w:lvlJc w:val="left"/>
+      <w:pPr>
+        <w:ind w:left="3960" w:hanging="440"/>
+      </w:pPr>
+    </w:lvl>
+  </w:abstractNum>
+  <w:abstractNum w:abstractNumId="4" w15:restartNumberingAfterBreak="0">
+    <w:nsid w:val="1CBF0223"/>
+    <w:multiLevelType w:val="hybridMultilevel"/>
+    <w:tmpl w:val="2C0E6FE0"/>
     <w:name w:val="__API_DOC_SQUARE_BULLET__222"/>
     <w:lvl w:ilvl="0" w:tplc="0409000F">
       <w:start w:val="1"/>
@@ -32382,10 +33031,184 @@
       </w:pPr>
     </w:lvl>
   </w:abstractNum>
-  <w:abstractNum w:abstractNumId="1" w15:restartNumberingAfterBreak="0">
-    <w:nsid w:val="2B1F108D"/>
+  <w:abstractNum w:abstractNumId="5" w15:restartNumberingAfterBreak="0">
+    <w:nsid w:val="1EF14009"/>
     <w:multiLevelType w:val="hybridMultilevel"/>
-    <w:tmpl w:val="4A16AD28"/>
+    <w:tmpl w:val="9FB4455C"/>
+    <w:name w:val="__API_DOC_SQUARE_BULLET__22222222"/>
+    <w:lvl w:ilvl="0" w:tplc="0409000F">
+      <w:start w:val="1"/>
+      <w:numFmt w:val="decimal"/>
+      <w:lvlText w:val="%1."/>
+      <w:lvlJc w:val="left"/>
+      <w:pPr>
+        <w:ind w:left="440" w:hanging="440"/>
+      </w:pPr>
+    </w:lvl>
+    <w:lvl w:ilvl="1" w:tplc="04090017" w:tentative="1">
+      <w:start w:val="1"/>
+      <w:numFmt w:val="aiueoFullWidth"/>
+      <w:lvlText w:val="(%2)"/>
+      <w:lvlJc w:val="left"/>
+      <w:pPr>
+        <w:ind w:left="880" w:hanging="440"/>
+      </w:pPr>
+    </w:lvl>
+    <w:lvl w:ilvl="2" w:tplc="04090011" w:tentative="1">
+      <w:start w:val="1"/>
+      <w:numFmt w:val="decimalEnclosedCircle"/>
+      <w:lvlText w:val="%3"/>
+      <w:lvlJc w:val="left"/>
+      <w:pPr>
+        <w:ind w:left="1320" w:hanging="440"/>
+      </w:pPr>
+    </w:lvl>
+    <w:lvl w:ilvl="3" w:tplc="0409000F" w:tentative="1">
+      <w:start w:val="1"/>
+      <w:numFmt w:val="decimal"/>
+      <w:lvlText w:val="%4."/>
+      <w:lvlJc w:val="left"/>
+      <w:pPr>
+        <w:ind w:left="1760" w:hanging="440"/>
+      </w:pPr>
+    </w:lvl>
+    <w:lvl w:ilvl="4" w:tplc="04090017" w:tentative="1">
+      <w:start w:val="1"/>
+      <w:numFmt w:val="aiueoFullWidth"/>
+      <w:lvlText w:val="(%5)"/>
+      <w:lvlJc w:val="left"/>
+      <w:pPr>
+        <w:ind w:left="2200" w:hanging="440"/>
+      </w:pPr>
+    </w:lvl>
+    <w:lvl w:ilvl="5" w:tplc="04090011" w:tentative="1">
+      <w:start w:val="1"/>
+      <w:numFmt w:val="decimalEnclosedCircle"/>
+      <w:lvlText w:val="%6"/>
+      <w:lvlJc w:val="left"/>
+      <w:pPr>
+        <w:ind w:left="2640" w:hanging="440"/>
+      </w:pPr>
+    </w:lvl>
+    <w:lvl w:ilvl="6" w:tplc="0409000F" w:tentative="1">
+      <w:start w:val="1"/>
+      <w:numFmt w:val="decimal"/>
+      <w:lvlText w:val="%7."/>
+      <w:lvlJc w:val="left"/>
+      <w:pPr>
+        <w:ind w:left="3080" w:hanging="440"/>
+      </w:pPr>
+    </w:lvl>
+    <w:lvl w:ilvl="7" w:tplc="04090017" w:tentative="1">
+      <w:start w:val="1"/>
+      <w:numFmt w:val="aiueoFullWidth"/>
+      <w:lvlText w:val="(%8)"/>
+      <w:lvlJc w:val="left"/>
+      <w:pPr>
+        <w:ind w:left="3520" w:hanging="440"/>
+      </w:pPr>
+    </w:lvl>
+    <w:lvl w:ilvl="8" w:tplc="04090011" w:tentative="1">
+      <w:start w:val="1"/>
+      <w:numFmt w:val="decimalEnclosedCircle"/>
+      <w:lvlText w:val="%9"/>
+      <w:lvlJc w:val="left"/>
+      <w:pPr>
+        <w:ind w:left="3960" w:hanging="440"/>
+      </w:pPr>
+    </w:lvl>
+  </w:abstractNum>
+  <w:abstractNum w:abstractNumId="6" w15:restartNumberingAfterBreak="0">
+    <w:nsid w:val="34E32280"/>
+    <w:multiLevelType w:val="hybridMultilevel"/>
+    <w:tmpl w:val="75EEC852"/>
+    <w:name w:val="__API_DOC_SQUARE_BULLET__222222222"/>
+    <w:lvl w:ilvl="0" w:tplc="0409000F">
+      <w:start w:val="1"/>
+      <w:numFmt w:val="decimal"/>
+      <w:lvlText w:val="%1."/>
+      <w:lvlJc w:val="left"/>
+      <w:pPr>
+        <w:ind w:left="440" w:hanging="440"/>
+      </w:pPr>
+    </w:lvl>
+    <w:lvl w:ilvl="1" w:tplc="04090017" w:tentative="1">
+      <w:start w:val="1"/>
+      <w:numFmt w:val="aiueoFullWidth"/>
+      <w:lvlText w:val="(%2)"/>
+      <w:lvlJc w:val="left"/>
+      <w:pPr>
+        <w:ind w:left="880" w:hanging="440"/>
+      </w:pPr>
+    </w:lvl>
+    <w:lvl w:ilvl="2" w:tplc="04090011" w:tentative="1">
+      <w:start w:val="1"/>
+      <w:numFmt w:val="decimalEnclosedCircle"/>
+      <w:lvlText w:val="%3"/>
+      <w:lvlJc w:val="left"/>
+      <w:pPr>
+        <w:ind w:left="1320" w:hanging="440"/>
+      </w:pPr>
+    </w:lvl>
+    <w:lvl w:ilvl="3" w:tplc="0409000F" w:tentative="1">
+      <w:start w:val="1"/>
+      <w:numFmt w:val="decimal"/>
+      <w:lvlText w:val="%4."/>
+      <w:lvlJc w:val="left"/>
+      <w:pPr>
+        <w:ind w:left="1760" w:hanging="440"/>
+      </w:pPr>
+    </w:lvl>
+    <w:lvl w:ilvl="4" w:tplc="04090017" w:tentative="1">
+      <w:start w:val="1"/>
+      <w:numFmt w:val="aiueoFullWidth"/>
+      <w:lvlText w:val="(%5)"/>
+      <w:lvlJc w:val="left"/>
+      <w:pPr>
+        <w:ind w:left="2200" w:hanging="440"/>
+      </w:pPr>
+    </w:lvl>
+    <w:lvl w:ilvl="5" w:tplc="04090011" w:tentative="1">
+      <w:start w:val="1"/>
+      <w:numFmt w:val="decimalEnclosedCircle"/>
+      <w:lvlText w:val="%6"/>
+      <w:lvlJc w:val="left"/>
+      <w:pPr>
+        <w:ind w:left="2640" w:hanging="440"/>
+      </w:pPr>
+    </w:lvl>
+    <w:lvl w:ilvl="6" w:tplc="0409000F" w:tentative="1">
+      <w:start w:val="1"/>
+      <w:numFmt w:val="decimal"/>
+      <w:lvlText w:val="%7."/>
+      <w:lvlJc w:val="left"/>
+      <w:pPr>
+        <w:ind w:left="3080" w:hanging="440"/>
+      </w:pPr>
+    </w:lvl>
+    <w:lvl w:ilvl="7" w:tplc="04090017" w:tentative="1">
+      <w:start w:val="1"/>
+      <w:numFmt w:val="aiueoFullWidth"/>
+      <w:lvlText w:val="(%8)"/>
+      <w:lvlJc w:val="left"/>
+      <w:pPr>
+        <w:ind w:left="3520" w:hanging="440"/>
+      </w:pPr>
+    </w:lvl>
+    <w:lvl w:ilvl="8" w:tplc="04090011" w:tentative="1">
+      <w:start w:val="1"/>
+      <w:numFmt w:val="decimalEnclosedCircle"/>
+      <w:lvlText w:val="%9"/>
+      <w:lvlJc w:val="left"/>
+      <w:pPr>
+        <w:ind w:left="3960" w:hanging="440"/>
+      </w:pPr>
+    </w:lvl>
+  </w:abstractNum>
+  <w:abstractNum w:abstractNumId="7" w15:restartNumberingAfterBreak="0">
+    <w:nsid w:val="3E300119"/>
+    <w:multiLevelType w:val="hybridMultilevel"/>
+    <w:tmpl w:val="9B7EBEA8"/>
     <w:name w:val="__API_DOC_SQUARE_BULLET__2"/>
     <w:lvl w:ilvl="0" w:tplc="0409000F">
       <w:start w:val="1"/>
@@ -32469,8 +33292,95 @@
       </w:pPr>
     </w:lvl>
   </w:abstractNum>
-  <w:abstractNum w:abstractNumId="2" w15:restartNumberingAfterBreak="0">
-    <w:nsid w:val="44F108DE"/>
+  <w:abstractNum w:abstractNumId="8" w15:restartNumberingAfterBreak="0">
+    <w:nsid w:val="54FF6F7E"/>
+    <w:multiLevelType w:val="hybridMultilevel"/>
+    <w:tmpl w:val="0114CB98"/>
+    <w:name w:val="__API_DOC_SQUARE_BULLET__2222222"/>
+    <w:lvl w:ilvl="0" w:tplc="0409000F">
+      <w:start w:val="1"/>
+      <w:numFmt w:val="decimal"/>
+      <w:lvlText w:val="%1."/>
+      <w:lvlJc w:val="left"/>
+      <w:pPr>
+        <w:ind w:left="440" w:hanging="440"/>
+      </w:pPr>
+    </w:lvl>
+    <w:lvl w:ilvl="1" w:tplc="04090017" w:tentative="1">
+      <w:start w:val="1"/>
+      <w:numFmt w:val="aiueoFullWidth"/>
+      <w:lvlText w:val="(%2)"/>
+      <w:lvlJc w:val="left"/>
+      <w:pPr>
+        <w:ind w:left="880" w:hanging="440"/>
+      </w:pPr>
+    </w:lvl>
+    <w:lvl w:ilvl="2" w:tplc="04090011" w:tentative="1">
+      <w:start w:val="1"/>
+      <w:numFmt w:val="decimalEnclosedCircle"/>
+      <w:lvlText w:val="%3"/>
+      <w:lvlJc w:val="left"/>
+      <w:pPr>
+        <w:ind w:left="1320" w:hanging="440"/>
+      </w:pPr>
+    </w:lvl>
+    <w:lvl w:ilvl="3" w:tplc="0409000F" w:tentative="1">
+      <w:start w:val="1"/>
+      <w:numFmt w:val="decimal"/>
+      <w:lvlText w:val="%4."/>
+      <w:lvlJc w:val="left"/>
+      <w:pPr>
+        <w:ind w:left="1760" w:hanging="440"/>
+      </w:pPr>
+    </w:lvl>
+    <w:lvl w:ilvl="4" w:tplc="04090017" w:tentative="1">
+      <w:start w:val="1"/>
+      <w:numFmt w:val="aiueoFullWidth"/>
+      <w:lvlText w:val="(%5)"/>
+      <w:lvlJc w:val="left"/>
+      <w:pPr>
+        <w:ind w:left="2200" w:hanging="440"/>
+      </w:pPr>
+    </w:lvl>
+    <w:lvl w:ilvl="5" w:tplc="04090011" w:tentative="1">
+      <w:start w:val="1"/>
+      <w:numFmt w:val="decimalEnclosedCircle"/>
+      <w:lvlText w:val="%6"/>
+      <w:lvlJc w:val="left"/>
+      <w:pPr>
+        <w:ind w:left="2640" w:hanging="440"/>
+      </w:pPr>
+    </w:lvl>
+    <w:lvl w:ilvl="6" w:tplc="0409000F" w:tentative="1">
+      <w:start w:val="1"/>
+      <w:numFmt w:val="decimal"/>
+      <w:lvlText w:val="%7."/>
+      <w:lvlJc w:val="left"/>
+      <w:pPr>
+        <w:ind w:left="3080" w:hanging="440"/>
+      </w:pPr>
+    </w:lvl>
+    <w:lvl w:ilvl="7" w:tplc="04090017" w:tentative="1">
+      <w:start w:val="1"/>
+      <w:numFmt w:val="aiueoFullWidth"/>
+      <w:lvlText w:val="(%8)"/>
+      <w:lvlJc w:val="left"/>
+      <w:pPr>
+        <w:ind w:left="3520" w:hanging="440"/>
+      </w:pPr>
+    </w:lvl>
+    <w:lvl w:ilvl="8" w:tplc="04090011" w:tentative="1">
+      <w:start w:val="1"/>
+      <w:numFmt w:val="decimalEnclosedCircle"/>
+      <w:lvlText w:val="%9"/>
+      <w:lvlJc w:val="left"/>
+      <w:pPr>
+        <w:ind w:left="3960" w:hanging="440"/>
+      </w:pPr>
+    </w:lvl>
+  </w:abstractNum>
+  <w:abstractNum w:abstractNumId="9" w15:restartNumberingAfterBreak="0">
+    <w:nsid w:val="6AB97CB5"/>
     <w:multiLevelType w:val="singleLevel"/>
     <w:tmpl w:val="0409000F"/>
     <w:name w:val="__API_DOC_SQUARE_BULLET__"/>
@@ -32484,10 +33394,10 @@
       </w:pPr>
     </w:lvl>
   </w:abstractNum>
-  <w:abstractNum w:abstractNumId="3" w15:restartNumberingAfterBreak="0">
-    <w:nsid w:val="52915000"/>
+  <w:abstractNum w:abstractNumId="10" w15:restartNumberingAfterBreak="0">
+    <w:nsid w:val="6B8F2139"/>
     <w:multiLevelType w:val="hybridMultilevel"/>
-    <w:tmpl w:val="9D96122C"/>
+    <w:tmpl w:val="966C4810"/>
     <w:name w:val="__API_DOC_SQUARE_BULLET__22222"/>
     <w:lvl w:ilvl="0" w:tplc="0409000F">
       <w:start w:val="1"/>
@@ -32571,550 +33481,11 @@
       </w:pPr>
     </w:lvl>
   </w:abstractNum>
-  <w:abstractNum w:abstractNumId="4" w15:restartNumberingAfterBreak="0">
-    <w:nsid w:val="56E42BC0"/>
+  <w:abstractNum w:abstractNumId="11" w15:restartNumberingAfterBreak="0">
+    <w:nsid w:val="77EE30B7"/>
     <w:multiLevelType w:val="hybridMultilevel"/>
-    <w:tmpl w:val="3738D8C2"/>
-    <w:name w:val="__API_DOC_SQUARE_BULLET__2222222"/>
-    <w:lvl w:ilvl="0" w:tplc="0409000F">
-      <w:start w:val="1"/>
-      <w:numFmt w:val="decimal"/>
-      <w:lvlText w:val="%1."/>
-      <w:lvlJc w:val="left"/>
-      <w:pPr>
-        <w:ind w:left="440" w:hanging="440"/>
-      </w:pPr>
-    </w:lvl>
-    <w:lvl w:ilvl="1" w:tplc="04090017" w:tentative="1">
-      <w:start w:val="1"/>
-      <w:numFmt w:val="aiueoFullWidth"/>
-      <w:lvlText w:val="(%2)"/>
-      <w:lvlJc w:val="left"/>
-      <w:pPr>
-        <w:ind w:left="880" w:hanging="440"/>
-      </w:pPr>
-    </w:lvl>
-    <w:lvl w:ilvl="2" w:tplc="04090011" w:tentative="1">
-      <w:start w:val="1"/>
-      <w:numFmt w:val="decimalEnclosedCircle"/>
-      <w:lvlText w:val="%3"/>
-      <w:lvlJc w:val="left"/>
-      <w:pPr>
-        <w:ind w:left="1320" w:hanging="440"/>
-      </w:pPr>
-    </w:lvl>
-    <w:lvl w:ilvl="3" w:tplc="0409000F" w:tentative="1">
-      <w:start w:val="1"/>
-      <w:numFmt w:val="decimal"/>
-      <w:lvlText w:val="%4."/>
-      <w:lvlJc w:val="left"/>
-      <w:pPr>
-        <w:ind w:left="1760" w:hanging="440"/>
-      </w:pPr>
-    </w:lvl>
-    <w:lvl w:ilvl="4" w:tplc="04090017" w:tentative="1">
-      <w:start w:val="1"/>
-      <w:numFmt w:val="aiueoFullWidth"/>
-      <w:lvlText w:val="(%5)"/>
-      <w:lvlJc w:val="left"/>
-      <w:pPr>
-        <w:ind w:left="2200" w:hanging="440"/>
-      </w:pPr>
-    </w:lvl>
-    <w:lvl w:ilvl="5" w:tplc="04090011" w:tentative="1">
-      <w:start w:val="1"/>
-      <w:numFmt w:val="decimalEnclosedCircle"/>
-      <w:lvlText w:val="%6"/>
-      <w:lvlJc w:val="left"/>
-      <w:pPr>
-        <w:ind w:left="2640" w:hanging="440"/>
-      </w:pPr>
-    </w:lvl>
-    <w:lvl w:ilvl="6" w:tplc="0409000F" w:tentative="1">
-      <w:start w:val="1"/>
-      <w:numFmt w:val="decimal"/>
-      <w:lvlText w:val="%7."/>
-      <w:lvlJc w:val="left"/>
-      <w:pPr>
-        <w:ind w:left="3080" w:hanging="440"/>
-      </w:pPr>
-    </w:lvl>
-    <w:lvl w:ilvl="7" w:tplc="04090017" w:tentative="1">
-      <w:start w:val="1"/>
-      <w:numFmt w:val="aiueoFullWidth"/>
-      <w:lvlText w:val="(%8)"/>
-      <w:lvlJc w:val="left"/>
-      <w:pPr>
-        <w:ind w:left="3520" w:hanging="440"/>
-      </w:pPr>
-    </w:lvl>
-    <w:lvl w:ilvl="8" w:tplc="04090011" w:tentative="1">
-      <w:start w:val="1"/>
-      <w:numFmt w:val="decimalEnclosedCircle"/>
-      <w:lvlText w:val="%9"/>
-      <w:lvlJc w:val="left"/>
-      <w:pPr>
-        <w:ind w:left="3960" w:hanging="440"/>
-      </w:pPr>
-    </w:lvl>
-  </w:abstractNum>
-  <w:abstractNum w:abstractNumId="5" w15:restartNumberingAfterBreak="0">
-    <w:nsid w:val="586B3A6D"/>
-    <w:multiLevelType w:val="hybridMultilevel"/>
-    <w:tmpl w:val="4D7019BE"/>
-    <w:name w:val="__API_DOC_SQUARE_BULLET__2222222222"/>
-    <w:lvl w:ilvl="0" w:tplc="0409000F">
-      <w:start w:val="1"/>
-      <w:numFmt w:val="decimal"/>
-      <w:lvlText w:val="%1."/>
-      <w:lvlJc w:val="left"/>
-      <w:pPr>
-        <w:ind w:left="440" w:hanging="440"/>
-      </w:pPr>
-    </w:lvl>
-    <w:lvl w:ilvl="1" w:tplc="04090017" w:tentative="1">
-      <w:start w:val="1"/>
-      <w:numFmt w:val="aiueoFullWidth"/>
-      <w:lvlText w:val="(%2)"/>
-      <w:lvlJc w:val="left"/>
-      <w:pPr>
-        <w:ind w:left="880" w:hanging="440"/>
-      </w:pPr>
-    </w:lvl>
-    <w:lvl w:ilvl="2" w:tplc="04090011" w:tentative="1">
-      <w:start w:val="1"/>
-      <w:numFmt w:val="decimalEnclosedCircle"/>
-      <w:lvlText w:val="%3"/>
-      <w:lvlJc w:val="left"/>
-      <w:pPr>
-        <w:ind w:left="1320" w:hanging="440"/>
-      </w:pPr>
-    </w:lvl>
-    <w:lvl w:ilvl="3" w:tplc="0409000F" w:tentative="1">
-      <w:start w:val="1"/>
-      <w:numFmt w:val="decimal"/>
-      <w:lvlText w:val="%4."/>
-      <w:lvlJc w:val="left"/>
-      <w:pPr>
-        <w:ind w:left="1760" w:hanging="440"/>
-      </w:pPr>
-    </w:lvl>
-    <w:lvl w:ilvl="4" w:tplc="04090017" w:tentative="1">
-      <w:start w:val="1"/>
-      <w:numFmt w:val="aiueoFullWidth"/>
-      <w:lvlText w:val="(%5)"/>
-      <w:lvlJc w:val="left"/>
-      <w:pPr>
-        <w:ind w:left="2200" w:hanging="440"/>
-      </w:pPr>
-    </w:lvl>
-    <w:lvl w:ilvl="5" w:tplc="04090011" w:tentative="1">
-      <w:start w:val="1"/>
-      <w:numFmt w:val="decimalEnclosedCircle"/>
-      <w:lvlText w:val="%6"/>
-      <w:lvlJc w:val="left"/>
-      <w:pPr>
-        <w:ind w:left="2640" w:hanging="440"/>
-      </w:pPr>
-    </w:lvl>
-    <w:lvl w:ilvl="6" w:tplc="0409000F" w:tentative="1">
-      <w:start w:val="1"/>
-      <w:numFmt w:val="decimal"/>
-      <w:lvlText w:val="%7."/>
-      <w:lvlJc w:val="left"/>
-      <w:pPr>
-        <w:ind w:left="3080" w:hanging="440"/>
-      </w:pPr>
-    </w:lvl>
-    <w:lvl w:ilvl="7" w:tplc="04090017" w:tentative="1">
-      <w:start w:val="1"/>
-      <w:numFmt w:val="aiueoFullWidth"/>
-      <w:lvlText w:val="(%8)"/>
-      <w:lvlJc w:val="left"/>
-      <w:pPr>
-        <w:ind w:left="3520" w:hanging="440"/>
-      </w:pPr>
-    </w:lvl>
-    <w:lvl w:ilvl="8" w:tplc="04090011" w:tentative="1">
-      <w:start w:val="1"/>
-      <w:numFmt w:val="decimalEnclosedCircle"/>
-      <w:lvlText w:val="%9"/>
-      <w:lvlJc w:val="left"/>
-      <w:pPr>
-        <w:ind w:left="3960" w:hanging="440"/>
-      </w:pPr>
-    </w:lvl>
-  </w:abstractNum>
-  <w:abstractNum w:abstractNumId="6" w15:restartNumberingAfterBreak="0">
-    <w:nsid w:val="5D055E60"/>
-    <w:multiLevelType w:val="hybridMultilevel"/>
-    <w:tmpl w:val="AB36A01A"/>
-    <w:name w:val="__API_DOC_SQUARE_BULLET__222222222"/>
-    <w:lvl w:ilvl="0" w:tplc="0409000F">
-      <w:start w:val="1"/>
-      <w:numFmt w:val="decimal"/>
-      <w:lvlText w:val="%1."/>
-      <w:lvlJc w:val="left"/>
-      <w:pPr>
-        <w:ind w:left="440" w:hanging="440"/>
-      </w:pPr>
-    </w:lvl>
-    <w:lvl w:ilvl="1" w:tplc="04090017" w:tentative="1">
-      <w:start w:val="1"/>
-      <w:numFmt w:val="aiueoFullWidth"/>
-      <w:lvlText w:val="(%2)"/>
-      <w:lvlJc w:val="left"/>
-      <w:pPr>
-        <w:ind w:left="880" w:hanging="440"/>
-      </w:pPr>
-    </w:lvl>
-    <w:lvl w:ilvl="2" w:tplc="04090011" w:tentative="1">
-      <w:start w:val="1"/>
-      <w:numFmt w:val="decimalEnclosedCircle"/>
-      <w:lvlText w:val="%3"/>
-      <w:lvlJc w:val="left"/>
-      <w:pPr>
-        <w:ind w:left="1320" w:hanging="440"/>
-      </w:pPr>
-    </w:lvl>
-    <w:lvl w:ilvl="3" w:tplc="0409000F" w:tentative="1">
-      <w:start w:val="1"/>
-      <w:numFmt w:val="decimal"/>
-      <w:lvlText w:val="%4."/>
-      <w:lvlJc w:val="left"/>
-      <w:pPr>
-        <w:ind w:left="1760" w:hanging="440"/>
-      </w:pPr>
-    </w:lvl>
-    <w:lvl w:ilvl="4" w:tplc="04090017" w:tentative="1">
-      <w:start w:val="1"/>
-      <w:numFmt w:val="aiueoFullWidth"/>
-      <w:lvlText w:val="(%5)"/>
-      <w:lvlJc w:val="left"/>
-      <w:pPr>
-        <w:ind w:left="2200" w:hanging="440"/>
-      </w:pPr>
-    </w:lvl>
-    <w:lvl w:ilvl="5" w:tplc="04090011" w:tentative="1">
-      <w:start w:val="1"/>
-      <w:numFmt w:val="decimalEnclosedCircle"/>
-      <w:lvlText w:val="%6"/>
-      <w:lvlJc w:val="left"/>
-      <w:pPr>
-        <w:ind w:left="2640" w:hanging="440"/>
-      </w:pPr>
-    </w:lvl>
-    <w:lvl w:ilvl="6" w:tplc="0409000F" w:tentative="1">
-      <w:start w:val="1"/>
-      <w:numFmt w:val="decimal"/>
-      <w:lvlText w:val="%7."/>
-      <w:lvlJc w:val="left"/>
-      <w:pPr>
-        <w:ind w:left="3080" w:hanging="440"/>
-      </w:pPr>
-    </w:lvl>
-    <w:lvl w:ilvl="7" w:tplc="04090017" w:tentative="1">
-      <w:start w:val="1"/>
-      <w:numFmt w:val="aiueoFullWidth"/>
-      <w:lvlText w:val="(%8)"/>
-      <w:lvlJc w:val="left"/>
-      <w:pPr>
-        <w:ind w:left="3520" w:hanging="440"/>
-      </w:pPr>
-    </w:lvl>
-    <w:lvl w:ilvl="8" w:tplc="04090011" w:tentative="1">
-      <w:start w:val="1"/>
-      <w:numFmt w:val="decimalEnclosedCircle"/>
-      <w:lvlText w:val="%9"/>
-      <w:lvlJc w:val="left"/>
-      <w:pPr>
-        <w:ind w:left="3960" w:hanging="440"/>
-      </w:pPr>
-    </w:lvl>
-  </w:abstractNum>
-  <w:abstractNum w:abstractNumId="7" w15:restartNumberingAfterBreak="0">
-    <w:nsid w:val="628E3E6D"/>
-    <w:multiLevelType w:val="hybridMultilevel"/>
-    <w:tmpl w:val="41A24080"/>
-    <w:name w:val="__API_DOC_SQUARE_BULLET__2222"/>
-    <w:lvl w:ilvl="0" w:tplc="0409000F">
-      <w:start w:val="1"/>
-      <w:numFmt w:val="decimal"/>
-      <w:lvlText w:val="%1."/>
-      <w:lvlJc w:val="left"/>
-      <w:pPr>
-        <w:ind w:left="440" w:hanging="440"/>
-      </w:pPr>
-    </w:lvl>
-    <w:lvl w:ilvl="1" w:tplc="04090017" w:tentative="1">
-      <w:start w:val="1"/>
-      <w:numFmt w:val="aiueoFullWidth"/>
-      <w:lvlText w:val="(%2)"/>
-      <w:lvlJc w:val="left"/>
-      <w:pPr>
-        <w:ind w:left="880" w:hanging="440"/>
-      </w:pPr>
-    </w:lvl>
-    <w:lvl w:ilvl="2" w:tplc="04090011" w:tentative="1">
-      <w:start w:val="1"/>
-      <w:numFmt w:val="decimalEnclosedCircle"/>
-      <w:lvlText w:val="%3"/>
-      <w:lvlJc w:val="left"/>
-      <w:pPr>
-        <w:ind w:left="1320" w:hanging="440"/>
-      </w:pPr>
-    </w:lvl>
-    <w:lvl w:ilvl="3" w:tplc="0409000F" w:tentative="1">
-      <w:start w:val="1"/>
-      <w:numFmt w:val="decimal"/>
-      <w:lvlText w:val="%4."/>
-      <w:lvlJc w:val="left"/>
-      <w:pPr>
-        <w:ind w:left="1760" w:hanging="440"/>
-      </w:pPr>
-    </w:lvl>
-    <w:lvl w:ilvl="4" w:tplc="04090017" w:tentative="1">
-      <w:start w:val="1"/>
-      <w:numFmt w:val="aiueoFullWidth"/>
-      <w:lvlText w:val="(%5)"/>
-      <w:lvlJc w:val="left"/>
-      <w:pPr>
-        <w:ind w:left="2200" w:hanging="440"/>
-      </w:pPr>
-    </w:lvl>
-    <w:lvl w:ilvl="5" w:tplc="04090011" w:tentative="1">
-      <w:start w:val="1"/>
-      <w:numFmt w:val="decimalEnclosedCircle"/>
-      <w:lvlText w:val="%6"/>
-      <w:lvlJc w:val="left"/>
-      <w:pPr>
-        <w:ind w:left="2640" w:hanging="440"/>
-      </w:pPr>
-    </w:lvl>
-    <w:lvl w:ilvl="6" w:tplc="0409000F" w:tentative="1">
-      <w:start w:val="1"/>
-      <w:numFmt w:val="decimal"/>
-      <w:lvlText w:val="%7."/>
-      <w:lvlJc w:val="left"/>
-      <w:pPr>
-        <w:ind w:left="3080" w:hanging="440"/>
-      </w:pPr>
-    </w:lvl>
-    <w:lvl w:ilvl="7" w:tplc="04090017" w:tentative="1">
-      <w:start w:val="1"/>
-      <w:numFmt w:val="aiueoFullWidth"/>
-      <w:lvlText w:val="(%8)"/>
-      <w:lvlJc w:val="left"/>
-      <w:pPr>
-        <w:ind w:left="3520" w:hanging="440"/>
-      </w:pPr>
-    </w:lvl>
-    <w:lvl w:ilvl="8" w:tplc="04090011" w:tentative="1">
-      <w:start w:val="1"/>
-      <w:numFmt w:val="decimalEnclosedCircle"/>
-      <w:lvlText w:val="%9"/>
-      <w:lvlJc w:val="left"/>
-      <w:pPr>
-        <w:ind w:left="3960" w:hanging="440"/>
-      </w:pPr>
-    </w:lvl>
-  </w:abstractNum>
-  <w:abstractNum w:abstractNumId="8" w15:restartNumberingAfterBreak="0">
-    <w:nsid w:val="672828F7"/>
-    <w:multiLevelType w:val="hybridMultilevel"/>
-    <w:tmpl w:val="B1BC0A9E"/>
+    <w:tmpl w:val="423AFADA"/>
     <w:name w:val="__API_DOC_SQUARE_BULLET__22"/>
-    <w:lvl w:ilvl="0" w:tplc="0409000F">
-      <w:start w:val="1"/>
-      <w:numFmt w:val="decimal"/>
-      <w:lvlText w:val="%1."/>
-      <w:lvlJc w:val="left"/>
-      <w:pPr>
-        <w:ind w:left="440" w:hanging="440"/>
-      </w:pPr>
-    </w:lvl>
-    <w:lvl w:ilvl="1" w:tplc="04090017" w:tentative="1">
-      <w:start w:val="1"/>
-      <w:numFmt w:val="aiueoFullWidth"/>
-      <w:lvlText w:val="(%2)"/>
-      <w:lvlJc w:val="left"/>
-      <w:pPr>
-        <w:ind w:left="880" w:hanging="440"/>
-      </w:pPr>
-    </w:lvl>
-    <w:lvl w:ilvl="2" w:tplc="04090011" w:tentative="1">
-      <w:start w:val="1"/>
-      <w:numFmt w:val="decimalEnclosedCircle"/>
-      <w:lvlText w:val="%3"/>
-      <w:lvlJc w:val="left"/>
-      <w:pPr>
-        <w:ind w:left="1320" w:hanging="440"/>
-      </w:pPr>
-    </w:lvl>
-    <w:lvl w:ilvl="3" w:tplc="0409000F" w:tentative="1">
-      <w:start w:val="1"/>
-      <w:numFmt w:val="decimal"/>
-      <w:lvlText w:val="%4."/>
-      <w:lvlJc w:val="left"/>
-      <w:pPr>
-        <w:ind w:left="1760" w:hanging="440"/>
-      </w:pPr>
-    </w:lvl>
-    <w:lvl w:ilvl="4" w:tplc="04090017" w:tentative="1">
-      <w:start w:val="1"/>
-      <w:numFmt w:val="aiueoFullWidth"/>
-      <w:lvlText w:val="(%5)"/>
-      <w:lvlJc w:val="left"/>
-      <w:pPr>
-        <w:ind w:left="2200" w:hanging="440"/>
-      </w:pPr>
-    </w:lvl>
-    <w:lvl w:ilvl="5" w:tplc="04090011" w:tentative="1">
-      <w:start w:val="1"/>
-      <w:numFmt w:val="decimalEnclosedCircle"/>
-      <w:lvlText w:val="%6"/>
-      <w:lvlJc w:val="left"/>
-      <w:pPr>
-        <w:ind w:left="2640" w:hanging="440"/>
-      </w:pPr>
-    </w:lvl>
-    <w:lvl w:ilvl="6" w:tplc="0409000F" w:tentative="1">
-      <w:start w:val="1"/>
-      <w:numFmt w:val="decimal"/>
-      <w:lvlText w:val="%7."/>
-      <w:lvlJc w:val="left"/>
-      <w:pPr>
-        <w:ind w:left="3080" w:hanging="440"/>
-      </w:pPr>
-    </w:lvl>
-    <w:lvl w:ilvl="7" w:tplc="04090017" w:tentative="1">
-      <w:start w:val="1"/>
-      <w:numFmt w:val="aiueoFullWidth"/>
-      <w:lvlText w:val="(%8)"/>
-      <w:lvlJc w:val="left"/>
-      <w:pPr>
-        <w:ind w:left="3520" w:hanging="440"/>
-      </w:pPr>
-    </w:lvl>
-    <w:lvl w:ilvl="8" w:tplc="04090011" w:tentative="1">
-      <w:start w:val="1"/>
-      <w:numFmt w:val="decimalEnclosedCircle"/>
-      <w:lvlText w:val="%9"/>
-      <w:lvlJc w:val="left"/>
-      <w:pPr>
-        <w:ind w:left="3960" w:hanging="440"/>
-      </w:pPr>
-    </w:lvl>
-  </w:abstractNum>
-  <w:abstractNum w:abstractNumId="9" w15:restartNumberingAfterBreak="0">
-    <w:nsid w:val="70F7026A"/>
-    <w:multiLevelType w:val="singleLevel"/>
-    <w:tmpl w:val="04090001"/>
-    <w:lvl w:ilvl="0">
-      <w:start w:val="1"/>
-      <w:numFmt w:val="bullet"/>
-      <w:lvlText w:val="■"/>
-      <w:lvlJc w:val="left"/>
-      <w:pPr>
-        <w:ind w:left="440" w:hanging="440"/>
-      </w:pPr>
-      <w:rPr>
-        <w:rFonts w:ascii="Meiryo UI" w:hAnsi="Meiryo UI" w:eastAsia="Meiryo UI" w:cs="Meiryo UI" w:hint="default"/>
-      </w:rPr>
-    </w:lvl>
-  </w:abstractNum>
-  <w:abstractNum w:abstractNumId="10" w15:restartNumberingAfterBreak="0">
-    <w:nsid w:val="74D6047B"/>
-    <w:multiLevelType w:val="hybridMultilevel"/>
-    <w:tmpl w:val="28BC1864"/>
-    <w:name w:val="__API_DOC_SQUARE_BULLET__22222222"/>
-    <w:lvl w:ilvl="0" w:tplc="0409000F">
-      <w:start w:val="1"/>
-      <w:numFmt w:val="decimal"/>
-      <w:lvlText w:val="%1."/>
-      <w:lvlJc w:val="left"/>
-      <w:pPr>
-        <w:ind w:left="440" w:hanging="440"/>
-      </w:pPr>
-    </w:lvl>
-    <w:lvl w:ilvl="1" w:tplc="04090017" w:tentative="1">
-      <w:start w:val="1"/>
-      <w:numFmt w:val="aiueoFullWidth"/>
-      <w:lvlText w:val="(%2)"/>
-      <w:lvlJc w:val="left"/>
-      <w:pPr>
-        <w:ind w:left="880" w:hanging="440"/>
-      </w:pPr>
-    </w:lvl>
-    <w:lvl w:ilvl="2" w:tplc="04090011" w:tentative="1">
-      <w:start w:val="1"/>
-      <w:numFmt w:val="decimalEnclosedCircle"/>
-      <w:lvlText w:val="%3"/>
-      <w:lvlJc w:val="left"/>
-      <w:pPr>
-        <w:ind w:left="1320" w:hanging="440"/>
-      </w:pPr>
-    </w:lvl>
-    <w:lvl w:ilvl="3" w:tplc="0409000F" w:tentative="1">
-      <w:start w:val="1"/>
-      <w:numFmt w:val="decimal"/>
-      <w:lvlText w:val="%4."/>
-      <w:lvlJc w:val="left"/>
-      <w:pPr>
-        <w:ind w:left="1760" w:hanging="440"/>
-      </w:pPr>
-    </w:lvl>
-    <w:lvl w:ilvl="4" w:tplc="04090017" w:tentative="1">
-      <w:start w:val="1"/>
-      <w:numFmt w:val="aiueoFullWidth"/>
-      <w:lvlText w:val="(%5)"/>
-      <w:lvlJc w:val="left"/>
-      <w:pPr>
-        <w:ind w:left="2200" w:hanging="440"/>
-      </w:pPr>
-    </w:lvl>
-    <w:lvl w:ilvl="5" w:tplc="04090011" w:tentative="1">
-      <w:start w:val="1"/>
-      <w:numFmt w:val="decimalEnclosedCircle"/>
-      <w:lvlText w:val="%6"/>
-      <w:lvlJc w:val="left"/>
-      <w:pPr>
-        <w:ind w:left="2640" w:hanging="440"/>
-      </w:pPr>
-    </w:lvl>
-    <w:lvl w:ilvl="6" w:tplc="0409000F" w:tentative="1">
-      <w:start w:val="1"/>
-      <w:numFmt w:val="decimal"/>
-      <w:lvlText w:val="%7."/>
-      <w:lvlJc w:val="left"/>
-      <w:pPr>
-        <w:ind w:left="3080" w:hanging="440"/>
-      </w:pPr>
-    </w:lvl>
-    <w:lvl w:ilvl="7" w:tplc="04090017" w:tentative="1">
-      <w:start w:val="1"/>
-      <w:numFmt w:val="aiueoFullWidth"/>
-      <w:lvlText w:val="(%8)"/>
-      <w:lvlJc w:val="left"/>
-      <w:pPr>
-        <w:ind w:left="3520" w:hanging="440"/>
-      </w:pPr>
-    </w:lvl>
-    <w:lvl w:ilvl="8" w:tplc="04090011" w:tentative="1">
-      <w:start w:val="1"/>
-      <w:numFmt w:val="decimalEnclosedCircle"/>
-      <w:lvlText w:val="%9"/>
-      <w:lvlJc w:val="left"/>
-      <w:pPr>
-        <w:ind w:left="3960" w:hanging="440"/>
-      </w:pPr>
-    </w:lvl>
-  </w:abstractNum>
-  <w:abstractNum w:abstractNumId="11" w15:restartNumberingAfterBreak="0">
-    <w:nsid w:val="786E598E"/>
-    <w:multiLevelType w:val="hybridMultilevel"/>
-    <w:tmpl w:val="CE66AE02"/>
-    <w:name w:val="__API_DOC_SQUARE_BULLET__222222"/>
     <w:lvl w:ilvl="0" w:tplc="0409000F">
       <w:start w:val="1"/>
       <w:numFmt w:val="decimal"/>
@@ -33314,41 +33685,41 @@
   <w:num w:numId="1" w16cid:durableId="296302402">
     <w:abstractNumId w:val="12"/>
   </w:num>
-  <w:num w:numId="2" w16cid:durableId="1489663183">
+  <w:num w:numId="2" w16cid:durableId="1106535977">
+    <w:abstractNumId w:val="0"/>
+  </w:num>
+  <w:num w:numId="3" w16cid:durableId="281421580">
     <w:abstractNumId w:val="9"/>
   </w:num>
-  <w:num w:numId="3" w16cid:durableId="74590683">
+  <w:num w:numId="4" w16cid:durableId="1948534850">
+    <w:abstractNumId w:val="7"/>
+  </w:num>
+  <w:num w:numId="5" w16cid:durableId="1278372360">
+    <w:abstractNumId w:val="11"/>
+  </w:num>
+  <w:num w:numId="6" w16cid:durableId="1324164048">
+    <w:abstractNumId w:val="4"/>
+  </w:num>
+  <w:num w:numId="7" w16cid:durableId="3872462">
     <w:abstractNumId w:val="2"/>
   </w:num>
-  <w:num w:numId="4" w16cid:durableId="223414156">
+  <w:num w:numId="8" w16cid:durableId="1942301100">
+    <w:abstractNumId w:val="10"/>
+  </w:num>
+  <w:num w:numId="9" w16cid:durableId="266233139">
     <w:abstractNumId w:val="1"/>
   </w:num>
-  <w:num w:numId="5" w16cid:durableId="1238705296">
+  <w:num w:numId="10" w16cid:durableId="1075080881">
     <w:abstractNumId w:val="8"/>
   </w:num>
-  <w:num w:numId="6" w16cid:durableId="93938137">
-    <w:abstractNumId w:val="0"/>
+  <w:num w:numId="11" w16cid:durableId="1690910254">
+    <w:abstractNumId w:val="5"/>
   </w:num>
-  <w:num w:numId="7" w16cid:durableId="1443836826">
-    <w:abstractNumId w:val="7"/>
-  </w:num>
-  <w:num w:numId="8" w16cid:durableId="1352031840">
-    <w:abstractNumId w:val="3"/>
-  </w:num>
-  <w:num w:numId="9" w16cid:durableId="856889938">
-    <w:abstractNumId w:val="11"/>
-  </w:num>
-  <w:num w:numId="10" w16cid:durableId="270015398">
-    <w:abstractNumId w:val="4"/>
-  </w:num>
-  <w:num w:numId="11" w16cid:durableId="519465233">
-    <w:abstractNumId w:val="10"/>
-  </w:num>
-  <w:num w:numId="12" w16cid:durableId="1891989490">
+  <w:num w:numId="12" w16cid:durableId="1164659748">
     <w:abstractNumId w:val="6"/>
   </w:num>
-  <w:num w:numId="13" w16cid:durableId="1080368024">
-    <w:abstractNumId w:val="5"/>
+  <w:num w:numId="13" w16cid:durableId="556550315">
+    <w:abstractNumId w:val="3"/>
   </w:num>
   <w:numIdMacAtCleanup w:val="13"/>
 </w:numbering>

--- a/taniguchi/api/Fix/API設計書_ユーザー管理.docx
+++ b/taniguchi/api/Fix/API設計書_ユーザー管理.docx
@@ -224,7 +224,7 @@
                                     <w:sz w:val="28"/>
                                     <w:szCs w:val="28"/>
                                   </w:rPr>
-                                  <w:t>2026年5月16日</w:t>
+                                  <w:t>2026年6月3日</w:t>
                                 </w:r>
                               </w:p>
                               <w:p>
@@ -422,7 +422,7 @@
                               <w:sz w:val="28"/>
                               <w:szCs w:val="28"/>
                             </w:rPr>
-                            <w:t>2026年5月16日</w:t>
+                            <w:t>2026年6月3日</w:t>
                           </w:r>
                         </w:p>
                         <w:p>
@@ -491,34 +491,24 @@
         </w:p>
         <w:tbl>
           <w:tblPr>
-            <w:tblW w:w="9000" w:type="dxa"/>
-            <w:tblBorders>
-              <w:top w:val="single" w:sz="8" w:space="0" w:color="000000"/>
-              <w:left w:val="single" w:sz="8" w:space="0" w:color="000000"/>
-              <w:bottom w:val="single" w:sz="8" w:space="0" w:color="000000"/>
-              <w:right w:val="single" w:sz="8" w:space="0" w:color="000000"/>
-              <w:insideH w:val="single" w:sz="8" w:space="0" w:color="000000"/>
-              <w:insideV w:val="single" w:sz="8" w:space="0" w:color="000000"/>
-            </w:tblBorders>
-            <w:tblLayout w:type="fixed"/>
-            <w:tblLook w:val="0600" w:firstRow="0" w:lastRow="0" w:firstColumn="0" w:lastColumn="0" w:noHBand="1" w:noVBand="1"/>
+            <w:tblStyle w:val="afffffff7"/>
+            <w:tblW w:w="5000" w:type="pct"/>
+            <w:tblLook w:val="04A0" w:firstRow="1" w:lastRow="0" w:firstColumn="1" w:lastColumn="0" w:noHBand="0" w:noVBand="1"/>
           </w:tblPr>
           <w:tblGrid>
-            <w:gridCol w:w="1665"/>
-            <w:gridCol w:w="1935"/>
-            <w:gridCol w:w="5400"/>
+            <w:gridCol w:w="1043"/>
+            <w:gridCol w:w="1212"/>
+            <w:gridCol w:w="3382"/>
+            <w:gridCol w:w="3382"/>
           </w:tblGrid>
           <w:tr>
+            <w:trPr>
+              <w:tblHeader/>
+            </w:trPr>
             <w:tc>
               <w:tcPr>
-                <w:tcW w:w="1665" w:type="dxa"/>
+                <w:tcW w:w="578" w:type="pct"/>
                 <w:shd w:val="clear" w:color="auto" w:fill="DBE5F1" w:themeFill="accent1" w:themeFillTint="33"/>
-                <w:tcMar>
-                  <w:top w:w="100" w:type="dxa"/>
-                  <w:left w:w="100" w:type="dxa"/>
-                  <w:bottom w:w="100" w:type="dxa"/>
-                  <w:right w:w="100" w:type="dxa"/>
-                </w:tcMar>
               </w:tcPr>
               <w:p>
                 <w:pPr>
@@ -530,7 +520,6 @@
                     <w:right w:val="nil"/>
                     <w:between w:val="nil"/>
                   </w:pBdr>
-                  <w:spacing w:line="240" w:lineRule="auto"/>
                   <w:rPr>
                     <w:b/>
                     <w:bCs/>
@@ -538,6 +527,7 @@
                 </w:pPr>
                 <w:r>
                   <w:rPr>
+                    <w:rFonts w:hint="eastAsia"/>
                     <w:b/>
                     <w:bCs/>
                   </w:rPr>
@@ -547,14 +537,8 @@
             </w:tc>
             <w:tc>
               <w:tcPr>
-                <w:tcW w:w="1935" w:type="dxa"/>
+                <w:tcW w:w="672" w:type="pct"/>
                 <w:shd w:val="clear" w:color="auto" w:fill="DBE5F1" w:themeFill="accent1" w:themeFillTint="33"/>
-                <w:tcMar>
-                  <w:top w:w="100" w:type="dxa"/>
-                  <w:left w:w="100" w:type="dxa"/>
-                  <w:bottom w:w="100" w:type="dxa"/>
-                  <w:right w:w="100" w:type="dxa"/>
-                </w:tcMar>
               </w:tcPr>
               <w:p>
                 <w:pPr>
@@ -566,7 +550,6 @@
                     <w:right w:val="nil"/>
                     <w:between w:val="nil"/>
                   </w:pBdr>
-                  <w:spacing w:line="240" w:lineRule="auto"/>
                   <w:rPr>
                     <w:b/>
                     <w:bCs/>
@@ -574,23 +557,18 @@
                 </w:pPr>
                 <w:r>
                   <w:rPr>
+                    <w:rFonts w:hint="eastAsia"/>
                     <w:b/>
                     <w:bCs/>
                   </w:rPr>
-                  <w:t>改訂日</w:t>
+                  <w:t>日付</w:t>
                 </w:r>
               </w:p>
             </w:tc>
             <w:tc>
               <w:tcPr>
-                <w:tcW w:w="5400" w:type="dxa"/>
+                <w:tcW w:w="1875" w:type="pct"/>
                 <w:shd w:val="clear" w:color="auto" w:fill="DBE5F1" w:themeFill="accent1" w:themeFillTint="33"/>
-                <w:tcMar>
-                  <w:top w:w="100" w:type="dxa"/>
-                  <w:left w:w="100" w:type="dxa"/>
-                  <w:bottom w:w="100" w:type="dxa"/>
-                  <w:right w:w="100" w:type="dxa"/>
-                </w:tcMar>
               </w:tcPr>
               <w:p>
                 <w:pPr>
@@ -602,7 +580,6 @@
                     <w:right w:val="nil"/>
                     <w:between w:val="nil"/>
                   </w:pBdr>
-                  <w:spacing w:line="240" w:lineRule="auto"/>
                   <w:rPr>
                     <w:b/>
                     <w:bCs/>
@@ -610,24 +587,18 @@
                 </w:pPr>
                 <w:r>
                   <w:rPr>
+                    <w:rFonts w:hint="eastAsia"/>
                     <w:b/>
                     <w:bCs/>
                   </w:rPr>
-                  <w:t>改訂内容</w:t>
+                  <w:t>変更概要</w:t>
                 </w:r>
               </w:p>
             </w:tc>
-          </w:tr>
-          <w:tr>
             <w:tc>
               <w:tcPr>
-                <w:tcW w:w="1665" w:type="dxa"/>
-                <w:tcMar>
-                  <w:top w:w="100" w:type="dxa"/>
-                  <w:left w:w="100" w:type="dxa"/>
-                  <w:bottom w:w="100" w:type="dxa"/>
-                  <w:right w:w="100" w:type="dxa"/>
-                </w:tcMar>
+                <w:tcW w:w="1875" w:type="pct"/>
+                <w:shd w:val="clear" w:color="auto" w:fill="DBE5F1" w:themeFill="accent1" w:themeFillTint="33"/>
               </w:tcPr>
               <w:p>
                 <w:pPr>
@@ -639,22 +610,26 @@
                     <w:right w:val="nil"/>
                     <w:between w:val="nil"/>
                   </w:pBdr>
-                  <w:spacing w:line="240" w:lineRule="auto"/>
+                  <w:rPr>
+                    <w:b/>
+                    <w:bCs/>
+                  </w:rPr>
                 </w:pPr>
                 <w:r>
-                  <w:t>1.00</w:t>
+                  <w:rPr>
+                    <w:rFonts w:hint="eastAsia"/>
+                    <w:b/>
+                    <w:bCs/>
+                  </w:rPr>
+                  <w:t>変更者</w:t>
                 </w:r>
               </w:p>
             </w:tc>
+          </w:tr>
+          <w:tr>
             <w:tc>
               <w:tcPr>
-                <w:tcW w:w="1935" w:type="dxa"/>
-                <w:tcMar>
-                  <w:top w:w="100" w:type="dxa"/>
-                  <w:left w:w="100" w:type="dxa"/>
-                  <w:bottom w:w="100" w:type="dxa"/>
-                  <w:right w:w="100" w:type="dxa"/>
-                </w:tcMar>
+                <w:tcW w:w="578" w:type="pct"/>
               </w:tcPr>
               <w:p>
                 <w:pPr>
@@ -666,22 +641,15 @@
                     <w:right w:val="nil"/>
                     <w:between w:val="nil"/>
                   </w:pBdr>
-                  <w:spacing w:line="240" w:lineRule="auto"/>
                 </w:pPr>
                 <w:r>
-                  <w:t>2026/5/16</w:t>
+                  <w:t>1.0</w:t>
                 </w:r>
               </w:p>
             </w:tc>
             <w:tc>
               <w:tcPr>
-                <w:tcW w:w="5400" w:type="dxa"/>
-                <w:tcMar>
-                  <w:top w:w="100" w:type="dxa"/>
-                  <w:left w:w="100" w:type="dxa"/>
-                  <w:bottom w:w="100" w:type="dxa"/>
-                  <w:right w:w="100" w:type="dxa"/>
-                </w:tcMar>
+                <w:tcW w:w="672" w:type="pct"/>
               </w:tcPr>
               <w:p>
                 <w:pPr>
@@ -693,27 +661,15 @@
                     <w:right w:val="nil"/>
                     <w:between w:val="nil"/>
                   </w:pBdr>
-                  <w:spacing w:line="240" w:lineRule="auto"/>
                 </w:pPr>
                 <w:r>
-                  <w:rPr>
-                    <w:rFonts w:hint="eastAsia"/>
-                  </w:rPr>
-                  <w:t>新規作成</w:t>
+                  <w:t>2026/6/3</w:t>
                 </w:r>
               </w:p>
             </w:tc>
-          </w:tr>
-          <w:tr>
             <w:tc>
               <w:tcPr>
-                <w:tcW w:w="1665" w:type="dxa"/>
-                <w:tcMar>
-                  <w:top w:w="100" w:type="dxa"/>
-                  <w:left w:w="100" w:type="dxa"/>
-                  <w:bottom w:w="100" w:type="dxa"/>
-                  <w:right w:w="100" w:type="dxa"/>
-                </w:tcMar>
+                <w:tcW w:w="1875" w:type="pct"/>
               </w:tcPr>
               <w:p>
                 <w:pPr>
@@ -725,19 +681,18 @@
                     <w:right w:val="nil"/>
                     <w:between w:val="nil"/>
                   </w:pBdr>
-                  <w:spacing w:line="240" w:lineRule="auto"/>
                 </w:pPr>
+                <w:r>
+                  <w:rPr>
+                    <w:rFonts w:hint="eastAsia"/>
+                  </w:rPr>
+                  <w:t>初版作成</w:t>
+                </w:r>
               </w:p>
             </w:tc>
             <w:tc>
               <w:tcPr>
-                <w:tcW w:w="1935" w:type="dxa"/>
-                <w:tcMar>
-                  <w:top w:w="100" w:type="dxa"/>
-                  <w:left w:w="100" w:type="dxa"/>
-                  <w:bottom w:w="100" w:type="dxa"/>
-                  <w:right w:w="100" w:type="dxa"/>
-                </w:tcMar>
+                <w:tcW w:w="1875" w:type="pct"/>
               </w:tcPr>
               <w:p>
                 <w:pPr>
@@ -749,19 +704,20 @@
                     <w:right w:val="nil"/>
                     <w:between w:val="nil"/>
                   </w:pBdr>
-                  <w:spacing w:line="240" w:lineRule="auto"/>
+                  <w:rPr>
+                    <w:rFonts w:hint="eastAsia"/>
+                  </w:rPr>
                 </w:pPr>
+                <w:r>
+                  <w:t>-</w:t>
+                </w:r>
               </w:p>
             </w:tc>
+          </w:tr>
+          <w:tr>
             <w:tc>
               <w:tcPr>
-                <w:tcW w:w="5400" w:type="dxa"/>
-                <w:tcMar>
-                  <w:top w:w="100" w:type="dxa"/>
-                  <w:left w:w="100" w:type="dxa"/>
-                  <w:bottom w:w="100" w:type="dxa"/>
-                  <w:right w:w="100" w:type="dxa"/>
-                </w:tcMar>
+                <w:tcW w:w="578" w:type="pct"/>
               </w:tcPr>
               <w:p>
                 <w:pPr>
@@ -773,21 +729,12 @@
                     <w:right w:val="nil"/>
                     <w:between w:val="nil"/>
                   </w:pBdr>
-                  <w:spacing w:line="240" w:lineRule="auto"/>
                 </w:pPr>
               </w:p>
             </w:tc>
-          </w:tr>
-          <w:tr>
             <w:tc>
               <w:tcPr>
-                <w:tcW w:w="1665" w:type="dxa"/>
-                <w:tcMar>
-                  <w:top w:w="100" w:type="dxa"/>
-                  <w:left w:w="100" w:type="dxa"/>
-                  <w:bottom w:w="100" w:type="dxa"/>
-                  <w:right w:w="100" w:type="dxa"/>
-                </w:tcMar>
+                <w:tcW w:w="672" w:type="pct"/>
               </w:tcPr>
               <w:p>
                 <w:pPr>
@@ -799,55 +746,12 @@
                     <w:right w:val="nil"/>
                     <w:between w:val="nil"/>
                   </w:pBdr>
-                  <w:spacing w:line="240" w:lineRule="auto"/>
                 </w:pPr>
               </w:p>
             </w:tc>
             <w:tc>
               <w:tcPr>
-                <w:tcW w:w="1935" w:type="dxa"/>
-                <w:tcMar>
-                  <w:top w:w="100" w:type="dxa"/>
-                  <w:left w:w="100" w:type="dxa"/>
-                  <w:bottom w:w="100" w:type="dxa"/>
-                  <w:right w:w="100" w:type="dxa"/>
-                </w:tcMar>
-              </w:tcPr>
-              <w:p>
-                <w:pPr>
-                  <w:widowControl w:val="0"/>
-                  <w:spacing w:line="240" w:lineRule="auto"/>
-                </w:pPr>
-              </w:p>
-            </w:tc>
-            <w:tc>
-              <w:tcPr>
-                <w:tcW w:w="5400" w:type="dxa"/>
-                <w:tcMar>
-                  <w:top w:w="100" w:type="dxa"/>
-                  <w:left w:w="100" w:type="dxa"/>
-                  <w:bottom w:w="100" w:type="dxa"/>
-                  <w:right w:w="100" w:type="dxa"/>
-                </w:tcMar>
-              </w:tcPr>
-              <w:p>
-                <w:pPr>
-                  <w:widowControl w:val="0"/>
-                  <w:spacing w:line="240" w:lineRule="auto"/>
-                </w:pPr>
-              </w:p>
-            </w:tc>
-          </w:tr>
-          <w:tr>
-            <w:tc>
-              <w:tcPr>
-                <w:tcW w:w="1665" w:type="dxa"/>
-                <w:tcMar>
-                  <w:top w:w="100" w:type="dxa"/>
-                  <w:left w:w="100" w:type="dxa"/>
-                  <w:bottom w:w="100" w:type="dxa"/>
-                  <w:right w:w="100" w:type="dxa"/>
-                </w:tcMar>
+                <w:tcW w:w="1875" w:type="pct"/>
               </w:tcPr>
               <w:p>
                 <w:pPr>
@@ -859,55 +763,12 @@
                     <w:right w:val="nil"/>
                     <w:between w:val="nil"/>
                   </w:pBdr>
-                  <w:spacing w:line="240" w:lineRule="auto"/>
                 </w:pPr>
               </w:p>
             </w:tc>
             <w:tc>
               <w:tcPr>
-                <w:tcW w:w="1935" w:type="dxa"/>
-                <w:tcMar>
-                  <w:top w:w="100" w:type="dxa"/>
-                  <w:left w:w="100" w:type="dxa"/>
-                  <w:bottom w:w="100" w:type="dxa"/>
-                  <w:right w:w="100" w:type="dxa"/>
-                </w:tcMar>
-              </w:tcPr>
-              <w:p>
-                <w:pPr>
-                  <w:widowControl w:val="0"/>
-                  <w:spacing w:line="240" w:lineRule="auto"/>
-                </w:pPr>
-              </w:p>
-            </w:tc>
-            <w:tc>
-              <w:tcPr>
-                <w:tcW w:w="5400" w:type="dxa"/>
-                <w:tcMar>
-                  <w:top w:w="100" w:type="dxa"/>
-                  <w:left w:w="100" w:type="dxa"/>
-                  <w:bottom w:w="100" w:type="dxa"/>
-                  <w:right w:w="100" w:type="dxa"/>
-                </w:tcMar>
-              </w:tcPr>
-              <w:p>
-                <w:pPr>
-                  <w:widowControl w:val="0"/>
-                  <w:spacing w:line="240" w:lineRule="auto"/>
-                </w:pPr>
-              </w:p>
-            </w:tc>
-          </w:tr>
-          <w:tr>
-            <w:tc>
-              <w:tcPr>
-                <w:tcW w:w="1665" w:type="dxa"/>
-                <w:tcMar>
-                  <w:top w:w="100" w:type="dxa"/>
-                  <w:left w:w="100" w:type="dxa"/>
-                  <w:bottom w:w="100" w:type="dxa"/>
-                  <w:right w:w="100" w:type="dxa"/>
-                </w:tcMar>
+                <w:tcW w:w="1875" w:type="pct"/>
               </w:tcPr>
               <w:p>
                 <w:pPr>
@@ -919,41 +780,153 @@
                     <w:right w:val="nil"/>
                     <w:between w:val="nil"/>
                   </w:pBdr>
-                  <w:spacing w:line="240" w:lineRule="auto"/>
+                </w:pPr>
+              </w:p>
+            </w:tc>
+          </w:tr>
+          <w:tr>
+            <w:tc>
+              <w:tcPr>
+                <w:tcW w:w="578" w:type="pct"/>
+              </w:tcPr>
+              <w:p>
+                <w:pPr>
+                  <w:widowControl w:val="0"/>
+                  <w:pBdr>
+                    <w:top w:val="nil"/>
+                    <w:left w:val="nil"/>
+                    <w:bottom w:val="nil"/>
+                    <w:right w:val="nil"/>
+                    <w:between w:val="nil"/>
+                  </w:pBdr>
                 </w:pPr>
               </w:p>
             </w:tc>
             <w:tc>
               <w:tcPr>
-                <w:tcW w:w="1935" w:type="dxa"/>
-                <w:tcMar>
-                  <w:top w:w="100" w:type="dxa"/>
-                  <w:left w:w="100" w:type="dxa"/>
-                  <w:bottom w:w="100" w:type="dxa"/>
-                  <w:right w:w="100" w:type="dxa"/>
-                </w:tcMar>
+                <w:tcW w:w="672" w:type="pct"/>
               </w:tcPr>
               <w:p>
                 <w:pPr>
                   <w:widowControl w:val="0"/>
-                  <w:spacing w:line="240" w:lineRule="auto"/>
                 </w:pPr>
               </w:p>
             </w:tc>
             <w:tc>
               <w:tcPr>
-                <w:tcW w:w="5400" w:type="dxa"/>
-                <w:tcMar>
-                  <w:top w:w="100" w:type="dxa"/>
-                  <w:left w:w="100" w:type="dxa"/>
-                  <w:bottom w:w="100" w:type="dxa"/>
-                  <w:right w:w="100" w:type="dxa"/>
-                </w:tcMar>
+                <w:tcW w:w="1875" w:type="pct"/>
               </w:tcPr>
               <w:p>
                 <w:pPr>
                   <w:widowControl w:val="0"/>
-                  <w:spacing w:line="240" w:lineRule="auto"/>
+                </w:pPr>
+              </w:p>
+            </w:tc>
+            <w:tc>
+              <w:tcPr>
+                <w:tcW w:w="1875" w:type="pct"/>
+              </w:tcPr>
+              <w:p>
+                <w:pPr>
+                  <w:widowControl w:val="0"/>
+                </w:pPr>
+              </w:p>
+            </w:tc>
+          </w:tr>
+          <w:tr>
+            <w:tc>
+              <w:tcPr>
+                <w:tcW w:w="578" w:type="pct"/>
+              </w:tcPr>
+              <w:p>
+                <w:pPr>
+                  <w:widowControl w:val="0"/>
+                  <w:pBdr>
+                    <w:top w:val="nil"/>
+                    <w:left w:val="nil"/>
+                    <w:bottom w:val="nil"/>
+                    <w:right w:val="nil"/>
+                    <w:between w:val="nil"/>
+                  </w:pBdr>
+                </w:pPr>
+              </w:p>
+            </w:tc>
+            <w:tc>
+              <w:tcPr>
+                <w:tcW w:w="672" w:type="pct"/>
+              </w:tcPr>
+              <w:p>
+                <w:pPr>
+                  <w:widowControl w:val="0"/>
+                </w:pPr>
+              </w:p>
+            </w:tc>
+            <w:tc>
+              <w:tcPr>
+                <w:tcW w:w="1875" w:type="pct"/>
+              </w:tcPr>
+              <w:p>
+                <w:pPr>
+                  <w:widowControl w:val="0"/>
+                </w:pPr>
+              </w:p>
+            </w:tc>
+            <w:tc>
+              <w:tcPr>
+                <w:tcW w:w="1875" w:type="pct"/>
+              </w:tcPr>
+              <w:p>
+                <w:pPr>
+                  <w:widowControl w:val="0"/>
+                </w:pPr>
+              </w:p>
+            </w:tc>
+          </w:tr>
+          <w:tr>
+            <w:tc>
+              <w:tcPr>
+                <w:tcW w:w="578" w:type="pct"/>
+              </w:tcPr>
+              <w:p>
+                <w:pPr>
+                  <w:widowControl w:val="0"/>
+                  <w:pBdr>
+                    <w:top w:val="nil"/>
+                    <w:left w:val="nil"/>
+                    <w:bottom w:val="nil"/>
+                    <w:right w:val="nil"/>
+                    <w:between w:val="nil"/>
+                  </w:pBdr>
+                </w:pPr>
+              </w:p>
+            </w:tc>
+            <w:tc>
+              <w:tcPr>
+                <w:tcW w:w="672" w:type="pct"/>
+              </w:tcPr>
+              <w:p>
+                <w:pPr>
+                  <w:widowControl w:val="0"/>
+                </w:pPr>
+              </w:p>
+            </w:tc>
+            <w:tc>
+              <w:tcPr>
+                <w:tcW w:w="1875" w:type="pct"/>
+              </w:tcPr>
+              <w:p>
+                <w:pPr>
+                  <w:widowControl w:val="0"/>
+                </w:pPr>
+              </w:p>
+            </w:tc>
+            <w:tc>
+              <w:tcPr>
+                <w:tcW w:w="1875" w:type="pct"/>
+              </w:tcPr>
+              <w:p>
+                <w:pPr>
+                  <w:widowControl w:val="0"/>
                 </w:pPr>
               </w:p>
             </w:tc>
@@ -1029,7 +1002,7 @@
       <w:r>
         <w:fldChar w:fldCharType="separate"/>
       </w:r>
-      <w:hyperlink w:anchor="_Toc230013868" w:history="1">
+      <w:hyperlink w:anchor="_Toc231417137" w:history="1">
         <w:r>
           <w:rPr>
             <w:rStyle w:val="afffffff5"/>
@@ -1056,7 +1029,7 @@
             <w:noProof/>
             <w:webHidden/>
           </w:rPr>
-          <w:instrText xml:space="preserve"> PAGEREF _Toc230013868 \h </w:instrText>
+          <w:instrText xml:space="preserve"> PAGEREF _Toc231417137 \h </w:instrText>
         </w:r>
         <w:r>
           <w:rPr>
@@ -1104,7 +1077,7 @@
           <w14:ligatures w14:val="standardContextual"/>
         </w:rPr>
       </w:pPr>
-      <w:hyperlink w:anchor="_Toc230013869" w:history="1">
+      <w:hyperlink w:anchor="_Toc231417138" w:history="1">
         <w:r>
           <w:rPr>
             <w:rStyle w:val="afffffff5"/>
@@ -1131,7 +1104,7 @@
             <w:noProof/>
             <w:webHidden/>
           </w:rPr>
-          <w:instrText xml:space="preserve"> PAGEREF _Toc230013869 \h </w:instrText>
+          <w:instrText xml:space="preserve"> PAGEREF _Toc231417138 \h </w:instrText>
         </w:r>
         <w:r>
           <w:rPr>
@@ -1179,7 +1152,7 @@
           <w14:ligatures w14:val="standardContextual"/>
         </w:rPr>
       </w:pPr>
-      <w:hyperlink w:anchor="_Toc230013870" w:history="1">
+      <w:hyperlink w:anchor="_Toc231417139" w:history="1">
         <w:r>
           <w:rPr>
             <w:rStyle w:val="afffffff5"/>
@@ -1206,7 +1179,7 @@
             <w:noProof/>
             <w:webHidden/>
           </w:rPr>
-          <w:instrText xml:space="preserve"> PAGEREF _Toc230013870 \h </w:instrText>
+          <w:instrText xml:space="preserve"> PAGEREF _Toc231417139 \h </w:instrText>
         </w:r>
         <w:r>
           <w:rPr>
@@ -1254,7 +1227,7 @@
           <w14:ligatures w14:val="standardContextual"/>
         </w:rPr>
       </w:pPr>
-      <w:hyperlink w:anchor="_Toc230013871" w:history="1">
+      <w:hyperlink w:anchor="_Toc231417140" w:history="1">
         <w:r>
           <w:rPr>
             <w:rStyle w:val="afffffff5"/>
@@ -1281,7 +1254,7 @@
             <w:noProof/>
             <w:webHidden/>
           </w:rPr>
-          <w:instrText xml:space="preserve"> PAGEREF _Toc230013871 \h </w:instrText>
+          <w:instrText xml:space="preserve"> PAGEREF _Toc231417140 \h </w:instrText>
         </w:r>
         <w:r>
           <w:rPr>
@@ -1329,7 +1302,7 @@
           <w14:ligatures w14:val="standardContextual"/>
         </w:rPr>
       </w:pPr>
-      <w:hyperlink w:anchor="_Toc230013872" w:history="1">
+      <w:hyperlink w:anchor="_Toc231417141" w:history="1">
         <w:r>
           <w:rPr>
             <w:rStyle w:val="afffffff5"/>
@@ -1356,7 +1329,7 @@
             <w:noProof/>
             <w:webHidden/>
           </w:rPr>
-          <w:instrText xml:space="preserve"> PAGEREF _Toc230013872 \h </w:instrText>
+          <w:instrText xml:space="preserve"> PAGEREF _Toc231417141 \h </w:instrText>
         </w:r>
         <w:r>
           <w:rPr>
@@ -1405,7 +1378,7 @@
           <w14:ligatures w14:val="standardContextual"/>
         </w:rPr>
       </w:pPr>
-      <w:hyperlink w:anchor="_Toc230013873" w:history="1">
+      <w:hyperlink w:anchor="_Toc231417142" w:history="1">
         <w:r>
           <w:rPr>
             <w:rStyle w:val="afffffff5"/>
@@ -1432,7 +1405,7 @@
             <w:noProof/>
             <w:webHidden/>
           </w:rPr>
-          <w:instrText xml:space="preserve"> PAGEREF _Toc230013873 \h </w:instrText>
+          <w:instrText xml:space="preserve"> PAGEREF _Toc231417142 \h </w:instrText>
         </w:r>
         <w:r>
           <w:rPr>
@@ -1452,7 +1425,7 @@
             <w:noProof/>
             <w:webHidden/>
           </w:rPr>
-          <w:t>6</w:t>
+          <w:t>7</w:t>
         </w:r>
         <w:r>
           <w:rPr>
@@ -1480,7 +1453,7 @@
           <w14:ligatures w14:val="standardContextual"/>
         </w:rPr>
       </w:pPr>
-      <w:hyperlink w:anchor="_Toc230013874" w:history="1">
+      <w:hyperlink w:anchor="_Toc231417143" w:history="1">
         <w:r>
           <w:rPr>
             <w:rStyle w:val="afffffff5"/>
@@ -1507,7 +1480,7 @@
             <w:noProof/>
             <w:webHidden/>
           </w:rPr>
-          <w:instrText xml:space="preserve"> PAGEREF _Toc230013874 \h </w:instrText>
+          <w:instrText xml:space="preserve"> PAGEREF _Toc231417143 \h </w:instrText>
         </w:r>
         <w:r>
           <w:rPr>
@@ -1527,7 +1500,7 @@
             <w:noProof/>
             <w:webHidden/>
           </w:rPr>
-          <w:t>6</w:t>
+          <w:t>7</w:t>
         </w:r>
         <w:r>
           <w:rPr>
@@ -1555,7 +1528,7 @@
           <w14:ligatures w14:val="standardContextual"/>
         </w:rPr>
       </w:pPr>
-      <w:hyperlink w:anchor="_Toc230013875" w:history="1">
+      <w:hyperlink w:anchor="_Toc231417144" w:history="1">
         <w:r>
           <w:rPr>
             <w:rStyle w:val="afffffff5"/>
@@ -1582,7 +1555,7 @@
             <w:noProof/>
             <w:webHidden/>
           </w:rPr>
-          <w:instrText xml:space="preserve"> PAGEREF _Toc230013875 \h </w:instrText>
+          <w:instrText xml:space="preserve"> PAGEREF _Toc231417144 \h </w:instrText>
         </w:r>
         <w:r>
           <w:rPr>
@@ -1630,7 +1603,7 @@
           <w14:ligatures w14:val="standardContextual"/>
         </w:rPr>
       </w:pPr>
-      <w:hyperlink w:anchor="_Toc230013876" w:history="1">
+      <w:hyperlink w:anchor="_Toc231417145" w:history="1">
         <w:r>
           <w:rPr>
             <w:rStyle w:val="afffffff5"/>
@@ -1657,7 +1630,7 @@
             <w:noProof/>
             <w:webHidden/>
           </w:rPr>
-          <w:instrText xml:space="preserve"> PAGEREF _Toc230013876 \h </w:instrText>
+          <w:instrText xml:space="preserve"> PAGEREF _Toc231417145 \h </w:instrText>
         </w:r>
         <w:r>
           <w:rPr>
@@ -1677,7 +1650,7 @@
             <w:noProof/>
             <w:webHidden/>
           </w:rPr>
-          <w:t>7</w:t>
+          <w:t>8</w:t>
         </w:r>
         <w:r>
           <w:rPr>
@@ -1706,7 +1679,7 @@
           <w14:ligatures w14:val="standardContextual"/>
         </w:rPr>
       </w:pPr>
-      <w:hyperlink w:anchor="_Toc230013877" w:history="1">
+      <w:hyperlink w:anchor="_Toc231417146" w:history="1">
         <w:r>
           <w:rPr>
             <w:rStyle w:val="afffffff5"/>
@@ -1733,7 +1706,7 @@
             <w:noProof/>
             <w:webHidden/>
           </w:rPr>
-          <w:instrText xml:space="preserve"> PAGEREF _Toc230013877 \h </w:instrText>
+          <w:instrText xml:space="preserve"> PAGEREF _Toc231417146 \h </w:instrText>
         </w:r>
         <w:r>
           <w:rPr>
@@ -1753,7 +1726,7 @@
             <w:noProof/>
             <w:webHidden/>
           </w:rPr>
-          <w:t>8</w:t>
+          <w:t>9</w:t>
         </w:r>
         <w:r>
           <w:rPr>
@@ -1781,7 +1754,7 @@
           <w14:ligatures w14:val="standardContextual"/>
         </w:rPr>
       </w:pPr>
-      <w:hyperlink w:anchor="_Toc230013878" w:history="1">
+      <w:hyperlink w:anchor="_Toc231417147" w:history="1">
         <w:r>
           <w:rPr>
             <w:rStyle w:val="afffffff5"/>
@@ -1808,7 +1781,7 @@
             <w:noProof/>
             <w:webHidden/>
           </w:rPr>
-          <w:instrText xml:space="preserve"> PAGEREF _Toc230013878 \h </w:instrText>
+          <w:instrText xml:space="preserve"> PAGEREF _Toc231417147 \h </w:instrText>
         </w:r>
         <w:r>
           <w:rPr>
@@ -1828,7 +1801,7 @@
             <w:noProof/>
             <w:webHidden/>
           </w:rPr>
-          <w:t>8</w:t>
+          <w:t>9</w:t>
         </w:r>
         <w:r>
           <w:rPr>
@@ -1856,7 +1829,7 @@
           <w14:ligatures w14:val="standardContextual"/>
         </w:rPr>
       </w:pPr>
-      <w:hyperlink w:anchor="_Toc230013879" w:history="1">
+      <w:hyperlink w:anchor="_Toc231417148" w:history="1">
         <w:r>
           <w:rPr>
             <w:rStyle w:val="afffffff5"/>
@@ -1883,7 +1856,7 @@
             <w:noProof/>
             <w:webHidden/>
           </w:rPr>
-          <w:instrText xml:space="preserve"> PAGEREF _Toc230013879 \h </w:instrText>
+          <w:instrText xml:space="preserve"> PAGEREF _Toc231417148 \h </w:instrText>
         </w:r>
         <w:r>
           <w:rPr>
@@ -1903,7 +1876,7 @@
             <w:noProof/>
             <w:webHidden/>
           </w:rPr>
-          <w:t>8</w:t>
+          <w:t>9</w:t>
         </w:r>
         <w:r>
           <w:rPr>
@@ -1931,7 +1904,7 @@
           <w14:ligatures w14:val="standardContextual"/>
         </w:rPr>
       </w:pPr>
-      <w:hyperlink w:anchor="_Toc230013880" w:history="1">
+      <w:hyperlink w:anchor="_Toc231417149" w:history="1">
         <w:r>
           <w:rPr>
             <w:rStyle w:val="afffffff5"/>
@@ -1958,7 +1931,7 @@
             <w:noProof/>
             <w:webHidden/>
           </w:rPr>
-          <w:instrText xml:space="preserve"> PAGEREF _Toc230013880 \h </w:instrText>
+          <w:instrText xml:space="preserve"> PAGEREF _Toc231417149 \h </w:instrText>
         </w:r>
         <w:r>
           <w:rPr>
@@ -2006,7 +1979,7 @@
           <w14:ligatures w14:val="standardContextual"/>
         </w:rPr>
       </w:pPr>
-      <w:hyperlink w:anchor="_Toc230013881" w:history="1">
+      <w:hyperlink w:anchor="_Toc231417150" w:history="1">
         <w:r>
           <w:rPr>
             <w:rStyle w:val="afffffff5"/>
@@ -2033,7 +2006,7 @@
             <w:noProof/>
             <w:webHidden/>
           </w:rPr>
-          <w:instrText xml:space="preserve"> PAGEREF _Toc230013881 \h </w:instrText>
+          <w:instrText xml:space="preserve"> PAGEREF _Toc231417150 \h </w:instrText>
         </w:r>
         <w:r>
           <w:rPr>
@@ -2053,7 +2026,7 @@
             <w:noProof/>
             <w:webHidden/>
           </w:rPr>
-          <w:t>10</w:t>
+          <w:t>11</w:t>
         </w:r>
         <w:r>
           <w:rPr>
@@ -2081,7 +2054,7 @@
           <w14:ligatures w14:val="standardContextual"/>
         </w:rPr>
       </w:pPr>
-      <w:hyperlink w:anchor="_Toc230013882" w:history="1">
+      <w:hyperlink w:anchor="_Toc231417151" w:history="1">
         <w:r>
           <w:rPr>
             <w:rStyle w:val="afffffff5"/>
@@ -2108,7 +2081,7 @@
             <w:noProof/>
             <w:webHidden/>
           </w:rPr>
-          <w:instrText xml:space="preserve"> PAGEREF _Toc230013882 \h </w:instrText>
+          <w:instrText xml:space="preserve"> PAGEREF _Toc231417151 \h </w:instrText>
         </w:r>
         <w:r>
           <w:rPr>
@@ -2128,7 +2101,7 @@
             <w:noProof/>
             <w:webHidden/>
           </w:rPr>
-          <w:t>11</w:t>
+          <w:t>12</w:t>
         </w:r>
         <w:r>
           <w:rPr>
@@ -2156,7 +2129,7 @@
           <w14:ligatures w14:val="standardContextual"/>
         </w:rPr>
       </w:pPr>
-      <w:hyperlink w:anchor="_Toc230013883" w:history="1">
+      <w:hyperlink w:anchor="_Toc231417152" w:history="1">
         <w:r>
           <w:rPr>
             <w:rStyle w:val="afffffff5"/>
@@ -2183,7 +2156,7 @@
             <w:noProof/>
             <w:webHidden/>
           </w:rPr>
-          <w:instrText xml:space="preserve"> PAGEREF _Toc230013883 \h </w:instrText>
+          <w:instrText xml:space="preserve"> PAGEREF _Toc231417152 \h </w:instrText>
         </w:r>
         <w:r>
           <w:rPr>
@@ -2231,7 +2204,7 @@
           <w14:ligatures w14:val="standardContextual"/>
         </w:rPr>
       </w:pPr>
-      <w:hyperlink w:anchor="_Toc230013884" w:history="1">
+      <w:hyperlink w:anchor="_Toc231417153" w:history="1">
         <w:r>
           <w:rPr>
             <w:rStyle w:val="afffffff5"/>
@@ -2258,7 +2231,7 @@
             <w:noProof/>
             <w:webHidden/>
           </w:rPr>
-          <w:instrText xml:space="preserve"> PAGEREF _Toc230013884 \h </w:instrText>
+          <w:instrText xml:space="preserve"> PAGEREF _Toc231417153 \h </w:instrText>
         </w:r>
         <w:r>
           <w:rPr>
@@ -2278,7 +2251,7 @@
             <w:noProof/>
             <w:webHidden/>
           </w:rPr>
-          <w:t>12</w:t>
+          <w:t>13</w:t>
         </w:r>
         <w:r>
           <w:rPr>
@@ -2306,7 +2279,7 @@
           <w14:ligatures w14:val="standardContextual"/>
         </w:rPr>
       </w:pPr>
-      <w:hyperlink w:anchor="_Toc230013885" w:history="1">
+      <w:hyperlink w:anchor="_Toc231417154" w:history="1">
         <w:r>
           <w:rPr>
             <w:rStyle w:val="afffffff5"/>
@@ -2333,7 +2306,7 @@
             <w:noProof/>
             <w:webHidden/>
           </w:rPr>
-          <w:instrText xml:space="preserve"> PAGEREF _Toc230013885 \h </w:instrText>
+          <w:instrText xml:space="preserve"> PAGEREF _Toc231417154 \h </w:instrText>
         </w:r>
         <w:r>
           <w:rPr>
@@ -2381,7 +2354,7 @@
           <w14:ligatures w14:val="standardContextual"/>
         </w:rPr>
       </w:pPr>
-      <w:hyperlink w:anchor="_Toc230013886" w:history="1">
+      <w:hyperlink w:anchor="_Toc231417155" w:history="1">
         <w:r>
           <w:rPr>
             <w:rStyle w:val="afffffff5"/>
@@ -2408,7 +2381,7 @@
             <w:noProof/>
             <w:webHidden/>
           </w:rPr>
-          <w:instrText xml:space="preserve"> PAGEREF _Toc230013886 \h </w:instrText>
+          <w:instrText xml:space="preserve"> PAGEREF _Toc231417155 \h </w:instrText>
         </w:r>
         <w:r>
           <w:rPr>
@@ -2428,7 +2401,7 @@
             <w:noProof/>
             <w:webHidden/>
           </w:rPr>
-          <w:t>13</w:t>
+          <w:t>14</w:t>
         </w:r>
         <w:r>
           <w:rPr>
@@ -2456,7 +2429,7 @@
           <w14:ligatures w14:val="standardContextual"/>
         </w:rPr>
       </w:pPr>
-      <w:hyperlink w:anchor="_Toc230013887" w:history="1">
+      <w:hyperlink w:anchor="_Toc231417156" w:history="1">
         <w:r>
           <w:rPr>
             <w:rStyle w:val="afffffff5"/>
@@ -2483,7 +2456,7 @@
             <w:noProof/>
             <w:webHidden/>
           </w:rPr>
-          <w:instrText xml:space="preserve"> PAGEREF _Toc230013887 \h </w:instrText>
+          <w:instrText xml:space="preserve"> PAGEREF _Toc231417156 \h </w:instrText>
         </w:r>
         <w:r>
           <w:rPr>
@@ -2530,7 +2503,7 @@
           <w14:ligatures w14:val="standardContextual"/>
         </w:rPr>
       </w:pPr>
-      <w:hyperlink w:anchor="_Toc230013888" w:history="1">
+      <w:hyperlink w:anchor="_Toc231417157" w:history="1">
         <w:r>
           <w:rPr>
             <w:rStyle w:val="afffffff5"/>
@@ -2557,7 +2530,7 @@
             <w:noProof/>
             <w:webHidden/>
           </w:rPr>
-          <w:instrText xml:space="preserve"> PAGEREF _Toc230013888 \h </w:instrText>
+          <w:instrText xml:space="preserve"> PAGEREF _Toc231417157 \h </w:instrText>
         </w:r>
         <w:r>
           <w:rPr>
@@ -2606,7 +2579,7 @@
           <w14:ligatures w14:val="standardContextual"/>
         </w:rPr>
       </w:pPr>
-      <w:hyperlink w:anchor="_Toc230013889" w:history="1">
+      <w:hyperlink w:anchor="_Toc231417158" w:history="1">
         <w:r>
           <w:rPr>
             <w:rStyle w:val="afffffff5"/>
@@ -2633,7 +2606,7 @@
             <w:noProof/>
             <w:webHidden/>
           </w:rPr>
-          <w:instrText xml:space="preserve"> PAGEREF _Toc230013889 \h </w:instrText>
+          <w:instrText xml:space="preserve"> PAGEREF _Toc231417158 \h </w:instrText>
         </w:r>
         <w:r>
           <w:rPr>
@@ -2653,7 +2626,7 @@
             <w:noProof/>
             <w:webHidden/>
           </w:rPr>
-          <w:t>14</w:t>
+          <w:t>15</w:t>
         </w:r>
         <w:r>
           <w:rPr>
@@ -2682,7 +2655,7 @@
           <w14:ligatures w14:val="standardContextual"/>
         </w:rPr>
       </w:pPr>
-      <w:hyperlink w:anchor="_Toc230013890" w:history="1">
+      <w:hyperlink w:anchor="_Toc231417159" w:history="1">
         <w:r>
           <w:rPr>
             <w:rStyle w:val="afffffff5"/>
@@ -2709,7 +2682,7 @@
             <w:noProof/>
             <w:webHidden/>
           </w:rPr>
-          <w:instrText xml:space="preserve"> PAGEREF _Toc230013890 \h </w:instrText>
+          <w:instrText xml:space="preserve"> PAGEREF _Toc231417159 \h </w:instrText>
         </w:r>
         <w:r>
           <w:rPr>
@@ -2729,7 +2702,7 @@
             <w:noProof/>
             <w:webHidden/>
           </w:rPr>
-          <w:t>15</w:t>
+          <w:t>16</w:t>
         </w:r>
         <w:r>
           <w:rPr>
@@ -2757,7 +2730,7 @@
           <w14:ligatures w14:val="standardContextual"/>
         </w:rPr>
       </w:pPr>
-      <w:hyperlink w:anchor="_Toc230013891" w:history="1">
+      <w:hyperlink w:anchor="_Toc231417160" w:history="1">
         <w:r>
           <w:rPr>
             <w:rStyle w:val="afffffff5"/>
@@ -2784,7 +2757,7 @@
             <w:noProof/>
             <w:webHidden/>
           </w:rPr>
-          <w:instrText xml:space="preserve"> PAGEREF _Toc230013891 \h </w:instrText>
+          <w:instrText xml:space="preserve"> PAGEREF _Toc231417160 \h </w:instrText>
         </w:r>
         <w:r>
           <w:rPr>
@@ -2804,7 +2777,7 @@
             <w:noProof/>
             <w:webHidden/>
           </w:rPr>
-          <w:t>15</w:t>
+          <w:t>16</w:t>
         </w:r>
         <w:r>
           <w:rPr>
@@ -2831,7 +2804,7 @@
           <w14:ligatures w14:val="standardContextual"/>
         </w:rPr>
       </w:pPr>
-      <w:hyperlink w:anchor="_Toc230013892" w:history="1">
+      <w:hyperlink w:anchor="_Toc231417161" w:history="1">
         <w:r>
           <w:rPr>
             <w:rStyle w:val="afffffff5"/>
@@ -2858,7 +2831,7 @@
             <w:noProof/>
             <w:webHidden/>
           </w:rPr>
-          <w:instrText xml:space="preserve"> PAGEREF _Toc230013892 \h </w:instrText>
+          <w:instrText xml:space="preserve"> PAGEREF _Toc231417161 \h </w:instrText>
         </w:r>
         <w:r>
           <w:rPr>
@@ -2878,7 +2851,7 @@
             <w:noProof/>
             <w:webHidden/>
           </w:rPr>
-          <w:t>16</w:t>
+          <w:t>17</w:t>
         </w:r>
         <w:r>
           <w:rPr>
@@ -2905,7 +2878,7 @@
           <w14:ligatures w14:val="standardContextual"/>
         </w:rPr>
       </w:pPr>
-      <w:hyperlink w:anchor="_Toc230013893" w:history="1">
+      <w:hyperlink w:anchor="_Toc231417162" w:history="1">
         <w:r>
           <w:rPr>
             <w:rStyle w:val="afffffff5"/>
@@ -2932,7 +2905,7 @@
             <w:noProof/>
             <w:webHidden/>
           </w:rPr>
-          <w:instrText xml:space="preserve"> PAGEREF _Toc230013893 \h </w:instrText>
+          <w:instrText xml:space="preserve"> PAGEREF _Toc231417162 \h </w:instrText>
         </w:r>
         <w:r>
           <w:rPr>
@@ -2952,7 +2925,7 @@
             <w:noProof/>
             <w:webHidden/>
           </w:rPr>
-          <w:t>18</w:t>
+          <w:t>19</w:t>
         </w:r>
         <w:r>
           <w:rPr>
@@ -2980,7 +2953,7 @@
           <w14:ligatures w14:val="standardContextual"/>
         </w:rPr>
       </w:pPr>
-      <w:hyperlink w:anchor="_Toc230013894" w:history="1">
+      <w:hyperlink w:anchor="_Toc231417163" w:history="1">
         <w:r>
           <w:rPr>
             <w:rStyle w:val="afffffff5"/>
@@ -3007,7 +2980,7 @@
             <w:noProof/>
             <w:webHidden/>
           </w:rPr>
-          <w:instrText xml:space="preserve"> PAGEREF _Toc230013894 \h </w:instrText>
+          <w:instrText xml:space="preserve"> PAGEREF _Toc231417163 \h </w:instrText>
         </w:r>
         <w:r>
           <w:rPr>
@@ -3027,7 +3000,7 @@
             <w:noProof/>
             <w:webHidden/>
           </w:rPr>
-          <w:t>19</w:t>
+          <w:t>20</w:t>
         </w:r>
         <w:r>
           <w:rPr>
@@ -3054,7 +3027,7 @@
           <w14:ligatures w14:val="standardContextual"/>
         </w:rPr>
       </w:pPr>
-      <w:hyperlink w:anchor="_Toc230013895" w:history="1">
+      <w:hyperlink w:anchor="_Toc231417164" w:history="1">
         <w:r>
           <w:rPr>
             <w:rStyle w:val="afffffff5"/>
@@ -3081,7 +3054,7 @@
             <w:noProof/>
             <w:webHidden/>
           </w:rPr>
-          <w:instrText xml:space="preserve"> PAGEREF _Toc230013895 \h </w:instrText>
+          <w:instrText xml:space="preserve"> PAGEREF _Toc231417164 \h </w:instrText>
         </w:r>
         <w:r>
           <w:rPr>
@@ -3101,7 +3074,7 @@
             <w:noProof/>
             <w:webHidden/>
           </w:rPr>
-          <w:t>19</w:t>
+          <w:t>20</w:t>
         </w:r>
         <w:r>
           <w:rPr>
@@ -3128,7 +3101,7 @@
           <w14:ligatures w14:val="standardContextual"/>
         </w:rPr>
       </w:pPr>
-      <w:hyperlink w:anchor="_Toc230013896" w:history="1">
+      <w:hyperlink w:anchor="_Toc231417165" w:history="1">
         <w:r>
           <w:rPr>
             <w:rStyle w:val="afffffff5"/>
@@ -3155,7 +3128,7 @@
             <w:noProof/>
             <w:webHidden/>
           </w:rPr>
-          <w:instrText xml:space="preserve"> PAGEREF _Toc230013896 \h </w:instrText>
+          <w:instrText xml:space="preserve"> PAGEREF _Toc231417165 \h </w:instrText>
         </w:r>
         <w:r>
           <w:rPr>
@@ -3175,7 +3148,7 @@
             <w:noProof/>
             <w:webHidden/>
           </w:rPr>
-          <w:t>20</w:t>
+          <w:t>21</w:t>
         </w:r>
         <w:r>
           <w:rPr>
@@ -3202,7 +3175,7 @@
           <w14:ligatures w14:val="standardContextual"/>
         </w:rPr>
       </w:pPr>
-      <w:hyperlink w:anchor="_Toc230013897" w:history="1">
+      <w:hyperlink w:anchor="_Toc231417166" w:history="1">
         <w:r>
           <w:rPr>
             <w:rStyle w:val="afffffff5"/>
@@ -3229,7 +3202,7 @@
             <w:noProof/>
             <w:webHidden/>
           </w:rPr>
-          <w:instrText xml:space="preserve"> PAGEREF _Toc230013897 \h </w:instrText>
+          <w:instrText xml:space="preserve"> PAGEREF _Toc231417166 \h </w:instrText>
         </w:r>
         <w:r>
           <w:rPr>
@@ -3249,7 +3222,7 @@
             <w:noProof/>
             <w:webHidden/>
           </w:rPr>
-          <w:t>21</w:t>
+          <w:t>22</w:t>
         </w:r>
         <w:r>
           <w:rPr>
@@ -3277,7 +3250,7 @@
           <w14:ligatures w14:val="standardContextual"/>
         </w:rPr>
       </w:pPr>
-      <w:hyperlink w:anchor="_Toc230013898" w:history="1">
+      <w:hyperlink w:anchor="_Toc231417167" w:history="1">
         <w:r>
           <w:rPr>
             <w:rStyle w:val="afffffff5"/>
@@ -3304,7 +3277,7 @@
             <w:noProof/>
             <w:webHidden/>
           </w:rPr>
-          <w:instrText xml:space="preserve"> PAGEREF _Toc230013898 \h </w:instrText>
+          <w:instrText xml:space="preserve"> PAGEREF _Toc231417167 \h </w:instrText>
         </w:r>
         <w:r>
           <w:rPr>
@@ -3324,7 +3297,7 @@
             <w:noProof/>
             <w:webHidden/>
           </w:rPr>
-          <w:t>21</w:t>
+          <w:t>22</w:t>
         </w:r>
         <w:r>
           <w:rPr>
@@ -3351,7 +3324,7 @@
           <w14:ligatures w14:val="standardContextual"/>
         </w:rPr>
       </w:pPr>
-      <w:hyperlink w:anchor="_Toc230013899" w:history="1">
+      <w:hyperlink w:anchor="_Toc231417168" w:history="1">
         <w:r>
           <w:rPr>
             <w:rStyle w:val="afffffff5"/>
@@ -3378,7 +3351,7 @@
             <w:noProof/>
             <w:webHidden/>
           </w:rPr>
-          <w:instrText xml:space="preserve"> PAGEREF _Toc230013899 \h </w:instrText>
+          <w:instrText xml:space="preserve"> PAGEREF _Toc231417168 \h </w:instrText>
         </w:r>
         <w:r>
           <w:rPr>
@@ -3398,7 +3371,7 @@
             <w:noProof/>
             <w:webHidden/>
           </w:rPr>
-          <w:t>21</w:t>
+          <w:t>23</w:t>
         </w:r>
         <w:r>
           <w:rPr>
@@ -3425,7 +3398,7 @@
           <w14:ligatures w14:val="standardContextual"/>
         </w:rPr>
       </w:pPr>
-      <w:hyperlink w:anchor="_Toc230013900" w:history="1">
+      <w:hyperlink w:anchor="_Toc231417169" w:history="1">
         <w:r>
           <w:rPr>
             <w:rStyle w:val="afffffff5"/>
@@ -3452,7 +3425,7 @@
             <w:noProof/>
             <w:webHidden/>
           </w:rPr>
-          <w:instrText xml:space="preserve"> PAGEREF _Toc230013900 \h </w:instrText>
+          <w:instrText xml:space="preserve"> PAGEREF _Toc231417169 \h </w:instrText>
         </w:r>
         <w:r>
           <w:rPr>
@@ -3472,7 +3445,7 @@
             <w:noProof/>
             <w:webHidden/>
           </w:rPr>
-          <w:t>22</w:t>
+          <w:t>23</w:t>
         </w:r>
         <w:r>
           <w:rPr>
@@ -3499,7 +3472,7 @@
           <w14:ligatures w14:val="standardContextual"/>
         </w:rPr>
       </w:pPr>
-      <w:hyperlink w:anchor="_Toc230013901" w:history="1">
+      <w:hyperlink w:anchor="_Toc231417170" w:history="1">
         <w:r>
           <w:rPr>
             <w:rStyle w:val="afffffff5"/>
@@ -3526,7 +3499,7 @@
             <w:noProof/>
             <w:webHidden/>
           </w:rPr>
-          <w:instrText xml:space="preserve"> PAGEREF _Toc230013901 \h </w:instrText>
+          <w:instrText xml:space="preserve"> PAGEREF _Toc231417170 \h </w:instrText>
         </w:r>
         <w:r>
           <w:rPr>
@@ -3546,7 +3519,7 @@
             <w:noProof/>
             <w:webHidden/>
           </w:rPr>
-          <w:t>23</w:t>
+          <w:t>24</w:t>
         </w:r>
         <w:r>
           <w:rPr>
@@ -3574,13 +3547,13 @@
           <w14:ligatures w14:val="standardContextual"/>
         </w:rPr>
       </w:pPr>
-      <w:hyperlink w:anchor="_Toc230013902" w:history="1">
+      <w:hyperlink w:anchor="_Toc231417171" w:history="1">
         <w:r>
           <w:rPr>
             <w:rStyle w:val="afffffff5"/>
             <w:noProof/>
           </w:rPr>
-          <w:t>ユーザー担当施設詳細取得（/user-management/users/{userId}/facility-assignments）</w:t>
+          <w:t>ユーザー担当施設・権限詳細取得（/user-management/users/{userId}/facility-assignments）</w:t>
         </w:r>
         <w:r>
           <w:rPr>
@@ -3601,7 +3574,7 @@
             <w:noProof/>
             <w:webHidden/>
           </w:rPr>
-          <w:instrText xml:space="preserve"> PAGEREF _Toc230013902 \h </w:instrText>
+          <w:instrText xml:space="preserve"> PAGEREF _Toc231417171 \h </w:instrText>
         </w:r>
         <w:r>
           <w:rPr>
@@ -3621,7 +3594,7 @@
             <w:noProof/>
             <w:webHidden/>
           </w:rPr>
-          <w:t>23</w:t>
+          <w:t>24</w:t>
         </w:r>
         <w:r>
           <w:rPr>
@@ -3648,7 +3621,7 @@
           <w14:ligatures w14:val="standardContextual"/>
         </w:rPr>
       </w:pPr>
-      <w:hyperlink w:anchor="_Toc230013903" w:history="1">
+      <w:hyperlink w:anchor="_Toc231417172" w:history="1">
         <w:r>
           <w:rPr>
             <w:rStyle w:val="afffffff5"/>
@@ -3675,7 +3648,7 @@
             <w:noProof/>
             <w:webHidden/>
           </w:rPr>
-          <w:instrText xml:space="preserve"> PAGEREF _Toc230013903 \h </w:instrText>
+          <w:instrText xml:space="preserve"> PAGEREF _Toc231417172 \h </w:instrText>
         </w:r>
         <w:r>
           <w:rPr>
@@ -3695,7 +3668,7 @@
             <w:noProof/>
             <w:webHidden/>
           </w:rPr>
-          <w:t>23</w:t>
+          <w:t>25</w:t>
         </w:r>
         <w:r>
           <w:rPr>
@@ -3722,7 +3695,7 @@
           <w14:ligatures w14:val="standardContextual"/>
         </w:rPr>
       </w:pPr>
-      <w:hyperlink w:anchor="_Toc230013904" w:history="1">
+      <w:hyperlink w:anchor="_Toc231417173" w:history="1">
         <w:r>
           <w:rPr>
             <w:rStyle w:val="afffffff5"/>
@@ -3749,7 +3722,7 @@
             <w:noProof/>
             <w:webHidden/>
           </w:rPr>
-          <w:instrText xml:space="preserve"> PAGEREF _Toc230013904 \h </w:instrText>
+          <w:instrText xml:space="preserve"> PAGEREF _Toc231417173 \h </w:instrText>
         </w:r>
         <w:r>
           <w:rPr>
@@ -3769,7 +3742,7 @@
             <w:noProof/>
             <w:webHidden/>
           </w:rPr>
-          <w:t>24</w:t>
+          <w:t>25</w:t>
         </w:r>
         <w:r>
           <w:rPr>
@@ -3796,7 +3769,7 @@
           <w14:ligatures w14:val="standardContextual"/>
         </w:rPr>
       </w:pPr>
-      <w:hyperlink w:anchor="_Toc230013905" w:history="1">
+      <w:hyperlink w:anchor="_Toc231417174" w:history="1">
         <w:r>
           <w:rPr>
             <w:rStyle w:val="afffffff5"/>
@@ -3823,7 +3796,7 @@
             <w:noProof/>
             <w:webHidden/>
           </w:rPr>
-          <w:instrText xml:space="preserve"> PAGEREF _Toc230013905 \h </w:instrText>
+          <w:instrText xml:space="preserve"> PAGEREF _Toc231417174 \h </w:instrText>
         </w:r>
         <w:r>
           <w:rPr>
@@ -3843,7 +3816,7 @@
             <w:noProof/>
             <w:webHidden/>
           </w:rPr>
-          <w:t>25</w:t>
+          <w:t>27</w:t>
         </w:r>
         <w:r>
           <w:rPr>
@@ -3871,7 +3844,7 @@
           <w14:ligatures w14:val="standardContextual"/>
         </w:rPr>
       </w:pPr>
-      <w:hyperlink w:anchor="_Toc230013906" w:history="1">
+      <w:hyperlink w:anchor="_Toc231417175" w:history="1">
         <w:r>
           <w:rPr>
             <w:rStyle w:val="afffffff5"/>
@@ -3898,7 +3871,7 @@
             <w:noProof/>
             <w:webHidden/>
           </w:rPr>
-          <w:instrText xml:space="preserve"> PAGEREF _Toc230013906 \h </w:instrText>
+          <w:instrText xml:space="preserve"> PAGEREF _Toc231417175 \h </w:instrText>
         </w:r>
         <w:r>
           <w:rPr>
@@ -3918,7 +3891,7 @@
             <w:noProof/>
             <w:webHidden/>
           </w:rPr>
-          <w:t>26</w:t>
+          <w:t>27</w:t>
         </w:r>
         <w:r>
           <w:rPr>
@@ -3945,7 +3918,7 @@
           <w14:ligatures w14:val="standardContextual"/>
         </w:rPr>
       </w:pPr>
-      <w:hyperlink w:anchor="_Toc230013907" w:history="1">
+      <w:hyperlink w:anchor="_Toc231417176" w:history="1">
         <w:r>
           <w:rPr>
             <w:rStyle w:val="afffffff5"/>
@@ -3972,7 +3945,7 @@
             <w:noProof/>
             <w:webHidden/>
           </w:rPr>
-          <w:instrText xml:space="preserve"> PAGEREF _Toc230013907 \h </w:instrText>
+          <w:instrText xml:space="preserve"> PAGEREF _Toc231417176 \h </w:instrText>
         </w:r>
         <w:r>
           <w:rPr>
@@ -3992,7 +3965,7 @@
             <w:noProof/>
             <w:webHidden/>
           </w:rPr>
-          <w:t>26</w:t>
+          <w:t>27</w:t>
         </w:r>
         <w:r>
           <w:rPr>
@@ -4019,7 +3992,7 @@
           <w14:ligatures w14:val="standardContextual"/>
         </w:rPr>
       </w:pPr>
-      <w:hyperlink w:anchor="_Toc230013908" w:history="1">
+      <w:hyperlink w:anchor="_Toc231417177" w:history="1">
         <w:r>
           <w:rPr>
             <w:rStyle w:val="afffffff5"/>
@@ -4046,7 +4019,7 @@
             <w:noProof/>
             <w:webHidden/>
           </w:rPr>
-          <w:instrText xml:space="preserve"> PAGEREF _Toc230013908 \h </w:instrText>
+          <w:instrText xml:space="preserve"> PAGEREF _Toc231417177 \h </w:instrText>
         </w:r>
         <w:r>
           <w:rPr>
@@ -4066,7 +4039,7 @@
             <w:noProof/>
             <w:webHidden/>
           </w:rPr>
-          <w:t>27</w:t>
+          <w:t>28</w:t>
         </w:r>
         <w:r>
           <w:rPr>
@@ -4093,7 +4066,7 @@
           <w14:ligatures w14:val="standardContextual"/>
         </w:rPr>
       </w:pPr>
-      <w:hyperlink w:anchor="_Toc230013909" w:history="1">
+      <w:hyperlink w:anchor="_Toc231417178" w:history="1">
         <w:r>
           <w:rPr>
             <w:rStyle w:val="afffffff5"/>
@@ -4120,7 +4093,7 @@
             <w:noProof/>
             <w:webHidden/>
           </w:rPr>
-          <w:instrText xml:space="preserve"> PAGEREF _Toc230013909 \h </w:instrText>
+          <w:instrText xml:space="preserve"> PAGEREF _Toc231417178 \h </w:instrText>
         </w:r>
         <w:r>
           <w:rPr>
@@ -4140,7 +4113,7 @@
             <w:noProof/>
             <w:webHidden/>
           </w:rPr>
-          <w:t>28</w:t>
+          <w:t>29</w:t>
         </w:r>
         <w:r>
           <w:rPr>
@@ -4168,7 +4141,7 @@
           <w14:ligatures w14:val="standardContextual"/>
         </w:rPr>
       </w:pPr>
-      <w:hyperlink w:anchor="_Toc230013910" w:history="1">
+      <w:hyperlink w:anchor="_Toc231417179" w:history="1">
         <w:r>
           <w:rPr>
             <w:rStyle w:val="afffffff5"/>
@@ -4195,7 +4168,7 @@
             <w:noProof/>
             <w:webHidden/>
           </w:rPr>
-          <w:instrText xml:space="preserve"> PAGEREF _Toc230013910 \h </w:instrText>
+          <w:instrText xml:space="preserve"> PAGEREF _Toc231417179 \h </w:instrText>
         </w:r>
         <w:r>
           <w:rPr>
@@ -4215,7 +4188,7 @@
             <w:noProof/>
             <w:webHidden/>
           </w:rPr>
-          <w:t>28</w:t>
+          <w:t>29</w:t>
         </w:r>
         <w:r>
           <w:rPr>
@@ -4242,7 +4215,7 @@
           <w14:ligatures w14:val="standardContextual"/>
         </w:rPr>
       </w:pPr>
-      <w:hyperlink w:anchor="_Toc230013911" w:history="1">
+      <w:hyperlink w:anchor="_Toc231417180" w:history="1">
         <w:r>
           <w:rPr>
             <w:rStyle w:val="afffffff5"/>
@@ -4269,7 +4242,7 @@
             <w:noProof/>
             <w:webHidden/>
           </w:rPr>
-          <w:instrText xml:space="preserve"> PAGEREF _Toc230013911 \h </w:instrText>
+          <w:instrText xml:space="preserve"> PAGEREF _Toc231417180 \h </w:instrText>
         </w:r>
         <w:r>
           <w:rPr>
@@ -4289,7 +4262,7 @@
             <w:noProof/>
             <w:webHidden/>
           </w:rPr>
-          <w:t>28</w:t>
+          <w:t>30</w:t>
         </w:r>
         <w:r>
           <w:rPr>
@@ -4316,7 +4289,7 @@
           <w14:ligatures w14:val="standardContextual"/>
         </w:rPr>
       </w:pPr>
-      <w:hyperlink w:anchor="_Toc230013912" w:history="1">
+      <w:hyperlink w:anchor="_Toc231417181" w:history="1">
         <w:r>
           <w:rPr>
             <w:rStyle w:val="afffffff5"/>
@@ -4343,7 +4316,7 @@
             <w:noProof/>
             <w:webHidden/>
           </w:rPr>
-          <w:instrText xml:space="preserve"> PAGEREF _Toc230013912 \h </w:instrText>
+          <w:instrText xml:space="preserve"> PAGEREF _Toc231417181 \h </w:instrText>
         </w:r>
         <w:r>
           <w:rPr>
@@ -4363,7 +4336,7 @@
             <w:noProof/>
             <w:webHidden/>
           </w:rPr>
-          <w:t>33</w:t>
+          <w:t>35</w:t>
         </w:r>
         <w:r>
           <w:rPr>
@@ -4390,7 +4363,7 @@
           <w14:ligatures w14:val="standardContextual"/>
         </w:rPr>
       </w:pPr>
-      <w:hyperlink w:anchor="_Toc230013913" w:history="1">
+      <w:hyperlink w:anchor="_Toc231417182" w:history="1">
         <w:r>
           <w:rPr>
             <w:rStyle w:val="afffffff5"/>
@@ -4417,7 +4390,7 @@
             <w:noProof/>
             <w:webHidden/>
           </w:rPr>
-          <w:instrText xml:space="preserve"> PAGEREF _Toc230013913 \h </w:instrText>
+          <w:instrText xml:space="preserve"> PAGEREF _Toc231417182 \h </w:instrText>
         </w:r>
         <w:r>
           <w:rPr>
@@ -4437,7 +4410,7 @@
             <w:noProof/>
             <w:webHidden/>
           </w:rPr>
-          <w:t>34</w:t>
+          <w:t>35</w:t>
         </w:r>
         <w:r>
           <w:rPr>
@@ -4465,7 +4438,7 @@
           <w14:ligatures w14:val="standardContextual"/>
         </w:rPr>
       </w:pPr>
-      <w:hyperlink w:anchor="_Toc230013914" w:history="1">
+      <w:hyperlink w:anchor="_Toc231417183" w:history="1">
         <w:r>
           <w:rPr>
             <w:rStyle w:val="afffffff5"/>
@@ -4492,7 +4465,7 @@
             <w:noProof/>
             <w:webHidden/>
           </w:rPr>
-          <w:instrText xml:space="preserve"> PAGEREF _Toc230013914 \h </w:instrText>
+          <w:instrText xml:space="preserve"> PAGEREF _Toc231417183 \h </w:instrText>
         </w:r>
         <w:r>
           <w:rPr>
@@ -4512,7 +4485,7 @@
             <w:noProof/>
             <w:webHidden/>
           </w:rPr>
-          <w:t>35</w:t>
+          <w:t>36</w:t>
         </w:r>
         <w:r>
           <w:rPr>
@@ -4539,7 +4512,7 @@
           <w14:ligatures w14:val="standardContextual"/>
         </w:rPr>
       </w:pPr>
-      <w:hyperlink w:anchor="_Toc230013915" w:history="1">
+      <w:hyperlink w:anchor="_Toc231417184" w:history="1">
         <w:r>
           <w:rPr>
             <w:rStyle w:val="afffffff5"/>
@@ -4566,7 +4539,7 @@
             <w:noProof/>
             <w:webHidden/>
           </w:rPr>
-          <w:instrText xml:space="preserve"> PAGEREF _Toc230013915 \h </w:instrText>
+          <w:instrText xml:space="preserve"> PAGEREF _Toc231417184 \h </w:instrText>
         </w:r>
         <w:r>
           <w:rPr>
@@ -4586,7 +4559,7 @@
             <w:noProof/>
             <w:webHidden/>
           </w:rPr>
-          <w:t>35</w:t>
+          <w:t>36</w:t>
         </w:r>
         <w:r>
           <w:rPr>
@@ -4613,7 +4586,7 @@
           <w14:ligatures w14:val="standardContextual"/>
         </w:rPr>
       </w:pPr>
-      <w:hyperlink w:anchor="_Toc230013916" w:history="1">
+      <w:hyperlink w:anchor="_Toc231417185" w:history="1">
         <w:r>
           <w:rPr>
             <w:rStyle w:val="afffffff5"/>
@@ -4640,7 +4613,7 @@
             <w:noProof/>
             <w:webHidden/>
           </w:rPr>
-          <w:instrText xml:space="preserve"> PAGEREF _Toc230013916 \h </w:instrText>
+          <w:instrText xml:space="preserve"> PAGEREF _Toc231417185 \h </w:instrText>
         </w:r>
         <w:r>
           <w:rPr>
@@ -4660,7 +4633,7 @@
             <w:noProof/>
             <w:webHidden/>
           </w:rPr>
-          <w:t>35</w:t>
+          <w:t>37</w:t>
         </w:r>
         <w:r>
           <w:rPr>
@@ -4687,7 +4660,7 @@
           <w14:ligatures w14:val="standardContextual"/>
         </w:rPr>
       </w:pPr>
-      <w:hyperlink w:anchor="_Toc230013917" w:history="1">
+      <w:hyperlink w:anchor="_Toc231417186" w:history="1">
         <w:r>
           <w:rPr>
             <w:rStyle w:val="afffffff5"/>
@@ -4714,7 +4687,7 @@
             <w:noProof/>
             <w:webHidden/>
           </w:rPr>
-          <w:instrText xml:space="preserve"> PAGEREF _Toc230013917 \h </w:instrText>
+          <w:instrText xml:space="preserve"> PAGEREF _Toc231417186 \h </w:instrText>
         </w:r>
         <w:r>
           <w:rPr>
@@ -4734,7 +4707,7 @@
             <w:noProof/>
             <w:webHidden/>
           </w:rPr>
-          <w:t>37</w:t>
+          <w:t>38</w:t>
         </w:r>
         <w:r>
           <w:rPr>
@@ -4761,7 +4734,7 @@
           <w14:ligatures w14:val="standardContextual"/>
         </w:rPr>
       </w:pPr>
-      <w:hyperlink w:anchor="_Toc230013918" w:history="1">
+      <w:hyperlink w:anchor="_Toc231417187" w:history="1">
         <w:r>
           <w:rPr>
             <w:rStyle w:val="afffffff5"/>
@@ -4788,7 +4761,7 @@
             <w:noProof/>
             <w:webHidden/>
           </w:rPr>
-          <w:instrText xml:space="preserve"> PAGEREF _Toc230013918 \h </w:instrText>
+          <w:instrText xml:space="preserve"> PAGEREF _Toc231417187 \h </w:instrText>
         </w:r>
         <w:r>
           <w:rPr>
@@ -4808,7 +4781,7 @@
             <w:noProof/>
             <w:webHidden/>
           </w:rPr>
-          <w:t>38</w:t>
+          <w:t>39</w:t>
         </w:r>
         <w:r>
           <w:rPr>
@@ -4836,13 +4809,13 @@
           <w14:ligatures w14:val="standardContextual"/>
         </w:rPr>
       </w:pPr>
-      <w:hyperlink w:anchor="_Toc230013919" w:history="1">
+      <w:hyperlink w:anchor="_Toc231417188" w:history="1">
         <w:r>
           <w:rPr>
             <w:rStyle w:val="afffffff5"/>
             <w:noProof/>
           </w:rPr>
-          <w:t>ユーザー担当施設更新（/user-management/users/{userId}/facility-assignments）</w:t>
+          <w:t>ユーザー担当施設・権限更新（/user-management/users/{userId}/facility-assignments）</w:t>
         </w:r>
         <w:r>
           <w:rPr>
@@ -4863,7 +4836,7 @@
             <w:noProof/>
             <w:webHidden/>
           </w:rPr>
-          <w:instrText xml:space="preserve"> PAGEREF _Toc230013919 \h </w:instrText>
+          <w:instrText xml:space="preserve"> PAGEREF _Toc231417188 \h </w:instrText>
         </w:r>
         <w:r>
           <w:rPr>
@@ -4883,7 +4856,7 @@
             <w:noProof/>
             <w:webHidden/>
           </w:rPr>
-          <w:t>39</w:t>
+          <w:t>40</w:t>
         </w:r>
         <w:r>
           <w:rPr>
@@ -4910,7 +4883,7 @@
           <w14:ligatures w14:val="standardContextual"/>
         </w:rPr>
       </w:pPr>
-      <w:hyperlink w:anchor="_Toc230013920" w:history="1">
+      <w:hyperlink w:anchor="_Toc231417189" w:history="1">
         <w:r>
           <w:rPr>
             <w:rStyle w:val="afffffff5"/>
@@ -4937,7 +4910,7 @@
             <w:noProof/>
             <w:webHidden/>
           </w:rPr>
-          <w:instrText xml:space="preserve"> PAGEREF _Toc230013920 \h </w:instrText>
+          <w:instrText xml:space="preserve"> PAGEREF _Toc231417189 \h </w:instrText>
         </w:r>
         <w:r>
           <w:rPr>
@@ -4957,7 +4930,7 @@
             <w:noProof/>
             <w:webHidden/>
           </w:rPr>
-          <w:t>39</w:t>
+          <w:t>40</w:t>
         </w:r>
         <w:r>
           <w:rPr>
@@ -4984,7 +4957,7 @@
           <w14:ligatures w14:val="standardContextual"/>
         </w:rPr>
       </w:pPr>
-      <w:hyperlink w:anchor="_Toc230013921" w:history="1">
+      <w:hyperlink w:anchor="_Toc231417190" w:history="1">
         <w:r>
           <w:rPr>
             <w:rStyle w:val="afffffff5"/>
@@ -5011,7 +4984,7 @@
             <w:noProof/>
             <w:webHidden/>
           </w:rPr>
-          <w:instrText xml:space="preserve"> PAGEREF _Toc230013921 \h </w:instrText>
+          <w:instrText xml:space="preserve"> PAGEREF _Toc231417190 \h </w:instrText>
         </w:r>
         <w:r>
           <w:rPr>
@@ -5031,7 +5004,7 @@
             <w:noProof/>
             <w:webHidden/>
           </w:rPr>
-          <w:t>39</w:t>
+          <w:t>40</w:t>
         </w:r>
         <w:r>
           <w:rPr>
@@ -5058,7 +5031,7 @@
           <w14:ligatures w14:val="standardContextual"/>
         </w:rPr>
       </w:pPr>
-      <w:hyperlink w:anchor="_Toc230013922" w:history="1">
+      <w:hyperlink w:anchor="_Toc231417191" w:history="1">
         <w:r>
           <w:rPr>
             <w:rStyle w:val="afffffff5"/>
@@ -5085,7 +5058,7 @@
             <w:noProof/>
             <w:webHidden/>
           </w:rPr>
-          <w:instrText xml:space="preserve"> PAGEREF _Toc230013922 \h </w:instrText>
+          <w:instrText xml:space="preserve"> PAGEREF _Toc231417191 \h </w:instrText>
         </w:r>
         <w:r>
           <w:rPr>
@@ -5105,7 +5078,7 @@
             <w:noProof/>
             <w:webHidden/>
           </w:rPr>
-          <w:t>43</w:t>
+          <w:t>44</w:t>
         </w:r>
         <w:r>
           <w:rPr>
@@ -5132,7 +5105,7 @@
           <w14:ligatures w14:val="standardContextual"/>
         </w:rPr>
       </w:pPr>
-      <w:hyperlink w:anchor="_Toc230013923" w:history="1">
+      <w:hyperlink w:anchor="_Toc231417192" w:history="1">
         <w:r>
           <w:rPr>
             <w:rStyle w:val="afffffff5"/>
@@ -5159,7 +5132,7 @@
             <w:noProof/>
             <w:webHidden/>
           </w:rPr>
-          <w:instrText xml:space="preserve"> PAGEREF _Toc230013923 \h </w:instrText>
+          <w:instrText xml:space="preserve"> PAGEREF _Toc231417192 \h </w:instrText>
         </w:r>
         <w:r>
           <w:rPr>
@@ -5179,7 +5152,7 @@
             <w:noProof/>
             <w:webHidden/>
           </w:rPr>
-          <w:t>44</w:t>
+          <w:t>46</w:t>
         </w:r>
         <w:r>
           <w:rPr>
@@ -5207,7 +5180,7 @@
           <w14:ligatures w14:val="standardContextual"/>
         </w:rPr>
       </w:pPr>
-      <w:hyperlink w:anchor="_Toc230013924" w:history="1">
+      <w:hyperlink w:anchor="_Toc231417193" w:history="1">
         <w:r>
           <w:rPr>
             <w:rStyle w:val="afffffff5"/>
@@ -5234,7 +5207,7 @@
             <w:noProof/>
             <w:webHidden/>
           </w:rPr>
-          <w:instrText xml:space="preserve"> PAGEREF _Toc230013924 \h </w:instrText>
+          <w:instrText xml:space="preserve"> PAGEREF _Toc231417193 \h </w:instrText>
         </w:r>
         <w:r>
           <w:rPr>
@@ -5254,7 +5227,7 @@
             <w:noProof/>
             <w:webHidden/>
           </w:rPr>
-          <w:t>45</w:t>
+          <w:t>46</w:t>
         </w:r>
         <w:r>
           <w:rPr>
@@ -5281,7 +5254,7 @@
           <w14:ligatures w14:val="standardContextual"/>
         </w:rPr>
       </w:pPr>
-      <w:hyperlink w:anchor="_Toc230013925" w:history="1">
+      <w:hyperlink w:anchor="_Toc231417194" w:history="1">
         <w:r>
           <w:rPr>
             <w:rStyle w:val="afffffff5"/>
@@ -5308,7 +5281,7 @@
             <w:noProof/>
             <w:webHidden/>
           </w:rPr>
-          <w:instrText xml:space="preserve"> PAGEREF _Toc230013925 \h </w:instrText>
+          <w:instrText xml:space="preserve"> PAGEREF _Toc231417194 \h </w:instrText>
         </w:r>
         <w:r>
           <w:rPr>
@@ -5328,7 +5301,7 @@
             <w:noProof/>
             <w:webHidden/>
           </w:rPr>
-          <w:t>45</w:t>
+          <w:t>47</w:t>
         </w:r>
         <w:r>
           <w:rPr>
@@ -5355,7 +5328,7 @@
           <w14:ligatures w14:val="standardContextual"/>
         </w:rPr>
       </w:pPr>
-      <w:hyperlink w:anchor="_Toc230013926" w:history="1">
+      <w:hyperlink w:anchor="_Toc231417195" w:history="1">
         <w:r>
           <w:rPr>
             <w:rStyle w:val="afffffff5"/>
@@ -5382,7 +5355,7 @@
             <w:noProof/>
             <w:webHidden/>
           </w:rPr>
-          <w:instrText xml:space="preserve"> PAGEREF _Toc230013926 \h </w:instrText>
+          <w:instrText xml:space="preserve"> PAGEREF _Toc231417195 \h </w:instrText>
         </w:r>
         <w:r>
           <w:rPr>
@@ -5402,7 +5375,7 @@
             <w:noProof/>
             <w:webHidden/>
           </w:rPr>
-          <w:t>46</w:t>
+          <w:t>47</w:t>
         </w:r>
         <w:r>
           <w:rPr>
@@ -5429,7 +5402,7 @@
           <w14:ligatures w14:val="standardContextual"/>
         </w:rPr>
       </w:pPr>
-      <w:hyperlink w:anchor="_Toc230013927" w:history="1">
+      <w:hyperlink w:anchor="_Toc231417196" w:history="1">
         <w:r>
           <w:rPr>
             <w:rStyle w:val="afffffff5"/>
@@ -5456,7 +5429,7 @@
             <w:noProof/>
             <w:webHidden/>
           </w:rPr>
-          <w:instrText xml:space="preserve"> PAGEREF _Toc230013927 \h </w:instrText>
+          <w:instrText xml:space="preserve"> PAGEREF _Toc231417196 \h </w:instrText>
         </w:r>
         <w:r>
           <w:rPr>
@@ -5476,7 +5449,7 @@
             <w:noProof/>
             <w:webHidden/>
           </w:rPr>
-          <w:t>46</w:t>
+          <w:t>47</w:t>
         </w:r>
         <w:r>
           <w:rPr>
@@ -5504,7 +5477,7 @@
           <w14:ligatures w14:val="standardContextual"/>
         </w:rPr>
       </w:pPr>
-      <w:hyperlink w:anchor="_Toc230013928" w:history="1">
+      <w:hyperlink w:anchor="_Toc231417197" w:history="1">
         <w:r>
           <w:rPr>
             <w:rStyle w:val="afffffff5"/>
@@ -5531,7 +5504,7 @@
             <w:noProof/>
             <w:webHidden/>
           </w:rPr>
-          <w:instrText xml:space="preserve"> PAGEREF _Toc230013928 \h </w:instrText>
+          <w:instrText xml:space="preserve"> PAGEREF _Toc231417197 \h </w:instrText>
         </w:r>
         <w:r>
           <w:rPr>
@@ -5551,7 +5524,7 @@
             <w:noProof/>
             <w:webHidden/>
           </w:rPr>
-          <w:t>47</w:t>
+          <w:t>48</w:t>
         </w:r>
         <w:r>
           <w:rPr>
@@ -5578,7 +5551,7 @@
           <w14:ligatures w14:val="standardContextual"/>
         </w:rPr>
       </w:pPr>
-      <w:hyperlink w:anchor="_Toc230013929" w:history="1">
+      <w:hyperlink w:anchor="_Toc231417198" w:history="1">
         <w:r>
           <w:rPr>
             <w:rStyle w:val="afffffff5"/>
@@ -5605,7 +5578,7 @@
             <w:noProof/>
             <w:webHidden/>
           </w:rPr>
-          <w:instrText xml:space="preserve"> PAGEREF _Toc230013929 \h </w:instrText>
+          <w:instrText xml:space="preserve"> PAGEREF _Toc231417198 \h </w:instrText>
         </w:r>
         <w:r>
           <w:rPr>
@@ -5625,7 +5598,7 @@
             <w:noProof/>
             <w:webHidden/>
           </w:rPr>
-          <w:t>47</w:t>
+          <w:t>48</w:t>
         </w:r>
         <w:r>
           <w:rPr>
@@ -5652,7 +5625,7 @@
           <w14:ligatures w14:val="standardContextual"/>
         </w:rPr>
       </w:pPr>
-      <w:hyperlink w:anchor="_Toc230013930" w:history="1">
+      <w:hyperlink w:anchor="_Toc231417199" w:history="1">
         <w:r>
           <w:rPr>
             <w:rStyle w:val="afffffff5"/>
@@ -5679,7 +5652,7 @@
             <w:noProof/>
             <w:webHidden/>
           </w:rPr>
-          <w:instrText xml:space="preserve"> PAGEREF _Toc230013930 \h </w:instrText>
+          <w:instrText xml:space="preserve"> PAGEREF _Toc231417199 \h </w:instrText>
         </w:r>
         <w:r>
           <w:rPr>
@@ -5699,7 +5672,7 @@
             <w:noProof/>
             <w:webHidden/>
           </w:rPr>
-          <w:t>49</w:t>
+          <w:t>50</w:t>
         </w:r>
         <w:r>
           <w:rPr>
@@ -5726,7 +5699,7 @@
           <w14:ligatures w14:val="standardContextual"/>
         </w:rPr>
       </w:pPr>
-      <w:hyperlink w:anchor="_Toc230013931" w:history="1">
+      <w:hyperlink w:anchor="_Toc231417200" w:history="1">
         <w:r>
           <w:rPr>
             <w:rStyle w:val="afffffff5"/>
@@ -5753,7 +5726,7 @@
             <w:noProof/>
             <w:webHidden/>
           </w:rPr>
-          <w:instrText xml:space="preserve"> PAGEREF _Toc230013931 \h </w:instrText>
+          <w:instrText xml:space="preserve"> PAGEREF _Toc231417200 \h </w:instrText>
         </w:r>
         <w:r>
           <w:rPr>
@@ -5773,7 +5746,7 @@
             <w:noProof/>
             <w:webHidden/>
           </w:rPr>
-          <w:t>49</w:t>
+          <w:t>50</w:t>
         </w:r>
         <w:r>
           <w:rPr>
@@ -5802,7 +5775,7 @@
           <w14:ligatures w14:val="standardContextual"/>
         </w:rPr>
       </w:pPr>
-      <w:hyperlink w:anchor="_Toc230013932" w:history="1">
+      <w:hyperlink w:anchor="_Toc231417201" w:history="1">
         <w:r>
           <w:rPr>
             <w:rStyle w:val="afffffff5"/>
@@ -5829,7 +5802,7 @@
             <w:noProof/>
             <w:webHidden/>
           </w:rPr>
-          <w:instrText xml:space="preserve"> PAGEREF _Toc230013932 \h </w:instrText>
+          <w:instrText xml:space="preserve"> PAGEREF _Toc231417201 \h </w:instrText>
         </w:r>
         <w:r>
           <w:rPr>
@@ -5849,7 +5822,7 @@
             <w:noProof/>
             <w:webHidden/>
           </w:rPr>
-          <w:t>50</w:t>
+          <w:t>51</w:t>
         </w:r>
         <w:r>
           <w:rPr>
@@ -5877,7 +5850,7 @@
           <w14:ligatures w14:val="standardContextual"/>
         </w:rPr>
       </w:pPr>
-      <w:hyperlink w:anchor="_Toc230013933" w:history="1">
+      <w:hyperlink w:anchor="_Toc231417202" w:history="1">
         <w:r>
           <w:rPr>
             <w:rStyle w:val="afffffff5"/>
@@ -5904,7 +5877,7 @@
             <w:noProof/>
             <w:webHidden/>
           </w:rPr>
-          <w:instrText xml:space="preserve"> PAGEREF _Toc230013933 \h </w:instrText>
+          <w:instrText xml:space="preserve"> PAGEREF _Toc231417202 \h </w:instrText>
         </w:r>
         <w:r>
           <w:rPr>
@@ -5924,7 +5897,7 @@
             <w:noProof/>
             <w:webHidden/>
           </w:rPr>
-          <w:t>50</w:t>
+          <w:t>51</w:t>
         </w:r>
         <w:r>
           <w:rPr>
@@ -5952,7 +5925,7 @@
           <w14:ligatures w14:val="standardContextual"/>
         </w:rPr>
       </w:pPr>
-      <w:hyperlink w:anchor="_Toc230013934" w:history="1">
+      <w:hyperlink w:anchor="_Toc231417203" w:history="1">
         <w:r>
           <w:rPr>
             <w:rStyle w:val="afffffff5"/>
@@ -5979,7 +5952,7 @@
             <w:noProof/>
             <w:webHidden/>
           </w:rPr>
-          <w:instrText xml:space="preserve"> PAGEREF _Toc230013934 \h </w:instrText>
+          <w:instrText xml:space="preserve"> PAGEREF _Toc231417203 \h </w:instrText>
         </w:r>
         <w:r>
           <w:rPr>
@@ -5999,7 +5972,7 @@
             <w:noProof/>
             <w:webHidden/>
           </w:rPr>
-          <w:t>50</w:t>
+          <w:t>51</w:t>
         </w:r>
         <w:r>
           <w:rPr>
@@ -6027,7 +6000,7 @@
           <w14:ligatures w14:val="standardContextual"/>
         </w:rPr>
       </w:pPr>
-      <w:hyperlink w:anchor="_Toc230013935" w:history="1">
+      <w:hyperlink w:anchor="_Toc231417204" w:history="1">
         <w:r>
           <w:rPr>
             <w:rStyle w:val="afffffff5"/>
@@ -6054,7 +6027,7 @@
             <w:noProof/>
             <w:webHidden/>
           </w:rPr>
-          <w:instrText xml:space="preserve"> PAGEREF _Toc230013935 \h </w:instrText>
+          <w:instrText xml:space="preserve"> PAGEREF _Toc231417204 \h </w:instrText>
         </w:r>
         <w:r>
           <w:rPr>
@@ -6074,7 +6047,7 @@
             <w:noProof/>
             <w:webHidden/>
           </w:rPr>
-          <w:t>51</w:t>
+          <w:t>52</w:t>
         </w:r>
         <w:r>
           <w:rPr>
@@ -6102,7 +6075,7 @@
           <w14:ligatures w14:val="standardContextual"/>
         </w:rPr>
       </w:pPr>
-      <w:hyperlink w:anchor="_Toc230013936" w:history="1">
+      <w:hyperlink w:anchor="_Toc231417205" w:history="1">
         <w:r>
           <w:rPr>
             <w:rStyle w:val="afffffff5"/>
@@ -6129,7 +6102,7 @@
             <w:noProof/>
             <w:webHidden/>
           </w:rPr>
-          <w:instrText xml:space="preserve"> PAGEREF _Toc230013936 \h </w:instrText>
+          <w:instrText xml:space="preserve"> PAGEREF _Toc231417205 \h </w:instrText>
         </w:r>
         <w:r>
           <w:rPr>
@@ -6149,7 +6122,7 @@
             <w:noProof/>
             <w:webHidden/>
           </w:rPr>
-          <w:t>51</w:t>
+          <w:t>52</w:t>
         </w:r>
         <w:r>
           <w:rPr>
@@ -6178,7 +6151,7 @@
           <w14:ligatures w14:val="standardContextual"/>
         </w:rPr>
       </w:pPr>
-      <w:hyperlink w:anchor="_Toc230013937" w:history="1">
+      <w:hyperlink w:anchor="_Toc231417206" w:history="1">
         <w:r>
           <w:rPr>
             <w:rStyle w:val="afffffff5"/>
@@ -6205,7 +6178,7 @@
             <w:noProof/>
             <w:webHidden/>
           </w:rPr>
-          <w:instrText xml:space="preserve"> PAGEREF _Toc230013937 \h </w:instrText>
+          <w:instrText xml:space="preserve"> PAGEREF _Toc231417206 \h </w:instrText>
         </w:r>
         <w:r>
           <w:rPr>
@@ -6225,7 +6198,7 @@
             <w:noProof/>
             <w:webHidden/>
           </w:rPr>
-          <w:t>52</w:t>
+          <w:t>53</w:t>
         </w:r>
         <w:r>
           <w:rPr>
@@ -6254,7 +6227,7 @@
           <w14:ligatures w14:val="standardContextual"/>
         </w:rPr>
       </w:pPr>
-      <w:hyperlink w:anchor="_Toc230013938" w:history="1">
+      <w:hyperlink w:anchor="_Toc231417207" w:history="1">
         <w:r>
           <w:rPr>
             <w:rStyle w:val="afffffff5"/>
@@ -6281,7 +6254,7 @@
             <w:noProof/>
             <w:webHidden/>
           </w:rPr>
-          <w:instrText xml:space="preserve"> PAGEREF _Toc230013938 \h </w:instrText>
+          <w:instrText xml:space="preserve"> PAGEREF _Toc231417207 \h </w:instrText>
         </w:r>
         <w:r>
           <w:rPr>
@@ -6301,7 +6274,7 @@
             <w:noProof/>
             <w:webHidden/>
           </w:rPr>
-          <w:t>53</w:t>
+          <w:t>54</w:t>
         </w:r>
         <w:r>
           <w:rPr>
@@ -6329,7 +6302,7 @@
           <w14:ligatures w14:val="standardContextual"/>
         </w:rPr>
       </w:pPr>
-      <w:hyperlink w:anchor="_Toc230013939" w:history="1">
+      <w:hyperlink w:anchor="_Toc231417208" w:history="1">
         <w:r>
           <w:rPr>
             <w:rStyle w:val="afffffff5"/>
@@ -6356,7 +6329,7 @@
             <w:noProof/>
             <w:webHidden/>
           </w:rPr>
-          <w:instrText xml:space="preserve"> PAGEREF _Toc230013939 \h </w:instrText>
+          <w:instrText xml:space="preserve"> PAGEREF _Toc231417208 \h </w:instrText>
         </w:r>
         <w:r>
           <w:rPr>
@@ -6376,7 +6349,7 @@
             <w:noProof/>
             <w:webHidden/>
           </w:rPr>
-          <w:t>53</w:t>
+          <w:t>54</w:t>
         </w:r>
         <w:r>
           <w:rPr>
@@ -6404,7 +6377,7 @@
           <w14:ligatures w14:val="standardContextual"/>
         </w:rPr>
       </w:pPr>
-      <w:hyperlink w:anchor="_Toc230013940" w:history="1">
+      <w:hyperlink w:anchor="_Toc231417209" w:history="1">
         <w:r>
           <w:rPr>
             <w:rStyle w:val="afffffff5"/>
@@ -6431,7 +6404,7 @@
             <w:noProof/>
             <w:webHidden/>
           </w:rPr>
-          <w:instrText xml:space="preserve"> PAGEREF _Toc230013940 \h </w:instrText>
+          <w:instrText xml:space="preserve"> PAGEREF _Toc231417209 \h </w:instrText>
         </w:r>
         <w:r>
           <w:rPr>
@@ -6451,7 +6424,7 @@
             <w:noProof/>
             <w:webHidden/>
           </w:rPr>
-          <w:t>53</w:t>
+          <w:t>54</w:t>
         </w:r>
         <w:r>
           <w:rPr>
@@ -6472,7 +6445,7 @@
       <w:r>
         <w:fldChar w:fldCharType="end"/>
       </w:r>
-      <w:bookmarkStart w:id="1" w:name="_Toc230013868"/>
+      <w:bookmarkStart w:id="1" w:name="_Toc231417137"/>
       <w:r>
         <w:rPr>
           <w:rFonts w:hint="eastAsia"/>
@@ -6488,7 +6461,7 @@
           <w:rFonts w:hint="eastAsia"/>
         </w:rPr>
       </w:pPr>
-      <w:bookmarkStart w:id="2" w:name="_Toc230013869"/>
+      <w:bookmarkStart w:id="2" w:name="_Toc231417138"/>
       <w:r>
         <w:rPr>
           <w:rFonts w:hint="eastAsia"/>
@@ -6539,6 +6512,7 @@
         <w:rPr>
           <w:rFonts w:hint="eastAsia"/>
         </w:rPr>
+        <w:lastRenderedPageBreak/>
         <w:t>一覧 API と詳細 API の責務分担</w:t>
       </w:r>
     </w:p>
@@ -6558,7 +6532,6 @@
         <w:rPr>
           <w:rFonts w:hint="eastAsia"/>
         </w:rPr>
-        <w:lastRenderedPageBreak/>
         <w:t>ユーザー基本情報編集と担当施設編集の権限境界</w:t>
       </w:r>
     </w:p>
@@ -6597,7 +6570,7 @@
         <w:rPr>
           <w:rFonts w:hint="eastAsia"/>
         </w:rPr>
-        <w:t>複数テーブル更新時のトランザクション、競合検知、削除ガード</w:t>
+        <w:t>ユーザー別機能候補から施設権限管理用の旧 `facility_feature_edit` を除外するルール</w:t>
       </w:r>
     </w:p>
     <w:p>
@@ -6616,6 +6589,25 @@
         <w:rPr>
           <w:rFonts w:hint="eastAsia"/>
         </w:rPr>
+        <w:t>複数テーブル更新時のトランザクション、競合検知、削除ガード</w:t>
+      </w:r>
+    </w:p>
+    <w:p>
+      <w:pPr>
+        <w:pStyle w:val="afffffff8"/>
+        <w:numPr>
+          <w:ilvl w:val="0"/>
+          <w:numId w:val="2"/>
+        </w:numPr>
+        <w:ind w:leftChars="0"/>
+        <w:rPr>
+          <w:rFonts w:hint="eastAsia"/>
+        </w:rPr>
+      </w:pPr>
+      <w:r>
+        <w:rPr>
+          <w:rFonts w:hint="eastAsia"/>
+        </w:rPr>
         <w:t>初回パスワード設定案内を認証基盤へ委譲する連携方式</w:t>
       </w:r>
     </w:p>
@@ -6626,7 +6618,7 @@
           <w:rFonts w:hint="eastAsia"/>
         </w:rPr>
       </w:pPr>
-      <w:bookmarkStart w:id="3" w:name="_Toc230013870"/>
+      <w:bookmarkStart w:id="3" w:name="_Toc231417139"/>
       <w:r>
         <w:rPr>
           <w:rFonts w:hint="eastAsia"/>
@@ -6658,20 +6650,33 @@
         <w:rPr>
           <w:rFonts w:hint="eastAsia"/>
         </w:rPr>
-        <w:t>認可判定はロール前提ではなく、施設単位で提供される機能・カラムと、ユーザー施設別に許可された機能・カラムの組み合わせを正本として行う。固定導線を除く現行採用機能は `config_scope='FACILITY_USER'` に統一し、Phase1では `normal_ship_request` / `lending_in_use_used` もユーザー施設別設定の対象に含める。子機能など追加条件を持つコードは認証認可 API および業務 API 側の補足規定に従う。</w:t>
-      </w:r>
-    </w:p>
-    <w:p>
-      <w:pPr>
-        <w:rPr>
-          <w:rFonts w:hint="eastAsia"/>
-        </w:rPr>
-      </w:pPr>
-      <w:r>
-        <w:rPr>
-          <w:rFonts w:hint="eastAsia"/>
-        </w:rPr>
-        <w:t>共有システム管理者アカウントは通常ユーザーへ付与するロールではなく、`users.account_type='SYSTEM_ADMIN'` の共有アカウント1件として初期データまたは運用設定で用意する。本画面/APIでは `SYSTEM_ADMIN` をアカウント種別候補に含めず、新規作成、基本情報更新、担当施設更新、初回設定案内送信、削除の対象にしない。</w:t>
+        <w:t>認可判定はロール前提ではなく、施設単位で提供される機能・カラムと、ユーザー施設別に許可された機能・カラムの組み合わせを正本として行う。固定導線を除く現行採用機能は `config_scope='FACILITY_USER'` に統一し、Phase1では `lending_in_use_used` をユーザー施設別設定の対象に含める。`normal_ship_request` は Phase2 対象のため Phase1 の候補に含めない。子機能など追加条件を持つコードは認証認可 API および業務 API 側の補足規定に従う。</w:t>
+      </w:r>
+    </w:p>
+    <w:p>
+      <w:pPr>
+        <w:rPr>
+          <w:rFonts w:hint="eastAsia"/>
+        </w:rPr>
+      </w:pPr>
+      <w:r>
+        <w:rPr>
+          <w:rFonts w:hint="eastAsia"/>
+        </w:rPr>
+        <w:t>共有システム管理者アカウントは通常ユーザーへ付与するロールではなく、`users.account_type='SYSTEM_ADMIN'` の共有アカウント1件として初期データまたは運用設定で用意する。本画面/APIでは `SYSTEM_ADMIN` をアカウント種別候補に含めず、新規作成、基本情報更新、担当施設・権限更新、初回設定案内送信、削除の対象にしない。</w:t>
+      </w:r>
+    </w:p>
+    <w:p>
+      <w:pPr>
+        <w:rPr>
+          <w:rFonts w:hint="eastAsia"/>
+        </w:rPr>
+      </w:pPr>
+      <w:r>
+        <w:rPr>
+          <w:rFonts w:hint="eastAsia"/>
+        </w:rPr>
+        <w:t>共有システム管理者アカウントで実行する場合、通常ユーザーが未登録の新規施設でも、未削除施設であれば担当施設候補として扱う。</w:t>
       </w:r>
     </w:p>
     <w:p>
@@ -6681,7 +6686,7 @@
           <w:rFonts w:hint="eastAsia"/>
         </w:rPr>
       </w:pPr>
-      <w:bookmarkStart w:id="4" w:name="_Toc230013871"/>
+      <w:bookmarkStart w:id="4" w:name="_Toc231417140"/>
       <w:r>
         <w:rPr>
           <w:rFonts w:hint="eastAsia"/>
@@ -6776,7 +6781,7 @@
               <w:rPr>
                 <w:rFonts w:hint="eastAsia"/>
               </w:rPr>
-              <w:t>氏名、メールアドレス、アカウント種別、所属部門、所属部署、役職、連絡先など `users` に保持する項目</w:t>
+              <w:t>ユーザー名、メールアドレス、アカウント種別、所属部門、所属部署、役職、連絡先など `users` に保持する項目</w:t>
             </w:r>
           </w:p>
         </w:tc>
@@ -6819,7 +6824,8 @@
               <w:rPr>
                 <w:rFonts w:hint="eastAsia"/>
               </w:rPr>
-              <w:t>担当施設設定</w:t>
+              <w:lastRenderedPageBreak/>
+              <w:t>担当施設・権限設定</w:t>
             </w:r>
           </w:p>
         </w:tc>
@@ -6832,7 +6838,7 @@
               <w:rPr>
                 <w:rFonts w:hint="eastAsia"/>
               </w:rPr>
-              <w:t>既定施設、担当施設、施設別機能設定、施設別表示カラム設定をまとめた更新単位</w:t>
+              <w:t>既定施設、担当施設、ユーザー施設別機能設定、ユーザー施設別表示カラム設定をまとめた更新単位</w:t>
             </w:r>
           </w:p>
         </w:tc>
@@ -6847,7 +6853,6 @@
               <w:rPr>
                 <w:rFonts w:hint="eastAsia"/>
               </w:rPr>
-              <w:lastRenderedPageBreak/>
               <w:t>既定施設</w:t>
             </w:r>
           </w:p>
@@ -6945,7 +6950,7 @@
               <w:rPr>
                 <w:rFonts w:hint="eastAsia"/>
               </w:rPr>
-              <w:t>担当施設ごとにユーザーへ許可する `config_scope='FACILITY_USER'` の機能。`user_facility_feature_settings` で ON/OFF 管理する</w:t>
+              <w:t>担当施設ごとにユーザーへ許可する `config_scope='FACILITY_USER'` の機能。`user_facility_feature_settings` で ON/OFF 管理する。旧 `facility_feature_edit` は通常ユーザー向け候補に含めない</w:t>
             </w:r>
           </w:p>
         </w:tc>
@@ -7001,7 +7006,7 @@
               <w:rPr>
                 <w:rFonts w:hint="eastAsia"/>
               </w:rPr>
-              <w:t>ユーザー集約の競合検知に用いる `users.updated_at`。担当施設更新時も同値を更新する</w:t>
+              <w:t>ユーザー集約の競合検知に用いる `users.updated_at`。担当施設・権限更新時も同値を更新する</w:t>
             </w:r>
           </w:p>
         </w:tc>
@@ -7015,7 +7020,7 @@
           <w:rFonts w:hint="eastAsia"/>
         </w:rPr>
       </w:pPr>
-      <w:bookmarkStart w:id="5" w:name="_Toc230013872"/>
+      <w:bookmarkStart w:id="5" w:name="_Toc231417141"/>
       <w:r>
         <w:rPr>
           <w:rFonts w:hint="eastAsia"/>
@@ -7141,7 +7146,7 @@
               <w:rPr>
                 <w:rFonts w:hint="eastAsia"/>
               </w:rPr>
-              <w:t>ユーザー一覧参照、ユーザー新規作成、基本情報編集、担当施設編集、初回設定案内再送、削除を行う</w:t>
+              <w:t>ユーザー一覧参照、ユーザー新規作成、基本情報編集、担当施設・権限編集、初回設定案内再送、削除を行う。ユーザー別権限設定はユーザー編集モーダル内で扱う</w:t>
             </w:r>
           </w:p>
         </w:tc>
@@ -7155,11 +7160,12 @@
           <w:rFonts w:hint="eastAsia"/>
         </w:rPr>
       </w:pPr>
-      <w:bookmarkStart w:id="6" w:name="_Toc230013873"/>
-      <w:r>
-        <w:rPr>
-          <w:rFonts w:hint="eastAsia"/>
-        </w:rPr>
+      <w:bookmarkStart w:id="6" w:name="_Toc231417142"/>
+      <w:r>
+        <w:rPr>
+          <w:rFonts w:hint="eastAsia"/>
+        </w:rPr>
+        <w:lastRenderedPageBreak/>
         <w:t>第2章 システム全体構成</w:t>
       </w:r>
       <w:bookmarkEnd w:id="6"/>
@@ -7171,7 +7177,7 @@
           <w:rFonts w:hint="eastAsia"/>
         </w:rPr>
       </w:pPr>
-      <w:bookmarkStart w:id="7" w:name="_Toc230013874"/>
+      <w:bookmarkStart w:id="7" w:name="_Toc231417143"/>
       <w:r>
         <w:rPr>
           <w:rFonts w:hint="eastAsia"/>
@@ -7190,7 +7196,127 @@
         <w:rPr>
           <w:rFonts w:hint="eastAsia"/>
         </w:rPr>
-        <w:t>本 API 群は、ユーザー管理画面の初期表示に必要なコンテキスト取得、一覧取得、詳細取得、施設候補取得、ユーザー作成、ユーザー基本情報更新、担当施設更新、初回設定案内再送、削除を提供する。</w:t>
+        <w:t>本 API 群は、ユーザー管理画面の初期表示に必要なコンテキスト取得、一覧取得、詳細取得、施設候補取得、ユーザー作成、ユーザー基本情報更新、担当施設・権限更新、初回設定案内再送、削除を提供する。</w:t>
+      </w:r>
+    </w:p>
+    <w:p>
+      <w:pPr>
+        <w:rPr>
+          <w:rFonts w:hint="eastAsia"/>
+        </w:rPr>
+      </w:pPr>
+      <w:r>
+        <w:rPr>
+          <w:rFonts w:hint="eastAsia"/>
+        </w:rPr>
+        <w:t>施設単位の提供機能・提供カラム設定はNo.16 権限管理APIの責務とし、本APIではその結果を読み取って通常ユーザーへ付与できるユーザー施設別機能・カラム候補を返却・保存する。施設権限管理そのものを操作する旧 `facility_feature_edit` は、本APIの候補集合と保存対象に含めない。</w:t>
+      </w:r>
+    </w:p>
+    <w:p>
+      <w:pPr>
+        <w:rPr>
+          <w:rFonts w:hint="eastAsia"/>
+        </w:rPr>
+      </w:pPr>
+      <w:r>
+        <w:rPr>
+          <w:rFonts w:hint="eastAsia"/>
+        </w:rPr>
+        <w:t>ユーザー別権限設定は、独立した `/user-permission-management` 画面/APIとしては定義せず、ユーザー管理画面のユーザー編集モーダル内にある担当施設・権限タブで扱う。既存の `/user-management/users/{userId}/facility-assignments` は、担当施設割当とユーザー施設別機能・カラム設定を同時に取得・更新する契約とする。</w:t>
+      </w:r>
+    </w:p>
+    <w:p>
+      <w:pPr>
+        <w:rPr>
+          <w:rFonts w:hint="eastAsia"/>
+        </w:rPr>
+      </w:pPr>
+      <w:r>
+        <w:rPr>
+          <w:rFonts w:hint="eastAsia"/>
+        </w:rPr>
+        <w:t>認証そのものやパスワード再設定トークンの発行・消費は認証 API 群が担い、本書ではユーザー管理画面から認証基盤へ初回設定案内を依頼する連携までを対象とする。認証内部テーブルの CRUD 契約は本 API に露出しない。</w:t>
+      </w:r>
+    </w:p>
+    <w:p>
+      <w:pPr>
+        <w:pStyle w:val="2"/>
+        <w:rPr>
+          <w:rFonts w:hint="eastAsia"/>
+        </w:rPr>
+      </w:pPr>
+      <w:bookmarkStart w:id="8" w:name="_Toc231417144"/>
+      <w:r>
+        <w:rPr>
+          <w:rFonts w:hint="eastAsia"/>
+        </w:rPr>
+        <w:t>画面と API の関係</w:t>
+      </w:r>
+      <w:bookmarkEnd w:id="8"/>
+    </w:p>
+    <w:p>
+      <w:pPr>
+        <w:rPr>
+          <w:rFonts w:hint="eastAsia"/>
+        </w:rPr>
+      </w:pPr>
+      <w:r>
+        <w:rPr>
+          <w:rFonts w:hint="eastAsia"/>
+        </w:rPr>
+        <w:t>1. 画面初期表示時に `GET /user-management/context` と `GET /user-management/users` を呼び出す</w:t>
+      </w:r>
+    </w:p>
+    <w:p>
+      <w:pPr>
+        <w:rPr>
+          <w:rFonts w:hint="eastAsia"/>
+        </w:rPr>
+      </w:pPr>
+      <w:r>
+        <w:rPr>
+          <w:rFonts w:hint="eastAsia"/>
+        </w:rPr>
+        <w:t>2. 一覧のページ切替、絞り込み、ソート変更時に `GET /user-management/users` を再呼び出す</w:t>
+      </w:r>
+    </w:p>
+    <w:p>
+      <w:pPr>
+        <w:rPr>
+          <w:rFonts w:hint="eastAsia"/>
+        </w:rPr>
+      </w:pPr>
+      <w:r>
+        <w:rPr>
+          <w:rFonts w:hint="eastAsia"/>
+        </w:rPr>
+        <w:t>3. 編集モーダルで基本情報タブを開く時に `GET /user-management/users/{userId}` を呼び出す</w:t>
+      </w:r>
+    </w:p>
+    <w:p>
+      <w:pPr>
+        <w:rPr>
+          <w:rFonts w:hint="eastAsia"/>
+        </w:rPr>
+      </w:pPr>
+      <w:r>
+        <w:rPr>
+          <w:rFonts w:hint="eastAsia"/>
+        </w:rPr>
+        <w:t>4. 担当施設・権限タブを開く時に `GET /user-management/users/{userId}/facility-assignments` を呼び出し、権限設定対象施設や担当施設候補の検索時に `GET /user-management/facilities` を呼び出す</w:t>
+      </w:r>
+    </w:p>
+    <w:p>
+      <w:pPr>
+        <w:rPr>
+          <w:rFonts w:hint="eastAsia"/>
+        </w:rPr>
+      </w:pPr>
+      <w:r>
+        <w:rPr>
+          <w:rFonts w:hint="eastAsia"/>
+        </w:rPr>
+        <w:t>5. 新規作成モーダル保存時に `POST /user-management/users` を呼び出す。初回設定案内を送る場合は続けて `POST /user-management/users/{userId}/setup-invitation` を呼び出す</w:t>
       </w:r>
     </w:p>
     <w:p>
@@ -7204,7 +7330,33 @@
           <w:rFonts w:hint="eastAsia"/>
         </w:rPr>
         <w:lastRenderedPageBreak/>
-        <w:t>認証そのものやパスワード再設定トークンの発行・消費は認証 API 群が担い、本書ではユーザー管理画面から認証基盤へ初回設定案内を依頼する連携までを対象とする。認証内部テーブルの CRUD 契約は本 API に露出しない。</w:t>
+        <w:t>6. 基本情報タブ保存時は `PUT /user-management/users/{userId}/profile`、担当施設・権限タブ保存時は `PUT /user-management/users/{userId}/facility-assignments` を呼び出す</w:t>
+      </w:r>
+    </w:p>
+    <w:p>
+      <w:pPr>
+        <w:rPr>
+          <w:rFonts w:hint="eastAsia"/>
+        </w:rPr>
+      </w:pPr>
+      <w:r>
+        <w:rPr>
+          <w:rFonts w:hint="eastAsia"/>
+        </w:rPr>
+        <w:t>7. 初回設定案内の再送時は `POST /user-management/users/{userId}/setup-invitation` を呼び出す</w:t>
+      </w:r>
+    </w:p>
+    <w:p>
+      <w:pPr>
+        <w:rPr>
+          <w:rFonts w:hint="eastAsia"/>
+        </w:rPr>
+      </w:pPr>
+      <w:r>
+        <w:rPr>
+          <w:rFonts w:hint="eastAsia"/>
+        </w:rPr>
+        <w:t>8. 削除確認時は `DELETE /user-management/users/{userId}` を呼び出す</w:t>
       </w:r>
     </w:p>
     <w:p>
@@ -7214,127 +7366,7 @@
           <w:rFonts w:hint="eastAsia"/>
         </w:rPr>
       </w:pPr>
-      <w:bookmarkStart w:id="8" w:name="_Toc230013875"/>
-      <w:r>
-        <w:rPr>
-          <w:rFonts w:hint="eastAsia"/>
-        </w:rPr>
-        <w:t>画面と API の関係</w:t>
-      </w:r>
-      <w:bookmarkEnd w:id="8"/>
-    </w:p>
-    <w:p>
-      <w:pPr>
-        <w:rPr>
-          <w:rFonts w:hint="eastAsia"/>
-        </w:rPr>
-      </w:pPr>
-      <w:r>
-        <w:rPr>
-          <w:rFonts w:hint="eastAsia"/>
-        </w:rPr>
-        <w:t>1. 画面初期表示時に `GET /user-management/context` と `GET /user-management/users` を呼び出す</w:t>
-      </w:r>
-    </w:p>
-    <w:p>
-      <w:pPr>
-        <w:rPr>
-          <w:rFonts w:hint="eastAsia"/>
-        </w:rPr>
-      </w:pPr>
-      <w:r>
-        <w:rPr>
-          <w:rFonts w:hint="eastAsia"/>
-        </w:rPr>
-        <w:t>2. 一覧のページ切替、絞り込み、ソート変更時に `GET /user-management/users` を再呼び出す</w:t>
-      </w:r>
-    </w:p>
-    <w:p>
-      <w:pPr>
-        <w:rPr>
-          <w:rFonts w:hint="eastAsia"/>
-        </w:rPr>
-      </w:pPr>
-      <w:r>
-        <w:rPr>
-          <w:rFonts w:hint="eastAsia"/>
-        </w:rPr>
-        <w:t>3. 編集モーダルで基本情報タブを開く時に `GET /user-management/users/{userId}` を呼び出す</w:t>
-      </w:r>
-    </w:p>
-    <w:p>
-      <w:pPr>
-        <w:rPr>
-          <w:rFonts w:hint="eastAsia"/>
-        </w:rPr>
-      </w:pPr>
-      <w:r>
-        <w:rPr>
-          <w:rFonts w:hint="eastAsia"/>
-        </w:rPr>
-        <w:t>4. 担当施設タブを開く時に `GET /user-management/users/{userId}/facility-assignments` を呼び出し、候補検索時に `GET /user-management/facilities` を呼び出す</w:t>
-      </w:r>
-    </w:p>
-    <w:p>
-      <w:pPr>
-        <w:rPr>
-          <w:rFonts w:hint="eastAsia"/>
-        </w:rPr>
-      </w:pPr>
-      <w:r>
-        <w:rPr>
-          <w:rFonts w:hint="eastAsia"/>
-        </w:rPr>
-        <w:t>5. 新規作成モーダル保存時に `POST /user-management/users` を呼び出す。初回設定案内を送る場合は続けて `POST /user-management/users/{userId}/setup-invitation` を呼び出す</w:t>
-      </w:r>
-    </w:p>
-    <w:p>
-      <w:pPr>
-        <w:rPr>
-          <w:rFonts w:hint="eastAsia"/>
-        </w:rPr>
-      </w:pPr>
-      <w:r>
-        <w:rPr>
-          <w:rFonts w:hint="eastAsia"/>
-        </w:rPr>
-        <w:t>6. 基本情報タブ保存時は `PUT /user-management/users/{userId}/profile`、担当施設タブ保存時は `PUT /user-management/users/{userId}/facility-assignments` を呼び出す</w:t>
-      </w:r>
-    </w:p>
-    <w:p>
-      <w:pPr>
-        <w:rPr>
-          <w:rFonts w:hint="eastAsia"/>
-        </w:rPr>
-      </w:pPr>
-      <w:r>
-        <w:rPr>
-          <w:rFonts w:hint="eastAsia"/>
-        </w:rPr>
-        <w:t>7. 初回設定案内の再送時は `POST /user-management/users/{userId}/setup-invitation` を呼び出す</w:t>
-      </w:r>
-    </w:p>
-    <w:p>
-      <w:pPr>
-        <w:rPr>
-          <w:rFonts w:hint="eastAsia"/>
-        </w:rPr>
-      </w:pPr>
-      <w:r>
-        <w:rPr>
-          <w:rFonts w:hint="eastAsia"/>
-        </w:rPr>
-        <w:t>8. 削除確認時は `DELETE /user-management/users/{userId}` を呼び出す</w:t>
-      </w:r>
-    </w:p>
-    <w:p>
-      <w:pPr>
-        <w:pStyle w:val="2"/>
-        <w:rPr>
-          <w:rFonts w:hint="eastAsia"/>
-        </w:rPr>
-      </w:pPr>
-      <w:bookmarkStart w:id="9" w:name="_Toc230013876"/>
+      <w:bookmarkStart w:id="9" w:name="_Toc231417145"/>
       <w:r>
         <w:rPr>
           <w:rFonts w:hint="eastAsia"/>
@@ -7539,7 +7571,6 @@
           </w:tcPr>
           <w:p>
             <w:r>
-              <w:lastRenderedPageBreak/>
               <w:t>column_catalogs</w:t>
             </w:r>
           </w:p>
@@ -7752,11 +7783,12 @@
           <w:rFonts w:hint="eastAsia"/>
         </w:rPr>
       </w:pPr>
-      <w:bookmarkStart w:id="10" w:name="_Toc230013877"/>
-      <w:r>
-        <w:rPr>
-          <w:rFonts w:hint="eastAsia"/>
-        </w:rPr>
+      <w:bookmarkStart w:id="10" w:name="_Toc231417146"/>
+      <w:r>
+        <w:rPr>
+          <w:rFonts w:hint="eastAsia"/>
+        </w:rPr>
+        <w:lastRenderedPageBreak/>
         <w:t>第3章 共通仕様</w:t>
       </w:r>
       <w:bookmarkEnd w:id="10"/>
@@ -7768,7 +7800,7 @@
           <w:rFonts w:hint="eastAsia"/>
         </w:rPr>
       </w:pPr>
-      <w:bookmarkStart w:id="11" w:name="_Toc230013878"/>
+      <w:bookmarkStart w:id="11" w:name="_Toc231417147"/>
       <w:r>
         <w:rPr>
           <w:rFonts w:hint="eastAsia"/>
@@ -7912,12 +7944,31 @@
     </w:p>
     <w:p>
       <w:pPr>
+        <w:pStyle w:val="afffffff8"/>
+        <w:numPr>
+          <w:ilvl w:val="0"/>
+          <w:numId w:val="3"/>
+        </w:numPr>
+        <w:ind w:leftChars="0"/>
+        <w:rPr>
+          <w:rFonts w:hint="eastAsia"/>
+        </w:rPr>
+      </w:pPr>
+      <w:r>
+        <w:rPr>
+          <w:rFonts w:hint="eastAsia"/>
+        </w:rPr>
+        <w:t>ユーザー別機能候補は `config_scope='FACILITY_USER'` かつ施設提供中の機能に限定し、旧 `facility_feature_edit` は候補・入力値として扱わない</w:t>
+      </w:r>
+    </w:p>
+    <w:p>
+      <w:pPr>
         <w:pStyle w:val="2"/>
         <w:rPr>
           <w:rFonts w:hint="eastAsia"/>
         </w:rPr>
       </w:pPr>
-      <w:bookmarkStart w:id="12" w:name="_Toc230013879"/>
+      <w:bookmarkStart w:id="12" w:name="_Toc231417148"/>
       <w:r>
         <w:rPr>
           <w:rFonts w:hint="eastAsia"/>
@@ -7946,12 +7997,11 @@
           <w:rFonts w:hint="eastAsia"/>
         </w:rPr>
       </w:pPr>
-      <w:bookmarkStart w:id="13" w:name="_Toc230013880"/>
-      <w:r>
-        <w:rPr>
-          <w:rFonts w:hint="eastAsia"/>
-        </w:rPr>
-        <w:lastRenderedPageBreak/>
+      <w:bookmarkStart w:id="13" w:name="_Toc231417149"/>
+      <w:r>
+        <w:rPr>
+          <w:rFonts w:hint="eastAsia"/>
+        </w:rPr>
         <w:t>権限モデル</w:t>
       </w:r>
       <w:bookmarkEnd w:id="13"/>
@@ -7966,7 +8016,7 @@
         <w:rPr>
           <w:rFonts w:hint="eastAsia"/>
         </w:rPr>
-        <w:t>本API群で使用する `feature_code` は以下の通りとする。業務 API は `/auth/context` の返却値だけを信頼せず、Bearer トークン上の作業対象施設に対して `user_facility_assignments` の有効割当、`facility_feature_settings` の施設提供設定、`user_facility_feature_settings` のユーザー施設別設定を毎回再判定する。ユーザー管理APIの `availableFeatureCodes` / `enabledFeatureCodes` は `config_scope='FACILITY_USER'` の機能を対象とし、Phase1では `normal_ship_request` / `lending_in_use_used` も候補に含める。`availableColumnCodes` / `enabledColumnCodes` は施設提供カラムを対象とする。PII を含む基本情報詳細は `user_edit` を前提とする。実行ユーザーが共有システム管理者アカウント（`account_type='SYSTEM_ADMIN'`）の場合は、認証／認可 API の例外規定により、作業対象施設が未削除である限り必要 feature を満たすものとして扱う。</w:t>
+        <w:t>本API群で使用する `feature_code` は以下の通りとする。業務 API は `/auth/context` の返却値だけを信頼せず、Bearer トークン上の作業対象施設に対して `user_facility_assignments` の有効割当、`facility_feature_settings` の施設提供設定、`user_facility_feature_settings` のユーザー施設別設定を毎回再判定する。ユーザー管理APIの `availableFeatureCodes` / `enabledFeatureCodes` は `config_scope='FACILITY_USER'` の機能を対象とし、Phase1では `lending_in_use_used` を候補に含める。`normal_ship_request` は Phase2 対象のため Phase1 の候補に含めない。ただし施設提供設定そのものを操作する旧 `facility_feature_edit` は通常ユーザー向け機能ではないため候補に含めない。`availableColumnCodes` / `enabledColumnCodes` は施設提供カラムを対象とする。PII を含む基本情報詳細は `user_edit` を前提とする。実行ユーザーが共有システム管理者アカウント（`account_type='SYSTEM_ADMIN'`）の場合は、認証／認可 API の例外規定により、作業対象施設が未削除である限り必要 feature を満たすものとして扱う。</w:t>
       </w:r>
     </w:p>
     <w:tbl>
@@ -8008,6 +8058,7 @@
                 <w:rFonts w:hint="eastAsia"/>
                 <w:b/>
               </w:rPr>
+              <w:lastRenderedPageBreak/>
               <w:t>管理単位名</w:t>
             </w:r>
           </w:p>
@@ -8138,7 +8189,7 @@
               <w:rPr>
                 <w:rFonts w:hint="eastAsia"/>
               </w:rPr>
-              <w:t>担当施設 / 編集</w:t>
+              <w:t>担当施設・権限 / 編集</w:t>
             </w:r>
           </w:p>
         </w:tc>
@@ -8161,7 +8212,7 @@
               <w:rPr>
                 <w:rFonts w:hint="eastAsia"/>
               </w:rPr>
-              <w:t>ユーザー担当施設詳細取得、施設候補取得、担当施設更新、ユーザー新規作成の担当施設設定側</w:t>
+              <w:t>ユーザー担当施設・権限詳細取得、施設候補取得、担当施設・権限更新、ユーザー新規作成の担当施設・権限設定側</w:t>
             </w:r>
           </w:p>
         </w:tc>
@@ -8379,8 +8430,7 @@
               <w:rPr>
                 <w:rFonts w:hint="eastAsia"/>
               </w:rPr>
-              <w:lastRenderedPageBreak/>
-              <w:t>ユーザー担当施設詳細取得 / 施設候補取得 / 担当施設更新</w:t>
+              <w:t>ユーザー担当施設・権限詳細取得 / 施設候補取得 / 担当施設・権限更新</w:t>
             </w:r>
           </w:p>
         </w:tc>
@@ -8413,7 +8463,7 @@
               <w:rPr>
                 <w:rFonts w:hint="eastAsia"/>
               </w:rPr>
-              <w:t>担当施設と施設別権限設定の参照・変更系</w:t>
+              <w:t>担当施設とユーザー施設別権限設定の参照・変更系</w:t>
             </w:r>
           </w:p>
         </w:tc>
@@ -8464,7 +8514,7 @@
               <w:rPr>
                 <w:rFonts w:hint="eastAsia"/>
               </w:rPr>
-              <w:t>新規ユーザーは基本情報と担当施設設定を同時に持つ前提で作成する</w:t>
+              <w:t>新規ユーザーは基本情報と担当施設・権限設定を同時に持つ前提で作成する</w:t>
             </w:r>
           </w:p>
         </w:tc>
@@ -8478,11 +8528,12 @@
           <w:rFonts w:hint="eastAsia"/>
         </w:rPr>
       </w:pPr>
-      <w:bookmarkStart w:id="14" w:name="_Toc230013881"/>
-      <w:r>
-        <w:rPr>
-          <w:rFonts w:hint="eastAsia"/>
-        </w:rPr>
+      <w:bookmarkStart w:id="14" w:name="_Toc231417150"/>
+      <w:r>
+        <w:rPr>
+          <w:rFonts w:hint="eastAsia"/>
+        </w:rPr>
+        <w:lastRenderedPageBreak/>
         <w:t>権限設定データの保存方針</w:t>
       </w:r>
       <w:bookmarkEnd w:id="14"/>
@@ -8497,7 +8548,7 @@
         <w:rPr>
           <w:rFonts w:hint="eastAsia"/>
         </w:rPr>
-        <w:t>`user_list_view`、`user_edit`、`user_facility_assignment_edit` は本 API 群を実行するための権限である。一方、ユーザー新規作成・担当施設更新で受け取る `facilityAssignments[*].enabledFeatureCodes` / `enabledColumnCodes` は、対象ユーザーに付与する業務権限の現在値を表す。画面は担当施設詳細取得や施設候補取得で返す `availableFeatureCodes` / `availableColumnCodes` を候補集合として保持し、保存時はその候補集合に対する ON/OFF を書き戻す。Phase1では `normal_ship_request` / `lending_in_use_used` を `config_scope='FACILITY_USER'` として `availableFeatureCodes` / `enabledFeatureCodes` に含める。なお `lending_in_use_used` の実効利用には施設提供設定とユーザー施設別設定に加えて親 `lending_checkout` の実効権限も必要であり、保存時も `lending_in_use_used` を ON にする場合は同じ担当施設の `lending_checkout` も ON であることを必須とする。</w:t>
+        <w:t>`user_list_view`、`user_edit`、`user_facility_assignment_edit` は本 API 群を実行するための権限である。一方、ユーザー新規作成・担当施設・権限更新で受け取る `facilityAssignments[*].enabledFeatureCodes` / `enabledColumnCodes` は、対象ユーザーに付与する業務権限の現在値を表す。画面は担当施設・権限詳細取得や施設候補取得で返す `availableFeatureCodes` / `availableColumnCodes` を候補集合として保持し、保存時はその候補集合に対する ON/OFF を書き戻す。Phase1では `lending_in_use_used` を `config_scope='FACILITY_USER'` として `availableFeatureCodes` / `enabledFeatureCodes` に含める。`normal_ship_request` は Phase2 対象のため Phase1 の候補に含めない。旧 `facility_feature_edit` は施設提供設定を編集する共有システム管理者専用導線の整理前コードであり、`availableFeatureCodes` / `enabledFeatureCodes` に含めない。なお `lending_in_use_used` の実効利用には施設提供設定とユーザー施設別設定に加えて親 `lending_checkout` の実効権限も必要であり、保存時も `lending_in_use_used` を ON にする場合は同じ担当施設の `lending_checkout` も ON であることを必須とする。</w:t>
       </w:r>
     </w:p>
     <w:tbl>
@@ -8625,14 +8676,62 @@
               <w:rPr>
                 <w:rFonts w:hint="eastAsia"/>
               </w:rPr>
-              <w:t>`feature_catalogs.config_scope='FACILITY_USER'` かつ対象施設の `facility_feature_settings.is_enabled=true` の `feature_code`。`auth_login` / `facility_select` は</w:t>
+              <w:t>`feature_catalogs.config_scope='FACILITY_USER'` かつ対象施設の `facility_feature_settings.is_enabled=true` の `feature_code`。`auth_login` / `facility_select` / `normal_ship_request` / 旧 `facility_feature_edit` は候補に含めない。Phase1では `lending_in_use_used` は候補に含める</w:t>
+            </w:r>
+          </w:p>
+        </w:tc>
+        <w:tc>
+          <w:tcPr>
+            <w:tcW w:w="1250" w:type="pct"/>
+          </w:tcPr>
+          <w:p>
+            <w:r>
+              <w:t>`user_facility_feature_settings`</w:t>
+            </w:r>
+          </w:p>
+        </w:tc>
+        <w:tc>
+          <w:tcPr>
+            <w:tcW w:w="1250" w:type="pct"/>
+          </w:tcPr>
+          <w:p>
+            <w:r>
+              <w:rPr>
+                <w:rFonts w:hint="eastAsia"/>
+              </w:rPr>
+              <w:t>候補集合の各 `feature_code` を現在値として管理し、リクエストに含むコードを `is_enabled=true`、含まないコードを `false` として作成・更新する。`lending_in_use_used` を ON にする場合は同じ担当施設の `lending_checkout` も ON にする</w:t>
+            </w:r>
+          </w:p>
+        </w:tc>
+      </w:tr>
+      <w:tr>
+        <w:tc>
+          <w:tcPr>
+            <w:tcW w:w="1250" w:type="pct"/>
+          </w:tcPr>
+          <w:p>
+            <w:r>
+              <w:t>`facilityAssignments[*].enabledColumnCodes`</w:t>
+            </w:r>
+          </w:p>
+        </w:tc>
+        <w:tc>
+          <w:tcPr>
+            <w:tcW w:w="1250" w:type="pct"/>
+          </w:tcPr>
+          <w:p>
+            <w:r>
+              <w:rPr>
+                <w:rFonts w:hint="eastAsia"/>
+              </w:rPr>
+              <w:t>対象施設の `facility_column_settings.is_enabled=true` かつ `column_catal</w:t>
             </w:r>
             <w:r>
               <w:rPr>
                 <w:rFonts w:hint="eastAsia"/>
               </w:rPr>
               <w:lastRenderedPageBreak/>
-              <w:t>候補に含めない。Phase1では `normal_ship_request` / `lending_in_use_used` は候補に含める</w:t>
+              <w:t>ogs.related_feature_code` が施設提供されている `column_code`</w:t>
             </w:r>
           </w:p>
         </w:tc>
@@ -8643,76 +8742,27 @@
           <w:p>
             <w:r>
               <w:lastRenderedPageBreak/>
-              <w:t>`user_facility_feature_settings`</w:t>
-            </w:r>
-          </w:p>
-        </w:tc>
-        <w:tc>
-          <w:tcPr>
-            <w:tcW w:w="1250" w:type="pct"/>
-          </w:tcPr>
-          <w:p>
-            <w:r>
-              <w:rPr>
-                <w:rFonts w:hint="eastAsia"/>
-              </w:rPr>
-              <w:t>候補集合の各 `feature_code` を現在値として管理し、リクエストに含むコードを `is_enabled=true`、含まないコードを `false` として作成・更新する。`lending_in_use_used` を ON にする場</w:t>
+              <w:t>`user_facility_column_settings`</w:t>
+            </w:r>
+          </w:p>
+        </w:tc>
+        <w:tc>
+          <w:tcPr>
+            <w:tcW w:w="1250" w:type="pct"/>
+          </w:tcPr>
+          <w:p>
+            <w:r>
+              <w:rPr>
+                <w:rFonts w:hint="eastAsia"/>
+              </w:rPr>
+              <w:t>候補集合の各 `column_code` を現在値として管理し、リクエストに含み、かつ対応機能</w:t>
             </w:r>
             <w:r>
               <w:rPr>
                 <w:rFonts w:hint="eastAsia"/>
               </w:rPr>
               <w:lastRenderedPageBreak/>
-              <w:t>合は同じ担当施設の `lending_checkout` も ON にする</w:t>
-            </w:r>
-          </w:p>
-        </w:tc>
-      </w:tr>
-      <w:tr>
-        <w:tc>
-          <w:tcPr>
-            <w:tcW w:w="1250" w:type="pct"/>
-          </w:tcPr>
-          <w:p>
-            <w:r>
-              <w:lastRenderedPageBreak/>
-              <w:t>`facilityAssignments[*].enabledColumnCodes`</w:t>
-            </w:r>
-          </w:p>
-        </w:tc>
-        <w:tc>
-          <w:tcPr>
-            <w:tcW w:w="1250" w:type="pct"/>
-          </w:tcPr>
-          <w:p>
-            <w:r>
-              <w:rPr>
-                <w:rFonts w:hint="eastAsia"/>
-              </w:rPr>
-              <w:t>対象施設の `facility_column_settings.is_enabled=true` かつ `column_catalogs.related_feature_code` が施設提供されている `column_code`</w:t>
-            </w:r>
-          </w:p>
-        </w:tc>
-        <w:tc>
-          <w:tcPr>
-            <w:tcW w:w="1250" w:type="pct"/>
-          </w:tcPr>
-          <w:p>
-            <w:r>
-              <w:t>`user_facility_column_settings`</w:t>
-            </w:r>
-          </w:p>
-        </w:tc>
-        <w:tc>
-          <w:tcPr>
-            <w:tcW w:w="1250" w:type="pct"/>
-          </w:tcPr>
-          <w:p>
-            <w:r>
-              <w:rPr>
-                <w:rFonts w:hint="eastAsia"/>
-              </w:rPr>
-              <w:t>候補集合の各 `column_code` を現在値として管理し、リクエストに含み、かつ対応機能が `enabledFeatureCodes` に含まれるコードを `is_enabled=true`、それ以外を `false` として作成・更新する</w:t>
+              <w:t>が `enabledFeatureCodes` に含まれるコードを `is_enabled=true`、それ以外を `false` として作成・更新する</w:t>
             </w:r>
           </w:p>
         </w:tc>
@@ -8726,7 +8776,7 @@
           <w:rFonts w:hint="eastAsia"/>
         </w:rPr>
       </w:pPr>
-      <w:bookmarkStart w:id="15" w:name="_Toc230013882"/>
+      <w:bookmarkStart w:id="15" w:name="_Toc231417151"/>
       <w:r>
         <w:rPr>
           <w:rFonts w:hint="eastAsia"/>
@@ -8770,7 +8820,7 @@
         <w:rPr>
           <w:rFonts w:hint="eastAsia"/>
         </w:rPr>
-        <w:t>競合検知のトークンは `users.updated_at` を用いる。担当施設更新 API は関連テーブル更新と同時に `users.updated_at` も更新し、ユーザー集約全体の版として扱う</w:t>
+        <w:t>競合検知のトークンは `users.updated_at` を用いる。担当施設・権限更新 API は関連テーブル更新と同時に `users.updated_at` も更新し、ユーザー集約全体の版として扱う</w:t>
       </w:r>
     </w:p>
     <w:p>
@@ -8808,7 +8858,7 @@
         <w:rPr>
           <w:rFonts w:hint="eastAsia"/>
         </w:rPr>
-        <w:t>担当施設更新では `user_facility_assignments` は差分更新し、`user_facility_feature_settings` と `user_facility_column_settings` は候補集合に対する現在値として再計算・総入れ替えする。失敗時は部分反映しない</w:t>
+        <w:t>担当施設・権限更新では `user_facility_assignments` は差分更新し、`user_facility_feature_settings` と `user_facility_column_settings` は候補集合に対する現在値として再計算・総入れ替えする。失敗時は部分反映しない</w:t>
       </w:r>
     </w:p>
     <w:p>
@@ -8837,12 +8887,11 @@
           <w:rFonts w:hint="eastAsia"/>
         </w:rPr>
       </w:pPr>
-      <w:bookmarkStart w:id="16" w:name="_Toc230013883"/>
-      <w:r>
-        <w:rPr>
-          <w:rFonts w:hint="eastAsia"/>
-        </w:rPr>
-        <w:lastRenderedPageBreak/>
+      <w:bookmarkStart w:id="16" w:name="_Toc231417152"/>
+      <w:r>
+        <w:rPr>
+          <w:rFonts w:hint="eastAsia"/>
+        </w:rPr>
         <w:t>管理対象スコープ</w:t>
       </w:r>
       <w:bookmarkEnd w:id="16"/>
@@ -8882,7 +8931,7 @@
         <w:rPr>
           <w:rFonts w:hint="eastAsia"/>
         </w:rPr>
-        <w:t>共有システム管理者アカウント自体は、一覧、詳細、基本情報更新、担当施設更新、初回設定案内送信、削除の対象外とする</w:t>
+        <w:t>共有システム管理者アカウント自体は、一覧、詳細、基本情報更新、担当施設・権限更新、初回設定案内送信、削除の対象外とする</w:t>
       </w:r>
     </w:p>
     <w:p>
@@ -8920,6 +8969,7 @@
         <w:rPr>
           <w:rFonts w:hint="eastAsia"/>
         </w:rPr>
+        <w:lastRenderedPageBreak/>
         <w:t>一覧 API は上記条件を満たすユーザーだけを返却する</w:t>
       </w:r>
     </w:p>
@@ -8939,7 +8989,7 @@
         <w:rPr>
           <w:rFonts w:hint="eastAsia"/>
         </w:rPr>
-        <w:t>新規作成および担当施設更新では、更新後の `facilityAssignments` に作業対象施設を必ず含める</w:t>
+        <w:t>新規作成および担当施設・権限更新では、更新後の `facilityAssignments` に作業対象施設を必ず含める</w:t>
       </w:r>
     </w:p>
     <w:p>
@@ -8968,7 +9018,7 @@
           <w:rFonts w:hint="eastAsia"/>
         </w:rPr>
       </w:pPr>
-      <w:bookmarkStart w:id="17" w:name="_Toc230013884"/>
+      <w:bookmarkStart w:id="17" w:name="_Toc231417153"/>
       <w:r>
         <w:rPr>
           <w:rFonts w:hint="eastAsia"/>
@@ -9012,7 +9062,7 @@
         <w:rPr>
           <w:rFonts w:hint="eastAsia"/>
         </w:rPr>
-        <w:t>共有システム管理者アカウントの担当施設候補は、`facilities.deleted_at IS NULL` の全施設とする</w:t>
+        <w:t>共有システム管理者アカウントの担当施設候補は、`facilities.deleted_at IS NULL` の全施設とする。通常ユーザーが未登録の新規施設も候補に含める</w:t>
       </w:r>
     </w:p>
     <w:p>
@@ -9088,7 +9138,7 @@
         <w:rPr>
           <w:rFonts w:hint="eastAsia"/>
         </w:rPr>
-        <w:t>既定施設は担当施設配列に必ず含め、登録時・担当施設更新時に `users.facility_id` と `user_facility_assignments.is_default=true` を同期する</w:t>
+        <w:t>既定施設は担当施設配列に必ず含め、登録時・担当施設・権限更新時に `users.facility_id` と `user_facility_assignments.is_default=true` を同期する</w:t>
       </w:r>
     </w:p>
     <w:p>
@@ -9145,7 +9195,6 @@
         <w:rPr>
           <w:rFonts w:hint="eastAsia"/>
         </w:rPr>
-        <w:lastRenderedPageBreak/>
         <w:t>論理削除済み施設に紐づく既存割当行は履歴として残り得るが、本 API の新規設定候補や返却候補には含めない</w:t>
       </w:r>
     </w:p>
@@ -9156,7 +9205,7 @@
           <w:rFonts w:hint="eastAsia"/>
         </w:rPr>
       </w:pPr>
-      <w:bookmarkStart w:id="18" w:name="_Toc230013885"/>
+      <w:bookmarkStart w:id="18" w:name="_Toc231417154"/>
       <w:r>
         <w:rPr>
           <w:rFonts w:hint="eastAsia"/>
@@ -9181,7 +9230,7 @@
         <w:rPr>
           <w:rFonts w:hint="eastAsia"/>
         </w:rPr>
-        <w:t>`feature_catalogs` は `config_scope=FACILITY_USER` かつ `is_active=true` のものをユーザー別設定対象とする</w:t>
+        <w:t>`feature_catalogs` は `config_scope=FACILITY_USER` かつ `is_active=true` のものをユーザー別設定対象とする。ただし旧 `facility_feature_edit` はユーザー別設定対象外とする</w:t>
       </w:r>
     </w:p>
     <w:p>
@@ -9200,7 +9249,14 @@
         <w:rPr>
           <w:rFonts w:hint="eastAsia"/>
         </w:rPr>
-        <w:t>`user_facility_feature_settings` は、`config_scope=FACILITY_USER` かつ対象施設の `facility_feature_settings.is_enabled=true` の機能のみ有効化できる。Phase1では `normal_ship_request` / `lending_in_use_used` も対象に含める</w:t>
+        <w:t>`user_facility_feature_settings` は、`config_scope=FACILITY_USER` かつ対象施設の `facility_feature_settings.is_enabled=true` の機能のみ有効化できる。Phase1で</w:t>
+      </w:r>
+      <w:r>
+        <w:rPr>
+          <w:rFonts w:hint="eastAsia"/>
+        </w:rPr>
+        <w:lastRenderedPageBreak/>
+        <w:t>は `lending_in_use_used` を対象に含め、`normal_ship_request` は Phase2 対象のため候補・保存対象に含めない。旧 `facility_feature_edit` は保存しない</w:t>
       </w:r>
     </w:p>
     <w:p>
@@ -9267,7 +9323,7 @@
           <w:rFonts w:hint="eastAsia"/>
         </w:rPr>
       </w:pPr>
-      <w:bookmarkStart w:id="19" w:name="_Toc230013886"/>
+      <w:bookmarkStart w:id="19" w:name="_Toc231417155"/>
       <w:r>
         <w:rPr>
           <w:rFonts w:hint="eastAsia"/>
@@ -9378,12 +9434,11 @@
           <w:rFonts w:hint="eastAsia"/>
         </w:rPr>
       </w:pPr>
-      <w:bookmarkStart w:id="20" w:name="_Toc230013887"/>
-      <w:r>
-        <w:rPr>
-          <w:rFonts w:hint="eastAsia"/>
-        </w:rPr>
-        <w:lastRenderedPageBreak/>
+      <w:bookmarkStart w:id="20" w:name="_Toc231417156"/>
+      <w:r>
+        <w:rPr>
+          <w:rFonts w:hint="eastAsia"/>
+        </w:rPr>
         <w:t>エラーレスポンス仕様</w:t>
       </w:r>
       <w:bookmarkEnd w:id="20"/>
@@ -9395,7 +9450,7 @@
           <w:rFonts w:hint="eastAsia"/>
         </w:rPr>
       </w:pPr>
-      <w:bookmarkStart w:id="21" w:name="_Toc230013888"/>
+      <w:bookmarkStart w:id="21" w:name="_Toc231417157"/>
       <w:r>
         <w:rPr>
           <w:rFonts w:hint="eastAsia"/>
@@ -9653,11 +9708,12 @@
           <w:rFonts w:hint="eastAsia"/>
         </w:rPr>
       </w:pPr>
-      <w:bookmarkStart w:id="22" w:name="_Toc230013889"/>
-      <w:r>
-        <w:rPr>
-          <w:rFonts w:hint="eastAsia"/>
-        </w:rPr>
+      <w:bookmarkStart w:id="22" w:name="_Toc231417158"/>
+      <w:r>
+        <w:rPr>
+          <w:rFonts w:hint="eastAsia"/>
+        </w:rPr>
+        <w:lastRenderedPageBreak/>
         <w:t>第4章 API 一覧</w:t>
       </w:r>
       <w:bookmarkEnd w:id="22"/>
@@ -10030,7 +10086,7 @@
               <w:rPr>
                 <w:rFonts w:hint="eastAsia"/>
               </w:rPr>
-              <w:t>ユーザー担当施設詳細取得</w:t>
+              <w:t>ユーザー担当施設・権限詳細取得</w:t>
             </w:r>
           </w:p>
         </w:tc>
@@ -10063,7 +10119,7 @@
               <w:rPr>
                 <w:rFonts w:hint="eastAsia"/>
               </w:rPr>
-              <w:t>担当施設と施設別権限設定の詳細を取得する</w:t>
+              <w:t>担当施設とユーザー施設別権限設定の詳細を取得する</w:t>
             </w:r>
           </w:p>
         </w:tc>
@@ -10199,14 +10255,150 @@
               <w:rPr>
                 <w:rFonts w:hint="eastAsia"/>
               </w:rPr>
-              <w:t>ユーザー基本情報と担当施</w:t>
+              <w:t>ユーザー基本情報と担当施設・権限設定を登録する</w:t>
+            </w:r>
+          </w:p>
+        </w:tc>
+        <w:tc>
+          <w:tcPr>
+            <w:tcW w:w="833" w:type="pct"/>
+          </w:tcPr>
+          <w:p>
+            <w:r>
+              <w:t>`user_edit` + `user_facility_assignment_edit`</w:t>
+            </w:r>
+          </w:p>
+        </w:tc>
+      </w:tr>
+      <w:tr>
+        <w:tc>
+          <w:tcPr>
+            <w:tcW w:w="833" w:type="pct"/>
+          </w:tcPr>
+          <w:p>
+            <w:r>
+              <w:t>7</w:t>
+            </w:r>
+          </w:p>
+        </w:tc>
+        <w:tc>
+          <w:tcPr>
+            <w:tcW w:w="833" w:type="pct"/>
+          </w:tcPr>
+          <w:p>
+            <w:r>
+              <w:rPr>
+                <w:rFonts w:hint="eastAsia"/>
+              </w:rPr>
+              <w:t>ユーザー基本情報更新</w:t>
+            </w:r>
+          </w:p>
+        </w:tc>
+        <w:tc>
+          <w:tcPr>
+            <w:tcW w:w="833" w:type="pct"/>
+          </w:tcPr>
+          <w:p>
+            <w:r>
+              <w:t>PUT</w:t>
+            </w:r>
+          </w:p>
+        </w:tc>
+        <w:tc>
+          <w:tcPr>
+            <w:tcW w:w="833" w:type="pct"/>
+          </w:tcPr>
+          <w:p>
+            <w:r>
+              <w:t>/user-management/users/{userId}/profile</w:t>
+            </w:r>
+          </w:p>
+        </w:tc>
+        <w:tc>
+          <w:tcPr>
+            <w:tcW w:w="833" w:type="pct"/>
+          </w:tcPr>
+          <w:p>
+            <w:r>
+              <w:rPr>
+                <w:rFonts w:hint="eastAsia"/>
+              </w:rPr>
+              <w:t>ユーザー基本情報を更新する</w:t>
+            </w:r>
+          </w:p>
+        </w:tc>
+        <w:tc>
+          <w:tcPr>
+            <w:tcW w:w="833" w:type="pct"/>
+          </w:tcPr>
+          <w:p>
+            <w:r>
+              <w:t>`user_edit`</w:t>
+            </w:r>
+          </w:p>
+        </w:tc>
+      </w:tr>
+      <w:tr>
+        <w:tc>
+          <w:tcPr>
+            <w:tcW w:w="833" w:type="pct"/>
+          </w:tcPr>
+          <w:p>
+            <w:r>
+              <w:t>8</w:t>
+            </w:r>
+          </w:p>
+        </w:tc>
+        <w:tc>
+          <w:tcPr>
+            <w:tcW w:w="833" w:type="pct"/>
+          </w:tcPr>
+          <w:p>
+            <w:r>
+              <w:rPr>
+                <w:rFonts w:hint="eastAsia"/>
+              </w:rPr>
+              <w:t>ユーザー担当施設・権限更新</w:t>
+            </w:r>
+          </w:p>
+        </w:tc>
+        <w:tc>
+          <w:tcPr>
+            <w:tcW w:w="833" w:type="pct"/>
+          </w:tcPr>
+          <w:p>
+            <w:r>
+              <w:t>PUT</w:t>
+            </w:r>
+          </w:p>
+        </w:tc>
+        <w:tc>
+          <w:tcPr>
+            <w:tcW w:w="833" w:type="pct"/>
+          </w:tcPr>
+          <w:p>
+            <w:r>
+              <w:t>/user-management/users/{userId}/facility-assignments</w:t>
+            </w:r>
+          </w:p>
+        </w:tc>
+        <w:tc>
+          <w:tcPr>
+            <w:tcW w:w="833" w:type="pct"/>
+          </w:tcPr>
+          <w:p>
+            <w:r>
+              <w:rPr>
+                <w:rFonts w:hint="eastAsia"/>
+              </w:rPr>
+              <w:t>既定施設、担当施設、ユーザー施設別機能、ユーザー</w:t>
             </w:r>
             <w:r>
               <w:rPr>
                 <w:rFonts w:hint="eastAsia"/>
               </w:rPr>
               <w:lastRenderedPageBreak/>
-              <w:t>設設定を登録する</w:t>
+              <w:t>施設別カラムを更新する</w:t>
             </w:r>
           </w:p>
         </w:tc>
@@ -10217,147 +10409,6 @@
           <w:p>
             <w:r>
               <w:lastRenderedPageBreak/>
-              <w:t>`user_edit` + `user_facility_assig</w:t>
-            </w:r>
-            <w:r>
-              <w:lastRenderedPageBreak/>
-              <w:t>nment_edit`</w:t>
-            </w:r>
-          </w:p>
-        </w:tc>
-      </w:tr>
-      <w:tr>
-        <w:tc>
-          <w:tcPr>
-            <w:tcW w:w="833" w:type="pct"/>
-          </w:tcPr>
-          <w:p>
-            <w:r>
-              <w:lastRenderedPageBreak/>
-              <w:t>7</w:t>
-            </w:r>
-          </w:p>
-        </w:tc>
-        <w:tc>
-          <w:tcPr>
-            <w:tcW w:w="833" w:type="pct"/>
-          </w:tcPr>
-          <w:p>
-            <w:r>
-              <w:rPr>
-                <w:rFonts w:hint="eastAsia"/>
-              </w:rPr>
-              <w:t>ユーザー基本情報更新</w:t>
-            </w:r>
-          </w:p>
-        </w:tc>
-        <w:tc>
-          <w:tcPr>
-            <w:tcW w:w="833" w:type="pct"/>
-          </w:tcPr>
-          <w:p>
-            <w:r>
-              <w:t>PUT</w:t>
-            </w:r>
-          </w:p>
-        </w:tc>
-        <w:tc>
-          <w:tcPr>
-            <w:tcW w:w="833" w:type="pct"/>
-          </w:tcPr>
-          <w:p>
-            <w:r>
-              <w:t>/user-management/users/{userId}/profile</w:t>
-            </w:r>
-          </w:p>
-        </w:tc>
-        <w:tc>
-          <w:tcPr>
-            <w:tcW w:w="833" w:type="pct"/>
-          </w:tcPr>
-          <w:p>
-            <w:r>
-              <w:rPr>
-                <w:rFonts w:hint="eastAsia"/>
-              </w:rPr>
-              <w:t>ユーザー基本情報を更新する</w:t>
-            </w:r>
-          </w:p>
-        </w:tc>
-        <w:tc>
-          <w:tcPr>
-            <w:tcW w:w="833" w:type="pct"/>
-          </w:tcPr>
-          <w:p>
-            <w:r>
-              <w:t>`user_edit`</w:t>
-            </w:r>
-          </w:p>
-        </w:tc>
-      </w:tr>
-      <w:tr>
-        <w:tc>
-          <w:tcPr>
-            <w:tcW w:w="833" w:type="pct"/>
-          </w:tcPr>
-          <w:p>
-            <w:r>
-              <w:t>8</w:t>
-            </w:r>
-          </w:p>
-        </w:tc>
-        <w:tc>
-          <w:tcPr>
-            <w:tcW w:w="833" w:type="pct"/>
-          </w:tcPr>
-          <w:p>
-            <w:r>
-              <w:rPr>
-                <w:rFonts w:hint="eastAsia"/>
-              </w:rPr>
-              <w:t>ユーザー担当施設更新</w:t>
-            </w:r>
-          </w:p>
-        </w:tc>
-        <w:tc>
-          <w:tcPr>
-            <w:tcW w:w="833" w:type="pct"/>
-          </w:tcPr>
-          <w:p>
-            <w:r>
-              <w:t>PUT</w:t>
-            </w:r>
-          </w:p>
-        </w:tc>
-        <w:tc>
-          <w:tcPr>
-            <w:tcW w:w="833" w:type="pct"/>
-          </w:tcPr>
-          <w:p>
-            <w:r>
-              <w:t>/user-management/users/{userId}/facility-assignments</w:t>
-            </w:r>
-          </w:p>
-        </w:tc>
-        <w:tc>
-          <w:tcPr>
-            <w:tcW w:w="833" w:type="pct"/>
-          </w:tcPr>
-          <w:p>
-            <w:r>
-              <w:rPr>
-                <w:rFonts w:hint="eastAsia"/>
-              </w:rPr>
-              <w:t>既定施設、担当施設、施設別機能、施設別カラムを更新する</w:t>
-            </w:r>
-          </w:p>
-        </w:tc>
-        <w:tc>
-          <w:tcPr>
-            <w:tcW w:w="833" w:type="pct"/>
-          </w:tcPr>
-          <w:p>
-            <w:r>
               <w:t>`user_facility_assignment_edit`</w:t>
             </w:r>
           </w:p>
@@ -10508,7 +10559,7 @@
           <w:rFonts w:hint="eastAsia"/>
         </w:rPr>
       </w:pPr>
-      <w:bookmarkStart w:id="23" w:name="_Toc230013890"/>
+      <w:bookmarkStart w:id="23" w:name="_Toc231417159"/>
       <w:r>
         <w:rPr>
           <w:rFonts w:hint="eastAsia"/>
@@ -10524,7 +10575,7 @@
           <w:rFonts w:hint="eastAsia"/>
         </w:rPr>
       </w:pPr>
-      <w:bookmarkStart w:id="24" w:name="_Toc230013891"/>
+      <w:bookmarkStart w:id="24" w:name="_Toc231417160"/>
       <w:r>
         <w:rPr>
           <w:rFonts w:hint="eastAsia"/>
@@ -10594,60 +10645,60 @@
         <w:rPr>
           <w:rFonts w:hint="eastAsia"/>
         </w:rPr>
+        <w:t>権限チェック</w:t>
+      </w:r>
+    </w:p>
+    <w:p>
+      <w:pPr>
+        <w:rPr>
+          <w:rFonts w:hint="eastAsia"/>
+        </w:rPr>
+      </w:pPr>
+      <w:r>
+        <w:rPr>
+          <w:rFonts w:hint="eastAsia"/>
+        </w:rPr>
+        <w:t>認可条件: 通常アカウントでは Bearer トークン上の作業対象施設について `user_list_view` が有効であること</w:t>
+      </w:r>
+    </w:p>
+    <w:p>
+      <w:pPr>
+        <w:rPr>
+          <w:rFonts w:hint="eastAsia"/>
+        </w:rPr>
+      </w:pPr>
+      <w:r>
+        <w:rPr>
+          <w:rFonts w:hint="eastAsia"/>
+        </w:rPr>
+        <w:t>認可条件: 共有システム管理者アカウントでは作業対象施設が未削除であること</w:t>
+      </w:r>
+    </w:p>
+    <w:p>
+      <w:pPr>
+        <w:rPr>
+          <w:rFonts w:hint="eastAsia"/>
+        </w:rPr>
+      </w:pPr>
+      <w:r>
+        <w:rPr>
+          <w:rFonts w:hint="eastAsia"/>
+        </w:rPr>
+        <w:t>レスポンス内の操作可否は、通常アカウントでは同一作業対象施設に対する `user_edit` と `user_facility_assignment_edit` の実効有無から導出し、共有システム管理者アカウントでは作業対象施設が未削除であれば必要権限を満たすものとして導出する</w:t>
+      </w:r>
+    </w:p>
+    <w:p>
+      <w:pPr>
+        <w:pStyle w:val="4"/>
+        <w:rPr>
+          <w:rFonts w:hint="eastAsia"/>
+        </w:rPr>
+      </w:pPr>
+      <w:r>
+        <w:rPr>
+          <w:rFonts w:hint="eastAsia"/>
+        </w:rPr>
         <w:lastRenderedPageBreak/>
-        <w:t>権限チェック</w:t>
-      </w:r>
-    </w:p>
-    <w:p>
-      <w:pPr>
-        <w:rPr>
-          <w:rFonts w:hint="eastAsia"/>
-        </w:rPr>
-      </w:pPr>
-      <w:r>
-        <w:rPr>
-          <w:rFonts w:hint="eastAsia"/>
-        </w:rPr>
-        <w:t>認可条件: 通常アカウントでは Bearer トークン上の作業対象施設について `user_list_view` が有効であること</w:t>
-      </w:r>
-    </w:p>
-    <w:p>
-      <w:pPr>
-        <w:rPr>
-          <w:rFonts w:hint="eastAsia"/>
-        </w:rPr>
-      </w:pPr>
-      <w:r>
-        <w:rPr>
-          <w:rFonts w:hint="eastAsia"/>
-        </w:rPr>
-        <w:t>認可条件: 共有システム管理者アカウントでは作業対象施設が未削除であること</w:t>
-      </w:r>
-    </w:p>
-    <w:p>
-      <w:pPr>
-        <w:rPr>
-          <w:rFonts w:hint="eastAsia"/>
-        </w:rPr>
-      </w:pPr>
-      <w:r>
-        <w:rPr>
-          <w:rFonts w:hint="eastAsia"/>
-        </w:rPr>
-        <w:t>レスポンス内の操作可否は同一作業対象施設に対する `user_edit` と `user_facility_assignment_edit` の実効有無から導出する</w:t>
-      </w:r>
-    </w:p>
-    <w:p>
-      <w:pPr>
-        <w:pStyle w:val="4"/>
-        <w:rPr>
-          <w:rFonts w:hint="eastAsia"/>
-        </w:rPr>
-      </w:pPr>
-      <w:r>
-        <w:rPr>
-          <w:rFonts w:hint="eastAsia"/>
-        </w:rPr>
         <w:t>処理仕様</w:t>
       </w:r>
     </w:p>
@@ -10661,7 +10712,7 @@
         <w:rPr>
           <w:rFonts w:hint="eastAsia"/>
         </w:rPr>
-        <w:t>`feature_catalogs` から `config_scope=FACILITY_USER` かつ `is_active=true` の機能をユーザー別設定候補として表示順で取得する。Phase1では `normal_ship_request` / `lending_in_use_used` も `FACILITY_USER` として取得する</w:t>
+        <w:t>`feature_catalogs` から `config_scope=FACILITY_USER` かつ `is_active=true` の機能をユーザー別設定候補として表示順で取得する。`normal_ship_request` と旧 `facility_feature_edit` は除外する。Phase1では `lending_in_use_used` を `FACILITY_USER` として取得する</w:t>
       </w:r>
     </w:p>
     <w:p>
@@ -10700,7 +10751,7 @@
         <w:rPr>
           <w:rFonts w:hint="eastAsia"/>
         </w:rPr>
-        <w:t>共有システム管理者アカウントでは、`facilities.deleted_at IS NULL` の全施設を施設名昇順で先頭 20 件取得し、初期候補として返却する</w:t>
+        <w:t>共有システム管理者アカウントでは、通常ユーザーが未登録の新規施設を含む `facilities.deleted_at IS NULL` の全施設を施設名昇順で先頭 20 件取得し、初期候補として返却する</w:t>
       </w:r>
     </w:p>
     <w:p>
@@ -10749,7 +10800,7 @@
           <w:rFonts w:hint="eastAsia"/>
         </w:rPr>
       </w:pPr>
-      <w:bookmarkStart w:id="25" w:name="_Toc230013892"/>
+      <w:bookmarkStart w:id="25" w:name="_Toc231417161"/>
       <w:r>
         <w:rPr>
           <w:rFonts w:hint="eastAsia"/>
@@ -11038,7 +11089,7 @@
               <w:rPr>
                 <w:rFonts w:hint="eastAsia"/>
               </w:rPr>
-              <w:t>担当施設設定で利用する機能カタログ</w:t>
+              <w:t>担当施設・権限設定で利用する機能カタログ</w:t>
             </w:r>
           </w:p>
         </w:tc>
@@ -11083,19 +11134,18 @@
               <w:rPr>
                 <w:rFonts w:hint="eastAsia"/>
               </w:rPr>
-              <w:t>担当施設設定で利用するカラムカタログ</w:t>
-            </w:r>
-          </w:p>
-        </w:tc>
-      </w:tr>
-      <w:tr>
-        <w:tc>
-          <w:tcPr>
-            <w:tcW w:w="1250" w:type="pct"/>
-          </w:tcPr>
-          <w:p>
-            <w:r>
-              <w:lastRenderedPageBreak/>
+              <w:t>担当施設・権限設定で利用するカラムカタログ</w:t>
+            </w:r>
+          </w:p>
+        </w:tc>
+      </w:tr>
+      <w:tr>
+        <w:tc>
+          <w:tcPr>
+            <w:tcW w:w="1250" w:type="pct"/>
+          </w:tcPr>
+          <w:p>
+            <w:r>
               <w:t>permissions</w:t>
             </w:r>
           </w:p>
@@ -11147,6 +11197,7 @@
         <w:rPr>
           <w:rFonts w:hint="eastAsia"/>
         </w:rPr>
+        <w:lastRenderedPageBreak/>
         <w:t>initialFacilities要素（FacilityCandidate）</w:t>
       </w:r>
     </w:p>
@@ -11852,7 +11903,7 @@
               <w:rPr>
                 <w:rFonts w:hint="eastAsia"/>
               </w:rPr>
-              <w:t>機能コード</w:t>
+              <w:t>機能コード。旧 `facility_feature_edit` は返却しない</w:t>
             </w:r>
           </w:p>
         </w:tc>
@@ -12140,7 +12191,6 @@
         <w:rPr>
           <w:rFonts w:hint="eastAsia"/>
         </w:rPr>
-        <w:lastRenderedPageBreak/>
         <w:t>columnCatalogs要素（ColumnCatalogItem）</w:t>
       </w:r>
     </w:p>
@@ -12301,6 +12351,7 @@
           </w:tcPr>
           <w:p>
             <w:r>
+              <w:lastRenderedPageBreak/>
               <w:t>columnName</w:t>
             </w:r>
           </w:p>
@@ -12725,7 +12776,7 @@
               <w:rPr>
                 <w:rFonts w:hint="eastAsia"/>
               </w:rPr>
-              <w:t>新規作成可否。`user_edit` と `user_facility_assignment_edit` の両方が必要</w:t>
+              <w:t>新規作成可否。通常アカウントでは `user_edit` と `user_facility_assignment_edit` の両方が必要。共有システム管理者アカウントでは作業対象施設が未削除であれば可</w:t>
             </w:r>
           </w:p>
         </w:tc>
@@ -12919,7 +12970,7 @@
           <w:rFonts w:hint="eastAsia"/>
         </w:rPr>
       </w:pPr>
-      <w:bookmarkStart w:id="26" w:name="_Toc230013893"/>
+      <w:bookmarkStart w:id="26" w:name="_Toc231417162"/>
       <w:r>
         <w:rPr>
           <w:rFonts w:hint="eastAsia"/>
@@ -13160,12 +13211,11 @@
           <w:rFonts w:hint="eastAsia"/>
         </w:rPr>
       </w:pPr>
-      <w:bookmarkStart w:id="27" w:name="_Toc230013894"/>
-      <w:r>
-        <w:rPr>
-          <w:rFonts w:hint="eastAsia"/>
-        </w:rPr>
-        <w:lastRenderedPageBreak/>
+      <w:bookmarkStart w:id="27" w:name="_Toc231417163"/>
+      <w:r>
+        <w:rPr>
+          <w:rFonts w:hint="eastAsia"/>
+        </w:rPr>
         <w:t>ユーザー一覧取得（/user-management/users）</w:t>
       </w:r>
       <w:bookmarkEnd w:id="27"/>
@@ -13227,7 +13277,7 @@
           <w:rFonts w:hint="eastAsia"/>
         </w:rPr>
       </w:pPr>
-      <w:bookmarkStart w:id="28" w:name="_Toc230013895"/>
+      <w:bookmarkStart w:id="28" w:name="_Toc231417164"/>
       <w:r>
         <w:rPr>
           <w:rFonts w:hint="eastAsia"/>
@@ -13423,7 +13473,7 @@
           </w:tcPr>
           <w:p>
             <w:r>
-              <w:t>emailAddress</w:t>
+              <w:t>sectionName</w:t>
             </w:r>
           </w:p>
         </w:tc>
@@ -13466,7 +13516,7 @@
               <w:rPr>
                 <w:rFonts w:hint="eastAsia"/>
               </w:rPr>
-              <w:t>メールアドレスの部分一致条件</w:t>
+              <w:t>部署の部分一致条件。`users.section_name` を対象とする</w:t>
             </w:r>
           </w:p>
         </w:tc>
@@ -13478,7 +13528,7 @@
           </w:tcPr>
           <w:p>
             <w:r>
-              <w:t>defaultFacilityId</w:t>
+              <w:t>page</w:t>
             </w:r>
           </w:p>
         </w:tc>
@@ -13498,7 +13548,7 @@
           </w:tcPr>
           <w:p>
             <w:r>
-              <w:t>int64</w:t>
+              <w:t>int32</w:t>
             </w:r>
           </w:p>
         </w:tc>
@@ -13521,7 +13571,7 @@
               <w:rPr>
                 <w:rFonts w:hint="eastAsia"/>
               </w:rPr>
-              <w:t>既定施設での絞り込み条件</w:t>
+              <w:t>ページ番号。既定値 `1`</w:t>
             </w:r>
           </w:p>
         </w:tc>
@@ -13533,7 +13583,7 @@
           </w:tcPr>
           <w:p>
             <w:r>
-              <w:t>accountType</w:t>
+              <w:t>pageSize</w:t>
             </w:r>
           </w:p>
         </w:tc>
@@ -13553,6 +13603,61 @@
           </w:tcPr>
           <w:p>
             <w:r>
+              <w:t>int32</w:t>
+            </w:r>
+          </w:p>
+        </w:tc>
+        <w:tc>
+          <w:tcPr>
+            <w:tcW w:w="1000" w:type="pct"/>
+          </w:tcPr>
+          <w:p>
+            <w:r>
+              <w:t>-</w:t>
+            </w:r>
+          </w:p>
+        </w:tc>
+        <w:tc>
+          <w:tcPr>
+            <w:tcW w:w="1000" w:type="pct"/>
+          </w:tcPr>
+          <w:p>
+            <w:r>
+              <w:rPr>
+                <w:rFonts w:hint="eastAsia"/>
+              </w:rPr>
+              <w:t>ページサイズ。既定値 `50`、上限 `200`</w:t>
+            </w:r>
+          </w:p>
+        </w:tc>
+      </w:tr>
+      <w:tr>
+        <w:tc>
+          <w:tcPr>
+            <w:tcW w:w="1000" w:type="pct"/>
+          </w:tcPr>
+          <w:p>
+            <w:r>
+              <w:t>sortBy</w:t>
+            </w:r>
+          </w:p>
+        </w:tc>
+        <w:tc>
+          <w:tcPr>
+            <w:tcW w:w="1000" w:type="pct"/>
+          </w:tcPr>
+          <w:p>
+            <w:r>
+              <w:t>query</w:t>
+            </w:r>
+          </w:p>
+        </w:tc>
+        <w:tc>
+          <w:tcPr>
+            <w:tcW w:w="1000" w:type="pct"/>
+          </w:tcPr>
+          <w:p>
+            <w:r>
               <w:t>string</w:t>
             </w:r>
           </w:p>
@@ -13576,172 +13681,7 @@
               <w:rPr>
                 <w:rFonts w:hint="eastAsia"/>
               </w:rPr>
-              <w:t>アカウント種別での絞り込み条件</w:t>
-            </w:r>
-          </w:p>
-        </w:tc>
-      </w:tr>
-      <w:tr>
-        <w:tc>
-          <w:tcPr>
-            <w:tcW w:w="1000" w:type="pct"/>
-          </w:tcPr>
-          <w:p>
-            <w:r>
-              <w:t>page</w:t>
-            </w:r>
-          </w:p>
-        </w:tc>
-        <w:tc>
-          <w:tcPr>
-            <w:tcW w:w="1000" w:type="pct"/>
-          </w:tcPr>
-          <w:p>
-            <w:r>
-              <w:t>query</w:t>
-            </w:r>
-          </w:p>
-        </w:tc>
-        <w:tc>
-          <w:tcPr>
-            <w:tcW w:w="1000" w:type="pct"/>
-          </w:tcPr>
-          <w:p>
-            <w:r>
-              <w:t>int32</w:t>
-            </w:r>
-          </w:p>
-        </w:tc>
-        <w:tc>
-          <w:tcPr>
-            <w:tcW w:w="1000" w:type="pct"/>
-          </w:tcPr>
-          <w:p>
-            <w:r>
-              <w:t>-</w:t>
-            </w:r>
-          </w:p>
-        </w:tc>
-        <w:tc>
-          <w:tcPr>
-            <w:tcW w:w="1000" w:type="pct"/>
-          </w:tcPr>
-          <w:p>
-            <w:r>
-              <w:rPr>
-                <w:rFonts w:hint="eastAsia"/>
-              </w:rPr>
-              <w:t>ページ番号。既定値 `1`</w:t>
-            </w:r>
-          </w:p>
-        </w:tc>
-      </w:tr>
-      <w:tr>
-        <w:tc>
-          <w:tcPr>
-            <w:tcW w:w="1000" w:type="pct"/>
-          </w:tcPr>
-          <w:p>
-            <w:r>
-              <w:t>pageSize</w:t>
-            </w:r>
-          </w:p>
-        </w:tc>
-        <w:tc>
-          <w:tcPr>
-            <w:tcW w:w="1000" w:type="pct"/>
-          </w:tcPr>
-          <w:p>
-            <w:r>
-              <w:t>query</w:t>
-            </w:r>
-          </w:p>
-        </w:tc>
-        <w:tc>
-          <w:tcPr>
-            <w:tcW w:w="1000" w:type="pct"/>
-          </w:tcPr>
-          <w:p>
-            <w:r>
-              <w:t>int32</w:t>
-            </w:r>
-          </w:p>
-        </w:tc>
-        <w:tc>
-          <w:tcPr>
-            <w:tcW w:w="1000" w:type="pct"/>
-          </w:tcPr>
-          <w:p>
-            <w:r>
-              <w:t>-</w:t>
-            </w:r>
-          </w:p>
-        </w:tc>
-        <w:tc>
-          <w:tcPr>
-            <w:tcW w:w="1000" w:type="pct"/>
-          </w:tcPr>
-          <w:p>
-            <w:r>
-              <w:rPr>
-                <w:rFonts w:hint="eastAsia"/>
-              </w:rPr>
-              <w:t>ページサイズ。既定値 `50`、上限 `200`</w:t>
-            </w:r>
-          </w:p>
-        </w:tc>
-      </w:tr>
-      <w:tr>
-        <w:tc>
-          <w:tcPr>
-            <w:tcW w:w="1000" w:type="pct"/>
-          </w:tcPr>
-          <w:p>
-            <w:r>
-              <w:t>sortBy</w:t>
-            </w:r>
-          </w:p>
-        </w:tc>
-        <w:tc>
-          <w:tcPr>
-            <w:tcW w:w="1000" w:type="pct"/>
-          </w:tcPr>
-          <w:p>
-            <w:r>
-              <w:t>query</w:t>
-            </w:r>
-          </w:p>
-        </w:tc>
-        <w:tc>
-          <w:tcPr>
-            <w:tcW w:w="1000" w:type="pct"/>
-          </w:tcPr>
-          <w:p>
-            <w:r>
-              <w:t>string</w:t>
-            </w:r>
-          </w:p>
-        </w:tc>
-        <w:tc>
-          <w:tcPr>
-            <w:tcW w:w="1000" w:type="pct"/>
-          </w:tcPr>
-          <w:p>
-            <w:r>
-              <w:t>-</w:t>
-            </w:r>
-          </w:p>
-        </w:tc>
-        <w:tc>
-          <w:tcPr>
-            <w:tcW w:w="1000" w:type="pct"/>
-          </w:tcPr>
-          <w:p>
-            <w:r>
-              <w:rPr>
-                <w:rFonts w:hint="eastAsia"/>
-              </w:rPr>
-              <w:t>並び替え項目。`updatedAt` / `name` / `emailAddress` / `defaultFacilityName` / `accountType`</w:t>
+              <w:t>並び替え項目。`updatedAt` / `name` / `sectionName` / `positionName` / `emailAddress`</w:t>
             </w:r>
           </w:p>
         </w:tc>
@@ -13881,33 +13821,33 @@
         <w:rPr>
           <w:rFonts w:hint="eastAsia"/>
         </w:rPr>
-        <w:t>ユーザー名、メールアドレス、既定施設、アカウント種別で AND 条件検索する。`accountType=SYSTEM_ADMIN` は検索条件として受け付けない</w:t>
-      </w:r>
-    </w:p>
-    <w:p>
-      <w:pPr>
-        <w:rPr>
-          <w:rFonts w:hint="eastAsia"/>
-        </w:rPr>
-      </w:pPr>
-      <w:r>
-        <w:rPr>
-          <w:rFonts w:hint="eastAsia"/>
-        </w:rPr>
-        <w:t>既定施設は `users.facility_id` を用い、施設名は `facilities.deleted_at IS NULL` の施設だけ解決する</w:t>
-      </w:r>
-    </w:p>
-    <w:p>
-      <w:pPr>
-        <w:rPr>
-          <w:rFonts w:hint="eastAsia"/>
-        </w:rPr>
-      </w:pPr>
-      <w:r>
-        <w:rPr>
-          <w:rFonts w:hint="eastAsia"/>
-        </w:rPr>
-        <w:t>一覧 API では担当施設明細や施設別権限明細は返却しない</w:t>
+        <w:t>ユーザー名、部署で AND 条件検索する</w:t>
+      </w:r>
+    </w:p>
+    <w:p>
+      <w:pPr>
+        <w:rPr>
+          <w:rFonts w:hint="eastAsia"/>
+        </w:rPr>
+      </w:pPr>
+      <w:r>
+        <w:rPr>
+          <w:rFonts w:hint="eastAsia"/>
+        </w:rPr>
+        <w:t>アクセス可能施設は `user_facility_assignments.is_active=true` かつ `facilities.deleted_at IS NULL` の担当施設を `facilities.facility_name` 昇順で返却する</w:t>
+      </w:r>
+    </w:p>
+    <w:p>
+      <w:pPr>
+        <w:rPr>
+          <w:rFonts w:hint="eastAsia"/>
+        </w:rPr>
+      </w:pPr>
+      <w:r>
+        <w:rPr>
+          <w:rFonts w:hint="eastAsia"/>
+        </w:rPr>
+        <w:t>一覧 API ではアクセス可能施設の表示用要約のみ返却し、ユーザー施設別機能・カラム設定の明細は返却しない</w:t>
       </w:r>
     </w:p>
     <w:p>
@@ -13930,7 +13870,7 @@
           <w:rFonts w:hint="eastAsia"/>
         </w:rPr>
       </w:pPr>
-      <w:bookmarkStart w:id="29" w:name="_Toc230013896"/>
+      <w:bookmarkStart w:id="29" w:name="_Toc231417165"/>
       <w:r>
         <w:rPr>
           <w:rFonts w:hint="eastAsia"/>
@@ -14430,18 +14370,154 @@
               <w:rPr>
                 <w:rFonts w:hint="eastAsia"/>
               </w:rPr>
-              <w:t>ユーザー名</w:t>
-            </w:r>
-          </w:p>
-        </w:tc>
-      </w:tr>
-      <w:tr>
-        <w:tc>
-          <w:tcPr>
-            <w:tcW w:w="1250" w:type="pct"/>
-          </w:tcPr>
-          <w:p>
-            <w:r>
+              <w:t>ユーザー名。操作ボタンのアクセシビリティラベルおよび検索対象として利用する</w:t>
+            </w:r>
+          </w:p>
+        </w:tc>
+      </w:tr>
+      <w:tr>
+        <w:tc>
+          <w:tcPr>
+            <w:tcW w:w="1250" w:type="pct"/>
+          </w:tcPr>
+          <w:p>
+            <w:r>
+              <w:t>sectionName</w:t>
+            </w:r>
+          </w:p>
+        </w:tc>
+        <w:tc>
+          <w:tcPr>
+            <w:tcW w:w="1250" w:type="pct"/>
+          </w:tcPr>
+          <w:p>
+            <w:r>
+              <w:t>string</w:t>
+            </w:r>
+          </w:p>
+        </w:tc>
+        <w:tc>
+          <w:tcPr>
+            <w:tcW w:w="1250" w:type="pct"/>
+          </w:tcPr>
+          <w:p>
+            <w:r>
+              <w:t>-</w:t>
+            </w:r>
+          </w:p>
+        </w:tc>
+        <w:tc>
+          <w:tcPr>
+            <w:tcW w:w="1250" w:type="pct"/>
+          </w:tcPr>
+          <w:p>
+            <w:r>
+              <w:rPr>
+                <w:rFonts w:hint="eastAsia"/>
+              </w:rPr>
+              <w:t>所属部署</w:t>
+            </w:r>
+          </w:p>
+        </w:tc>
+      </w:tr>
+      <w:tr>
+        <w:tc>
+          <w:tcPr>
+            <w:tcW w:w="1250" w:type="pct"/>
+          </w:tcPr>
+          <w:p>
+            <w:r>
+              <w:t>positionName</w:t>
+            </w:r>
+          </w:p>
+        </w:tc>
+        <w:tc>
+          <w:tcPr>
+            <w:tcW w:w="1250" w:type="pct"/>
+          </w:tcPr>
+          <w:p>
+            <w:r>
+              <w:t>string</w:t>
+            </w:r>
+          </w:p>
+        </w:tc>
+        <w:tc>
+          <w:tcPr>
+            <w:tcW w:w="1250" w:type="pct"/>
+          </w:tcPr>
+          <w:p>
+            <w:r>
+              <w:t>-</w:t>
+            </w:r>
+          </w:p>
+        </w:tc>
+        <w:tc>
+          <w:tcPr>
+            <w:tcW w:w="1250" w:type="pct"/>
+          </w:tcPr>
+          <w:p>
+            <w:r>
+              <w:rPr>
+                <w:rFonts w:hint="eastAsia"/>
+              </w:rPr>
+              <w:t>役職</w:t>
+            </w:r>
+          </w:p>
+        </w:tc>
+      </w:tr>
+      <w:tr>
+        <w:tc>
+          <w:tcPr>
+            <w:tcW w:w="1250" w:type="pct"/>
+          </w:tcPr>
+          <w:p>
+            <w:r>
+              <w:t>phoneNumber</w:t>
+            </w:r>
+          </w:p>
+        </w:tc>
+        <w:tc>
+          <w:tcPr>
+            <w:tcW w:w="1250" w:type="pct"/>
+          </w:tcPr>
+          <w:p>
+            <w:r>
+              <w:t>string</w:t>
+            </w:r>
+          </w:p>
+        </w:tc>
+        <w:tc>
+          <w:tcPr>
+            <w:tcW w:w="1250" w:type="pct"/>
+          </w:tcPr>
+          <w:p>
+            <w:r>
+              <w:t>-</w:t>
+            </w:r>
+          </w:p>
+        </w:tc>
+        <w:tc>
+          <w:tcPr>
+            <w:tcW w:w="1250" w:type="pct"/>
+          </w:tcPr>
+          <w:p>
+            <w:r>
+              <w:rPr>
+                <w:rFonts w:hint="eastAsia"/>
+              </w:rPr>
+              <w:t>連絡先</w:t>
+            </w:r>
+          </w:p>
+        </w:tc>
+      </w:tr>
+      <w:tr>
+        <w:tc>
+          <w:tcPr>
+            <w:tcW w:w="1250" w:type="pct"/>
+          </w:tcPr>
+          <w:p>
+            <w:r>
+              <w:lastRenderedPageBreak/>
               <w:t>emailAddress</w:t>
             </w:r>
           </w:p>
@@ -14487,107 +14563,17 @@
           </w:tcPr>
           <w:p>
             <w:r>
-              <w:t>defaultFacilityId</w:t>
-            </w:r>
-          </w:p>
-        </w:tc>
-        <w:tc>
-          <w:tcPr>
-            <w:tcW w:w="1250" w:type="pct"/>
-          </w:tcPr>
-          <w:p>
-            <w:r>
-              <w:t>int64</w:t>
-            </w:r>
-          </w:p>
-        </w:tc>
-        <w:tc>
-          <w:tcPr>
-            <w:tcW w:w="1250" w:type="pct"/>
-          </w:tcPr>
-          <w:p>
-            <w:r>
-              <w:t>-</w:t>
-            </w:r>
-          </w:p>
-        </w:tc>
-        <w:tc>
-          <w:tcPr>
-            <w:tcW w:w="1250" w:type="pct"/>
-          </w:tcPr>
-          <w:p>
-            <w:r>
-              <w:rPr>
-                <w:rFonts w:hint="eastAsia"/>
-              </w:rPr>
-              <w:t>既定施設ID</w:t>
-            </w:r>
-          </w:p>
-        </w:tc>
-      </w:tr>
-      <w:tr>
-        <w:tc>
-          <w:tcPr>
-            <w:tcW w:w="1250" w:type="pct"/>
-          </w:tcPr>
-          <w:p>
-            <w:r>
-              <w:t>defaultFacilityName</w:t>
-            </w:r>
-          </w:p>
-        </w:tc>
-        <w:tc>
-          <w:tcPr>
-            <w:tcW w:w="1250" w:type="pct"/>
-          </w:tcPr>
-          <w:p>
-            <w:r>
-              <w:t>string</w:t>
-            </w:r>
-          </w:p>
-        </w:tc>
-        <w:tc>
-          <w:tcPr>
-            <w:tcW w:w="1250" w:type="pct"/>
-          </w:tcPr>
-          <w:p>
-            <w:r>
-              <w:t>-</w:t>
-            </w:r>
-          </w:p>
-        </w:tc>
-        <w:tc>
-          <w:tcPr>
-            <w:tcW w:w="1250" w:type="pct"/>
-          </w:tcPr>
-          <w:p>
-            <w:r>
-              <w:rPr>
-                <w:rFonts w:hint="eastAsia"/>
-              </w:rPr>
-              <w:t>既定施設名</w:t>
-            </w:r>
-          </w:p>
-        </w:tc>
-      </w:tr>
-      <w:tr>
-        <w:tc>
-          <w:tcPr>
-            <w:tcW w:w="1250" w:type="pct"/>
-          </w:tcPr>
-          <w:p>
-            <w:r>
-              <w:t>accountType</w:t>
-            </w:r>
-          </w:p>
-        </w:tc>
-        <w:tc>
-          <w:tcPr>
-            <w:tcW w:w="1250" w:type="pct"/>
-          </w:tcPr>
-          <w:p>
-            <w:r>
-              <w:t>string</w:t>
+              <w:t>accessibleFacilities</w:t>
+            </w:r>
+          </w:p>
+        </w:tc>
+        <w:tc>
+          <w:tcPr>
+            <w:tcW w:w="1250" w:type="pct"/>
+          </w:tcPr>
+          <w:p>
+            <w:r>
+              <w:t>UserAccessibleFacilitySummary[]</w:t>
             </w:r>
           </w:p>
         </w:tc>
@@ -14610,53 +14596,7 @@
               <w:rPr>
                 <w:rFonts w:hint="eastAsia"/>
               </w:rPr>
-              <w:t>アカウント種別</w:t>
-            </w:r>
-          </w:p>
-        </w:tc>
-      </w:tr>
-      <w:tr>
-        <w:tc>
-          <w:tcPr>
-            <w:tcW w:w="1250" w:type="pct"/>
-          </w:tcPr>
-          <w:p>
-            <w:r>
-              <w:lastRenderedPageBreak/>
-              <w:t>assignedFacilityCount</w:t>
-            </w:r>
-          </w:p>
-        </w:tc>
-        <w:tc>
-          <w:tcPr>
-            <w:tcW w:w="1250" w:type="pct"/>
-          </w:tcPr>
-          <w:p>
-            <w:r>
-              <w:t>int32</w:t>
-            </w:r>
-          </w:p>
-        </w:tc>
-        <w:tc>
-          <w:tcPr>
-            <w:tcW w:w="1250" w:type="pct"/>
-          </w:tcPr>
-          <w:p>
-            <w:r>
-              <w:t>✓</w:t>
-            </w:r>
-          </w:p>
-        </w:tc>
-        <w:tc>
-          <w:tcPr>
-            <w:tcW w:w="1250" w:type="pct"/>
-          </w:tcPr>
-          <w:p>
-            <w:r>
-              <w:rPr>
-                <w:rFonts w:hint="eastAsia"/>
-              </w:rPr>
-              <w:t>未削除・有効な担当施設数</w:t>
+              <w:t>アクセス可能施設</w:t>
             </w:r>
           </w:p>
         </w:tc>
@@ -14710,12 +14650,223 @@
     <w:p/>
     <w:p>
       <w:pPr>
+        <w:pStyle w:val="4"/>
+        <w:rPr>
+          <w:rFonts w:hint="eastAsia"/>
+        </w:rPr>
+      </w:pPr>
+      <w:r>
+        <w:rPr>
+          <w:rFonts w:hint="eastAsia"/>
+        </w:rPr>
+        <w:t>accessibleFacilities要素（UserAccessibleFacilitySummary）</w:t>
+      </w:r>
+    </w:p>
+    <w:tbl>
+      <w:tblPr>
+        <w:tblStyle w:val="afffffff7"/>
+        <w:tblW w:w="5000" w:type="pct"/>
+        <w:tblBorders>
+          <w:top w:val="single" w:sz="4" w:space="0" w:color="000000"/>
+          <w:left w:val="single" w:sz="4" w:space="0" w:color="000000"/>
+          <w:bottom w:val="single" w:sz="4" w:space="0" w:color="000000"/>
+          <w:right w:val="single" w:sz="4" w:space="0" w:color="000000"/>
+          <w:insideH w:val="single" w:sz="4" w:space="0" w:color="000000"/>
+          <w:insideV w:val="single" w:sz="4" w:space="0" w:color="000000"/>
+        </w:tblBorders>
+        <w:tblLook w:val="04A0" w:firstRow="1" w:lastRow="0" w:firstColumn="1" w:lastColumn="0" w:noHBand="0" w:noVBand="1"/>
+      </w:tblPr>
+      <w:tblGrid>
+        <w:gridCol w:w="2254"/>
+        <w:gridCol w:w="2255"/>
+        <w:gridCol w:w="2255"/>
+        <w:gridCol w:w="2255"/>
+      </w:tblGrid>
+      <w:tr>
+        <w:trPr>
+          <w:tblHeader/>
+        </w:trPr>
+        <w:tc>
+          <w:tcPr>
+            <w:tcW w:w="1250" w:type="pct"/>
+            <w:shd w:val="clear" w:color="auto" w:fill="DBE5F1" w:themeFill="accent1" w:themeFillTint="33"/>
+          </w:tcPr>
+          <w:p>
+            <w:pPr>
+              <w:rPr>
+                <w:b/>
+              </w:rPr>
+            </w:pPr>
+            <w:r>
+              <w:rPr>
+                <w:rFonts w:hint="eastAsia"/>
+                <w:b/>
+              </w:rPr>
+              <w:t>フィールド</w:t>
+            </w:r>
+          </w:p>
+        </w:tc>
+        <w:tc>
+          <w:tcPr>
+            <w:tcW w:w="1250" w:type="pct"/>
+            <w:shd w:val="clear" w:color="auto" w:fill="DBE5F1" w:themeFill="accent1" w:themeFillTint="33"/>
+          </w:tcPr>
+          <w:p>
+            <w:pPr>
+              <w:rPr>
+                <w:b/>
+              </w:rPr>
+            </w:pPr>
+            <w:r>
+              <w:rPr>
+                <w:rFonts w:hint="eastAsia"/>
+                <w:b/>
+              </w:rPr>
+              <w:t>型</w:t>
+            </w:r>
+          </w:p>
+        </w:tc>
+        <w:tc>
+          <w:tcPr>
+            <w:tcW w:w="1250" w:type="pct"/>
+            <w:shd w:val="clear" w:color="auto" w:fill="DBE5F1" w:themeFill="accent1" w:themeFillTint="33"/>
+          </w:tcPr>
+          <w:p>
+            <w:pPr>
+              <w:rPr>
+                <w:b/>
+              </w:rPr>
+            </w:pPr>
+            <w:r>
+              <w:rPr>
+                <w:rFonts w:hint="eastAsia"/>
+                <w:b/>
+              </w:rPr>
+              <w:t>必須</w:t>
+            </w:r>
+          </w:p>
+        </w:tc>
+        <w:tc>
+          <w:tcPr>
+            <w:tcW w:w="1250" w:type="pct"/>
+            <w:shd w:val="clear" w:color="auto" w:fill="DBE5F1" w:themeFill="accent1" w:themeFillTint="33"/>
+          </w:tcPr>
+          <w:p>
+            <w:pPr>
+              <w:rPr>
+                <w:b/>
+              </w:rPr>
+            </w:pPr>
+            <w:r>
+              <w:rPr>
+                <w:rFonts w:hint="eastAsia"/>
+                <w:b/>
+              </w:rPr>
+              <w:t>説明</w:t>
+            </w:r>
+          </w:p>
+        </w:tc>
+      </w:tr>
+      <w:tr>
+        <w:tc>
+          <w:tcPr>
+            <w:tcW w:w="1250" w:type="pct"/>
+          </w:tcPr>
+          <w:p>
+            <w:r>
+              <w:t>facilityId</w:t>
+            </w:r>
+          </w:p>
+        </w:tc>
+        <w:tc>
+          <w:tcPr>
+            <w:tcW w:w="1250" w:type="pct"/>
+          </w:tcPr>
+          <w:p>
+            <w:r>
+              <w:t>int64</w:t>
+            </w:r>
+          </w:p>
+        </w:tc>
+        <w:tc>
+          <w:tcPr>
+            <w:tcW w:w="1250" w:type="pct"/>
+          </w:tcPr>
+          <w:p>
+            <w:r>
+              <w:t>✓</w:t>
+            </w:r>
+          </w:p>
+        </w:tc>
+        <w:tc>
+          <w:tcPr>
+            <w:tcW w:w="1250" w:type="pct"/>
+          </w:tcPr>
+          <w:p>
+            <w:r>
+              <w:rPr>
+                <w:rFonts w:hint="eastAsia"/>
+              </w:rPr>
+              <w:t>施設ID</w:t>
+            </w:r>
+          </w:p>
+        </w:tc>
+      </w:tr>
+      <w:tr>
+        <w:tc>
+          <w:tcPr>
+            <w:tcW w:w="1250" w:type="pct"/>
+          </w:tcPr>
+          <w:p>
+            <w:r>
+              <w:t>facilityName</w:t>
+            </w:r>
+          </w:p>
+        </w:tc>
+        <w:tc>
+          <w:tcPr>
+            <w:tcW w:w="1250" w:type="pct"/>
+          </w:tcPr>
+          <w:p>
+            <w:r>
+              <w:t>string</w:t>
+            </w:r>
+          </w:p>
+        </w:tc>
+        <w:tc>
+          <w:tcPr>
+            <w:tcW w:w="1250" w:type="pct"/>
+          </w:tcPr>
+          <w:p>
+            <w:r>
+              <w:t>✓</w:t>
+            </w:r>
+          </w:p>
+        </w:tc>
+        <w:tc>
+          <w:tcPr>
+            <w:tcW w:w="1250" w:type="pct"/>
+          </w:tcPr>
+          <w:p>
+            <w:r>
+              <w:rPr>
+                <w:rFonts w:hint="eastAsia"/>
+              </w:rPr>
+              <w:t>施設名</w:t>
+            </w:r>
+          </w:p>
+        </w:tc>
+      </w:tr>
+    </w:tbl>
+    <w:p/>
+    <w:p>
+      <w:pPr>
         <w:pStyle w:val="3"/>
         <w:rPr>
           <w:rFonts w:hint="eastAsia"/>
         </w:rPr>
       </w:pPr>
-      <w:bookmarkStart w:id="30" w:name="_Toc230013897"/>
+      <w:bookmarkStart w:id="30" w:name="_Toc231417166"/>
       <w:r>
         <w:rPr>
           <w:rFonts w:hint="eastAsia"/>
@@ -14991,7 +15142,7 @@
           <w:rFonts w:hint="eastAsia"/>
         </w:rPr>
       </w:pPr>
-      <w:bookmarkStart w:id="31" w:name="_Toc230013898"/>
+      <w:bookmarkStart w:id="31" w:name="_Toc231417167"/>
       <w:r>
         <w:rPr>
           <w:rFonts w:hint="eastAsia"/>
@@ -15010,7 +15161,7 @@
         <w:rPr>
           <w:rFonts w:hint="eastAsia"/>
         </w:rPr>
-        <w:t>指定したユーザーの基本情報詳細を取得する。基本情報編集で必要な項目のみを返却し、担当施設設定は含めない。</w:t>
+        <w:t>指定したユーザーの基本情報詳細を取得する。基本情報編集で必要な項目のみを返却し、担当施設・権限設定は含めない。</w:t>
       </w:r>
     </w:p>
     <w:p>
@@ -15057,11 +15208,12 @@
           <w:rFonts w:hint="eastAsia"/>
         </w:rPr>
       </w:pPr>
-      <w:bookmarkStart w:id="32" w:name="_Toc230013899"/>
-      <w:r>
-        <w:rPr>
-          <w:rFonts w:hint="eastAsia"/>
-        </w:rPr>
+      <w:bookmarkStart w:id="32" w:name="_Toc231417168"/>
+      <w:r>
+        <w:rPr>
+          <w:rFonts w:hint="eastAsia"/>
+        </w:rPr>
+        <w:lastRenderedPageBreak/>
         <w:t>リクエストパラメータ</w:t>
       </w:r>
       <w:bookmarkEnd w:id="32"/>
@@ -15259,7 +15411,6 @@
         <w:rPr>
           <w:rFonts w:hint="eastAsia"/>
         </w:rPr>
-        <w:lastRenderedPageBreak/>
         <w:t>権限チェック</w:t>
       </w:r>
     </w:p>
@@ -15362,7 +15513,7 @@
           <w:rFonts w:hint="eastAsia"/>
         </w:rPr>
       </w:pPr>
-      <w:bookmarkStart w:id="33" w:name="_Toc230013900"/>
+      <w:bookmarkStart w:id="33" w:name="_Toc231417169"/>
       <w:r>
         <w:rPr>
           <w:rFonts w:hint="eastAsia"/>
@@ -15964,6 +16115,7 @@
           </w:tcPr>
           <w:p>
             <w:r>
+              <w:lastRenderedPageBreak/>
               <w:t>sectionName</w:t>
             </w:r>
           </w:p>
@@ -16054,7 +16206,7 @@
           </w:tcPr>
           <w:p>
             <w:r>
-              <w:t>contactPersonName</w:t>
+              <w:t>phoneNumber</w:t>
             </w:r>
           </w:p>
         </w:tc>
@@ -16087,64 +16239,18 @@
               <w:rPr>
                 <w:rFonts w:hint="eastAsia"/>
               </w:rPr>
-              <w:t>連絡担当者名</w:t>
-            </w:r>
-          </w:p>
-        </w:tc>
-      </w:tr>
-      <w:tr>
-        <w:tc>
-          <w:tcPr>
-            <w:tcW w:w="1250" w:type="pct"/>
-          </w:tcPr>
-          <w:p>
-            <w:r>
-              <w:t>phoneNumber</w:t>
-            </w:r>
-          </w:p>
-        </w:tc>
-        <w:tc>
-          <w:tcPr>
-            <w:tcW w:w="1250" w:type="pct"/>
-          </w:tcPr>
-          <w:p>
-            <w:r>
-              <w:t>string</w:t>
-            </w:r>
-          </w:p>
-        </w:tc>
-        <w:tc>
-          <w:tcPr>
-            <w:tcW w:w="1250" w:type="pct"/>
-          </w:tcPr>
-          <w:p>
-            <w:r>
-              <w:t>-</w:t>
-            </w:r>
-          </w:p>
-        </w:tc>
-        <w:tc>
-          <w:tcPr>
-            <w:tcW w:w="1250" w:type="pct"/>
-          </w:tcPr>
-          <w:p>
-            <w:r>
-              <w:rPr>
-                <w:rFonts w:hint="eastAsia"/>
-              </w:rPr>
-              <w:t>電話番号</w:t>
-            </w:r>
-          </w:p>
-        </w:tc>
-      </w:tr>
-      <w:tr>
-        <w:tc>
-          <w:tcPr>
-            <w:tcW w:w="1250" w:type="pct"/>
-          </w:tcPr>
-          <w:p>
-            <w:r>
-              <w:lastRenderedPageBreak/>
+              <w:t>連絡先</w:t>
+            </w:r>
+          </w:p>
+        </w:tc>
+      </w:tr>
+      <w:tr>
+        <w:tc>
+          <w:tcPr>
+            <w:tcW w:w="1250" w:type="pct"/>
+          </w:tcPr>
+          <w:p>
+            <w:r>
               <w:t>lastLoginAt</w:t>
             </w:r>
           </w:p>
@@ -16282,7 +16388,7 @@
           <w:rFonts w:hint="eastAsia"/>
         </w:rPr>
       </w:pPr>
-      <w:bookmarkStart w:id="34" w:name="_Toc230013901"/>
+      <w:bookmarkStart w:id="34" w:name="_Toc231417170"/>
       <w:r>
         <w:rPr>
           <w:rFonts w:hint="eastAsia"/>
@@ -16558,12 +16664,12 @@
           <w:rFonts w:hint="eastAsia"/>
         </w:rPr>
       </w:pPr>
-      <w:bookmarkStart w:id="35" w:name="_Toc230013902"/>
-      <w:r>
-        <w:rPr>
-          <w:rFonts w:hint="eastAsia"/>
-        </w:rPr>
-        <w:t>ユーザー担当施設詳細取得（/user-management/users/{userId}/facility-assignments）</w:t>
+      <w:bookmarkStart w:id="35" w:name="_Toc231417171"/>
+      <w:r>
+        <w:rPr>
+          <w:rFonts w:hint="eastAsia"/>
+        </w:rPr>
+        <w:t>ユーザー担当施設・権限詳細取得（/user-management/users/{userId}/facility-assignments）</w:t>
       </w:r>
       <w:bookmarkEnd w:id="35"/>
     </w:p>
@@ -16577,7 +16683,7 @@
         <w:rPr>
           <w:rFonts w:hint="eastAsia"/>
         </w:rPr>
-        <w:t>指定したユーザーの既定施設、担当施設、施設別機能設定、施設別表示カラム設定の詳細を取得する。</w:t>
+        <w:t>指定したユーザーの既定施設、担当施設、ユーザー施設別機能設定、ユーザー施設別表示カラム設定の詳細を取得する。ユーザー管理画面の編集モーダルにおける担当施設・権限タブの初期表示に利用する。</w:t>
       </w:r>
     </w:p>
     <w:p>
@@ -16624,11 +16730,12 @@
           <w:rFonts w:hint="eastAsia"/>
         </w:rPr>
       </w:pPr>
-      <w:bookmarkStart w:id="36" w:name="_Toc230013903"/>
-      <w:r>
-        <w:rPr>
-          <w:rFonts w:hint="eastAsia"/>
-        </w:rPr>
+      <w:bookmarkStart w:id="36" w:name="_Toc231417172"/>
+      <w:r>
+        <w:rPr>
+          <w:rFonts w:hint="eastAsia"/>
+        </w:rPr>
+        <w:lastRenderedPageBreak/>
         <w:t>リクエストパラメータ</w:t>
       </w:r>
       <w:bookmarkEnd w:id="36"/>
@@ -16918,7 +17025,7 @@
         <w:rPr>
           <w:rFonts w:hint="eastAsia"/>
         </w:rPr>
-        <w:t>各担当施設について `feature_catalogs.config_scope='FACILITY_USER'` かつ `facility_feature_settings.is_enabled=true` の機能コードを `availableFeatureCodes` として返却する。`auth_login` / `facility_select` は含めない。Phase1では `normal_ship_request` / `lending_in_use_used` を候補に含める</w:t>
+        <w:t>各担当施設について `feature_catalogs.config_scope='FACILITY_USER'` かつ `facility_feature_settings.is_enabled=true` の機能コードを `availableFeatureCodes` として返却する。`auth_login` / `facility_select` / `normal_ship_request` / 旧 `facility_feature_edit` は含めない。Phase1では `lending_in_use_used` を候補に含める</w:t>
       </w:r>
     </w:p>
     <w:p>
@@ -16954,7 +17061,7 @@
           <w:rFonts w:hint="eastAsia"/>
         </w:rPr>
       </w:pPr>
-      <w:bookmarkStart w:id="37" w:name="_Toc230013904"/>
+      <w:bookmarkStart w:id="37" w:name="_Toc231417173"/>
       <w:r>
         <w:rPr>
           <w:rFonts w:hint="eastAsia"/>
@@ -17210,6 +17317,7 @@
           </w:tcPr>
           <w:p>
             <w:r>
+              <w:lastRenderedPageBreak/>
               <w:t>items</w:t>
             </w:r>
           </w:p>
@@ -17261,7 +17369,6 @@
         <w:rPr>
           <w:rFonts w:hint="eastAsia"/>
         </w:rPr>
-        <w:lastRenderedPageBreak/>
         <w:t>items要素（UserFacilityAssignmentDetail）</w:t>
       </w:r>
     </w:p>
@@ -17635,7 +17742,7 @@
               <w:rPr>
                 <w:rFonts w:hint="eastAsia"/>
               </w:rPr>
-              <w:t>当該施設で提供されているユーザー別設定対象の機能コード一覧。`config_scope=FACILITY_USER` のみ</w:t>
+              <w:t>当該施設で提供されているユーザー別設定対象の機能コード一覧。`config_scope=FACILITY_USER` のみ。旧 `facility_feature_edit` は含めない</w:t>
             </w:r>
           </w:p>
         </w:tc>
@@ -17725,7 +17832,7 @@
               <w:rPr>
                 <w:rFonts w:hint="eastAsia"/>
               </w:rPr>
-              <w:t>当該ユーザーへ有効化済みのユーザー別設定対象機能コード一覧。`config_scope=FACILITY_USER` のみ</w:t>
+              <w:t>当該ユーザーへ有効化済みのユーザー別設定対象機能コード一覧。`config_scope=FACILITY_USER` のみ。旧 `facility_feature_edit` は含めない</w:t>
             </w:r>
           </w:p>
         </w:tc>
@@ -17784,11 +17891,12 @@
           <w:rFonts w:hint="eastAsia"/>
         </w:rPr>
       </w:pPr>
-      <w:bookmarkStart w:id="38" w:name="_Toc230013905"/>
-      <w:r>
-        <w:rPr>
-          <w:rFonts w:hint="eastAsia"/>
-        </w:rPr>
+      <w:bookmarkStart w:id="38" w:name="_Toc231417174"/>
+      <w:r>
+        <w:rPr>
+          <w:rFonts w:hint="eastAsia"/>
+        </w:rPr>
+        <w:lastRenderedPageBreak/>
         <w:t>ステータスコード</w:t>
       </w:r>
       <w:bookmarkEnd w:id="38"/>
@@ -18060,7 +18168,7 @@
           <w:rFonts w:hint="eastAsia"/>
         </w:rPr>
       </w:pPr>
-      <w:bookmarkStart w:id="39" w:name="_Toc230013906"/>
+      <w:bookmarkStart w:id="39" w:name="_Toc231417175"/>
       <w:r>
         <w:rPr>
           <w:rFonts w:hint="eastAsia"/>
@@ -18126,7 +18234,7 @@
           <w:rFonts w:hint="eastAsia"/>
         </w:rPr>
       </w:pPr>
-      <w:bookmarkStart w:id="40" w:name="_Toc230013907"/>
+      <w:bookmarkStart w:id="40" w:name="_Toc231417176"/>
       <w:r>
         <w:rPr>
           <w:rFonts w:hint="eastAsia"/>
@@ -18438,6 +18546,7 @@
         <w:rPr>
           <w:rFonts w:hint="eastAsia"/>
         </w:rPr>
+        <w:lastRenderedPageBreak/>
         <w:t>権限チェック</w:t>
       </w:r>
     </w:p>
@@ -18504,8 +18613,7 @@
         <w:rPr>
           <w:rFonts w:hint="eastAsia"/>
         </w:rPr>
-        <w:lastRenderedPageBreak/>
-        <w:t>共有システム管理者アカウントの候補施設は、`facilities.deleted_at IS NULL` の全施設とする</w:t>
+        <w:t>共有システム管理者アカウントの候補施設は、通常ユーザーが未登録の新規施設を含む `facilities.deleted_at IS NULL` の全施設とする</w:t>
       </w:r>
     </w:p>
     <w:p>
@@ -18531,7 +18639,7 @@
         <w:rPr>
           <w:rFonts w:hint="eastAsia"/>
         </w:rPr>
-        <w:t>各施設について `feature_catalogs.config_scope='FACILITY_USER'` かつ `facility_feature_settings.is_enabled=true` の機能コード一覧を返却する。`auth_login` / `facility_select` は含めない。Phase1では `normal_ship_request` / `lending_in_use_used` を候補に含める</w:t>
+        <w:t>各施設について `feature_catalogs.config_scope='FACILITY_USER'` かつ `facility_feature_settings.is_enabled=true` の機能コード一覧を返却する。`auth_login` / `facility_select` / `normal_ship_request` / 旧 `facility_feature_edit` は含めない。Phase1では `lending_in_use_used` を候補に含める</w:t>
       </w:r>
     </w:p>
     <w:p>
@@ -18554,7 +18662,7 @@
           <w:rFonts w:hint="eastAsia"/>
         </w:rPr>
       </w:pPr>
-      <w:bookmarkStart w:id="41" w:name="_Toc230013908"/>
+      <w:bookmarkStart w:id="41" w:name="_Toc231417177"/>
       <w:r>
         <w:rPr>
           <w:rFonts w:hint="eastAsia"/>
@@ -19111,6 +19219,7 @@
           </w:tcPr>
           <w:p>
             <w:r>
+              <w:lastRenderedPageBreak/>
               <w:t>establishmentId</w:t>
             </w:r>
           </w:p>
@@ -19234,7 +19343,7 @@
               <w:rPr>
                 <w:rFonts w:hint="eastAsia"/>
               </w:rPr>
-              <w:t>当該施設で提供されているユーザー別設定対象の機能コード一覧。`config_scope=FACILITY_USER` のみ</w:t>
+              <w:t>当該施設で提供されているユーザー別設定対象の機能コード一覧。`config_scope=FACILITY_USER` のみ。旧 `facility_feature_edit` は含めない</w:t>
             </w:r>
           </w:p>
         </w:tc>
@@ -19293,12 +19402,11 @@
           <w:rFonts w:hint="eastAsia"/>
         </w:rPr>
       </w:pPr>
-      <w:bookmarkStart w:id="42" w:name="_Toc230013909"/>
-      <w:r>
-        <w:rPr>
-          <w:rFonts w:hint="eastAsia"/>
-        </w:rPr>
-        <w:lastRenderedPageBreak/>
+      <w:bookmarkStart w:id="42" w:name="_Toc231417178"/>
+      <w:r>
+        <w:rPr>
+          <w:rFonts w:hint="eastAsia"/>
+        </w:rPr>
         <w:t>ステータスコード</w:t>
       </w:r>
       <w:bookmarkEnd w:id="42"/>
@@ -19570,7 +19678,7 @@
           <w:rFonts w:hint="eastAsia"/>
         </w:rPr>
       </w:pPr>
-      <w:bookmarkStart w:id="43" w:name="_Toc230013910"/>
+      <w:bookmarkStart w:id="43" w:name="_Toc231417179"/>
       <w:r>
         <w:rPr>
           <w:rFonts w:hint="eastAsia"/>
@@ -19613,6 +19721,7 @@
     </w:p>
     <w:p>
       <w:r>
+        <w:lastRenderedPageBreak/>
         <w:t>Path: /user-management/users</w:t>
       </w:r>
     </w:p>
@@ -19636,7 +19745,7 @@
           <w:rFonts w:hint="eastAsia"/>
         </w:rPr>
       </w:pPr>
-      <w:bookmarkStart w:id="44" w:name="_Toc230013911"/>
+      <w:bookmarkStart w:id="44" w:name="_Toc231417180"/>
       <w:r>
         <w:rPr>
           <w:rFonts w:hint="eastAsia"/>
@@ -19982,7 +20091,6 @@
           </w:tcPr>
           <w:p>
             <w:r>
-              <w:lastRenderedPageBreak/>
               <w:t>sectionName</w:t>
             </w:r>
           </w:p>
@@ -20073,7 +20181,7 @@
           </w:tcPr>
           <w:p>
             <w:r>
-              <w:t>contactPersonName</w:t>
+              <w:t>phoneNumber</w:t>
             </w:r>
           </w:p>
         </w:tc>
@@ -20106,52 +20214,7 @@
               <w:rPr>
                 <w:rFonts w:hint="eastAsia"/>
               </w:rPr>
-              <w:t>連絡担当者名</w:t>
-            </w:r>
-          </w:p>
-        </w:tc>
-      </w:tr>
-      <w:tr>
-        <w:tc>
-          <w:tcPr>
-            <w:tcW w:w="1250" w:type="pct"/>
-          </w:tcPr>
-          <w:p>
-            <w:r>
-              <w:t>phoneNumber</w:t>
-            </w:r>
-          </w:p>
-        </w:tc>
-        <w:tc>
-          <w:tcPr>
-            <w:tcW w:w="1250" w:type="pct"/>
-          </w:tcPr>
-          <w:p>
-            <w:r>
-              <w:t>string</w:t>
-            </w:r>
-          </w:p>
-        </w:tc>
-        <w:tc>
-          <w:tcPr>
-            <w:tcW w:w="1250" w:type="pct"/>
-          </w:tcPr>
-          <w:p>
-            <w:r>
-              <w:t>-</w:t>
-            </w:r>
-          </w:p>
-        </w:tc>
-        <w:tc>
-          <w:tcPr>
-            <w:tcW w:w="1250" w:type="pct"/>
-          </w:tcPr>
-          <w:p>
-            <w:r>
-              <w:rPr>
-                <w:rFonts w:hint="eastAsia"/>
-              </w:rPr>
-              <w:t>電話番号</w:t>
+              <w:t>連絡先</w:t>
             </w:r>
           </w:p>
         </w:tc>
@@ -20407,7 +20470,7 @@
               <w:rPr>
                 <w:rFonts w:hint="eastAsia"/>
               </w:rPr>
-              <w:t>当該施設でユーザーへ許可するユーザー別設定対象機能コード一覧。`config_scope=FACILITY_USER` のみ</w:t>
+              <w:t>当該施設でユーザーへ許可するユーザー別設定対象機能コード一覧。`config_scope=FACILITY_USER` のみ。旧 `facility_feature_edit` は指定不可</w:t>
             </w:r>
           </w:p>
         </w:tc>
@@ -20562,125 +20625,131 @@
         <w:rPr>
           <w:rFonts w:hint="eastAsia"/>
         </w:rPr>
+        <w:t>作業対象施設が `facilityAssignments.facilityId` に含まれていることを確認し、含まれない場合は 400 を返却する</w:t>
+      </w:r>
+    </w:p>
+    <w:p>
+      <w:pPr>
+        <w:rPr>
+          <w:rFonts w:hint="eastAsia"/>
+        </w:rPr>
+      </w:pPr>
+      <w:r>
+        <w:rPr>
+          <w:rFonts w:hint="eastAsia"/>
+        </w:rPr>
+        <w:t>`defaultFacilityId` は `facilityAssignments.facilityId` のいずれかと一致しなければならない</w:t>
+      </w:r>
+    </w:p>
+    <w:p>
+      <w:pPr>
+        <w:rPr>
+          <w:rFonts w:hint="eastAsia"/>
+        </w:rPr>
+      </w:pPr>
+      <w:r>
+        <w:rPr>
+          <w:rFonts w:hint="eastAsia"/>
+        </w:rPr>
+        <w:t>担当施設は重複不可とし、すべて実行ユーザーにとって管理可能な担当施設候補に含まれることを確認する。候補外施設が含まれる場合は 404 (`FACILITY_NOT_FOUND`) を返却する</w:t>
+      </w:r>
+    </w:p>
+    <w:p>
+      <w:pPr>
+        <w:rPr>
+          <w:rFonts w:hint="eastAsia"/>
+        </w:rPr>
+      </w:pPr>
+      <w:r>
+        <w:rPr>
+          <w:rFonts w:hint="eastAsia"/>
+        </w:rPr>
+        <w:t>すべての担当施設が `defaultFacilityId` と同一 `establishment_id` に属することを確認し、満たさない場合は 400 を返却する</w:t>
+      </w:r>
+    </w:p>
+    <w:p>
+      <w:pPr>
+        <w:rPr>
+          <w:rFonts w:hint="eastAsia"/>
+        </w:rPr>
+      </w:pPr>
+      <w:r>
+        <w:rPr>
+          <w:rFonts w:hint="eastAsia"/>
+        </w:rPr>
+        <w:t>`users.establishment_id` は `defaultFacilityId` に紐づく `facilities.establishment_id` から導出する</w:t>
+      </w:r>
+    </w:p>
+    <w:p>
+      <w:pPr>
+        <w:rPr>
+          <w:rFonts w:hint="eastAsia"/>
+        </w:rPr>
+      </w:pPr>
+      <w:r>
+        <w:rPr>
+          <w:rFonts w:hint="eastAsia"/>
+        </w:rPr>
+        <w:t>`users.facility_id` には `defaultFacilityId` を保存する</w:t>
+      </w:r>
+    </w:p>
+    <w:p>
+      <w:pPr>
+        <w:rPr>
+          <w:rFonts w:hint="eastAsia"/>
+        </w:rPr>
+      </w:pPr>
+      <w:r>
+        <w:rPr>
+          <w:rFonts w:hint="eastAsia"/>
+        </w:rPr>
+        <w:t>`users.password_hash` は認証基盤内部のユーザー作成処理でランダム初期ハッシュを設定し、平文パスワードは発行しない</w:t>
+      </w:r>
+    </w:p>
+    <w:p>
+      <w:pPr>
+        <w:rPr>
+          <w:rFonts w:hint="eastAsia"/>
+        </w:rPr>
+      </w:pPr>
+      <w:r>
+        <w:rPr>
+          <w:rFonts w:hint="eastAsia"/>
+        </w:rPr>
+        <w:t>`user_facility_assignments` を作成し、`defaultFacilityId` のみ `is_default=true`、それ以外は `false` とする</w:t>
+      </w:r>
+    </w:p>
+    <w:p>
+      <w:pPr>
+        <w:rPr>
+          <w:rFonts w:hint="eastAsia"/>
+        </w:rPr>
+      </w:pPr>
+      <w:r>
+        <w:rPr>
+          <w:rFonts w:hint="eastAsia"/>
+        </w:rPr>
+        <w:t>`user_facility_assignments.assignment_type` は `defaultFacilityId` の施設を `PRIMARY`、それ以外を `SECONDARY` として内部導出する</w:t>
+      </w:r>
+    </w:p>
+    <w:p>
+      <w:pPr>
+        <w:rPr>
+          <w:rFonts w:hint="eastAsia"/>
+        </w:rPr>
+      </w:pPr>
+      <w:r>
+        <w:rPr>
+          <w:rFonts w:hint="eastAsia"/>
+        </w:rPr>
+        <w:t>`enabledFeatureCodes` は、対象施設の `availableFeatureCodes`（`feature_catalogs.config_scope='FACILITY_USER'` かつ `facility_feature_settings.is_enabled=true`、かつ `normal_ship_request` と旧 `facility_feature_edit` を除外した `feature_code`）の部分集合でなければならない。`auth_login` と `facility_select` を含む `config_scope='SY</w:t>
+      </w:r>
+      <w:r>
+        <w:rPr>
+          <w:rFonts w:hint="eastAsia"/>
+        </w:rPr>
         <w:lastRenderedPageBreak/>
-        <w:t>作業対象施設が `facilityAssignments.facilityId` に含まれていることを確認し、含まれない場合は 400 を返却する</w:t>
-      </w:r>
-    </w:p>
-    <w:p>
-      <w:pPr>
-        <w:rPr>
-          <w:rFonts w:hint="eastAsia"/>
-        </w:rPr>
-      </w:pPr>
-      <w:r>
-        <w:rPr>
-          <w:rFonts w:hint="eastAsia"/>
-        </w:rPr>
-        <w:t>`defaultFacilityId` は `facilityAssignments.facilityId` のいずれかと一致しなければならない</w:t>
-      </w:r>
-    </w:p>
-    <w:p>
-      <w:pPr>
-        <w:rPr>
-          <w:rFonts w:hint="eastAsia"/>
-        </w:rPr>
-      </w:pPr>
-      <w:r>
-        <w:rPr>
-          <w:rFonts w:hint="eastAsia"/>
-        </w:rPr>
-        <w:t>担当施設は重複不可とし、すべて実行ユーザーにとって管理可能な担当施設候補に含まれることを確認する。候補外施設が含まれる場合は 404 (`FACILITY_NOT_FOUND`) を返却する</w:t>
-      </w:r>
-    </w:p>
-    <w:p>
-      <w:pPr>
-        <w:rPr>
-          <w:rFonts w:hint="eastAsia"/>
-        </w:rPr>
-      </w:pPr>
-      <w:r>
-        <w:rPr>
-          <w:rFonts w:hint="eastAsia"/>
-        </w:rPr>
-        <w:t>すべての担当施設が `defaultFacilityId` と同一 `establishment_id` に属することを確認し、満たさない場合は 400 を返却する</w:t>
-      </w:r>
-    </w:p>
-    <w:p>
-      <w:pPr>
-        <w:rPr>
-          <w:rFonts w:hint="eastAsia"/>
-        </w:rPr>
-      </w:pPr>
-      <w:r>
-        <w:rPr>
-          <w:rFonts w:hint="eastAsia"/>
-        </w:rPr>
-        <w:t>`users.establishment_id` は `defaultFacilityId` に紐づく `facilities.establishment_id` から導出する</w:t>
-      </w:r>
-    </w:p>
-    <w:p>
-      <w:pPr>
-        <w:rPr>
-          <w:rFonts w:hint="eastAsia"/>
-        </w:rPr>
-      </w:pPr>
-      <w:r>
-        <w:rPr>
-          <w:rFonts w:hint="eastAsia"/>
-        </w:rPr>
-        <w:t>`users.facility_id` には `defaultFacilityId` を保存する</w:t>
-      </w:r>
-    </w:p>
-    <w:p>
-      <w:pPr>
-        <w:rPr>
-          <w:rFonts w:hint="eastAsia"/>
-        </w:rPr>
-      </w:pPr>
-      <w:r>
-        <w:rPr>
-          <w:rFonts w:hint="eastAsia"/>
-        </w:rPr>
-        <w:t>`users.password_hash` は認証基盤内部のユーザー作成処理でランダム初期ハッシュを設定し、平文パスワードは発行しない</w:t>
-      </w:r>
-    </w:p>
-    <w:p>
-      <w:pPr>
-        <w:rPr>
-          <w:rFonts w:hint="eastAsia"/>
-        </w:rPr>
-      </w:pPr>
-      <w:r>
-        <w:rPr>
-          <w:rFonts w:hint="eastAsia"/>
-        </w:rPr>
-        <w:t>`user_facility_assignments` を作成し、`defaultFacilityId` のみ `is_default=true`、それ以外は `false` とする</w:t>
-      </w:r>
-    </w:p>
-    <w:p>
-      <w:pPr>
-        <w:rPr>
-          <w:rFonts w:hint="eastAsia"/>
-        </w:rPr>
-      </w:pPr>
-      <w:r>
-        <w:rPr>
-          <w:rFonts w:hint="eastAsia"/>
-        </w:rPr>
-        <w:t>`user_facility_assignments.assignment_type` は `defaultFacilityId` の施設を `PRIMARY`、それ以外を `SECONDARY` として内部導出する</w:t>
-      </w:r>
-    </w:p>
-    <w:p>
-      <w:pPr>
-        <w:rPr>
-          <w:rFonts w:hint="eastAsia"/>
-        </w:rPr>
-      </w:pPr>
-      <w:r>
-        <w:rPr>
-          <w:rFonts w:hint="eastAsia"/>
-        </w:rPr>
-        <w:t>`enabledFeatureCodes` は、対象施設の `availableFeatureCodes`（`feature_catalogs.config_scope='FACILITY_USER'` かつ `facility_feature_settings.is_enabled=true` の `feature_code`）の部分集合でなければならない。`auth_login` と `facility_select` を含む `config_scope='SYSTEM_FIXED'` の `feature_code` は受け付けない。Phase1では `normal_ship_request` / `lending_in_use_used` を `FACILITY_USER` として受け付ける</w:t>
+        <w:t>STEM_FIXED'` の `feature_code`、`normal_ship_request`、旧 `facility_feature_edit` は受け付けない。Phase1では `lending_in_use_used` を `FACILITY_USER` として受け付ける</w:t>
       </w:r>
     </w:p>
     <w:p>
@@ -20745,7 +20814,6 @@
         <w:rPr>
           <w:rFonts w:hint="eastAsia"/>
         </w:rPr>
-        <w:lastRenderedPageBreak/>
         <w:t>作成処理は 1 トランザクションで実行する</w:t>
       </w:r>
     </w:p>
@@ -21148,151 +21216,14 @@
               <w:rPr>
                 <w:rFonts w:hint="eastAsia"/>
               </w:rPr>
-              <w:t>主所属施設。`user_facility_assignments.is_default=true` の施設と同期する</w:t>
-            </w:r>
-          </w:p>
-        </w:tc>
-      </w:tr>
-      <w:tr>
-        <w:tc>
-          <w:tcPr>
-            <w:tcW w:w="1250" w:type="pct"/>
-          </w:tcPr>
-          <w:p>
-            <w:r>
-              <w:t>`users`</w:t>
-            </w:r>
-          </w:p>
-        </w:tc>
-        <w:tc>
-          <w:tcPr>
-            <w:tcW w:w="1250" w:type="pct"/>
-          </w:tcPr>
-          <w:p>
-            <w:r>
-              <w:t>`department_name` / `section_name` / `position_name` / `contact_person_name` / `phone_number`</w:t>
-            </w:r>
-          </w:p>
-        </w:tc>
-        <w:tc>
-          <w:tcPr>
-            <w:tcW w:w="1250" w:type="pct"/>
-          </w:tcPr>
-          <w:p>
-            <w:r>
-              <w:rPr>
-                <w:rFonts w:hint="eastAsia"/>
-              </w:rPr>
-              <w:t>リクエスト `departmentName` / `sectionName` / `positionName` / `contactPersonName` / `phoneNumber` を対応カラムへ保存する</w:t>
-            </w:r>
-          </w:p>
-        </w:tc>
-        <w:tc>
-          <w:tcPr>
-            <w:tcW w:w="1250" w:type="pct"/>
-          </w:tcPr>
-          <w:p>
-            <w:r>
-              <w:rPr>
-                <w:rFonts w:hint="eastAsia"/>
-              </w:rPr>
-              <w:t>未指定項目は `NULL` を許容する</w:t>
-            </w:r>
-          </w:p>
-        </w:tc>
-      </w:tr>
-      <w:tr>
-        <w:tc>
-          <w:tcPr>
-            <w:tcW w:w="1250" w:type="pct"/>
-          </w:tcPr>
-          <w:p>
-            <w:r>
-              <w:t>`users`</w:t>
-            </w:r>
-          </w:p>
-        </w:tc>
-        <w:tc>
-          <w:tcPr>
-            <w:tcW w:w="1250" w:type="pct"/>
-          </w:tcPr>
-          <w:p>
-            <w:r>
-              <w:t>`password_hash`</w:t>
-            </w:r>
-          </w:p>
-        </w:tc>
-        <w:tc>
-          <w:tcPr>
-            <w:tcW w:w="1250" w:type="pct"/>
-          </w:tcPr>
-          <w:p>
-            <w:r>
-              <w:rPr>
-                <w:rFonts w:hint="eastAsia"/>
-              </w:rPr>
-              <w:t>認証基盤内部で生成したランダム初期ハッシュを保存する</w:t>
-            </w:r>
-          </w:p>
-        </w:tc>
-        <w:tc>
-          <w:tcPr>
-            <w:tcW w:w="1250" w:type="pct"/>
-          </w:tcPr>
-          <w:p>
-            <w:r>
-              <w:rPr>
-                <w:rFonts w:hint="eastAsia"/>
-              </w:rPr>
-              <w:t>平文パスワードは発行しない</w:t>
-            </w:r>
-          </w:p>
-        </w:tc>
-      </w:tr>
-      <w:tr>
-        <w:tc>
-          <w:tcPr>
-            <w:tcW w:w="1250" w:type="pct"/>
-          </w:tcPr>
-          <w:p>
-            <w:r>
-              <w:t>`users`</w:t>
-            </w:r>
-          </w:p>
-        </w:tc>
-        <w:tc>
-          <w:tcPr>
-            <w:tcW w:w="1250" w:type="pct"/>
-          </w:tcPr>
-          <w:p>
-            <w:r>
-              <w:t>`is_active` / `locked_at` / `lock_reason` / `last_login_at` / `deleted_at`</w:t>
-            </w:r>
-          </w:p>
-        </w:tc>
-        <w:tc>
-          <w:tcPr>
-            <w:tcW w:w="1250" w:type="pct"/>
-          </w:tcPr>
-          <w:p>
-            <w:r>
-              <w:rPr>
-                <w:rFonts w:hint="eastAsia"/>
-              </w:rPr>
-              <w:t>`true` / `NULL` / `NULL` / `NULL` / `NULL` で作成する</w:t>
-            </w:r>
-          </w:p>
-        </w:tc>
-        <w:tc>
-          <w:tcPr>
-            <w:tcW w:w="1250" w:type="pct"/>
-          </w:tcPr>
-          <w:p>
-            <w:r>
-              <w:rPr>
-                <w:rFonts w:hint="eastAsia"/>
-              </w:rPr>
-              <w:t>初回ログイン前・未ロック・未削除状態で開始する</w:t>
+              <w:t>主所属施設。`user_facility_assignmen</w:t>
+            </w:r>
+            <w:r>
+              <w:rPr>
+                <w:rFonts w:hint="eastAsia"/>
+              </w:rPr>
+              <w:lastRenderedPageBreak/>
+              <w:t>ts.is_default=true` の施設と同期する</w:t>
             </w:r>
           </w:p>
         </w:tc>
@@ -21315,6 +21246,150 @@
           </w:tcPr>
           <w:p>
             <w:r>
+              <w:t>`department_name` / `section_name` / `position_name` / `phone_number`</w:t>
+            </w:r>
+          </w:p>
+        </w:tc>
+        <w:tc>
+          <w:tcPr>
+            <w:tcW w:w="1250" w:type="pct"/>
+          </w:tcPr>
+          <w:p>
+            <w:r>
+              <w:rPr>
+                <w:rFonts w:hint="eastAsia"/>
+              </w:rPr>
+              <w:t>リクエスト `departmentName` / `sectionName` / `positionName` / `phoneNumber` を対応カラムへ保存する</w:t>
+            </w:r>
+          </w:p>
+        </w:tc>
+        <w:tc>
+          <w:tcPr>
+            <w:tcW w:w="1250" w:type="pct"/>
+          </w:tcPr>
+          <w:p>
+            <w:r>
+              <w:rPr>
+                <w:rFonts w:hint="eastAsia"/>
+              </w:rPr>
+              <w:t>未指定項目は `NULL` を許容する</w:t>
+            </w:r>
+          </w:p>
+        </w:tc>
+      </w:tr>
+      <w:tr>
+        <w:tc>
+          <w:tcPr>
+            <w:tcW w:w="1250" w:type="pct"/>
+          </w:tcPr>
+          <w:p>
+            <w:r>
+              <w:t>`users`</w:t>
+            </w:r>
+          </w:p>
+        </w:tc>
+        <w:tc>
+          <w:tcPr>
+            <w:tcW w:w="1250" w:type="pct"/>
+          </w:tcPr>
+          <w:p>
+            <w:r>
+              <w:t>`password_hash`</w:t>
+            </w:r>
+          </w:p>
+        </w:tc>
+        <w:tc>
+          <w:tcPr>
+            <w:tcW w:w="1250" w:type="pct"/>
+          </w:tcPr>
+          <w:p>
+            <w:r>
+              <w:rPr>
+                <w:rFonts w:hint="eastAsia"/>
+              </w:rPr>
+              <w:t>認証基盤内部で生成したランダム初期ハッシュを保存する</w:t>
+            </w:r>
+          </w:p>
+        </w:tc>
+        <w:tc>
+          <w:tcPr>
+            <w:tcW w:w="1250" w:type="pct"/>
+          </w:tcPr>
+          <w:p>
+            <w:r>
+              <w:rPr>
+                <w:rFonts w:hint="eastAsia"/>
+              </w:rPr>
+              <w:t>平文パスワードは発行しない</w:t>
+            </w:r>
+          </w:p>
+        </w:tc>
+      </w:tr>
+      <w:tr>
+        <w:tc>
+          <w:tcPr>
+            <w:tcW w:w="1250" w:type="pct"/>
+          </w:tcPr>
+          <w:p>
+            <w:r>
+              <w:t>`users`</w:t>
+            </w:r>
+          </w:p>
+        </w:tc>
+        <w:tc>
+          <w:tcPr>
+            <w:tcW w:w="1250" w:type="pct"/>
+          </w:tcPr>
+          <w:p>
+            <w:r>
+              <w:t>`is_active` / `locked_at` / `lock_reason` / `last_login_at` / `deleted_at`</w:t>
+            </w:r>
+          </w:p>
+        </w:tc>
+        <w:tc>
+          <w:tcPr>
+            <w:tcW w:w="1250" w:type="pct"/>
+          </w:tcPr>
+          <w:p>
+            <w:r>
+              <w:rPr>
+                <w:rFonts w:hint="eastAsia"/>
+              </w:rPr>
+              <w:t>`true` / `NULL` / `NULL` / `NULL` / `NULL` で作成する</w:t>
+            </w:r>
+          </w:p>
+        </w:tc>
+        <w:tc>
+          <w:tcPr>
+            <w:tcW w:w="1250" w:type="pct"/>
+          </w:tcPr>
+          <w:p>
+            <w:r>
+              <w:rPr>
+                <w:rFonts w:hint="eastAsia"/>
+              </w:rPr>
+              <w:t>初回ログイン前・未ロック・未削除状態で開始する</w:t>
+            </w:r>
+          </w:p>
+        </w:tc>
+      </w:tr>
+      <w:tr>
+        <w:tc>
+          <w:tcPr>
+            <w:tcW w:w="1250" w:type="pct"/>
+          </w:tcPr>
+          <w:p>
+            <w:r>
+              <w:t>`users`</w:t>
+            </w:r>
+          </w:p>
+        </w:tc>
+        <w:tc>
+          <w:tcPr>
+            <w:tcW w:w="1250" w:type="pct"/>
+          </w:tcPr>
+          <w:p>
+            <w:r>
               <w:t>`created_at` / `updated_at`</w:t>
             </w:r>
           </w:p>
@@ -21545,6 +21620,7 @@
           </w:tcPr>
           <w:p>
             <w:r>
+              <w:lastRenderedPageBreak/>
               <w:t>`user_facility_assignments`</w:t>
             </w:r>
           </w:p>
@@ -21677,7 +21753,7 @@
               <w:rPr>
                 <w:rFonts w:hint="eastAsia"/>
               </w:rPr>
-              <w:t>`config_scope='FACILITY_USER'` かつ施設提供中の機能のみ対象</w:t>
+              <w:t>`config_scope='FACILITY_USER'` かつ施設提供中の機能のみ対象。旧 `facility_feature_edit` は保存しない</w:t>
             </w:r>
           </w:p>
         </w:tc>
@@ -21699,24 +21775,19 @@
           </w:tcPr>
           <w:p>
             <w:r>
-              <w:t>`created_by` / `updated_by` / `cre</w:t>
-            </w:r>
-            <w:r>
-              <w:lastRenderedPageBreak/>
-              <w:t>ated_at` / `updated_at`</w:t>
-            </w:r>
-          </w:p>
-        </w:tc>
-        <w:tc>
-          <w:tcPr>
-            <w:tcW w:w="1250" w:type="pct"/>
-          </w:tcPr>
-          <w:p>
-            <w:r>
-              <w:rPr>
-                <w:rFonts w:hint="eastAsia"/>
-              </w:rPr>
-              <w:lastRenderedPageBreak/>
+              <w:t>`created_by` / `updated_by` / `created_at` / `updated_at`</w:t>
+            </w:r>
+          </w:p>
+        </w:tc>
+        <w:tc>
+          <w:tcPr>
+            <w:tcW w:w="1250" w:type="pct"/>
+          </w:tcPr>
+          <w:p>
+            <w:r>
+              <w:rPr>
+                <w:rFonts w:hint="eastAsia"/>
+              </w:rPr>
               <w:t>実行ユーザー ID と作成時点の日時を設定する</w:t>
             </w:r>
           </w:p>
@@ -21888,7 +21959,7 @@
           <w:rFonts w:hint="eastAsia"/>
         </w:rPr>
       </w:pPr>
-      <w:bookmarkStart w:id="45" w:name="_Toc230013912"/>
+      <w:bookmarkStart w:id="45" w:name="_Toc231417181"/>
       <w:r>
         <w:rPr>
           <w:rFonts w:hint="eastAsia"/>
@@ -22400,7 +22471,6 @@
           </w:tcPr>
           <w:p>
             <w:r>
-              <w:lastRenderedPageBreak/>
               <w:t>defaultFacilityName</w:t>
             </w:r>
           </w:p>
@@ -22581,7 +22651,7 @@
           </w:tcPr>
           <w:p>
             <w:r>
-              <w:t>contactPersonName</w:t>
+              <w:t>phoneNumber</w:t>
             </w:r>
           </w:p>
         </w:tc>
@@ -22614,52 +22684,7 @@
               <w:rPr>
                 <w:rFonts w:hint="eastAsia"/>
               </w:rPr>
-              <w:t>連絡担当者名</w:t>
-            </w:r>
-          </w:p>
-        </w:tc>
-      </w:tr>
-      <w:tr>
-        <w:tc>
-          <w:tcPr>
-            <w:tcW w:w="1250" w:type="pct"/>
-          </w:tcPr>
-          <w:p>
-            <w:r>
-              <w:t>phoneNumber</w:t>
-            </w:r>
-          </w:p>
-        </w:tc>
-        <w:tc>
-          <w:tcPr>
-            <w:tcW w:w="1250" w:type="pct"/>
-          </w:tcPr>
-          <w:p>
-            <w:r>
-              <w:t>string</w:t>
-            </w:r>
-          </w:p>
-        </w:tc>
-        <w:tc>
-          <w:tcPr>
-            <w:tcW w:w="1250" w:type="pct"/>
-          </w:tcPr>
-          <w:p>
-            <w:r>
-              <w:t>-</w:t>
-            </w:r>
-          </w:p>
-        </w:tc>
-        <w:tc>
-          <w:tcPr>
-            <w:tcW w:w="1250" w:type="pct"/>
-          </w:tcPr>
-          <w:p>
-            <w:r>
-              <w:rPr>
-                <w:rFonts w:hint="eastAsia"/>
-              </w:rPr>
-              <w:t>電話番号</w:t>
+              <w:t>連絡先</w:t>
             </w:r>
           </w:p>
         </w:tc>
@@ -22808,7 +22833,7 @@
           <w:rFonts w:hint="eastAsia"/>
         </w:rPr>
       </w:pPr>
-      <w:bookmarkStart w:id="46" w:name="_Toc230013913"/>
+      <w:bookmarkStart w:id="46" w:name="_Toc231417182"/>
       <w:r>
         <w:rPr>
           <w:rFonts w:hint="eastAsia"/>
@@ -22955,7 +22980,14 @@
               <w:rPr>
                 <w:rFonts w:hint="eastAsia"/>
               </w:rPr>
-              <w:t>入力不正、作業対象施設または既定施設が担当施設に含まれない、担当施設重複、同一設立母体違反</w:t>
+              <w:t>入力不正、作業対象施設または既定施設が担当施設に含ま</w:t>
+            </w:r>
+            <w:r>
+              <w:rPr>
+                <w:rFonts w:hint="eastAsia"/>
+              </w:rPr>
+              <w:lastRenderedPageBreak/>
+              <w:t>れない、担当施設重複、同一設立母体違反</w:t>
             </w:r>
           </w:p>
         </w:tc>
@@ -22965,6 +22997,7 @@
           </w:tcPr>
           <w:p>
             <w:r>
+              <w:lastRenderedPageBreak/>
               <w:t>ErrorResponse</w:t>
             </w:r>
           </w:p>
@@ -23117,7 +23150,6 @@
           </w:tcPr>
           <w:p>
             <w:r>
-              <w:lastRenderedPageBreak/>
               <w:t>500</w:t>
             </w:r>
           </w:p>
@@ -23155,7 +23187,7 @@
           <w:rFonts w:hint="eastAsia"/>
         </w:rPr>
       </w:pPr>
-      <w:bookmarkStart w:id="47" w:name="_Toc230013914"/>
+      <w:bookmarkStart w:id="47" w:name="_Toc231417183"/>
       <w:r>
         <w:rPr>
           <w:rFonts w:hint="eastAsia"/>
@@ -23221,7 +23253,7 @@
           <w:rFonts w:hint="eastAsia"/>
         </w:rPr>
       </w:pPr>
-      <w:bookmarkStart w:id="48" w:name="_Toc230013915"/>
+      <w:bookmarkStart w:id="48" w:name="_Toc231417184"/>
       <w:r>
         <w:rPr>
           <w:rFonts w:hint="eastAsia"/>
@@ -23419,11 +23451,12 @@
           <w:rFonts w:hint="eastAsia"/>
         </w:rPr>
       </w:pPr>
-      <w:bookmarkStart w:id="49" w:name="_Toc230013916"/>
-      <w:r>
-        <w:rPr>
-          <w:rFonts w:hint="eastAsia"/>
-        </w:rPr>
+      <w:bookmarkStart w:id="49" w:name="_Toc231417185"/>
+      <w:r>
+        <w:rPr>
+          <w:rFonts w:hint="eastAsia"/>
+        </w:rPr>
+        <w:lastRenderedPageBreak/>
         <w:t>リクエストボディ</w:t>
       </w:r>
       <w:bookmarkEnd w:id="49"/>
@@ -23765,7 +23798,6 @@
           </w:tcPr>
           <w:p>
             <w:r>
-              <w:lastRenderedPageBreak/>
               <w:t>sectionName</w:t>
             </w:r>
           </w:p>
@@ -23856,7 +23888,7 @@
           </w:tcPr>
           <w:p>
             <w:r>
-              <w:t>contactPersonName</w:t>
+              <w:t>phoneNumber</w:t>
             </w:r>
           </w:p>
         </w:tc>
@@ -23889,52 +23921,7 @@
               <w:rPr>
                 <w:rFonts w:hint="eastAsia"/>
               </w:rPr>
-              <w:t>連絡担当者名</w:t>
-            </w:r>
-          </w:p>
-        </w:tc>
-      </w:tr>
-      <w:tr>
-        <w:tc>
-          <w:tcPr>
-            <w:tcW w:w="1250" w:type="pct"/>
-          </w:tcPr>
-          <w:p>
-            <w:r>
-              <w:t>phoneNumber</w:t>
-            </w:r>
-          </w:p>
-        </w:tc>
-        <w:tc>
-          <w:tcPr>
-            <w:tcW w:w="1250" w:type="pct"/>
-          </w:tcPr>
-          <w:p>
-            <w:r>
-              <w:t>string</w:t>
-            </w:r>
-          </w:p>
-        </w:tc>
-        <w:tc>
-          <w:tcPr>
-            <w:tcW w:w="1250" w:type="pct"/>
-          </w:tcPr>
-          <w:p>
-            <w:r>
-              <w:t>-</w:t>
-            </w:r>
-          </w:p>
-        </w:tc>
-        <w:tc>
-          <w:tcPr>
-            <w:tcW w:w="1250" w:type="pct"/>
-          </w:tcPr>
-          <w:p>
-            <w:r>
-              <w:rPr>
-                <w:rFonts w:hint="eastAsia"/>
-              </w:rPr>
-              <w:t>電話番号</w:t>
+              <w:t>連絡先</w:t>
             </w:r>
           </w:p>
         </w:tc>
@@ -24083,6 +24070,7 @@
         <w:rPr>
           <w:rFonts w:hint="eastAsia"/>
         </w:rPr>
+        <w:lastRenderedPageBreak/>
         <w:t>更新成功時は `users.updated_at` を現在時刻へ更新する</w:t>
       </w:r>
     </w:p>
@@ -24235,24 +24223,19 @@
           </w:tcPr>
           <w:p>
             <w:r>
-              <w:t>`name` / `email_address` / `account_type` / `department_name` / `section_name` / `position_name` / `</w:t>
-            </w:r>
-            <w:r>
-              <w:lastRenderedPageBreak/>
-              <w:t>contact_person_name` / `phone_number`</w:t>
-            </w:r>
-          </w:p>
-        </w:tc>
-        <w:tc>
-          <w:tcPr>
-            <w:tcW w:w="1250" w:type="pct"/>
-          </w:tcPr>
-          <w:p>
-            <w:r>
-              <w:rPr>
-                <w:rFonts w:hint="eastAsia"/>
-              </w:rPr>
-              <w:lastRenderedPageBreak/>
+              <w:t>`name` / `email_address` / `account_type` / `department_name` / `section_name` / `position_name` / `phone_number`</w:t>
+            </w:r>
+          </w:p>
+        </w:tc>
+        <w:tc>
+          <w:tcPr>
+            <w:tcW w:w="1250" w:type="pct"/>
+          </w:tcPr>
+          <w:p>
+            <w:r>
+              <w:rPr>
+                <w:rFonts w:hint="eastAsia"/>
+              </w:rPr>
               <w:t>対応するリクエスト項目で上書き更新する</w:t>
             </w:r>
           </w:p>
@@ -24413,7 +24396,7 @@
               <w:rPr>
                 <w:rFonts w:hint="eastAsia"/>
               </w:rPr>
-              <w:t>担当施設設定は `PUT /user-management/users/{userId}/facility-assignments` でのみ更新する</w:t>
+              <w:t>担当施設・権限設定は `PUT /user-management/users/{userId}/facility-assignments` でのみ更新する</w:t>
             </w:r>
           </w:p>
         </w:tc>
@@ -24427,7 +24410,7 @@
           <w:rFonts w:hint="eastAsia"/>
         </w:rPr>
       </w:pPr>
-      <w:bookmarkStart w:id="50" w:name="_Toc230013917"/>
+      <w:bookmarkStart w:id="50" w:name="_Toc231417186"/>
       <w:r>
         <w:rPr>
           <w:rFonts w:hint="eastAsia"/>
@@ -24599,6 +24582,7 @@
         <w:rPr>
           <w:rFonts w:hint="eastAsia"/>
         </w:rPr>
+        <w:lastRenderedPageBreak/>
         <w:t>item要素（UserManagementUserProfileDetail）</w:t>
       </w:r>
     </w:p>
@@ -24939,7 +24923,6 @@
           </w:tcPr>
           <w:p>
             <w:r>
-              <w:lastRenderedPageBreak/>
               <w:t>defaultFacilityName</w:t>
             </w:r>
           </w:p>
@@ -25120,7 +25103,7 @@
           </w:tcPr>
           <w:p>
             <w:r>
-              <w:t>contactPersonName</w:t>
+              <w:t>phoneNumber</w:t>
             </w:r>
           </w:p>
         </w:tc>
@@ -25153,52 +25136,7 @@
               <w:rPr>
                 <w:rFonts w:hint="eastAsia"/>
               </w:rPr>
-              <w:t>連絡担当者名</w:t>
-            </w:r>
-          </w:p>
-        </w:tc>
-      </w:tr>
-      <w:tr>
-        <w:tc>
-          <w:tcPr>
-            <w:tcW w:w="1250" w:type="pct"/>
-          </w:tcPr>
-          <w:p>
-            <w:r>
-              <w:t>phoneNumber</w:t>
-            </w:r>
-          </w:p>
-        </w:tc>
-        <w:tc>
-          <w:tcPr>
-            <w:tcW w:w="1250" w:type="pct"/>
-          </w:tcPr>
-          <w:p>
-            <w:r>
-              <w:t>string</w:t>
-            </w:r>
-          </w:p>
-        </w:tc>
-        <w:tc>
-          <w:tcPr>
-            <w:tcW w:w="1250" w:type="pct"/>
-          </w:tcPr>
-          <w:p>
-            <w:r>
-              <w:t>-</w:t>
-            </w:r>
-          </w:p>
-        </w:tc>
-        <w:tc>
-          <w:tcPr>
-            <w:tcW w:w="1250" w:type="pct"/>
-          </w:tcPr>
-          <w:p>
-            <w:r>
-              <w:rPr>
-                <w:rFonts w:hint="eastAsia"/>
-              </w:rPr>
-              <w:t>電話番号</w:t>
+              <w:t>連絡先</w:t>
             </w:r>
           </w:p>
         </w:tc>
@@ -25347,7 +25285,7 @@
           <w:rFonts w:hint="eastAsia"/>
         </w:rPr>
       </w:pPr>
-      <w:bookmarkStart w:id="51" w:name="_Toc230013918"/>
+      <w:bookmarkStart w:id="51" w:name="_Toc231417187"/>
       <w:r>
         <w:rPr>
           <w:rFonts w:hint="eastAsia"/>
@@ -25693,13 +25631,13 @@
           <w:rFonts w:hint="eastAsia"/>
         </w:rPr>
       </w:pPr>
-      <w:bookmarkStart w:id="52" w:name="_Toc230013919"/>
+      <w:bookmarkStart w:id="52" w:name="_Toc231417188"/>
       <w:r>
         <w:rPr>
           <w:rFonts w:hint="eastAsia"/>
         </w:rPr>
         <w:lastRenderedPageBreak/>
-        <w:t>ユーザー担当施設更新（/user-management/users/{userId}/facility-assignments）</w:t>
+        <w:t>ユーザー担当施設・権限更新（/user-management/users/{userId}/facility-assignments）</w:t>
       </w:r>
       <w:bookmarkEnd w:id="52"/>
     </w:p>
@@ -25713,7 +25651,7 @@
         <w:rPr>
           <w:rFonts w:hint="eastAsia"/>
         </w:rPr>
-        <w:t>指定したユーザーの既定施設、担当施設、施設別機能設定、施設別表示カラム設定を更新する。更新対象は担当施設設定に閉じ、基本情報項目は変更しない。更新後も対象ユーザーは作業対象施設の管理対象に残る必要がある。</w:t>
+        <w:t>指定したユーザーの既定施設、担当施設、ユーザー施設別機能設定、ユーザー施設別表示カラム設定を更新する。更新対象はユーザー管理画面の編集モーダルにおける担当施設・権限タブの入力内容に閉じ、基本情報項目は変更しない。更新後も対象ユーザーは作業対象施設の管理対象に残る必要がある。</w:t>
       </w:r>
     </w:p>
     <w:p>
@@ -25760,7 +25698,7 @@
           <w:rFonts w:hint="eastAsia"/>
         </w:rPr>
       </w:pPr>
-      <w:bookmarkStart w:id="53" w:name="_Toc230013920"/>
+      <w:bookmarkStart w:id="53" w:name="_Toc231417189"/>
       <w:r>
         <w:rPr>
           <w:rFonts w:hint="eastAsia"/>
@@ -25958,7 +25896,7 @@
           <w:rFonts w:hint="eastAsia"/>
         </w:rPr>
       </w:pPr>
-      <w:bookmarkStart w:id="54" w:name="_Toc230013921"/>
+      <w:bookmarkStart w:id="54" w:name="_Toc231417190"/>
       <w:r>
         <w:rPr>
           <w:rFonts w:hint="eastAsia"/>
@@ -26413,7 +26351,14 @@
               <w:rPr>
                 <w:rFonts w:hint="eastAsia"/>
               </w:rPr>
-              <w:t>当該施設でユーザーへ許可する機能コード一覧</w:t>
+              <w:t>当該施設でユーザーへ許可するユーザー別設</w:t>
+            </w:r>
+            <w:r>
+              <w:rPr>
+                <w:rFonts w:hint="eastAsia"/>
+              </w:rPr>
+              <w:lastRenderedPageBreak/>
+              <w:t>定対象機能コード一覧。旧 `facility_feature_edit` は指定不可</w:t>
             </w:r>
           </w:p>
         </w:tc>
@@ -26660,6 +26605,7 @@
         <w:rPr>
           <w:rFonts w:hint="eastAsia"/>
         </w:rPr>
+        <w:lastRenderedPageBreak/>
         <w:t>残存・追加施設について `user_facility_assignments` を更新または追加し、`defaultFacilityId` のみ `is_default=true`、それ以外は `false` とする</w:t>
       </w:r>
     </w:p>
@@ -26686,8 +26632,7 @@
         <w:rPr>
           <w:rFonts w:hint="eastAsia"/>
         </w:rPr>
-        <w:lastRenderedPageBreak/>
-        <w:t>`enabledFeatureCodes` は、対象施設の `availableFeatureCodes` の部分集合でなければならず、`auth_login` と `facility_select` を含む `config_scope='SYSTEM_FIXED'` の `feature_code` は受け付けない。Phase1では `normal_ship_request` / `lending_in_use_used` を `FACILITY_USER` として受け付ける</w:t>
+        <w:t>`enabledFeatureCodes` は、対象施設の `availableFeatureCodes`（`normal_ship_request` と旧 `facility_feature_edit` を除外したユーザー別設定対象機能）の部分集合でなければならず、`auth_login` と `facility_select` を含む `config_scope='SYSTEM_FIXED'` の `feature_code`、`normal_ship_request`、旧 `facility_feature_edit` は受け付けない。Phase1では `lending_in_use_used` を `FACILITY_USER` として受け付ける</w:t>
       </w:r>
     </w:p>
     <w:p>
@@ -26726,20 +26671,7 @@
         <w:rPr>
           <w:rFonts w:hint="eastAsia"/>
         </w:rPr>
-        <w:t>残存・追加施設の `user_facility_feature_settings` / `user_facility_column_settings` は候補集合に対する現在値として総入れ替えし、`enabledFeatureCodes` / `enabledColumnCodes` に含むコードを `true`、含まないコードを `false` へ更新する</w:t>
-      </w:r>
-    </w:p>
-    <w:p>
-      <w:pPr>
-        <w:rPr>
-          <w:rFonts w:hint="eastAsia"/>
-        </w:rPr>
-      </w:pPr>
-      <w:r>
-        <w:rPr>
-          <w:rFonts w:hint="eastAsia"/>
-        </w:rPr>
-        <w:t>更新前後で対象ユーザーの担当施設または管理系 feature が変化する施設について、フル権限ユーザー管理者数が 1 件から 0 件にならないことを確認し、満たさない場合は 409 (`LAST_USER_ADMIN_FORBIDDEN`) を返却する</w:t>
+        <w:t>残存・追加施設の `user_facility_feature_settings` / `user_facility_column_settings` は旧 `facility_feature_edit` を除外した候補集合に対する現在値として総入れ替えし、`enabledFeatureCodes` / `enabledColumnCodes` に含むコードを `true`、含まないコードを `false` へ更新する</w:t>
       </w:r>
     </w:p>
     <w:p>
@@ -27000,11 +26932,11 @@
           </w:tcPr>
           <w:p>
             <w:r>
-              <w:t>`name` / `email_address` / `account_type` / `department_name` / `section_name` / `position_name` / `contact_person_name` / `phone_n</w:t>
+              <w:t>`name` / `email_address` / `account_type` / `department_name` / `section_name` / `p</w:t>
             </w:r>
             <w:r>
               <w:lastRenderedPageBreak/>
-              <w:t>umber` / `password_hash` / `is_active` / `locked_at` / `lock_reason` / `last_login_at` / `created_at` / `deleted_at`</w:t>
+              <w:t>osition_name` / `phone_number` / `password_hash` / `is_active` / `locked_at` / `lock_reason` / `last_login_at` / `created_at` / `deleted_at`</w:t>
             </w:r>
           </w:p>
         </w:tc>
@@ -27383,7 +27315,7 @@
               <w:rPr>
                 <w:rFonts w:hint="eastAsia"/>
               </w:rPr>
-              <w:t>候補集合に対する現在値として総入れ替えし、`enabledFeatureCodes` に含むコードを `true`、含まないコードを `false` へ更新する</w:t>
+              <w:t>旧 `facility_feature_edit` を除外した候補集合に対する現在値として総入れ替えし、`enabledFeatureCodes` に含むコードを `true`、含まないコードを `false` へ更新する</w:t>
             </w:r>
           </w:p>
         </w:tc>
@@ -27563,7 +27495,7 @@
           <w:rFonts w:hint="eastAsia"/>
         </w:rPr>
       </w:pPr>
-      <w:bookmarkStart w:id="55" w:name="_Toc230013922"/>
+      <w:bookmarkStart w:id="55" w:name="_Toc231417191"/>
       <w:r>
         <w:rPr>
           <w:rFonts w:hint="eastAsia"/>
@@ -27774,6 +27706,7 @@
           </w:tcPr>
           <w:p>
             <w:r>
+              <w:lastRenderedPageBreak/>
               <w:t>updatedAt</w:t>
             </w:r>
           </w:p>
@@ -27819,7 +27752,6 @@
           </w:tcPr>
           <w:p>
             <w:r>
-              <w:lastRenderedPageBreak/>
               <w:t>items</w:t>
             </w:r>
           </w:p>
@@ -28244,7 +28176,7 @@
               <w:rPr>
                 <w:rFonts w:hint="eastAsia"/>
               </w:rPr>
-              <w:t>当該施設で提供されているユーザー別設定対象の機能コード一覧。`config_scope=FACILITY_USER` のみ</w:t>
+              <w:t>当該施設で提供されているユーザー別設定対象の機能コード一覧。`config_scope=FACILITY_USER` のみ。旧 `facility_feature_edit` は含めない</w:t>
             </w:r>
           </w:p>
         </w:tc>
@@ -28334,7 +28266,7 @@
               <w:rPr>
                 <w:rFonts w:hint="eastAsia"/>
               </w:rPr>
-              <w:t>当該ユーザーへ有効化済みのユーザー別設定対象機能コード一覧。`config_scope=FACILITY_USER` のみ</w:t>
+              <w:t>当該ユーザーへ有効化済みのユーザー別設定対象機能コード一覧。`config_scope=FACILITY_USER` のみ。旧 `facility_feature_edit` は含めない</w:t>
             </w:r>
           </w:p>
         </w:tc>
@@ -28393,11 +28325,12 @@
           <w:rFonts w:hint="eastAsia"/>
         </w:rPr>
       </w:pPr>
-      <w:bookmarkStart w:id="56" w:name="_Toc230013923"/>
-      <w:r>
-        <w:rPr>
-          <w:rFonts w:hint="eastAsia"/>
-        </w:rPr>
+      <w:bookmarkStart w:id="56" w:name="_Toc231417192"/>
+      <w:r>
+        <w:rPr>
+          <w:rFonts w:hint="eastAsia"/>
+        </w:rPr>
+        <w:lastRenderedPageBreak/>
         <w:t>ステータスコード</w:t>
       </w:r>
       <w:bookmarkEnd w:id="56"/>
@@ -28540,14 +28473,7 @@
               <w:rPr>
                 <w:rFonts w:hint="eastAsia"/>
               </w:rPr>
-              <w:t>入力不正、作業対象施設または既定施設が担当施設に含ま</w:t>
-            </w:r>
-            <w:r>
-              <w:rPr>
-                <w:rFonts w:hint="eastAsia"/>
-              </w:rPr>
-              <w:lastRenderedPageBreak/>
-              <w:t>れない、担当施設重複、同一設立母体違反</w:t>
+              <w:t>入力不正、作業対象施設または既定施設が担当施設に含まれない、担当施設重複、同一設立母体違反</w:t>
             </w:r>
           </w:p>
         </w:tc>
@@ -28557,7 +28483,6 @@
           </w:tcPr>
           <w:p>
             <w:r>
-              <w:lastRenderedPageBreak/>
               <w:t>ErrorResponse</w:t>
             </w:r>
           </w:p>
@@ -28688,7 +28613,7 @@
               <w:rPr>
                 <w:rFonts w:hint="eastAsia"/>
               </w:rPr>
-              <w:t>施設提供設定と矛盾する機能・カラム指定、更新競合、または最後のユーザー管理者不在化</w:t>
+              <w:t>施設提供設定と矛盾する機能・カラム指定、または更新競合</w:t>
             </w:r>
           </w:p>
         </w:tc>
@@ -28747,7 +28672,7 @@
           <w:rFonts w:hint="eastAsia"/>
         </w:rPr>
       </w:pPr>
-      <w:bookmarkStart w:id="57" w:name="_Toc230013924"/>
+      <w:bookmarkStart w:id="57" w:name="_Toc231417193"/>
       <w:r>
         <w:rPr>
           <w:rFonts w:hint="eastAsia"/>
@@ -28813,11 +28738,12 @@
           <w:rFonts w:hint="eastAsia"/>
         </w:rPr>
       </w:pPr>
-      <w:bookmarkStart w:id="58" w:name="_Toc230013925"/>
-      <w:r>
-        <w:rPr>
-          <w:rFonts w:hint="eastAsia"/>
-        </w:rPr>
+      <w:bookmarkStart w:id="58" w:name="_Toc231417194"/>
+      <w:r>
+        <w:rPr>
+          <w:rFonts w:hint="eastAsia"/>
+        </w:rPr>
+        <w:lastRenderedPageBreak/>
         <w:t>リクエストパラメータ</w:t>
       </w:r>
       <w:bookmarkEnd w:id="58"/>
@@ -29130,7 +29056,7 @@
           <w:rFonts w:hint="eastAsia"/>
         </w:rPr>
       </w:pPr>
-      <w:bookmarkStart w:id="59" w:name="_Toc230013926"/>
+      <w:bookmarkStart w:id="59" w:name="_Toc231417195"/>
       <w:r>
         <w:rPr>
           <w:rFonts w:hint="eastAsia"/>
@@ -29343,7 +29269,7 @@
           <w:rFonts w:hint="eastAsia"/>
         </w:rPr>
       </w:pPr>
-      <w:bookmarkStart w:id="60" w:name="_Toc230013927"/>
+      <w:bookmarkStart w:id="60" w:name="_Toc231417196"/>
       <w:r>
         <w:rPr>
           <w:rFonts w:hint="eastAsia"/>
@@ -29477,6 +29403,7 @@
           </w:tcPr>
           <w:p>
             <w:r>
+              <w:lastRenderedPageBreak/>
               <w:t>401</w:t>
             </w:r>
           </w:p>
@@ -29547,7 +29474,6 @@
           </w:tcPr>
           <w:p>
             <w:r>
-              <w:lastRenderedPageBreak/>
               <w:t>404</w:t>
             </w:r>
           </w:p>
@@ -29655,7 +29581,7 @@
           <w:rFonts w:hint="eastAsia"/>
         </w:rPr>
       </w:pPr>
-      <w:bookmarkStart w:id="61" w:name="_Toc230013928"/>
+      <w:bookmarkStart w:id="61" w:name="_Toc231417197"/>
       <w:r>
         <w:rPr>
           <w:rFonts w:hint="eastAsia"/>
@@ -29674,7 +29600,7 @@
         <w:rPr>
           <w:rFonts w:hint="eastAsia"/>
         </w:rPr>
-        <w:t>指定したユーザーを論理削除する。自身の削除や、対象ユーザーが担当するいずれかの施設で最後のユーザー管理者を失わせる削除は認めない。</w:t>
+        <w:t>指定したユーザーを論理削除する。自身の削除は認めない。</w:t>
       </w:r>
     </w:p>
     <w:p>
@@ -29721,7 +29647,7 @@
           <w:rFonts w:hint="eastAsia"/>
         </w:rPr>
       </w:pPr>
-      <w:bookmarkStart w:id="62" w:name="_Toc230013929"/>
+      <w:bookmarkStart w:id="62" w:name="_Toc231417198"/>
       <w:r>
         <w:rPr>
           <w:rFonts w:hint="eastAsia"/>
@@ -30084,19 +30010,6 @@
         <w:rPr>
           <w:rFonts w:hint="eastAsia"/>
         </w:rPr>
-        <w:t>対象ユーザーが有効割当を持つ各施設について、削除によりフル権限ユーザー管理者数が 1 件から 0 件になる場合は削除不可とする</w:t>
-      </w:r>
-    </w:p>
-    <w:p>
-      <w:pPr>
-        <w:rPr>
-          <w:rFonts w:hint="eastAsia"/>
-        </w:rPr>
-      </w:pPr>
-      <w:r>
-        <w:rPr>
-          <w:rFonts w:hint="eastAsia"/>
-        </w:rPr>
         <w:t>`users.deleted_at` と `users.updated_at` を現在日時へ更新し、`is_active=false` とする</w:t>
       </w:r>
     </w:p>
@@ -30358,100 +30271,103 @@
           </w:tcPr>
           <w:p>
             <w:r>
-              <w:t>`name` / `email_address` / `establishment_id` / `facility_id` / `account_type` / `department_name` / `section_name` / `position_name` / `contact_person_name` / `phone_number` / `password_hash` / `locked_at` / `lock_reas</w:t>
-            </w:r>
-            <w:r>
+              <w:t>`name` / `email_address` / `establishment_id` / `facility_id` / `account_type` / `department_name` / `section_name` / `position_name` / `phone_number` / `password_hash` / `locked_at` / `lock_reason` / `last_login_at` / `created_at`</w:t>
+            </w:r>
+          </w:p>
+        </w:tc>
+        <w:tc>
+          <w:tcPr>
+            <w:tcW w:w="1250" w:type="pct"/>
+          </w:tcPr>
+          <w:p>
+            <w:r>
+              <w:rPr>
+                <w:rFonts w:hint="eastAsia"/>
+              </w:rPr>
+              <w:t>変更しない</w:t>
+            </w:r>
+          </w:p>
+        </w:tc>
+        <w:tc>
+          <w:tcPr>
+            <w:tcW w:w="1250" w:type="pct"/>
+          </w:tcPr>
+          <w:p>
+            <w:r>
+              <w:rPr>
+                <w:rFonts w:hint="eastAsia"/>
+              </w:rPr>
+              <w:t>監査・参照履歴のためユーザー本体行は残す</w:t>
+            </w:r>
+          </w:p>
+        </w:tc>
+      </w:tr>
+      <w:tr>
+        <w:tc>
+          <w:tcPr>
+            <w:tcW w:w="1250" w:type="pct"/>
+          </w:tcPr>
+          <w:p>
+            <w:r>
+              <w:t>`user_facility_column_settings`</w:t>
+            </w:r>
+          </w:p>
+        </w:tc>
+        <w:tc>
+          <w:tcPr>
+            <w:tcW w:w="1250" w:type="pct"/>
+          </w:tcPr>
+          <w:p>
+            <w:r>
+              <w:rPr>
+                <w:rFonts w:hint="eastAsia"/>
+              </w:rPr>
+              <w:t>対象ユーザーに紐づく全行</w:t>
+            </w:r>
+          </w:p>
+        </w:tc>
+        <w:tc>
+          <w:tcPr>
+            <w:tcW w:w="1250" w:type="pct"/>
+          </w:tcPr>
+          <w:p>
+            <w:r>
+              <w:rPr>
+                <w:rFonts w:hint="eastAsia"/>
+              </w:rPr>
+              <w:t>物理削除する</w:t>
+            </w:r>
+          </w:p>
+        </w:tc>
+        <w:tc>
+          <w:tcPr>
+            <w:tcW w:w="1250" w:type="pct"/>
+          </w:tcPr>
+          <w:p>
+            <w:r>
+              <w:rPr>
+                <w:rFonts w:hint="eastAsia"/>
+              </w:rPr>
+              <w:t xml:space="preserve">対象 `user_facility_assignment_id` </w:t>
+            </w:r>
+            <w:r>
+              <w:rPr>
+                <w:rFonts w:hint="eastAsia"/>
+              </w:rPr>
               <w:lastRenderedPageBreak/>
-              <w:t>on` / `last_login_at` / `created_at`</w:t>
-            </w:r>
-          </w:p>
-        </w:tc>
-        <w:tc>
-          <w:tcPr>
-            <w:tcW w:w="1250" w:type="pct"/>
-          </w:tcPr>
-          <w:p>
-            <w:r>
-              <w:rPr>
-                <w:rFonts w:hint="eastAsia"/>
-              </w:rPr>
+              <w:t>配下の全設定を削除する</w:t>
+            </w:r>
+          </w:p>
+        </w:tc>
+      </w:tr>
+      <w:tr>
+        <w:tc>
+          <w:tcPr>
+            <w:tcW w:w="1250" w:type="pct"/>
+          </w:tcPr>
+          <w:p>
+            <w:r>
               <w:lastRenderedPageBreak/>
-              <w:t>変更しない</w:t>
-            </w:r>
-          </w:p>
-        </w:tc>
-        <w:tc>
-          <w:tcPr>
-            <w:tcW w:w="1250" w:type="pct"/>
-          </w:tcPr>
-          <w:p>
-            <w:r>
-              <w:rPr>
-                <w:rFonts w:hint="eastAsia"/>
-              </w:rPr>
-              <w:t>監査・参照履歴のためユーザー本体行は残す</w:t>
-            </w:r>
-          </w:p>
-        </w:tc>
-      </w:tr>
-      <w:tr>
-        <w:tc>
-          <w:tcPr>
-            <w:tcW w:w="1250" w:type="pct"/>
-          </w:tcPr>
-          <w:p>
-            <w:r>
-              <w:t>`user_facility_column_settings`</w:t>
-            </w:r>
-          </w:p>
-        </w:tc>
-        <w:tc>
-          <w:tcPr>
-            <w:tcW w:w="1250" w:type="pct"/>
-          </w:tcPr>
-          <w:p>
-            <w:r>
-              <w:rPr>
-                <w:rFonts w:hint="eastAsia"/>
-              </w:rPr>
-              <w:t>対象ユーザーに紐づく全行</w:t>
-            </w:r>
-          </w:p>
-        </w:tc>
-        <w:tc>
-          <w:tcPr>
-            <w:tcW w:w="1250" w:type="pct"/>
-          </w:tcPr>
-          <w:p>
-            <w:r>
-              <w:rPr>
-                <w:rFonts w:hint="eastAsia"/>
-              </w:rPr>
-              <w:t>物理削除する</w:t>
-            </w:r>
-          </w:p>
-        </w:tc>
-        <w:tc>
-          <w:tcPr>
-            <w:tcW w:w="1250" w:type="pct"/>
-          </w:tcPr>
-          <w:p>
-            <w:r>
-              <w:rPr>
-                <w:rFonts w:hint="eastAsia"/>
-              </w:rPr>
-              <w:t>対象 `user_facility_assignment_id` 配下の全設定を削除する</w:t>
-            </w:r>
-          </w:p>
-        </w:tc>
-      </w:tr>
-      <w:tr>
-        <w:tc>
-          <w:tcPr>
-            <w:tcW w:w="1250" w:type="pct"/>
-          </w:tcPr>
-          <w:p>
-            <w:r>
               <w:t>`user_facility_feature_settings`</w:t>
             </w:r>
           </w:p>
@@ -30556,7 +30472,7 @@
           <w:rFonts w:hint="eastAsia"/>
         </w:rPr>
       </w:pPr>
-      <w:bookmarkStart w:id="63" w:name="_Toc230013930"/>
+      <w:bookmarkStart w:id="63" w:name="_Toc231417199"/>
       <w:r>
         <w:rPr>
           <w:rFonts w:hint="eastAsia"/>
@@ -30585,7 +30501,7 @@
           <w:rFonts w:hint="eastAsia"/>
         </w:rPr>
       </w:pPr>
-      <w:bookmarkStart w:id="64" w:name="_Toc230013931"/>
+      <w:bookmarkStart w:id="64" w:name="_Toc231417200"/>
       <w:r>
         <w:rPr>
           <w:rFonts w:hint="eastAsia"/>
@@ -30837,7 +30753,7 @@
               <w:rPr>
                 <w:rFonts w:hint="eastAsia"/>
               </w:rPr>
-              <w:t>更新競合、自身削除禁止、または最後のユーザー管理者削除禁止</w:t>
+              <w:t>更新競合、または自身削除禁止</w:t>
             </w:r>
           </w:p>
         </w:tc>
@@ -30896,7 +30812,7 @@
           <w:rFonts w:hint="eastAsia"/>
         </w:rPr>
       </w:pPr>
-      <w:bookmarkStart w:id="65" w:name="_Toc230013932"/>
+      <w:bookmarkStart w:id="65" w:name="_Toc231417201"/>
       <w:r>
         <w:rPr>
           <w:rFonts w:hint="eastAsia"/>
@@ -30913,7 +30829,7 @@
           <w:rFonts w:hint="eastAsia"/>
         </w:rPr>
       </w:pPr>
-      <w:bookmarkStart w:id="66" w:name="_Toc230013933"/>
+      <w:bookmarkStart w:id="66" w:name="_Toc231417202"/>
       <w:r>
         <w:rPr>
           <w:rFonts w:hint="eastAsia"/>
@@ -31139,7 +31055,7 @@
               <w:rPr>
                 <w:rFonts w:hint="eastAsia"/>
               </w:rPr>
-              <w:t>担当施設詳細取得 / 施設候補取得 / 担当施設更新</w:t>
+              <w:t>担当施設・権限詳細取得 / 施設候補取得 / 担当施設・権限更新</w:t>
             </w:r>
           </w:p>
         </w:tc>
@@ -31175,7 +31091,7 @@
               <w:rPr>
                 <w:rFonts w:hint="eastAsia"/>
               </w:rPr>
-              <w:t>担当施設変更系</w:t>
+              <w:t>担当施設とユーザー施設別権限の変更系</w:t>
             </w:r>
           </w:p>
         </w:tc>
@@ -31229,7 +31145,7 @@
               <w:rPr>
                 <w:rFonts w:hint="eastAsia"/>
               </w:rPr>
-              <w:t>新規作成は基本情報と担当施設設定を同時に扱う</w:t>
+              <w:t>新規作成は基本情報と担当施設・権限設定を同時に扱う</w:t>
             </w:r>
           </w:p>
         </w:tc>
@@ -31243,7 +31159,7 @@
           <w:rFonts w:hint="eastAsia"/>
         </w:rPr>
       </w:pPr>
-      <w:bookmarkStart w:id="67" w:name="_Toc230013934"/>
+      <w:bookmarkStart w:id="67" w:name="_Toc231417203"/>
       <w:r>
         <w:rPr>
           <w:rFonts w:hint="eastAsia"/>
@@ -31364,7 +31280,7 @@
           <w:rFonts w:hint="eastAsia"/>
         </w:rPr>
         <w:lastRenderedPageBreak/>
-        <w:t>共有システム管理者アカウントで実行する場合、担当施設候補は未削除の全施設とする</w:t>
+        <w:t>共有システム管理者アカウントで実行する場合、担当施設候補は通常ユーザーが未登録の新規施設を含む未削除の全施設とする</w:t>
       </w:r>
     </w:p>
     <w:p>
@@ -31402,7 +31318,7 @@
         <w:rPr>
           <w:rFonts w:hint="eastAsia"/>
         </w:rPr>
-        <w:t>新規作成および担当施設更新では、更新後の担当施設に作業対象施設を必ず含める</w:t>
+        <w:t>新規作成および担当施設・権限更新では、更新後の担当施設に作業対象施設を必ず含める</w:t>
       </w:r>
     </w:p>
     <w:p>
@@ -31497,7 +31413,7 @@
         <w:rPr>
           <w:rFonts w:hint="eastAsia"/>
         </w:rPr>
-        <w:t>担当施設更新成功時は `users.updated_at` も更新し、プロフィール更新との競合検知に使う</w:t>
+        <w:t>担当施設・権限更新成功時は `users.updated_at` も更新し、プロフィール更新との競合検知に使う</w:t>
       </w:r>
     </w:p>
     <w:p>
@@ -31507,7 +31423,7 @@
           <w:rFonts w:hint="eastAsia"/>
         </w:rPr>
       </w:pPr>
-      <w:bookmarkStart w:id="68" w:name="_Toc230013935"/>
+      <w:bookmarkStart w:id="68" w:name="_Toc231417204"/>
       <w:r>
         <w:rPr>
           <w:rFonts w:hint="eastAsia"/>
@@ -31551,7 +31467,7 @@
         <w:rPr>
           <w:rFonts w:hint="eastAsia"/>
         </w:rPr>
-        <w:t>削除または担当施設/管理系 feature 更新により、いずれかの担当施設でフル権限ユーザー管理者数を 1 件から 0 件にしてはならない</w:t>
+        <w:t>初回設定案内送信は `last_login_at IS NULL` の未利用ユーザーだけを対象とする</w:t>
       </w:r>
     </w:p>
     <w:p>
@@ -31570,25 +31486,6 @@
         <w:rPr>
           <w:rFonts w:hint="eastAsia"/>
         </w:rPr>
-        <w:t>初回設定案内送信は `last_login_at IS NULL` の未利用ユーザーだけを対象とする</w:t>
-      </w:r>
-    </w:p>
-    <w:p>
-      <w:pPr>
-        <w:pStyle w:val="afffffff8"/>
-        <w:numPr>
-          <w:ilvl w:val="0"/>
-          <w:numId w:val="10"/>
-        </w:numPr>
-        <w:ind w:leftChars="0"/>
-        <w:rPr>
-          <w:rFonts w:hint="eastAsia"/>
-        </w:rPr>
-      </w:pPr>
-      <w:r>
-        <w:rPr>
-          <w:rFonts w:hint="eastAsia"/>
-        </w:rPr>
         <w:t>既利用ユーザーのパスワード再設定は `/auth/password/forgot` の責務とし、本 API では扱わない</w:t>
       </w:r>
     </w:p>
@@ -31599,7 +31496,7 @@
           <w:rFonts w:hint="eastAsia"/>
         </w:rPr>
       </w:pPr>
-      <w:bookmarkStart w:id="69" w:name="_Toc230013936"/>
+      <w:bookmarkStart w:id="69" w:name="_Toc231417205"/>
       <w:r>
         <w:rPr>
           <w:rFonts w:hint="eastAsia"/>
@@ -31643,7 +31540,7 @@
         <w:rPr>
           <w:rFonts w:hint="eastAsia"/>
         </w:rPr>
-        <w:t>基本情報更新と担当施設更新は API を分離し、`user_edit` と `user_facility_assignment_edit` の境界に一致させる</w:t>
+        <w:t>基本情報更新と担当施設・権限更新は API を分離し、`user_edit` と `user_facility_assignment_edit` の境界に一致させる</w:t>
       </w:r>
     </w:p>
     <w:p>
@@ -31662,7 +31559,7 @@
         <w:rPr>
           <w:rFonts w:hint="eastAsia"/>
         </w:rPr>
-        <w:t>管理対象スコープは作業対象施設への有効割当で定義し、新規作成/担当施設更新でもこのスコープを維持する</w:t>
+        <w:t>管理対象スコープは作業対象施設への有効割当で定義し、新規作成/担当施設・権限更新でもこのスコープを維持する</w:t>
       </w:r>
     </w:p>
     <w:p>
@@ -31681,7 +31578,7 @@
         <w:rPr>
           <w:rFonts w:hint="eastAsia"/>
         </w:rPr>
-        <w:t>担当施設候補 API は、通常アカウントでは管理可能な直接担当施設だけを返し、共有システム管理者アカウントでは未削除の全施設を返す。いずれも他施設閲覧用の間接参照候補は返さない</w:t>
+        <w:t>ユーザー別権限設定はユーザー管理画面の編集モーダルに内包し、独立した `/user-permission-management` API は設けない</w:t>
       </w:r>
     </w:p>
     <w:p>
@@ -31700,7 +31597,7 @@
         <w:rPr>
           <w:rFonts w:hint="eastAsia"/>
         </w:rPr>
-        <w:t>新規作成は利用可能な担当施設が存在しないと意味を持たないため、作成時だけは両権限を必須とする</w:t>
+        <w:t>担当施設候補 API は、通常アカウントでは管理可能な直接担当施設だけを返し、共有システム管理者アカウントでは通常ユーザーが未登録の新規施設を含む未削除の全施設を返す。いずれも他施設閲覧用の間接参照候補は返さない</w:t>
       </w:r>
     </w:p>
     <w:p>
@@ -31719,7 +31616,8 @@
         <w:rPr>
           <w:rFonts w:hint="eastAsia"/>
         </w:rPr>
-        <w:t>平文パスワードやトークン文字列はユーザー管理 API の入出力へ含めず、認証基盤へ委譲する</w:t>
+        <w:lastRenderedPageBreak/>
+        <w:t>新規作成は利用可能な担当施設が存在しないと意味を持たないため、作成時だけは両権限を必須とする</w:t>
       </w:r>
     </w:p>
     <w:p>
@@ -31738,7 +31636,25 @@
         <w:rPr>
           <w:rFonts w:hint="eastAsia"/>
         </w:rPr>
-        <w:lastRenderedPageBreak/>
+        <w:t>平文パスワードやトークン文字列はユーザー管理 API の入出力へ含めず、認証基盤へ委譲する</w:t>
+      </w:r>
+    </w:p>
+    <w:p>
+      <w:pPr>
+        <w:pStyle w:val="afffffff8"/>
+        <w:numPr>
+          <w:ilvl w:val="0"/>
+          <w:numId w:val="11"/>
+        </w:numPr>
+        <w:ind w:leftChars="0"/>
+        <w:rPr>
+          <w:rFonts w:hint="eastAsia"/>
+        </w:rPr>
+      </w:pPr>
+      <w:r>
+        <w:rPr>
+          <w:rFonts w:hint="eastAsia"/>
+        </w:rPr>
         <w:t>競合検知は `users.updated_at` を集約更新トークンとして扱う方式を採用し、HTTP 条件付き更新ヘッダーは採用しない</w:t>
       </w:r>
     </w:p>
@@ -31749,7 +31665,7 @@
           <w:rFonts w:hint="eastAsia"/>
         </w:rPr>
       </w:pPr>
-      <w:bookmarkStart w:id="70" w:name="_Toc230013937"/>
+      <w:bookmarkStart w:id="70" w:name="_Toc231417206"/>
       <w:r>
         <w:rPr>
           <w:rFonts w:hint="eastAsia"/>
@@ -32151,7 +32067,7 @@
               <w:rPr>
                 <w:rFonts w:hint="eastAsia"/>
               </w:rPr>
-              <w:t>指定した機能コードまたはカラムコードが存在しない</w:t>
+              <w:t>指定した機能コードまたはカラムコードが存在しない、または旧 `facility_feature_edit` など通常ユーザー向け候補外である</w:t>
             </w:r>
           </w:p>
         </w:tc>
@@ -32198,6 +32114,7 @@
           </w:tcPr>
           <w:p>
             <w:r>
+              <w:lastRenderedPageBreak/>
               <w:t>USER_CONFLICT</w:t>
             </w:r>
           </w:p>
@@ -32268,7 +32185,6 @@
           </w:tcPr>
           <w:p>
             <w:r>
-              <w:lastRenderedPageBreak/>
               <w:t>USER_SELF_DELETE_FORBIDDEN</w:t>
             </w:r>
           </w:p>
@@ -32293,41 +32209,6 @@
                 <w:rFonts w:hint="eastAsia"/>
               </w:rPr>
               <w:t>実行ユーザー自身は削除できない</w:t>
-            </w:r>
-          </w:p>
-        </w:tc>
-      </w:tr>
-      <w:tr>
-        <w:tc>
-          <w:tcPr>
-            <w:tcW w:w="1666" w:type="pct"/>
-          </w:tcPr>
-          <w:p>
-            <w:r>
-              <w:t>LAST_USER_ADMIN_FORBIDDEN</w:t>
-            </w:r>
-          </w:p>
-        </w:tc>
-        <w:tc>
-          <w:tcPr>
-            <w:tcW w:w="1667" w:type="pct"/>
-          </w:tcPr>
-          <w:p>
-            <w:r>
-              <w:t>409</w:t>
-            </w:r>
-          </w:p>
-        </w:tc>
-        <w:tc>
-          <w:tcPr>
-            <w:tcW w:w="1667" w:type="pct"/>
-          </w:tcPr>
-          <w:p>
-            <w:r>
-              <w:rPr>
-                <w:rFonts w:hint="eastAsia"/>
-              </w:rPr>
-              <w:t>いずれかの担当施設で最後のフル権限ユーザー管理者を失わせる更新/削除はできない</w:t>
             </w:r>
           </w:p>
         </w:tc>
@@ -32446,7 +32327,7 @@
           <w:rFonts w:hint="eastAsia"/>
         </w:rPr>
       </w:pPr>
-      <w:bookmarkStart w:id="71" w:name="_Toc230013938"/>
+      <w:bookmarkStart w:id="71" w:name="_Toc231417207"/>
       <w:r>
         <w:rPr>
           <w:rFonts w:hint="eastAsia"/>
@@ -32462,7 +32343,7 @@
           <w:rFonts w:hint="eastAsia"/>
         </w:rPr>
       </w:pPr>
-      <w:bookmarkStart w:id="72" w:name="_Toc230013939"/>
+      <w:bookmarkStart w:id="72" w:name="_Toc231417208"/>
       <w:r>
         <w:rPr>
           <w:rFonts w:hint="eastAsia"/>
@@ -32506,7 +32387,7 @@
         <w:rPr>
           <w:rFonts w:hint="eastAsia"/>
         </w:rPr>
-        <w:t>担当施設および施設別権限設定は削除ユーザーへ不要となるため、削除時に関連テーブルから除去する</w:t>
+        <w:t>担当施設およびユーザー施設別権限設定は削除ユーザーへ不要となるため、削除時に関連テーブルから除去する</w:t>
       </w:r>
     </w:p>
     <w:p>
@@ -32554,7 +32435,7 @@
           <w:rFonts w:hint="eastAsia"/>
         </w:rPr>
       </w:pPr>
-      <w:bookmarkStart w:id="73" w:name="_Toc230013940"/>
+      <w:bookmarkStart w:id="73" w:name="_Toc231417209"/>
       <w:r>
         <w:rPr>
           <w:rFonts w:hint="eastAsia"/>
@@ -32579,7 +32460,7 @@
         <w:rPr>
           <w:rFonts w:hint="eastAsia"/>
         </w:rPr>
-        <w:t>基本情報タブと担当施設タブを同一モーダルに残す場合でも、バックエンド契約は分離したまま維持する</w:t>
+        <w:t>基本情報タブと担当施設・権限タブを同一モーダルに残す場合でも、バックエンド契約は分離したまま維持する</w:t>
       </w:r>
     </w:p>
     <w:p>
@@ -32667,7 +32548,7 @@
 <file path=word/numbering.xml><?xml version="1.0" encoding="utf-8"?>
 <w:numbering xmlns:wpc="http://schemas.microsoft.com/office/word/2010/wordprocessingCanvas" xmlns:cx="http://schemas.microsoft.com/office/drawing/2014/chartex" xmlns:cx1="http://schemas.microsoft.com/office/drawing/2015/9/8/chartex" xmlns:cx2="http://schemas.microsoft.com/office/drawing/2015/10/21/chartex" xmlns:cx3="http://schemas.microsoft.com/office/drawing/2016/5/9/chartex" xmlns:cx4="http://schemas.microsoft.com/office/drawing/2016/5/10/chartex" xmlns:cx5="http://schemas.microsoft.com/office/drawing/2016/5/11/chartex" xmlns:cx6="http://schemas.microsoft.com/office/drawing/2016/5/12/chartex" xmlns:cx7="http://schemas.microsoft.com/office/drawing/2016/5/13/chartex" xmlns:cx8="http://schemas.microsoft.com/office/drawing/2016/5/14/chartex" xmlns:mc="http://schemas.openxmlformats.org/markup-compatibility/2006" xmlns:aink="http://schemas.microsoft.com/office/drawing/2016/ink" xmlns:am3d="http://schemas.microsoft.com/office/drawing/2017/model3d" xmlns:o="urn:schemas-microsoft-com:office:office" xmlns:oel="http://schemas.microsoft.com/office/2019/extlst" xmlns:r="http://schemas.openxmlformats.org/officeDocument/2006/relationships" xmlns:m="http://schemas.openxmlformats.org/officeDocument/2006/math" xmlns:v="urn:schemas-microsoft-com:vml" xmlns:wp14="http://schemas.microsoft.com/office/word/2010/wordprocessingDrawing" xmlns:wp="http://schemas.openxmlformats.org/drawingml/2006/wordprocessingDrawing" xmlns:w10="urn:schemas-microsoft-com:office:word" xmlns:w="http://schemas.openxmlformats.org/wordprocessingml/2006/main" xmlns:w14="http://schemas.microsoft.com/office/word/2010/wordml" xmlns:w15="http://schemas.microsoft.com/office/word/2012/wordml" xmlns:w16cex="http://schemas.microsoft.com/office/word/2018/wordml/cex" xmlns:w16cid="http://schemas.microsoft.com/office/word/2016/wordml/cid" xmlns:w16="http://schemas.microsoft.com/office/word/2018/wordml" xmlns:w16du="http://schemas.microsoft.com/office/word/2023/wordml/word16du" xmlns:w16sdtdh="http://schemas.microsoft.com/office/word/2020/wordml/sdtdatahash" xmlns:w16sdtfl="http://schemas.microsoft.com/office/word/2024/wordml/sdtformatlock" xmlns:w16se="http://schemas.microsoft.com/office/word/2015/wordml/symex" xmlns:wpg="http://schemas.microsoft.com/office/word/2010/wordprocessingGroup" xmlns:wpi="http://schemas.microsoft.com/office/word/2010/wordprocessingInk" xmlns:wne="http://schemas.microsoft.com/office/word/2006/wordml" xmlns:wps="http://schemas.microsoft.com/office/word/2010/wordprocessingShape" mc:Ignorable="w14 w15 w16se w16cid w16 w16cex w16sdtdh w16sdtfl w16du wp14">
   <w:abstractNum w:abstractNumId="0" w15:restartNumberingAfterBreak="0">
-    <w:nsid w:val="037D7D93"/>
+    <w:nsid w:val="027B503C"/>
     <w:multiLevelType w:val="singleLevel"/>
     <w:tmpl w:val="04090001"/>
     <w:lvl w:ilvl="0">
@@ -32684,10 +32565,10 @@
     </w:lvl>
   </w:abstractNum>
   <w:abstractNum w:abstractNumId="1" w15:restartNumberingAfterBreak="0">
-    <w:nsid w:val="0F8F1EB8"/>
+    <w:nsid w:val="0C1947F3"/>
     <w:multiLevelType w:val="hybridMultilevel"/>
-    <w:tmpl w:val="65B0AC9A"/>
-    <w:name w:val="__API_DOC_SQUARE_BULLET__222222"/>
+    <w:tmpl w:val="F0EA00A4"/>
+    <w:name w:val="__API_DOC_SQUARE_BULLET__22222222"/>
     <w:lvl w:ilvl="0" w:tplc="0409000F">
       <w:start w:val="1"/>
       <w:numFmt w:val="decimal"/>
@@ -32771,10 +32652,10 @@
     </w:lvl>
   </w:abstractNum>
   <w:abstractNum w:abstractNumId="2" w15:restartNumberingAfterBreak="0">
-    <w:nsid w:val="15ED6B5E"/>
+    <w:nsid w:val="14634D47"/>
     <w:multiLevelType w:val="hybridMultilevel"/>
-    <w:tmpl w:val="802804EA"/>
-    <w:name w:val="__API_DOC_SQUARE_BULLET__2222"/>
+    <w:tmpl w:val="E46805F0"/>
+    <w:name w:val="__API_DOC_SQUARE_BULLET__2"/>
     <w:lvl w:ilvl="0" w:tplc="0409000F">
       <w:start w:val="1"/>
       <w:numFmt w:val="decimal"/>
@@ -32858,10 +32739,10 @@
     </w:lvl>
   </w:abstractNum>
   <w:abstractNum w:abstractNumId="3" w15:restartNumberingAfterBreak="0">
-    <w:nsid w:val="18C033AE"/>
+    <w:nsid w:val="24A460DA"/>
     <w:multiLevelType w:val="hybridMultilevel"/>
-    <w:tmpl w:val="D60E5986"/>
-    <w:name w:val="__API_DOC_SQUARE_BULLET__2222222222"/>
+    <w:tmpl w:val="9BC0AEE4"/>
+    <w:name w:val="__API_DOC_SQUARE_BULLET__222222222"/>
     <w:lvl w:ilvl="0" w:tplc="0409000F">
       <w:start w:val="1"/>
       <w:numFmt w:val="decimal"/>
@@ -32945,442 +32826,7 @@
     </w:lvl>
   </w:abstractNum>
   <w:abstractNum w:abstractNumId="4" w15:restartNumberingAfterBreak="0">
-    <w:nsid w:val="1CBF0223"/>
-    <w:multiLevelType w:val="hybridMultilevel"/>
-    <w:tmpl w:val="2C0E6FE0"/>
-    <w:name w:val="__API_DOC_SQUARE_BULLET__222"/>
-    <w:lvl w:ilvl="0" w:tplc="0409000F">
-      <w:start w:val="1"/>
-      <w:numFmt w:val="decimal"/>
-      <w:lvlText w:val="%1."/>
-      <w:lvlJc w:val="left"/>
-      <w:pPr>
-        <w:ind w:left="440" w:hanging="440"/>
-      </w:pPr>
-    </w:lvl>
-    <w:lvl w:ilvl="1" w:tplc="04090017" w:tentative="1">
-      <w:start w:val="1"/>
-      <w:numFmt w:val="aiueoFullWidth"/>
-      <w:lvlText w:val="(%2)"/>
-      <w:lvlJc w:val="left"/>
-      <w:pPr>
-        <w:ind w:left="880" w:hanging="440"/>
-      </w:pPr>
-    </w:lvl>
-    <w:lvl w:ilvl="2" w:tplc="04090011" w:tentative="1">
-      <w:start w:val="1"/>
-      <w:numFmt w:val="decimalEnclosedCircle"/>
-      <w:lvlText w:val="%3"/>
-      <w:lvlJc w:val="left"/>
-      <w:pPr>
-        <w:ind w:left="1320" w:hanging="440"/>
-      </w:pPr>
-    </w:lvl>
-    <w:lvl w:ilvl="3" w:tplc="0409000F" w:tentative="1">
-      <w:start w:val="1"/>
-      <w:numFmt w:val="decimal"/>
-      <w:lvlText w:val="%4."/>
-      <w:lvlJc w:val="left"/>
-      <w:pPr>
-        <w:ind w:left="1760" w:hanging="440"/>
-      </w:pPr>
-    </w:lvl>
-    <w:lvl w:ilvl="4" w:tplc="04090017" w:tentative="1">
-      <w:start w:val="1"/>
-      <w:numFmt w:val="aiueoFullWidth"/>
-      <w:lvlText w:val="(%5)"/>
-      <w:lvlJc w:val="left"/>
-      <w:pPr>
-        <w:ind w:left="2200" w:hanging="440"/>
-      </w:pPr>
-    </w:lvl>
-    <w:lvl w:ilvl="5" w:tplc="04090011" w:tentative="1">
-      <w:start w:val="1"/>
-      <w:numFmt w:val="decimalEnclosedCircle"/>
-      <w:lvlText w:val="%6"/>
-      <w:lvlJc w:val="left"/>
-      <w:pPr>
-        <w:ind w:left="2640" w:hanging="440"/>
-      </w:pPr>
-    </w:lvl>
-    <w:lvl w:ilvl="6" w:tplc="0409000F" w:tentative="1">
-      <w:start w:val="1"/>
-      <w:numFmt w:val="decimal"/>
-      <w:lvlText w:val="%7."/>
-      <w:lvlJc w:val="left"/>
-      <w:pPr>
-        <w:ind w:left="3080" w:hanging="440"/>
-      </w:pPr>
-    </w:lvl>
-    <w:lvl w:ilvl="7" w:tplc="04090017" w:tentative="1">
-      <w:start w:val="1"/>
-      <w:numFmt w:val="aiueoFullWidth"/>
-      <w:lvlText w:val="(%8)"/>
-      <w:lvlJc w:val="left"/>
-      <w:pPr>
-        <w:ind w:left="3520" w:hanging="440"/>
-      </w:pPr>
-    </w:lvl>
-    <w:lvl w:ilvl="8" w:tplc="04090011" w:tentative="1">
-      <w:start w:val="1"/>
-      <w:numFmt w:val="decimalEnclosedCircle"/>
-      <w:lvlText w:val="%9"/>
-      <w:lvlJc w:val="left"/>
-      <w:pPr>
-        <w:ind w:left="3960" w:hanging="440"/>
-      </w:pPr>
-    </w:lvl>
-  </w:abstractNum>
-  <w:abstractNum w:abstractNumId="5" w15:restartNumberingAfterBreak="0">
-    <w:nsid w:val="1EF14009"/>
-    <w:multiLevelType w:val="hybridMultilevel"/>
-    <w:tmpl w:val="9FB4455C"/>
-    <w:name w:val="__API_DOC_SQUARE_BULLET__22222222"/>
-    <w:lvl w:ilvl="0" w:tplc="0409000F">
-      <w:start w:val="1"/>
-      <w:numFmt w:val="decimal"/>
-      <w:lvlText w:val="%1."/>
-      <w:lvlJc w:val="left"/>
-      <w:pPr>
-        <w:ind w:left="440" w:hanging="440"/>
-      </w:pPr>
-    </w:lvl>
-    <w:lvl w:ilvl="1" w:tplc="04090017" w:tentative="1">
-      <w:start w:val="1"/>
-      <w:numFmt w:val="aiueoFullWidth"/>
-      <w:lvlText w:val="(%2)"/>
-      <w:lvlJc w:val="left"/>
-      <w:pPr>
-        <w:ind w:left="880" w:hanging="440"/>
-      </w:pPr>
-    </w:lvl>
-    <w:lvl w:ilvl="2" w:tplc="04090011" w:tentative="1">
-      <w:start w:val="1"/>
-      <w:numFmt w:val="decimalEnclosedCircle"/>
-      <w:lvlText w:val="%3"/>
-      <w:lvlJc w:val="left"/>
-      <w:pPr>
-        <w:ind w:left="1320" w:hanging="440"/>
-      </w:pPr>
-    </w:lvl>
-    <w:lvl w:ilvl="3" w:tplc="0409000F" w:tentative="1">
-      <w:start w:val="1"/>
-      <w:numFmt w:val="decimal"/>
-      <w:lvlText w:val="%4."/>
-      <w:lvlJc w:val="left"/>
-      <w:pPr>
-        <w:ind w:left="1760" w:hanging="440"/>
-      </w:pPr>
-    </w:lvl>
-    <w:lvl w:ilvl="4" w:tplc="04090017" w:tentative="1">
-      <w:start w:val="1"/>
-      <w:numFmt w:val="aiueoFullWidth"/>
-      <w:lvlText w:val="(%5)"/>
-      <w:lvlJc w:val="left"/>
-      <w:pPr>
-        <w:ind w:left="2200" w:hanging="440"/>
-      </w:pPr>
-    </w:lvl>
-    <w:lvl w:ilvl="5" w:tplc="04090011" w:tentative="1">
-      <w:start w:val="1"/>
-      <w:numFmt w:val="decimalEnclosedCircle"/>
-      <w:lvlText w:val="%6"/>
-      <w:lvlJc w:val="left"/>
-      <w:pPr>
-        <w:ind w:left="2640" w:hanging="440"/>
-      </w:pPr>
-    </w:lvl>
-    <w:lvl w:ilvl="6" w:tplc="0409000F" w:tentative="1">
-      <w:start w:val="1"/>
-      <w:numFmt w:val="decimal"/>
-      <w:lvlText w:val="%7."/>
-      <w:lvlJc w:val="left"/>
-      <w:pPr>
-        <w:ind w:left="3080" w:hanging="440"/>
-      </w:pPr>
-    </w:lvl>
-    <w:lvl w:ilvl="7" w:tplc="04090017" w:tentative="1">
-      <w:start w:val="1"/>
-      <w:numFmt w:val="aiueoFullWidth"/>
-      <w:lvlText w:val="(%8)"/>
-      <w:lvlJc w:val="left"/>
-      <w:pPr>
-        <w:ind w:left="3520" w:hanging="440"/>
-      </w:pPr>
-    </w:lvl>
-    <w:lvl w:ilvl="8" w:tplc="04090011" w:tentative="1">
-      <w:start w:val="1"/>
-      <w:numFmt w:val="decimalEnclosedCircle"/>
-      <w:lvlText w:val="%9"/>
-      <w:lvlJc w:val="left"/>
-      <w:pPr>
-        <w:ind w:left="3960" w:hanging="440"/>
-      </w:pPr>
-    </w:lvl>
-  </w:abstractNum>
-  <w:abstractNum w:abstractNumId="6" w15:restartNumberingAfterBreak="0">
-    <w:nsid w:val="34E32280"/>
-    <w:multiLevelType w:val="hybridMultilevel"/>
-    <w:tmpl w:val="75EEC852"/>
-    <w:name w:val="__API_DOC_SQUARE_BULLET__222222222"/>
-    <w:lvl w:ilvl="0" w:tplc="0409000F">
-      <w:start w:val="1"/>
-      <w:numFmt w:val="decimal"/>
-      <w:lvlText w:val="%1."/>
-      <w:lvlJc w:val="left"/>
-      <w:pPr>
-        <w:ind w:left="440" w:hanging="440"/>
-      </w:pPr>
-    </w:lvl>
-    <w:lvl w:ilvl="1" w:tplc="04090017" w:tentative="1">
-      <w:start w:val="1"/>
-      <w:numFmt w:val="aiueoFullWidth"/>
-      <w:lvlText w:val="(%2)"/>
-      <w:lvlJc w:val="left"/>
-      <w:pPr>
-        <w:ind w:left="880" w:hanging="440"/>
-      </w:pPr>
-    </w:lvl>
-    <w:lvl w:ilvl="2" w:tplc="04090011" w:tentative="1">
-      <w:start w:val="1"/>
-      <w:numFmt w:val="decimalEnclosedCircle"/>
-      <w:lvlText w:val="%3"/>
-      <w:lvlJc w:val="left"/>
-      <w:pPr>
-        <w:ind w:left="1320" w:hanging="440"/>
-      </w:pPr>
-    </w:lvl>
-    <w:lvl w:ilvl="3" w:tplc="0409000F" w:tentative="1">
-      <w:start w:val="1"/>
-      <w:numFmt w:val="decimal"/>
-      <w:lvlText w:val="%4."/>
-      <w:lvlJc w:val="left"/>
-      <w:pPr>
-        <w:ind w:left="1760" w:hanging="440"/>
-      </w:pPr>
-    </w:lvl>
-    <w:lvl w:ilvl="4" w:tplc="04090017" w:tentative="1">
-      <w:start w:val="1"/>
-      <w:numFmt w:val="aiueoFullWidth"/>
-      <w:lvlText w:val="(%5)"/>
-      <w:lvlJc w:val="left"/>
-      <w:pPr>
-        <w:ind w:left="2200" w:hanging="440"/>
-      </w:pPr>
-    </w:lvl>
-    <w:lvl w:ilvl="5" w:tplc="04090011" w:tentative="1">
-      <w:start w:val="1"/>
-      <w:numFmt w:val="decimalEnclosedCircle"/>
-      <w:lvlText w:val="%6"/>
-      <w:lvlJc w:val="left"/>
-      <w:pPr>
-        <w:ind w:left="2640" w:hanging="440"/>
-      </w:pPr>
-    </w:lvl>
-    <w:lvl w:ilvl="6" w:tplc="0409000F" w:tentative="1">
-      <w:start w:val="1"/>
-      <w:numFmt w:val="decimal"/>
-      <w:lvlText w:val="%7."/>
-      <w:lvlJc w:val="left"/>
-      <w:pPr>
-        <w:ind w:left="3080" w:hanging="440"/>
-      </w:pPr>
-    </w:lvl>
-    <w:lvl w:ilvl="7" w:tplc="04090017" w:tentative="1">
-      <w:start w:val="1"/>
-      <w:numFmt w:val="aiueoFullWidth"/>
-      <w:lvlText w:val="(%8)"/>
-      <w:lvlJc w:val="left"/>
-      <w:pPr>
-        <w:ind w:left="3520" w:hanging="440"/>
-      </w:pPr>
-    </w:lvl>
-    <w:lvl w:ilvl="8" w:tplc="04090011" w:tentative="1">
-      <w:start w:val="1"/>
-      <w:numFmt w:val="decimalEnclosedCircle"/>
-      <w:lvlText w:val="%9"/>
-      <w:lvlJc w:val="left"/>
-      <w:pPr>
-        <w:ind w:left="3960" w:hanging="440"/>
-      </w:pPr>
-    </w:lvl>
-  </w:abstractNum>
-  <w:abstractNum w:abstractNumId="7" w15:restartNumberingAfterBreak="0">
-    <w:nsid w:val="3E300119"/>
-    <w:multiLevelType w:val="hybridMultilevel"/>
-    <w:tmpl w:val="9B7EBEA8"/>
-    <w:name w:val="__API_DOC_SQUARE_BULLET__2"/>
-    <w:lvl w:ilvl="0" w:tplc="0409000F">
-      <w:start w:val="1"/>
-      <w:numFmt w:val="decimal"/>
-      <w:lvlText w:val="%1."/>
-      <w:lvlJc w:val="left"/>
-      <w:pPr>
-        <w:ind w:left="440" w:hanging="440"/>
-      </w:pPr>
-    </w:lvl>
-    <w:lvl w:ilvl="1" w:tplc="04090017" w:tentative="1">
-      <w:start w:val="1"/>
-      <w:numFmt w:val="aiueoFullWidth"/>
-      <w:lvlText w:val="(%2)"/>
-      <w:lvlJc w:val="left"/>
-      <w:pPr>
-        <w:ind w:left="880" w:hanging="440"/>
-      </w:pPr>
-    </w:lvl>
-    <w:lvl w:ilvl="2" w:tplc="04090011" w:tentative="1">
-      <w:start w:val="1"/>
-      <w:numFmt w:val="decimalEnclosedCircle"/>
-      <w:lvlText w:val="%3"/>
-      <w:lvlJc w:val="left"/>
-      <w:pPr>
-        <w:ind w:left="1320" w:hanging="440"/>
-      </w:pPr>
-    </w:lvl>
-    <w:lvl w:ilvl="3" w:tplc="0409000F" w:tentative="1">
-      <w:start w:val="1"/>
-      <w:numFmt w:val="decimal"/>
-      <w:lvlText w:val="%4."/>
-      <w:lvlJc w:val="left"/>
-      <w:pPr>
-        <w:ind w:left="1760" w:hanging="440"/>
-      </w:pPr>
-    </w:lvl>
-    <w:lvl w:ilvl="4" w:tplc="04090017" w:tentative="1">
-      <w:start w:val="1"/>
-      <w:numFmt w:val="aiueoFullWidth"/>
-      <w:lvlText w:val="(%5)"/>
-      <w:lvlJc w:val="left"/>
-      <w:pPr>
-        <w:ind w:left="2200" w:hanging="440"/>
-      </w:pPr>
-    </w:lvl>
-    <w:lvl w:ilvl="5" w:tplc="04090011" w:tentative="1">
-      <w:start w:val="1"/>
-      <w:numFmt w:val="decimalEnclosedCircle"/>
-      <w:lvlText w:val="%6"/>
-      <w:lvlJc w:val="left"/>
-      <w:pPr>
-        <w:ind w:left="2640" w:hanging="440"/>
-      </w:pPr>
-    </w:lvl>
-    <w:lvl w:ilvl="6" w:tplc="0409000F" w:tentative="1">
-      <w:start w:val="1"/>
-      <w:numFmt w:val="decimal"/>
-      <w:lvlText w:val="%7."/>
-      <w:lvlJc w:val="left"/>
-      <w:pPr>
-        <w:ind w:left="3080" w:hanging="440"/>
-      </w:pPr>
-    </w:lvl>
-    <w:lvl w:ilvl="7" w:tplc="04090017" w:tentative="1">
-      <w:start w:val="1"/>
-      <w:numFmt w:val="aiueoFullWidth"/>
-      <w:lvlText w:val="(%8)"/>
-      <w:lvlJc w:val="left"/>
-      <w:pPr>
-        <w:ind w:left="3520" w:hanging="440"/>
-      </w:pPr>
-    </w:lvl>
-    <w:lvl w:ilvl="8" w:tplc="04090011" w:tentative="1">
-      <w:start w:val="1"/>
-      <w:numFmt w:val="decimalEnclosedCircle"/>
-      <w:lvlText w:val="%9"/>
-      <w:lvlJc w:val="left"/>
-      <w:pPr>
-        <w:ind w:left="3960" w:hanging="440"/>
-      </w:pPr>
-    </w:lvl>
-  </w:abstractNum>
-  <w:abstractNum w:abstractNumId="8" w15:restartNumberingAfterBreak="0">
-    <w:nsid w:val="54FF6F7E"/>
-    <w:multiLevelType w:val="hybridMultilevel"/>
-    <w:tmpl w:val="0114CB98"/>
-    <w:name w:val="__API_DOC_SQUARE_BULLET__2222222"/>
-    <w:lvl w:ilvl="0" w:tplc="0409000F">
-      <w:start w:val="1"/>
-      <w:numFmt w:val="decimal"/>
-      <w:lvlText w:val="%1."/>
-      <w:lvlJc w:val="left"/>
-      <w:pPr>
-        <w:ind w:left="440" w:hanging="440"/>
-      </w:pPr>
-    </w:lvl>
-    <w:lvl w:ilvl="1" w:tplc="04090017" w:tentative="1">
-      <w:start w:val="1"/>
-      <w:numFmt w:val="aiueoFullWidth"/>
-      <w:lvlText w:val="(%2)"/>
-      <w:lvlJc w:val="left"/>
-      <w:pPr>
-        <w:ind w:left="880" w:hanging="440"/>
-      </w:pPr>
-    </w:lvl>
-    <w:lvl w:ilvl="2" w:tplc="04090011" w:tentative="1">
-      <w:start w:val="1"/>
-      <w:numFmt w:val="decimalEnclosedCircle"/>
-      <w:lvlText w:val="%3"/>
-      <w:lvlJc w:val="left"/>
-      <w:pPr>
-        <w:ind w:left="1320" w:hanging="440"/>
-      </w:pPr>
-    </w:lvl>
-    <w:lvl w:ilvl="3" w:tplc="0409000F" w:tentative="1">
-      <w:start w:val="1"/>
-      <w:numFmt w:val="decimal"/>
-      <w:lvlText w:val="%4."/>
-      <w:lvlJc w:val="left"/>
-      <w:pPr>
-        <w:ind w:left="1760" w:hanging="440"/>
-      </w:pPr>
-    </w:lvl>
-    <w:lvl w:ilvl="4" w:tplc="04090017" w:tentative="1">
-      <w:start w:val="1"/>
-      <w:numFmt w:val="aiueoFullWidth"/>
-      <w:lvlText w:val="(%5)"/>
-      <w:lvlJc w:val="left"/>
-      <w:pPr>
-        <w:ind w:left="2200" w:hanging="440"/>
-      </w:pPr>
-    </w:lvl>
-    <w:lvl w:ilvl="5" w:tplc="04090011" w:tentative="1">
-      <w:start w:val="1"/>
-      <w:numFmt w:val="decimalEnclosedCircle"/>
-      <w:lvlText w:val="%6"/>
-      <w:lvlJc w:val="left"/>
-      <w:pPr>
-        <w:ind w:left="2640" w:hanging="440"/>
-      </w:pPr>
-    </w:lvl>
-    <w:lvl w:ilvl="6" w:tplc="0409000F" w:tentative="1">
-      <w:start w:val="1"/>
-      <w:numFmt w:val="decimal"/>
-      <w:lvlText w:val="%7."/>
-      <w:lvlJc w:val="left"/>
-      <w:pPr>
-        <w:ind w:left="3080" w:hanging="440"/>
-      </w:pPr>
-    </w:lvl>
-    <w:lvl w:ilvl="7" w:tplc="04090017" w:tentative="1">
-      <w:start w:val="1"/>
-      <w:numFmt w:val="aiueoFullWidth"/>
-      <w:lvlText w:val="(%8)"/>
-      <w:lvlJc w:val="left"/>
-      <w:pPr>
-        <w:ind w:left="3520" w:hanging="440"/>
-      </w:pPr>
-    </w:lvl>
-    <w:lvl w:ilvl="8" w:tplc="04090011" w:tentative="1">
-      <w:start w:val="1"/>
-      <w:numFmt w:val="decimalEnclosedCircle"/>
-      <w:lvlText w:val="%9"/>
-      <w:lvlJc w:val="left"/>
-      <w:pPr>
-        <w:ind w:left="3960" w:hanging="440"/>
-      </w:pPr>
-    </w:lvl>
-  </w:abstractNum>
-  <w:abstractNum w:abstractNumId="9" w15:restartNumberingAfterBreak="0">
-    <w:nsid w:val="6AB97CB5"/>
+    <w:nsid w:val="29F73068"/>
     <w:multiLevelType w:val="singleLevel"/>
     <w:tmpl w:val="0409000F"/>
     <w:name w:val="__API_DOC_SQUARE_BULLET__"/>
@@ -33394,10 +32840,97 @@
       </w:pPr>
     </w:lvl>
   </w:abstractNum>
-  <w:abstractNum w:abstractNumId="10" w15:restartNumberingAfterBreak="0">
-    <w:nsid w:val="6B8F2139"/>
+  <w:abstractNum w:abstractNumId="5" w15:restartNumberingAfterBreak="0">
+    <w:nsid w:val="2F9A7463"/>
     <w:multiLevelType w:val="hybridMultilevel"/>
-    <w:tmpl w:val="966C4810"/>
+    <w:tmpl w:val="8EEEA6C6"/>
+    <w:name w:val="__API_DOC_SQUARE_BULLET__2222222"/>
+    <w:lvl w:ilvl="0" w:tplc="0409000F">
+      <w:start w:val="1"/>
+      <w:numFmt w:val="decimal"/>
+      <w:lvlText w:val="%1."/>
+      <w:lvlJc w:val="left"/>
+      <w:pPr>
+        <w:ind w:left="440" w:hanging="440"/>
+      </w:pPr>
+    </w:lvl>
+    <w:lvl w:ilvl="1" w:tplc="04090017" w:tentative="1">
+      <w:start w:val="1"/>
+      <w:numFmt w:val="aiueoFullWidth"/>
+      <w:lvlText w:val="(%2)"/>
+      <w:lvlJc w:val="left"/>
+      <w:pPr>
+        <w:ind w:left="880" w:hanging="440"/>
+      </w:pPr>
+    </w:lvl>
+    <w:lvl w:ilvl="2" w:tplc="04090011" w:tentative="1">
+      <w:start w:val="1"/>
+      <w:numFmt w:val="decimalEnclosedCircle"/>
+      <w:lvlText w:val="%3"/>
+      <w:lvlJc w:val="left"/>
+      <w:pPr>
+        <w:ind w:left="1320" w:hanging="440"/>
+      </w:pPr>
+    </w:lvl>
+    <w:lvl w:ilvl="3" w:tplc="0409000F" w:tentative="1">
+      <w:start w:val="1"/>
+      <w:numFmt w:val="decimal"/>
+      <w:lvlText w:val="%4."/>
+      <w:lvlJc w:val="left"/>
+      <w:pPr>
+        <w:ind w:left="1760" w:hanging="440"/>
+      </w:pPr>
+    </w:lvl>
+    <w:lvl w:ilvl="4" w:tplc="04090017" w:tentative="1">
+      <w:start w:val="1"/>
+      <w:numFmt w:val="aiueoFullWidth"/>
+      <w:lvlText w:val="(%5)"/>
+      <w:lvlJc w:val="left"/>
+      <w:pPr>
+        <w:ind w:left="2200" w:hanging="440"/>
+      </w:pPr>
+    </w:lvl>
+    <w:lvl w:ilvl="5" w:tplc="04090011" w:tentative="1">
+      <w:start w:val="1"/>
+      <w:numFmt w:val="decimalEnclosedCircle"/>
+      <w:lvlText w:val="%6"/>
+      <w:lvlJc w:val="left"/>
+      <w:pPr>
+        <w:ind w:left="2640" w:hanging="440"/>
+      </w:pPr>
+    </w:lvl>
+    <w:lvl w:ilvl="6" w:tplc="0409000F" w:tentative="1">
+      <w:start w:val="1"/>
+      <w:numFmt w:val="decimal"/>
+      <w:lvlText w:val="%7."/>
+      <w:lvlJc w:val="left"/>
+      <w:pPr>
+        <w:ind w:left="3080" w:hanging="440"/>
+      </w:pPr>
+    </w:lvl>
+    <w:lvl w:ilvl="7" w:tplc="04090017" w:tentative="1">
+      <w:start w:val="1"/>
+      <w:numFmt w:val="aiueoFullWidth"/>
+      <w:lvlText w:val="(%8)"/>
+      <w:lvlJc w:val="left"/>
+      <w:pPr>
+        <w:ind w:left="3520" w:hanging="440"/>
+      </w:pPr>
+    </w:lvl>
+    <w:lvl w:ilvl="8" w:tplc="04090011" w:tentative="1">
+      <w:start w:val="1"/>
+      <w:numFmt w:val="decimalEnclosedCircle"/>
+      <w:lvlText w:val="%9"/>
+      <w:lvlJc w:val="left"/>
+      <w:pPr>
+        <w:ind w:left="3960" w:hanging="440"/>
+      </w:pPr>
+    </w:lvl>
+  </w:abstractNum>
+  <w:abstractNum w:abstractNumId="6" w15:restartNumberingAfterBreak="0">
+    <w:nsid w:val="3AE05EF8"/>
+    <w:multiLevelType w:val="hybridMultilevel"/>
+    <w:tmpl w:val="473AC996"/>
     <w:name w:val="__API_DOC_SQUARE_BULLET__22222"/>
     <w:lvl w:ilvl="0" w:tplc="0409000F">
       <w:start w:val="1"/>
@@ -33481,11 +33014,359 @@
       </w:pPr>
     </w:lvl>
   </w:abstractNum>
+  <w:abstractNum w:abstractNumId="7" w15:restartNumberingAfterBreak="0">
+    <w:nsid w:val="3CD16418"/>
+    <w:multiLevelType w:val="hybridMultilevel"/>
+    <w:tmpl w:val="64160042"/>
+    <w:name w:val="__API_DOC_SQUARE_BULLET__222"/>
+    <w:lvl w:ilvl="0" w:tplc="0409000F">
+      <w:start w:val="1"/>
+      <w:numFmt w:val="decimal"/>
+      <w:lvlText w:val="%1."/>
+      <w:lvlJc w:val="left"/>
+      <w:pPr>
+        <w:ind w:left="440" w:hanging="440"/>
+      </w:pPr>
+    </w:lvl>
+    <w:lvl w:ilvl="1" w:tplc="04090017" w:tentative="1">
+      <w:start w:val="1"/>
+      <w:numFmt w:val="aiueoFullWidth"/>
+      <w:lvlText w:val="(%2)"/>
+      <w:lvlJc w:val="left"/>
+      <w:pPr>
+        <w:ind w:left="880" w:hanging="440"/>
+      </w:pPr>
+    </w:lvl>
+    <w:lvl w:ilvl="2" w:tplc="04090011" w:tentative="1">
+      <w:start w:val="1"/>
+      <w:numFmt w:val="decimalEnclosedCircle"/>
+      <w:lvlText w:val="%3"/>
+      <w:lvlJc w:val="left"/>
+      <w:pPr>
+        <w:ind w:left="1320" w:hanging="440"/>
+      </w:pPr>
+    </w:lvl>
+    <w:lvl w:ilvl="3" w:tplc="0409000F" w:tentative="1">
+      <w:start w:val="1"/>
+      <w:numFmt w:val="decimal"/>
+      <w:lvlText w:val="%4."/>
+      <w:lvlJc w:val="left"/>
+      <w:pPr>
+        <w:ind w:left="1760" w:hanging="440"/>
+      </w:pPr>
+    </w:lvl>
+    <w:lvl w:ilvl="4" w:tplc="04090017" w:tentative="1">
+      <w:start w:val="1"/>
+      <w:numFmt w:val="aiueoFullWidth"/>
+      <w:lvlText w:val="(%5)"/>
+      <w:lvlJc w:val="left"/>
+      <w:pPr>
+        <w:ind w:left="2200" w:hanging="440"/>
+      </w:pPr>
+    </w:lvl>
+    <w:lvl w:ilvl="5" w:tplc="04090011" w:tentative="1">
+      <w:start w:val="1"/>
+      <w:numFmt w:val="decimalEnclosedCircle"/>
+      <w:lvlText w:val="%6"/>
+      <w:lvlJc w:val="left"/>
+      <w:pPr>
+        <w:ind w:left="2640" w:hanging="440"/>
+      </w:pPr>
+    </w:lvl>
+    <w:lvl w:ilvl="6" w:tplc="0409000F" w:tentative="1">
+      <w:start w:val="1"/>
+      <w:numFmt w:val="decimal"/>
+      <w:lvlText w:val="%7."/>
+      <w:lvlJc w:val="left"/>
+      <w:pPr>
+        <w:ind w:left="3080" w:hanging="440"/>
+      </w:pPr>
+    </w:lvl>
+    <w:lvl w:ilvl="7" w:tplc="04090017" w:tentative="1">
+      <w:start w:val="1"/>
+      <w:numFmt w:val="aiueoFullWidth"/>
+      <w:lvlText w:val="(%8)"/>
+      <w:lvlJc w:val="left"/>
+      <w:pPr>
+        <w:ind w:left="3520" w:hanging="440"/>
+      </w:pPr>
+    </w:lvl>
+    <w:lvl w:ilvl="8" w:tplc="04090011" w:tentative="1">
+      <w:start w:val="1"/>
+      <w:numFmt w:val="decimalEnclosedCircle"/>
+      <w:lvlText w:val="%9"/>
+      <w:lvlJc w:val="left"/>
+      <w:pPr>
+        <w:ind w:left="3960" w:hanging="440"/>
+      </w:pPr>
+    </w:lvl>
+  </w:abstractNum>
+  <w:abstractNum w:abstractNumId="8" w15:restartNumberingAfterBreak="0">
+    <w:nsid w:val="3E3D62D6"/>
+    <w:multiLevelType w:val="hybridMultilevel"/>
+    <w:tmpl w:val="03508E84"/>
+    <w:name w:val="__API_DOC_SQUARE_BULLET__22"/>
+    <w:lvl w:ilvl="0" w:tplc="0409000F">
+      <w:start w:val="1"/>
+      <w:numFmt w:val="decimal"/>
+      <w:lvlText w:val="%1."/>
+      <w:lvlJc w:val="left"/>
+      <w:pPr>
+        <w:ind w:left="440" w:hanging="440"/>
+      </w:pPr>
+    </w:lvl>
+    <w:lvl w:ilvl="1" w:tplc="04090017" w:tentative="1">
+      <w:start w:val="1"/>
+      <w:numFmt w:val="aiueoFullWidth"/>
+      <w:lvlText w:val="(%2)"/>
+      <w:lvlJc w:val="left"/>
+      <w:pPr>
+        <w:ind w:left="880" w:hanging="440"/>
+      </w:pPr>
+    </w:lvl>
+    <w:lvl w:ilvl="2" w:tplc="04090011" w:tentative="1">
+      <w:start w:val="1"/>
+      <w:numFmt w:val="decimalEnclosedCircle"/>
+      <w:lvlText w:val="%3"/>
+      <w:lvlJc w:val="left"/>
+      <w:pPr>
+        <w:ind w:left="1320" w:hanging="440"/>
+      </w:pPr>
+    </w:lvl>
+    <w:lvl w:ilvl="3" w:tplc="0409000F" w:tentative="1">
+      <w:start w:val="1"/>
+      <w:numFmt w:val="decimal"/>
+      <w:lvlText w:val="%4."/>
+      <w:lvlJc w:val="left"/>
+      <w:pPr>
+        <w:ind w:left="1760" w:hanging="440"/>
+      </w:pPr>
+    </w:lvl>
+    <w:lvl w:ilvl="4" w:tplc="04090017" w:tentative="1">
+      <w:start w:val="1"/>
+      <w:numFmt w:val="aiueoFullWidth"/>
+      <w:lvlText w:val="(%5)"/>
+      <w:lvlJc w:val="left"/>
+      <w:pPr>
+        <w:ind w:left="2200" w:hanging="440"/>
+      </w:pPr>
+    </w:lvl>
+    <w:lvl w:ilvl="5" w:tplc="04090011" w:tentative="1">
+      <w:start w:val="1"/>
+      <w:numFmt w:val="decimalEnclosedCircle"/>
+      <w:lvlText w:val="%6"/>
+      <w:lvlJc w:val="left"/>
+      <w:pPr>
+        <w:ind w:left="2640" w:hanging="440"/>
+      </w:pPr>
+    </w:lvl>
+    <w:lvl w:ilvl="6" w:tplc="0409000F" w:tentative="1">
+      <w:start w:val="1"/>
+      <w:numFmt w:val="decimal"/>
+      <w:lvlText w:val="%7."/>
+      <w:lvlJc w:val="left"/>
+      <w:pPr>
+        <w:ind w:left="3080" w:hanging="440"/>
+      </w:pPr>
+    </w:lvl>
+    <w:lvl w:ilvl="7" w:tplc="04090017" w:tentative="1">
+      <w:start w:val="1"/>
+      <w:numFmt w:val="aiueoFullWidth"/>
+      <w:lvlText w:val="(%8)"/>
+      <w:lvlJc w:val="left"/>
+      <w:pPr>
+        <w:ind w:left="3520" w:hanging="440"/>
+      </w:pPr>
+    </w:lvl>
+    <w:lvl w:ilvl="8" w:tplc="04090011" w:tentative="1">
+      <w:start w:val="1"/>
+      <w:numFmt w:val="decimalEnclosedCircle"/>
+      <w:lvlText w:val="%9"/>
+      <w:lvlJc w:val="left"/>
+      <w:pPr>
+        <w:ind w:left="3960" w:hanging="440"/>
+      </w:pPr>
+    </w:lvl>
+  </w:abstractNum>
+  <w:abstractNum w:abstractNumId="9" w15:restartNumberingAfterBreak="0">
+    <w:nsid w:val="60A44F61"/>
+    <w:multiLevelType w:val="hybridMultilevel"/>
+    <w:tmpl w:val="F5DA5824"/>
+    <w:name w:val="__API_DOC_SQUARE_BULLET__2222"/>
+    <w:lvl w:ilvl="0" w:tplc="0409000F">
+      <w:start w:val="1"/>
+      <w:numFmt w:val="decimal"/>
+      <w:lvlText w:val="%1."/>
+      <w:lvlJc w:val="left"/>
+      <w:pPr>
+        <w:ind w:left="440" w:hanging="440"/>
+      </w:pPr>
+    </w:lvl>
+    <w:lvl w:ilvl="1" w:tplc="04090017" w:tentative="1">
+      <w:start w:val="1"/>
+      <w:numFmt w:val="aiueoFullWidth"/>
+      <w:lvlText w:val="(%2)"/>
+      <w:lvlJc w:val="left"/>
+      <w:pPr>
+        <w:ind w:left="880" w:hanging="440"/>
+      </w:pPr>
+    </w:lvl>
+    <w:lvl w:ilvl="2" w:tplc="04090011" w:tentative="1">
+      <w:start w:val="1"/>
+      <w:numFmt w:val="decimalEnclosedCircle"/>
+      <w:lvlText w:val="%3"/>
+      <w:lvlJc w:val="left"/>
+      <w:pPr>
+        <w:ind w:left="1320" w:hanging="440"/>
+      </w:pPr>
+    </w:lvl>
+    <w:lvl w:ilvl="3" w:tplc="0409000F" w:tentative="1">
+      <w:start w:val="1"/>
+      <w:numFmt w:val="decimal"/>
+      <w:lvlText w:val="%4."/>
+      <w:lvlJc w:val="left"/>
+      <w:pPr>
+        <w:ind w:left="1760" w:hanging="440"/>
+      </w:pPr>
+    </w:lvl>
+    <w:lvl w:ilvl="4" w:tplc="04090017" w:tentative="1">
+      <w:start w:val="1"/>
+      <w:numFmt w:val="aiueoFullWidth"/>
+      <w:lvlText w:val="(%5)"/>
+      <w:lvlJc w:val="left"/>
+      <w:pPr>
+        <w:ind w:left="2200" w:hanging="440"/>
+      </w:pPr>
+    </w:lvl>
+    <w:lvl w:ilvl="5" w:tplc="04090011" w:tentative="1">
+      <w:start w:val="1"/>
+      <w:numFmt w:val="decimalEnclosedCircle"/>
+      <w:lvlText w:val="%6"/>
+      <w:lvlJc w:val="left"/>
+      <w:pPr>
+        <w:ind w:left="2640" w:hanging="440"/>
+      </w:pPr>
+    </w:lvl>
+    <w:lvl w:ilvl="6" w:tplc="0409000F" w:tentative="1">
+      <w:start w:val="1"/>
+      <w:numFmt w:val="decimal"/>
+      <w:lvlText w:val="%7."/>
+      <w:lvlJc w:val="left"/>
+      <w:pPr>
+        <w:ind w:left="3080" w:hanging="440"/>
+      </w:pPr>
+    </w:lvl>
+    <w:lvl w:ilvl="7" w:tplc="04090017" w:tentative="1">
+      <w:start w:val="1"/>
+      <w:numFmt w:val="aiueoFullWidth"/>
+      <w:lvlText w:val="(%8)"/>
+      <w:lvlJc w:val="left"/>
+      <w:pPr>
+        <w:ind w:left="3520" w:hanging="440"/>
+      </w:pPr>
+    </w:lvl>
+    <w:lvl w:ilvl="8" w:tplc="04090011" w:tentative="1">
+      <w:start w:val="1"/>
+      <w:numFmt w:val="decimalEnclosedCircle"/>
+      <w:lvlText w:val="%9"/>
+      <w:lvlJc w:val="left"/>
+      <w:pPr>
+        <w:ind w:left="3960" w:hanging="440"/>
+      </w:pPr>
+    </w:lvl>
+  </w:abstractNum>
+  <w:abstractNum w:abstractNumId="10" w15:restartNumberingAfterBreak="0">
+    <w:nsid w:val="657E50E3"/>
+    <w:multiLevelType w:val="hybridMultilevel"/>
+    <w:tmpl w:val="9F46B0BC"/>
+    <w:name w:val="__API_DOC_SQUARE_BULLET__2222222222"/>
+    <w:lvl w:ilvl="0" w:tplc="0409000F">
+      <w:start w:val="1"/>
+      <w:numFmt w:val="decimal"/>
+      <w:lvlText w:val="%1."/>
+      <w:lvlJc w:val="left"/>
+      <w:pPr>
+        <w:ind w:left="440" w:hanging="440"/>
+      </w:pPr>
+    </w:lvl>
+    <w:lvl w:ilvl="1" w:tplc="04090017" w:tentative="1">
+      <w:start w:val="1"/>
+      <w:numFmt w:val="aiueoFullWidth"/>
+      <w:lvlText w:val="(%2)"/>
+      <w:lvlJc w:val="left"/>
+      <w:pPr>
+        <w:ind w:left="880" w:hanging="440"/>
+      </w:pPr>
+    </w:lvl>
+    <w:lvl w:ilvl="2" w:tplc="04090011" w:tentative="1">
+      <w:start w:val="1"/>
+      <w:numFmt w:val="decimalEnclosedCircle"/>
+      <w:lvlText w:val="%3"/>
+      <w:lvlJc w:val="left"/>
+      <w:pPr>
+        <w:ind w:left="1320" w:hanging="440"/>
+      </w:pPr>
+    </w:lvl>
+    <w:lvl w:ilvl="3" w:tplc="0409000F" w:tentative="1">
+      <w:start w:val="1"/>
+      <w:numFmt w:val="decimal"/>
+      <w:lvlText w:val="%4."/>
+      <w:lvlJc w:val="left"/>
+      <w:pPr>
+        <w:ind w:left="1760" w:hanging="440"/>
+      </w:pPr>
+    </w:lvl>
+    <w:lvl w:ilvl="4" w:tplc="04090017" w:tentative="1">
+      <w:start w:val="1"/>
+      <w:numFmt w:val="aiueoFullWidth"/>
+      <w:lvlText w:val="(%5)"/>
+      <w:lvlJc w:val="left"/>
+      <w:pPr>
+        <w:ind w:left="2200" w:hanging="440"/>
+      </w:pPr>
+    </w:lvl>
+    <w:lvl w:ilvl="5" w:tplc="04090011" w:tentative="1">
+      <w:start w:val="1"/>
+      <w:numFmt w:val="decimalEnclosedCircle"/>
+      <w:lvlText w:val="%6"/>
+      <w:lvlJc w:val="left"/>
+      <w:pPr>
+        <w:ind w:left="2640" w:hanging="440"/>
+      </w:pPr>
+    </w:lvl>
+    <w:lvl w:ilvl="6" w:tplc="0409000F" w:tentative="1">
+      <w:start w:val="1"/>
+      <w:numFmt w:val="decimal"/>
+      <w:lvlText w:val="%7."/>
+      <w:lvlJc w:val="left"/>
+      <w:pPr>
+        <w:ind w:left="3080" w:hanging="440"/>
+      </w:pPr>
+    </w:lvl>
+    <w:lvl w:ilvl="7" w:tplc="04090017" w:tentative="1">
+      <w:start w:val="1"/>
+      <w:numFmt w:val="aiueoFullWidth"/>
+      <w:lvlText w:val="(%8)"/>
+      <w:lvlJc w:val="left"/>
+      <w:pPr>
+        <w:ind w:left="3520" w:hanging="440"/>
+      </w:pPr>
+    </w:lvl>
+    <w:lvl w:ilvl="8" w:tplc="04090011" w:tentative="1">
+      <w:start w:val="1"/>
+      <w:numFmt w:val="decimalEnclosedCircle"/>
+      <w:lvlText w:val="%9"/>
+      <w:lvlJc w:val="left"/>
+      <w:pPr>
+        <w:ind w:left="3960" w:hanging="440"/>
+      </w:pPr>
+    </w:lvl>
+  </w:abstractNum>
   <w:abstractNum w:abstractNumId="11" w15:restartNumberingAfterBreak="0">
-    <w:nsid w:val="77EE30B7"/>
+    <w:nsid w:val="6A522BDE"/>
     <w:multiLevelType w:val="hybridMultilevel"/>
-    <w:tmpl w:val="423AFADA"/>
-    <w:name w:val="__API_DOC_SQUARE_BULLET__22"/>
+    <w:tmpl w:val="1FE2A5BE"/>
+    <w:name w:val="__API_DOC_SQUARE_BULLET__222222"/>
     <w:lvl w:ilvl="0" w:tplc="0409000F">
       <w:start w:val="1"/>
       <w:numFmt w:val="decimal"/>
@@ -33685,41 +33566,41 @@
   <w:num w:numId="1" w16cid:durableId="296302402">
     <w:abstractNumId w:val="12"/>
   </w:num>
-  <w:num w:numId="2" w16cid:durableId="1106535977">
+  <w:num w:numId="2" w16cid:durableId="679086880">
     <w:abstractNumId w:val="0"/>
   </w:num>
-  <w:num w:numId="3" w16cid:durableId="281421580">
+  <w:num w:numId="3" w16cid:durableId="487093615">
+    <w:abstractNumId w:val="4"/>
+  </w:num>
+  <w:num w:numId="4" w16cid:durableId="1912503985">
+    <w:abstractNumId w:val="2"/>
+  </w:num>
+  <w:num w:numId="5" w16cid:durableId="914241867">
+    <w:abstractNumId w:val="8"/>
+  </w:num>
+  <w:num w:numId="6" w16cid:durableId="1483693360">
+    <w:abstractNumId w:val="7"/>
+  </w:num>
+  <w:num w:numId="7" w16cid:durableId="1681080519">
     <w:abstractNumId w:val="9"/>
   </w:num>
-  <w:num w:numId="4" w16cid:durableId="1948534850">
-    <w:abstractNumId w:val="7"/>
+  <w:num w:numId="8" w16cid:durableId="1162896375">
+    <w:abstractNumId w:val="6"/>
   </w:num>
-  <w:num w:numId="5" w16cid:durableId="1278372360">
+  <w:num w:numId="9" w16cid:durableId="892929463">
     <w:abstractNumId w:val="11"/>
   </w:num>
-  <w:num w:numId="6" w16cid:durableId="1324164048">
-    <w:abstractNumId w:val="4"/>
+  <w:num w:numId="10" w16cid:durableId="1427117398">
+    <w:abstractNumId w:val="5"/>
   </w:num>
-  <w:num w:numId="7" w16cid:durableId="3872462">
-    <w:abstractNumId w:val="2"/>
-  </w:num>
-  <w:num w:numId="8" w16cid:durableId="1942301100">
-    <w:abstractNumId w:val="10"/>
-  </w:num>
-  <w:num w:numId="9" w16cid:durableId="266233139">
+  <w:num w:numId="11" w16cid:durableId="692457649">
     <w:abstractNumId w:val="1"/>
   </w:num>
-  <w:num w:numId="10" w16cid:durableId="1075080881">
-    <w:abstractNumId w:val="8"/>
+  <w:num w:numId="12" w16cid:durableId="536312000">
+    <w:abstractNumId w:val="3"/>
   </w:num>
-  <w:num w:numId="11" w16cid:durableId="1690910254">
-    <w:abstractNumId w:val="5"/>
-  </w:num>
-  <w:num w:numId="12" w16cid:durableId="1164659748">
-    <w:abstractNumId w:val="6"/>
-  </w:num>
-  <w:num w:numId="13" w16cid:durableId="556550315">
-    <w:abstractNumId w:val="3"/>
+  <w:num w:numId="13" w16cid:durableId="2002200587">
+    <w:abstractNumId w:val="10"/>
   </w:num>
   <w:numIdMacAtCleanup w:val="13"/>
 </w:numbering>

--- a/taniguchi/api/Fix/API設計書_ユーザー管理.docx
+++ b/taniguchi/api/Fix/API設計書_ユーザー管理.docx
@@ -224,7 +224,7 @@
                                     <w:sz w:val="28"/>
                                     <w:szCs w:val="28"/>
                                   </w:rPr>
-                                  <w:t>2026年6月3日</w:t>
+                                  <w:t>2026年7月4日</w:t>
                                 </w:r>
                               </w:p>
                               <w:p>
@@ -422,7 +422,7 @@
                               <w:sz w:val="28"/>
                               <w:szCs w:val="28"/>
                             </w:rPr>
-                            <w:t>2026年6月3日</w:t>
+                            <w:t>2026年7月4日</w:t>
                           </w:r>
                         </w:p>
                         <w:p>
@@ -663,7 +663,7 @@
                   </w:pBdr>
                 </w:pPr>
                 <w:r>
-                  <w:t>2026/6/3</w:t>
+                  <w:t>2026/7/4</w:t>
                 </w:r>
               </w:p>
             </w:tc>
@@ -1002,7 +1002,7 @@
       <w:r>
         <w:fldChar w:fldCharType="separate"/>
       </w:r>
-      <w:hyperlink w:anchor="_Toc231417137" w:history="1">
+      <w:hyperlink w:anchor="_Toc234080368" w:history="1">
         <w:r>
           <w:rPr>
             <w:rStyle w:val="afffffff5"/>
@@ -1029,7 +1029,7 @@
             <w:noProof/>
             <w:webHidden/>
           </w:rPr>
-          <w:instrText xml:space="preserve"> PAGEREF _Toc231417137 \h </w:instrText>
+          <w:instrText xml:space="preserve"> PAGEREF _Toc234080368 \h </w:instrText>
         </w:r>
         <w:r>
           <w:rPr>
@@ -1077,7 +1077,7 @@
           <w14:ligatures w14:val="standardContextual"/>
         </w:rPr>
       </w:pPr>
-      <w:hyperlink w:anchor="_Toc231417138" w:history="1">
+      <w:hyperlink w:anchor="_Toc234080369" w:history="1">
         <w:r>
           <w:rPr>
             <w:rStyle w:val="afffffff5"/>
@@ -1104,7 +1104,7 @@
             <w:noProof/>
             <w:webHidden/>
           </w:rPr>
-          <w:instrText xml:space="preserve"> PAGEREF _Toc231417138 \h </w:instrText>
+          <w:instrText xml:space="preserve"> PAGEREF _Toc234080369 \h </w:instrText>
         </w:r>
         <w:r>
           <w:rPr>
@@ -1152,7 +1152,7 @@
           <w14:ligatures w14:val="standardContextual"/>
         </w:rPr>
       </w:pPr>
-      <w:hyperlink w:anchor="_Toc231417139" w:history="1">
+      <w:hyperlink w:anchor="_Toc234080370" w:history="1">
         <w:r>
           <w:rPr>
             <w:rStyle w:val="afffffff5"/>
@@ -1179,7 +1179,7 @@
             <w:noProof/>
             <w:webHidden/>
           </w:rPr>
-          <w:instrText xml:space="preserve"> PAGEREF _Toc231417139 \h </w:instrText>
+          <w:instrText xml:space="preserve"> PAGEREF _Toc234080370 \h </w:instrText>
         </w:r>
         <w:r>
           <w:rPr>
@@ -1227,7 +1227,7 @@
           <w14:ligatures w14:val="standardContextual"/>
         </w:rPr>
       </w:pPr>
-      <w:hyperlink w:anchor="_Toc231417140" w:history="1">
+      <w:hyperlink w:anchor="_Toc234080371" w:history="1">
         <w:r>
           <w:rPr>
             <w:rStyle w:val="afffffff5"/>
@@ -1254,7 +1254,7 @@
             <w:noProof/>
             <w:webHidden/>
           </w:rPr>
-          <w:instrText xml:space="preserve"> PAGEREF _Toc231417140 \h </w:instrText>
+          <w:instrText xml:space="preserve"> PAGEREF _Toc234080371 \h </w:instrText>
         </w:r>
         <w:r>
           <w:rPr>
@@ -1302,7 +1302,7 @@
           <w14:ligatures w14:val="standardContextual"/>
         </w:rPr>
       </w:pPr>
-      <w:hyperlink w:anchor="_Toc231417141" w:history="1">
+      <w:hyperlink w:anchor="_Toc234080372" w:history="1">
         <w:r>
           <w:rPr>
             <w:rStyle w:val="afffffff5"/>
@@ -1329,7 +1329,7 @@
             <w:noProof/>
             <w:webHidden/>
           </w:rPr>
-          <w:instrText xml:space="preserve"> PAGEREF _Toc231417141 \h </w:instrText>
+          <w:instrText xml:space="preserve"> PAGEREF _Toc234080372 \h </w:instrText>
         </w:r>
         <w:r>
           <w:rPr>
@@ -1378,7 +1378,7 @@
           <w14:ligatures w14:val="standardContextual"/>
         </w:rPr>
       </w:pPr>
-      <w:hyperlink w:anchor="_Toc231417142" w:history="1">
+      <w:hyperlink w:anchor="_Toc234080373" w:history="1">
         <w:r>
           <w:rPr>
             <w:rStyle w:val="afffffff5"/>
@@ -1405,7 +1405,7 @@
             <w:noProof/>
             <w:webHidden/>
           </w:rPr>
-          <w:instrText xml:space="preserve"> PAGEREF _Toc231417142 \h </w:instrText>
+          <w:instrText xml:space="preserve"> PAGEREF _Toc234080373 \h </w:instrText>
         </w:r>
         <w:r>
           <w:rPr>
@@ -1453,7 +1453,7 @@
           <w14:ligatures w14:val="standardContextual"/>
         </w:rPr>
       </w:pPr>
-      <w:hyperlink w:anchor="_Toc231417143" w:history="1">
+      <w:hyperlink w:anchor="_Toc234080374" w:history="1">
         <w:r>
           <w:rPr>
             <w:rStyle w:val="afffffff5"/>
@@ -1480,7 +1480,7 @@
             <w:noProof/>
             <w:webHidden/>
           </w:rPr>
-          <w:instrText xml:space="preserve"> PAGEREF _Toc231417143 \h </w:instrText>
+          <w:instrText xml:space="preserve"> PAGEREF _Toc234080374 \h </w:instrText>
         </w:r>
         <w:r>
           <w:rPr>
@@ -1528,7 +1528,7 @@
           <w14:ligatures w14:val="standardContextual"/>
         </w:rPr>
       </w:pPr>
-      <w:hyperlink w:anchor="_Toc231417144" w:history="1">
+      <w:hyperlink w:anchor="_Toc234080375" w:history="1">
         <w:r>
           <w:rPr>
             <w:rStyle w:val="afffffff5"/>
@@ -1555,7 +1555,7 @@
             <w:noProof/>
             <w:webHidden/>
           </w:rPr>
-          <w:instrText xml:space="preserve"> PAGEREF _Toc231417144 \h </w:instrText>
+          <w:instrText xml:space="preserve"> PAGEREF _Toc234080375 \h </w:instrText>
         </w:r>
         <w:r>
           <w:rPr>
@@ -1603,7 +1603,7 @@
           <w14:ligatures w14:val="standardContextual"/>
         </w:rPr>
       </w:pPr>
-      <w:hyperlink w:anchor="_Toc231417145" w:history="1">
+      <w:hyperlink w:anchor="_Toc234080376" w:history="1">
         <w:r>
           <w:rPr>
             <w:rStyle w:val="afffffff5"/>
@@ -1630,7 +1630,7 @@
             <w:noProof/>
             <w:webHidden/>
           </w:rPr>
-          <w:instrText xml:space="preserve"> PAGEREF _Toc231417145 \h </w:instrText>
+          <w:instrText xml:space="preserve"> PAGEREF _Toc234080376 \h </w:instrText>
         </w:r>
         <w:r>
           <w:rPr>
@@ -1679,7 +1679,7 @@
           <w14:ligatures w14:val="standardContextual"/>
         </w:rPr>
       </w:pPr>
-      <w:hyperlink w:anchor="_Toc231417146" w:history="1">
+      <w:hyperlink w:anchor="_Toc234080377" w:history="1">
         <w:r>
           <w:rPr>
             <w:rStyle w:val="afffffff5"/>
@@ -1706,7 +1706,7 @@
             <w:noProof/>
             <w:webHidden/>
           </w:rPr>
-          <w:instrText xml:space="preserve"> PAGEREF _Toc231417146 \h </w:instrText>
+          <w:instrText xml:space="preserve"> PAGEREF _Toc234080377 \h </w:instrText>
         </w:r>
         <w:r>
           <w:rPr>
@@ -1754,7 +1754,7 @@
           <w14:ligatures w14:val="standardContextual"/>
         </w:rPr>
       </w:pPr>
-      <w:hyperlink w:anchor="_Toc231417147" w:history="1">
+      <w:hyperlink w:anchor="_Toc234080378" w:history="1">
         <w:r>
           <w:rPr>
             <w:rStyle w:val="afffffff5"/>
@@ -1781,7 +1781,7 @@
             <w:noProof/>
             <w:webHidden/>
           </w:rPr>
-          <w:instrText xml:space="preserve"> PAGEREF _Toc231417147 \h </w:instrText>
+          <w:instrText xml:space="preserve"> PAGEREF _Toc234080378 \h </w:instrText>
         </w:r>
         <w:r>
           <w:rPr>
@@ -1829,7 +1829,7 @@
           <w14:ligatures w14:val="standardContextual"/>
         </w:rPr>
       </w:pPr>
-      <w:hyperlink w:anchor="_Toc231417148" w:history="1">
+      <w:hyperlink w:anchor="_Toc234080379" w:history="1">
         <w:r>
           <w:rPr>
             <w:rStyle w:val="afffffff5"/>
@@ -1856,7 +1856,7 @@
             <w:noProof/>
             <w:webHidden/>
           </w:rPr>
-          <w:instrText xml:space="preserve"> PAGEREF _Toc231417148 \h </w:instrText>
+          <w:instrText xml:space="preserve"> PAGEREF _Toc234080379 \h </w:instrText>
         </w:r>
         <w:r>
           <w:rPr>
@@ -1904,7 +1904,7 @@
           <w14:ligatures w14:val="standardContextual"/>
         </w:rPr>
       </w:pPr>
-      <w:hyperlink w:anchor="_Toc231417149" w:history="1">
+      <w:hyperlink w:anchor="_Toc234080380" w:history="1">
         <w:r>
           <w:rPr>
             <w:rStyle w:val="afffffff5"/>
@@ -1931,7 +1931,7 @@
             <w:noProof/>
             <w:webHidden/>
           </w:rPr>
-          <w:instrText xml:space="preserve"> PAGEREF _Toc231417149 \h </w:instrText>
+          <w:instrText xml:space="preserve"> PAGEREF _Toc234080380 \h </w:instrText>
         </w:r>
         <w:r>
           <w:rPr>
@@ -1979,7 +1979,7 @@
           <w14:ligatures w14:val="standardContextual"/>
         </w:rPr>
       </w:pPr>
-      <w:hyperlink w:anchor="_Toc231417150" w:history="1">
+      <w:hyperlink w:anchor="_Toc234080381" w:history="1">
         <w:r>
           <w:rPr>
             <w:rStyle w:val="afffffff5"/>
@@ -2006,7 +2006,7 @@
             <w:noProof/>
             <w:webHidden/>
           </w:rPr>
-          <w:instrText xml:space="preserve"> PAGEREF _Toc231417150 \h </w:instrText>
+          <w:instrText xml:space="preserve"> PAGEREF _Toc234080381 \h </w:instrText>
         </w:r>
         <w:r>
           <w:rPr>
@@ -2054,7 +2054,7 @@
           <w14:ligatures w14:val="standardContextual"/>
         </w:rPr>
       </w:pPr>
-      <w:hyperlink w:anchor="_Toc231417151" w:history="1">
+      <w:hyperlink w:anchor="_Toc234080382" w:history="1">
         <w:r>
           <w:rPr>
             <w:rStyle w:val="afffffff5"/>
@@ -2081,7 +2081,7 @@
             <w:noProof/>
             <w:webHidden/>
           </w:rPr>
-          <w:instrText xml:space="preserve"> PAGEREF _Toc231417151 \h </w:instrText>
+          <w:instrText xml:space="preserve"> PAGEREF _Toc234080382 \h </w:instrText>
         </w:r>
         <w:r>
           <w:rPr>
@@ -2129,7 +2129,7 @@
           <w14:ligatures w14:val="standardContextual"/>
         </w:rPr>
       </w:pPr>
-      <w:hyperlink w:anchor="_Toc231417152" w:history="1">
+      <w:hyperlink w:anchor="_Toc234080383" w:history="1">
         <w:r>
           <w:rPr>
             <w:rStyle w:val="afffffff5"/>
@@ -2156,7 +2156,7 @@
             <w:noProof/>
             <w:webHidden/>
           </w:rPr>
-          <w:instrText xml:space="preserve"> PAGEREF _Toc231417152 \h </w:instrText>
+          <w:instrText xml:space="preserve"> PAGEREF _Toc234080383 \h </w:instrText>
         </w:r>
         <w:r>
           <w:rPr>
@@ -2204,7 +2204,7 @@
           <w14:ligatures w14:val="standardContextual"/>
         </w:rPr>
       </w:pPr>
-      <w:hyperlink w:anchor="_Toc231417153" w:history="1">
+      <w:hyperlink w:anchor="_Toc234080384" w:history="1">
         <w:r>
           <w:rPr>
             <w:rStyle w:val="afffffff5"/>
@@ -2231,7 +2231,7 @@
             <w:noProof/>
             <w:webHidden/>
           </w:rPr>
-          <w:instrText xml:space="preserve"> PAGEREF _Toc231417153 \h </w:instrText>
+          <w:instrText xml:space="preserve"> PAGEREF _Toc234080384 \h </w:instrText>
         </w:r>
         <w:r>
           <w:rPr>
@@ -2279,7 +2279,7 @@
           <w14:ligatures w14:val="standardContextual"/>
         </w:rPr>
       </w:pPr>
-      <w:hyperlink w:anchor="_Toc231417154" w:history="1">
+      <w:hyperlink w:anchor="_Toc234080385" w:history="1">
         <w:r>
           <w:rPr>
             <w:rStyle w:val="afffffff5"/>
@@ -2306,7 +2306,7 @@
             <w:noProof/>
             <w:webHidden/>
           </w:rPr>
-          <w:instrText xml:space="preserve"> PAGEREF _Toc231417154 \h </w:instrText>
+          <w:instrText xml:space="preserve"> PAGEREF _Toc234080385 \h </w:instrText>
         </w:r>
         <w:r>
           <w:rPr>
@@ -2354,7 +2354,7 @@
           <w14:ligatures w14:val="standardContextual"/>
         </w:rPr>
       </w:pPr>
-      <w:hyperlink w:anchor="_Toc231417155" w:history="1">
+      <w:hyperlink w:anchor="_Toc234080386" w:history="1">
         <w:r>
           <w:rPr>
             <w:rStyle w:val="afffffff5"/>
@@ -2381,7 +2381,7 @@
             <w:noProof/>
             <w:webHidden/>
           </w:rPr>
-          <w:instrText xml:space="preserve"> PAGEREF _Toc231417155 \h </w:instrText>
+          <w:instrText xml:space="preserve"> PAGEREF _Toc234080386 \h </w:instrText>
         </w:r>
         <w:r>
           <w:rPr>
@@ -2429,7 +2429,7 @@
           <w14:ligatures w14:val="standardContextual"/>
         </w:rPr>
       </w:pPr>
-      <w:hyperlink w:anchor="_Toc231417156" w:history="1">
+      <w:hyperlink w:anchor="_Toc234080387" w:history="1">
         <w:r>
           <w:rPr>
             <w:rStyle w:val="afffffff5"/>
@@ -2456,7 +2456,7 @@
             <w:noProof/>
             <w:webHidden/>
           </w:rPr>
-          <w:instrText xml:space="preserve"> PAGEREF _Toc231417156 \h </w:instrText>
+          <w:instrText xml:space="preserve"> PAGEREF _Toc234080387 \h </w:instrText>
         </w:r>
         <w:r>
           <w:rPr>
@@ -2503,7 +2503,7 @@
           <w14:ligatures w14:val="standardContextual"/>
         </w:rPr>
       </w:pPr>
-      <w:hyperlink w:anchor="_Toc231417157" w:history="1">
+      <w:hyperlink w:anchor="_Toc234080388" w:history="1">
         <w:r>
           <w:rPr>
             <w:rStyle w:val="afffffff5"/>
@@ -2530,7 +2530,7 @@
             <w:noProof/>
             <w:webHidden/>
           </w:rPr>
-          <w:instrText xml:space="preserve"> PAGEREF _Toc231417157 \h </w:instrText>
+          <w:instrText xml:space="preserve"> PAGEREF _Toc234080388 \h </w:instrText>
         </w:r>
         <w:r>
           <w:rPr>
@@ -2579,7 +2579,7 @@
           <w14:ligatures w14:val="standardContextual"/>
         </w:rPr>
       </w:pPr>
-      <w:hyperlink w:anchor="_Toc231417158" w:history="1">
+      <w:hyperlink w:anchor="_Toc234080389" w:history="1">
         <w:r>
           <w:rPr>
             <w:rStyle w:val="afffffff5"/>
@@ -2606,7 +2606,7 @@
             <w:noProof/>
             <w:webHidden/>
           </w:rPr>
-          <w:instrText xml:space="preserve"> PAGEREF _Toc231417158 \h </w:instrText>
+          <w:instrText xml:space="preserve"> PAGEREF _Toc234080389 \h </w:instrText>
         </w:r>
         <w:r>
           <w:rPr>
@@ -2626,7 +2626,7 @@
             <w:noProof/>
             <w:webHidden/>
           </w:rPr>
-          <w:t>15</w:t>
+          <w:t>14</w:t>
         </w:r>
         <w:r>
           <w:rPr>
@@ -2655,7 +2655,7 @@
           <w14:ligatures w14:val="standardContextual"/>
         </w:rPr>
       </w:pPr>
-      <w:hyperlink w:anchor="_Toc231417159" w:history="1">
+      <w:hyperlink w:anchor="_Toc234080390" w:history="1">
         <w:r>
           <w:rPr>
             <w:rStyle w:val="afffffff5"/>
@@ -2682,7 +2682,7 @@
             <w:noProof/>
             <w:webHidden/>
           </w:rPr>
-          <w:instrText xml:space="preserve"> PAGEREF _Toc231417159 \h </w:instrText>
+          <w:instrText xml:space="preserve"> PAGEREF _Toc234080390 \h </w:instrText>
         </w:r>
         <w:r>
           <w:rPr>
@@ -2730,7 +2730,7 @@
           <w14:ligatures w14:val="standardContextual"/>
         </w:rPr>
       </w:pPr>
-      <w:hyperlink w:anchor="_Toc231417160" w:history="1">
+      <w:hyperlink w:anchor="_Toc234080391" w:history="1">
         <w:r>
           <w:rPr>
             <w:rStyle w:val="afffffff5"/>
@@ -2757,7 +2757,7 @@
             <w:noProof/>
             <w:webHidden/>
           </w:rPr>
-          <w:instrText xml:space="preserve"> PAGEREF _Toc231417160 \h </w:instrText>
+          <w:instrText xml:space="preserve"> PAGEREF _Toc234080391 \h </w:instrText>
         </w:r>
         <w:r>
           <w:rPr>
@@ -2804,7 +2804,7 @@
           <w14:ligatures w14:val="standardContextual"/>
         </w:rPr>
       </w:pPr>
-      <w:hyperlink w:anchor="_Toc231417161" w:history="1">
+      <w:hyperlink w:anchor="_Toc234080392" w:history="1">
         <w:r>
           <w:rPr>
             <w:rStyle w:val="afffffff5"/>
@@ -2831,7 +2831,7 @@
             <w:noProof/>
             <w:webHidden/>
           </w:rPr>
-          <w:instrText xml:space="preserve"> PAGEREF _Toc231417161 \h </w:instrText>
+          <w:instrText xml:space="preserve"> PAGEREF _Toc234080392 \h </w:instrText>
         </w:r>
         <w:r>
           <w:rPr>
@@ -2878,7 +2878,7 @@
           <w14:ligatures w14:val="standardContextual"/>
         </w:rPr>
       </w:pPr>
-      <w:hyperlink w:anchor="_Toc231417162" w:history="1">
+      <w:hyperlink w:anchor="_Toc234080393" w:history="1">
         <w:r>
           <w:rPr>
             <w:rStyle w:val="afffffff5"/>
@@ -2905,7 +2905,7 @@
             <w:noProof/>
             <w:webHidden/>
           </w:rPr>
-          <w:instrText xml:space="preserve"> PAGEREF _Toc231417162 \h </w:instrText>
+          <w:instrText xml:space="preserve"> PAGEREF _Toc234080393 \h </w:instrText>
         </w:r>
         <w:r>
           <w:rPr>
@@ -2953,7 +2953,7 @@
           <w14:ligatures w14:val="standardContextual"/>
         </w:rPr>
       </w:pPr>
-      <w:hyperlink w:anchor="_Toc231417163" w:history="1">
+      <w:hyperlink w:anchor="_Toc234080394" w:history="1">
         <w:r>
           <w:rPr>
             <w:rStyle w:val="afffffff5"/>
@@ -2980,7 +2980,7 @@
             <w:noProof/>
             <w:webHidden/>
           </w:rPr>
-          <w:instrText xml:space="preserve"> PAGEREF _Toc231417163 \h </w:instrText>
+          <w:instrText xml:space="preserve"> PAGEREF _Toc234080394 \h </w:instrText>
         </w:r>
         <w:r>
           <w:rPr>
@@ -3000,7 +3000,7 @@
             <w:noProof/>
             <w:webHidden/>
           </w:rPr>
-          <w:t>20</w:t>
+          <w:t>19</w:t>
         </w:r>
         <w:r>
           <w:rPr>
@@ -3027,7 +3027,7 @@
           <w14:ligatures w14:val="standardContextual"/>
         </w:rPr>
       </w:pPr>
-      <w:hyperlink w:anchor="_Toc231417164" w:history="1">
+      <w:hyperlink w:anchor="_Toc234080395" w:history="1">
         <w:r>
           <w:rPr>
             <w:rStyle w:val="afffffff5"/>
@@ -3054,7 +3054,7 @@
             <w:noProof/>
             <w:webHidden/>
           </w:rPr>
-          <w:instrText xml:space="preserve"> PAGEREF _Toc231417164 \h </w:instrText>
+          <w:instrText xml:space="preserve"> PAGEREF _Toc234080395 \h </w:instrText>
         </w:r>
         <w:r>
           <w:rPr>
@@ -3074,7 +3074,7 @@
             <w:noProof/>
             <w:webHidden/>
           </w:rPr>
-          <w:t>20</w:t>
+          <w:t>19</w:t>
         </w:r>
         <w:r>
           <w:rPr>
@@ -3101,7 +3101,7 @@
           <w14:ligatures w14:val="standardContextual"/>
         </w:rPr>
       </w:pPr>
-      <w:hyperlink w:anchor="_Toc231417165" w:history="1">
+      <w:hyperlink w:anchor="_Toc234080396" w:history="1">
         <w:r>
           <w:rPr>
             <w:rStyle w:val="afffffff5"/>
@@ -3128,7 +3128,7 @@
             <w:noProof/>
             <w:webHidden/>
           </w:rPr>
-          <w:instrText xml:space="preserve"> PAGEREF _Toc231417165 \h </w:instrText>
+          <w:instrText xml:space="preserve"> PAGEREF _Toc234080396 \h </w:instrText>
         </w:r>
         <w:r>
           <w:rPr>
@@ -3148,7 +3148,7 @@
             <w:noProof/>
             <w:webHidden/>
           </w:rPr>
-          <w:t>21</w:t>
+          <w:t>20</w:t>
         </w:r>
         <w:r>
           <w:rPr>
@@ -3175,7 +3175,7 @@
           <w14:ligatures w14:val="standardContextual"/>
         </w:rPr>
       </w:pPr>
-      <w:hyperlink w:anchor="_Toc231417166" w:history="1">
+      <w:hyperlink w:anchor="_Toc234080397" w:history="1">
         <w:r>
           <w:rPr>
             <w:rStyle w:val="afffffff5"/>
@@ -3202,7 +3202,7 @@
             <w:noProof/>
             <w:webHidden/>
           </w:rPr>
-          <w:instrText xml:space="preserve"> PAGEREF _Toc231417166 \h </w:instrText>
+          <w:instrText xml:space="preserve"> PAGEREF _Toc234080397 \h </w:instrText>
         </w:r>
         <w:r>
           <w:rPr>
@@ -3222,7 +3222,7 @@
             <w:noProof/>
             <w:webHidden/>
           </w:rPr>
-          <w:t>22</w:t>
+          <w:t>21</w:t>
         </w:r>
         <w:r>
           <w:rPr>
@@ -3250,7 +3250,7 @@
           <w14:ligatures w14:val="standardContextual"/>
         </w:rPr>
       </w:pPr>
-      <w:hyperlink w:anchor="_Toc231417167" w:history="1">
+      <w:hyperlink w:anchor="_Toc234080398" w:history="1">
         <w:r>
           <w:rPr>
             <w:rStyle w:val="afffffff5"/>
@@ -3277,7 +3277,7 @@
             <w:noProof/>
             <w:webHidden/>
           </w:rPr>
-          <w:instrText xml:space="preserve"> PAGEREF _Toc231417167 \h </w:instrText>
+          <w:instrText xml:space="preserve"> PAGEREF _Toc234080398 \h </w:instrText>
         </w:r>
         <w:r>
           <w:rPr>
@@ -3324,7 +3324,7 @@
           <w14:ligatures w14:val="standardContextual"/>
         </w:rPr>
       </w:pPr>
-      <w:hyperlink w:anchor="_Toc231417168" w:history="1">
+      <w:hyperlink w:anchor="_Toc234080399" w:history="1">
         <w:r>
           <w:rPr>
             <w:rStyle w:val="afffffff5"/>
@@ -3351,7 +3351,7 @@
             <w:noProof/>
             <w:webHidden/>
           </w:rPr>
-          <w:instrText xml:space="preserve"> PAGEREF _Toc231417168 \h </w:instrText>
+          <w:instrText xml:space="preserve"> PAGEREF _Toc234080399 \h </w:instrText>
         </w:r>
         <w:r>
           <w:rPr>
@@ -3371,7 +3371,7 @@
             <w:noProof/>
             <w:webHidden/>
           </w:rPr>
-          <w:t>23</w:t>
+          <w:t>22</w:t>
         </w:r>
         <w:r>
           <w:rPr>
@@ -3398,7 +3398,7 @@
           <w14:ligatures w14:val="standardContextual"/>
         </w:rPr>
       </w:pPr>
-      <w:hyperlink w:anchor="_Toc231417169" w:history="1">
+      <w:hyperlink w:anchor="_Toc234080400" w:history="1">
         <w:r>
           <w:rPr>
             <w:rStyle w:val="afffffff5"/>
@@ -3425,7 +3425,7 @@
             <w:noProof/>
             <w:webHidden/>
           </w:rPr>
-          <w:instrText xml:space="preserve"> PAGEREF _Toc231417169 \h </w:instrText>
+          <w:instrText xml:space="preserve"> PAGEREF _Toc234080400 \h </w:instrText>
         </w:r>
         <w:r>
           <w:rPr>
@@ -3472,7 +3472,7 @@
           <w14:ligatures w14:val="standardContextual"/>
         </w:rPr>
       </w:pPr>
-      <w:hyperlink w:anchor="_Toc231417170" w:history="1">
+      <w:hyperlink w:anchor="_Toc234080401" w:history="1">
         <w:r>
           <w:rPr>
             <w:rStyle w:val="afffffff5"/>
@@ -3499,7 +3499,7 @@
             <w:noProof/>
             <w:webHidden/>
           </w:rPr>
-          <w:instrText xml:space="preserve"> PAGEREF _Toc231417170 \h </w:instrText>
+          <w:instrText xml:space="preserve"> PAGEREF _Toc234080401 \h </w:instrText>
         </w:r>
         <w:r>
           <w:rPr>
@@ -3519,7 +3519,7 @@
             <w:noProof/>
             <w:webHidden/>
           </w:rPr>
-          <w:t>24</w:t>
+          <w:t>23</w:t>
         </w:r>
         <w:r>
           <w:rPr>
@@ -3547,7 +3547,7 @@
           <w14:ligatures w14:val="standardContextual"/>
         </w:rPr>
       </w:pPr>
-      <w:hyperlink w:anchor="_Toc231417171" w:history="1">
+      <w:hyperlink w:anchor="_Toc234080402" w:history="1">
         <w:r>
           <w:rPr>
             <w:rStyle w:val="afffffff5"/>
@@ -3574,7 +3574,7 @@
             <w:noProof/>
             <w:webHidden/>
           </w:rPr>
-          <w:instrText xml:space="preserve"> PAGEREF _Toc231417171 \h </w:instrText>
+          <w:instrText xml:space="preserve"> PAGEREF _Toc234080402 \h </w:instrText>
         </w:r>
         <w:r>
           <w:rPr>
@@ -3621,7 +3621,7 @@
           <w14:ligatures w14:val="standardContextual"/>
         </w:rPr>
       </w:pPr>
-      <w:hyperlink w:anchor="_Toc231417172" w:history="1">
+      <w:hyperlink w:anchor="_Toc234080403" w:history="1">
         <w:r>
           <w:rPr>
             <w:rStyle w:val="afffffff5"/>
@@ -3648,7 +3648,7 @@
             <w:noProof/>
             <w:webHidden/>
           </w:rPr>
-          <w:instrText xml:space="preserve"> PAGEREF _Toc231417172 \h </w:instrText>
+          <w:instrText xml:space="preserve"> PAGEREF _Toc234080403 \h </w:instrText>
         </w:r>
         <w:r>
           <w:rPr>
@@ -3668,7 +3668,7 @@
             <w:noProof/>
             <w:webHidden/>
           </w:rPr>
-          <w:t>25</w:t>
+          <w:t>24</w:t>
         </w:r>
         <w:r>
           <w:rPr>
@@ -3695,7 +3695,7 @@
           <w14:ligatures w14:val="standardContextual"/>
         </w:rPr>
       </w:pPr>
-      <w:hyperlink w:anchor="_Toc231417173" w:history="1">
+      <w:hyperlink w:anchor="_Toc234080404" w:history="1">
         <w:r>
           <w:rPr>
             <w:rStyle w:val="afffffff5"/>
@@ -3722,7 +3722,7 @@
             <w:noProof/>
             <w:webHidden/>
           </w:rPr>
-          <w:instrText xml:space="preserve"> PAGEREF _Toc231417173 \h </w:instrText>
+          <w:instrText xml:space="preserve"> PAGEREF _Toc234080404 \h </w:instrText>
         </w:r>
         <w:r>
           <w:rPr>
@@ -3769,7 +3769,7 @@
           <w14:ligatures w14:val="standardContextual"/>
         </w:rPr>
       </w:pPr>
-      <w:hyperlink w:anchor="_Toc231417174" w:history="1">
+      <w:hyperlink w:anchor="_Toc234080405" w:history="1">
         <w:r>
           <w:rPr>
             <w:rStyle w:val="afffffff5"/>
@@ -3796,7 +3796,7 @@
             <w:noProof/>
             <w:webHidden/>
           </w:rPr>
-          <w:instrText xml:space="preserve"> PAGEREF _Toc231417174 \h </w:instrText>
+          <w:instrText xml:space="preserve"> PAGEREF _Toc234080405 \h </w:instrText>
         </w:r>
         <w:r>
           <w:rPr>
@@ -3816,7 +3816,7 @@
             <w:noProof/>
             <w:webHidden/>
           </w:rPr>
-          <w:t>27</w:t>
+          <w:t>26</w:t>
         </w:r>
         <w:r>
           <w:rPr>
@@ -3844,7 +3844,7 @@
           <w14:ligatures w14:val="standardContextual"/>
         </w:rPr>
       </w:pPr>
-      <w:hyperlink w:anchor="_Toc231417175" w:history="1">
+      <w:hyperlink w:anchor="_Toc234080406" w:history="1">
         <w:r>
           <w:rPr>
             <w:rStyle w:val="afffffff5"/>
@@ -3871,7 +3871,7 @@
             <w:noProof/>
             <w:webHidden/>
           </w:rPr>
-          <w:instrText xml:space="preserve"> PAGEREF _Toc231417175 \h </w:instrText>
+          <w:instrText xml:space="preserve"> PAGEREF _Toc234080406 \h </w:instrText>
         </w:r>
         <w:r>
           <w:rPr>
@@ -3891,7 +3891,7 @@
             <w:noProof/>
             <w:webHidden/>
           </w:rPr>
-          <w:t>27</w:t>
+          <w:t>26</w:t>
         </w:r>
         <w:r>
           <w:rPr>
@@ -3918,7 +3918,7 @@
           <w14:ligatures w14:val="standardContextual"/>
         </w:rPr>
       </w:pPr>
-      <w:hyperlink w:anchor="_Toc231417176" w:history="1">
+      <w:hyperlink w:anchor="_Toc234080407" w:history="1">
         <w:r>
           <w:rPr>
             <w:rStyle w:val="afffffff5"/>
@@ -3945,7 +3945,7 @@
             <w:noProof/>
             <w:webHidden/>
           </w:rPr>
-          <w:instrText xml:space="preserve"> PAGEREF _Toc231417176 \h </w:instrText>
+          <w:instrText xml:space="preserve"> PAGEREF _Toc234080407 \h </w:instrText>
         </w:r>
         <w:r>
           <w:rPr>
@@ -3965,7 +3965,7 @@
             <w:noProof/>
             <w:webHidden/>
           </w:rPr>
-          <w:t>27</w:t>
+          <w:t>26</w:t>
         </w:r>
         <w:r>
           <w:rPr>
@@ -3992,7 +3992,7 @@
           <w14:ligatures w14:val="standardContextual"/>
         </w:rPr>
       </w:pPr>
-      <w:hyperlink w:anchor="_Toc231417177" w:history="1">
+      <w:hyperlink w:anchor="_Toc234080408" w:history="1">
         <w:r>
           <w:rPr>
             <w:rStyle w:val="afffffff5"/>
@@ -4019,7 +4019,7 @@
             <w:noProof/>
             <w:webHidden/>
           </w:rPr>
-          <w:instrText xml:space="preserve"> PAGEREF _Toc231417177 \h </w:instrText>
+          <w:instrText xml:space="preserve"> PAGEREF _Toc234080408 \h </w:instrText>
         </w:r>
         <w:r>
           <w:rPr>
@@ -4039,7 +4039,7 @@
             <w:noProof/>
             <w:webHidden/>
           </w:rPr>
-          <w:t>28</w:t>
+          <w:t>27</w:t>
         </w:r>
         <w:r>
           <w:rPr>
@@ -4066,7 +4066,7 @@
           <w14:ligatures w14:val="standardContextual"/>
         </w:rPr>
       </w:pPr>
-      <w:hyperlink w:anchor="_Toc231417178" w:history="1">
+      <w:hyperlink w:anchor="_Toc234080409" w:history="1">
         <w:r>
           <w:rPr>
             <w:rStyle w:val="afffffff5"/>
@@ -4093,7 +4093,7 @@
             <w:noProof/>
             <w:webHidden/>
           </w:rPr>
-          <w:instrText xml:space="preserve"> PAGEREF _Toc231417178 \h </w:instrText>
+          <w:instrText xml:space="preserve"> PAGEREF _Toc234080409 \h </w:instrText>
         </w:r>
         <w:r>
           <w:rPr>
@@ -4113,7 +4113,7 @@
             <w:noProof/>
             <w:webHidden/>
           </w:rPr>
-          <w:t>29</w:t>
+          <w:t>28</w:t>
         </w:r>
         <w:r>
           <w:rPr>
@@ -4141,7 +4141,7 @@
           <w14:ligatures w14:val="standardContextual"/>
         </w:rPr>
       </w:pPr>
-      <w:hyperlink w:anchor="_Toc231417179" w:history="1">
+      <w:hyperlink w:anchor="_Toc234080410" w:history="1">
         <w:r>
           <w:rPr>
             <w:rStyle w:val="afffffff5"/>
@@ -4168,7 +4168,7 @@
             <w:noProof/>
             <w:webHidden/>
           </w:rPr>
-          <w:instrText xml:space="preserve"> PAGEREF _Toc231417179 \h </w:instrText>
+          <w:instrText xml:space="preserve"> PAGEREF _Toc234080410 \h </w:instrText>
         </w:r>
         <w:r>
           <w:rPr>
@@ -4188,7 +4188,7 @@
             <w:noProof/>
             <w:webHidden/>
           </w:rPr>
-          <w:t>29</w:t>
+          <w:t>28</w:t>
         </w:r>
         <w:r>
           <w:rPr>
@@ -4215,7 +4215,7 @@
           <w14:ligatures w14:val="standardContextual"/>
         </w:rPr>
       </w:pPr>
-      <w:hyperlink w:anchor="_Toc231417180" w:history="1">
+      <w:hyperlink w:anchor="_Toc234080411" w:history="1">
         <w:r>
           <w:rPr>
             <w:rStyle w:val="afffffff5"/>
@@ -4242,7 +4242,7 @@
             <w:noProof/>
             <w:webHidden/>
           </w:rPr>
-          <w:instrText xml:space="preserve"> PAGEREF _Toc231417180 \h </w:instrText>
+          <w:instrText xml:space="preserve"> PAGEREF _Toc234080411 \h </w:instrText>
         </w:r>
         <w:r>
           <w:rPr>
@@ -4262,7 +4262,7 @@
             <w:noProof/>
             <w:webHidden/>
           </w:rPr>
-          <w:t>30</w:t>
+          <w:t>29</w:t>
         </w:r>
         <w:r>
           <w:rPr>
@@ -4289,7 +4289,7 @@
           <w14:ligatures w14:val="standardContextual"/>
         </w:rPr>
       </w:pPr>
-      <w:hyperlink w:anchor="_Toc231417181" w:history="1">
+      <w:hyperlink w:anchor="_Toc234080412" w:history="1">
         <w:r>
           <w:rPr>
             <w:rStyle w:val="afffffff5"/>
@@ -4316,7 +4316,7 @@
             <w:noProof/>
             <w:webHidden/>
           </w:rPr>
-          <w:instrText xml:space="preserve"> PAGEREF _Toc231417181 \h </w:instrText>
+          <w:instrText xml:space="preserve"> PAGEREF _Toc234080412 \h </w:instrText>
         </w:r>
         <w:r>
           <w:rPr>
@@ -4336,7 +4336,7 @@
             <w:noProof/>
             <w:webHidden/>
           </w:rPr>
-          <w:t>35</w:t>
+          <w:t>34</w:t>
         </w:r>
         <w:r>
           <w:rPr>
@@ -4363,7 +4363,7 @@
           <w14:ligatures w14:val="standardContextual"/>
         </w:rPr>
       </w:pPr>
-      <w:hyperlink w:anchor="_Toc231417182" w:history="1">
+      <w:hyperlink w:anchor="_Toc234080413" w:history="1">
         <w:r>
           <w:rPr>
             <w:rStyle w:val="afffffff5"/>
@@ -4390,7 +4390,7 @@
             <w:noProof/>
             <w:webHidden/>
           </w:rPr>
-          <w:instrText xml:space="preserve"> PAGEREF _Toc231417182 \h </w:instrText>
+          <w:instrText xml:space="preserve"> PAGEREF _Toc234080413 \h </w:instrText>
         </w:r>
         <w:r>
           <w:rPr>
@@ -4410,7 +4410,7 @@
             <w:noProof/>
             <w:webHidden/>
           </w:rPr>
-          <w:t>35</w:t>
+          <w:t>34</w:t>
         </w:r>
         <w:r>
           <w:rPr>
@@ -4438,7 +4438,7 @@
           <w14:ligatures w14:val="standardContextual"/>
         </w:rPr>
       </w:pPr>
-      <w:hyperlink w:anchor="_Toc231417183" w:history="1">
+      <w:hyperlink w:anchor="_Toc234080414" w:history="1">
         <w:r>
           <w:rPr>
             <w:rStyle w:val="afffffff5"/>
@@ -4465,7 +4465,7 @@
             <w:noProof/>
             <w:webHidden/>
           </w:rPr>
-          <w:instrText xml:space="preserve"> PAGEREF _Toc231417183 \h </w:instrText>
+          <w:instrText xml:space="preserve"> PAGEREF _Toc234080414 \h </w:instrText>
         </w:r>
         <w:r>
           <w:rPr>
@@ -4485,7 +4485,7 @@
             <w:noProof/>
             <w:webHidden/>
           </w:rPr>
-          <w:t>36</w:t>
+          <w:t>35</w:t>
         </w:r>
         <w:r>
           <w:rPr>
@@ -4512,7 +4512,7 @@
           <w14:ligatures w14:val="standardContextual"/>
         </w:rPr>
       </w:pPr>
-      <w:hyperlink w:anchor="_Toc231417184" w:history="1">
+      <w:hyperlink w:anchor="_Toc234080415" w:history="1">
         <w:r>
           <w:rPr>
             <w:rStyle w:val="afffffff5"/>
@@ -4539,7 +4539,7 @@
             <w:noProof/>
             <w:webHidden/>
           </w:rPr>
-          <w:instrText xml:space="preserve"> PAGEREF _Toc231417184 \h </w:instrText>
+          <w:instrText xml:space="preserve"> PAGEREF _Toc234080415 \h </w:instrText>
         </w:r>
         <w:r>
           <w:rPr>
@@ -4559,7 +4559,7 @@
             <w:noProof/>
             <w:webHidden/>
           </w:rPr>
-          <w:t>36</w:t>
+          <w:t>35</w:t>
         </w:r>
         <w:r>
           <w:rPr>
@@ -4586,7 +4586,7 @@
           <w14:ligatures w14:val="standardContextual"/>
         </w:rPr>
       </w:pPr>
-      <w:hyperlink w:anchor="_Toc231417185" w:history="1">
+      <w:hyperlink w:anchor="_Toc234080416" w:history="1">
         <w:r>
           <w:rPr>
             <w:rStyle w:val="afffffff5"/>
@@ -4613,7 +4613,7 @@
             <w:noProof/>
             <w:webHidden/>
           </w:rPr>
-          <w:instrText xml:space="preserve"> PAGEREF _Toc231417185 \h </w:instrText>
+          <w:instrText xml:space="preserve"> PAGEREF _Toc234080416 \h </w:instrText>
         </w:r>
         <w:r>
           <w:rPr>
@@ -4633,7 +4633,7 @@
             <w:noProof/>
             <w:webHidden/>
           </w:rPr>
-          <w:t>37</w:t>
+          <w:t>36</w:t>
         </w:r>
         <w:r>
           <w:rPr>
@@ -4660,7 +4660,7 @@
           <w14:ligatures w14:val="standardContextual"/>
         </w:rPr>
       </w:pPr>
-      <w:hyperlink w:anchor="_Toc231417186" w:history="1">
+      <w:hyperlink w:anchor="_Toc234080417" w:history="1">
         <w:r>
           <w:rPr>
             <w:rStyle w:val="afffffff5"/>
@@ -4687,7 +4687,7 @@
             <w:noProof/>
             <w:webHidden/>
           </w:rPr>
-          <w:instrText xml:space="preserve"> PAGEREF _Toc231417186 \h </w:instrText>
+          <w:instrText xml:space="preserve"> PAGEREF _Toc234080417 \h </w:instrText>
         </w:r>
         <w:r>
           <w:rPr>
@@ -4707,7 +4707,7 @@
             <w:noProof/>
             <w:webHidden/>
           </w:rPr>
-          <w:t>38</w:t>
+          <w:t>37</w:t>
         </w:r>
         <w:r>
           <w:rPr>
@@ -4734,7 +4734,7 @@
           <w14:ligatures w14:val="standardContextual"/>
         </w:rPr>
       </w:pPr>
-      <w:hyperlink w:anchor="_Toc231417187" w:history="1">
+      <w:hyperlink w:anchor="_Toc234080418" w:history="1">
         <w:r>
           <w:rPr>
             <w:rStyle w:val="afffffff5"/>
@@ -4761,7 +4761,7 @@
             <w:noProof/>
             <w:webHidden/>
           </w:rPr>
-          <w:instrText xml:space="preserve"> PAGEREF _Toc231417187 \h </w:instrText>
+          <w:instrText xml:space="preserve"> PAGEREF _Toc234080418 \h </w:instrText>
         </w:r>
         <w:r>
           <w:rPr>
@@ -4781,7 +4781,7 @@
             <w:noProof/>
             <w:webHidden/>
           </w:rPr>
-          <w:t>39</w:t>
+          <w:t>38</w:t>
         </w:r>
         <w:r>
           <w:rPr>
@@ -4809,7 +4809,7 @@
           <w14:ligatures w14:val="standardContextual"/>
         </w:rPr>
       </w:pPr>
-      <w:hyperlink w:anchor="_Toc231417188" w:history="1">
+      <w:hyperlink w:anchor="_Toc234080419" w:history="1">
         <w:r>
           <w:rPr>
             <w:rStyle w:val="afffffff5"/>
@@ -4836,7 +4836,7 @@
             <w:noProof/>
             <w:webHidden/>
           </w:rPr>
-          <w:instrText xml:space="preserve"> PAGEREF _Toc231417188 \h </w:instrText>
+          <w:instrText xml:space="preserve"> PAGEREF _Toc234080419 \h </w:instrText>
         </w:r>
         <w:r>
           <w:rPr>
@@ -4856,7 +4856,7 @@
             <w:noProof/>
             <w:webHidden/>
           </w:rPr>
-          <w:t>40</w:t>
+          <w:t>38</w:t>
         </w:r>
         <w:r>
           <w:rPr>
@@ -4883,7 +4883,7 @@
           <w14:ligatures w14:val="standardContextual"/>
         </w:rPr>
       </w:pPr>
-      <w:hyperlink w:anchor="_Toc231417189" w:history="1">
+      <w:hyperlink w:anchor="_Toc234080420" w:history="1">
         <w:r>
           <w:rPr>
             <w:rStyle w:val="afffffff5"/>
@@ -4910,7 +4910,7 @@
             <w:noProof/>
             <w:webHidden/>
           </w:rPr>
-          <w:instrText xml:space="preserve"> PAGEREF _Toc231417189 \h </w:instrText>
+          <w:instrText xml:space="preserve"> PAGEREF _Toc234080420 \h </w:instrText>
         </w:r>
         <w:r>
           <w:rPr>
@@ -4930,7 +4930,7 @@
             <w:noProof/>
             <w:webHidden/>
           </w:rPr>
-          <w:t>40</w:t>
+          <w:t>39</w:t>
         </w:r>
         <w:r>
           <w:rPr>
@@ -4957,7 +4957,7 @@
           <w14:ligatures w14:val="standardContextual"/>
         </w:rPr>
       </w:pPr>
-      <w:hyperlink w:anchor="_Toc231417190" w:history="1">
+      <w:hyperlink w:anchor="_Toc234080421" w:history="1">
         <w:r>
           <w:rPr>
             <w:rStyle w:val="afffffff5"/>
@@ -4984,7 +4984,7 @@
             <w:noProof/>
             <w:webHidden/>
           </w:rPr>
-          <w:instrText xml:space="preserve"> PAGEREF _Toc231417190 \h </w:instrText>
+          <w:instrText xml:space="preserve"> PAGEREF _Toc234080421 \h </w:instrText>
         </w:r>
         <w:r>
           <w:rPr>
@@ -5004,7 +5004,7 @@
             <w:noProof/>
             <w:webHidden/>
           </w:rPr>
-          <w:t>40</w:t>
+          <w:t>39</w:t>
         </w:r>
         <w:r>
           <w:rPr>
@@ -5031,7 +5031,7 @@
           <w14:ligatures w14:val="standardContextual"/>
         </w:rPr>
       </w:pPr>
-      <w:hyperlink w:anchor="_Toc231417191" w:history="1">
+      <w:hyperlink w:anchor="_Toc234080422" w:history="1">
         <w:r>
           <w:rPr>
             <w:rStyle w:val="afffffff5"/>
@@ -5058,7 +5058,7 @@
             <w:noProof/>
             <w:webHidden/>
           </w:rPr>
-          <w:instrText xml:space="preserve"> PAGEREF _Toc231417191 \h </w:instrText>
+          <w:instrText xml:space="preserve"> PAGEREF _Toc234080422 \h </w:instrText>
         </w:r>
         <w:r>
           <w:rPr>
@@ -5078,7 +5078,7 @@
             <w:noProof/>
             <w:webHidden/>
           </w:rPr>
-          <w:t>44</w:t>
+          <w:t>43</w:t>
         </w:r>
         <w:r>
           <w:rPr>
@@ -5105,7 +5105,7 @@
           <w14:ligatures w14:val="standardContextual"/>
         </w:rPr>
       </w:pPr>
-      <w:hyperlink w:anchor="_Toc231417192" w:history="1">
+      <w:hyperlink w:anchor="_Toc234080423" w:history="1">
         <w:r>
           <w:rPr>
             <w:rStyle w:val="afffffff5"/>
@@ -5132,7 +5132,7 @@
             <w:noProof/>
             <w:webHidden/>
           </w:rPr>
-          <w:instrText xml:space="preserve"> PAGEREF _Toc231417192 \h </w:instrText>
+          <w:instrText xml:space="preserve"> PAGEREF _Toc234080423 \h </w:instrText>
         </w:r>
         <w:r>
           <w:rPr>
@@ -5152,7 +5152,7 @@
             <w:noProof/>
             <w:webHidden/>
           </w:rPr>
-          <w:t>46</w:t>
+          <w:t>44</w:t>
         </w:r>
         <w:r>
           <w:rPr>
@@ -5180,7 +5180,7 @@
           <w14:ligatures w14:val="standardContextual"/>
         </w:rPr>
       </w:pPr>
-      <w:hyperlink w:anchor="_Toc231417193" w:history="1">
+      <w:hyperlink w:anchor="_Toc234080424" w:history="1">
         <w:r>
           <w:rPr>
             <w:rStyle w:val="afffffff5"/>
@@ -5207,7 +5207,7 @@
             <w:noProof/>
             <w:webHidden/>
           </w:rPr>
-          <w:instrText xml:space="preserve"> PAGEREF _Toc231417193 \h </w:instrText>
+          <w:instrText xml:space="preserve"> PAGEREF _Toc234080424 \h </w:instrText>
         </w:r>
         <w:r>
           <w:rPr>
@@ -5227,7 +5227,7 @@
             <w:noProof/>
             <w:webHidden/>
           </w:rPr>
-          <w:t>46</w:t>
+          <w:t>45</w:t>
         </w:r>
         <w:r>
           <w:rPr>
@@ -5254,7 +5254,7 @@
           <w14:ligatures w14:val="standardContextual"/>
         </w:rPr>
       </w:pPr>
-      <w:hyperlink w:anchor="_Toc231417194" w:history="1">
+      <w:hyperlink w:anchor="_Toc234080425" w:history="1">
         <w:r>
           <w:rPr>
             <w:rStyle w:val="afffffff5"/>
@@ -5281,7 +5281,7 @@
             <w:noProof/>
             <w:webHidden/>
           </w:rPr>
-          <w:instrText xml:space="preserve"> PAGEREF _Toc231417194 \h </w:instrText>
+          <w:instrText xml:space="preserve"> PAGEREF _Toc234080425 \h </w:instrText>
         </w:r>
         <w:r>
           <w:rPr>
@@ -5301,7 +5301,7 @@
             <w:noProof/>
             <w:webHidden/>
           </w:rPr>
-          <w:t>47</w:t>
+          <w:t>45</w:t>
         </w:r>
         <w:r>
           <w:rPr>
@@ -5328,7 +5328,7 @@
           <w14:ligatures w14:val="standardContextual"/>
         </w:rPr>
       </w:pPr>
-      <w:hyperlink w:anchor="_Toc231417195" w:history="1">
+      <w:hyperlink w:anchor="_Toc234080426" w:history="1">
         <w:r>
           <w:rPr>
             <w:rStyle w:val="afffffff5"/>
@@ -5355,7 +5355,7 @@
             <w:noProof/>
             <w:webHidden/>
           </w:rPr>
-          <w:instrText xml:space="preserve"> PAGEREF _Toc231417195 \h </w:instrText>
+          <w:instrText xml:space="preserve"> PAGEREF _Toc234080426 \h </w:instrText>
         </w:r>
         <w:r>
           <w:rPr>
@@ -5375,7 +5375,7 @@
             <w:noProof/>
             <w:webHidden/>
           </w:rPr>
-          <w:t>47</w:t>
+          <w:t>46</w:t>
         </w:r>
         <w:r>
           <w:rPr>
@@ -5402,7 +5402,7 @@
           <w14:ligatures w14:val="standardContextual"/>
         </w:rPr>
       </w:pPr>
-      <w:hyperlink w:anchor="_Toc231417196" w:history="1">
+      <w:hyperlink w:anchor="_Toc234080427" w:history="1">
         <w:r>
           <w:rPr>
             <w:rStyle w:val="afffffff5"/>
@@ -5429,7 +5429,7 @@
             <w:noProof/>
             <w:webHidden/>
           </w:rPr>
-          <w:instrText xml:space="preserve"> PAGEREF _Toc231417196 \h </w:instrText>
+          <w:instrText xml:space="preserve"> PAGEREF _Toc234080427 \h </w:instrText>
         </w:r>
         <w:r>
           <w:rPr>
@@ -5449,7 +5449,7 @@
             <w:noProof/>
             <w:webHidden/>
           </w:rPr>
-          <w:t>47</w:t>
+          <w:t>46</w:t>
         </w:r>
         <w:r>
           <w:rPr>
@@ -5477,7 +5477,7 @@
           <w14:ligatures w14:val="standardContextual"/>
         </w:rPr>
       </w:pPr>
-      <w:hyperlink w:anchor="_Toc231417197" w:history="1">
+      <w:hyperlink w:anchor="_Toc234080428" w:history="1">
         <w:r>
           <w:rPr>
             <w:rStyle w:val="afffffff5"/>
@@ -5504,7 +5504,7 @@
             <w:noProof/>
             <w:webHidden/>
           </w:rPr>
-          <w:instrText xml:space="preserve"> PAGEREF _Toc231417197 \h </w:instrText>
+          <w:instrText xml:space="preserve"> PAGEREF _Toc234080428 \h </w:instrText>
         </w:r>
         <w:r>
           <w:rPr>
@@ -5524,7 +5524,7 @@
             <w:noProof/>
             <w:webHidden/>
           </w:rPr>
-          <w:t>48</w:t>
+          <w:t>46</w:t>
         </w:r>
         <w:r>
           <w:rPr>
@@ -5551,7 +5551,7 @@
           <w14:ligatures w14:val="standardContextual"/>
         </w:rPr>
       </w:pPr>
-      <w:hyperlink w:anchor="_Toc231417198" w:history="1">
+      <w:hyperlink w:anchor="_Toc234080429" w:history="1">
         <w:r>
           <w:rPr>
             <w:rStyle w:val="afffffff5"/>
@@ -5578,7 +5578,7 @@
             <w:noProof/>
             <w:webHidden/>
           </w:rPr>
-          <w:instrText xml:space="preserve"> PAGEREF _Toc231417198 \h </w:instrText>
+          <w:instrText xml:space="preserve"> PAGEREF _Toc234080429 \h </w:instrText>
         </w:r>
         <w:r>
           <w:rPr>
@@ -5598,7 +5598,7 @@
             <w:noProof/>
             <w:webHidden/>
           </w:rPr>
-          <w:t>48</w:t>
+          <w:t>47</w:t>
         </w:r>
         <w:r>
           <w:rPr>
@@ -5625,7 +5625,7 @@
           <w14:ligatures w14:val="standardContextual"/>
         </w:rPr>
       </w:pPr>
-      <w:hyperlink w:anchor="_Toc231417199" w:history="1">
+      <w:hyperlink w:anchor="_Toc234080430" w:history="1">
         <w:r>
           <w:rPr>
             <w:rStyle w:val="afffffff5"/>
@@ -5652,7 +5652,7 @@
             <w:noProof/>
             <w:webHidden/>
           </w:rPr>
-          <w:instrText xml:space="preserve"> PAGEREF _Toc231417199 \h </w:instrText>
+          <w:instrText xml:space="preserve"> PAGEREF _Toc234080430 \h </w:instrText>
         </w:r>
         <w:r>
           <w:rPr>
@@ -5672,7 +5672,7 @@
             <w:noProof/>
             <w:webHidden/>
           </w:rPr>
-          <w:t>50</w:t>
+          <w:t>48</w:t>
         </w:r>
         <w:r>
           <w:rPr>
@@ -5699,7 +5699,7 @@
           <w14:ligatures w14:val="standardContextual"/>
         </w:rPr>
       </w:pPr>
-      <w:hyperlink w:anchor="_Toc231417200" w:history="1">
+      <w:hyperlink w:anchor="_Toc234080431" w:history="1">
         <w:r>
           <w:rPr>
             <w:rStyle w:val="afffffff5"/>
@@ -5726,7 +5726,7 @@
             <w:noProof/>
             <w:webHidden/>
           </w:rPr>
-          <w:instrText xml:space="preserve"> PAGEREF _Toc231417200 \h </w:instrText>
+          <w:instrText xml:space="preserve"> PAGEREF _Toc234080431 \h </w:instrText>
         </w:r>
         <w:r>
           <w:rPr>
@@ -5746,7 +5746,7 @@
             <w:noProof/>
             <w:webHidden/>
           </w:rPr>
-          <w:t>50</w:t>
+          <w:t>49</w:t>
         </w:r>
         <w:r>
           <w:rPr>
@@ -5775,7 +5775,7 @@
           <w14:ligatures w14:val="standardContextual"/>
         </w:rPr>
       </w:pPr>
-      <w:hyperlink w:anchor="_Toc231417201" w:history="1">
+      <w:hyperlink w:anchor="_Toc234080432" w:history="1">
         <w:r>
           <w:rPr>
             <w:rStyle w:val="afffffff5"/>
@@ -5802,7 +5802,7 @@
             <w:noProof/>
             <w:webHidden/>
           </w:rPr>
-          <w:instrText xml:space="preserve"> PAGEREF _Toc231417201 \h </w:instrText>
+          <w:instrText xml:space="preserve"> PAGEREF _Toc234080432 \h </w:instrText>
         </w:r>
         <w:r>
           <w:rPr>
@@ -5822,7 +5822,7 @@
             <w:noProof/>
             <w:webHidden/>
           </w:rPr>
-          <w:t>51</w:t>
+          <w:t>49</w:t>
         </w:r>
         <w:r>
           <w:rPr>
@@ -5850,7 +5850,7 @@
           <w14:ligatures w14:val="standardContextual"/>
         </w:rPr>
       </w:pPr>
-      <w:hyperlink w:anchor="_Toc231417202" w:history="1">
+      <w:hyperlink w:anchor="_Toc234080433" w:history="1">
         <w:r>
           <w:rPr>
             <w:rStyle w:val="afffffff5"/>
@@ -5877,7 +5877,7 @@
             <w:noProof/>
             <w:webHidden/>
           </w:rPr>
-          <w:instrText xml:space="preserve"> PAGEREF _Toc231417202 \h </w:instrText>
+          <w:instrText xml:space="preserve"> PAGEREF _Toc234080433 \h </w:instrText>
         </w:r>
         <w:r>
           <w:rPr>
@@ -5897,7 +5897,7 @@
             <w:noProof/>
             <w:webHidden/>
           </w:rPr>
-          <w:t>51</w:t>
+          <w:t>49</w:t>
         </w:r>
         <w:r>
           <w:rPr>
@@ -5925,7 +5925,7 @@
           <w14:ligatures w14:val="standardContextual"/>
         </w:rPr>
       </w:pPr>
-      <w:hyperlink w:anchor="_Toc231417203" w:history="1">
+      <w:hyperlink w:anchor="_Toc234080434" w:history="1">
         <w:r>
           <w:rPr>
             <w:rStyle w:val="afffffff5"/>
@@ -5952,7 +5952,7 @@
             <w:noProof/>
             <w:webHidden/>
           </w:rPr>
-          <w:instrText xml:space="preserve"> PAGEREF _Toc231417203 \h </w:instrText>
+          <w:instrText xml:space="preserve"> PAGEREF _Toc234080434 \h </w:instrText>
         </w:r>
         <w:r>
           <w:rPr>
@@ -5972,7 +5972,7 @@
             <w:noProof/>
             <w:webHidden/>
           </w:rPr>
-          <w:t>51</w:t>
+          <w:t>50</w:t>
         </w:r>
         <w:r>
           <w:rPr>
@@ -6000,7 +6000,7 @@
           <w14:ligatures w14:val="standardContextual"/>
         </w:rPr>
       </w:pPr>
-      <w:hyperlink w:anchor="_Toc231417204" w:history="1">
+      <w:hyperlink w:anchor="_Toc234080435" w:history="1">
         <w:r>
           <w:rPr>
             <w:rStyle w:val="afffffff5"/>
@@ -6027,7 +6027,7 @@
             <w:noProof/>
             <w:webHidden/>
           </w:rPr>
-          <w:instrText xml:space="preserve"> PAGEREF _Toc231417204 \h </w:instrText>
+          <w:instrText xml:space="preserve"> PAGEREF _Toc234080435 \h </w:instrText>
         </w:r>
         <w:r>
           <w:rPr>
@@ -6047,7 +6047,7 @@
             <w:noProof/>
             <w:webHidden/>
           </w:rPr>
-          <w:t>52</w:t>
+          <w:t>50</w:t>
         </w:r>
         <w:r>
           <w:rPr>
@@ -6075,7 +6075,7 @@
           <w14:ligatures w14:val="standardContextual"/>
         </w:rPr>
       </w:pPr>
-      <w:hyperlink w:anchor="_Toc231417205" w:history="1">
+      <w:hyperlink w:anchor="_Toc234080436" w:history="1">
         <w:r>
           <w:rPr>
             <w:rStyle w:val="afffffff5"/>
@@ -6102,7 +6102,7 @@
             <w:noProof/>
             <w:webHidden/>
           </w:rPr>
-          <w:instrText xml:space="preserve"> PAGEREF _Toc231417205 \h </w:instrText>
+          <w:instrText xml:space="preserve"> PAGEREF _Toc234080436 \h </w:instrText>
         </w:r>
         <w:r>
           <w:rPr>
@@ -6122,7 +6122,7 @@
             <w:noProof/>
             <w:webHidden/>
           </w:rPr>
-          <w:t>52</w:t>
+          <w:t>51</w:t>
         </w:r>
         <w:r>
           <w:rPr>
@@ -6151,7 +6151,7 @@
           <w14:ligatures w14:val="standardContextual"/>
         </w:rPr>
       </w:pPr>
-      <w:hyperlink w:anchor="_Toc231417206" w:history="1">
+      <w:hyperlink w:anchor="_Toc234080437" w:history="1">
         <w:r>
           <w:rPr>
             <w:rStyle w:val="afffffff5"/>
@@ -6178,7 +6178,7 @@
             <w:noProof/>
             <w:webHidden/>
           </w:rPr>
-          <w:instrText xml:space="preserve"> PAGEREF _Toc231417206 \h </w:instrText>
+          <w:instrText xml:space="preserve"> PAGEREF _Toc234080437 \h </w:instrText>
         </w:r>
         <w:r>
           <w:rPr>
@@ -6198,7 +6198,7 @@
             <w:noProof/>
             <w:webHidden/>
           </w:rPr>
-          <w:t>53</w:t>
+          <w:t>51</w:t>
         </w:r>
         <w:r>
           <w:rPr>
@@ -6227,7 +6227,7 @@
           <w14:ligatures w14:val="standardContextual"/>
         </w:rPr>
       </w:pPr>
-      <w:hyperlink w:anchor="_Toc231417207" w:history="1">
+      <w:hyperlink w:anchor="_Toc234080438" w:history="1">
         <w:r>
           <w:rPr>
             <w:rStyle w:val="afffffff5"/>
@@ -6254,7 +6254,7 @@
             <w:noProof/>
             <w:webHidden/>
           </w:rPr>
-          <w:instrText xml:space="preserve"> PAGEREF _Toc231417207 \h </w:instrText>
+          <w:instrText xml:space="preserve"> PAGEREF _Toc234080438 \h </w:instrText>
         </w:r>
         <w:r>
           <w:rPr>
@@ -6274,7 +6274,7 @@
             <w:noProof/>
             <w:webHidden/>
           </w:rPr>
-          <w:t>54</w:t>
+          <w:t>52</w:t>
         </w:r>
         <w:r>
           <w:rPr>
@@ -6302,7 +6302,7 @@
           <w14:ligatures w14:val="standardContextual"/>
         </w:rPr>
       </w:pPr>
-      <w:hyperlink w:anchor="_Toc231417208" w:history="1">
+      <w:hyperlink w:anchor="_Toc234080439" w:history="1">
         <w:r>
           <w:rPr>
             <w:rStyle w:val="afffffff5"/>
@@ -6329,7 +6329,7 @@
             <w:noProof/>
             <w:webHidden/>
           </w:rPr>
-          <w:instrText xml:space="preserve"> PAGEREF _Toc231417208 \h </w:instrText>
+          <w:instrText xml:space="preserve"> PAGEREF _Toc234080439 \h </w:instrText>
         </w:r>
         <w:r>
           <w:rPr>
@@ -6349,7 +6349,7 @@
             <w:noProof/>
             <w:webHidden/>
           </w:rPr>
-          <w:t>54</w:t>
+          <w:t>52</w:t>
         </w:r>
         <w:r>
           <w:rPr>
@@ -6377,7 +6377,7 @@
           <w14:ligatures w14:val="standardContextual"/>
         </w:rPr>
       </w:pPr>
-      <w:hyperlink w:anchor="_Toc231417209" w:history="1">
+      <w:hyperlink w:anchor="_Toc234080440" w:history="1">
         <w:r>
           <w:rPr>
             <w:rStyle w:val="afffffff5"/>
@@ -6404,7 +6404,7 @@
             <w:noProof/>
             <w:webHidden/>
           </w:rPr>
-          <w:instrText xml:space="preserve"> PAGEREF _Toc231417209 \h </w:instrText>
+          <w:instrText xml:space="preserve"> PAGEREF _Toc234080440 \h </w:instrText>
         </w:r>
         <w:r>
           <w:rPr>
@@ -6424,7 +6424,7 @@
             <w:noProof/>
             <w:webHidden/>
           </w:rPr>
-          <w:t>54</w:t>
+          <w:t>53</w:t>
         </w:r>
         <w:r>
           <w:rPr>
@@ -6445,7 +6445,7 @@
       <w:r>
         <w:fldChar w:fldCharType="end"/>
       </w:r>
-      <w:bookmarkStart w:id="1" w:name="_Toc231417137"/>
+      <w:bookmarkStart w:id="1" w:name="_Toc234080368"/>
       <w:r>
         <w:rPr>
           <w:rFonts w:hint="eastAsia"/>
@@ -6461,7 +6461,7 @@
           <w:rFonts w:hint="eastAsia"/>
         </w:rPr>
       </w:pPr>
-      <w:bookmarkStart w:id="2" w:name="_Toc231417138"/>
+      <w:bookmarkStart w:id="2" w:name="_Toc234080369"/>
       <w:r>
         <w:rPr>
           <w:rFonts w:hint="eastAsia"/>
@@ -6480,7 +6480,7 @@
         <w:rPr>
           <w:rFonts w:hint="eastAsia"/>
         </w:rPr>
-        <w:t>本書は、ユーザー管理画面（`/user-management`）で利用する API の設計内容を整理し、Bearer トークン上の作業対象施設に有効な担当施設割当を持つユーザーの基本情報、担当施設、施設別機能設定、施設別表示カラム設定を、権限制御の境界に合わせて安全に保守するための基準を定義する。</w:t>
+        <w:t>本書は、ユーザー管理画面（`/user-management`）で利用する API の設計内容を整理し、Bearer トークン上の選択中施設に有効な担当施設割当を持つ病院ユーザーの基本情報、担当施設、施設別機能設定、施設別表示カラム設定を、権限制御の境界に合わせて安全に保守するための基準を定義する。</w:t>
       </w:r>
     </w:p>
     <w:p>
@@ -6570,7 +6570,7 @@
         <w:rPr>
           <w:rFonts w:hint="eastAsia"/>
         </w:rPr>
-        <w:t>ユーザー別機能候補から施設権限管理用の旧 `facility_feature_edit` を除外するルール</w:t>
+        <w:t>ユーザー別機能候補を通常ユーザー向け機能に限定するルール</w:t>
       </w:r>
     </w:p>
     <w:p>
@@ -6618,7 +6618,7 @@
           <w:rFonts w:hint="eastAsia"/>
         </w:rPr>
       </w:pPr>
-      <w:bookmarkStart w:id="3" w:name="_Toc231417139"/>
+      <w:bookmarkStart w:id="3" w:name="_Toc234080370"/>
       <w:r>
         <w:rPr>
           <w:rFonts w:hint="eastAsia"/>
@@ -6637,33 +6637,33 @@
         <w:rPr>
           <w:rFonts w:hint="eastAsia"/>
         </w:rPr>
-        <w:t>ユーザー管理は、医療機器管理システムの共通管理機能として、作業対象施設に有効な担当施設割当を持つ SHIP ユーザー、病院ユーザー、SHRC ユーザーの基本情報と担当施設割当を保守する画面である。</w:t>
-      </w:r>
-    </w:p>
-    <w:p>
-      <w:pPr>
-        <w:rPr>
-          <w:rFonts w:hint="eastAsia"/>
-        </w:rPr>
-      </w:pPr>
-      <w:r>
-        <w:rPr>
-          <w:rFonts w:hint="eastAsia"/>
-        </w:rPr>
-        <w:t>認可判定はロール前提ではなく、施設単位で提供される機能・カラムと、ユーザー施設別に許可された機能・カラムの組み合わせを正本として行う。固定導線を除く現行採用機能は `config_scope='FACILITY_USER'` に統一し、Phase1では `lending_in_use_used` をユーザー施設別設定の対象に含める。`normal_ship_request` は Phase2 対象のため Phase1 の候補に含めない。子機能など追加条件を持つコードは認証認可 API および業務 API 側の補足規定に従う。</w:t>
-      </w:r>
-    </w:p>
-    <w:p>
-      <w:pPr>
-        <w:rPr>
-          <w:rFonts w:hint="eastAsia"/>
-        </w:rPr>
-      </w:pPr>
-      <w:r>
-        <w:rPr>
-          <w:rFonts w:hint="eastAsia"/>
-        </w:rPr>
-        <w:t>共有システム管理者アカウントは通常ユーザーへ付与するロールではなく、`users.account_type='SYSTEM_ADMIN'` の共有アカウント1件として初期データまたは運用設定で用意する。本画面/APIでは `SYSTEM_ADMIN` をアカウント種別候補に含めず、新規作成、基本情報更新、担当施設・権限更新、初回設定案内送信、削除の対象にしない。</w:t>
+        <w:t>ユーザー管理は、医療機器管理システムの共通管理機能として、選択中施設に有効な担当施設割当を持つ病院ユーザーの基本情報と担当施設割当を保守する画面である。SHIPユーザーは SHIPユーザー管理画面/API で分けて扱い、本書の作成・編集・削除対象には含めない。</w:t>
+      </w:r>
+    </w:p>
+    <w:p>
+      <w:pPr>
+        <w:rPr>
+          <w:rFonts w:hint="eastAsia"/>
+        </w:rPr>
+      </w:pPr>
+      <w:r>
+        <w:rPr>
+          <w:rFonts w:hint="eastAsia"/>
+        </w:rPr>
+        <w:t>認可判定はロール前提ではなく、施設単位で提供される機能・カラムと、ユーザー施設別に許可された機能・カラムの組み合わせを正本として行う。固定導線を除く現行採用機能は `config_scope='FACILITY_USER'` に統一し、`lending_in_use_used` はユーザー施設別設定の対象に含める。`normal_ship_request` は本APIのユーザー別設定候補に含めない。子機能など追加条件を持つコードは認証認可 API および業務 API 側の補足規定に従う。</w:t>
+      </w:r>
+    </w:p>
+    <w:p>
+      <w:pPr>
+        <w:rPr>
+          <w:rFonts w:hint="eastAsia"/>
+        </w:rPr>
+      </w:pPr>
+      <w:r>
+        <w:rPr>
+          <w:rFonts w:hint="eastAsia"/>
+        </w:rPr>
+        <w:t>共有システム管理者アカウントは通常ユーザーへ付与するロールではなく、`users.account_type='SYSTEM_ADMIN'` の共有アカウント1件として初期データまたは運用設定で用意する。本画面/APIでは新規作成、基本情報更新、担当施設・権限更新、初回設定案内送信、削除の対象にしない。</w:t>
       </w:r>
     </w:p>
     <w:p>
@@ -6686,7 +6686,7 @@
           <w:rFonts w:hint="eastAsia"/>
         </w:rPr>
       </w:pPr>
-      <w:bookmarkStart w:id="4" w:name="_Toc231417140"/>
+      <w:bookmarkStart w:id="4" w:name="_Toc234080371"/>
       <w:r>
         <w:rPr>
           <w:rFonts w:hint="eastAsia"/>
@@ -6781,7 +6781,7 @@
               <w:rPr>
                 <w:rFonts w:hint="eastAsia"/>
               </w:rPr>
-              <w:t>ユーザー名、メールアドレス、アカウント種別、所属部門、所属部署、役職、連絡先など `users` に保持する項目</w:t>
+              <w:t>ユーザー名、メールアドレス、所属部門、所属部署、役職、連絡先など `users` に保持する項目。`account_type` は画面/API入力では受け取らず `HOSPITAL` 固定で扱う</w:t>
             </w:r>
           </w:p>
         </w:tc>
@@ -6950,7 +6950,7 @@
               <w:rPr>
                 <w:rFonts w:hint="eastAsia"/>
               </w:rPr>
-              <w:t>担当施設ごとにユーザーへ許可する `config_scope='FACILITY_USER'` の機能。`user_facility_feature_settings` で ON/OFF 管理する。旧 `facility_feature_edit` は通常ユーザー向け候補に含めない</w:t>
+              <w:t>担当施設ごとにユーザーへ許可する `config_scope='FACILITY_USER'` の機能。`user_facility_feature_settings` で ON/OFF 管理する</w:t>
             </w:r>
           </w:p>
         </w:tc>
@@ -7020,7 +7020,7 @@
           <w:rFonts w:hint="eastAsia"/>
         </w:rPr>
       </w:pPr>
-      <w:bookmarkStart w:id="5" w:name="_Toc231417141"/>
+      <w:bookmarkStart w:id="5" w:name="_Toc234080372"/>
       <w:r>
         <w:rPr>
           <w:rFonts w:hint="eastAsia"/>
@@ -7160,7 +7160,7 @@
           <w:rFonts w:hint="eastAsia"/>
         </w:rPr>
       </w:pPr>
-      <w:bookmarkStart w:id="6" w:name="_Toc231417142"/>
+      <w:bookmarkStart w:id="6" w:name="_Toc234080373"/>
       <w:r>
         <w:rPr>
           <w:rFonts w:hint="eastAsia"/>
@@ -7177,7 +7177,7 @@
           <w:rFonts w:hint="eastAsia"/>
         </w:rPr>
       </w:pPr>
-      <w:bookmarkStart w:id="7" w:name="_Toc231417143"/>
+      <w:bookmarkStart w:id="7" w:name="_Toc234080374"/>
       <w:r>
         <w:rPr>
           <w:rFonts w:hint="eastAsia"/>
@@ -7209,7 +7209,7 @@
         <w:rPr>
           <w:rFonts w:hint="eastAsia"/>
         </w:rPr>
-        <w:t>施設単位の提供機能・提供カラム設定はNo.16 権限管理APIの責務とし、本APIではその結果を読み取って通常ユーザーへ付与できるユーザー施設別機能・カラム候補を返却・保存する。施設権限管理そのものを操作する旧 `facility_feature_edit` は、本APIの候補集合と保存対象に含めない。</w:t>
+        <w:t>施設単位の提供機能・提供カラム設定はNo.16 権限管理APIの責務とし、本APIではその結果を読み取って通常ユーザーへ付与できるユーザー施設別機能・カラム候補を返却・保存する。</w:t>
       </w:r>
     </w:p>
     <w:p>
@@ -7245,7 +7245,7 @@
           <w:rFonts w:hint="eastAsia"/>
         </w:rPr>
       </w:pPr>
-      <w:bookmarkStart w:id="8" w:name="_Toc231417144"/>
+      <w:bookmarkStart w:id="8" w:name="_Toc234080375"/>
       <w:r>
         <w:rPr>
           <w:rFonts w:hint="eastAsia"/>
@@ -7366,7 +7366,7 @@
           <w:rFonts w:hint="eastAsia"/>
         </w:rPr>
       </w:pPr>
-      <w:bookmarkStart w:id="9" w:name="_Toc231417145"/>
+      <w:bookmarkStart w:id="9" w:name="_Toc234080376"/>
       <w:r>
         <w:rPr>
           <w:rFonts w:hint="eastAsia"/>
@@ -7489,7 +7489,7 @@
               <w:rPr>
                 <w:rFonts w:hint="eastAsia"/>
               </w:rPr>
-              <w:t>通常ユーザー基本情報の参照、登録、更新、論理削除、集約更新トークン管理。`account_type='SYSTEM_ADMIN'` は通常ユーザー管理対象外</w:t>
+              <w:t>病院ユーザー基本情報の参照、登録、更新、論理削除、集約更新トークン管理。新規作成時の `account_type` は `HOSPITAL` 固定とし、`SHIP` / `SYSTEM_ADMIN` は本APIの管理対象外</w:t>
             </w:r>
           </w:p>
         </w:tc>
@@ -7783,7 +7783,7 @@
           <w:rFonts w:hint="eastAsia"/>
         </w:rPr>
       </w:pPr>
-      <w:bookmarkStart w:id="10" w:name="_Toc231417146"/>
+      <w:bookmarkStart w:id="10" w:name="_Toc234080377"/>
       <w:r>
         <w:rPr>
           <w:rFonts w:hint="eastAsia"/>
@@ -7800,7 +7800,7 @@
           <w:rFonts w:hint="eastAsia"/>
         </w:rPr>
       </w:pPr>
-      <w:bookmarkStart w:id="11" w:name="_Toc231417147"/>
+      <w:bookmarkStart w:id="11" w:name="_Toc234080378"/>
       <w:r>
         <w:rPr>
           <w:rFonts w:hint="eastAsia"/>
@@ -7958,7 +7958,7 @@
         <w:rPr>
           <w:rFonts w:hint="eastAsia"/>
         </w:rPr>
-        <w:t>ユーザー別機能候補は `config_scope='FACILITY_USER'` かつ施設提供中の機能に限定し、旧 `facility_feature_edit` は候補・入力値として扱わない</w:t>
+        <w:t>ユーザー別機能候補は `config_scope='FACILITY_USER'` かつ施設提供中の機能に限定する</w:t>
       </w:r>
     </w:p>
     <w:p>
@@ -7968,7 +7968,7 @@
           <w:rFonts w:hint="eastAsia"/>
         </w:rPr>
       </w:pPr>
-      <w:bookmarkStart w:id="12" w:name="_Toc231417148"/>
+      <w:bookmarkStart w:id="12" w:name="_Toc234080379"/>
       <w:r>
         <w:rPr>
           <w:rFonts w:hint="eastAsia"/>
@@ -7997,7 +7997,7 @@
           <w:rFonts w:hint="eastAsia"/>
         </w:rPr>
       </w:pPr>
-      <w:bookmarkStart w:id="13" w:name="_Toc231417149"/>
+      <w:bookmarkStart w:id="13" w:name="_Toc234080380"/>
       <w:r>
         <w:rPr>
           <w:rFonts w:hint="eastAsia"/>
@@ -8016,7 +8016,7 @@
         <w:rPr>
           <w:rFonts w:hint="eastAsia"/>
         </w:rPr>
-        <w:t>本API群で使用する `feature_code` は以下の通りとする。業務 API は `/auth/context` の返却値だけを信頼せず、Bearer トークン上の作業対象施設に対して `user_facility_assignments` の有効割当、`facility_feature_settings` の施設提供設定、`user_facility_feature_settings` のユーザー施設別設定を毎回再判定する。ユーザー管理APIの `availableFeatureCodes` / `enabledFeatureCodes` は `config_scope='FACILITY_USER'` の機能を対象とし、Phase1では `lending_in_use_used` を候補に含める。`normal_ship_request` は Phase2 対象のため Phase1 の候補に含めない。ただし施設提供設定そのものを操作する旧 `facility_feature_edit` は通常ユーザー向け機能ではないため候補に含めない。`availableColumnCodes` / `enabledColumnCodes` は施設提供カラムを対象とする。PII を含む基本情報詳細は `user_edit` を前提とする。実行ユーザーが共有システム管理者アカウント（`account_type='SYSTEM_ADMIN'`）の場合は、認証／認可 API の例外規定により、作業対象施設が未削除である限り必要 feature を満たすものとして扱う。</w:t>
+        <w:t>本API群で使用する `feature_code` は以下の通りとする。業務 API は `/auth/context` の返却値だけを信頼せず、Bearer トークン上の作業対象施設に対して `user_facility_assignments` の有効割当、`facility_feature_settings` の施設提供設定、`user_facility_feature_settings` のユーザー施設別設定を毎回再判定する。ユーザー管理APIの `availableFeatureCodes` / `enabledFeatureCodes` は `config_scope='FACILITY_USER'` の機能を対象とし、`lending_in_use_used` は候補に含める。`normal_ship_request` は本APIの候補に含めない。`availableColumnCodes` / `enabledColumnCodes` は施設提供カラムを対象とする。PII を含む基本情報詳細は `user_edit` を前提とする。実行ユーザーが共有システム管理者アカウント（`account_type='SYSTEM_ADMIN'`）の場合は、認証／認可 API の例外規定により、作業対象施設が未削除である限り必要 feature を満たすものとして扱う。</w:t>
       </w:r>
     </w:p>
     <w:tbl>
@@ -8058,7 +8058,6 @@
                 <w:rFonts w:hint="eastAsia"/>
                 <w:b/>
               </w:rPr>
-              <w:lastRenderedPageBreak/>
               <w:t>管理単位名</w:t>
             </w:r>
           </w:p>
@@ -8151,6 +8150,7 @@
               <w:rPr>
                 <w:rFonts w:hint="eastAsia"/>
               </w:rPr>
+              <w:lastRenderedPageBreak/>
               <w:t>ユーザー / 新規作成・編集</w:t>
             </w:r>
           </w:p>
@@ -8528,7 +8528,7 @@
           <w:rFonts w:hint="eastAsia"/>
         </w:rPr>
       </w:pPr>
-      <w:bookmarkStart w:id="14" w:name="_Toc231417150"/>
+      <w:bookmarkStart w:id="14" w:name="_Toc234080381"/>
       <w:r>
         <w:rPr>
           <w:rFonts w:hint="eastAsia"/>
@@ -8548,7 +8548,7 @@
         <w:rPr>
           <w:rFonts w:hint="eastAsia"/>
         </w:rPr>
-        <w:t>`user_list_view`、`user_edit`、`user_facility_assignment_edit` は本 API 群を実行するための権限である。一方、ユーザー新規作成・担当施設・権限更新で受け取る `facilityAssignments[*].enabledFeatureCodes` / `enabledColumnCodes` は、対象ユーザーに付与する業務権限の現在値を表す。画面は担当施設・権限詳細取得や施設候補取得で返す `availableFeatureCodes` / `availableColumnCodes` を候補集合として保持し、保存時はその候補集合に対する ON/OFF を書き戻す。Phase1では `lending_in_use_used` を `config_scope='FACILITY_USER'` として `availableFeatureCodes` / `enabledFeatureCodes` に含める。`normal_ship_request` は Phase2 対象のため Phase1 の候補に含めない。旧 `facility_feature_edit` は施設提供設定を編集する共有システム管理者専用導線の整理前コードであり、`availableFeatureCodes` / `enabledFeatureCodes` に含めない。なお `lending_in_use_used` の実効利用には施設提供設定とユーザー施設別設定に加えて親 `lending_checkout` の実効権限も必要であり、保存時も `lending_in_use_used` を ON にする場合は同じ担当施設の `lending_checkout` も ON であることを必須とする。</w:t>
+        <w:t>`user_list_view`、`user_edit`、`user_facility_assignment_edit` は本 API 群を実行するための権限である。一方、ユーザー新規作成・担当施設・権限更新で受け取る `facilityAssignments[*].enabledFeatureCodes` / `enabledColumnCodes` は、対象ユーザーに付与する業務権限の現在値を表す。画面は担当施設・権限詳細取得や施設候補取得で返す `availableFeatureCodes` / `availableColumnCodes` を候補集合として保持し、保存時はその候補集合に対する ON/OFF を書き戻す。`lending_in_use_used` は `config_scope='FACILITY_USER'` として `availableFeatureCodes` / `enabledFeatureCodes` に含める。`normal_ship_request` は本APIの候補に含めない。なお `lending_in_use_used` の実効利用には施設提供設定とユーザー施設別設定に加えて親 `lending_checkout` の実効権限も必要であり、保存時も `lending_in_use_used` を ON にする場合は同じ担当施設の `lending_checkout` も ON であることを必須とする。</w:t>
       </w:r>
     </w:p>
     <w:tbl>
@@ -8676,7 +8676,7 @@
               <w:rPr>
                 <w:rFonts w:hint="eastAsia"/>
               </w:rPr>
-              <w:t>`feature_catalogs.config_scope='FACILITY_USER'` かつ対象施設の `facility_feature_settings.is_enabled=true` の `feature_code`。`auth_login` / `facility_select` / `normal_ship_request` / 旧 `facility_feature_edit` は候補に含めない。Phase1では `lending_in_use_used` は候補に含める</w:t>
+              <w:t>`feature_catalogs.config_scope='FACILITY_USER'` かつ対象施設の `facility_feature_settings.is_enabled=true` の `feature_code`。`auth_login` / `facility_select` / `normal_ship_request` は候補に含めない。`lending_in_use_used` は候補に含める</w:t>
             </w:r>
           </w:p>
         </w:tc>
@@ -8724,45 +8724,37 @@
               <w:rPr>
                 <w:rFonts w:hint="eastAsia"/>
               </w:rPr>
-              <w:t>対象施設の `facility_column_settings.is_enabled=true` かつ `column_catal</w:t>
+              <w:t>対象施設の `facility_column_settings.is_enabled=true` かつ `column_catalogs.related_feature_code` が施設提供されている `column_code`</w:t>
+            </w:r>
+          </w:p>
+        </w:tc>
+        <w:tc>
+          <w:tcPr>
+            <w:tcW w:w="1250" w:type="pct"/>
+          </w:tcPr>
+          <w:p>
+            <w:r>
+              <w:t>`user_facility_column_settings`</w:t>
+            </w:r>
+          </w:p>
+        </w:tc>
+        <w:tc>
+          <w:tcPr>
+            <w:tcW w:w="1250" w:type="pct"/>
+          </w:tcPr>
+          <w:p>
+            <w:r>
+              <w:rPr>
+                <w:rFonts w:hint="eastAsia"/>
+              </w:rPr>
+              <w:t xml:space="preserve">候補集合の各 `column_code` を現在値として管理し、リクエストに含み、かつ対応機能が `enabledFeatureCodes` に含まれるコードを `is_enabled=true`、それ以外を </w:t>
             </w:r>
             <w:r>
               <w:rPr>
                 <w:rFonts w:hint="eastAsia"/>
               </w:rPr>
               <w:lastRenderedPageBreak/>
-              <w:t>ogs.related_feature_code` が施設提供されている `column_code`</w:t>
-            </w:r>
-          </w:p>
-        </w:tc>
-        <w:tc>
-          <w:tcPr>
-            <w:tcW w:w="1250" w:type="pct"/>
-          </w:tcPr>
-          <w:p>
-            <w:r>
-              <w:lastRenderedPageBreak/>
-              <w:t>`user_facility_column_settings`</w:t>
-            </w:r>
-          </w:p>
-        </w:tc>
-        <w:tc>
-          <w:tcPr>
-            <w:tcW w:w="1250" w:type="pct"/>
-          </w:tcPr>
-          <w:p>
-            <w:r>
-              <w:rPr>
-                <w:rFonts w:hint="eastAsia"/>
-              </w:rPr>
-              <w:t>候補集合の各 `column_code` を現在値として管理し、リクエストに含み、かつ対応機能</w:t>
-            </w:r>
-            <w:r>
-              <w:rPr>
-                <w:rFonts w:hint="eastAsia"/>
-              </w:rPr>
-              <w:lastRenderedPageBreak/>
-              <w:t>が `enabledFeatureCodes` に含まれるコードを `is_enabled=true`、それ以外を `false` として作成・更新する</w:t>
+              <w:t>`false` として作成・更新する</w:t>
             </w:r>
           </w:p>
         </w:tc>
@@ -8776,7 +8768,7 @@
           <w:rFonts w:hint="eastAsia"/>
         </w:rPr>
       </w:pPr>
-      <w:bookmarkStart w:id="15" w:name="_Toc231417151"/>
+      <w:bookmarkStart w:id="15" w:name="_Toc234080382"/>
       <w:r>
         <w:rPr>
           <w:rFonts w:hint="eastAsia"/>
@@ -8887,7 +8879,7 @@
           <w:rFonts w:hint="eastAsia"/>
         </w:rPr>
       </w:pPr>
-      <w:bookmarkStart w:id="16" w:name="_Toc231417152"/>
+      <w:bookmarkStart w:id="16" w:name="_Toc234080383"/>
       <w:r>
         <w:rPr>
           <w:rFonts w:hint="eastAsia"/>
@@ -8912,7 +8904,7 @@
         <w:rPr>
           <w:rFonts w:hint="eastAsia"/>
         </w:rPr>
-        <w:t>管理対象ユーザーは、`users.account_type &lt;&gt; 'SYSTEM_ADMIN'` で、Bearer トークン上の作業対象施設に対して `user_facility_assignments.is_active=true` の有効割当を持ち、かつ当該施設が `facilities.deleted_at IS NULL` のユーザーに限る</w:t>
+        <w:t>管理対象ユーザーは、`users.account_type = 'HOSPITAL'` で、Bearer トークン上の選択中施設に対して `user_facility_assignments.is_active=true` の有効割当を持ち、かつ当該施設が `facilities.deleted_at IS NULL` のユーザーに限る</w:t>
       </w:r>
     </w:p>
     <w:p>
@@ -8969,7 +8961,6 @@
         <w:rPr>
           <w:rFonts w:hint="eastAsia"/>
         </w:rPr>
-        <w:lastRenderedPageBreak/>
         <w:t>一覧 API は上記条件を満たすユーザーだけを返却する</w:t>
       </w:r>
     </w:p>
@@ -8989,7 +8980,7 @@
         <w:rPr>
           <w:rFonts w:hint="eastAsia"/>
         </w:rPr>
-        <w:t>新規作成および担当施設・権限更新では、更新後の `facilityAssignments` に作業対象施設を必ず含める</w:t>
+        <w:t>新規作成および担当施設・権限更新では、更新後の `facilityAssignments` に選択中施設を必ず含める</w:t>
       </w:r>
     </w:p>
     <w:p>
@@ -9008,6 +8999,7 @@
         <w:rPr>
           <w:rFonts w:hint="eastAsia"/>
         </w:rPr>
+        <w:lastRenderedPageBreak/>
         <w:t>詳細取得、更新、初回設定案内送信、削除で管理対象外ユーザーが指定された場合は、存在隠蔽のため 404 (`USER_NOT_FOUND`) を返却する</w:t>
       </w:r>
     </w:p>
@@ -9018,7 +9010,7 @@
           <w:rFonts w:hint="eastAsia"/>
         </w:rPr>
       </w:pPr>
-      <w:bookmarkStart w:id="17" w:name="_Toc231417153"/>
+      <w:bookmarkStart w:id="17" w:name="_Toc234080384"/>
       <w:r>
         <w:rPr>
           <w:rFonts w:hint="eastAsia"/>
@@ -9043,7 +9035,7 @@
         <w:rPr>
           <w:rFonts w:hint="eastAsia"/>
         </w:rPr>
-        <w:t>通常アカウントの担当施設候補は、実行ユーザー自身が `user_facility_assignments.is_active=true` の直接割当を持ち、Bearer トークン上の作業対象施設と同一 `establishment_id` に属する未削除施設に限る</w:t>
+        <w:t>病院ユーザーの担当施設候補は、実行ユーザー自身が `user_facility_assignments.is_active=true` の直接割当を持ち、Bearer トークン上の選択中施設と同一 `establishment_id` に属する未削除施設に限る</w:t>
       </w:r>
     </w:p>
     <w:p>
@@ -9205,7 +9197,7 @@
           <w:rFonts w:hint="eastAsia"/>
         </w:rPr>
       </w:pPr>
-      <w:bookmarkStart w:id="18" w:name="_Toc231417154"/>
+      <w:bookmarkStart w:id="18" w:name="_Toc234080385"/>
       <w:r>
         <w:rPr>
           <w:rFonts w:hint="eastAsia"/>
@@ -9230,7 +9222,7 @@
         <w:rPr>
           <w:rFonts w:hint="eastAsia"/>
         </w:rPr>
-        <w:t>`feature_catalogs` は `config_scope=FACILITY_USER` かつ `is_active=true` のものをユーザー別設定対象とする。ただし旧 `facility_feature_edit` はユーザー別設定対象外とする</w:t>
+        <w:t>`feature_catalogs` は `config_scope=FACILITY_USER` かつ `is_active=true` のものをユーザー別設定対象とする</w:t>
       </w:r>
     </w:p>
     <w:p>
@@ -9249,14 +9241,7 @@
         <w:rPr>
           <w:rFonts w:hint="eastAsia"/>
         </w:rPr>
-        <w:t>`user_facility_feature_settings` は、`config_scope=FACILITY_USER` かつ対象施設の `facility_feature_settings.is_enabled=true` の機能のみ有効化できる。Phase1で</w:t>
-      </w:r>
-      <w:r>
-        <w:rPr>
-          <w:rFonts w:hint="eastAsia"/>
-        </w:rPr>
-        <w:lastRenderedPageBreak/>
-        <w:t>は `lending_in_use_used` を対象に含め、`normal_ship_request` は Phase2 対象のため候補・保存対象に含めない。旧 `facility_feature_edit` は保存しない</w:t>
+        <w:t>`user_facility_feature_settings` は、`config_scope=FACILITY_USER` かつ対象施設の `facility_feature_settings.is_enabled=true` の機能のみ有効化できる。`lending_in_use_used` は対象に含め、`normal_ship_request` は候補・保存対象に含めない</w:t>
       </w:r>
     </w:p>
     <w:p>
@@ -9294,6 +9279,7 @@
         <w:rPr>
           <w:rFonts w:hint="eastAsia"/>
         </w:rPr>
+        <w:lastRenderedPageBreak/>
         <w:t>`user_facility_column_settings` は、対象施設の `facility_column_settings.is_enabled=true` かつ `column_catalogs.related_feature_code` に対応する `user_facility_feature_settings.is_enabled=true` のカラムのみ有効化できる</w:t>
       </w:r>
     </w:p>
@@ -9313,7 +9299,7 @@
         <w:rPr>
           <w:rFonts w:hint="eastAsia"/>
         </w:rPr>
-        <w:t>`users.account_type` は通常アカウントでは表示分類・入力制御用途で扱う。`SYSTEM_ADMIN` は共有システム管理者アカウントを表す特別値であり、本 API の作成・更新入力としては受け付けない</w:t>
+        <w:t>`users.account_type` は本APIでは管理対象区分にのみ利用する。作成時は `HOSPITAL` をサーバー側で固定設定し、更新入力としては受け付けない。`SHIP` と `SYSTEM_ADMIN` は本APIの管理対象外とする</w:t>
       </w:r>
     </w:p>
     <w:p>
@@ -9323,7 +9309,7 @@
           <w:rFonts w:hint="eastAsia"/>
         </w:rPr>
       </w:pPr>
-      <w:bookmarkStart w:id="19" w:name="_Toc231417155"/>
+      <w:bookmarkStart w:id="19" w:name="_Toc234080386"/>
       <w:r>
         <w:rPr>
           <w:rFonts w:hint="eastAsia"/>
@@ -9434,7 +9420,7 @@
           <w:rFonts w:hint="eastAsia"/>
         </w:rPr>
       </w:pPr>
-      <w:bookmarkStart w:id="20" w:name="_Toc231417156"/>
+      <w:bookmarkStart w:id="20" w:name="_Toc234080387"/>
       <w:r>
         <w:rPr>
           <w:rFonts w:hint="eastAsia"/>
@@ -9450,7 +9436,7 @@
           <w:rFonts w:hint="eastAsia"/>
         </w:rPr>
       </w:pPr>
-      <w:bookmarkStart w:id="21" w:name="_Toc231417157"/>
+      <w:bookmarkStart w:id="21" w:name="_Toc234080388"/>
       <w:r>
         <w:rPr>
           <w:rFonts w:hint="eastAsia"/>
@@ -9708,12 +9694,11 @@
           <w:rFonts w:hint="eastAsia"/>
         </w:rPr>
       </w:pPr>
-      <w:bookmarkStart w:id="22" w:name="_Toc231417158"/>
-      <w:r>
-        <w:rPr>
-          <w:rFonts w:hint="eastAsia"/>
-        </w:rPr>
-        <w:lastRenderedPageBreak/>
+      <w:bookmarkStart w:id="22" w:name="_Toc234080389"/>
+      <w:r>
+        <w:rPr>
+          <w:rFonts w:hint="eastAsia"/>
+        </w:rPr>
         <w:t>第4章 API 一覧</w:t>
       </w:r>
       <w:bookmarkEnd w:id="22"/>
@@ -9915,7 +9900,14 @@
               <w:rPr>
                 <w:rFonts w:hint="eastAsia"/>
               </w:rPr>
-              <w:t>画面初期表示に必要なカタログと操作制約を取得する</w:t>
+              <w:t>画面初期表示に必要なカ</w:t>
+            </w:r>
+            <w:r>
+              <w:rPr>
+                <w:rFonts w:hint="eastAsia"/>
+              </w:rPr>
+              <w:lastRenderedPageBreak/>
+              <w:t>タログと操作制約を取得する</w:t>
             </w:r>
           </w:p>
         </w:tc>
@@ -9925,6 +9917,7 @@
           </w:tcPr>
           <w:p>
             <w:r>
+              <w:lastRenderedPageBreak/>
               <w:t>`user_list_view`</w:t>
             </w:r>
           </w:p>
@@ -10391,14 +10384,66 @@
               <w:rPr>
                 <w:rFonts w:hint="eastAsia"/>
               </w:rPr>
-              <w:t>既定施設、担当施設、ユーザー施設別機能、ユーザー</w:t>
-            </w:r>
-            <w:r>
-              <w:rPr>
-                <w:rFonts w:hint="eastAsia"/>
-              </w:rPr>
+              <w:t>既定施設、担当施設、ユーザー施設別機能、ユーザー施設別カラムを更新する</w:t>
+            </w:r>
+          </w:p>
+        </w:tc>
+        <w:tc>
+          <w:tcPr>
+            <w:tcW w:w="833" w:type="pct"/>
+          </w:tcPr>
+          <w:p>
+            <w:r>
+              <w:t>`user_facility_assignment_edit`</w:t>
+            </w:r>
+          </w:p>
+        </w:tc>
+      </w:tr>
+      <w:tr>
+        <w:tc>
+          <w:tcPr>
+            <w:tcW w:w="833" w:type="pct"/>
+          </w:tcPr>
+          <w:p>
+            <w:r>
+              <w:t>9</w:t>
+            </w:r>
+          </w:p>
+        </w:tc>
+        <w:tc>
+          <w:tcPr>
+            <w:tcW w:w="833" w:type="pct"/>
+          </w:tcPr>
+          <w:p>
+            <w:r>
+              <w:rPr>
+                <w:rFonts w:hint="eastAsia"/>
+              </w:rPr>
+              <w:t>初回設定案内送信</w:t>
+            </w:r>
+          </w:p>
+        </w:tc>
+        <w:tc>
+          <w:tcPr>
+            <w:tcW w:w="833" w:type="pct"/>
+          </w:tcPr>
+          <w:p>
+            <w:r>
+              <w:t>POST</w:t>
+            </w:r>
+          </w:p>
+        </w:tc>
+        <w:tc>
+          <w:tcPr>
+            <w:tcW w:w="833" w:type="pct"/>
+          </w:tcPr>
+          <w:p>
+            <w:r>
+              <w:t>/user-management/users/{userI</w:t>
+            </w:r>
+            <w:r>
               <w:lastRenderedPageBreak/>
-              <w:t>施設別カラムを更新する</w:t>
+              <w:t>d}/setup-invitation</w:t>
             </w:r>
           </w:p>
         </w:tc>
@@ -10408,65 +10453,10 @@
           </w:tcPr>
           <w:p>
             <w:r>
+              <w:rPr>
+                <w:rFonts w:hint="eastAsia"/>
+              </w:rPr>
               <w:lastRenderedPageBreak/>
-              <w:t>`user_facility_assignment_edit`</w:t>
-            </w:r>
-          </w:p>
-        </w:tc>
-      </w:tr>
-      <w:tr>
-        <w:tc>
-          <w:tcPr>
-            <w:tcW w:w="833" w:type="pct"/>
-          </w:tcPr>
-          <w:p>
-            <w:r>
-              <w:t>9</w:t>
-            </w:r>
-          </w:p>
-        </w:tc>
-        <w:tc>
-          <w:tcPr>
-            <w:tcW w:w="833" w:type="pct"/>
-          </w:tcPr>
-          <w:p>
-            <w:r>
-              <w:rPr>
-                <w:rFonts w:hint="eastAsia"/>
-              </w:rPr>
-              <w:t>初回設定案内送信</w:t>
-            </w:r>
-          </w:p>
-        </w:tc>
-        <w:tc>
-          <w:tcPr>
-            <w:tcW w:w="833" w:type="pct"/>
-          </w:tcPr>
-          <w:p>
-            <w:r>
-              <w:t>POST</w:t>
-            </w:r>
-          </w:p>
-        </w:tc>
-        <w:tc>
-          <w:tcPr>
-            <w:tcW w:w="833" w:type="pct"/>
-          </w:tcPr>
-          <w:p>
-            <w:r>
-              <w:t>/user-management/users/{userId}/setup-invitation</w:t>
-            </w:r>
-          </w:p>
-        </w:tc>
-        <w:tc>
-          <w:tcPr>
-            <w:tcW w:w="833" w:type="pct"/>
-          </w:tcPr>
-          <w:p>
-            <w:r>
-              <w:rPr>
-                <w:rFonts w:hint="eastAsia"/>
-              </w:rPr>
               <w:t>未利用ユーザーへ初回パスワード設定案内を送信する</w:t>
             </w:r>
           </w:p>
@@ -10559,7 +10549,7 @@
           <w:rFonts w:hint="eastAsia"/>
         </w:rPr>
       </w:pPr>
-      <w:bookmarkStart w:id="23" w:name="_Toc231417159"/>
+      <w:bookmarkStart w:id="23" w:name="_Toc234080390"/>
       <w:r>
         <w:rPr>
           <w:rFonts w:hint="eastAsia"/>
@@ -10575,7 +10565,7 @@
           <w:rFonts w:hint="eastAsia"/>
         </w:rPr>
       </w:pPr>
-      <w:bookmarkStart w:id="24" w:name="_Toc231417160"/>
+      <w:bookmarkStart w:id="24" w:name="_Toc234080391"/>
       <w:r>
         <w:rPr>
           <w:rFonts w:hint="eastAsia"/>
@@ -10594,7 +10584,7 @@
         <w:rPr>
           <w:rFonts w:hint="eastAsia"/>
         </w:rPr>
-        <w:t>ユーザー管理画面の初期表示に必要なアカウント種別候補、管理可能な初期施設候補、機能カタログ、カラムカタログ、ログインユーザーの操作制約を取得する。</w:t>
+        <w:t>ユーザー管理画面の初期表示に必要な管理可能な初期施設候補、機能カタログ、カラムカタログ、ログインユーザーの操作制約を取得する。</w:t>
       </w:r>
     </w:p>
     <w:p>
@@ -10658,33 +10648,33 @@
         <w:rPr>
           <w:rFonts w:hint="eastAsia"/>
         </w:rPr>
-        <w:t>認可条件: 通常アカウントでは Bearer トークン上の作業対象施設について `user_list_view` が有効であること</w:t>
-      </w:r>
-    </w:p>
-    <w:p>
-      <w:pPr>
-        <w:rPr>
-          <w:rFonts w:hint="eastAsia"/>
-        </w:rPr>
-      </w:pPr>
-      <w:r>
-        <w:rPr>
-          <w:rFonts w:hint="eastAsia"/>
-        </w:rPr>
-        <w:t>認可条件: 共有システム管理者アカウントでは作業対象施設が未削除であること</w:t>
-      </w:r>
-    </w:p>
-    <w:p>
-      <w:pPr>
-        <w:rPr>
-          <w:rFonts w:hint="eastAsia"/>
-        </w:rPr>
-      </w:pPr>
-      <w:r>
-        <w:rPr>
-          <w:rFonts w:hint="eastAsia"/>
-        </w:rPr>
-        <w:t>レスポンス内の操作可否は、通常アカウントでは同一作業対象施設に対する `user_edit` と `user_facility_assignment_edit` の実効有無から導出し、共有システム管理者アカウントでは作業対象施設が未削除であれば必要権限を満たすものとして導出する</w:t>
+        <w:t>認可条件: 通常アカウントでは Bearer トークン上の選択中施設について `user_list_view` が有効であること</w:t>
+      </w:r>
+    </w:p>
+    <w:p>
+      <w:pPr>
+        <w:rPr>
+          <w:rFonts w:hint="eastAsia"/>
+        </w:rPr>
+      </w:pPr>
+      <w:r>
+        <w:rPr>
+          <w:rFonts w:hint="eastAsia"/>
+        </w:rPr>
+        <w:t>認可条件: 共有システム管理者アカウントでは選択中施設が未削除であること</w:t>
+      </w:r>
+    </w:p>
+    <w:p>
+      <w:pPr>
+        <w:rPr>
+          <w:rFonts w:hint="eastAsia"/>
+        </w:rPr>
+      </w:pPr>
+      <w:r>
+        <w:rPr>
+          <w:rFonts w:hint="eastAsia"/>
+        </w:rPr>
+        <w:t>レスポンス内の操作可否は、通常アカウントでは同一選択中施設に対する `user_edit` と `user_facility_assignment_edit` の実効有無から導出し、共有システム管理者アカウントでは選択中施設が未削除であれば必要権限を満たすものとして導出する</w:t>
       </w:r>
     </w:p>
     <w:p>
@@ -10698,47 +10688,47 @@
         <w:rPr>
           <w:rFonts w:hint="eastAsia"/>
         </w:rPr>
+        <w:t>処理仕様</w:t>
+      </w:r>
+    </w:p>
+    <w:p>
+      <w:pPr>
+        <w:rPr>
+          <w:rFonts w:hint="eastAsia"/>
+        </w:rPr>
+      </w:pPr>
+      <w:r>
+        <w:rPr>
+          <w:rFonts w:hint="eastAsia"/>
+        </w:rPr>
+        <w:t>`feature_catalogs` から `config_scope=FACILITY_USER` かつ `is_active=true` の機能をユーザー別設定候補として表示順で取得する。`normal_ship_request` は除外し、`lending_in_use_used` は候補に含める</w:t>
+      </w:r>
+    </w:p>
+    <w:p>
+      <w:pPr>
+        <w:rPr>
+          <w:rFonts w:hint="eastAsia"/>
+        </w:rPr>
+      </w:pPr>
+      <w:r>
+        <w:rPr>
+          <w:rFonts w:hint="eastAsia"/>
+        </w:rPr>
+        <w:t>`column_catalogs` から `is_active=true` のカラムを表示順で取得する</w:t>
+      </w:r>
+    </w:p>
+    <w:p>
+      <w:pPr>
+        <w:rPr>
+          <w:rFonts w:hint="eastAsia"/>
+        </w:rPr>
+      </w:pPr>
+      <w:r>
+        <w:rPr>
+          <w:rFonts w:hint="eastAsia"/>
+        </w:rPr>
         <w:lastRenderedPageBreak/>
-        <w:t>処理仕様</w:t>
-      </w:r>
-    </w:p>
-    <w:p>
-      <w:pPr>
-        <w:rPr>
-          <w:rFonts w:hint="eastAsia"/>
-        </w:rPr>
-      </w:pPr>
-      <w:r>
-        <w:rPr>
-          <w:rFonts w:hint="eastAsia"/>
-        </w:rPr>
-        <w:t>`feature_catalogs` から `config_scope=FACILITY_USER` かつ `is_active=true` の機能をユーザー別設定候補として表示順で取得する。`normal_ship_request` と旧 `facility_feature_edit` は除外する。Phase1では `lending_in_use_used` を `FACILITY_USER` として取得する</w:t>
-      </w:r>
-    </w:p>
-    <w:p>
-      <w:pPr>
-        <w:rPr>
-          <w:rFonts w:hint="eastAsia"/>
-        </w:rPr>
-      </w:pPr>
-      <w:r>
-        <w:rPr>
-          <w:rFonts w:hint="eastAsia"/>
-        </w:rPr>
-        <w:t>`column_catalogs` から `is_active=true` のカラムを表示順で取得する</w:t>
-      </w:r>
-    </w:p>
-    <w:p>
-      <w:pPr>
-        <w:rPr>
-          <w:rFonts w:hint="eastAsia"/>
-        </w:rPr>
-      </w:pPr>
-      <w:r>
-        <w:rPr>
-          <w:rFonts w:hint="eastAsia"/>
-        </w:rPr>
-        <w:t>通常アカウントでは、実行ユーザー自身が有効な直接担当施設割当を持ち、Bearer トークン上の作業対象施設と同一 `establishment_id` に属し、かつ当該施設に対して実効 `user_facility_assignment_edit` を持つ未削除施設を施設名昇順で先頭 20 件取得し、初期候補として返却する</w:t>
+        <w:t>通常アカウントでは、実行ユーザー自身が有効な直接担当施設割当を持ち、Bearer トークン上の選択中施設と同一 `establishment_id` に属し、かつ当該施設に対して実効 `user_facility_assignment_edit` を持つ未削除施設を施設名昇順で先頭 20 件取得し、初期候補として返却する</w:t>
       </w:r>
     </w:p>
     <w:p>
@@ -10777,19 +10767,6 @@
         <w:rPr>
           <w:rFonts w:hint="eastAsia"/>
         </w:rPr>
-        <w:t>アカウント種別候補は `SHIP`、`SHRC`、`HOSPITAL` を固定値として返却し、`SYSTEM_ADMIN` は含めない</w:t>
-      </w:r>
-    </w:p>
-    <w:p>
-      <w:pPr>
-        <w:rPr>
-          <w:rFonts w:hint="eastAsia"/>
-        </w:rPr>
-      </w:pPr>
-      <w:r>
-        <w:rPr>
-          <w:rFonts w:hint="eastAsia"/>
-        </w:rPr>
         <w:t>新規作成可否は `user_edit` と `user_facility_assignment_edit` の両方が有効な場合のみ `true` とする</w:t>
       </w:r>
     </w:p>
@@ -10800,7 +10777,7 @@
           <w:rFonts w:hint="eastAsia"/>
         </w:rPr>
       </w:pPr>
-      <w:bookmarkStart w:id="25" w:name="_Toc231417161"/>
+      <w:bookmarkStart w:id="25" w:name="_Toc234080392"/>
       <w:r>
         <w:rPr>
           <w:rFonts w:hint="eastAsia"/>
@@ -11011,51 +10988,6 @@
           </w:tcPr>
           <w:p>
             <w:r>
-              <w:t>accountTypes</w:t>
-            </w:r>
-          </w:p>
-        </w:tc>
-        <w:tc>
-          <w:tcPr>
-            <w:tcW w:w="1250" w:type="pct"/>
-          </w:tcPr>
-          <w:p>
-            <w:r>
-              <w:t>AccountTypeOption[]</w:t>
-            </w:r>
-          </w:p>
-        </w:tc>
-        <w:tc>
-          <w:tcPr>
-            <w:tcW w:w="1250" w:type="pct"/>
-          </w:tcPr>
-          <w:p>
-            <w:r>
-              <w:t>✓</w:t>
-            </w:r>
-          </w:p>
-        </w:tc>
-        <w:tc>
-          <w:tcPr>
-            <w:tcW w:w="1250" w:type="pct"/>
-          </w:tcPr>
-          <w:p>
-            <w:r>
-              <w:rPr>
-                <w:rFonts w:hint="eastAsia"/>
-              </w:rPr>
-              <w:t>アカウント種別候補</w:t>
-            </w:r>
-          </w:p>
-        </w:tc>
-      </w:tr>
-      <w:tr>
-        <w:tc>
-          <w:tcPr>
-            <w:tcW w:w="1250" w:type="pct"/>
-          </w:tcPr>
-          <w:p>
-            <w:r>
               <w:t>featureCatalogs</w:t>
             </w:r>
           </w:p>
@@ -11197,7 +11129,6 @@
         <w:rPr>
           <w:rFonts w:hint="eastAsia"/>
         </w:rPr>
-        <w:lastRenderedPageBreak/>
         <w:t>initialFacilities要素（FacilityCandidate）</w:t>
       </w:r>
     </w:p>
@@ -11544,7 +11475,8 @@
         <w:rPr>
           <w:rFonts w:hint="eastAsia"/>
         </w:rPr>
-        <w:t>accountTypes要素（AccountTypeOption）</w:t>
+        <w:lastRenderedPageBreak/>
+        <w:t>featureCatalogs要素（FeatureCatalogItem）</w:t>
       </w:r>
     </w:p>
     <w:tbl>
@@ -11659,7 +11591,7 @@
           </w:tcPr>
           <w:p>
             <w:r>
-              <w:t>accountType</w:t>
+              <w:t>featureCode</w:t>
             </w:r>
           </w:p>
         </w:tc>
@@ -11692,19 +11624,19 @@
               <w:rPr>
                 <w:rFonts w:hint="eastAsia"/>
               </w:rPr>
-              <w:t>アカウント種別コード。`SHIP` / `SHRC` / `HOSPITAL`。`SYSTEM_ADMIN` は返却しない</w:t>
-            </w:r>
-          </w:p>
-        </w:tc>
-      </w:tr>
-      <w:tr>
-        <w:tc>
-          <w:tcPr>
-            <w:tcW w:w="1250" w:type="pct"/>
-          </w:tcPr>
-          <w:p>
-            <w:r>
-              <w:t>label</w:t>
+              <w:t>機能コード</w:t>
+            </w:r>
+          </w:p>
+        </w:tc>
+      </w:tr>
+      <w:tr>
+        <w:tc>
+          <w:tcPr>
+            <w:tcW w:w="1250" w:type="pct"/>
+          </w:tcPr>
+          <w:p>
+            <w:r>
+              <w:t>featureName</w:t>
             </w:r>
           </w:p>
         </w:tc>
@@ -11737,7 +11669,232 @@
               <w:rPr>
                 <w:rFonts w:hint="eastAsia"/>
               </w:rPr>
-              <w:t>画面表示用ラベル</w:t>
+              <w:t>機能名</w:t>
+            </w:r>
+          </w:p>
+        </w:tc>
+      </w:tr>
+      <w:tr>
+        <w:tc>
+          <w:tcPr>
+            <w:tcW w:w="1250" w:type="pct"/>
+          </w:tcPr>
+          <w:p>
+            <w:r>
+              <w:t>categoryCode</w:t>
+            </w:r>
+          </w:p>
+        </w:tc>
+        <w:tc>
+          <w:tcPr>
+            <w:tcW w:w="1250" w:type="pct"/>
+          </w:tcPr>
+          <w:p>
+            <w:r>
+              <w:t>string</w:t>
+            </w:r>
+          </w:p>
+        </w:tc>
+        <w:tc>
+          <w:tcPr>
+            <w:tcW w:w="1250" w:type="pct"/>
+          </w:tcPr>
+          <w:p>
+            <w:r>
+              <w:t>✓</w:t>
+            </w:r>
+          </w:p>
+        </w:tc>
+        <w:tc>
+          <w:tcPr>
+            <w:tcW w:w="1250" w:type="pct"/>
+          </w:tcPr>
+          <w:p>
+            <w:r>
+              <w:rPr>
+                <w:rFonts w:hint="eastAsia"/>
+              </w:rPr>
+              <w:t>大分類コード</w:t>
+            </w:r>
+          </w:p>
+        </w:tc>
+      </w:tr>
+      <w:tr>
+        <w:tc>
+          <w:tcPr>
+            <w:tcW w:w="1250" w:type="pct"/>
+          </w:tcPr>
+          <w:p>
+            <w:r>
+              <w:t>menuGroupCode</w:t>
+            </w:r>
+          </w:p>
+        </w:tc>
+        <w:tc>
+          <w:tcPr>
+            <w:tcW w:w="1250" w:type="pct"/>
+          </w:tcPr>
+          <w:p>
+            <w:r>
+              <w:t>string</w:t>
+            </w:r>
+          </w:p>
+        </w:tc>
+        <w:tc>
+          <w:tcPr>
+            <w:tcW w:w="1250" w:type="pct"/>
+          </w:tcPr>
+          <w:p>
+            <w:r>
+              <w:t>-</w:t>
+            </w:r>
+          </w:p>
+        </w:tc>
+        <w:tc>
+          <w:tcPr>
+            <w:tcW w:w="1250" w:type="pct"/>
+          </w:tcPr>
+          <w:p>
+            <w:r>
+              <w:rPr>
+                <w:rFonts w:hint="eastAsia"/>
+              </w:rPr>
+              <w:t>メニューグループコード</w:t>
+            </w:r>
+          </w:p>
+        </w:tc>
+      </w:tr>
+      <w:tr>
+        <w:tc>
+          <w:tcPr>
+            <w:tcW w:w="1250" w:type="pct"/>
+          </w:tcPr>
+          <w:p>
+            <w:r>
+              <w:t>featureKind</w:t>
+            </w:r>
+          </w:p>
+        </w:tc>
+        <w:tc>
+          <w:tcPr>
+            <w:tcW w:w="1250" w:type="pct"/>
+          </w:tcPr>
+          <w:p>
+            <w:r>
+              <w:t>string</w:t>
+            </w:r>
+          </w:p>
+        </w:tc>
+        <w:tc>
+          <w:tcPr>
+            <w:tcW w:w="1250" w:type="pct"/>
+          </w:tcPr>
+          <w:p>
+            <w:r>
+              <w:t>✓</w:t>
+            </w:r>
+          </w:p>
+        </w:tc>
+        <w:tc>
+          <w:tcPr>
+            <w:tcW w:w="1250" w:type="pct"/>
+          </w:tcPr>
+          <w:p>
+            <w:r>
+              <w:rPr>
+                <w:rFonts w:hint="eastAsia"/>
+              </w:rPr>
+              <w:t>機能種別</w:t>
+            </w:r>
+          </w:p>
+        </w:tc>
+      </w:tr>
+      <w:tr>
+        <w:tc>
+          <w:tcPr>
+            <w:tcW w:w="1250" w:type="pct"/>
+          </w:tcPr>
+          <w:p>
+            <w:r>
+              <w:t>usageContext</w:t>
+            </w:r>
+          </w:p>
+        </w:tc>
+        <w:tc>
+          <w:tcPr>
+            <w:tcW w:w="1250" w:type="pct"/>
+          </w:tcPr>
+          <w:p>
+            <w:r>
+              <w:t>string</w:t>
+            </w:r>
+          </w:p>
+        </w:tc>
+        <w:tc>
+          <w:tcPr>
+            <w:tcW w:w="1250" w:type="pct"/>
+          </w:tcPr>
+          <w:p>
+            <w:r>
+              <w:t>✓</w:t>
+            </w:r>
+          </w:p>
+        </w:tc>
+        <w:tc>
+          <w:tcPr>
+            <w:tcW w:w="1250" w:type="pct"/>
+          </w:tcPr>
+          <w:p>
+            <w:r>
+              <w:rPr>
+                <w:rFonts w:hint="eastAsia"/>
+              </w:rPr>
+              <w:t>利用文脈</w:t>
+            </w:r>
+          </w:p>
+        </w:tc>
+      </w:tr>
+      <w:tr>
+        <w:tc>
+          <w:tcPr>
+            <w:tcW w:w="1250" w:type="pct"/>
+          </w:tcPr>
+          <w:p>
+            <w:r>
+              <w:t>sortOrder</w:t>
+            </w:r>
+          </w:p>
+        </w:tc>
+        <w:tc>
+          <w:tcPr>
+            <w:tcW w:w="1250" w:type="pct"/>
+          </w:tcPr>
+          <w:p>
+            <w:r>
+              <w:t>int32</w:t>
+            </w:r>
+          </w:p>
+        </w:tc>
+        <w:tc>
+          <w:tcPr>
+            <w:tcW w:w="1250" w:type="pct"/>
+          </w:tcPr>
+          <w:p>
+            <w:r>
+              <w:t>✓</w:t>
+            </w:r>
+          </w:p>
+        </w:tc>
+        <w:tc>
+          <w:tcPr>
+            <w:tcW w:w="1250" w:type="pct"/>
+          </w:tcPr>
+          <w:p>
+            <w:r>
+              <w:rPr>
+                <w:rFonts w:hint="eastAsia"/>
+              </w:rPr>
+              <w:t>表示順</w:t>
             </w:r>
           </w:p>
         </w:tc>
@@ -11755,7 +11912,7 @@
         <w:rPr>
           <w:rFonts w:hint="eastAsia"/>
         </w:rPr>
-        <w:t>featureCatalogs要素（FeatureCatalogItem）</w:t>
+        <w:t>columnCatalogs要素（ColumnCatalogItem）</w:t>
       </w:r>
     </w:p>
     <w:tbl>
@@ -11870,7 +12027,7 @@
           </w:tcPr>
           <w:p>
             <w:r>
-              <w:t>featureCode</w:t>
+              <w:t>columnCode</w:t>
             </w:r>
           </w:p>
         </w:tc>
@@ -11903,19 +12060,19 @@
               <w:rPr>
                 <w:rFonts w:hint="eastAsia"/>
               </w:rPr>
-              <w:t>機能コード。旧 `facility_feature_edit` は返却しない</w:t>
-            </w:r>
-          </w:p>
-        </w:tc>
-      </w:tr>
-      <w:tr>
-        <w:tc>
-          <w:tcPr>
-            <w:tcW w:w="1250" w:type="pct"/>
-          </w:tcPr>
-          <w:p>
-            <w:r>
-              <w:t>featureName</w:t>
+              <w:t>カラムコード</w:t>
+            </w:r>
+          </w:p>
+        </w:tc>
+      </w:tr>
+      <w:tr>
+        <w:tc>
+          <w:tcPr>
+            <w:tcW w:w="1250" w:type="pct"/>
+          </w:tcPr>
+          <w:p>
+            <w:r>
+              <w:t>columnName</w:t>
             </w:r>
           </w:p>
         </w:tc>
@@ -11948,19 +12105,19 @@
               <w:rPr>
                 <w:rFonts w:hint="eastAsia"/>
               </w:rPr>
-              <w:t>機能名</w:t>
-            </w:r>
-          </w:p>
-        </w:tc>
-      </w:tr>
-      <w:tr>
-        <w:tc>
-          <w:tcPr>
-            <w:tcW w:w="1250" w:type="pct"/>
-          </w:tcPr>
-          <w:p>
-            <w:r>
-              <w:t>categoryCode</w:t>
+              <w:t>カラム名</w:t>
+            </w:r>
+          </w:p>
+        </w:tc>
+      </w:tr>
+      <w:tr>
+        <w:tc>
+          <w:tcPr>
+            <w:tcW w:w="1250" w:type="pct"/>
+          </w:tcPr>
+          <w:p>
+            <w:r>
+              <w:t>relatedFeatureCode</w:t>
             </w:r>
           </w:p>
         </w:tc>
@@ -11993,19 +12150,19 @@
               <w:rPr>
                 <w:rFonts w:hint="eastAsia"/>
               </w:rPr>
-              <w:t>大分類コード</w:t>
-            </w:r>
-          </w:p>
-        </w:tc>
-      </w:tr>
-      <w:tr>
-        <w:tc>
-          <w:tcPr>
-            <w:tcW w:w="1250" w:type="pct"/>
-          </w:tcPr>
-          <w:p>
-            <w:r>
-              <w:t>menuGroupCode</w:t>
+              <w:t>関連機能コード</w:t>
+            </w:r>
+          </w:p>
+        </w:tc>
+      </w:tr>
+      <w:tr>
+        <w:tc>
+          <w:tcPr>
+            <w:tcW w:w="1250" w:type="pct"/>
+          </w:tcPr>
+          <w:p>
+            <w:r>
+              <w:t>columnGroupCode</w:t>
             </w:r>
           </w:p>
         </w:tc>
@@ -12025,51 +12182,6 @@
           </w:tcPr>
           <w:p>
             <w:r>
-              <w:t>-</w:t>
-            </w:r>
-          </w:p>
-        </w:tc>
-        <w:tc>
-          <w:tcPr>
-            <w:tcW w:w="1250" w:type="pct"/>
-          </w:tcPr>
-          <w:p>
-            <w:r>
-              <w:rPr>
-                <w:rFonts w:hint="eastAsia"/>
-              </w:rPr>
-              <w:t>メニューグループコード</w:t>
-            </w:r>
-          </w:p>
-        </w:tc>
-      </w:tr>
-      <w:tr>
-        <w:tc>
-          <w:tcPr>
-            <w:tcW w:w="1250" w:type="pct"/>
-          </w:tcPr>
-          <w:p>
-            <w:r>
-              <w:t>featureKind</w:t>
-            </w:r>
-          </w:p>
-        </w:tc>
-        <w:tc>
-          <w:tcPr>
-            <w:tcW w:w="1250" w:type="pct"/>
-          </w:tcPr>
-          <w:p>
-            <w:r>
-              <w:t>string</w:t>
-            </w:r>
-          </w:p>
-        </w:tc>
-        <w:tc>
-          <w:tcPr>
-            <w:tcW w:w="1250" w:type="pct"/>
-          </w:tcPr>
-          <w:p>
-            <w:r>
               <w:t>✓</w:t>
             </w:r>
           </w:p>
@@ -12083,7 +12195,7 @@
               <w:rPr>
                 <w:rFonts w:hint="eastAsia"/>
               </w:rPr>
-              <w:t>機能種別</w:t>
+              <w:t>カラム分類コード</w:t>
             </w:r>
           </w:p>
         </w:tc>
@@ -12191,7 +12303,7 @@
         <w:rPr>
           <w:rFonts w:hint="eastAsia"/>
         </w:rPr>
-        <w:t>columnCatalogs要素（ColumnCatalogItem）</w:t>
+        <w:t>permissions要素（UserManagementPermissionContext）</w:t>
       </w:r>
     </w:p>
     <w:tbl>
@@ -12306,17 +12418,17 @@
           </w:tcPr>
           <w:p>
             <w:r>
-              <w:t>columnCode</w:t>
-            </w:r>
-          </w:p>
-        </w:tc>
-        <w:tc>
-          <w:tcPr>
-            <w:tcW w:w="1250" w:type="pct"/>
-          </w:tcPr>
-          <w:p>
-            <w:r>
-              <w:t>string</w:t>
+              <w:t>canViewList</w:t>
+            </w:r>
+          </w:p>
+        </w:tc>
+        <w:tc>
+          <w:tcPr>
+            <w:tcW w:w="1250" w:type="pct"/>
+          </w:tcPr>
+          <w:p>
+            <w:r>
+              <w:t>boolean</w:t>
             </w:r>
           </w:p>
         </w:tc>
@@ -12339,7 +12451,142 @@
               <w:rPr>
                 <w:rFonts w:hint="eastAsia"/>
               </w:rPr>
-              <w:t>カラムコード</w:t>
+              <w:t>一覧表示可否</w:t>
+            </w:r>
+          </w:p>
+        </w:tc>
+      </w:tr>
+      <w:tr>
+        <w:tc>
+          <w:tcPr>
+            <w:tcW w:w="1250" w:type="pct"/>
+          </w:tcPr>
+          <w:p>
+            <w:r>
+              <w:t>canCreateUser</w:t>
+            </w:r>
+          </w:p>
+        </w:tc>
+        <w:tc>
+          <w:tcPr>
+            <w:tcW w:w="1250" w:type="pct"/>
+          </w:tcPr>
+          <w:p>
+            <w:r>
+              <w:t>boolean</w:t>
+            </w:r>
+          </w:p>
+        </w:tc>
+        <w:tc>
+          <w:tcPr>
+            <w:tcW w:w="1250" w:type="pct"/>
+          </w:tcPr>
+          <w:p>
+            <w:r>
+              <w:t>✓</w:t>
+            </w:r>
+          </w:p>
+        </w:tc>
+        <w:tc>
+          <w:tcPr>
+            <w:tcW w:w="1250" w:type="pct"/>
+          </w:tcPr>
+          <w:p>
+            <w:r>
+              <w:rPr>
+                <w:rFonts w:hint="eastAsia"/>
+              </w:rPr>
+              <w:t>新規作成可否。通常アカウントでは `user_edit` と `user_facility_assignment_edit` の両方が必要。共有システム管理者アカウントでは選択中施設が未削除であれば可</w:t>
+            </w:r>
+          </w:p>
+        </w:tc>
+      </w:tr>
+      <w:tr>
+        <w:tc>
+          <w:tcPr>
+            <w:tcW w:w="1250" w:type="pct"/>
+          </w:tcPr>
+          <w:p>
+            <w:r>
+              <w:t>canEditUserProfile</w:t>
+            </w:r>
+          </w:p>
+        </w:tc>
+        <w:tc>
+          <w:tcPr>
+            <w:tcW w:w="1250" w:type="pct"/>
+          </w:tcPr>
+          <w:p>
+            <w:r>
+              <w:t>boolean</w:t>
+            </w:r>
+          </w:p>
+        </w:tc>
+        <w:tc>
+          <w:tcPr>
+            <w:tcW w:w="1250" w:type="pct"/>
+          </w:tcPr>
+          <w:p>
+            <w:r>
+              <w:t>✓</w:t>
+            </w:r>
+          </w:p>
+        </w:tc>
+        <w:tc>
+          <w:tcPr>
+            <w:tcW w:w="1250" w:type="pct"/>
+          </w:tcPr>
+          <w:p>
+            <w:r>
+              <w:rPr>
+                <w:rFonts w:hint="eastAsia"/>
+              </w:rPr>
+              <w:t>基本情報編集可否</w:t>
+            </w:r>
+          </w:p>
+        </w:tc>
+      </w:tr>
+      <w:tr>
+        <w:tc>
+          <w:tcPr>
+            <w:tcW w:w="1250" w:type="pct"/>
+          </w:tcPr>
+          <w:p>
+            <w:r>
+              <w:t>canEditFacilityAssignments</w:t>
+            </w:r>
+          </w:p>
+        </w:tc>
+        <w:tc>
+          <w:tcPr>
+            <w:tcW w:w="1250" w:type="pct"/>
+          </w:tcPr>
+          <w:p>
+            <w:r>
+              <w:t>boolean</w:t>
+            </w:r>
+          </w:p>
+        </w:tc>
+        <w:tc>
+          <w:tcPr>
+            <w:tcW w:w="1250" w:type="pct"/>
+          </w:tcPr>
+          <w:p>
+            <w:r>
+              <w:t>✓</w:t>
+            </w:r>
+          </w:p>
+        </w:tc>
+        <w:tc>
+          <w:tcPr>
+            <w:tcW w:w="1250" w:type="pct"/>
+          </w:tcPr>
+          <w:p>
+            <w:r>
+              <w:rPr>
+                <w:rFonts w:hint="eastAsia"/>
+              </w:rPr>
+              <w:t>担当施設編集可否</w:t>
             </w:r>
           </w:p>
         </w:tc>
@@ -12352,17 +12599,17 @@
           <w:p>
             <w:r>
               <w:lastRenderedPageBreak/>
-              <w:t>columnName</w:t>
-            </w:r>
-          </w:p>
-        </w:tc>
-        <w:tc>
-          <w:tcPr>
-            <w:tcW w:w="1250" w:type="pct"/>
-          </w:tcPr>
-          <w:p>
-            <w:r>
-              <w:t>string</w:t>
+              <w:t>canSendSetupInvitation</w:t>
+            </w:r>
+          </w:p>
+        </w:tc>
+        <w:tc>
+          <w:tcPr>
+            <w:tcW w:w="1250" w:type="pct"/>
+          </w:tcPr>
+          <w:p>
+            <w:r>
+              <w:t>boolean</w:t>
             </w:r>
           </w:p>
         </w:tc>
@@ -12385,29 +12632,29 @@
               <w:rPr>
                 <w:rFonts w:hint="eastAsia"/>
               </w:rPr>
-              <w:t>カラム名</w:t>
-            </w:r>
-          </w:p>
-        </w:tc>
-      </w:tr>
-      <w:tr>
-        <w:tc>
-          <w:tcPr>
-            <w:tcW w:w="1250" w:type="pct"/>
-          </w:tcPr>
-          <w:p>
-            <w:r>
-              <w:t>relatedFeatureCode</w:t>
-            </w:r>
-          </w:p>
-        </w:tc>
-        <w:tc>
-          <w:tcPr>
-            <w:tcW w:w="1250" w:type="pct"/>
-          </w:tcPr>
-          <w:p>
-            <w:r>
-              <w:t>string</w:t>
+              <w:t>初回設定案内送信可否</w:t>
+            </w:r>
+          </w:p>
+        </w:tc>
+      </w:tr>
+      <w:tr>
+        <w:tc>
+          <w:tcPr>
+            <w:tcW w:w="1250" w:type="pct"/>
+          </w:tcPr>
+          <w:p>
+            <w:r>
+              <w:t>canDeleteUser</w:t>
+            </w:r>
+          </w:p>
+        </w:tc>
+        <w:tc>
+          <w:tcPr>
+            <w:tcW w:w="1250" w:type="pct"/>
+          </w:tcPr>
+          <w:p>
+            <w:r>
+              <w:t>boolean</w:t>
             </w:r>
           </w:p>
         </w:tc>
@@ -12430,142 +12677,7 @@
               <w:rPr>
                 <w:rFonts w:hint="eastAsia"/>
               </w:rPr>
-              <w:t>関連機能コード</w:t>
-            </w:r>
-          </w:p>
-        </w:tc>
-      </w:tr>
-      <w:tr>
-        <w:tc>
-          <w:tcPr>
-            <w:tcW w:w="1250" w:type="pct"/>
-          </w:tcPr>
-          <w:p>
-            <w:r>
-              <w:t>columnGroupCode</w:t>
-            </w:r>
-          </w:p>
-        </w:tc>
-        <w:tc>
-          <w:tcPr>
-            <w:tcW w:w="1250" w:type="pct"/>
-          </w:tcPr>
-          <w:p>
-            <w:r>
-              <w:t>string</w:t>
-            </w:r>
-          </w:p>
-        </w:tc>
-        <w:tc>
-          <w:tcPr>
-            <w:tcW w:w="1250" w:type="pct"/>
-          </w:tcPr>
-          <w:p>
-            <w:r>
-              <w:t>✓</w:t>
-            </w:r>
-          </w:p>
-        </w:tc>
-        <w:tc>
-          <w:tcPr>
-            <w:tcW w:w="1250" w:type="pct"/>
-          </w:tcPr>
-          <w:p>
-            <w:r>
-              <w:rPr>
-                <w:rFonts w:hint="eastAsia"/>
-              </w:rPr>
-              <w:t>カラム分類コード</w:t>
-            </w:r>
-          </w:p>
-        </w:tc>
-      </w:tr>
-      <w:tr>
-        <w:tc>
-          <w:tcPr>
-            <w:tcW w:w="1250" w:type="pct"/>
-          </w:tcPr>
-          <w:p>
-            <w:r>
-              <w:t>usageContext</w:t>
-            </w:r>
-          </w:p>
-        </w:tc>
-        <w:tc>
-          <w:tcPr>
-            <w:tcW w:w="1250" w:type="pct"/>
-          </w:tcPr>
-          <w:p>
-            <w:r>
-              <w:t>string</w:t>
-            </w:r>
-          </w:p>
-        </w:tc>
-        <w:tc>
-          <w:tcPr>
-            <w:tcW w:w="1250" w:type="pct"/>
-          </w:tcPr>
-          <w:p>
-            <w:r>
-              <w:t>✓</w:t>
-            </w:r>
-          </w:p>
-        </w:tc>
-        <w:tc>
-          <w:tcPr>
-            <w:tcW w:w="1250" w:type="pct"/>
-          </w:tcPr>
-          <w:p>
-            <w:r>
-              <w:rPr>
-                <w:rFonts w:hint="eastAsia"/>
-              </w:rPr>
-              <w:t>利用文脈</w:t>
-            </w:r>
-          </w:p>
-        </w:tc>
-      </w:tr>
-      <w:tr>
-        <w:tc>
-          <w:tcPr>
-            <w:tcW w:w="1250" w:type="pct"/>
-          </w:tcPr>
-          <w:p>
-            <w:r>
-              <w:t>sortOrder</w:t>
-            </w:r>
-          </w:p>
-        </w:tc>
-        <w:tc>
-          <w:tcPr>
-            <w:tcW w:w="1250" w:type="pct"/>
-          </w:tcPr>
-          <w:p>
-            <w:r>
-              <w:t>int32</w:t>
-            </w:r>
-          </w:p>
-        </w:tc>
-        <w:tc>
-          <w:tcPr>
-            <w:tcW w:w="1250" w:type="pct"/>
-          </w:tcPr>
-          <w:p>
-            <w:r>
-              <w:t>✓</w:t>
-            </w:r>
-          </w:p>
-        </w:tc>
-        <w:tc>
-          <w:tcPr>
-            <w:tcW w:w="1250" w:type="pct"/>
-          </w:tcPr>
-          <w:p>
-            <w:r>
-              <w:rPr>
-                <w:rFonts w:hint="eastAsia"/>
-              </w:rPr>
-              <w:t>表示順</w:t>
+              <w:t>削除可否</w:t>
             </w:r>
           </w:p>
         </w:tc>
@@ -12574,403 +12686,12 @@
     <w:p/>
     <w:p>
       <w:pPr>
-        <w:pStyle w:val="4"/>
-        <w:rPr>
-          <w:rFonts w:hint="eastAsia"/>
-        </w:rPr>
-      </w:pPr>
-      <w:r>
-        <w:rPr>
-          <w:rFonts w:hint="eastAsia"/>
-        </w:rPr>
-        <w:t>permissions要素（UserManagementPermissionContext）</w:t>
-      </w:r>
-    </w:p>
-    <w:tbl>
-      <w:tblPr>
-        <w:tblStyle w:val="afffffff7"/>
-        <w:tblW w:w="5000" w:type="pct"/>
-        <w:tblBorders>
-          <w:top w:val="single" w:sz="4" w:space="0" w:color="000000"/>
-          <w:left w:val="single" w:sz="4" w:space="0" w:color="000000"/>
-          <w:bottom w:val="single" w:sz="4" w:space="0" w:color="000000"/>
-          <w:right w:val="single" w:sz="4" w:space="0" w:color="000000"/>
-          <w:insideH w:val="single" w:sz="4" w:space="0" w:color="000000"/>
-          <w:insideV w:val="single" w:sz="4" w:space="0" w:color="000000"/>
-        </w:tblBorders>
-        <w:tblLook w:val="04A0" w:firstRow="1" w:lastRow="0" w:firstColumn="1" w:lastColumn="0" w:noHBand="0" w:noVBand="1"/>
-      </w:tblPr>
-      <w:tblGrid>
-        <w:gridCol w:w="2254"/>
-        <w:gridCol w:w="2255"/>
-        <w:gridCol w:w="2255"/>
-        <w:gridCol w:w="2255"/>
-      </w:tblGrid>
-      <w:tr>
-        <w:trPr>
-          <w:tblHeader/>
-        </w:trPr>
-        <w:tc>
-          <w:tcPr>
-            <w:tcW w:w="1250" w:type="pct"/>
-            <w:shd w:val="clear" w:color="auto" w:fill="DBE5F1" w:themeFill="accent1" w:themeFillTint="33"/>
-          </w:tcPr>
-          <w:p>
-            <w:pPr>
-              <w:rPr>
-                <w:b/>
-              </w:rPr>
-            </w:pPr>
-            <w:r>
-              <w:rPr>
-                <w:rFonts w:hint="eastAsia"/>
-                <w:b/>
-              </w:rPr>
-              <w:t>フィールド</w:t>
-            </w:r>
-          </w:p>
-        </w:tc>
-        <w:tc>
-          <w:tcPr>
-            <w:tcW w:w="1250" w:type="pct"/>
-            <w:shd w:val="clear" w:color="auto" w:fill="DBE5F1" w:themeFill="accent1" w:themeFillTint="33"/>
-          </w:tcPr>
-          <w:p>
-            <w:pPr>
-              <w:rPr>
-                <w:b/>
-              </w:rPr>
-            </w:pPr>
-            <w:r>
-              <w:rPr>
-                <w:rFonts w:hint="eastAsia"/>
-                <w:b/>
-              </w:rPr>
-              <w:t>型</w:t>
-            </w:r>
-          </w:p>
-        </w:tc>
-        <w:tc>
-          <w:tcPr>
-            <w:tcW w:w="1250" w:type="pct"/>
-            <w:shd w:val="clear" w:color="auto" w:fill="DBE5F1" w:themeFill="accent1" w:themeFillTint="33"/>
-          </w:tcPr>
-          <w:p>
-            <w:pPr>
-              <w:rPr>
-                <w:b/>
-              </w:rPr>
-            </w:pPr>
-            <w:r>
-              <w:rPr>
-                <w:rFonts w:hint="eastAsia"/>
-                <w:b/>
-              </w:rPr>
-              <w:t>必須</w:t>
-            </w:r>
-          </w:p>
-        </w:tc>
-        <w:tc>
-          <w:tcPr>
-            <w:tcW w:w="1250" w:type="pct"/>
-            <w:shd w:val="clear" w:color="auto" w:fill="DBE5F1" w:themeFill="accent1" w:themeFillTint="33"/>
-          </w:tcPr>
-          <w:p>
-            <w:pPr>
-              <w:rPr>
-                <w:b/>
-              </w:rPr>
-            </w:pPr>
-            <w:r>
-              <w:rPr>
-                <w:rFonts w:hint="eastAsia"/>
-                <w:b/>
-              </w:rPr>
-              <w:t>説明</w:t>
-            </w:r>
-          </w:p>
-        </w:tc>
-      </w:tr>
-      <w:tr>
-        <w:tc>
-          <w:tcPr>
-            <w:tcW w:w="1250" w:type="pct"/>
-          </w:tcPr>
-          <w:p>
-            <w:r>
-              <w:t>canViewList</w:t>
-            </w:r>
-          </w:p>
-        </w:tc>
-        <w:tc>
-          <w:tcPr>
-            <w:tcW w:w="1250" w:type="pct"/>
-          </w:tcPr>
-          <w:p>
-            <w:r>
-              <w:t>boolean</w:t>
-            </w:r>
-          </w:p>
-        </w:tc>
-        <w:tc>
-          <w:tcPr>
-            <w:tcW w:w="1250" w:type="pct"/>
-          </w:tcPr>
-          <w:p>
-            <w:r>
-              <w:t>✓</w:t>
-            </w:r>
-          </w:p>
-        </w:tc>
-        <w:tc>
-          <w:tcPr>
-            <w:tcW w:w="1250" w:type="pct"/>
-          </w:tcPr>
-          <w:p>
-            <w:r>
-              <w:rPr>
-                <w:rFonts w:hint="eastAsia"/>
-              </w:rPr>
-              <w:t>一覧表示可否</w:t>
-            </w:r>
-          </w:p>
-        </w:tc>
-      </w:tr>
-      <w:tr>
-        <w:tc>
-          <w:tcPr>
-            <w:tcW w:w="1250" w:type="pct"/>
-          </w:tcPr>
-          <w:p>
-            <w:r>
-              <w:t>canCreateUser</w:t>
-            </w:r>
-          </w:p>
-        </w:tc>
-        <w:tc>
-          <w:tcPr>
-            <w:tcW w:w="1250" w:type="pct"/>
-          </w:tcPr>
-          <w:p>
-            <w:r>
-              <w:t>boolean</w:t>
-            </w:r>
-          </w:p>
-        </w:tc>
-        <w:tc>
-          <w:tcPr>
-            <w:tcW w:w="1250" w:type="pct"/>
-          </w:tcPr>
-          <w:p>
-            <w:r>
-              <w:t>✓</w:t>
-            </w:r>
-          </w:p>
-        </w:tc>
-        <w:tc>
-          <w:tcPr>
-            <w:tcW w:w="1250" w:type="pct"/>
-          </w:tcPr>
-          <w:p>
-            <w:r>
-              <w:rPr>
-                <w:rFonts w:hint="eastAsia"/>
-              </w:rPr>
-              <w:t>新規作成可否。通常アカウントでは `user_edit` と `user_facility_assignment_edit` の両方が必要。共有システム管理者アカウントでは作業対象施設が未削除であれば可</w:t>
-            </w:r>
-          </w:p>
-        </w:tc>
-      </w:tr>
-      <w:tr>
-        <w:tc>
-          <w:tcPr>
-            <w:tcW w:w="1250" w:type="pct"/>
-          </w:tcPr>
-          <w:p>
-            <w:r>
-              <w:t>canEditUserProfile</w:t>
-            </w:r>
-          </w:p>
-        </w:tc>
-        <w:tc>
-          <w:tcPr>
-            <w:tcW w:w="1250" w:type="pct"/>
-          </w:tcPr>
-          <w:p>
-            <w:r>
-              <w:t>boolean</w:t>
-            </w:r>
-          </w:p>
-        </w:tc>
-        <w:tc>
-          <w:tcPr>
-            <w:tcW w:w="1250" w:type="pct"/>
-          </w:tcPr>
-          <w:p>
-            <w:r>
-              <w:t>✓</w:t>
-            </w:r>
-          </w:p>
-        </w:tc>
-        <w:tc>
-          <w:tcPr>
-            <w:tcW w:w="1250" w:type="pct"/>
-          </w:tcPr>
-          <w:p>
-            <w:r>
-              <w:rPr>
-                <w:rFonts w:hint="eastAsia"/>
-              </w:rPr>
-              <w:t>基本情報編集可否</w:t>
-            </w:r>
-          </w:p>
-        </w:tc>
-      </w:tr>
-      <w:tr>
-        <w:tc>
-          <w:tcPr>
-            <w:tcW w:w="1250" w:type="pct"/>
-          </w:tcPr>
-          <w:p>
-            <w:r>
-              <w:t>canEditFacilityAssignments</w:t>
-            </w:r>
-          </w:p>
-        </w:tc>
-        <w:tc>
-          <w:tcPr>
-            <w:tcW w:w="1250" w:type="pct"/>
-          </w:tcPr>
-          <w:p>
-            <w:r>
-              <w:t>boolean</w:t>
-            </w:r>
-          </w:p>
-        </w:tc>
-        <w:tc>
-          <w:tcPr>
-            <w:tcW w:w="1250" w:type="pct"/>
-          </w:tcPr>
-          <w:p>
-            <w:r>
-              <w:t>✓</w:t>
-            </w:r>
-          </w:p>
-        </w:tc>
-        <w:tc>
-          <w:tcPr>
-            <w:tcW w:w="1250" w:type="pct"/>
-          </w:tcPr>
-          <w:p>
-            <w:r>
-              <w:rPr>
-                <w:rFonts w:hint="eastAsia"/>
-              </w:rPr>
-              <w:t>担当施設編集可否</w:t>
-            </w:r>
-          </w:p>
-        </w:tc>
-      </w:tr>
-      <w:tr>
-        <w:tc>
-          <w:tcPr>
-            <w:tcW w:w="1250" w:type="pct"/>
-          </w:tcPr>
-          <w:p>
-            <w:r>
-              <w:t>canSendSetupInvitation</w:t>
-            </w:r>
-          </w:p>
-        </w:tc>
-        <w:tc>
-          <w:tcPr>
-            <w:tcW w:w="1250" w:type="pct"/>
-          </w:tcPr>
-          <w:p>
-            <w:r>
-              <w:t>boolean</w:t>
-            </w:r>
-          </w:p>
-        </w:tc>
-        <w:tc>
-          <w:tcPr>
-            <w:tcW w:w="1250" w:type="pct"/>
-          </w:tcPr>
-          <w:p>
-            <w:r>
-              <w:t>✓</w:t>
-            </w:r>
-          </w:p>
-        </w:tc>
-        <w:tc>
-          <w:tcPr>
-            <w:tcW w:w="1250" w:type="pct"/>
-          </w:tcPr>
-          <w:p>
-            <w:r>
-              <w:rPr>
-                <w:rFonts w:hint="eastAsia"/>
-              </w:rPr>
-              <w:t>初回設定案内送信可否</w:t>
-            </w:r>
-          </w:p>
-        </w:tc>
-      </w:tr>
-      <w:tr>
-        <w:tc>
-          <w:tcPr>
-            <w:tcW w:w="1250" w:type="pct"/>
-          </w:tcPr>
-          <w:p>
-            <w:r>
-              <w:t>canDeleteUser</w:t>
-            </w:r>
-          </w:p>
-        </w:tc>
-        <w:tc>
-          <w:tcPr>
-            <w:tcW w:w="1250" w:type="pct"/>
-          </w:tcPr>
-          <w:p>
-            <w:r>
-              <w:t>boolean</w:t>
-            </w:r>
-          </w:p>
-        </w:tc>
-        <w:tc>
-          <w:tcPr>
-            <w:tcW w:w="1250" w:type="pct"/>
-          </w:tcPr>
-          <w:p>
-            <w:r>
-              <w:t>✓</w:t>
-            </w:r>
-          </w:p>
-        </w:tc>
-        <w:tc>
-          <w:tcPr>
-            <w:tcW w:w="1250" w:type="pct"/>
-          </w:tcPr>
-          <w:p>
-            <w:r>
-              <w:rPr>
-                <w:rFonts w:hint="eastAsia"/>
-              </w:rPr>
-              <w:t>削除可否</w:t>
-            </w:r>
-          </w:p>
-        </w:tc>
-      </w:tr>
-    </w:tbl>
-    <w:p/>
-    <w:p>
-      <w:pPr>
         <w:pStyle w:val="3"/>
         <w:rPr>
           <w:rFonts w:hint="eastAsia"/>
         </w:rPr>
       </w:pPr>
-      <w:bookmarkStart w:id="26" w:name="_Toc231417162"/>
+      <w:bookmarkStart w:id="26" w:name="_Toc234080393"/>
       <w:r>
         <w:rPr>
           <w:rFonts w:hint="eastAsia"/>
@@ -13152,7 +12873,7 @@
               <w:rPr>
                 <w:rFonts w:hint="eastAsia"/>
               </w:rPr>
-              <w:t>作業対象施設に対する実効 `user_list_view` なし</w:t>
+              <w:t>選択中施設に対する実効 `user_list_view` なし</w:t>
             </w:r>
           </w:p>
         </w:tc>
@@ -13211,7 +12932,7 @@
           <w:rFonts w:hint="eastAsia"/>
         </w:rPr>
       </w:pPr>
-      <w:bookmarkStart w:id="27" w:name="_Toc231417163"/>
+      <w:bookmarkStart w:id="27" w:name="_Toc234080394"/>
       <w:r>
         <w:rPr>
           <w:rFonts w:hint="eastAsia"/>
@@ -13277,7 +12998,7 @@
           <w:rFonts w:hint="eastAsia"/>
         </w:rPr>
       </w:pPr>
-      <w:bookmarkStart w:id="28" w:name="_Toc231417164"/>
+      <w:bookmarkStart w:id="28" w:name="_Toc234080395"/>
       <w:r>
         <w:rPr>
           <w:rFonts w:hint="eastAsia"/>
@@ -13528,6 +13249,7 @@
           </w:tcPr>
           <w:p>
             <w:r>
+              <w:lastRenderedPageBreak/>
               <w:t>page</w:t>
             </w:r>
           </w:p>
@@ -13754,7 +13476,6 @@
         <w:rPr>
           <w:rFonts w:hint="eastAsia"/>
         </w:rPr>
-        <w:lastRenderedPageBreak/>
         <w:t>権限チェック</w:t>
       </w:r>
     </w:p>
@@ -13768,20 +13489,20 @@
         <w:rPr>
           <w:rFonts w:hint="eastAsia"/>
         </w:rPr>
-        <w:t>認可条件: 通常アカウントでは Bearer トークン上の作業対象施設について `user_list_view` が有効であること</w:t>
-      </w:r>
-    </w:p>
-    <w:p>
-      <w:pPr>
-        <w:rPr>
-          <w:rFonts w:hint="eastAsia"/>
-        </w:rPr>
-      </w:pPr>
-      <w:r>
-        <w:rPr>
-          <w:rFonts w:hint="eastAsia"/>
-        </w:rPr>
-        <w:t>認可条件: 共有システム管理者アカウントでは作業対象施設が未削除であること</w:t>
+        <w:t>認可条件: 通常アカウントでは Bearer トークン上の選択中施設について `user_list_view` が有効であること</w:t>
+      </w:r>
+    </w:p>
+    <w:p>
+      <w:pPr>
+        <w:rPr>
+          <w:rFonts w:hint="eastAsia"/>
+        </w:rPr>
+      </w:pPr>
+      <w:r>
+        <w:rPr>
+          <w:rFonts w:hint="eastAsia"/>
+        </w:rPr>
+        <w:t>認可条件: 共有システム管理者アカウントでは選択中施設が未削除であること</w:t>
       </w:r>
     </w:p>
     <w:p>
@@ -13808,7 +13529,7 @@
         <w:rPr>
           <w:rFonts w:hint="eastAsia"/>
         </w:rPr>
-        <w:t>`users.deleted_at IS NULL`、`users.account_type &lt;&gt; 'SYSTEM_ADMIN'`、かつ Bearer トークン上の作業対象施設に有効な担当施設割当を持つユーザーを対象とする</w:t>
+        <w:t>`users.deleted_at IS NULL`、`users.account_type = 'HOSPITAL'`、かつ Bearer トークン上の選択中施設に有効な担当施設割当を持つユーザーを対象とする</w:t>
       </w:r>
     </w:p>
     <w:p>
@@ -13870,7 +13591,7 @@
           <w:rFonts w:hint="eastAsia"/>
         </w:rPr>
       </w:pPr>
-      <w:bookmarkStart w:id="29" w:name="_Toc231417165"/>
+      <w:bookmarkStart w:id="29" w:name="_Toc234080396"/>
       <w:r>
         <w:rPr>
           <w:rFonts w:hint="eastAsia"/>
@@ -14036,6 +13757,7 @@
           </w:tcPr>
           <w:p>
             <w:r>
+              <w:lastRenderedPageBreak/>
               <w:t>pageSize</w:t>
             </w:r>
           </w:p>
@@ -14517,7 +14239,6 @@
           </w:tcPr>
           <w:p>
             <w:r>
-              <w:lastRenderedPageBreak/>
               <w:t>emailAddress</w:t>
             </w:r>
           </w:p>
@@ -14866,7 +14587,7 @@
           <w:rFonts w:hint="eastAsia"/>
         </w:rPr>
       </w:pPr>
-      <w:bookmarkStart w:id="30" w:name="_Toc231417166"/>
+      <w:bookmarkStart w:id="30" w:name="_Toc234080397"/>
       <w:r>
         <w:rPr>
           <w:rFonts w:hint="eastAsia"/>
@@ -15070,6 +14791,7 @@
           </w:tcPr>
           <w:p>
             <w:r>
+              <w:lastRenderedPageBreak/>
               <w:t>403</w:t>
             </w:r>
           </w:p>
@@ -15083,7 +14805,7 @@
               <w:rPr>
                 <w:rFonts w:hint="eastAsia"/>
               </w:rPr>
-              <w:t>作業対象施設に対する実効 `user_list_view` なし</w:t>
+              <w:t>選択中施設に対する実効 `user_list_view` なし</w:t>
             </w:r>
           </w:p>
         </w:tc>
@@ -15142,7 +14864,7 @@
           <w:rFonts w:hint="eastAsia"/>
         </w:rPr>
       </w:pPr>
-      <w:bookmarkStart w:id="31" w:name="_Toc231417167"/>
+      <w:bookmarkStart w:id="31" w:name="_Toc234080398"/>
       <w:r>
         <w:rPr>
           <w:rFonts w:hint="eastAsia"/>
@@ -15208,12 +14930,11 @@
           <w:rFonts w:hint="eastAsia"/>
         </w:rPr>
       </w:pPr>
-      <w:bookmarkStart w:id="32" w:name="_Toc231417168"/>
-      <w:r>
-        <w:rPr>
-          <w:rFonts w:hint="eastAsia"/>
-        </w:rPr>
-        <w:lastRenderedPageBreak/>
+      <w:bookmarkStart w:id="32" w:name="_Toc234080399"/>
+      <w:r>
+        <w:rPr>
+          <w:rFonts w:hint="eastAsia"/>
+        </w:rPr>
         <w:t>リクエストパラメータ</w:t>
       </w:r>
       <w:bookmarkEnd w:id="32"/>
@@ -15424,20 +15145,20 @@
         <w:rPr>
           <w:rFonts w:hint="eastAsia"/>
         </w:rPr>
-        <w:t>認可条件: 通常アカウントでは Bearer トークン上の作業対象施設について `user_edit` が有効であること</w:t>
-      </w:r>
-    </w:p>
-    <w:p>
-      <w:pPr>
-        <w:rPr>
-          <w:rFonts w:hint="eastAsia"/>
-        </w:rPr>
-      </w:pPr>
-      <w:r>
-        <w:rPr>
-          <w:rFonts w:hint="eastAsia"/>
-        </w:rPr>
-        <w:t>認可条件: 共有システム管理者アカウントでは作業対象施設が未削除であること</w:t>
+        <w:t>認可条件: 通常アカウントでは Bearer トークン上の選択中施設について `user_edit` が有効であること</w:t>
+      </w:r>
+    </w:p>
+    <w:p>
+      <w:pPr>
+        <w:rPr>
+          <w:rFonts w:hint="eastAsia"/>
+        </w:rPr>
+      </w:pPr>
+      <w:r>
+        <w:rPr>
+          <w:rFonts w:hint="eastAsia"/>
+        </w:rPr>
+        <w:t>認可条件: 共有システム管理者アカウントでは選択中施設が未削除であること</w:t>
       </w:r>
     </w:p>
     <w:p>
@@ -15464,20 +15185,20 @@
         <w:rPr>
           <w:rFonts w:hint="eastAsia"/>
         </w:rPr>
-        <w:t>対象 `users` が `deleted_at IS NULL` かつ `account_type &lt;&gt; 'SYSTEM_ADMIN'` で存在することを確認する</w:t>
-      </w:r>
-    </w:p>
-    <w:p>
-      <w:pPr>
-        <w:rPr>
-          <w:rFonts w:hint="eastAsia"/>
-        </w:rPr>
-      </w:pPr>
-      <w:r>
-        <w:rPr>
-          <w:rFonts w:hint="eastAsia"/>
-        </w:rPr>
-        <w:t>対象ユーザーが Bearer トークン上の作業対象施設に対する有効な担当施設割当を持つことを確認し、管理対象外なら 404 (`USER_NOT_FOUND`) を返却する</w:t>
+        <w:t>対象 `users` が `deleted_at IS NULL` かつ `account_type = 'HOSPITAL'` で存在することを確認する</w:t>
+      </w:r>
+    </w:p>
+    <w:p>
+      <w:pPr>
+        <w:rPr>
+          <w:rFonts w:hint="eastAsia"/>
+        </w:rPr>
+      </w:pPr>
+      <w:r>
+        <w:rPr>
+          <w:rFonts w:hint="eastAsia"/>
+        </w:rPr>
+        <w:t>対象ユーザーが Bearer トークン上の選択中施設に対する有効な担当施設割当を持つことを確認し、管理対象外なら 404 (`USER_NOT_FOUND`) を返却する</w:t>
       </w:r>
     </w:p>
     <w:p>
@@ -15513,11 +15234,12 @@
           <w:rFonts w:hint="eastAsia"/>
         </w:rPr>
       </w:pPr>
-      <w:bookmarkStart w:id="33" w:name="_Toc231417169"/>
-      <w:r>
-        <w:rPr>
-          <w:rFonts w:hint="eastAsia"/>
-        </w:rPr>
+      <w:bookmarkStart w:id="33" w:name="_Toc234080400"/>
+      <w:r>
+        <w:rPr>
+          <w:rFonts w:hint="eastAsia"/>
+        </w:rPr>
+        <w:lastRenderedPageBreak/>
         <w:t>レスポンス（200：UserManagementUserProfileResponse）</w:t>
       </w:r>
       <w:bookmarkEnd w:id="33"/>
@@ -15935,7 +15657,52 @@
           </w:tcPr>
           <w:p>
             <w:r>
-              <w:t>accountType</w:t>
+              <w:t>defaultFacilityId</w:t>
+            </w:r>
+          </w:p>
+        </w:tc>
+        <w:tc>
+          <w:tcPr>
+            <w:tcW w:w="1250" w:type="pct"/>
+          </w:tcPr>
+          <w:p>
+            <w:r>
+              <w:t>int64</w:t>
+            </w:r>
+          </w:p>
+        </w:tc>
+        <w:tc>
+          <w:tcPr>
+            <w:tcW w:w="1250" w:type="pct"/>
+          </w:tcPr>
+          <w:p>
+            <w:r>
+              <w:t>-</w:t>
+            </w:r>
+          </w:p>
+        </w:tc>
+        <w:tc>
+          <w:tcPr>
+            <w:tcW w:w="1250" w:type="pct"/>
+          </w:tcPr>
+          <w:p>
+            <w:r>
+              <w:rPr>
+                <w:rFonts w:hint="eastAsia"/>
+              </w:rPr>
+              <w:t>既定施設ID</w:t>
+            </w:r>
+          </w:p>
+        </w:tc>
+      </w:tr>
+      <w:tr>
+        <w:tc>
+          <w:tcPr>
+            <w:tcW w:w="1250" w:type="pct"/>
+          </w:tcPr>
+          <w:p>
+            <w:r>
+              <w:t>defaultFacilityName</w:t>
             </w:r>
           </w:p>
         </w:tc>
@@ -15955,51 +15722,6 @@
           </w:tcPr>
           <w:p>
             <w:r>
-              <w:t>✓</w:t>
-            </w:r>
-          </w:p>
-        </w:tc>
-        <w:tc>
-          <w:tcPr>
-            <w:tcW w:w="1250" w:type="pct"/>
-          </w:tcPr>
-          <w:p>
-            <w:r>
-              <w:rPr>
-                <w:rFonts w:hint="eastAsia"/>
-              </w:rPr>
-              <w:t>アカウント種別</w:t>
-            </w:r>
-          </w:p>
-        </w:tc>
-      </w:tr>
-      <w:tr>
-        <w:tc>
-          <w:tcPr>
-            <w:tcW w:w="1250" w:type="pct"/>
-          </w:tcPr>
-          <w:p>
-            <w:r>
-              <w:t>defaultFacilityId</w:t>
-            </w:r>
-          </w:p>
-        </w:tc>
-        <w:tc>
-          <w:tcPr>
-            <w:tcW w:w="1250" w:type="pct"/>
-          </w:tcPr>
-          <w:p>
-            <w:r>
-              <w:t>int64</w:t>
-            </w:r>
-          </w:p>
-        </w:tc>
-        <w:tc>
-          <w:tcPr>
-            <w:tcW w:w="1250" w:type="pct"/>
-          </w:tcPr>
-          <w:p>
-            <w:r>
               <w:t>-</w:t>
             </w:r>
           </w:p>
@@ -16013,19 +15735,19 @@
               <w:rPr>
                 <w:rFonts w:hint="eastAsia"/>
               </w:rPr>
-              <w:t>既定施設ID</w:t>
-            </w:r>
-          </w:p>
-        </w:tc>
-      </w:tr>
-      <w:tr>
-        <w:tc>
-          <w:tcPr>
-            <w:tcW w:w="1250" w:type="pct"/>
-          </w:tcPr>
-          <w:p>
-            <w:r>
-              <w:t>defaultFacilityName</w:t>
+              <w:t>既定施設名</w:t>
+            </w:r>
+          </w:p>
+        </w:tc>
+      </w:tr>
+      <w:tr>
+        <w:tc>
+          <w:tcPr>
+            <w:tcW w:w="1250" w:type="pct"/>
+          </w:tcPr>
+          <w:p>
+            <w:r>
+              <w:t>departmentName</w:t>
             </w:r>
           </w:p>
         </w:tc>
@@ -16058,51 +15780,6 @@
               <w:rPr>
                 <w:rFonts w:hint="eastAsia"/>
               </w:rPr>
-              <w:t>既定施設名</w:t>
-            </w:r>
-          </w:p>
-        </w:tc>
-      </w:tr>
-      <w:tr>
-        <w:tc>
-          <w:tcPr>
-            <w:tcW w:w="1250" w:type="pct"/>
-          </w:tcPr>
-          <w:p>
-            <w:r>
-              <w:t>departmentName</w:t>
-            </w:r>
-          </w:p>
-        </w:tc>
-        <w:tc>
-          <w:tcPr>
-            <w:tcW w:w="1250" w:type="pct"/>
-          </w:tcPr>
-          <w:p>
-            <w:r>
-              <w:t>string</w:t>
-            </w:r>
-          </w:p>
-        </w:tc>
-        <w:tc>
-          <w:tcPr>
-            <w:tcW w:w="1250" w:type="pct"/>
-          </w:tcPr>
-          <w:p>
-            <w:r>
-              <w:t>-</w:t>
-            </w:r>
-          </w:p>
-        </w:tc>
-        <w:tc>
-          <w:tcPr>
-            <w:tcW w:w="1250" w:type="pct"/>
-          </w:tcPr>
-          <w:p>
-            <w:r>
-              <w:rPr>
-                <w:rFonts w:hint="eastAsia"/>
-              </w:rPr>
               <w:t>所属部門</w:t>
             </w:r>
           </w:p>
@@ -16115,7 +15792,6 @@
           </w:tcPr>
           <w:p>
             <w:r>
-              <w:lastRenderedPageBreak/>
               <w:t>sectionName</w:t>
             </w:r>
           </w:p>
@@ -16388,7 +16064,7 @@
           <w:rFonts w:hint="eastAsia"/>
         </w:rPr>
       </w:pPr>
-      <w:bookmarkStart w:id="34" w:name="_Toc231417170"/>
+      <w:bookmarkStart w:id="34" w:name="_Toc234080401"/>
       <w:r>
         <w:rPr>
           <w:rFonts w:hint="eastAsia"/>
@@ -16570,7 +16246,7 @@
               <w:rPr>
                 <w:rFonts w:hint="eastAsia"/>
               </w:rPr>
-              <w:t>作業対象施設に対する実効 `user_edit` なし</w:t>
+              <w:t>選択中施設に対する実効 `user_edit` なし</w:t>
             </w:r>
           </w:p>
         </w:tc>
@@ -16605,7 +16281,7 @@
               <w:rPr>
                 <w:rFonts w:hint="eastAsia"/>
               </w:rPr>
-              <w:t>対象ユーザーが存在しない、または作業対象施設の管理対象外</w:t>
+              <w:t>対象ユーザーが存在しない、または選択中施設の管理対象外</w:t>
             </w:r>
           </w:p>
         </w:tc>
@@ -16664,11 +16340,12 @@
           <w:rFonts w:hint="eastAsia"/>
         </w:rPr>
       </w:pPr>
-      <w:bookmarkStart w:id="35" w:name="_Toc231417171"/>
-      <w:r>
-        <w:rPr>
-          <w:rFonts w:hint="eastAsia"/>
-        </w:rPr>
+      <w:bookmarkStart w:id="35" w:name="_Toc234080402"/>
+      <w:r>
+        <w:rPr>
+          <w:rFonts w:hint="eastAsia"/>
+        </w:rPr>
+        <w:lastRenderedPageBreak/>
         <w:t>ユーザー担当施設・権限詳細取得（/user-management/users/{userId}/facility-assignments）</w:t>
       </w:r>
       <w:bookmarkEnd w:id="35"/>
@@ -16730,12 +16407,11 @@
           <w:rFonts w:hint="eastAsia"/>
         </w:rPr>
       </w:pPr>
-      <w:bookmarkStart w:id="36" w:name="_Toc231417172"/>
-      <w:r>
-        <w:rPr>
-          <w:rFonts w:hint="eastAsia"/>
-        </w:rPr>
-        <w:lastRenderedPageBreak/>
+      <w:bookmarkStart w:id="36" w:name="_Toc234080403"/>
+      <w:r>
+        <w:rPr>
+          <w:rFonts w:hint="eastAsia"/>
+        </w:rPr>
         <w:t>リクエストパラメータ</w:t>
       </w:r>
       <w:bookmarkEnd w:id="36"/>
@@ -16946,20 +16622,20 @@
         <w:rPr>
           <w:rFonts w:hint="eastAsia"/>
         </w:rPr>
-        <w:t>認可条件: 通常アカウントでは Bearer トークン上の作業対象施設について `user_facility_assignment_edit` が有効であること</w:t>
-      </w:r>
-    </w:p>
-    <w:p>
-      <w:pPr>
-        <w:rPr>
-          <w:rFonts w:hint="eastAsia"/>
-        </w:rPr>
-      </w:pPr>
-      <w:r>
-        <w:rPr>
-          <w:rFonts w:hint="eastAsia"/>
-        </w:rPr>
-        <w:t>認可条件: 共有システム管理者アカウントでは作業対象施設が未削除であること</w:t>
+        <w:t>認可条件: 通常アカウントでは Bearer トークン上の選択中施設について `user_facility_assignment_edit` が有効であること</w:t>
+      </w:r>
+    </w:p>
+    <w:p>
+      <w:pPr>
+        <w:rPr>
+          <w:rFonts w:hint="eastAsia"/>
+        </w:rPr>
+      </w:pPr>
+      <w:r>
+        <w:rPr>
+          <w:rFonts w:hint="eastAsia"/>
+        </w:rPr>
+        <w:t>認可条件: 共有システム管理者アカウントでは選択中施設が未削除であること</w:t>
       </w:r>
     </w:p>
     <w:p>
@@ -16986,20 +16662,20 @@
         <w:rPr>
           <w:rFonts w:hint="eastAsia"/>
         </w:rPr>
-        <w:t>対象 `users` が `deleted_at IS NULL` かつ `account_type &lt;&gt; 'SYSTEM_ADMIN'` で存在することを確認する</w:t>
-      </w:r>
-    </w:p>
-    <w:p>
-      <w:pPr>
-        <w:rPr>
-          <w:rFonts w:hint="eastAsia"/>
-        </w:rPr>
-      </w:pPr>
-      <w:r>
-        <w:rPr>
-          <w:rFonts w:hint="eastAsia"/>
-        </w:rPr>
-        <w:t>対象ユーザーが Bearer トークン上の作業対象施設に対する有効な担当施設割当を持つことを確認し、管理対象外なら 404 (`USER_NOT_FOUND`) を返却する</w:t>
+        <w:t>対象 `users` が `deleted_at IS NULL` かつ `account_type = 'HOSPITAL'` で存在することを確認する</w:t>
+      </w:r>
+    </w:p>
+    <w:p>
+      <w:pPr>
+        <w:rPr>
+          <w:rFonts w:hint="eastAsia"/>
+        </w:rPr>
+      </w:pPr>
+      <w:r>
+        <w:rPr>
+          <w:rFonts w:hint="eastAsia"/>
+        </w:rPr>
+        <w:t>対象ユーザーが Bearer トークン上の選択中施設に対する有効な担当施設割当を持つことを確認し、管理対象外なら 404 (`USER_NOT_FOUND`) を返却する</w:t>
       </w:r>
     </w:p>
     <w:p>
@@ -17025,19 +16701,20 @@
         <w:rPr>
           <w:rFonts w:hint="eastAsia"/>
         </w:rPr>
-        <w:t>各担当施設について `feature_catalogs.config_scope='FACILITY_USER'` かつ `facility_feature_settings.is_enabled=true` の機能コードを `availableFeatureCodes` として返却する。`auth_login` / `facility_select` / `normal_ship_request` / 旧 `facility_feature_edit` は含めない。Phase1では `lending_in_use_used` を候補に含める</w:t>
-      </w:r>
-    </w:p>
-    <w:p>
-      <w:pPr>
-        <w:rPr>
-          <w:rFonts w:hint="eastAsia"/>
-        </w:rPr>
-      </w:pPr>
-      <w:r>
-        <w:rPr>
-          <w:rFonts w:hint="eastAsia"/>
-        </w:rPr>
+        <w:t>各担当施設について `feature_catalogs.config_scope='FACILITY_USER'` かつ `facility_feature_settings.is_enabled=true` の機能コードを `availableFeatureCodes` として返却する。`auth_login` / `facility_select` / `normal_ship_request` は含めず、`lending_in_use_used` は候補に含める</w:t>
+      </w:r>
+    </w:p>
+    <w:p>
+      <w:pPr>
+        <w:rPr>
+          <w:rFonts w:hint="eastAsia"/>
+        </w:rPr>
+      </w:pPr>
+      <w:r>
+        <w:rPr>
+          <w:rFonts w:hint="eastAsia"/>
+        </w:rPr>
+        <w:lastRenderedPageBreak/>
         <w:t>各担当施設について `facility_column_settings.is_enabled=true` かつ関連機能が施設提供されているカラムコードを `availableColumnCodes` として返却する</w:t>
       </w:r>
     </w:p>
@@ -17061,7 +16738,7 @@
           <w:rFonts w:hint="eastAsia"/>
         </w:rPr>
       </w:pPr>
-      <w:bookmarkStart w:id="37" w:name="_Toc231417173"/>
+      <w:bookmarkStart w:id="37" w:name="_Toc234080404"/>
       <w:r>
         <w:rPr>
           <w:rFonts w:hint="eastAsia"/>
@@ -17317,7 +16994,6 @@
           </w:tcPr>
           <w:p>
             <w:r>
-              <w:lastRenderedPageBreak/>
               <w:t>items</w:t>
             </w:r>
           </w:p>
@@ -17742,7 +17418,7 @@
               <w:rPr>
                 <w:rFonts w:hint="eastAsia"/>
               </w:rPr>
-              <w:t>当該施設で提供されているユーザー別設定対象の機能コード一覧。`config_scope=FACILITY_USER` のみ。旧 `facility_feature_edit` は含めない</w:t>
+              <w:t>当該施設で提供されているユーザー別設定対象の機能コード一覧。`config_scope=FACILITY_USER` のみ</w:t>
             </w:r>
           </w:p>
         </w:tc>
@@ -17832,18 +17508,19 @@
               <w:rPr>
                 <w:rFonts w:hint="eastAsia"/>
               </w:rPr>
-              <w:t>当該ユーザーへ有効化済みのユーザー別設定対象機能コード一覧。`config_scope=FACILITY_USER` のみ。旧 `facility_feature_edit` は含めない</w:t>
-            </w:r>
-          </w:p>
-        </w:tc>
-      </w:tr>
-      <w:tr>
-        <w:tc>
-          <w:tcPr>
-            <w:tcW w:w="1250" w:type="pct"/>
-          </w:tcPr>
-          <w:p>
-            <w:r>
+              <w:t>当該ユーザーへ有効化済みのユーザー別設定対象機能コード一覧。`config_scope=FACILITY_USER` のみ</w:t>
+            </w:r>
+          </w:p>
+        </w:tc>
+      </w:tr>
+      <w:tr>
+        <w:tc>
+          <w:tcPr>
+            <w:tcW w:w="1250" w:type="pct"/>
+          </w:tcPr>
+          <w:p>
+            <w:r>
+              <w:lastRenderedPageBreak/>
               <w:t>enabledColumnCodes</w:t>
             </w:r>
           </w:p>
@@ -17891,12 +17568,11 @@
           <w:rFonts w:hint="eastAsia"/>
         </w:rPr>
       </w:pPr>
-      <w:bookmarkStart w:id="38" w:name="_Toc231417174"/>
-      <w:r>
-        <w:rPr>
-          <w:rFonts w:hint="eastAsia"/>
-        </w:rPr>
-        <w:lastRenderedPageBreak/>
+      <w:bookmarkStart w:id="38" w:name="_Toc234080405"/>
+      <w:r>
+        <w:rPr>
+          <w:rFonts w:hint="eastAsia"/>
+        </w:rPr>
         <w:t>ステータスコード</w:t>
       </w:r>
       <w:bookmarkEnd w:id="38"/>
@@ -18074,7 +17750,7 @@
               <w:rPr>
                 <w:rFonts w:hint="eastAsia"/>
               </w:rPr>
-              <w:t>作業対象施設に対する実効 `user_facility_assignment_edit` なし</w:t>
+              <w:t>選択中施設に対する実効 `user_facility_assignment_edit` なし</w:t>
             </w:r>
           </w:p>
         </w:tc>
@@ -18109,7 +17785,7 @@
               <w:rPr>
                 <w:rFonts w:hint="eastAsia"/>
               </w:rPr>
-              <w:t>対象ユーザーが存在しない、または作業対象施設の管理対象外</w:t>
+              <w:t>対象ユーザーが存在しない、または選択中施設の管理対象外</w:t>
             </w:r>
           </w:p>
         </w:tc>
@@ -18168,7 +17844,7 @@
           <w:rFonts w:hint="eastAsia"/>
         </w:rPr>
       </w:pPr>
-      <w:bookmarkStart w:id="39" w:name="_Toc231417175"/>
+      <w:bookmarkStart w:id="39" w:name="_Toc234080406"/>
       <w:r>
         <w:rPr>
           <w:rFonts w:hint="eastAsia"/>
@@ -18234,7 +17910,7 @@
           <w:rFonts w:hint="eastAsia"/>
         </w:rPr>
       </w:pPr>
-      <w:bookmarkStart w:id="40" w:name="_Toc231417176"/>
+      <w:bookmarkStart w:id="40" w:name="_Toc234080407"/>
       <w:r>
         <w:rPr>
           <w:rFonts w:hint="eastAsia"/>
@@ -18485,6 +18161,7 @@
           </w:tcPr>
           <w:p>
             <w:r>
+              <w:lastRenderedPageBreak/>
               <w:t>pageSize</w:t>
             </w:r>
           </w:p>
@@ -18546,7 +18223,6 @@
         <w:rPr>
           <w:rFonts w:hint="eastAsia"/>
         </w:rPr>
-        <w:lastRenderedPageBreak/>
         <w:t>権限チェック</w:t>
       </w:r>
     </w:p>
@@ -18560,20 +18236,20 @@
         <w:rPr>
           <w:rFonts w:hint="eastAsia"/>
         </w:rPr>
-        <w:t>認可条件: 通常アカウントでは Bearer トークン上の作業対象施設について `user_facility_assignment_edit` が有効であること</w:t>
-      </w:r>
-    </w:p>
-    <w:p>
-      <w:pPr>
-        <w:rPr>
-          <w:rFonts w:hint="eastAsia"/>
-        </w:rPr>
-      </w:pPr>
-      <w:r>
-        <w:rPr>
-          <w:rFonts w:hint="eastAsia"/>
-        </w:rPr>
-        <w:t>認可条件: 共有システム管理者アカウントでは作業対象施設が未削除であること</w:t>
+        <w:t>認可条件: 通常アカウントでは Bearer トークン上の選択中施設について `user_facility_assignment_edit` が有効であること</w:t>
+      </w:r>
+    </w:p>
+    <w:p>
+      <w:pPr>
+        <w:rPr>
+          <w:rFonts w:hint="eastAsia"/>
+        </w:rPr>
+      </w:pPr>
+      <w:r>
+        <w:rPr>
+          <w:rFonts w:hint="eastAsia"/>
+        </w:rPr>
+        <w:t>認可条件: 共有システム管理者アカウントでは選択中施設が未削除であること</w:t>
       </w:r>
     </w:p>
     <w:p>
@@ -18600,7 +18276,7 @@
         <w:rPr>
           <w:rFonts w:hint="eastAsia"/>
         </w:rPr>
-        <w:t>通常アカウントの候補施設は、実行ユーザー自身が `user_facility_assignments.is_active=true` の直接割当を持ち、Bearer トークン上の作業対象施設と同一 `establishment_id` に属し、かつ当該施設に対して実効 `user_facility_assignment_edit` を持つ `facilities.deleted_at IS NULL` の施設に限る</w:t>
+        <w:t>通常アカウントの候補施設は、実行ユーザー自身が `user_facility_assignments.is_active=true` の直接割当を持ち、Bearer トークン上の選択中施設と同一 `establishment_id` に属し、かつ当該施設に対して実効 `user_facility_assignment_edit` を持つ `facilities.deleted_at IS NULL` の施設に限る</w:t>
       </w:r>
     </w:p>
     <w:p>
@@ -18639,7 +18315,7 @@
         <w:rPr>
           <w:rFonts w:hint="eastAsia"/>
         </w:rPr>
-        <w:t>各施設について `feature_catalogs.config_scope='FACILITY_USER'` かつ `facility_feature_settings.is_enabled=true` の機能コード一覧を返却する。`auth_login` / `facility_select` / `normal_ship_request` / 旧 `facility_feature_edit` は含めない。Phase1では `lending_in_use_used` を候補に含める</w:t>
+        <w:t>各施設について `feature_catalogs.config_scope='FACILITY_USER'` かつ `facility_feature_settings.is_enabled=true` の機能コード一覧を返却する。`auth_login` / `facility_select` / `normal_ship_request` は含めず、`lending_in_use_used` は候補に含める</w:t>
       </w:r>
     </w:p>
     <w:p>
@@ -18662,7 +18338,7 @@
           <w:rFonts w:hint="eastAsia"/>
         </w:rPr>
       </w:pPr>
-      <w:bookmarkStart w:id="41" w:name="_Toc231417177"/>
+      <w:bookmarkStart w:id="41" w:name="_Toc234080408"/>
       <w:r>
         <w:rPr>
           <w:rFonts w:hint="eastAsia"/>
@@ -18969,6 +18645,7 @@
         <w:rPr>
           <w:rFonts w:hint="eastAsia"/>
         </w:rPr>
+        <w:lastRenderedPageBreak/>
         <w:t>items要素（FacilityPermissionCandidate）</w:t>
       </w:r>
     </w:p>
@@ -19219,7 +18896,6 @@
           </w:tcPr>
           <w:p>
             <w:r>
-              <w:lastRenderedPageBreak/>
               <w:t>establishmentId</w:t>
             </w:r>
           </w:p>
@@ -19343,7 +19019,7 @@
               <w:rPr>
                 <w:rFonts w:hint="eastAsia"/>
               </w:rPr>
-              <w:t>当該施設で提供されているユーザー別設定対象の機能コード一覧。`config_scope=FACILITY_USER` のみ。旧 `facility_feature_edit` は含めない</w:t>
+              <w:t>当該施設で提供されているユーザー別設定対象の機能コード一覧。`config_scope=FACILITY_USER` のみ</w:t>
             </w:r>
           </w:p>
         </w:tc>
@@ -19402,7 +19078,7 @@
           <w:rFonts w:hint="eastAsia"/>
         </w:rPr>
       </w:pPr>
-      <w:bookmarkStart w:id="42" w:name="_Toc231417178"/>
+      <w:bookmarkStart w:id="42" w:name="_Toc234080409"/>
       <w:r>
         <w:rPr>
           <w:rFonts w:hint="eastAsia"/>
@@ -19619,7 +19295,7 @@
               <w:rPr>
                 <w:rFonts w:hint="eastAsia"/>
               </w:rPr>
-              <w:t>作業対象施設に対する実効 `user_facility_assignment_edit` なし</w:t>
+              <w:t>選択中施設に対する実効 `user_facility_assignment_edit` なし</w:t>
             </w:r>
           </w:p>
         </w:tc>
@@ -19678,7 +19354,7 @@
           <w:rFonts w:hint="eastAsia"/>
         </w:rPr>
       </w:pPr>
-      <w:bookmarkStart w:id="43" w:name="_Toc231417179"/>
+      <w:bookmarkStart w:id="43" w:name="_Toc234080410"/>
       <w:r>
         <w:rPr>
           <w:rFonts w:hint="eastAsia"/>
@@ -19697,7 +19373,7 @@
         <w:rPr>
           <w:rFonts w:hint="eastAsia"/>
         </w:rPr>
-        <w:t>ユーザー基本情報、既定施設、担当施設、施設別機能設定、施設別表示カラム設定を一括登録する。新規作成は利用可能な担当施設がないと成立しないため、基本情報権限と担当施設権限の両方を必須とし、作成後も作業対象施設の管理対象に残るよう担当施設へ作業対象施設を含める。</w:t>
+        <w:t>ユーザー基本情報、既定施設、担当施設、施設別機能設定、施設別表示カラム設定を一括登録する。新規作成は利用可能な担当施設がないと成立しないため、基本情報権限と担当施設権限の両方を必須とし、作成後も選択中施設の管理対象に残るよう担当施設へ選択中施設を含める。</w:t>
       </w:r>
     </w:p>
     <w:p>
@@ -19711,6 +19387,7 @@
         <w:rPr>
           <w:rFonts w:hint="eastAsia"/>
         </w:rPr>
+        <w:lastRenderedPageBreak/>
         <w:t>エンドポイント</w:t>
       </w:r>
     </w:p>
@@ -19721,7 +19398,6 @@
     </w:p>
     <w:p>
       <w:r>
-        <w:lastRenderedPageBreak/>
         <w:t>Path: /user-management/users</w:t>
       </w:r>
     </w:p>
@@ -19745,7 +19421,7 @@
           <w:rFonts w:hint="eastAsia"/>
         </w:rPr>
       </w:pPr>
-      <w:bookmarkStart w:id="44" w:name="_Toc231417180"/>
+      <w:bookmarkStart w:id="44" w:name="_Toc234080411"/>
       <w:r>
         <w:rPr>
           <w:rFonts w:hint="eastAsia"/>
@@ -19956,51 +19632,6 @@
           </w:tcPr>
           <w:p>
             <w:r>
-              <w:t>accountType</w:t>
-            </w:r>
-          </w:p>
-        </w:tc>
-        <w:tc>
-          <w:tcPr>
-            <w:tcW w:w="1250" w:type="pct"/>
-          </w:tcPr>
-          <w:p>
-            <w:r>
-              <w:t>string</w:t>
-            </w:r>
-          </w:p>
-        </w:tc>
-        <w:tc>
-          <w:tcPr>
-            <w:tcW w:w="1250" w:type="pct"/>
-          </w:tcPr>
-          <w:p>
-            <w:r>
-              <w:t>✓</w:t>
-            </w:r>
-          </w:p>
-        </w:tc>
-        <w:tc>
-          <w:tcPr>
-            <w:tcW w:w="1250" w:type="pct"/>
-          </w:tcPr>
-          <w:p>
-            <w:r>
-              <w:rPr>
-                <w:rFonts w:hint="eastAsia"/>
-              </w:rPr>
-              <w:t>アカウント種別。`SHIP` / `SHRC` / `HOSPITAL`。`SYSTEM_ADMIN` は指定不可</w:t>
-            </w:r>
-          </w:p>
-        </w:tc>
-      </w:tr>
-      <w:tr>
-        <w:tc>
-          <w:tcPr>
-            <w:tcW w:w="1250" w:type="pct"/>
-          </w:tcPr>
-          <w:p>
-            <w:r>
               <w:t>defaultFacilityId</w:t>
             </w:r>
           </w:p>
@@ -20470,7 +20101,7 @@
               <w:rPr>
                 <w:rFonts w:hint="eastAsia"/>
               </w:rPr>
-              <w:t>当該施設でユーザーへ許可するユーザー別設定対象機能コード一覧。`config_scope=FACILITY_USER` のみ。旧 `facility_feature_edit` は指定不可</w:t>
+              <w:t>当該施設でユーザーへ許可するユーザー別設定対象機能コード一覧。`config_scope=FACILITY_USER` のみ</w:t>
             </w:r>
           </w:p>
         </w:tc>
@@ -20533,6 +20164,7 @@
         <w:rPr>
           <w:rFonts w:hint="eastAsia"/>
         </w:rPr>
+        <w:lastRenderedPageBreak/>
         <w:t>権限チェック</w:t>
       </w:r>
     </w:p>
@@ -20546,33 +20178,33 @@
         <w:rPr>
           <w:rFonts w:hint="eastAsia"/>
         </w:rPr>
-        <w:t>認可条件: 通常アカウントでは Bearer トークン上の作業対象施設について `user_edit` が有効であること</w:t>
-      </w:r>
-    </w:p>
-    <w:p>
-      <w:pPr>
-        <w:rPr>
-          <w:rFonts w:hint="eastAsia"/>
-        </w:rPr>
-      </w:pPr>
-      <w:r>
-        <w:rPr>
-          <w:rFonts w:hint="eastAsia"/>
-        </w:rPr>
-        <w:t>認可条件: 通常アカウントでは Bearer トークン上の作業対象施設について `user_facility_assignment_edit` が有効であること</w:t>
-      </w:r>
-    </w:p>
-    <w:p>
-      <w:pPr>
-        <w:rPr>
-          <w:rFonts w:hint="eastAsia"/>
-        </w:rPr>
-      </w:pPr>
-      <w:r>
-        <w:rPr>
-          <w:rFonts w:hint="eastAsia"/>
-        </w:rPr>
-        <w:t>認可条件: 共有システム管理者アカウントでは作業対象施設が未削除であること</w:t>
+        <w:t>認可条件: 通常アカウントでは Bearer トークン上の選択中施設について `user_edit` が有効であること</w:t>
+      </w:r>
+    </w:p>
+    <w:p>
+      <w:pPr>
+        <w:rPr>
+          <w:rFonts w:hint="eastAsia"/>
+        </w:rPr>
+      </w:pPr>
+      <w:r>
+        <w:rPr>
+          <w:rFonts w:hint="eastAsia"/>
+        </w:rPr>
+        <w:t>認可条件: 通常アカウントでは Bearer トークン上の選択中施設について `user_facility_assignment_edit` が有効であること</w:t>
+      </w:r>
+    </w:p>
+    <w:p>
+      <w:pPr>
+        <w:rPr>
+          <w:rFonts w:hint="eastAsia"/>
+        </w:rPr>
+      </w:pPr>
+      <w:r>
+        <w:rPr>
+          <w:rFonts w:hint="eastAsia"/>
+        </w:rPr>
+        <w:t>認可条件: 共有システム管理者アカウントでは選択中施設が未削除であること</w:t>
       </w:r>
     </w:p>
     <w:p>
@@ -20612,20 +20244,20 @@
         <w:rPr>
           <w:rFonts w:hint="eastAsia"/>
         </w:rPr>
-        <w:t>リクエスト `accountType` は `SHIP` / `SHRC` / `HOSPITAL` のみ受け付け、`SYSTEM_ADMIN` は 400 とする</w:t>
-      </w:r>
-    </w:p>
-    <w:p>
-      <w:pPr>
-        <w:rPr>
-          <w:rFonts w:hint="eastAsia"/>
-        </w:rPr>
-      </w:pPr>
-      <w:r>
-        <w:rPr>
-          <w:rFonts w:hint="eastAsia"/>
-        </w:rPr>
-        <w:t>作業対象施設が `facilityAssignments.facilityId` に含まれていることを確認し、含まれない場合は 400 を返却する</w:t>
+        <w:t>`users.account_type` はリクエストで受け取らず、サーバー側で `HOSPITAL` 固定として登録する</w:t>
+      </w:r>
+    </w:p>
+    <w:p>
+      <w:pPr>
+        <w:rPr>
+          <w:rFonts w:hint="eastAsia"/>
+        </w:rPr>
+      </w:pPr>
+      <w:r>
+        <w:rPr>
+          <w:rFonts w:hint="eastAsia"/>
+        </w:rPr>
+        <w:t>選択中施設が `facilityAssignments.facilityId` に含まれていることを確認し、含まれない場合は 400 を返却する</w:t>
       </w:r>
     </w:p>
     <w:p>
@@ -20742,26 +20374,20 @@
         <w:rPr>
           <w:rFonts w:hint="eastAsia"/>
         </w:rPr>
-        <w:t>`enabledFeatureCodes` は、対象施設の `availableFeatureCodes`（`feature_catalogs.config_scope='FACILITY_USER'` かつ `facility_feature_settings.is_enabled=true`、かつ `normal_ship_request` と旧 `facility_feature_edit` を除外した `feature_code`）の部分集合でなければならない。`auth_login` と `facility_select` を含む `config_scope='SY</w:t>
-      </w:r>
+        <w:t>`enabledFeatureCodes` は、対象施設の `availableFeatureCodes`（`feature_catalogs.config_scope='FACILITY_USER'` かつ `facility_feature_settings.is_enabled=true`、かつ `normal_ship_request` を除外した `feature_code`）の部分集合でなければならない。`auth_login` と `facility_select` を含む `config_scope='SYSTEM_FIXED'` の `feature_code`、`normal_ship_request` は受け付けない。`lending_in_use_used` は `FACILITY_USER` として受け付ける</w:t>
+      </w:r>
+    </w:p>
+    <w:p>
+      <w:pPr>
+        <w:rPr>
+          <w:rFonts w:hint="eastAsia"/>
+        </w:rPr>
+      </w:pPr>
       <w:r>
         <w:rPr>
           <w:rFonts w:hint="eastAsia"/>
         </w:rPr>
         <w:lastRenderedPageBreak/>
-        <w:t>STEM_FIXED'` の `feature_code`、`normal_ship_request`、旧 `facility_feature_edit` は受け付けない。Phase1では `lending_in_use_used` を `FACILITY_USER` として受け付ける</w:t>
-      </w:r>
-    </w:p>
-    <w:p>
-      <w:pPr>
-        <w:rPr>
-          <w:rFonts w:hint="eastAsia"/>
-        </w:rPr>
-      </w:pPr>
-      <w:r>
-        <w:rPr>
-          <w:rFonts w:hint="eastAsia"/>
-        </w:rPr>
         <w:t>`enabledFeatureCodes` に `lending_in_use_used` を含める場合は、同じ担当施設の `enabledFeatureCodes` に `lending_checkout` も含めなければならない。含まれない場合は 409 (`FACILITY_PERMISSION_SCOPE_CONFLICT`) とする</w:t>
       </w:r>
     </w:p>
@@ -21107,20 +20733,20 @@
               <w:rPr>
                 <w:rFonts w:hint="eastAsia"/>
               </w:rPr>
-              <w:t>リクエスト `accountType` を保存する</w:t>
-            </w:r>
-          </w:p>
-        </w:tc>
-        <w:tc>
-          <w:tcPr>
-            <w:tcW w:w="1250" w:type="pct"/>
-          </w:tcPr>
-          <w:p>
-            <w:r>
-              <w:rPr>
-                <w:rFonts w:hint="eastAsia"/>
-              </w:rPr>
-              <w:t>`SHIP` / `SHRC` / `HOSPITAL` のみ。`SYSTEM_ADMIN` は保存しない</w:t>
+              <w:t>`HOSPITAL` を保存する</w:t>
+            </w:r>
+          </w:p>
+        </w:tc>
+        <w:tc>
+          <w:tcPr>
+            <w:tcW w:w="1250" w:type="pct"/>
+          </w:tcPr>
+          <w:p>
+            <w:r>
+              <w:rPr>
+                <w:rFonts w:hint="eastAsia"/>
+              </w:rPr>
+              <w:t>ユーザー管理APIでは病院ユーザー固定。`SHIP` / `SYSTEM_ADMIN` は保存しない</w:t>
             </w:r>
           </w:p>
         </w:tc>
@@ -21216,14 +20842,7 @@
               <w:rPr>
                 <w:rFonts w:hint="eastAsia"/>
               </w:rPr>
-              <w:t>主所属施設。`user_facility_assignmen</w:t>
-            </w:r>
-            <w:r>
-              <w:rPr>
-                <w:rFonts w:hint="eastAsia"/>
-              </w:rPr>
-              <w:lastRenderedPageBreak/>
-              <w:t>ts.is_default=true` の施設と同期する</w:t>
+              <w:t>主所属施設。`user_facility_assignments.is_default=true` の施設と同期する</w:t>
             </w:r>
           </w:p>
         </w:tc>
@@ -21620,55 +21239,55 @@
           </w:tcPr>
           <w:p>
             <w:r>
+              <w:t>`user_facility_assignments`</w:t>
+            </w:r>
+          </w:p>
+        </w:tc>
+        <w:tc>
+          <w:tcPr>
+            <w:tcW w:w="1250" w:type="pct"/>
+          </w:tcPr>
+          <w:p>
+            <w:r>
+              <w:t>`created_by` / `updated_by` / `created_at` / `updated_at`</w:t>
+            </w:r>
+          </w:p>
+        </w:tc>
+        <w:tc>
+          <w:tcPr>
+            <w:tcW w:w="1250" w:type="pct"/>
+          </w:tcPr>
+          <w:p>
+            <w:r>
+              <w:rPr>
+                <w:rFonts w:hint="eastAsia"/>
+              </w:rPr>
+              <w:t>実行ユーザー ID と作成時点の日時を設定する</w:t>
+            </w:r>
+          </w:p>
+        </w:tc>
+        <w:tc>
+          <w:tcPr>
+            <w:tcW w:w="1250" w:type="pct"/>
+          </w:tcPr>
+          <w:p>
+            <w:r>
+              <w:rPr>
+                <w:rFonts w:hint="eastAsia"/>
+              </w:rPr>
+              <w:t>監査用</w:t>
+            </w:r>
+          </w:p>
+        </w:tc>
+      </w:tr>
+      <w:tr>
+        <w:tc>
+          <w:tcPr>
+            <w:tcW w:w="1250" w:type="pct"/>
+          </w:tcPr>
+          <w:p>
+            <w:r>
               <w:lastRenderedPageBreak/>
-              <w:t>`user_facility_assignments`</w:t>
-            </w:r>
-          </w:p>
-        </w:tc>
-        <w:tc>
-          <w:tcPr>
-            <w:tcW w:w="1250" w:type="pct"/>
-          </w:tcPr>
-          <w:p>
-            <w:r>
-              <w:t>`created_by` / `updated_by` / `created_at` / `updated_at`</w:t>
-            </w:r>
-          </w:p>
-        </w:tc>
-        <w:tc>
-          <w:tcPr>
-            <w:tcW w:w="1250" w:type="pct"/>
-          </w:tcPr>
-          <w:p>
-            <w:r>
-              <w:rPr>
-                <w:rFonts w:hint="eastAsia"/>
-              </w:rPr>
-              <w:t>実行ユーザー ID と作成時点の日時を設定する</w:t>
-            </w:r>
-          </w:p>
-        </w:tc>
-        <w:tc>
-          <w:tcPr>
-            <w:tcW w:w="1250" w:type="pct"/>
-          </w:tcPr>
-          <w:p>
-            <w:r>
-              <w:rPr>
-                <w:rFonts w:hint="eastAsia"/>
-              </w:rPr>
-              <w:t>監査用</w:t>
-            </w:r>
-          </w:p>
-        </w:tc>
-      </w:tr>
-      <w:tr>
-        <w:tc>
-          <w:tcPr>
-            <w:tcW w:w="1250" w:type="pct"/>
-          </w:tcPr>
-          <w:p>
-            <w:r>
               <w:t>`user_facility_feature_settings`</w:t>
             </w:r>
           </w:p>
@@ -21753,7 +21372,7 @@
               <w:rPr>
                 <w:rFonts w:hint="eastAsia"/>
               </w:rPr>
-              <w:t>`config_scope='FACILITY_USER'` かつ施設提供中の機能のみ対象。旧 `facility_feature_edit` は保存しない</w:t>
+              <w:t>`config_scope='FACILITY_USER'` かつ施設提供中の機能のみ対象</w:t>
             </w:r>
           </w:p>
         </w:tc>
@@ -21959,11 +21578,12 @@
           <w:rFonts w:hint="eastAsia"/>
         </w:rPr>
       </w:pPr>
-      <w:bookmarkStart w:id="45" w:name="_Toc231417181"/>
-      <w:r>
-        <w:rPr>
-          <w:rFonts w:hint="eastAsia"/>
-        </w:rPr>
+      <w:bookmarkStart w:id="45" w:name="_Toc234080412"/>
+      <w:r>
+        <w:rPr>
+          <w:rFonts w:hint="eastAsia"/>
+        </w:rPr>
+        <w:lastRenderedPageBreak/>
         <w:t>レスポンス（201：UserManagementUserCreateResponse）</w:t>
       </w:r>
       <w:bookmarkEnd w:id="45"/>
@@ -22381,51 +22001,6 @@
           </w:tcPr>
           <w:p>
             <w:r>
-              <w:t>accountType</w:t>
-            </w:r>
-          </w:p>
-        </w:tc>
-        <w:tc>
-          <w:tcPr>
-            <w:tcW w:w="1250" w:type="pct"/>
-          </w:tcPr>
-          <w:p>
-            <w:r>
-              <w:t>string</w:t>
-            </w:r>
-          </w:p>
-        </w:tc>
-        <w:tc>
-          <w:tcPr>
-            <w:tcW w:w="1250" w:type="pct"/>
-          </w:tcPr>
-          <w:p>
-            <w:r>
-              <w:t>✓</w:t>
-            </w:r>
-          </w:p>
-        </w:tc>
-        <w:tc>
-          <w:tcPr>
-            <w:tcW w:w="1250" w:type="pct"/>
-          </w:tcPr>
-          <w:p>
-            <w:r>
-              <w:rPr>
-                <w:rFonts w:hint="eastAsia"/>
-              </w:rPr>
-              <w:t>アカウント種別</w:t>
-            </w:r>
-          </w:p>
-        </w:tc>
-      </w:tr>
-      <w:tr>
-        <w:tc>
-          <w:tcPr>
-            <w:tcW w:w="1250" w:type="pct"/>
-          </w:tcPr>
-          <w:p>
-            <w:r>
               <w:t>defaultFacilityId</w:t>
             </w:r>
           </w:p>
@@ -22833,7 +22408,7 @@
           <w:rFonts w:hint="eastAsia"/>
         </w:rPr>
       </w:pPr>
-      <w:bookmarkStart w:id="46" w:name="_Toc231417182"/>
+      <w:bookmarkStart w:id="46" w:name="_Toc234080413"/>
       <w:r>
         <w:rPr>
           <w:rFonts w:hint="eastAsia"/>
@@ -22980,14 +22555,65 @@
               <w:rPr>
                 <w:rFonts w:hint="eastAsia"/>
               </w:rPr>
-              <w:t>入力不正、作業対象施設または既定施設が担当施設に含ま</w:t>
-            </w:r>
-            <w:r>
-              <w:rPr>
-                <w:rFonts w:hint="eastAsia"/>
-              </w:rPr>
+              <w:t>入力不正、選択中施設または既定施設が担当施設に含まれない、担当施設重複、同一設立母体違反</w:t>
+            </w:r>
+          </w:p>
+        </w:tc>
+        <w:tc>
+          <w:tcPr>
+            <w:tcW w:w="1667" w:type="pct"/>
+          </w:tcPr>
+          <w:p>
+            <w:r>
+              <w:t>ErrorResponse</w:t>
+            </w:r>
+          </w:p>
+        </w:tc>
+      </w:tr>
+      <w:tr>
+        <w:tc>
+          <w:tcPr>
+            <w:tcW w:w="1666" w:type="pct"/>
+          </w:tcPr>
+          <w:p>
+            <w:r>
+              <w:t>401</w:t>
+            </w:r>
+          </w:p>
+        </w:tc>
+        <w:tc>
+          <w:tcPr>
+            <w:tcW w:w="1667" w:type="pct"/>
+          </w:tcPr>
+          <w:p>
+            <w:r>
+              <w:rPr>
+                <w:rFonts w:hint="eastAsia"/>
+              </w:rPr>
+              <w:t>未認証</w:t>
+            </w:r>
+          </w:p>
+        </w:tc>
+        <w:tc>
+          <w:tcPr>
+            <w:tcW w:w="1667" w:type="pct"/>
+          </w:tcPr>
+          <w:p>
+            <w:r>
+              <w:t>ErrorResponse</w:t>
+            </w:r>
+          </w:p>
+        </w:tc>
+      </w:tr>
+      <w:tr>
+        <w:tc>
+          <w:tcPr>
+            <w:tcW w:w="1666" w:type="pct"/>
+          </w:tcPr>
+          <w:p>
+            <w:r>
               <w:lastRenderedPageBreak/>
-              <w:t>れない、担当施設重複、同一設立母体違反</w:t>
+              <w:t>403</w:t>
             </w:r>
           </w:p>
         </w:tc>
@@ -22997,68 +22623,10 @@
           </w:tcPr>
           <w:p>
             <w:r>
-              <w:lastRenderedPageBreak/>
-              <w:t>ErrorResponse</w:t>
-            </w:r>
-          </w:p>
-        </w:tc>
-      </w:tr>
-      <w:tr>
-        <w:tc>
-          <w:tcPr>
-            <w:tcW w:w="1666" w:type="pct"/>
-          </w:tcPr>
-          <w:p>
-            <w:r>
-              <w:t>401</w:t>
-            </w:r>
-          </w:p>
-        </w:tc>
-        <w:tc>
-          <w:tcPr>
-            <w:tcW w:w="1667" w:type="pct"/>
-          </w:tcPr>
-          <w:p>
-            <w:r>
-              <w:rPr>
-                <w:rFonts w:hint="eastAsia"/>
-              </w:rPr>
-              <w:t>未認証</w:t>
-            </w:r>
-          </w:p>
-        </w:tc>
-        <w:tc>
-          <w:tcPr>
-            <w:tcW w:w="1667" w:type="pct"/>
-          </w:tcPr>
-          <w:p>
-            <w:r>
-              <w:t>ErrorResponse</w:t>
-            </w:r>
-          </w:p>
-        </w:tc>
-      </w:tr>
-      <w:tr>
-        <w:tc>
-          <w:tcPr>
-            <w:tcW w:w="1666" w:type="pct"/>
-          </w:tcPr>
-          <w:p>
-            <w:r>
-              <w:t>403</w:t>
-            </w:r>
-          </w:p>
-        </w:tc>
-        <w:tc>
-          <w:tcPr>
-            <w:tcW w:w="1667" w:type="pct"/>
-          </w:tcPr>
-          <w:p>
-            <w:r>
-              <w:rPr>
-                <w:rFonts w:hint="eastAsia"/>
-              </w:rPr>
-              <w:t>作業対象施設に対する実効 `user_edit` または `user_facility_assignment_edit` なし</w:t>
+              <w:rPr>
+                <w:rFonts w:hint="eastAsia"/>
+              </w:rPr>
+              <w:t>選択中施設に対する実効 `user_edit` または `user_facility_assignment_edit` なし</w:t>
             </w:r>
           </w:p>
         </w:tc>
@@ -23187,7 +22755,7 @@
           <w:rFonts w:hint="eastAsia"/>
         </w:rPr>
       </w:pPr>
-      <w:bookmarkStart w:id="47" w:name="_Toc231417183"/>
+      <w:bookmarkStart w:id="47" w:name="_Toc234080414"/>
       <w:r>
         <w:rPr>
           <w:rFonts w:hint="eastAsia"/>
@@ -23253,7 +22821,7 @@
           <w:rFonts w:hint="eastAsia"/>
         </w:rPr>
       </w:pPr>
-      <w:bookmarkStart w:id="48" w:name="_Toc231417184"/>
+      <w:bookmarkStart w:id="48" w:name="_Toc234080415"/>
       <w:r>
         <w:rPr>
           <w:rFonts w:hint="eastAsia"/>
@@ -23451,7 +23019,7 @@
           <w:rFonts w:hint="eastAsia"/>
         </w:rPr>
       </w:pPr>
-      <w:bookmarkStart w:id="49" w:name="_Toc231417185"/>
+      <w:bookmarkStart w:id="49" w:name="_Toc234080416"/>
       <w:r>
         <w:rPr>
           <w:rFonts w:hint="eastAsia"/>
@@ -23708,51 +23276,6 @@
           </w:tcPr>
           <w:p>
             <w:r>
-              <w:t>accountType</w:t>
-            </w:r>
-          </w:p>
-        </w:tc>
-        <w:tc>
-          <w:tcPr>
-            <w:tcW w:w="1250" w:type="pct"/>
-          </w:tcPr>
-          <w:p>
-            <w:r>
-              <w:t>string</w:t>
-            </w:r>
-          </w:p>
-        </w:tc>
-        <w:tc>
-          <w:tcPr>
-            <w:tcW w:w="1250" w:type="pct"/>
-          </w:tcPr>
-          <w:p>
-            <w:r>
-              <w:t>✓</w:t>
-            </w:r>
-          </w:p>
-        </w:tc>
-        <w:tc>
-          <w:tcPr>
-            <w:tcW w:w="1250" w:type="pct"/>
-          </w:tcPr>
-          <w:p>
-            <w:r>
-              <w:rPr>
-                <w:rFonts w:hint="eastAsia"/>
-              </w:rPr>
-              <w:t>アカウント種別。`SHIP` / `SHRC` / `HOSPITAL`。`SYSTEM_ADMIN` は指定不可</w:t>
-            </w:r>
-          </w:p>
-        </w:tc>
-      </w:tr>
-      <w:tr>
-        <w:tc>
-          <w:tcPr>
-            <w:tcW w:w="1250" w:type="pct"/>
-          </w:tcPr>
-          <w:p>
-            <w:r>
               <w:t>departmentName</w:t>
             </w:r>
           </w:p>
@@ -23952,20 +23475,20 @@
         <w:rPr>
           <w:rFonts w:hint="eastAsia"/>
         </w:rPr>
-        <w:t>認可条件: 通常アカウントでは Bearer トークン上の作業対象施設について `user_edit` が有効であること</w:t>
-      </w:r>
-    </w:p>
-    <w:p>
-      <w:pPr>
-        <w:rPr>
-          <w:rFonts w:hint="eastAsia"/>
-        </w:rPr>
-      </w:pPr>
-      <w:r>
-        <w:rPr>
-          <w:rFonts w:hint="eastAsia"/>
-        </w:rPr>
-        <w:t>認可条件: 共有システム管理者アカウントでは作業対象施設が未削除であること</w:t>
+        <w:t>認可条件: 通常アカウントでは Bearer トークン上の選択中施設について `user_edit` が有効であること</w:t>
+      </w:r>
+    </w:p>
+    <w:p>
+      <w:pPr>
+        <w:rPr>
+          <w:rFonts w:hint="eastAsia"/>
+        </w:rPr>
+      </w:pPr>
+      <w:r>
+        <w:rPr>
+          <w:rFonts w:hint="eastAsia"/>
+        </w:rPr>
+        <w:t>認可条件: 共有システム管理者アカウントでは選択中施設が未削除であること</w:t>
       </w:r>
     </w:p>
     <w:p>
@@ -23992,20 +23515,20 @@
         <w:rPr>
           <w:rFonts w:hint="eastAsia"/>
         </w:rPr>
-        <w:t>対象 `users` が `deleted_at IS NULL` かつ `account_type &lt;&gt; 'SYSTEM_ADMIN'` で存在することを確認する</w:t>
-      </w:r>
-    </w:p>
-    <w:p>
-      <w:pPr>
-        <w:rPr>
-          <w:rFonts w:hint="eastAsia"/>
-        </w:rPr>
-      </w:pPr>
-      <w:r>
-        <w:rPr>
-          <w:rFonts w:hint="eastAsia"/>
-        </w:rPr>
-        <w:t>対象ユーザーが Bearer トークン上の作業対象施設に対する有効な担当施設割当を持つことを確認し、管理対象外なら 404 (`USER_NOT_FOUND`) を返却する</w:t>
+        <w:t>対象 `users` が `deleted_at IS NULL` かつ `account_type = 'HOSPITAL'` で存在することを確認する</w:t>
+      </w:r>
+    </w:p>
+    <w:p>
+      <w:pPr>
+        <w:rPr>
+          <w:rFonts w:hint="eastAsia"/>
+        </w:rPr>
+      </w:pPr>
+      <w:r>
+        <w:rPr>
+          <w:rFonts w:hint="eastAsia"/>
+        </w:rPr>
+        <w:t>対象ユーザーが Bearer トークン上の選択中施設に対する有効な担当施設割当を持つことを確認し、管理対象外なら 404 (`USER_NOT_FOUND`) を返却する</w:t>
       </w:r>
     </w:p>
     <w:p>
@@ -24031,19 +23554,6 @@
         <w:rPr>
           <w:rFonts w:hint="eastAsia"/>
         </w:rPr>
-        <w:t>リクエスト `accountType` は `SHIP` / `SHRC` / `HOSPITAL` のみ受け付け、`SYSTEM_ADMIN` は 400 とする</w:t>
-      </w:r>
-    </w:p>
-    <w:p>
-      <w:pPr>
-        <w:rPr>
-          <w:rFonts w:hint="eastAsia"/>
-        </w:rPr>
-      </w:pPr>
-      <w:r>
-        <w:rPr>
-          <w:rFonts w:hint="eastAsia"/>
-        </w:rPr>
         <w:t>自身以外に同一メールアドレスを持つ未削除ユーザーが存在しないことを確認する</w:t>
       </w:r>
     </w:p>
@@ -24070,7 +23580,6 @@
         <w:rPr>
           <w:rFonts w:hint="eastAsia"/>
         </w:rPr>
-        <w:lastRenderedPageBreak/>
         <w:t>更新成功時は `users.updated_at` を現在時刻へ更新する</w:t>
       </w:r>
     </w:p>
@@ -24223,19 +23732,24 @@
           </w:tcPr>
           <w:p>
             <w:r>
-              <w:t>`name` / `email_address` / `account_type` / `department_name` / `section_name` / `position_name` / `phone_number`</w:t>
-            </w:r>
-          </w:p>
-        </w:tc>
-        <w:tc>
-          <w:tcPr>
-            <w:tcW w:w="1250" w:type="pct"/>
-          </w:tcPr>
-          <w:p>
-            <w:r>
-              <w:rPr>
-                <w:rFonts w:hint="eastAsia"/>
-              </w:rPr>
+              <w:t>`name` / `email_address` / `depar</w:t>
+            </w:r>
+            <w:r>
+              <w:lastRenderedPageBreak/>
+              <w:t>tment_name` / `section_name` / `position_name` / `phone_number`</w:t>
+            </w:r>
+          </w:p>
+        </w:tc>
+        <w:tc>
+          <w:tcPr>
+            <w:tcW w:w="1250" w:type="pct"/>
+          </w:tcPr>
+          <w:p>
+            <w:r>
+              <w:rPr>
+                <w:rFonts w:hint="eastAsia"/>
+              </w:rPr>
+              <w:lastRenderedPageBreak/>
               <w:t>対応するリクエスト項目で上書き更新する</w:t>
             </w:r>
           </w:p>
@@ -24249,7 +23763,7 @@
               <w:rPr>
                 <w:rFonts w:hint="eastAsia"/>
               </w:rPr>
-              <w:t>`account_type` は `SHIP` / `SHRC` / `HOSPITAL` のみ。`SYSTEM_ADMIN` への変更は不可</w:t>
+              <w:t>`account_type` は変更しない</w:t>
             </w:r>
           </w:p>
         </w:tc>
@@ -24410,7 +23924,7 @@
           <w:rFonts w:hint="eastAsia"/>
         </w:rPr>
       </w:pPr>
-      <w:bookmarkStart w:id="50" w:name="_Toc231417186"/>
+      <w:bookmarkStart w:id="50" w:name="_Toc234080417"/>
       <w:r>
         <w:rPr>
           <w:rFonts w:hint="eastAsia"/>
@@ -24582,7 +24096,6 @@
         <w:rPr>
           <w:rFonts w:hint="eastAsia"/>
         </w:rPr>
-        <w:lastRenderedPageBreak/>
         <w:t>item要素（UserManagementUserProfileDetail）</w:t>
       </w:r>
     </w:p>
@@ -24833,51 +24346,6 @@
           </w:tcPr>
           <w:p>
             <w:r>
-              <w:t>accountType</w:t>
-            </w:r>
-          </w:p>
-        </w:tc>
-        <w:tc>
-          <w:tcPr>
-            <w:tcW w:w="1250" w:type="pct"/>
-          </w:tcPr>
-          <w:p>
-            <w:r>
-              <w:t>string</w:t>
-            </w:r>
-          </w:p>
-        </w:tc>
-        <w:tc>
-          <w:tcPr>
-            <w:tcW w:w="1250" w:type="pct"/>
-          </w:tcPr>
-          <w:p>
-            <w:r>
-              <w:t>✓</w:t>
-            </w:r>
-          </w:p>
-        </w:tc>
-        <w:tc>
-          <w:tcPr>
-            <w:tcW w:w="1250" w:type="pct"/>
-          </w:tcPr>
-          <w:p>
-            <w:r>
-              <w:rPr>
-                <w:rFonts w:hint="eastAsia"/>
-              </w:rPr>
-              <w:t>アカウント種別</w:t>
-            </w:r>
-          </w:p>
-        </w:tc>
-      </w:tr>
-      <w:tr>
-        <w:tc>
-          <w:tcPr>
-            <w:tcW w:w="1250" w:type="pct"/>
-          </w:tcPr>
-          <w:p>
-            <w:r>
               <w:t>defaultFacilityId</w:t>
             </w:r>
           </w:p>
@@ -24923,6 +24391,7 @@
           </w:tcPr>
           <w:p>
             <w:r>
+              <w:lastRenderedPageBreak/>
               <w:t>defaultFacilityName</w:t>
             </w:r>
           </w:p>
@@ -25285,7 +24754,7 @@
           <w:rFonts w:hint="eastAsia"/>
         </w:rPr>
       </w:pPr>
-      <w:bookmarkStart w:id="51" w:name="_Toc231417187"/>
+      <w:bookmarkStart w:id="51" w:name="_Toc234080418"/>
       <w:r>
         <w:rPr>
           <w:rFonts w:hint="eastAsia"/>
@@ -25502,7 +24971,7 @@
               <w:rPr>
                 <w:rFonts w:hint="eastAsia"/>
               </w:rPr>
-              <w:t>作業対象施設に対する実効 `user_edit` なし</w:t>
+              <w:t>選択中施設に対する実効 `user_edit` なし</w:t>
             </w:r>
           </w:p>
         </w:tc>
@@ -25537,7 +25006,7 @@
               <w:rPr>
                 <w:rFonts w:hint="eastAsia"/>
               </w:rPr>
-              <w:t>対象ユーザーが存在しない、または作業対象施設の管理対象外</w:t>
+              <w:t>対象ユーザーが存在しない、または選択中施設の管理対象外</w:t>
             </w:r>
           </w:p>
         </w:tc>
@@ -25631,40 +25100,40 @@
           <w:rFonts w:hint="eastAsia"/>
         </w:rPr>
       </w:pPr>
-      <w:bookmarkStart w:id="52" w:name="_Toc231417188"/>
+      <w:bookmarkStart w:id="52" w:name="_Toc234080419"/>
+      <w:r>
+        <w:rPr>
+          <w:rFonts w:hint="eastAsia"/>
+        </w:rPr>
+        <w:t>ユーザー担当施設・権限更新（/user-management/users/{userId}/facility-assignments）</w:t>
+      </w:r>
+      <w:bookmarkEnd w:id="52"/>
+    </w:p>
+    <w:p>
+      <w:pPr>
+        <w:rPr>
+          <w:rFonts w:hint="eastAsia"/>
+        </w:rPr>
+      </w:pPr>
+      <w:r>
+        <w:rPr>
+          <w:rFonts w:hint="eastAsia"/>
+        </w:rPr>
+        <w:t>指定したユーザーの既定施設、担当施設、ユーザー施設別機能設定、ユーザー施設別表示カラム設定を更新する。更新対象はユーザー管理画面の編集モーダルにおける担当施設・権限タブの入力内容に閉じ、基本情報項目は変更しない。更新後も対象ユーザーは選択中施設の管理対象に残る必要がある。</w:t>
+      </w:r>
+    </w:p>
+    <w:p>
+      <w:pPr>
+        <w:pStyle w:val="4"/>
+        <w:rPr>
+          <w:rFonts w:hint="eastAsia"/>
+        </w:rPr>
+      </w:pPr>
       <w:r>
         <w:rPr>
           <w:rFonts w:hint="eastAsia"/>
         </w:rPr>
         <w:lastRenderedPageBreak/>
-        <w:t>ユーザー担当施設・権限更新（/user-management/users/{userId}/facility-assignments）</w:t>
-      </w:r>
-      <w:bookmarkEnd w:id="52"/>
-    </w:p>
-    <w:p>
-      <w:pPr>
-        <w:rPr>
-          <w:rFonts w:hint="eastAsia"/>
-        </w:rPr>
-      </w:pPr>
-      <w:r>
-        <w:rPr>
-          <w:rFonts w:hint="eastAsia"/>
-        </w:rPr>
-        <w:t>指定したユーザーの既定施設、担当施設、ユーザー施設別機能設定、ユーザー施設別表示カラム設定を更新する。更新対象はユーザー管理画面の編集モーダルにおける担当施設・権限タブの入力内容に閉じ、基本情報項目は変更しない。更新後も対象ユーザーは作業対象施設の管理対象に残る必要がある。</w:t>
-      </w:r>
-    </w:p>
-    <w:p>
-      <w:pPr>
-        <w:pStyle w:val="4"/>
-        <w:rPr>
-          <w:rFonts w:hint="eastAsia"/>
-        </w:rPr>
-      </w:pPr>
-      <w:r>
-        <w:rPr>
-          <w:rFonts w:hint="eastAsia"/>
-        </w:rPr>
         <w:t>エンドポイント</w:t>
       </w:r>
     </w:p>
@@ -25698,7 +25167,7 @@
           <w:rFonts w:hint="eastAsia"/>
         </w:rPr>
       </w:pPr>
-      <w:bookmarkStart w:id="53" w:name="_Toc231417189"/>
+      <w:bookmarkStart w:id="53" w:name="_Toc234080420"/>
       <w:r>
         <w:rPr>
           <w:rFonts w:hint="eastAsia"/>
@@ -25896,7 +25365,7 @@
           <w:rFonts w:hint="eastAsia"/>
         </w:rPr>
       </w:pPr>
-      <w:bookmarkStart w:id="54" w:name="_Toc231417190"/>
+      <w:bookmarkStart w:id="54" w:name="_Toc234080421"/>
       <w:r>
         <w:rPr>
           <w:rFonts w:hint="eastAsia"/>
@@ -26351,26 +25820,18 @@
               <w:rPr>
                 <w:rFonts w:hint="eastAsia"/>
               </w:rPr>
-              <w:t>当該施設でユーザーへ許可するユーザー別設</w:t>
-            </w:r>
-            <w:r>
-              <w:rPr>
-                <w:rFonts w:hint="eastAsia"/>
-              </w:rPr>
-              <w:lastRenderedPageBreak/>
-              <w:t>定対象機能コード一覧。旧 `facility_feature_edit` は指定不可</w:t>
-            </w:r>
-          </w:p>
-        </w:tc>
-      </w:tr>
-      <w:tr>
-        <w:tc>
-          <w:tcPr>
-            <w:tcW w:w="1250" w:type="pct"/>
-          </w:tcPr>
-          <w:p>
-            <w:r>
-              <w:lastRenderedPageBreak/>
+              <w:t>当該施設でユーザーへ許可するユーザー別設定対象機能コード一覧</w:t>
+            </w:r>
+          </w:p>
+        </w:tc>
+      </w:tr>
+      <w:tr>
+        <w:tc>
+          <w:tcPr>
+            <w:tcW w:w="1250" w:type="pct"/>
+          </w:tcPr>
+          <w:p>
+            <w:r>
               <w:t>enabledColumnCodes</w:t>
             </w:r>
           </w:p>
@@ -26422,6 +25883,7 @@
         <w:rPr>
           <w:rFonts w:hint="eastAsia"/>
         </w:rPr>
+        <w:lastRenderedPageBreak/>
         <w:t>権限チェック</w:t>
       </w:r>
     </w:p>
@@ -26435,20 +25897,20 @@
         <w:rPr>
           <w:rFonts w:hint="eastAsia"/>
         </w:rPr>
-        <w:t>認可条件: 通常アカウントでは Bearer トークン上の作業対象施設について `user_facility_assignment_edit` が有効であること</w:t>
-      </w:r>
-    </w:p>
-    <w:p>
-      <w:pPr>
-        <w:rPr>
-          <w:rFonts w:hint="eastAsia"/>
-        </w:rPr>
-      </w:pPr>
-      <w:r>
-        <w:rPr>
-          <w:rFonts w:hint="eastAsia"/>
-        </w:rPr>
-        <w:t>認可条件: 共有システム管理者アカウントでは作業対象施設が未削除であること</w:t>
+        <w:t>認可条件: 通常アカウントでは Bearer トークン上の選択中施設について `user_facility_assignment_edit` が有効であること</w:t>
+      </w:r>
+    </w:p>
+    <w:p>
+      <w:pPr>
+        <w:rPr>
+          <w:rFonts w:hint="eastAsia"/>
+        </w:rPr>
+      </w:pPr>
+      <w:r>
+        <w:rPr>
+          <w:rFonts w:hint="eastAsia"/>
+        </w:rPr>
+        <w:t>認可条件: 共有システム管理者アカウントでは選択中施設が未削除であること</w:t>
       </w:r>
     </w:p>
     <w:p>
@@ -26475,20 +25937,20 @@
         <w:rPr>
           <w:rFonts w:hint="eastAsia"/>
         </w:rPr>
-        <w:t>対象 `users` が `deleted_at IS NULL` かつ `account_type &lt;&gt; 'SYSTEM_ADMIN'` で存在することを確認する</w:t>
-      </w:r>
-    </w:p>
-    <w:p>
-      <w:pPr>
-        <w:rPr>
-          <w:rFonts w:hint="eastAsia"/>
-        </w:rPr>
-      </w:pPr>
-      <w:r>
-        <w:rPr>
-          <w:rFonts w:hint="eastAsia"/>
-        </w:rPr>
-        <w:t>対象ユーザーが Bearer トークン上の作業対象施設に対する有効な担当施設割当を持つことを確認し、管理対象外なら 404 (`USER_NOT_FOUND`) を返却する</w:t>
+        <w:t>対象 `users` が `deleted_at IS NULL` かつ `account_type = 'HOSPITAL'` で存在することを確認する</w:t>
+      </w:r>
+    </w:p>
+    <w:p>
+      <w:pPr>
+        <w:rPr>
+          <w:rFonts w:hint="eastAsia"/>
+        </w:rPr>
+      </w:pPr>
+      <w:r>
+        <w:rPr>
+          <w:rFonts w:hint="eastAsia"/>
+        </w:rPr>
+        <w:t>対象ユーザーが Bearer トークン上の選択中施設に対する有効な担当施設割当を持つことを確認し、管理対象外なら 404 (`USER_NOT_FOUND`) を返却する</w:t>
       </w:r>
     </w:p>
     <w:p>
@@ -26514,7 +25976,7 @@
         <w:rPr>
           <w:rFonts w:hint="eastAsia"/>
         </w:rPr>
-        <w:t>更新後の `facilityAssignments` に作業対象施設が含まれていることを確認し、含まれない場合は 400 を返却する</w:t>
+        <w:t>更新後の `facilityAssignments` に選択中施設が含まれていることを確認し、含まれない場合は 400 を返却する</w:t>
       </w:r>
     </w:p>
     <w:p>
@@ -26605,46 +26067,46 @@
         <w:rPr>
           <w:rFonts w:hint="eastAsia"/>
         </w:rPr>
+        <w:t>残存・追加施設について `user_facility_assignments` を更新または追加し、`defaultFacilityId` のみ `is_default=true`、それ以外は `false` とする</w:t>
+      </w:r>
+    </w:p>
+    <w:p>
+      <w:pPr>
+        <w:rPr>
+          <w:rFonts w:hint="eastAsia"/>
+        </w:rPr>
+      </w:pPr>
+      <w:r>
+        <w:rPr>
+          <w:rFonts w:hint="eastAsia"/>
+        </w:rPr>
+        <w:t>`user_facility_assignments.assignment_type` は `defaultFacilityId` の施設を `PRIMARY`、それ以外を `SECONDARY` として内部導出する</w:t>
+      </w:r>
+    </w:p>
+    <w:p>
+      <w:pPr>
+        <w:rPr>
+          <w:rFonts w:hint="eastAsia"/>
+        </w:rPr>
+      </w:pPr>
+      <w:r>
+        <w:rPr>
+          <w:rFonts w:hint="eastAsia"/>
+        </w:rPr>
+        <w:t>`enabledFeatureCodes` は、対象施設の `availableFeatureCodes`（`normal_ship_request` を除外したユーザー別設定対象機能）の部分集合でなければならず、`auth_login` と `facility_select` を含む `config_scope='SYSTEM_FIXED'` の `feature_code`、`normal_ship_request` は受け付けない。`lending_in_use_used` は `FACILITY_USER` として受け付ける</w:t>
+      </w:r>
+    </w:p>
+    <w:p>
+      <w:pPr>
+        <w:rPr>
+          <w:rFonts w:hint="eastAsia"/>
+        </w:rPr>
+      </w:pPr>
+      <w:r>
+        <w:rPr>
+          <w:rFonts w:hint="eastAsia"/>
+        </w:rPr>
         <w:lastRenderedPageBreak/>
-        <w:t>残存・追加施設について `user_facility_assignments` を更新または追加し、`defaultFacilityId` のみ `is_default=true`、それ以外は `false` とする</w:t>
-      </w:r>
-    </w:p>
-    <w:p>
-      <w:pPr>
-        <w:rPr>
-          <w:rFonts w:hint="eastAsia"/>
-        </w:rPr>
-      </w:pPr>
-      <w:r>
-        <w:rPr>
-          <w:rFonts w:hint="eastAsia"/>
-        </w:rPr>
-        <w:t>`user_facility_assignments.assignment_type` は `defaultFacilityId` の施設を `PRIMARY`、それ以外を `SECONDARY` として内部導出する</w:t>
-      </w:r>
-    </w:p>
-    <w:p>
-      <w:pPr>
-        <w:rPr>
-          <w:rFonts w:hint="eastAsia"/>
-        </w:rPr>
-      </w:pPr>
-      <w:r>
-        <w:rPr>
-          <w:rFonts w:hint="eastAsia"/>
-        </w:rPr>
-        <w:t>`enabledFeatureCodes` は、対象施設の `availableFeatureCodes`（`normal_ship_request` と旧 `facility_feature_edit` を除外したユーザー別設定対象機能）の部分集合でなければならず、`auth_login` と `facility_select` を含む `config_scope='SYSTEM_FIXED'` の `feature_code`、`normal_ship_request`、旧 `facility_feature_edit` は受け付けない。Phase1では `lending_in_use_used` を `FACILITY_USER` として受け付ける</w:t>
-      </w:r>
-    </w:p>
-    <w:p>
-      <w:pPr>
-        <w:rPr>
-          <w:rFonts w:hint="eastAsia"/>
-        </w:rPr>
-      </w:pPr>
-      <w:r>
-        <w:rPr>
-          <w:rFonts w:hint="eastAsia"/>
-        </w:rPr>
         <w:t>`enabledFeatureCodes` に `lending_in_use_used` を含める場合は、同じ担当施設の `enabledFeatureCodes` に `lending_checkout` も含めなければならない。含まれない場合は 409 (`FACILITY_PERMISSION_SCOPE_CONFLICT`) とする</w:t>
       </w:r>
     </w:p>
@@ -26671,7 +26133,7 @@
         <w:rPr>
           <w:rFonts w:hint="eastAsia"/>
         </w:rPr>
-        <w:t>残存・追加施設の `user_facility_feature_settings` / `user_facility_column_settings` は旧 `facility_feature_edit` を除外した候補集合に対する現在値として総入れ替えし、`enabledFeatureCodes` / `enabledColumnCodes` に含むコードを `true`、含まないコードを `false` へ更新する</w:t>
+        <w:t>残存・追加施設の `user_facility_feature_settings` / `user_facility_column_settings` は候補集合に対する現在値として総入れ替えし、`enabledFeatureCodes` / `enabledColumnCodes` に含むコードを `true`、含まないコードを `false` へ更新する</w:t>
       </w:r>
     </w:p>
     <w:p>
@@ -26932,49 +26394,103 @@
           </w:tcPr>
           <w:p>
             <w:r>
-              <w:t>`name` / `email_address` / `account_type` / `department_name` / `section_name` / `p</w:t>
-            </w:r>
-            <w:r>
+              <w:t>`name` / `email_address` / `account_type` / `department_name` / `section_name` / `position_name` / `phone_number` / `password_hash` / `is_active` / `locked_at` / `lock_reason` / `last_login_at` / `created_at` / `deleted_at`</w:t>
+            </w:r>
+          </w:p>
+        </w:tc>
+        <w:tc>
+          <w:tcPr>
+            <w:tcW w:w="1250" w:type="pct"/>
+          </w:tcPr>
+          <w:p>
+            <w:r>
+              <w:rPr>
+                <w:rFonts w:hint="eastAsia"/>
+              </w:rPr>
+              <w:t>変更しない</w:t>
+            </w:r>
+          </w:p>
+        </w:tc>
+        <w:tc>
+          <w:tcPr>
+            <w:tcW w:w="1250" w:type="pct"/>
+          </w:tcPr>
+          <w:p>
+            <w:r>
+              <w:rPr>
+                <w:rFonts w:hint="eastAsia"/>
+              </w:rPr>
+              <w:t>基本情報更新、認証状態変更、作成日時、論理削除は本 API の対象外</w:t>
+            </w:r>
+          </w:p>
+        </w:tc>
+      </w:tr>
+      <w:tr>
+        <w:tc>
+          <w:tcPr>
+            <w:tcW w:w="1250" w:type="pct"/>
+          </w:tcPr>
+          <w:p>
+            <w:r>
+              <w:t>`user_facility_assignments`</w:t>
+            </w:r>
+          </w:p>
+        </w:tc>
+        <w:tc>
+          <w:tcPr>
+            <w:tcW w:w="1250" w:type="pct"/>
+          </w:tcPr>
+          <w:p>
+            <w:r>
+              <w:rPr>
+                <w:rFonts w:hint="eastAsia"/>
+              </w:rPr>
+              <w:t>削除された施設の行</w:t>
+            </w:r>
+          </w:p>
+        </w:tc>
+        <w:tc>
+          <w:tcPr>
+            <w:tcW w:w="1250" w:type="pct"/>
+          </w:tcPr>
+          <w:p>
+            <w:r>
+              <w:rPr>
+                <w:rFonts w:hint="eastAsia"/>
+              </w:rPr>
+              <w:t>物理削除する</w:t>
+            </w:r>
+          </w:p>
+        </w:tc>
+        <w:tc>
+          <w:tcPr>
+            <w:tcW w:w="1250" w:type="pct"/>
+          </w:tcPr>
+          <w:p>
+            <w:r>
+              <w:rPr>
+                <w:rFonts w:hint="eastAsia"/>
+              </w:rPr>
+              <w:t>対応する `user_facility_feature_settings` / `user_facility</w:t>
+            </w:r>
+            <w:r>
+              <w:rPr>
+                <w:rFonts w:hint="eastAsia"/>
+              </w:rPr>
               <w:lastRenderedPageBreak/>
-              <w:t>osition_name` / `phone_number` / `password_hash` / `is_active` / `locked_at` / `lock_reason` / `last_login_at` / `created_at` / `deleted_at`</w:t>
-            </w:r>
-          </w:p>
-        </w:tc>
-        <w:tc>
-          <w:tcPr>
-            <w:tcW w:w="1250" w:type="pct"/>
-          </w:tcPr>
-          <w:p>
-            <w:r>
-              <w:rPr>
-                <w:rFonts w:hint="eastAsia"/>
-              </w:rPr>
+              <w:t>_column_settings` を先に削除する</w:t>
+            </w:r>
+          </w:p>
+        </w:tc>
+      </w:tr>
+      <w:tr>
+        <w:tc>
+          <w:tcPr>
+            <w:tcW w:w="1250" w:type="pct"/>
+          </w:tcPr>
+          <w:p>
+            <w:r>
               <w:lastRenderedPageBreak/>
-              <w:t>変更しない</w:t>
-            </w:r>
-          </w:p>
-        </w:tc>
-        <w:tc>
-          <w:tcPr>
-            <w:tcW w:w="1250" w:type="pct"/>
-          </w:tcPr>
-          <w:p>
-            <w:r>
-              <w:rPr>
-                <w:rFonts w:hint="eastAsia"/>
-              </w:rPr>
-              <w:t>基本情報更新、認証状態変更、作成日時、論理削除は本 API の対象外</w:t>
-            </w:r>
-          </w:p>
-        </w:tc>
-      </w:tr>
-      <w:tr>
-        <w:tc>
-          <w:tcPr>
-            <w:tcW w:w="1250" w:type="pct"/>
-          </w:tcPr>
-          <w:p>
-            <w:r>
               <w:t>`user_facility_assignments`</w:t>
             </w:r>
           </w:p>
@@ -26988,33 +26504,33 @@
               <w:rPr>
                 <w:rFonts w:hint="eastAsia"/>
               </w:rPr>
-              <w:t>削除された施設の行</w:t>
-            </w:r>
-          </w:p>
-        </w:tc>
-        <w:tc>
-          <w:tcPr>
-            <w:tcW w:w="1250" w:type="pct"/>
-          </w:tcPr>
-          <w:p>
-            <w:r>
-              <w:rPr>
-                <w:rFonts w:hint="eastAsia"/>
-              </w:rPr>
-              <w:t>物理削除する</w:t>
-            </w:r>
-          </w:p>
-        </w:tc>
-        <w:tc>
-          <w:tcPr>
-            <w:tcW w:w="1250" w:type="pct"/>
-          </w:tcPr>
-          <w:p>
-            <w:r>
-              <w:rPr>
-                <w:rFonts w:hint="eastAsia"/>
-              </w:rPr>
-              <w:t>対応する `user_facility_feature_settings` / `user_facility_column_settings` を先に削除する</w:t>
+              <w:t>残存施設の `user_facility_assignment_id` / 追加施設の `user_facility_assignment_id`</w:t>
+            </w:r>
+          </w:p>
+        </w:tc>
+        <w:tc>
+          <w:tcPr>
+            <w:tcW w:w="1250" w:type="pct"/>
+          </w:tcPr>
+          <w:p>
+            <w:r>
+              <w:rPr>
+                <w:rFonts w:hint="eastAsia"/>
+              </w:rPr>
+              <w:t>残存施設は既存 ID を維持し、追加施設は新規採番する</w:t>
+            </w:r>
+          </w:p>
+        </w:tc>
+        <w:tc>
+          <w:tcPr>
+            <w:tcW w:w="1250" w:type="pct"/>
+          </w:tcPr>
+          <w:p>
+            <w:r>
+              <w:rPr>
+                <w:rFonts w:hint="eastAsia"/>
+              </w:rPr>
+              <w:t>担当施設行の識別子を差分更新で管理する</w:t>
             </w:r>
           </w:p>
         </w:tc>
@@ -27039,33 +26555,33 @@
               <w:rPr>
                 <w:rFonts w:hint="eastAsia"/>
               </w:rPr>
-              <w:t>残存施設の `user_facility_assignment_id` / 追加施設の `user_facility_assignment_id`</w:t>
-            </w:r>
-          </w:p>
-        </w:tc>
-        <w:tc>
-          <w:tcPr>
-            <w:tcW w:w="1250" w:type="pct"/>
-          </w:tcPr>
-          <w:p>
-            <w:r>
-              <w:rPr>
-                <w:rFonts w:hint="eastAsia"/>
-              </w:rPr>
-              <w:t>残存施設は既存 ID を維持し、追加施設は新規採番する</w:t>
-            </w:r>
-          </w:p>
-        </w:tc>
-        <w:tc>
-          <w:tcPr>
-            <w:tcW w:w="1250" w:type="pct"/>
-          </w:tcPr>
-          <w:p>
-            <w:r>
-              <w:rPr>
-                <w:rFonts w:hint="eastAsia"/>
-              </w:rPr>
-              <w:t>担当施設行の識別子を差分更新で管理する</w:t>
+              <w:t>残存・追加施設の `user_id` / `facility_id`</w:t>
+            </w:r>
+          </w:p>
+        </w:tc>
+        <w:tc>
+          <w:tcPr>
+            <w:tcW w:w="1250" w:type="pct"/>
+          </w:tcPr>
+          <w:p>
+            <w:r>
+              <w:rPr>
+                <w:rFonts w:hint="eastAsia"/>
+              </w:rPr>
+              <w:t>対象ユーザー ID と `facilityAssignments[*].facilityId` で更新または追加する</w:t>
+            </w:r>
+          </w:p>
+        </w:tc>
+        <w:tc>
+          <w:tcPr>
+            <w:tcW w:w="1250" w:type="pct"/>
+          </w:tcPr>
+          <w:p>
+            <w:r>
+              <w:rPr>
+                <w:rFonts w:hint="eastAsia"/>
+              </w:rPr>
+              <w:t>追加時は 1 行作成する</w:t>
             </w:r>
           </w:p>
         </w:tc>
@@ -27090,33 +26606,33 @@
               <w:rPr>
                 <w:rFonts w:hint="eastAsia"/>
               </w:rPr>
-              <w:t>残存・追加施設の `user_id` / `facility_id`</w:t>
-            </w:r>
-          </w:p>
-        </w:tc>
-        <w:tc>
-          <w:tcPr>
-            <w:tcW w:w="1250" w:type="pct"/>
-          </w:tcPr>
-          <w:p>
-            <w:r>
-              <w:rPr>
-                <w:rFonts w:hint="eastAsia"/>
-              </w:rPr>
-              <w:t>対象ユーザー ID と `facilityAssignments[*].facilityId` で更新または追加する</w:t>
-            </w:r>
-          </w:p>
-        </w:tc>
-        <w:tc>
-          <w:tcPr>
-            <w:tcW w:w="1250" w:type="pct"/>
-          </w:tcPr>
-          <w:p>
-            <w:r>
-              <w:rPr>
-                <w:rFonts w:hint="eastAsia"/>
-              </w:rPr>
-              <w:t>追加時は 1 行作成する</w:t>
+              <w:t>残存・追加施設の `assignment_type` / `is_default`</w:t>
+            </w:r>
+          </w:p>
+        </w:tc>
+        <w:tc>
+          <w:tcPr>
+            <w:tcW w:w="1250" w:type="pct"/>
+          </w:tcPr>
+          <w:p>
+            <w:r>
+              <w:rPr>
+                <w:rFonts w:hint="eastAsia"/>
+              </w:rPr>
+              <w:t>`defaultFacilityId` の施設を `PRIMARY` / `true`、それ以外を `SECONDARY` / `false` へ更新する</w:t>
+            </w:r>
+          </w:p>
+        </w:tc>
+        <w:tc>
+          <w:tcPr>
+            <w:tcW w:w="1250" w:type="pct"/>
+          </w:tcPr>
+          <w:p>
+            <w:r>
+              <w:rPr>
+                <w:rFonts w:hint="eastAsia"/>
+              </w:rPr>
+              <w:t>公開 API からは受け取らない</w:t>
             </w:r>
           </w:p>
         </w:tc>
@@ -27141,33 +26657,33 @@
               <w:rPr>
                 <w:rFonts w:hint="eastAsia"/>
               </w:rPr>
-              <w:t>残存・追加施設の `assignment_type` / `is_default`</w:t>
-            </w:r>
-          </w:p>
-        </w:tc>
-        <w:tc>
-          <w:tcPr>
-            <w:tcW w:w="1250" w:type="pct"/>
-          </w:tcPr>
-          <w:p>
-            <w:r>
-              <w:rPr>
-                <w:rFonts w:hint="eastAsia"/>
-              </w:rPr>
-              <w:t>`defaultFacilityId` の施設を `PRIMARY` / `true`、それ以外を `SECONDARY` / `false` へ更新する</w:t>
-            </w:r>
-          </w:p>
-        </w:tc>
-        <w:tc>
-          <w:tcPr>
-            <w:tcW w:w="1250" w:type="pct"/>
-          </w:tcPr>
-          <w:p>
-            <w:r>
-              <w:rPr>
-                <w:rFonts w:hint="eastAsia"/>
-              </w:rPr>
-              <w:t>公開 API からは受け取らない</w:t>
+              <w:t>残存・追加施設の `is_active` / `valid_from` / `valid_to`</w:t>
+            </w:r>
+          </w:p>
+        </w:tc>
+        <w:tc>
+          <w:tcPr>
+            <w:tcW w:w="1250" w:type="pct"/>
+          </w:tcPr>
+          <w:p>
+            <w:r>
+              <w:rPr>
+                <w:rFonts w:hint="eastAsia"/>
+              </w:rPr>
+              <w:t>`is_active=true` を維持し、期間項目は本 API では更新しない。追加行は `true` / `NULL` / `NULL` で作成する</w:t>
+            </w:r>
+          </w:p>
+        </w:tc>
+        <w:tc>
+          <w:tcPr>
+            <w:tcW w:w="1250" w:type="pct"/>
+          </w:tcPr>
+          <w:p>
+            <w:r>
+              <w:rPr>
+                <w:rFonts w:hint="eastAsia"/>
+              </w:rPr>
+              <w:t>失効期間指定は本 API の対象外</w:t>
             </w:r>
           </w:p>
         </w:tc>
@@ -27192,154 +26708,96 @@
               <w:rPr>
                 <w:rFonts w:hint="eastAsia"/>
               </w:rPr>
-              <w:t>残存・追加施設の `is_active` / `valid_from` / `valid_to`</w:t>
-            </w:r>
-          </w:p>
-        </w:tc>
-        <w:tc>
-          <w:tcPr>
-            <w:tcW w:w="1250" w:type="pct"/>
-          </w:tcPr>
-          <w:p>
-            <w:r>
-              <w:rPr>
-                <w:rFonts w:hint="eastAsia"/>
-              </w:rPr>
-              <w:t>`is_active=true` を維持し、期間項目は本 API では更新しない。追加行は `true` / `NULL` / `NULL` で作成する</w:t>
-            </w:r>
-          </w:p>
-        </w:tc>
-        <w:tc>
-          <w:tcPr>
-            <w:tcW w:w="1250" w:type="pct"/>
-          </w:tcPr>
-          <w:p>
-            <w:r>
-              <w:rPr>
-                <w:rFonts w:hint="eastAsia"/>
-              </w:rPr>
-              <w:t>失効期間指定は本 API の対象外</w:t>
-            </w:r>
-          </w:p>
-        </w:tc>
-      </w:tr>
-      <w:tr>
-        <w:tc>
-          <w:tcPr>
-            <w:tcW w:w="1250" w:type="pct"/>
-          </w:tcPr>
-          <w:p>
-            <w:r>
-              <w:t>`user_facility_assignments`</w:t>
-            </w:r>
-          </w:p>
-        </w:tc>
-        <w:tc>
-          <w:tcPr>
-            <w:tcW w:w="1250" w:type="pct"/>
-          </w:tcPr>
-          <w:p>
-            <w:r>
-              <w:rPr>
-                <w:rFonts w:hint="eastAsia"/>
-              </w:rPr>
-              <w:t>残存・追加施設の `updated_by` / `updated_at`、追加行</w:t>
-            </w:r>
-            <w:r>
-              <w:rPr>
-                <w:rFonts w:hint="eastAsia"/>
-              </w:rPr>
+              <w:t>残存・追加施設の `updated_by` / `updated_at`、追加行の `created_by` / `created_at`</w:t>
+            </w:r>
+          </w:p>
+        </w:tc>
+        <w:tc>
+          <w:tcPr>
+            <w:tcW w:w="1250" w:type="pct"/>
+          </w:tcPr>
+          <w:p>
+            <w:r>
+              <w:rPr>
+                <w:rFonts w:hint="eastAsia"/>
+              </w:rPr>
+              <w:t>実行ユーザー ID と更新時点の日時を設定する</w:t>
+            </w:r>
+          </w:p>
+        </w:tc>
+        <w:tc>
+          <w:tcPr>
+            <w:tcW w:w="1250" w:type="pct"/>
+          </w:tcPr>
+          <w:p>
+            <w:r>
+              <w:rPr>
+                <w:rFonts w:hint="eastAsia"/>
+              </w:rPr>
+              <w:t>監査用</w:t>
+            </w:r>
+          </w:p>
+        </w:tc>
+      </w:tr>
+      <w:tr>
+        <w:tc>
+          <w:tcPr>
+            <w:tcW w:w="1250" w:type="pct"/>
+          </w:tcPr>
+          <w:p>
+            <w:r>
+              <w:t>`user_facility_feature_settings`</w:t>
+            </w:r>
+          </w:p>
+        </w:tc>
+        <w:tc>
+          <w:tcPr>
+            <w:tcW w:w="1250" w:type="pct"/>
+          </w:tcPr>
+          <w:p>
+            <w:r>
+              <w:rPr>
+                <w:rFonts w:hint="eastAsia"/>
+              </w:rPr>
+              <w:t>残存・追加施設の全候補 `feature_code` 行</w:t>
+            </w:r>
+          </w:p>
+        </w:tc>
+        <w:tc>
+          <w:tcPr>
+            <w:tcW w:w="1250" w:type="pct"/>
+          </w:tcPr>
+          <w:p>
+            <w:r>
+              <w:rPr>
+                <w:rFonts w:hint="eastAsia"/>
+              </w:rPr>
+              <w:t>候補集合に対する現在値として総入れ替えし、`enabledFeatureCodes` に含むコードを `true`、含まないコードを `false` へ更新する</w:t>
+            </w:r>
+          </w:p>
+        </w:tc>
+        <w:tc>
+          <w:tcPr>
+            <w:tcW w:w="1250" w:type="pct"/>
+          </w:tcPr>
+          <w:p>
+            <w:r>
+              <w:rPr>
+                <w:rFonts w:hint="eastAsia"/>
+              </w:rPr>
+              <w:t>削除施設分の行は物理削除する</w:t>
+            </w:r>
+          </w:p>
+        </w:tc>
+      </w:tr>
+      <w:tr>
+        <w:tc>
+          <w:tcPr>
+            <w:tcW w:w="1250" w:type="pct"/>
+          </w:tcPr>
+          <w:p>
+            <w:r>
               <w:lastRenderedPageBreak/>
-              <w:t>の `created_by` / `created_at`</w:t>
-            </w:r>
-          </w:p>
-        </w:tc>
-        <w:tc>
-          <w:tcPr>
-            <w:tcW w:w="1250" w:type="pct"/>
-          </w:tcPr>
-          <w:p>
-            <w:r>
-              <w:rPr>
-                <w:rFonts w:hint="eastAsia"/>
-              </w:rPr>
-              <w:lastRenderedPageBreak/>
-              <w:t>実行ユーザー ID と更新時点の日時を設定する</w:t>
-            </w:r>
-          </w:p>
-        </w:tc>
-        <w:tc>
-          <w:tcPr>
-            <w:tcW w:w="1250" w:type="pct"/>
-          </w:tcPr>
-          <w:p>
-            <w:r>
-              <w:rPr>
-                <w:rFonts w:hint="eastAsia"/>
-              </w:rPr>
-              <w:t>監査用</w:t>
-            </w:r>
-          </w:p>
-        </w:tc>
-      </w:tr>
-      <w:tr>
-        <w:tc>
-          <w:tcPr>
-            <w:tcW w:w="1250" w:type="pct"/>
-          </w:tcPr>
-          <w:p>
-            <w:r>
-              <w:t>`user_facility_feature_settings`</w:t>
-            </w:r>
-          </w:p>
-        </w:tc>
-        <w:tc>
-          <w:tcPr>
-            <w:tcW w:w="1250" w:type="pct"/>
-          </w:tcPr>
-          <w:p>
-            <w:r>
-              <w:rPr>
-                <w:rFonts w:hint="eastAsia"/>
-              </w:rPr>
-              <w:t>残存・追加施設の全候補 `feature_code` 行</w:t>
-            </w:r>
-          </w:p>
-        </w:tc>
-        <w:tc>
-          <w:tcPr>
-            <w:tcW w:w="1250" w:type="pct"/>
-          </w:tcPr>
-          <w:p>
-            <w:r>
-              <w:rPr>
-                <w:rFonts w:hint="eastAsia"/>
-              </w:rPr>
-              <w:t>旧 `facility_feature_edit` を除外した候補集合に対する現在値として総入れ替えし、`enabledFeatureCodes` に含むコードを `true`、含まないコードを `false` へ更新する</w:t>
-            </w:r>
-          </w:p>
-        </w:tc>
-        <w:tc>
-          <w:tcPr>
-            <w:tcW w:w="1250" w:type="pct"/>
-          </w:tcPr>
-          <w:p>
-            <w:r>
-              <w:rPr>
-                <w:rFonts w:hint="eastAsia"/>
-              </w:rPr>
-              <w:t>削除施設分の行は物理削除する</w:t>
-            </w:r>
-          </w:p>
-        </w:tc>
-      </w:tr>
-      <w:tr>
-        <w:tc>
-          <w:tcPr>
-            <w:tcW w:w="1250" w:type="pct"/>
-          </w:tcPr>
-          <w:p>
-            <w:r>
               <w:t>`user_facility_feature_settings`</w:t>
             </w:r>
           </w:p>
@@ -27495,7 +26953,7 @@
           <w:rFonts w:hint="eastAsia"/>
         </w:rPr>
       </w:pPr>
-      <w:bookmarkStart w:id="55" w:name="_Toc231417191"/>
+      <w:bookmarkStart w:id="55" w:name="_Toc234080422"/>
       <w:r>
         <w:rPr>
           <w:rFonts w:hint="eastAsia"/>
@@ -27706,7 +27164,6 @@
           </w:tcPr>
           <w:p>
             <w:r>
-              <w:lastRenderedPageBreak/>
               <w:t>updatedAt</w:t>
             </w:r>
           </w:p>
@@ -28053,6 +27510,7 @@
           </w:tcPr>
           <w:p>
             <w:r>
+              <w:lastRenderedPageBreak/>
               <w:t>facilityName</w:t>
             </w:r>
           </w:p>
@@ -28176,7 +27634,7 @@
               <w:rPr>
                 <w:rFonts w:hint="eastAsia"/>
               </w:rPr>
-              <w:t>当該施設で提供されているユーザー別設定対象の機能コード一覧。`config_scope=FACILITY_USER` のみ。旧 `facility_feature_edit` は含めない</w:t>
+              <w:t>当該施設で提供されているユーザー別設定対象の機能コード一覧。`config_scope=FACILITY_USER` のみ</w:t>
             </w:r>
           </w:p>
         </w:tc>
@@ -28266,7 +27724,7 @@
               <w:rPr>
                 <w:rFonts w:hint="eastAsia"/>
               </w:rPr>
-              <w:t>当該ユーザーへ有効化済みのユーザー別設定対象機能コード一覧。`config_scope=FACILITY_USER` のみ。旧 `facility_feature_edit` は含めない</w:t>
+              <w:t>当該ユーザーへ有効化済みのユーザー別設定対象機能コード一覧。`config_scope=FACILITY_USER` のみ</w:t>
             </w:r>
           </w:p>
         </w:tc>
@@ -28325,12 +27783,11 @@
           <w:rFonts w:hint="eastAsia"/>
         </w:rPr>
       </w:pPr>
-      <w:bookmarkStart w:id="56" w:name="_Toc231417192"/>
-      <w:r>
-        <w:rPr>
-          <w:rFonts w:hint="eastAsia"/>
-        </w:rPr>
-        <w:lastRenderedPageBreak/>
+      <w:bookmarkStart w:id="56" w:name="_Toc234080423"/>
+      <w:r>
+        <w:rPr>
+          <w:rFonts w:hint="eastAsia"/>
+        </w:rPr>
         <w:t>ステータスコード</w:t>
       </w:r>
       <w:bookmarkEnd w:id="56"/>
@@ -28473,7 +27930,7 @@
               <w:rPr>
                 <w:rFonts w:hint="eastAsia"/>
               </w:rPr>
-              <w:t>入力不正、作業対象施設または既定施設が担当施設に含まれない、担当施設重複、同一設立母体違反</w:t>
+              <w:t>入力不正、選択中施設または既定施設が担当施設に含まれない、担当施設重複、同一設立母体違反</w:t>
             </w:r>
           </w:p>
         </w:tc>
@@ -28543,7 +28000,7 @@
               <w:rPr>
                 <w:rFonts w:hint="eastAsia"/>
               </w:rPr>
-              <w:t>作業対象施設に対する実効 `user_facility_assignment_edit` なし</w:t>
+              <w:t>選択中施設に対する実効 `user_facility_assignment_edit` なし</w:t>
             </w:r>
           </w:p>
         </w:tc>
@@ -28578,7 +28035,14 @@
               <w:rPr>
                 <w:rFonts w:hint="eastAsia"/>
               </w:rPr>
-              <w:t>対象ユーザーが存在しない、または作業対象施設の管理対象外。指定施設が存在しない、論理削除済み、または管理可能な担当施設候補外である場合、機能コード、カラムコードが存在しない場合も含む</w:t>
+              <w:t>対象ユーザーが存在しない、または選択中施設の管理対象外。指定施設が存在しない、論理削除済み、または管理可能な担当施設候補外である場</w:t>
+            </w:r>
+            <w:r>
+              <w:rPr>
+                <w:rFonts w:hint="eastAsia"/>
+              </w:rPr>
+              <w:lastRenderedPageBreak/>
+              <w:t>合、機能コード、カラムコードが存在しない場合も含む</w:t>
             </w:r>
           </w:p>
         </w:tc>
@@ -28588,6 +28052,7 @@
           </w:tcPr>
           <w:p>
             <w:r>
+              <w:lastRenderedPageBreak/>
               <w:t>ErrorResponse</w:t>
             </w:r>
           </w:p>
@@ -28672,7 +28137,7 @@
           <w:rFonts w:hint="eastAsia"/>
         </w:rPr>
       </w:pPr>
-      <w:bookmarkStart w:id="57" w:name="_Toc231417193"/>
+      <w:bookmarkStart w:id="57" w:name="_Toc234080424"/>
       <w:r>
         <w:rPr>
           <w:rFonts w:hint="eastAsia"/>
@@ -28738,12 +28203,11 @@
           <w:rFonts w:hint="eastAsia"/>
         </w:rPr>
       </w:pPr>
-      <w:bookmarkStart w:id="58" w:name="_Toc231417194"/>
-      <w:r>
-        <w:rPr>
-          <w:rFonts w:hint="eastAsia"/>
-        </w:rPr>
-        <w:lastRenderedPageBreak/>
+      <w:bookmarkStart w:id="58" w:name="_Toc234080425"/>
+      <w:r>
+        <w:rPr>
+          <w:rFonts w:hint="eastAsia"/>
+        </w:rPr>
         <w:t>リクエストパラメータ</w:t>
       </w:r>
       <w:bookmarkEnd w:id="58"/>
@@ -28954,20 +28418,20 @@
         <w:rPr>
           <w:rFonts w:hint="eastAsia"/>
         </w:rPr>
-        <w:t>認可条件: 通常アカウントでは Bearer トークン上の作業対象施設について `user_edit` が有効であること</w:t>
-      </w:r>
-    </w:p>
-    <w:p>
-      <w:pPr>
-        <w:rPr>
-          <w:rFonts w:hint="eastAsia"/>
-        </w:rPr>
-      </w:pPr>
-      <w:r>
-        <w:rPr>
-          <w:rFonts w:hint="eastAsia"/>
-        </w:rPr>
-        <w:t>認可条件: 共有システム管理者アカウントでは作業対象施設が未削除であること</w:t>
+        <w:t>認可条件: 通常アカウントでは Bearer トークン上の選択中施設について `user_edit` が有効であること</w:t>
+      </w:r>
+    </w:p>
+    <w:p>
+      <w:pPr>
+        <w:rPr>
+          <w:rFonts w:hint="eastAsia"/>
+        </w:rPr>
+      </w:pPr>
+      <w:r>
+        <w:rPr>
+          <w:rFonts w:hint="eastAsia"/>
+        </w:rPr>
+        <w:t>認可条件: 共有システム管理者アカウントでは選択中施設が未削除であること</w:t>
       </w:r>
     </w:p>
     <w:p>
@@ -28994,20 +28458,21 @@
         <w:rPr>
           <w:rFonts w:hint="eastAsia"/>
         </w:rPr>
-        <w:t>対象 `users` が `deleted_at IS NULL` かつ `account_type &lt;&gt; 'SYSTEM_ADMIN'` で存在することを確認する</w:t>
-      </w:r>
-    </w:p>
-    <w:p>
-      <w:pPr>
-        <w:rPr>
-          <w:rFonts w:hint="eastAsia"/>
-        </w:rPr>
-      </w:pPr>
-      <w:r>
-        <w:rPr>
-          <w:rFonts w:hint="eastAsia"/>
-        </w:rPr>
-        <w:t>対象ユーザーが Bearer トークン上の作業対象施設に対する有効な担当施設割当を持つことを確認し、管理対象外なら 404 (`USER_NOT_FOUND`) を返却する</w:t>
+        <w:t>対象 `users` が `deleted_at IS NULL` かつ `account_type = 'HOSPITAL'` で存在することを確認する</w:t>
+      </w:r>
+    </w:p>
+    <w:p>
+      <w:pPr>
+        <w:rPr>
+          <w:rFonts w:hint="eastAsia"/>
+        </w:rPr>
+      </w:pPr>
+      <w:r>
+        <w:rPr>
+          <w:rFonts w:hint="eastAsia"/>
+        </w:rPr>
+        <w:lastRenderedPageBreak/>
+        <w:t>対象ユーザーが Bearer トークン上の選択中施設に対する有効な担当施設割当を持つことを確認し、管理対象外なら 404 (`USER_NOT_FOUND`) を返却する</w:t>
       </w:r>
     </w:p>
     <w:p>
@@ -29056,7 +28521,7 @@
           <w:rFonts w:hint="eastAsia"/>
         </w:rPr>
       </w:pPr>
-      <w:bookmarkStart w:id="59" w:name="_Toc231417195"/>
+      <w:bookmarkStart w:id="59" w:name="_Toc234080426"/>
       <w:r>
         <w:rPr>
           <w:rFonts w:hint="eastAsia"/>
@@ -29269,7 +28734,7 @@
           <w:rFonts w:hint="eastAsia"/>
         </w:rPr>
       </w:pPr>
-      <w:bookmarkStart w:id="60" w:name="_Toc231417196"/>
+      <w:bookmarkStart w:id="60" w:name="_Toc234080427"/>
       <w:r>
         <w:rPr>
           <w:rFonts w:hint="eastAsia"/>
@@ -29403,7 +28868,6 @@
           </w:tcPr>
           <w:p>
             <w:r>
-              <w:lastRenderedPageBreak/>
               <w:t>401</w:t>
             </w:r>
           </w:p>
@@ -29452,7 +28916,7 @@
               <w:rPr>
                 <w:rFonts w:hint="eastAsia"/>
               </w:rPr>
-              <w:t>作業対象施設に対する実効 `user_edit` なし</w:t>
+              <w:t>選択中施設に対する実効 `user_edit` なし</w:t>
             </w:r>
           </w:p>
         </w:tc>
@@ -29487,7 +28951,7 @@
               <w:rPr>
                 <w:rFonts w:hint="eastAsia"/>
               </w:rPr>
-              <w:t>対象ユーザーが存在しない、または作業対象施設の管理対象外</w:t>
+              <w:t>対象ユーザーが存在しない、または選択中施設の管理対象外</w:t>
             </w:r>
           </w:p>
         </w:tc>
@@ -29581,7 +29045,7 @@
           <w:rFonts w:hint="eastAsia"/>
         </w:rPr>
       </w:pPr>
-      <w:bookmarkStart w:id="61" w:name="_Toc231417197"/>
+      <w:bookmarkStart w:id="61" w:name="_Toc234080428"/>
       <w:r>
         <w:rPr>
           <w:rFonts w:hint="eastAsia"/>
@@ -29614,6 +29078,7 @@
         <w:rPr>
           <w:rFonts w:hint="eastAsia"/>
         </w:rPr>
+        <w:lastRenderedPageBreak/>
         <w:t>エンドポイント</w:t>
       </w:r>
     </w:p>
@@ -29647,7 +29112,7 @@
           <w:rFonts w:hint="eastAsia"/>
         </w:rPr>
       </w:pPr>
-      <w:bookmarkStart w:id="62" w:name="_Toc231417198"/>
+      <w:bookmarkStart w:id="62" w:name="_Toc234080429"/>
       <w:r>
         <w:rPr>
           <w:rFonts w:hint="eastAsia"/>
@@ -29917,20 +29382,20 @@
         <w:rPr>
           <w:rFonts w:hint="eastAsia"/>
         </w:rPr>
-        <w:t>認可条件: 通常アカウントでは Bearer トークン上の作業対象施設について `user_edit` が有効であること</w:t>
-      </w:r>
-    </w:p>
-    <w:p>
-      <w:pPr>
-        <w:rPr>
-          <w:rFonts w:hint="eastAsia"/>
-        </w:rPr>
-      </w:pPr>
-      <w:r>
-        <w:rPr>
-          <w:rFonts w:hint="eastAsia"/>
-        </w:rPr>
-        <w:t>認可条件: 共有システム管理者アカウントでは作業対象施設が未削除であること</w:t>
+        <w:t>認可条件: 通常アカウントでは Bearer トークン上の選択中施設について `user_edit` が有効であること</w:t>
+      </w:r>
+    </w:p>
+    <w:p>
+      <w:pPr>
+        <w:rPr>
+          <w:rFonts w:hint="eastAsia"/>
+        </w:rPr>
+      </w:pPr>
+      <w:r>
+        <w:rPr>
+          <w:rFonts w:hint="eastAsia"/>
+        </w:rPr>
+        <w:t>認可条件: 共有システム管理者アカウントでは選択中施設が未削除であること</w:t>
       </w:r>
     </w:p>
     <w:p>
@@ -29944,112 +29409,112 @@
         <w:rPr>
           <w:rFonts w:hint="eastAsia"/>
         </w:rPr>
+        <w:t>処理仕様</w:t>
+      </w:r>
+    </w:p>
+    <w:p>
+      <w:pPr>
+        <w:rPr>
+          <w:rFonts w:hint="eastAsia"/>
+        </w:rPr>
+      </w:pPr>
+      <w:r>
+        <w:rPr>
+          <w:rFonts w:hint="eastAsia"/>
+        </w:rPr>
+        <w:t>対象 `users` が `deleted_at IS NULL` かつ `account_type = 'HOSPITAL'` で存在することを確認する</w:t>
+      </w:r>
+    </w:p>
+    <w:p>
+      <w:pPr>
+        <w:rPr>
+          <w:rFonts w:hint="eastAsia"/>
+        </w:rPr>
+      </w:pPr>
+      <w:r>
+        <w:rPr>
+          <w:rFonts w:hint="eastAsia"/>
+        </w:rPr>
+        <w:t>対象ユーザーが Bearer トークン上の選択中施設に対する有効な担当施設割当を持つことを確認し、管理対象外なら 404 (`USER_NOT_FOUND`) を返却する</w:t>
+      </w:r>
+    </w:p>
+    <w:p>
+      <w:pPr>
+        <w:rPr>
+          <w:rFonts w:hint="eastAsia"/>
+        </w:rPr>
+      </w:pPr>
+      <w:r>
+        <w:rPr>
+          <w:rFonts w:hint="eastAsia"/>
+        </w:rPr>
+        <w:t>`lastKnownUpdatedAt` と `users.updated_at` を比較し、不一致時は 409 (`USER_CONFLICT`) を返却する</w:t>
+      </w:r>
+    </w:p>
+    <w:p>
+      <w:pPr>
+        <w:rPr>
+          <w:rFonts w:hint="eastAsia"/>
+        </w:rPr>
+      </w:pPr>
+      <w:r>
+        <w:rPr>
+          <w:rFonts w:hint="eastAsia"/>
+        </w:rPr>
+        <w:t>実行ユーザー自身を削除対象にすることはできない</w:t>
+      </w:r>
+    </w:p>
+    <w:p>
+      <w:pPr>
+        <w:rPr>
+          <w:rFonts w:hint="eastAsia"/>
+        </w:rPr>
+      </w:pPr>
+      <w:r>
+        <w:rPr>
+          <w:rFonts w:hint="eastAsia"/>
+        </w:rPr>
+        <w:t>`users.deleted_at` と `users.updated_at` を現在日時へ更新し、`is_active=false` とする</w:t>
+      </w:r>
+    </w:p>
+    <w:p>
+      <w:pPr>
+        <w:rPr>
+          <w:rFonts w:hint="eastAsia"/>
+        </w:rPr>
+      </w:pPr>
+      <w:r>
+        <w:rPr>
+          <w:rFonts w:hint="eastAsia"/>
+        </w:rPr>
+        <w:t>対象ユーザーの `user_facility_column_settings`、`user_facility_feature_settings`、`user_facility_assignments` を削除する</w:t>
+      </w:r>
+    </w:p>
+    <w:p>
+      <w:pPr>
+        <w:rPr>
+          <w:rFonts w:hint="eastAsia"/>
+        </w:rPr>
+      </w:pPr>
+      <w:r>
+        <w:rPr>
+          <w:rFonts w:hint="eastAsia"/>
+        </w:rPr>
+        <w:t>削除処理は 1 トランザクションで実行する</w:t>
+      </w:r>
+    </w:p>
+    <w:p>
+      <w:pPr>
+        <w:pStyle w:val="4"/>
+        <w:rPr>
+          <w:rFonts w:hint="eastAsia"/>
+        </w:rPr>
+      </w:pPr>
+      <w:r>
+        <w:rPr>
+          <w:rFonts w:hint="eastAsia"/>
+        </w:rPr>
         <w:lastRenderedPageBreak/>
-        <w:t>処理仕様</w:t>
-      </w:r>
-    </w:p>
-    <w:p>
-      <w:pPr>
-        <w:rPr>
-          <w:rFonts w:hint="eastAsia"/>
-        </w:rPr>
-      </w:pPr>
-      <w:r>
-        <w:rPr>
-          <w:rFonts w:hint="eastAsia"/>
-        </w:rPr>
-        <w:t>対象 `users` が `deleted_at IS NULL` かつ `account_type &lt;&gt; 'SYSTEM_ADMIN'` で存在することを確認する</w:t>
-      </w:r>
-    </w:p>
-    <w:p>
-      <w:pPr>
-        <w:rPr>
-          <w:rFonts w:hint="eastAsia"/>
-        </w:rPr>
-      </w:pPr>
-      <w:r>
-        <w:rPr>
-          <w:rFonts w:hint="eastAsia"/>
-        </w:rPr>
-        <w:t>対象ユーザーが Bearer トークン上の作業対象施設に対する有効な担当施設割当を持つことを確認し、管理対象外なら 404 (`USER_NOT_FOUND`) を返却する</w:t>
-      </w:r>
-    </w:p>
-    <w:p>
-      <w:pPr>
-        <w:rPr>
-          <w:rFonts w:hint="eastAsia"/>
-        </w:rPr>
-      </w:pPr>
-      <w:r>
-        <w:rPr>
-          <w:rFonts w:hint="eastAsia"/>
-        </w:rPr>
-        <w:t>`lastKnownUpdatedAt` と `users.updated_at` を比較し、不一致時は 409 (`USER_CONFLICT`) を返却する</w:t>
-      </w:r>
-    </w:p>
-    <w:p>
-      <w:pPr>
-        <w:rPr>
-          <w:rFonts w:hint="eastAsia"/>
-        </w:rPr>
-      </w:pPr>
-      <w:r>
-        <w:rPr>
-          <w:rFonts w:hint="eastAsia"/>
-        </w:rPr>
-        <w:t>実行ユーザー自身を削除対象にすることはできない</w:t>
-      </w:r>
-    </w:p>
-    <w:p>
-      <w:pPr>
-        <w:rPr>
-          <w:rFonts w:hint="eastAsia"/>
-        </w:rPr>
-      </w:pPr>
-      <w:r>
-        <w:rPr>
-          <w:rFonts w:hint="eastAsia"/>
-        </w:rPr>
-        <w:t>`users.deleted_at` と `users.updated_at` を現在日時へ更新し、`is_active=false` とする</w:t>
-      </w:r>
-    </w:p>
-    <w:p>
-      <w:pPr>
-        <w:rPr>
-          <w:rFonts w:hint="eastAsia"/>
-        </w:rPr>
-      </w:pPr>
-      <w:r>
-        <w:rPr>
-          <w:rFonts w:hint="eastAsia"/>
-        </w:rPr>
-        <w:t>対象ユーザーの `user_facility_column_settings`、`user_facility_feature_settings`、`user_facility_assignments` を削除する</w:t>
-      </w:r>
-    </w:p>
-    <w:p>
-      <w:pPr>
-        <w:rPr>
-          <w:rFonts w:hint="eastAsia"/>
-        </w:rPr>
-      </w:pPr>
-      <w:r>
-        <w:rPr>
-          <w:rFonts w:hint="eastAsia"/>
-        </w:rPr>
-        <w:t>削除処理は 1 トランザクションで実行する</w:t>
-      </w:r>
-    </w:p>
-    <w:p>
-      <w:pPr>
-        <w:pStyle w:val="4"/>
-        <w:rPr>
-          <w:rFonts w:hint="eastAsia"/>
-        </w:rPr>
-      </w:pPr>
-      <w:r>
-        <w:rPr>
-          <w:rFonts w:hint="eastAsia"/>
-        </w:rPr>
         <w:t>永続化マッピング</w:t>
       </w:r>
     </w:p>
@@ -30348,26 +29813,18 @@
               <w:rPr>
                 <w:rFonts w:hint="eastAsia"/>
               </w:rPr>
-              <w:t xml:space="preserve">対象 `user_facility_assignment_id` </w:t>
-            </w:r>
-            <w:r>
-              <w:rPr>
-                <w:rFonts w:hint="eastAsia"/>
-              </w:rPr>
-              <w:lastRenderedPageBreak/>
-              <w:t>配下の全設定を削除する</w:t>
-            </w:r>
-          </w:p>
-        </w:tc>
-      </w:tr>
-      <w:tr>
-        <w:tc>
-          <w:tcPr>
-            <w:tcW w:w="1250" w:type="pct"/>
-          </w:tcPr>
-          <w:p>
-            <w:r>
-              <w:lastRenderedPageBreak/>
+              <w:t>対象 `user_facility_assignment_id` 配下の全設定を削除する</w:t>
+            </w:r>
+          </w:p>
+        </w:tc>
+      </w:tr>
+      <w:tr>
+        <w:tc>
+          <w:tcPr>
+            <w:tcW w:w="1250" w:type="pct"/>
+          </w:tcPr>
+          <w:p>
+            <w:r>
               <w:t>`user_facility_feature_settings`</w:t>
             </w:r>
           </w:p>
@@ -30458,7 +29915,7 @@
               <w:rPr>
                 <w:rFonts w:hint="eastAsia"/>
               </w:rPr>
-              <w:t>作業対象施設割当を削除する</w:t>
+              <w:t>担当施設割当を削除する</w:t>
             </w:r>
           </w:p>
         </w:tc>
@@ -30472,7 +29929,7 @@
           <w:rFonts w:hint="eastAsia"/>
         </w:rPr>
       </w:pPr>
-      <w:bookmarkStart w:id="63" w:name="_Toc231417199"/>
+      <w:bookmarkStart w:id="63" w:name="_Toc234080430"/>
       <w:r>
         <w:rPr>
           <w:rFonts w:hint="eastAsia"/>
@@ -30501,11 +29958,12 @@
           <w:rFonts w:hint="eastAsia"/>
         </w:rPr>
       </w:pPr>
-      <w:bookmarkStart w:id="64" w:name="_Toc231417200"/>
-      <w:r>
-        <w:rPr>
-          <w:rFonts w:hint="eastAsia"/>
-        </w:rPr>
+      <w:bookmarkStart w:id="64" w:name="_Toc234080431"/>
+      <w:r>
+        <w:rPr>
+          <w:rFonts w:hint="eastAsia"/>
+        </w:rPr>
+        <w:lastRenderedPageBreak/>
         <w:t>ステータスコード</w:t>
       </w:r>
       <w:bookmarkEnd w:id="64"/>
@@ -30683,7 +30141,7 @@
               <w:rPr>
                 <w:rFonts w:hint="eastAsia"/>
               </w:rPr>
-              <w:t>作業対象施設に対する実効 `user_edit` なし</w:t>
+              <w:t>選択中施設に対する実効 `user_edit` なし</w:t>
             </w:r>
           </w:p>
         </w:tc>
@@ -30718,7 +30176,7 @@
               <w:rPr>
                 <w:rFonts w:hint="eastAsia"/>
               </w:rPr>
-              <w:t>対象ユーザーが存在しない、または作業対象施設の管理対象外</w:t>
+              <w:t>対象ユーザーが存在しない、または選択中施設の管理対象外</w:t>
             </w:r>
           </w:p>
         </w:tc>
@@ -30812,12 +30270,11 @@
           <w:rFonts w:hint="eastAsia"/>
         </w:rPr>
       </w:pPr>
-      <w:bookmarkStart w:id="65" w:name="_Toc231417201"/>
-      <w:r>
-        <w:rPr>
-          <w:rFonts w:hint="eastAsia"/>
-        </w:rPr>
-        <w:lastRenderedPageBreak/>
+      <w:bookmarkStart w:id="65" w:name="_Toc234080432"/>
+      <w:r>
+        <w:rPr>
+          <w:rFonts w:hint="eastAsia"/>
+        </w:rPr>
         <w:t>第6章 権限・業務ルール</w:t>
       </w:r>
       <w:bookmarkEnd w:id="65"/>
@@ -30829,7 +30286,7 @@
           <w:rFonts w:hint="eastAsia"/>
         </w:rPr>
       </w:pPr>
-      <w:bookmarkStart w:id="66" w:name="_Toc231417202"/>
+      <w:bookmarkStart w:id="66" w:name="_Toc234080433"/>
       <w:r>
         <w:rPr>
           <w:rFonts w:hint="eastAsia"/>
@@ -31159,11 +30616,12 @@
           <w:rFonts w:hint="eastAsia"/>
         </w:rPr>
       </w:pPr>
-      <w:bookmarkStart w:id="67" w:name="_Toc231417203"/>
-      <w:r>
-        <w:rPr>
-          <w:rFonts w:hint="eastAsia"/>
-        </w:rPr>
+      <w:bookmarkStart w:id="67" w:name="_Toc234080434"/>
+      <w:r>
+        <w:rPr>
+          <w:rFonts w:hint="eastAsia"/>
+        </w:rPr>
+        <w:lastRenderedPageBreak/>
         <w:t>一意性・整合性ルール</w:t>
       </w:r>
       <w:bookmarkEnd w:id="67"/>
@@ -31184,7 +30642,7 @@
         <w:rPr>
           <w:rFonts w:hint="eastAsia"/>
         </w:rPr>
-        <w:t>管理対象ユーザーは `users.account_type &lt;&gt; 'SYSTEM_ADMIN'` で、作業対象施設に有効な担当施設割当を持つ通常ユーザーに限る</w:t>
+        <w:t>管理対象ユーザーは `users.account_type = 'HOSPITAL'` で、選択中施設に有効な担当施設割当を持つ病院ユーザーに限る</w:t>
       </w:r>
     </w:p>
     <w:p>
@@ -31279,7 +30737,6 @@
         <w:rPr>
           <w:rFonts w:hint="eastAsia"/>
         </w:rPr>
-        <w:lastRenderedPageBreak/>
         <w:t>共有システム管理者アカウントで実行する場合、担当施設候補は通常ユーザーが未登録の新規施設を含む未削除の全施設とする</w:t>
       </w:r>
     </w:p>
@@ -31423,7 +30880,7 @@
           <w:rFonts w:hint="eastAsia"/>
         </w:rPr>
       </w:pPr>
-      <w:bookmarkStart w:id="68" w:name="_Toc231417204"/>
+      <w:bookmarkStart w:id="68" w:name="_Toc234080435"/>
       <w:r>
         <w:rPr>
           <w:rFonts w:hint="eastAsia"/>
@@ -31496,11 +30953,12 @@
           <w:rFonts w:hint="eastAsia"/>
         </w:rPr>
       </w:pPr>
-      <w:bookmarkStart w:id="69" w:name="_Toc231417205"/>
-      <w:r>
-        <w:rPr>
-          <w:rFonts w:hint="eastAsia"/>
-        </w:rPr>
+      <w:bookmarkStart w:id="69" w:name="_Toc234080436"/>
+      <w:r>
+        <w:rPr>
+          <w:rFonts w:hint="eastAsia"/>
+        </w:rPr>
+        <w:lastRenderedPageBreak/>
         <w:t>実装前提・設計判断</w:t>
       </w:r>
       <w:bookmarkEnd w:id="69"/>
@@ -31616,7 +31074,6 @@
         <w:rPr>
           <w:rFonts w:hint="eastAsia"/>
         </w:rPr>
-        <w:lastRenderedPageBreak/>
         <w:t>新規作成は利用可能な担当施設が存在しないと意味を持たないため、作成時だけは両権限を必須とする</w:t>
       </w:r>
     </w:p>
@@ -31665,7 +31122,7 @@
           <w:rFonts w:hint="eastAsia"/>
         </w:rPr>
       </w:pPr>
-      <w:bookmarkStart w:id="70" w:name="_Toc231417206"/>
+      <w:bookmarkStart w:id="70" w:name="_Toc234080437"/>
       <w:r>
         <w:rPr>
           <w:rFonts w:hint="eastAsia"/>
@@ -31939,6 +31396,7 @@
           </w:tcPr>
           <w:p>
             <w:r>
+              <w:lastRenderedPageBreak/>
               <w:t>AUTH_403_USER_FACILITY_ASSIGNMENT_EDIT_DENIED</w:t>
             </w:r>
           </w:p>
@@ -32067,7 +31525,7 @@
               <w:rPr>
                 <w:rFonts w:hint="eastAsia"/>
               </w:rPr>
-              <w:t>指定した機能コードまたはカラムコードが存在しない、または旧 `facility_feature_edit` など通常ユーザー向け候補外である</w:t>
+              <w:t>指定した機能コードまたはカラムコードが存在しない、または通常ユーザー向け候補外である</w:t>
             </w:r>
           </w:p>
         </w:tc>
@@ -32114,7 +31572,6 @@
           </w:tcPr>
           <w:p>
             <w:r>
-              <w:lastRenderedPageBreak/>
               <w:t>USER_CONFLICT</w:t>
             </w:r>
           </w:p>
@@ -32327,7 +31784,7 @@
           <w:rFonts w:hint="eastAsia"/>
         </w:rPr>
       </w:pPr>
-      <w:bookmarkStart w:id="71" w:name="_Toc231417207"/>
+      <w:bookmarkStart w:id="71" w:name="_Toc234080438"/>
       <w:r>
         <w:rPr>
           <w:rFonts w:hint="eastAsia"/>
@@ -32343,7 +31800,7 @@
           <w:rFonts w:hint="eastAsia"/>
         </w:rPr>
       </w:pPr>
-      <w:bookmarkStart w:id="72" w:name="_Toc231417208"/>
+      <w:bookmarkStart w:id="72" w:name="_Toc234080439"/>
       <w:r>
         <w:rPr>
           <w:rFonts w:hint="eastAsia"/>
@@ -32387,6 +31844,7 @@
         <w:rPr>
           <w:rFonts w:hint="eastAsia"/>
         </w:rPr>
+        <w:lastRenderedPageBreak/>
         <w:t>担当施設およびユーザー施設別権限設定は削除ユーザーへ不要となるため、削除時に関連テーブルから除去する</w:t>
       </w:r>
     </w:p>
@@ -32435,7 +31893,7 @@
           <w:rFonts w:hint="eastAsia"/>
         </w:rPr>
       </w:pPr>
-      <w:bookmarkStart w:id="73" w:name="_Toc231417209"/>
+      <w:bookmarkStart w:id="73" w:name="_Toc234080440"/>
       <w:r>
         <w:rPr>
           <w:rFonts w:hint="eastAsia"/>
@@ -32548,7 +32006,355 @@
 <file path=word/numbering.xml><?xml version="1.0" encoding="utf-8"?>
 <w:numbering xmlns:wpc="http://schemas.microsoft.com/office/word/2010/wordprocessingCanvas" xmlns:cx="http://schemas.microsoft.com/office/drawing/2014/chartex" xmlns:cx1="http://schemas.microsoft.com/office/drawing/2015/9/8/chartex" xmlns:cx2="http://schemas.microsoft.com/office/drawing/2015/10/21/chartex" xmlns:cx3="http://schemas.microsoft.com/office/drawing/2016/5/9/chartex" xmlns:cx4="http://schemas.microsoft.com/office/drawing/2016/5/10/chartex" xmlns:cx5="http://schemas.microsoft.com/office/drawing/2016/5/11/chartex" xmlns:cx6="http://schemas.microsoft.com/office/drawing/2016/5/12/chartex" xmlns:cx7="http://schemas.microsoft.com/office/drawing/2016/5/13/chartex" xmlns:cx8="http://schemas.microsoft.com/office/drawing/2016/5/14/chartex" xmlns:mc="http://schemas.openxmlformats.org/markup-compatibility/2006" xmlns:aink="http://schemas.microsoft.com/office/drawing/2016/ink" xmlns:am3d="http://schemas.microsoft.com/office/drawing/2017/model3d" xmlns:o="urn:schemas-microsoft-com:office:office" xmlns:oel="http://schemas.microsoft.com/office/2019/extlst" xmlns:r="http://schemas.openxmlformats.org/officeDocument/2006/relationships" xmlns:m="http://schemas.openxmlformats.org/officeDocument/2006/math" xmlns:v="urn:schemas-microsoft-com:vml" xmlns:wp14="http://schemas.microsoft.com/office/word/2010/wordprocessingDrawing" xmlns:wp="http://schemas.openxmlformats.org/drawingml/2006/wordprocessingDrawing" xmlns:w10="urn:schemas-microsoft-com:office:word" xmlns:w="http://schemas.openxmlformats.org/wordprocessingml/2006/main" xmlns:w14="http://schemas.microsoft.com/office/word/2010/wordml" xmlns:w15="http://schemas.microsoft.com/office/word/2012/wordml" xmlns:w16cex="http://schemas.microsoft.com/office/word/2018/wordml/cex" xmlns:w16cid="http://schemas.microsoft.com/office/word/2016/wordml/cid" xmlns:w16="http://schemas.microsoft.com/office/word/2018/wordml" xmlns:w16du="http://schemas.microsoft.com/office/word/2023/wordml/word16du" xmlns:w16sdtdh="http://schemas.microsoft.com/office/word/2020/wordml/sdtdatahash" xmlns:w16sdtfl="http://schemas.microsoft.com/office/word/2024/wordml/sdtformatlock" xmlns:w16se="http://schemas.microsoft.com/office/word/2015/wordml/symex" xmlns:wpg="http://schemas.microsoft.com/office/word/2010/wordprocessingGroup" xmlns:wpi="http://schemas.microsoft.com/office/word/2010/wordprocessingInk" xmlns:wne="http://schemas.microsoft.com/office/word/2006/wordml" xmlns:wps="http://schemas.microsoft.com/office/word/2010/wordprocessingShape" mc:Ignorable="w14 w15 w16se w16cid w16 w16cex w16sdtdh w16sdtfl w16du wp14">
   <w:abstractNum w:abstractNumId="0" w15:restartNumberingAfterBreak="0">
-    <w:nsid w:val="027B503C"/>
+    <w:nsid w:val="09EF3D2E"/>
+    <w:multiLevelType w:val="hybridMultilevel"/>
+    <w:tmpl w:val="A802ED2C"/>
+    <w:name w:val="__API_DOC_SQUARE_BULLET__2222222"/>
+    <w:lvl w:ilvl="0" w:tplc="0409000F">
+      <w:start w:val="1"/>
+      <w:numFmt w:val="decimal"/>
+      <w:lvlText w:val="%1."/>
+      <w:lvlJc w:val="left"/>
+      <w:pPr>
+        <w:ind w:left="440" w:hanging="440"/>
+      </w:pPr>
+    </w:lvl>
+    <w:lvl w:ilvl="1" w:tplc="04090017" w:tentative="1">
+      <w:start w:val="1"/>
+      <w:numFmt w:val="aiueoFullWidth"/>
+      <w:lvlText w:val="(%2)"/>
+      <w:lvlJc w:val="left"/>
+      <w:pPr>
+        <w:ind w:left="880" w:hanging="440"/>
+      </w:pPr>
+    </w:lvl>
+    <w:lvl w:ilvl="2" w:tplc="04090011" w:tentative="1">
+      <w:start w:val="1"/>
+      <w:numFmt w:val="decimalEnclosedCircle"/>
+      <w:lvlText w:val="%3"/>
+      <w:lvlJc w:val="left"/>
+      <w:pPr>
+        <w:ind w:left="1320" w:hanging="440"/>
+      </w:pPr>
+    </w:lvl>
+    <w:lvl w:ilvl="3" w:tplc="0409000F" w:tentative="1">
+      <w:start w:val="1"/>
+      <w:numFmt w:val="decimal"/>
+      <w:lvlText w:val="%4."/>
+      <w:lvlJc w:val="left"/>
+      <w:pPr>
+        <w:ind w:left="1760" w:hanging="440"/>
+      </w:pPr>
+    </w:lvl>
+    <w:lvl w:ilvl="4" w:tplc="04090017" w:tentative="1">
+      <w:start w:val="1"/>
+      <w:numFmt w:val="aiueoFullWidth"/>
+      <w:lvlText w:val="(%5)"/>
+      <w:lvlJc w:val="left"/>
+      <w:pPr>
+        <w:ind w:left="2200" w:hanging="440"/>
+      </w:pPr>
+    </w:lvl>
+    <w:lvl w:ilvl="5" w:tplc="04090011" w:tentative="1">
+      <w:start w:val="1"/>
+      <w:numFmt w:val="decimalEnclosedCircle"/>
+      <w:lvlText w:val="%6"/>
+      <w:lvlJc w:val="left"/>
+      <w:pPr>
+        <w:ind w:left="2640" w:hanging="440"/>
+      </w:pPr>
+    </w:lvl>
+    <w:lvl w:ilvl="6" w:tplc="0409000F" w:tentative="1">
+      <w:start w:val="1"/>
+      <w:numFmt w:val="decimal"/>
+      <w:lvlText w:val="%7."/>
+      <w:lvlJc w:val="left"/>
+      <w:pPr>
+        <w:ind w:left="3080" w:hanging="440"/>
+      </w:pPr>
+    </w:lvl>
+    <w:lvl w:ilvl="7" w:tplc="04090017" w:tentative="1">
+      <w:start w:val="1"/>
+      <w:numFmt w:val="aiueoFullWidth"/>
+      <w:lvlText w:val="(%8)"/>
+      <w:lvlJc w:val="left"/>
+      <w:pPr>
+        <w:ind w:left="3520" w:hanging="440"/>
+      </w:pPr>
+    </w:lvl>
+    <w:lvl w:ilvl="8" w:tplc="04090011" w:tentative="1">
+      <w:start w:val="1"/>
+      <w:numFmt w:val="decimalEnclosedCircle"/>
+      <w:lvlText w:val="%9"/>
+      <w:lvlJc w:val="left"/>
+      <w:pPr>
+        <w:ind w:left="3960" w:hanging="440"/>
+      </w:pPr>
+    </w:lvl>
+  </w:abstractNum>
+  <w:abstractNum w:abstractNumId="1" w15:restartNumberingAfterBreak="0">
+    <w:nsid w:val="0EE51A52"/>
+    <w:multiLevelType w:val="hybridMultilevel"/>
+    <w:tmpl w:val="D11CB784"/>
+    <w:name w:val="__API_DOC_SQUARE_BULLET__22"/>
+    <w:lvl w:ilvl="0" w:tplc="0409000F">
+      <w:start w:val="1"/>
+      <w:numFmt w:val="decimal"/>
+      <w:lvlText w:val="%1."/>
+      <w:lvlJc w:val="left"/>
+      <w:pPr>
+        <w:ind w:left="440" w:hanging="440"/>
+      </w:pPr>
+    </w:lvl>
+    <w:lvl w:ilvl="1" w:tplc="04090017" w:tentative="1">
+      <w:start w:val="1"/>
+      <w:numFmt w:val="aiueoFullWidth"/>
+      <w:lvlText w:val="(%2)"/>
+      <w:lvlJc w:val="left"/>
+      <w:pPr>
+        <w:ind w:left="880" w:hanging="440"/>
+      </w:pPr>
+    </w:lvl>
+    <w:lvl w:ilvl="2" w:tplc="04090011" w:tentative="1">
+      <w:start w:val="1"/>
+      <w:numFmt w:val="decimalEnclosedCircle"/>
+      <w:lvlText w:val="%3"/>
+      <w:lvlJc w:val="left"/>
+      <w:pPr>
+        <w:ind w:left="1320" w:hanging="440"/>
+      </w:pPr>
+    </w:lvl>
+    <w:lvl w:ilvl="3" w:tplc="0409000F" w:tentative="1">
+      <w:start w:val="1"/>
+      <w:numFmt w:val="decimal"/>
+      <w:lvlText w:val="%4."/>
+      <w:lvlJc w:val="left"/>
+      <w:pPr>
+        <w:ind w:left="1760" w:hanging="440"/>
+      </w:pPr>
+    </w:lvl>
+    <w:lvl w:ilvl="4" w:tplc="04090017" w:tentative="1">
+      <w:start w:val="1"/>
+      <w:numFmt w:val="aiueoFullWidth"/>
+      <w:lvlText w:val="(%5)"/>
+      <w:lvlJc w:val="left"/>
+      <w:pPr>
+        <w:ind w:left="2200" w:hanging="440"/>
+      </w:pPr>
+    </w:lvl>
+    <w:lvl w:ilvl="5" w:tplc="04090011" w:tentative="1">
+      <w:start w:val="1"/>
+      <w:numFmt w:val="decimalEnclosedCircle"/>
+      <w:lvlText w:val="%6"/>
+      <w:lvlJc w:val="left"/>
+      <w:pPr>
+        <w:ind w:left="2640" w:hanging="440"/>
+      </w:pPr>
+    </w:lvl>
+    <w:lvl w:ilvl="6" w:tplc="0409000F" w:tentative="1">
+      <w:start w:val="1"/>
+      <w:numFmt w:val="decimal"/>
+      <w:lvlText w:val="%7."/>
+      <w:lvlJc w:val="left"/>
+      <w:pPr>
+        <w:ind w:left="3080" w:hanging="440"/>
+      </w:pPr>
+    </w:lvl>
+    <w:lvl w:ilvl="7" w:tplc="04090017" w:tentative="1">
+      <w:start w:val="1"/>
+      <w:numFmt w:val="aiueoFullWidth"/>
+      <w:lvlText w:val="(%8)"/>
+      <w:lvlJc w:val="left"/>
+      <w:pPr>
+        <w:ind w:left="3520" w:hanging="440"/>
+      </w:pPr>
+    </w:lvl>
+    <w:lvl w:ilvl="8" w:tplc="04090011" w:tentative="1">
+      <w:start w:val="1"/>
+      <w:numFmt w:val="decimalEnclosedCircle"/>
+      <w:lvlText w:val="%9"/>
+      <w:lvlJc w:val="left"/>
+      <w:pPr>
+        <w:ind w:left="3960" w:hanging="440"/>
+      </w:pPr>
+    </w:lvl>
+  </w:abstractNum>
+  <w:abstractNum w:abstractNumId="2" w15:restartNumberingAfterBreak="0">
+    <w:nsid w:val="193D5E1E"/>
+    <w:multiLevelType w:val="hybridMultilevel"/>
+    <w:tmpl w:val="046AD052"/>
+    <w:name w:val="__API_DOC_SQUARE_BULLET__2"/>
+    <w:lvl w:ilvl="0" w:tplc="0409000F">
+      <w:start w:val="1"/>
+      <w:numFmt w:val="decimal"/>
+      <w:lvlText w:val="%1."/>
+      <w:lvlJc w:val="left"/>
+      <w:pPr>
+        <w:ind w:left="440" w:hanging="440"/>
+      </w:pPr>
+    </w:lvl>
+    <w:lvl w:ilvl="1" w:tplc="04090017" w:tentative="1">
+      <w:start w:val="1"/>
+      <w:numFmt w:val="aiueoFullWidth"/>
+      <w:lvlText w:val="(%2)"/>
+      <w:lvlJc w:val="left"/>
+      <w:pPr>
+        <w:ind w:left="880" w:hanging="440"/>
+      </w:pPr>
+    </w:lvl>
+    <w:lvl w:ilvl="2" w:tplc="04090011" w:tentative="1">
+      <w:start w:val="1"/>
+      <w:numFmt w:val="decimalEnclosedCircle"/>
+      <w:lvlText w:val="%3"/>
+      <w:lvlJc w:val="left"/>
+      <w:pPr>
+        <w:ind w:left="1320" w:hanging="440"/>
+      </w:pPr>
+    </w:lvl>
+    <w:lvl w:ilvl="3" w:tplc="0409000F" w:tentative="1">
+      <w:start w:val="1"/>
+      <w:numFmt w:val="decimal"/>
+      <w:lvlText w:val="%4."/>
+      <w:lvlJc w:val="left"/>
+      <w:pPr>
+        <w:ind w:left="1760" w:hanging="440"/>
+      </w:pPr>
+    </w:lvl>
+    <w:lvl w:ilvl="4" w:tplc="04090017" w:tentative="1">
+      <w:start w:val="1"/>
+      <w:numFmt w:val="aiueoFullWidth"/>
+      <w:lvlText w:val="(%5)"/>
+      <w:lvlJc w:val="left"/>
+      <w:pPr>
+        <w:ind w:left="2200" w:hanging="440"/>
+      </w:pPr>
+    </w:lvl>
+    <w:lvl w:ilvl="5" w:tplc="04090011" w:tentative="1">
+      <w:start w:val="1"/>
+      <w:numFmt w:val="decimalEnclosedCircle"/>
+      <w:lvlText w:val="%6"/>
+      <w:lvlJc w:val="left"/>
+      <w:pPr>
+        <w:ind w:left="2640" w:hanging="440"/>
+      </w:pPr>
+    </w:lvl>
+    <w:lvl w:ilvl="6" w:tplc="0409000F" w:tentative="1">
+      <w:start w:val="1"/>
+      <w:numFmt w:val="decimal"/>
+      <w:lvlText w:val="%7."/>
+      <w:lvlJc w:val="left"/>
+      <w:pPr>
+        <w:ind w:left="3080" w:hanging="440"/>
+      </w:pPr>
+    </w:lvl>
+    <w:lvl w:ilvl="7" w:tplc="04090017" w:tentative="1">
+      <w:start w:val="1"/>
+      <w:numFmt w:val="aiueoFullWidth"/>
+      <w:lvlText w:val="(%8)"/>
+      <w:lvlJc w:val="left"/>
+      <w:pPr>
+        <w:ind w:left="3520" w:hanging="440"/>
+      </w:pPr>
+    </w:lvl>
+    <w:lvl w:ilvl="8" w:tplc="04090011" w:tentative="1">
+      <w:start w:val="1"/>
+      <w:numFmt w:val="decimalEnclosedCircle"/>
+      <w:lvlText w:val="%9"/>
+      <w:lvlJc w:val="left"/>
+      <w:pPr>
+        <w:ind w:left="3960" w:hanging="440"/>
+      </w:pPr>
+    </w:lvl>
+  </w:abstractNum>
+  <w:abstractNum w:abstractNumId="3" w15:restartNumberingAfterBreak="0">
+    <w:nsid w:val="1BAB2B58"/>
+    <w:multiLevelType w:val="hybridMultilevel"/>
+    <w:tmpl w:val="16287D4A"/>
+    <w:name w:val="__API_DOC_SQUARE_BULLET__2222"/>
+    <w:lvl w:ilvl="0" w:tplc="0409000F">
+      <w:start w:val="1"/>
+      <w:numFmt w:val="decimal"/>
+      <w:lvlText w:val="%1."/>
+      <w:lvlJc w:val="left"/>
+      <w:pPr>
+        <w:ind w:left="440" w:hanging="440"/>
+      </w:pPr>
+    </w:lvl>
+    <w:lvl w:ilvl="1" w:tplc="04090017" w:tentative="1">
+      <w:start w:val="1"/>
+      <w:numFmt w:val="aiueoFullWidth"/>
+      <w:lvlText w:val="(%2)"/>
+      <w:lvlJc w:val="left"/>
+      <w:pPr>
+        <w:ind w:left="880" w:hanging="440"/>
+      </w:pPr>
+    </w:lvl>
+    <w:lvl w:ilvl="2" w:tplc="04090011" w:tentative="1">
+      <w:start w:val="1"/>
+      <w:numFmt w:val="decimalEnclosedCircle"/>
+      <w:lvlText w:val="%3"/>
+      <w:lvlJc w:val="left"/>
+      <w:pPr>
+        <w:ind w:left="1320" w:hanging="440"/>
+      </w:pPr>
+    </w:lvl>
+    <w:lvl w:ilvl="3" w:tplc="0409000F" w:tentative="1">
+      <w:start w:val="1"/>
+      <w:numFmt w:val="decimal"/>
+      <w:lvlText w:val="%4."/>
+      <w:lvlJc w:val="left"/>
+      <w:pPr>
+        <w:ind w:left="1760" w:hanging="440"/>
+      </w:pPr>
+    </w:lvl>
+    <w:lvl w:ilvl="4" w:tplc="04090017" w:tentative="1">
+      <w:start w:val="1"/>
+      <w:numFmt w:val="aiueoFullWidth"/>
+      <w:lvlText w:val="(%5)"/>
+      <w:lvlJc w:val="left"/>
+      <w:pPr>
+        <w:ind w:left="2200" w:hanging="440"/>
+      </w:pPr>
+    </w:lvl>
+    <w:lvl w:ilvl="5" w:tplc="04090011" w:tentative="1">
+      <w:start w:val="1"/>
+      <w:numFmt w:val="decimalEnclosedCircle"/>
+      <w:lvlText w:val="%6"/>
+      <w:lvlJc w:val="left"/>
+      <w:pPr>
+        <w:ind w:left="2640" w:hanging="440"/>
+      </w:pPr>
+    </w:lvl>
+    <w:lvl w:ilvl="6" w:tplc="0409000F" w:tentative="1">
+      <w:start w:val="1"/>
+      <w:numFmt w:val="decimal"/>
+      <w:lvlText w:val="%7."/>
+      <w:lvlJc w:val="left"/>
+      <w:pPr>
+        <w:ind w:left="3080" w:hanging="440"/>
+      </w:pPr>
+    </w:lvl>
+    <w:lvl w:ilvl="7" w:tplc="04090017" w:tentative="1">
+      <w:start w:val="1"/>
+      <w:numFmt w:val="aiueoFullWidth"/>
+      <w:lvlText w:val="(%8)"/>
+      <w:lvlJc w:val="left"/>
+      <w:pPr>
+        <w:ind w:left="3520" w:hanging="440"/>
+      </w:pPr>
+    </w:lvl>
+    <w:lvl w:ilvl="8" w:tplc="04090011" w:tentative="1">
+      <w:start w:val="1"/>
+      <w:numFmt w:val="decimalEnclosedCircle"/>
+      <w:lvlText w:val="%9"/>
+      <w:lvlJc w:val="left"/>
+      <w:pPr>
+        <w:ind w:left="3960" w:hanging="440"/>
+      </w:pPr>
+    </w:lvl>
+  </w:abstractNum>
+  <w:abstractNum w:abstractNumId="4" w15:restartNumberingAfterBreak="0">
+    <w:nsid w:val="1BB776E9"/>
     <w:multiLevelType w:val="singleLevel"/>
     <w:tmpl w:val="04090001"/>
     <w:lvl w:ilvl="0">
@@ -32564,11 +32370,11 @@
       </w:rPr>
     </w:lvl>
   </w:abstractNum>
-  <w:abstractNum w:abstractNumId="1" w15:restartNumberingAfterBreak="0">
-    <w:nsid w:val="0C1947F3"/>
+  <w:abstractNum w:abstractNumId="5" w15:restartNumberingAfterBreak="0">
+    <w:nsid w:val="1D270A17"/>
     <w:multiLevelType w:val="hybridMultilevel"/>
-    <w:tmpl w:val="F0EA00A4"/>
-    <w:name w:val="__API_DOC_SQUARE_BULLET__22222222"/>
+    <w:tmpl w:val="842CF306"/>
+    <w:name w:val="__API_DOC_SQUARE_BULLET__222222"/>
     <w:lvl w:ilvl="0" w:tplc="0409000F">
       <w:start w:val="1"/>
       <w:numFmt w:val="decimal"/>
@@ -32651,182 +32457,8 @@
       </w:pPr>
     </w:lvl>
   </w:abstractNum>
-  <w:abstractNum w:abstractNumId="2" w15:restartNumberingAfterBreak="0">
-    <w:nsid w:val="14634D47"/>
-    <w:multiLevelType w:val="hybridMultilevel"/>
-    <w:tmpl w:val="E46805F0"/>
-    <w:name w:val="__API_DOC_SQUARE_BULLET__2"/>
-    <w:lvl w:ilvl="0" w:tplc="0409000F">
-      <w:start w:val="1"/>
-      <w:numFmt w:val="decimal"/>
-      <w:lvlText w:val="%1."/>
-      <w:lvlJc w:val="left"/>
-      <w:pPr>
-        <w:ind w:left="440" w:hanging="440"/>
-      </w:pPr>
-    </w:lvl>
-    <w:lvl w:ilvl="1" w:tplc="04090017" w:tentative="1">
-      <w:start w:val="1"/>
-      <w:numFmt w:val="aiueoFullWidth"/>
-      <w:lvlText w:val="(%2)"/>
-      <w:lvlJc w:val="left"/>
-      <w:pPr>
-        <w:ind w:left="880" w:hanging="440"/>
-      </w:pPr>
-    </w:lvl>
-    <w:lvl w:ilvl="2" w:tplc="04090011" w:tentative="1">
-      <w:start w:val="1"/>
-      <w:numFmt w:val="decimalEnclosedCircle"/>
-      <w:lvlText w:val="%3"/>
-      <w:lvlJc w:val="left"/>
-      <w:pPr>
-        <w:ind w:left="1320" w:hanging="440"/>
-      </w:pPr>
-    </w:lvl>
-    <w:lvl w:ilvl="3" w:tplc="0409000F" w:tentative="1">
-      <w:start w:val="1"/>
-      <w:numFmt w:val="decimal"/>
-      <w:lvlText w:val="%4."/>
-      <w:lvlJc w:val="left"/>
-      <w:pPr>
-        <w:ind w:left="1760" w:hanging="440"/>
-      </w:pPr>
-    </w:lvl>
-    <w:lvl w:ilvl="4" w:tplc="04090017" w:tentative="1">
-      <w:start w:val="1"/>
-      <w:numFmt w:val="aiueoFullWidth"/>
-      <w:lvlText w:val="(%5)"/>
-      <w:lvlJc w:val="left"/>
-      <w:pPr>
-        <w:ind w:left="2200" w:hanging="440"/>
-      </w:pPr>
-    </w:lvl>
-    <w:lvl w:ilvl="5" w:tplc="04090011" w:tentative="1">
-      <w:start w:val="1"/>
-      <w:numFmt w:val="decimalEnclosedCircle"/>
-      <w:lvlText w:val="%6"/>
-      <w:lvlJc w:val="left"/>
-      <w:pPr>
-        <w:ind w:left="2640" w:hanging="440"/>
-      </w:pPr>
-    </w:lvl>
-    <w:lvl w:ilvl="6" w:tplc="0409000F" w:tentative="1">
-      <w:start w:val="1"/>
-      <w:numFmt w:val="decimal"/>
-      <w:lvlText w:val="%7."/>
-      <w:lvlJc w:val="left"/>
-      <w:pPr>
-        <w:ind w:left="3080" w:hanging="440"/>
-      </w:pPr>
-    </w:lvl>
-    <w:lvl w:ilvl="7" w:tplc="04090017" w:tentative="1">
-      <w:start w:val="1"/>
-      <w:numFmt w:val="aiueoFullWidth"/>
-      <w:lvlText w:val="(%8)"/>
-      <w:lvlJc w:val="left"/>
-      <w:pPr>
-        <w:ind w:left="3520" w:hanging="440"/>
-      </w:pPr>
-    </w:lvl>
-    <w:lvl w:ilvl="8" w:tplc="04090011" w:tentative="1">
-      <w:start w:val="1"/>
-      <w:numFmt w:val="decimalEnclosedCircle"/>
-      <w:lvlText w:val="%9"/>
-      <w:lvlJc w:val="left"/>
-      <w:pPr>
-        <w:ind w:left="3960" w:hanging="440"/>
-      </w:pPr>
-    </w:lvl>
-  </w:abstractNum>
-  <w:abstractNum w:abstractNumId="3" w15:restartNumberingAfterBreak="0">
-    <w:nsid w:val="24A460DA"/>
-    <w:multiLevelType w:val="hybridMultilevel"/>
-    <w:tmpl w:val="9BC0AEE4"/>
-    <w:name w:val="__API_DOC_SQUARE_BULLET__222222222"/>
-    <w:lvl w:ilvl="0" w:tplc="0409000F">
-      <w:start w:val="1"/>
-      <w:numFmt w:val="decimal"/>
-      <w:lvlText w:val="%1."/>
-      <w:lvlJc w:val="left"/>
-      <w:pPr>
-        <w:ind w:left="440" w:hanging="440"/>
-      </w:pPr>
-    </w:lvl>
-    <w:lvl w:ilvl="1" w:tplc="04090017" w:tentative="1">
-      <w:start w:val="1"/>
-      <w:numFmt w:val="aiueoFullWidth"/>
-      <w:lvlText w:val="(%2)"/>
-      <w:lvlJc w:val="left"/>
-      <w:pPr>
-        <w:ind w:left="880" w:hanging="440"/>
-      </w:pPr>
-    </w:lvl>
-    <w:lvl w:ilvl="2" w:tplc="04090011" w:tentative="1">
-      <w:start w:val="1"/>
-      <w:numFmt w:val="decimalEnclosedCircle"/>
-      <w:lvlText w:val="%3"/>
-      <w:lvlJc w:val="left"/>
-      <w:pPr>
-        <w:ind w:left="1320" w:hanging="440"/>
-      </w:pPr>
-    </w:lvl>
-    <w:lvl w:ilvl="3" w:tplc="0409000F" w:tentative="1">
-      <w:start w:val="1"/>
-      <w:numFmt w:val="decimal"/>
-      <w:lvlText w:val="%4."/>
-      <w:lvlJc w:val="left"/>
-      <w:pPr>
-        <w:ind w:left="1760" w:hanging="440"/>
-      </w:pPr>
-    </w:lvl>
-    <w:lvl w:ilvl="4" w:tplc="04090017" w:tentative="1">
-      <w:start w:val="1"/>
-      <w:numFmt w:val="aiueoFullWidth"/>
-      <w:lvlText w:val="(%5)"/>
-      <w:lvlJc w:val="left"/>
-      <w:pPr>
-        <w:ind w:left="2200" w:hanging="440"/>
-      </w:pPr>
-    </w:lvl>
-    <w:lvl w:ilvl="5" w:tplc="04090011" w:tentative="1">
-      <w:start w:val="1"/>
-      <w:numFmt w:val="decimalEnclosedCircle"/>
-      <w:lvlText w:val="%6"/>
-      <w:lvlJc w:val="left"/>
-      <w:pPr>
-        <w:ind w:left="2640" w:hanging="440"/>
-      </w:pPr>
-    </w:lvl>
-    <w:lvl w:ilvl="6" w:tplc="0409000F" w:tentative="1">
-      <w:start w:val="1"/>
-      <w:numFmt w:val="decimal"/>
-      <w:lvlText w:val="%7."/>
-      <w:lvlJc w:val="left"/>
-      <w:pPr>
-        <w:ind w:left="3080" w:hanging="440"/>
-      </w:pPr>
-    </w:lvl>
-    <w:lvl w:ilvl="7" w:tplc="04090017" w:tentative="1">
-      <w:start w:val="1"/>
-      <w:numFmt w:val="aiueoFullWidth"/>
-      <w:lvlText w:val="(%8)"/>
-      <w:lvlJc w:val="left"/>
-      <w:pPr>
-        <w:ind w:left="3520" w:hanging="440"/>
-      </w:pPr>
-    </w:lvl>
-    <w:lvl w:ilvl="8" w:tplc="04090011" w:tentative="1">
-      <w:start w:val="1"/>
-      <w:numFmt w:val="decimalEnclosedCircle"/>
-      <w:lvlText w:val="%9"/>
-      <w:lvlJc w:val="left"/>
-      <w:pPr>
-        <w:ind w:left="3960" w:hanging="440"/>
-      </w:pPr>
-    </w:lvl>
-  </w:abstractNum>
-  <w:abstractNum w:abstractNumId="4" w15:restartNumberingAfterBreak="0">
-    <w:nsid w:val="29F73068"/>
+  <w:abstractNum w:abstractNumId="6" w15:restartNumberingAfterBreak="0">
+    <w:nsid w:val="225E38BD"/>
     <w:multiLevelType w:val="singleLevel"/>
     <w:tmpl w:val="0409000F"/>
     <w:name w:val="__API_DOC_SQUARE_BULLET__"/>
@@ -32840,11 +32472,11 @@
       </w:pPr>
     </w:lvl>
   </w:abstractNum>
-  <w:abstractNum w:abstractNumId="5" w15:restartNumberingAfterBreak="0">
-    <w:nsid w:val="2F9A7463"/>
+  <w:abstractNum w:abstractNumId="7" w15:restartNumberingAfterBreak="0">
+    <w:nsid w:val="4E764549"/>
     <w:multiLevelType w:val="hybridMultilevel"/>
-    <w:tmpl w:val="8EEEA6C6"/>
-    <w:name w:val="__API_DOC_SQUARE_BULLET__2222222"/>
+    <w:tmpl w:val="85C67784"/>
+    <w:name w:val="__API_DOC_SQUARE_BULLET__22222"/>
     <w:lvl w:ilvl="0" w:tplc="0409000F">
       <w:start w:val="1"/>
       <w:numFmt w:val="decimal"/>
@@ -32927,11 +32559,11 @@
       </w:pPr>
     </w:lvl>
   </w:abstractNum>
-  <w:abstractNum w:abstractNumId="6" w15:restartNumberingAfterBreak="0">
-    <w:nsid w:val="3AE05EF8"/>
+  <w:abstractNum w:abstractNumId="8" w15:restartNumberingAfterBreak="0">
+    <w:nsid w:val="5E6C181C"/>
     <w:multiLevelType w:val="hybridMultilevel"/>
-    <w:tmpl w:val="473AC996"/>
-    <w:name w:val="__API_DOC_SQUARE_BULLET__22222"/>
+    <w:tmpl w:val="577231F6"/>
+    <w:name w:val="__API_DOC_SQUARE_BULLET__2222222222"/>
     <w:lvl w:ilvl="0" w:tplc="0409000F">
       <w:start w:val="1"/>
       <w:numFmt w:val="decimal"/>
@@ -33014,10 +32646,97 @@
       </w:pPr>
     </w:lvl>
   </w:abstractNum>
-  <w:abstractNum w:abstractNumId="7" w15:restartNumberingAfterBreak="0">
-    <w:nsid w:val="3CD16418"/>
+  <w:abstractNum w:abstractNumId="9" w15:restartNumberingAfterBreak="0">
+    <w:nsid w:val="62E25215"/>
     <w:multiLevelType w:val="hybridMultilevel"/>
-    <w:tmpl w:val="64160042"/>
+    <w:tmpl w:val="4A10AF36"/>
+    <w:name w:val="__API_DOC_SQUARE_BULLET__222222222"/>
+    <w:lvl w:ilvl="0" w:tplc="0409000F">
+      <w:start w:val="1"/>
+      <w:numFmt w:val="decimal"/>
+      <w:lvlText w:val="%1."/>
+      <w:lvlJc w:val="left"/>
+      <w:pPr>
+        <w:ind w:left="440" w:hanging="440"/>
+      </w:pPr>
+    </w:lvl>
+    <w:lvl w:ilvl="1" w:tplc="04090017" w:tentative="1">
+      <w:start w:val="1"/>
+      <w:numFmt w:val="aiueoFullWidth"/>
+      <w:lvlText w:val="(%2)"/>
+      <w:lvlJc w:val="left"/>
+      <w:pPr>
+        <w:ind w:left="880" w:hanging="440"/>
+      </w:pPr>
+    </w:lvl>
+    <w:lvl w:ilvl="2" w:tplc="04090011" w:tentative="1">
+      <w:start w:val="1"/>
+      <w:numFmt w:val="decimalEnclosedCircle"/>
+      <w:lvlText w:val="%3"/>
+      <w:lvlJc w:val="left"/>
+      <w:pPr>
+        <w:ind w:left="1320" w:hanging="440"/>
+      </w:pPr>
+    </w:lvl>
+    <w:lvl w:ilvl="3" w:tplc="0409000F" w:tentative="1">
+      <w:start w:val="1"/>
+      <w:numFmt w:val="decimal"/>
+      <w:lvlText w:val="%4."/>
+      <w:lvlJc w:val="left"/>
+      <w:pPr>
+        <w:ind w:left="1760" w:hanging="440"/>
+      </w:pPr>
+    </w:lvl>
+    <w:lvl w:ilvl="4" w:tplc="04090017" w:tentative="1">
+      <w:start w:val="1"/>
+      <w:numFmt w:val="aiueoFullWidth"/>
+      <w:lvlText w:val="(%5)"/>
+      <w:lvlJc w:val="left"/>
+      <w:pPr>
+        <w:ind w:left="2200" w:hanging="440"/>
+      </w:pPr>
+    </w:lvl>
+    <w:lvl w:ilvl="5" w:tplc="04090011" w:tentative="1">
+      <w:start w:val="1"/>
+      <w:numFmt w:val="decimalEnclosedCircle"/>
+      <w:lvlText w:val="%6"/>
+      <w:lvlJc w:val="left"/>
+      <w:pPr>
+        <w:ind w:left="2640" w:hanging="440"/>
+      </w:pPr>
+    </w:lvl>
+    <w:lvl w:ilvl="6" w:tplc="0409000F" w:tentative="1">
+      <w:start w:val="1"/>
+      <w:numFmt w:val="decimal"/>
+      <w:lvlText w:val="%7."/>
+      <w:lvlJc w:val="left"/>
+      <w:pPr>
+        <w:ind w:left="3080" w:hanging="440"/>
+      </w:pPr>
+    </w:lvl>
+    <w:lvl w:ilvl="7" w:tplc="04090017" w:tentative="1">
+      <w:start w:val="1"/>
+      <w:numFmt w:val="aiueoFullWidth"/>
+      <w:lvlText w:val="(%8)"/>
+      <w:lvlJc w:val="left"/>
+      <w:pPr>
+        <w:ind w:left="3520" w:hanging="440"/>
+      </w:pPr>
+    </w:lvl>
+    <w:lvl w:ilvl="8" w:tplc="04090011" w:tentative="1">
+      <w:start w:val="1"/>
+      <w:numFmt w:val="decimalEnclosedCircle"/>
+      <w:lvlText w:val="%9"/>
+      <w:lvlJc w:val="left"/>
+      <w:pPr>
+        <w:ind w:left="3960" w:hanging="440"/>
+      </w:pPr>
+    </w:lvl>
+  </w:abstractNum>
+  <w:abstractNum w:abstractNumId="10" w15:restartNumberingAfterBreak="0">
+    <w:nsid w:val="71DD02A2"/>
+    <w:multiLevelType w:val="hybridMultilevel"/>
+    <w:tmpl w:val="3D182084"/>
     <w:name w:val="__API_DOC_SQUARE_BULLET__222"/>
     <w:lvl w:ilvl="0" w:tplc="0409000F">
       <w:start w:val="1"/>
@@ -33101,355 +32820,7 @@
       </w:pPr>
     </w:lvl>
   </w:abstractNum>
-  <w:abstractNum w:abstractNumId="8" w15:restartNumberingAfterBreak="0">
-    <w:nsid w:val="3E3D62D6"/>
-    <w:multiLevelType w:val="hybridMultilevel"/>
-    <w:tmpl w:val="03508E84"/>
-    <w:name w:val="__API_DOC_SQUARE_BULLET__22"/>
-    <w:lvl w:ilvl="0" w:tplc="0409000F">
-      <w:start w:val="1"/>
-      <w:numFmt w:val="decimal"/>
-      <w:lvlText w:val="%1."/>
-      <w:lvlJc w:val="left"/>
-      <w:pPr>
-        <w:ind w:left="440" w:hanging="440"/>
-      </w:pPr>
-    </w:lvl>
-    <w:lvl w:ilvl="1" w:tplc="04090017" w:tentative="1">
-      <w:start w:val="1"/>
-      <w:numFmt w:val="aiueoFullWidth"/>
-      <w:lvlText w:val="(%2)"/>
-      <w:lvlJc w:val="left"/>
-      <w:pPr>
-        <w:ind w:left="880" w:hanging="440"/>
-      </w:pPr>
-    </w:lvl>
-    <w:lvl w:ilvl="2" w:tplc="04090011" w:tentative="1">
-      <w:start w:val="1"/>
-      <w:numFmt w:val="decimalEnclosedCircle"/>
-      <w:lvlText w:val="%3"/>
-      <w:lvlJc w:val="left"/>
-      <w:pPr>
-        <w:ind w:left="1320" w:hanging="440"/>
-      </w:pPr>
-    </w:lvl>
-    <w:lvl w:ilvl="3" w:tplc="0409000F" w:tentative="1">
-      <w:start w:val="1"/>
-      <w:numFmt w:val="decimal"/>
-      <w:lvlText w:val="%4."/>
-      <w:lvlJc w:val="left"/>
-      <w:pPr>
-        <w:ind w:left="1760" w:hanging="440"/>
-      </w:pPr>
-    </w:lvl>
-    <w:lvl w:ilvl="4" w:tplc="04090017" w:tentative="1">
-      <w:start w:val="1"/>
-      <w:numFmt w:val="aiueoFullWidth"/>
-      <w:lvlText w:val="(%5)"/>
-      <w:lvlJc w:val="left"/>
-      <w:pPr>
-        <w:ind w:left="2200" w:hanging="440"/>
-      </w:pPr>
-    </w:lvl>
-    <w:lvl w:ilvl="5" w:tplc="04090011" w:tentative="1">
-      <w:start w:val="1"/>
-      <w:numFmt w:val="decimalEnclosedCircle"/>
-      <w:lvlText w:val="%6"/>
-      <w:lvlJc w:val="left"/>
-      <w:pPr>
-        <w:ind w:left="2640" w:hanging="440"/>
-      </w:pPr>
-    </w:lvl>
-    <w:lvl w:ilvl="6" w:tplc="0409000F" w:tentative="1">
-      <w:start w:val="1"/>
-      <w:numFmt w:val="decimal"/>
-      <w:lvlText w:val="%7."/>
-      <w:lvlJc w:val="left"/>
-      <w:pPr>
-        <w:ind w:left="3080" w:hanging="440"/>
-      </w:pPr>
-    </w:lvl>
-    <w:lvl w:ilvl="7" w:tplc="04090017" w:tentative="1">
-      <w:start w:val="1"/>
-      <w:numFmt w:val="aiueoFullWidth"/>
-      <w:lvlText w:val="(%8)"/>
-      <w:lvlJc w:val="left"/>
-      <w:pPr>
-        <w:ind w:left="3520" w:hanging="440"/>
-      </w:pPr>
-    </w:lvl>
-    <w:lvl w:ilvl="8" w:tplc="04090011" w:tentative="1">
-      <w:start w:val="1"/>
-      <w:numFmt w:val="decimalEnclosedCircle"/>
-      <w:lvlText w:val="%9"/>
-      <w:lvlJc w:val="left"/>
-      <w:pPr>
-        <w:ind w:left="3960" w:hanging="440"/>
-      </w:pPr>
-    </w:lvl>
-  </w:abstractNum>
-  <w:abstractNum w:abstractNumId="9" w15:restartNumberingAfterBreak="0">
-    <w:nsid w:val="60A44F61"/>
-    <w:multiLevelType w:val="hybridMultilevel"/>
-    <w:tmpl w:val="F5DA5824"/>
-    <w:name w:val="__API_DOC_SQUARE_BULLET__2222"/>
-    <w:lvl w:ilvl="0" w:tplc="0409000F">
-      <w:start w:val="1"/>
-      <w:numFmt w:val="decimal"/>
-      <w:lvlText w:val="%1."/>
-      <w:lvlJc w:val="left"/>
-      <w:pPr>
-        <w:ind w:left="440" w:hanging="440"/>
-      </w:pPr>
-    </w:lvl>
-    <w:lvl w:ilvl="1" w:tplc="04090017" w:tentative="1">
-      <w:start w:val="1"/>
-      <w:numFmt w:val="aiueoFullWidth"/>
-      <w:lvlText w:val="(%2)"/>
-      <w:lvlJc w:val="left"/>
-      <w:pPr>
-        <w:ind w:left="880" w:hanging="440"/>
-      </w:pPr>
-    </w:lvl>
-    <w:lvl w:ilvl="2" w:tplc="04090011" w:tentative="1">
-      <w:start w:val="1"/>
-      <w:numFmt w:val="decimalEnclosedCircle"/>
-      <w:lvlText w:val="%3"/>
-      <w:lvlJc w:val="left"/>
-      <w:pPr>
-        <w:ind w:left="1320" w:hanging="440"/>
-      </w:pPr>
-    </w:lvl>
-    <w:lvl w:ilvl="3" w:tplc="0409000F" w:tentative="1">
-      <w:start w:val="1"/>
-      <w:numFmt w:val="decimal"/>
-      <w:lvlText w:val="%4."/>
-      <w:lvlJc w:val="left"/>
-      <w:pPr>
-        <w:ind w:left="1760" w:hanging="440"/>
-      </w:pPr>
-    </w:lvl>
-    <w:lvl w:ilvl="4" w:tplc="04090017" w:tentative="1">
-      <w:start w:val="1"/>
-      <w:numFmt w:val="aiueoFullWidth"/>
-      <w:lvlText w:val="(%5)"/>
-      <w:lvlJc w:val="left"/>
-      <w:pPr>
-        <w:ind w:left="2200" w:hanging="440"/>
-      </w:pPr>
-    </w:lvl>
-    <w:lvl w:ilvl="5" w:tplc="04090011" w:tentative="1">
-      <w:start w:val="1"/>
-      <w:numFmt w:val="decimalEnclosedCircle"/>
-      <w:lvlText w:val="%6"/>
-      <w:lvlJc w:val="left"/>
-      <w:pPr>
-        <w:ind w:left="2640" w:hanging="440"/>
-      </w:pPr>
-    </w:lvl>
-    <w:lvl w:ilvl="6" w:tplc="0409000F" w:tentative="1">
-      <w:start w:val="1"/>
-      <w:numFmt w:val="decimal"/>
-      <w:lvlText w:val="%7."/>
-      <w:lvlJc w:val="left"/>
-      <w:pPr>
-        <w:ind w:left="3080" w:hanging="440"/>
-      </w:pPr>
-    </w:lvl>
-    <w:lvl w:ilvl="7" w:tplc="04090017" w:tentative="1">
-      <w:start w:val="1"/>
-      <w:numFmt w:val="aiueoFullWidth"/>
-      <w:lvlText w:val="(%8)"/>
-      <w:lvlJc w:val="left"/>
-      <w:pPr>
-        <w:ind w:left="3520" w:hanging="440"/>
-      </w:pPr>
-    </w:lvl>
-    <w:lvl w:ilvl="8" w:tplc="04090011" w:tentative="1">
-      <w:start w:val="1"/>
-      <w:numFmt w:val="decimalEnclosedCircle"/>
-      <w:lvlText w:val="%9"/>
-      <w:lvlJc w:val="left"/>
-      <w:pPr>
-        <w:ind w:left="3960" w:hanging="440"/>
-      </w:pPr>
-    </w:lvl>
-  </w:abstractNum>
-  <w:abstractNum w:abstractNumId="10" w15:restartNumberingAfterBreak="0">
-    <w:nsid w:val="657E50E3"/>
-    <w:multiLevelType w:val="hybridMultilevel"/>
-    <w:tmpl w:val="9F46B0BC"/>
-    <w:name w:val="__API_DOC_SQUARE_BULLET__2222222222"/>
-    <w:lvl w:ilvl="0" w:tplc="0409000F">
-      <w:start w:val="1"/>
-      <w:numFmt w:val="decimal"/>
-      <w:lvlText w:val="%1."/>
-      <w:lvlJc w:val="left"/>
-      <w:pPr>
-        <w:ind w:left="440" w:hanging="440"/>
-      </w:pPr>
-    </w:lvl>
-    <w:lvl w:ilvl="1" w:tplc="04090017" w:tentative="1">
-      <w:start w:val="1"/>
-      <w:numFmt w:val="aiueoFullWidth"/>
-      <w:lvlText w:val="(%2)"/>
-      <w:lvlJc w:val="left"/>
-      <w:pPr>
-        <w:ind w:left="880" w:hanging="440"/>
-      </w:pPr>
-    </w:lvl>
-    <w:lvl w:ilvl="2" w:tplc="04090011" w:tentative="1">
-      <w:start w:val="1"/>
-      <w:numFmt w:val="decimalEnclosedCircle"/>
-      <w:lvlText w:val="%3"/>
-      <w:lvlJc w:val="left"/>
-      <w:pPr>
-        <w:ind w:left="1320" w:hanging="440"/>
-      </w:pPr>
-    </w:lvl>
-    <w:lvl w:ilvl="3" w:tplc="0409000F" w:tentative="1">
-      <w:start w:val="1"/>
-      <w:numFmt w:val="decimal"/>
-      <w:lvlText w:val="%4."/>
-      <w:lvlJc w:val="left"/>
-      <w:pPr>
-        <w:ind w:left="1760" w:hanging="440"/>
-      </w:pPr>
-    </w:lvl>
-    <w:lvl w:ilvl="4" w:tplc="04090017" w:tentative="1">
-      <w:start w:val="1"/>
-      <w:numFmt w:val="aiueoFullWidth"/>
-      <w:lvlText w:val="(%5)"/>
-      <w:lvlJc w:val="left"/>
-      <w:pPr>
-        <w:ind w:left="2200" w:hanging="440"/>
-      </w:pPr>
-    </w:lvl>
-    <w:lvl w:ilvl="5" w:tplc="04090011" w:tentative="1">
-      <w:start w:val="1"/>
-      <w:numFmt w:val="decimalEnclosedCircle"/>
-      <w:lvlText w:val="%6"/>
-      <w:lvlJc w:val="left"/>
-      <w:pPr>
-        <w:ind w:left="2640" w:hanging="440"/>
-      </w:pPr>
-    </w:lvl>
-    <w:lvl w:ilvl="6" w:tplc="0409000F" w:tentative="1">
-      <w:start w:val="1"/>
-      <w:numFmt w:val="decimal"/>
-      <w:lvlText w:val="%7."/>
-      <w:lvlJc w:val="left"/>
-      <w:pPr>
-        <w:ind w:left="3080" w:hanging="440"/>
-      </w:pPr>
-    </w:lvl>
-    <w:lvl w:ilvl="7" w:tplc="04090017" w:tentative="1">
-      <w:start w:val="1"/>
-      <w:numFmt w:val="aiueoFullWidth"/>
-      <w:lvlText w:val="(%8)"/>
-      <w:lvlJc w:val="left"/>
-      <w:pPr>
-        <w:ind w:left="3520" w:hanging="440"/>
-      </w:pPr>
-    </w:lvl>
-    <w:lvl w:ilvl="8" w:tplc="04090011" w:tentative="1">
-      <w:start w:val="1"/>
-      <w:numFmt w:val="decimalEnclosedCircle"/>
-      <w:lvlText w:val="%9"/>
-      <w:lvlJc w:val="left"/>
-      <w:pPr>
-        <w:ind w:left="3960" w:hanging="440"/>
-      </w:pPr>
-    </w:lvl>
-  </w:abstractNum>
   <w:abstractNum w:abstractNumId="11" w15:restartNumberingAfterBreak="0">
-    <w:nsid w:val="6A522BDE"/>
-    <w:multiLevelType w:val="hybridMultilevel"/>
-    <w:tmpl w:val="1FE2A5BE"/>
-    <w:name w:val="__API_DOC_SQUARE_BULLET__222222"/>
-    <w:lvl w:ilvl="0" w:tplc="0409000F">
-      <w:start w:val="1"/>
-      <w:numFmt w:val="decimal"/>
-      <w:lvlText w:val="%1."/>
-      <w:lvlJc w:val="left"/>
-      <w:pPr>
-        <w:ind w:left="440" w:hanging="440"/>
-      </w:pPr>
-    </w:lvl>
-    <w:lvl w:ilvl="1" w:tplc="04090017" w:tentative="1">
-      <w:start w:val="1"/>
-      <w:numFmt w:val="aiueoFullWidth"/>
-      <w:lvlText w:val="(%2)"/>
-      <w:lvlJc w:val="left"/>
-      <w:pPr>
-        <w:ind w:left="880" w:hanging="440"/>
-      </w:pPr>
-    </w:lvl>
-    <w:lvl w:ilvl="2" w:tplc="04090011" w:tentative="1">
-      <w:start w:val="1"/>
-      <w:numFmt w:val="decimalEnclosedCircle"/>
-      <w:lvlText w:val="%3"/>
-      <w:lvlJc w:val="left"/>
-      <w:pPr>
-        <w:ind w:left="1320" w:hanging="440"/>
-      </w:pPr>
-    </w:lvl>
-    <w:lvl w:ilvl="3" w:tplc="0409000F" w:tentative="1">
-      <w:start w:val="1"/>
-      <w:numFmt w:val="decimal"/>
-      <w:lvlText w:val="%4."/>
-      <w:lvlJc w:val="left"/>
-      <w:pPr>
-        <w:ind w:left="1760" w:hanging="440"/>
-      </w:pPr>
-    </w:lvl>
-    <w:lvl w:ilvl="4" w:tplc="04090017" w:tentative="1">
-      <w:start w:val="1"/>
-      <w:numFmt w:val="aiueoFullWidth"/>
-      <w:lvlText w:val="(%5)"/>
-      <w:lvlJc w:val="left"/>
-      <w:pPr>
-        <w:ind w:left="2200" w:hanging="440"/>
-      </w:pPr>
-    </w:lvl>
-    <w:lvl w:ilvl="5" w:tplc="04090011" w:tentative="1">
-      <w:start w:val="1"/>
-      <w:numFmt w:val="decimalEnclosedCircle"/>
-      <w:lvlText w:val="%6"/>
-      <w:lvlJc w:val="left"/>
-      <w:pPr>
-        <w:ind w:left="2640" w:hanging="440"/>
-      </w:pPr>
-    </w:lvl>
-    <w:lvl w:ilvl="6" w:tplc="0409000F" w:tentative="1">
-      <w:start w:val="1"/>
-      <w:numFmt w:val="decimal"/>
-      <w:lvlText w:val="%7."/>
-      <w:lvlJc w:val="left"/>
-      <w:pPr>
-        <w:ind w:left="3080" w:hanging="440"/>
-      </w:pPr>
-    </w:lvl>
-    <w:lvl w:ilvl="7" w:tplc="04090017" w:tentative="1">
-      <w:start w:val="1"/>
-      <w:numFmt w:val="aiueoFullWidth"/>
-      <w:lvlText w:val="(%8)"/>
-      <w:lvlJc w:val="left"/>
-      <w:pPr>
-        <w:ind w:left="3520" w:hanging="440"/>
-      </w:pPr>
-    </w:lvl>
-    <w:lvl w:ilvl="8" w:tplc="04090011" w:tentative="1">
-      <w:start w:val="1"/>
-      <w:numFmt w:val="decimalEnclosedCircle"/>
-      <w:lvlText w:val="%9"/>
-      <w:lvlJc w:val="left"/>
-      <w:pPr>
-        <w:ind w:left="3960" w:hanging="440"/>
-      </w:pPr>
-    </w:lvl>
-  </w:abstractNum>
-  <w:abstractNum w:abstractNumId="12" w15:restartNumberingAfterBreak="0">
     <w:nsid w:val="7AC532A8"/>
     <w:multiLevelType w:val="multilevel"/>
     <w:tmpl w:val="4E1E5628"/>
@@ -33563,44 +32934,131 @@
       </w:rPr>
     </w:lvl>
   </w:abstractNum>
+  <w:abstractNum w:abstractNumId="12" w15:restartNumberingAfterBreak="0">
+    <w:nsid w:val="7EA85090"/>
+    <w:multiLevelType w:val="hybridMultilevel"/>
+    <w:tmpl w:val="B3C03904"/>
+    <w:name w:val="__API_DOC_SQUARE_BULLET__22222222"/>
+    <w:lvl w:ilvl="0" w:tplc="0409000F">
+      <w:start w:val="1"/>
+      <w:numFmt w:val="decimal"/>
+      <w:lvlText w:val="%1."/>
+      <w:lvlJc w:val="left"/>
+      <w:pPr>
+        <w:ind w:left="440" w:hanging="440"/>
+      </w:pPr>
+    </w:lvl>
+    <w:lvl w:ilvl="1" w:tplc="04090017" w:tentative="1">
+      <w:start w:val="1"/>
+      <w:numFmt w:val="aiueoFullWidth"/>
+      <w:lvlText w:val="(%2)"/>
+      <w:lvlJc w:val="left"/>
+      <w:pPr>
+        <w:ind w:left="880" w:hanging="440"/>
+      </w:pPr>
+    </w:lvl>
+    <w:lvl w:ilvl="2" w:tplc="04090011" w:tentative="1">
+      <w:start w:val="1"/>
+      <w:numFmt w:val="decimalEnclosedCircle"/>
+      <w:lvlText w:val="%3"/>
+      <w:lvlJc w:val="left"/>
+      <w:pPr>
+        <w:ind w:left="1320" w:hanging="440"/>
+      </w:pPr>
+    </w:lvl>
+    <w:lvl w:ilvl="3" w:tplc="0409000F" w:tentative="1">
+      <w:start w:val="1"/>
+      <w:numFmt w:val="decimal"/>
+      <w:lvlText w:val="%4."/>
+      <w:lvlJc w:val="left"/>
+      <w:pPr>
+        <w:ind w:left="1760" w:hanging="440"/>
+      </w:pPr>
+    </w:lvl>
+    <w:lvl w:ilvl="4" w:tplc="04090017" w:tentative="1">
+      <w:start w:val="1"/>
+      <w:numFmt w:val="aiueoFullWidth"/>
+      <w:lvlText w:val="(%5)"/>
+      <w:lvlJc w:val="left"/>
+      <w:pPr>
+        <w:ind w:left="2200" w:hanging="440"/>
+      </w:pPr>
+    </w:lvl>
+    <w:lvl w:ilvl="5" w:tplc="04090011" w:tentative="1">
+      <w:start w:val="1"/>
+      <w:numFmt w:val="decimalEnclosedCircle"/>
+      <w:lvlText w:val="%6"/>
+      <w:lvlJc w:val="left"/>
+      <w:pPr>
+        <w:ind w:left="2640" w:hanging="440"/>
+      </w:pPr>
+    </w:lvl>
+    <w:lvl w:ilvl="6" w:tplc="0409000F" w:tentative="1">
+      <w:start w:val="1"/>
+      <w:numFmt w:val="decimal"/>
+      <w:lvlText w:val="%7."/>
+      <w:lvlJc w:val="left"/>
+      <w:pPr>
+        <w:ind w:left="3080" w:hanging="440"/>
+      </w:pPr>
+    </w:lvl>
+    <w:lvl w:ilvl="7" w:tplc="04090017" w:tentative="1">
+      <w:start w:val="1"/>
+      <w:numFmt w:val="aiueoFullWidth"/>
+      <w:lvlText w:val="(%8)"/>
+      <w:lvlJc w:val="left"/>
+      <w:pPr>
+        <w:ind w:left="3520" w:hanging="440"/>
+      </w:pPr>
+    </w:lvl>
+    <w:lvl w:ilvl="8" w:tplc="04090011" w:tentative="1">
+      <w:start w:val="1"/>
+      <w:numFmt w:val="decimalEnclosedCircle"/>
+      <w:lvlText w:val="%9"/>
+      <w:lvlJc w:val="left"/>
+      <w:pPr>
+        <w:ind w:left="3960" w:hanging="440"/>
+      </w:pPr>
+    </w:lvl>
+  </w:abstractNum>
   <w:num w:numId="1" w16cid:durableId="296302402">
+    <w:abstractNumId w:val="11"/>
+  </w:num>
+  <w:num w:numId="2" w16cid:durableId="1428622490">
+    <w:abstractNumId w:val="4"/>
+  </w:num>
+  <w:num w:numId="3" w16cid:durableId="509491483">
+    <w:abstractNumId w:val="6"/>
+  </w:num>
+  <w:num w:numId="4" w16cid:durableId="407575427">
+    <w:abstractNumId w:val="2"/>
+  </w:num>
+  <w:num w:numId="5" w16cid:durableId="1652641013">
+    <w:abstractNumId w:val="1"/>
+  </w:num>
+  <w:num w:numId="6" w16cid:durableId="1572960073">
+    <w:abstractNumId w:val="10"/>
+  </w:num>
+  <w:num w:numId="7" w16cid:durableId="1150512439">
+    <w:abstractNumId w:val="3"/>
+  </w:num>
+  <w:num w:numId="8" w16cid:durableId="920873625">
+    <w:abstractNumId w:val="7"/>
+  </w:num>
+  <w:num w:numId="9" w16cid:durableId="1564028167">
+    <w:abstractNumId w:val="5"/>
+  </w:num>
+  <w:num w:numId="10" w16cid:durableId="1640721808">
+    <w:abstractNumId w:val="0"/>
+  </w:num>
+  <w:num w:numId="11" w16cid:durableId="716511720">
     <w:abstractNumId w:val="12"/>
   </w:num>
-  <w:num w:numId="2" w16cid:durableId="679086880">
-    <w:abstractNumId w:val="0"/>
-  </w:num>
-  <w:num w:numId="3" w16cid:durableId="487093615">
-    <w:abstractNumId w:val="4"/>
-  </w:num>
-  <w:num w:numId="4" w16cid:durableId="1912503985">
-    <w:abstractNumId w:val="2"/>
-  </w:num>
-  <w:num w:numId="5" w16cid:durableId="914241867">
-    <w:abstractNumId w:val="8"/>
-  </w:num>
-  <w:num w:numId="6" w16cid:durableId="1483693360">
-    <w:abstractNumId w:val="7"/>
-  </w:num>
-  <w:num w:numId="7" w16cid:durableId="1681080519">
+  <w:num w:numId="12" w16cid:durableId="140578775">
     <w:abstractNumId w:val="9"/>
   </w:num>
-  <w:num w:numId="8" w16cid:durableId="1162896375">
-    <w:abstractNumId w:val="6"/>
-  </w:num>
-  <w:num w:numId="9" w16cid:durableId="892929463">
-    <w:abstractNumId w:val="11"/>
-  </w:num>
-  <w:num w:numId="10" w16cid:durableId="1427117398">
-    <w:abstractNumId w:val="5"/>
-  </w:num>
-  <w:num w:numId="11" w16cid:durableId="692457649">
-    <w:abstractNumId w:val="1"/>
-  </w:num>
-  <w:num w:numId="12" w16cid:durableId="536312000">
-    <w:abstractNumId w:val="3"/>
-  </w:num>
-  <w:num w:numId="13" w16cid:durableId="2002200587">
-    <w:abstractNumId w:val="10"/>
+  <w:num w:numId="13" w16cid:durableId="43990912">
+    <w:abstractNumId w:val="8"/>
   </w:num>
   <w:numIdMacAtCleanup w:val="13"/>
 </w:numbering>
